--- a/javascript.docx
+++ b/javascript.docx
@@ -8168,7 +8168,7 @@
           <w:lang w:eastAsia="en-IN"/>
         </w:rPr>
         <w:pict>
-          <v:rect id="_x0000_i1104" style="width:0;height:1.5pt" o:hralign="center" o:hrstd="t" o:hr="t" fillcolor="#a0a0a0" stroked="f"/>
+          <v:rect id="_x0000_i1049" style="width:0;height:1.5pt" o:hralign="center" o:hrstd="t" o:hr="t" fillcolor="#a0a0a0" stroked="f"/>
         </w:pict>
       </w:r>
     </w:p>
@@ -8351,7 +8351,7 @@
           <w:lang w:eastAsia="en-IN"/>
         </w:rPr>
         <w:pict>
-          <v:rect id="_x0000_i1105" style="width:0;height:1.5pt" o:hralign="center" o:hrstd="t" o:hr="t" fillcolor="#a0a0a0" stroked="f"/>
+          <v:rect id="_x0000_i1050" style="width:0;height:1.5pt" o:hralign="center" o:hrstd="t" o:hr="t" fillcolor="#a0a0a0" stroked="f"/>
         </w:pict>
       </w:r>
     </w:p>
@@ -8481,7 +8481,7 @@
           <w:lang w:eastAsia="en-IN"/>
         </w:rPr>
         <w:pict>
-          <v:rect id="_x0000_i1106" style="width:0;height:1.5pt" o:hralign="center" o:hrstd="t" o:hr="t" fillcolor="#a0a0a0" stroked="f"/>
+          <v:rect id="_x0000_i1051" style="width:0;height:1.5pt" o:hralign="center" o:hrstd="t" o:hr="t" fillcolor="#a0a0a0" stroked="f"/>
         </w:pict>
       </w:r>
     </w:p>
@@ -8612,7 +8612,7 @@
           <w:lang w:eastAsia="en-IN"/>
         </w:rPr>
         <w:pict>
-          <v:rect id="_x0000_i1107" style="width:0;height:1.5pt" o:hralign="center" o:hrstd="t" o:hr="t" fillcolor="#a0a0a0" stroked="f"/>
+          <v:rect id="_x0000_i1052" style="width:0;height:1.5pt" o:hralign="center" o:hrstd="t" o:hr="t" fillcolor="#a0a0a0" stroked="f"/>
         </w:pict>
       </w:r>
     </w:p>
@@ -8667,7 +8667,6 @@
       <w:pPr>
         <w:pStyle w:val="code"/>
       </w:pPr>
-      <w:bookmarkStart w:id="0" w:name="_GoBack"/>
       <w:r>
         <w:t>// Normal</w:t>
       </w:r>
@@ -8724,7 +8723,6 @@
         <w:t>}, 1000);</w:t>
       </w:r>
     </w:p>
-    <w:bookmarkEnd w:id="0"/>
     <w:p>
       <w:pPr>
         <w:spacing w:after="0" w:line="240" w:lineRule="auto"/>
@@ -8743,7 +8741,7 @@
           <w:lang w:eastAsia="en-IN"/>
         </w:rPr>
         <w:pict>
-          <v:rect id="_x0000_i1108" style="width:0;height:1.5pt" o:hralign="center" o:hrstd="t" o:hr="t" fillcolor="#a0a0a0" stroked="f"/>
+          <v:rect id="_x0000_i1053" style="width:0;height:1.5pt" o:hralign="center" o:hrstd="t" o:hr="t" fillcolor="#a0a0a0" stroked="f"/>
         </w:pict>
       </w:r>
     </w:p>
@@ -8882,7 +8880,7 @@
           <w:lang w:eastAsia="en-IN"/>
         </w:rPr>
         <w:pict>
-          <v:rect id="_x0000_i1109" style="width:0;height:1.5pt" o:hralign="center" o:hrstd="t" o:hr="t" fillcolor="#a0a0a0" stroked="f"/>
+          <v:rect id="_x0000_i1054" style="width:0;height:1.5pt" o:hralign="center" o:hrstd="t" o:hr="t" fillcolor="#a0a0a0" stroked="f"/>
         </w:pict>
       </w:r>
     </w:p>
@@ -9013,6 +9011,6747 @@
         <w:t xml:space="preserve"> → object methods, classes, constructors</w:t>
       </w:r>
     </w:p>
+    <w:p>
+      <w:pPr>
+        <w:spacing w:before="100" w:beforeAutospacing="1" w:after="100" w:afterAutospacing="1" w:line="240" w:lineRule="auto"/>
+        <w:outlineLvl w:val="0"/>
+        <w:rPr>
+          <w:rFonts w:eastAsia="Times New Roman" w:cstheme="minorHAnsi"/>
+          <w:b/>
+          <w:bCs/>
+          <w:kern w:val="36"/>
+          <w:lang w:eastAsia="en-IN"/>
+        </w:rPr>
+      </w:pPr>
+      <w:r>
+        <w:rPr>
+          <w:rFonts w:eastAsia="Times New Roman" w:cstheme="minorHAnsi"/>
+          <w:b/>
+          <w:bCs/>
+          <w:kern w:val="36"/>
+          <w:lang w:eastAsia="en-IN"/>
+        </w:rPr>
+        <w:t xml:space="preserve">1. </w:t>
+      </w:r>
+      <w:r>
+        <w:rPr>
+          <w:rFonts w:eastAsia="Times New Roman" w:cstheme="minorHAnsi"/>
+          <w:b/>
+          <w:bCs/>
+          <w:kern w:val="36"/>
+          <w:lang w:eastAsia="en-IN"/>
+        </w:rPr>
+        <w:t>Promise.all()</w:t>
+      </w:r>
+    </w:p>
+    <w:p>
+      <w:pPr>
+        <w:spacing w:before="100" w:beforeAutospacing="1" w:after="100" w:afterAutospacing="1" w:line="240" w:lineRule="auto"/>
+        <w:rPr>
+          <w:rFonts w:eastAsia="Times New Roman" w:cstheme="minorHAnsi"/>
+          <w:lang w:eastAsia="en-IN"/>
+        </w:rPr>
+      </w:pPr>
+      <w:r>
+        <w:rPr>
+          <w:rFonts w:eastAsia="Times New Roman" w:cstheme="minorHAnsi"/>
+          <w:lang w:eastAsia="en-IN"/>
+        </w:rPr>
+        <w:t xml:space="preserve">Waits for </w:t>
+      </w:r>
+      <w:r>
+        <w:rPr>
+          <w:rFonts w:eastAsia="Times New Roman" w:cstheme="minorHAnsi"/>
+          <w:b/>
+          <w:bCs/>
+          <w:lang w:eastAsia="en-IN"/>
+        </w:rPr>
+        <w:t>all promises to succeed</w:t>
+      </w:r>
+      <w:r>
+        <w:rPr>
+          <w:rFonts w:eastAsia="Times New Roman" w:cstheme="minorHAnsi"/>
+          <w:lang w:eastAsia="en-IN"/>
+        </w:rPr>
+        <w:t>.</w:t>
+      </w:r>
+    </w:p>
+    <w:p>
+      <w:pPr>
+        <w:spacing w:before="100" w:beforeAutospacing="1" w:after="100" w:afterAutospacing="1" w:line="240" w:lineRule="auto"/>
+        <w:rPr>
+          <w:rFonts w:eastAsia="Times New Roman" w:cstheme="minorHAnsi"/>
+          <w:lang w:eastAsia="en-IN"/>
+        </w:rPr>
+      </w:pPr>
+      <w:r>
+        <w:rPr>
+          <w:rFonts w:eastAsia="Times New Roman" w:cstheme="minorHAnsi"/>
+          <w:lang w:eastAsia="en-IN"/>
+        </w:rPr>
+        <w:t xml:space="preserve">If even </w:t>
+      </w:r>
+      <w:r>
+        <w:rPr>
+          <w:rFonts w:eastAsia="Times New Roman" w:cstheme="minorHAnsi"/>
+          <w:b/>
+          <w:bCs/>
+          <w:lang w:eastAsia="en-IN"/>
+        </w:rPr>
+        <w:t>one fails</w:t>
+      </w:r>
+      <w:r>
+        <w:rPr>
+          <w:rFonts w:eastAsia="Times New Roman" w:cstheme="minorHAnsi"/>
+          <w:lang w:eastAsia="en-IN"/>
+        </w:rPr>
+        <w:t>, whole thing fails immediately.</w:t>
+      </w:r>
+    </w:p>
+    <w:p>
+      <w:pPr>
+        <w:pStyle w:val="code"/>
+      </w:pPr>
+      <w:r>
+        <w:t>const p1 = Promise.resolve("API 1");</w:t>
+      </w:r>
+      <w:r>
+        <w:br/>
+      </w:r>
+      <w:r>
+        <w:t>const p2 = Promise.resolve("API 2");</w:t>
+      </w:r>
+      <w:r>
+        <w:br/>
+      </w:r>
+      <w:r>
+        <w:t>const p3 = Promise.resolve("API 3");</w:t>
+      </w:r>
+      <w:r>
+        <w:br/>
+      </w:r>
+      <w:r>
+        <w:br/>
+      </w:r>
+      <w:r>
+        <w:t>Promise.all([p1, p2, p3])</w:t>
+      </w:r>
+      <w:r>
+        <w:br/>
+      </w:r>
+      <w:r>
+        <w:t xml:space="preserve">  .then(res =&gt; console.log(res))</w:t>
+      </w:r>
+      <w:r>
+        <w:br/>
+      </w:r>
+      <w:r>
+        <w:t xml:space="preserve">  .catch(err =&gt; console.log(err));</w:t>
+      </w:r>
+    </w:p>
+    <w:p>
+      <w:pPr>
+        <w:spacing w:before="100" w:beforeAutospacing="1" w:after="100" w:afterAutospacing="1" w:line="240" w:lineRule="auto"/>
+        <w:rPr>
+          <w:rFonts w:eastAsia="Times New Roman" w:cstheme="minorHAnsi"/>
+          <w:lang w:eastAsia="en-IN"/>
+        </w:rPr>
+      </w:pPr>
+      <w:r>
+        <w:rPr>
+          <w:rFonts w:eastAsia="Times New Roman" w:cstheme="minorHAnsi"/>
+          <w:lang w:eastAsia="en-IN"/>
+        </w:rPr>
+        <w:t>Output:</w:t>
+      </w:r>
+    </w:p>
+    <w:p>
+      <w:pPr>
+        <w:pStyle w:val="code"/>
+      </w:pPr>
+      <w:r>
+        <w:t>["API 1", "API 2", "API 3"]</w:t>
+      </w:r>
+    </w:p>
+    <w:p>
+      <w:pPr>
+        <w:spacing w:after="0" w:line="240" w:lineRule="auto"/>
+        <w:rPr>
+          <w:rFonts w:eastAsia="Times New Roman" w:cstheme="minorHAnsi"/>
+          <w:lang w:eastAsia="en-IN"/>
+        </w:rPr>
+      </w:pPr>
+      <w:r>
+        <w:rPr>
+          <w:rFonts w:eastAsia="Times New Roman" w:cstheme="minorHAnsi"/>
+          <w:lang w:eastAsia="en-IN"/>
+        </w:rPr>
+        <w:pict>
+          <v:rect id="_x0000_i1055" style="width:0;height:1.5pt" o:hralign="center" o:hrstd="t" o:hr="t" fillcolor="#a0a0a0" stroked="f"/>
+        </w:pict>
+      </w:r>
+    </w:p>
+    <w:p>
+      <w:pPr>
+        <w:spacing w:before="100" w:beforeAutospacing="1" w:after="100" w:afterAutospacing="1" w:line="240" w:lineRule="auto"/>
+        <w:outlineLvl w:val="1"/>
+        <w:rPr>
+          <w:rFonts w:eastAsia="Times New Roman" w:cstheme="minorHAnsi"/>
+          <w:b/>
+          <w:bCs/>
+          <w:lang w:eastAsia="en-IN"/>
+        </w:rPr>
+      </w:pPr>
+      <w:r>
+        <w:rPr>
+          <w:rFonts w:eastAsia="Times New Roman" w:cstheme="minorHAnsi"/>
+          <w:b/>
+          <w:bCs/>
+          <w:lang w:eastAsia="en-IN"/>
+        </w:rPr>
+        <w:t>If one fails</w:t>
+      </w:r>
+    </w:p>
+    <w:p>
+      <w:pPr>
+        <w:pStyle w:val="code"/>
+      </w:pPr>
+      <w:r>
+        <w:t>const p1 = Promise.resolve("Success");</w:t>
+      </w:r>
+      <w:r>
+        <w:br/>
+      </w:r>
+      <w:r>
+        <w:t>const p2 = Promise.reject("Failed");</w:t>
+      </w:r>
+      <w:r>
+        <w:br/>
+      </w:r>
+      <w:r>
+        <w:t>const p3 = Promise.resolve("Done");</w:t>
+      </w:r>
+      <w:r>
+        <w:br/>
+      </w:r>
+      <w:r>
+        <w:br/>
+      </w:r>
+      <w:r>
+        <w:t>Promise.all([p1, p2, p3])</w:t>
+      </w:r>
+      <w:r>
+        <w:br/>
+      </w:r>
+      <w:r>
+        <w:t xml:space="preserve">  .then(res =&gt; console.log(res))</w:t>
+      </w:r>
+      <w:r>
+        <w:br/>
+      </w:r>
+      <w:r>
+        <w:t xml:space="preserve">  .catch(err =&gt; console.log(err));</w:t>
+      </w:r>
+    </w:p>
+    <w:p>
+      <w:pPr>
+        <w:pStyle w:val="code"/>
+      </w:pPr>
+      <w:r>
+        <w:t>Output:</w:t>
+      </w:r>
+    </w:p>
+    <w:p>
+      <w:pPr>
+        <w:pStyle w:val="code"/>
+      </w:pPr>
+      <w:r>
+        <w:t>Failed</w:t>
+      </w:r>
+    </w:p>
+    <w:p>
+      <w:pPr>
+        <w:spacing w:before="100" w:beforeAutospacing="1" w:after="100" w:afterAutospacing="1" w:line="240" w:lineRule="auto"/>
+        <w:rPr>
+          <w:rFonts w:eastAsia="Times New Roman" w:cstheme="minorHAnsi"/>
+          <w:lang w:eastAsia="en-IN"/>
+        </w:rPr>
+      </w:pPr>
+      <w:r>
+        <w:rPr>
+          <w:rFonts w:eastAsia="Times New Roman" w:cstheme="minorHAnsi"/>
+          <w:lang w:eastAsia="en-IN"/>
+        </w:rPr>
+        <w:t>p3</w:t>
+      </w:r>
+      <w:r>
+        <w:rPr>
+          <w:rFonts w:eastAsia="Times New Roman" w:cstheme="minorHAnsi"/>
+          <w:lang w:eastAsia="en-IN"/>
+        </w:rPr>
+        <w:t xml:space="preserve"> result ignored.</w:t>
+      </w:r>
+    </w:p>
+    <w:p>
+      <w:pPr>
+        <w:spacing w:after="0" w:line="240" w:lineRule="auto"/>
+        <w:rPr>
+          <w:rFonts w:eastAsia="Times New Roman" w:cstheme="minorHAnsi"/>
+          <w:lang w:eastAsia="en-IN"/>
+        </w:rPr>
+      </w:pPr>
+      <w:r>
+        <w:rPr>
+          <w:rFonts w:eastAsia="Times New Roman" w:cstheme="minorHAnsi"/>
+          <w:lang w:eastAsia="en-IN"/>
+        </w:rPr>
+        <w:pict>
+          <v:rect id="_x0000_i1056" style="width:0;height:1.5pt" o:hralign="center" o:hrstd="t" o:hr="t" fillcolor="#a0a0a0" stroked="f"/>
+        </w:pict>
+      </w:r>
+    </w:p>
+    <w:p>
+      <w:pPr>
+        <w:spacing w:before="100" w:beforeAutospacing="1" w:after="100" w:afterAutospacing="1" w:line="240" w:lineRule="auto"/>
+        <w:outlineLvl w:val="1"/>
+        <w:rPr>
+          <w:rFonts w:eastAsia="Times New Roman" w:cstheme="minorHAnsi"/>
+          <w:b/>
+          <w:bCs/>
+          <w:lang w:eastAsia="en-IN"/>
+        </w:rPr>
+      </w:pPr>
+      <w:r>
+        <w:rPr>
+          <w:rFonts w:eastAsia="Times New Roman" w:cstheme="minorHAnsi"/>
+          <w:b/>
+          <w:bCs/>
+          <w:lang w:eastAsia="en-IN"/>
+        </w:rPr>
+        <w:t>Real Angular usage</w:t>
+      </w:r>
+    </w:p>
+    <w:p>
+      <w:pPr>
+        <w:pStyle w:val="code"/>
+      </w:pPr>
+      <w:r>
+        <w:t>forkJoin equivalent behavior</w:t>
+      </w:r>
+      <w:r>
+        <w:br/>
+      </w:r>
+      <w:r>
+        <w:br/>
+      </w:r>
+      <w:r>
+        <w:t>Promise.all([</w:t>
+      </w:r>
+      <w:r>
+        <w:br/>
+      </w:r>
+      <w:r>
+        <w:t xml:space="preserve">  this.http.get('/user'),</w:t>
+      </w:r>
+      <w:r>
+        <w:br/>
+      </w:r>
+      <w:r>
+        <w:t xml:space="preserve">  this.http.get('/profile'),</w:t>
+      </w:r>
+      <w:r>
+        <w:br/>
+      </w:r>
+      <w:r>
+        <w:t xml:space="preserve">  this.http.get('/settings')</w:t>
+      </w:r>
+      <w:r>
+        <w:br/>
+      </w:r>
+      <w:r>
+        <w:t>])</w:t>
+      </w:r>
+    </w:p>
+    <w:p>
+      <w:pPr>
+        <w:pStyle w:val="code"/>
+        <w:rPr>
+          <w:rFonts w:asciiTheme="minorHAnsi" w:hAnsiTheme="minorHAnsi" w:cstheme="minorHAnsi"/>
+        </w:rPr>
+      </w:pPr>
+      <w:r>
+        <w:rPr>
+          <w:rFonts w:asciiTheme="minorHAnsi" w:hAnsiTheme="minorHAnsi" w:cstheme="minorHAnsi"/>
+        </w:rPr>
+        <w:t>Use when page needs ALL data before rendering.</w:t>
+      </w:r>
+    </w:p>
+    <w:p>
+      <w:pPr>
+        <w:spacing w:after="0" w:line="240" w:lineRule="auto"/>
+        <w:rPr>
+          <w:rFonts w:eastAsia="Times New Roman" w:cstheme="minorHAnsi"/>
+          <w:lang w:eastAsia="en-IN"/>
+        </w:rPr>
+      </w:pPr>
+      <w:r>
+        <w:rPr>
+          <w:rFonts w:eastAsia="Times New Roman" w:cstheme="minorHAnsi"/>
+          <w:lang w:eastAsia="en-IN"/>
+        </w:rPr>
+        <w:pict>
+          <v:rect id="_x0000_i1057" style="width:0;height:1.5pt" o:hralign="center" o:hrstd="t" o:hr="t" fillcolor="#a0a0a0" stroked="f"/>
+        </w:pict>
+      </w:r>
+    </w:p>
+    <w:p>
+      <w:pPr>
+        <w:spacing w:before="100" w:beforeAutospacing="1" w:after="100" w:afterAutospacing="1" w:line="240" w:lineRule="auto"/>
+        <w:outlineLvl w:val="0"/>
+        <w:rPr>
+          <w:rFonts w:eastAsia="Times New Roman" w:cstheme="minorHAnsi"/>
+          <w:b/>
+          <w:bCs/>
+          <w:kern w:val="36"/>
+          <w:lang w:eastAsia="en-IN"/>
+        </w:rPr>
+      </w:pPr>
+      <w:r>
+        <w:rPr>
+          <w:rFonts w:eastAsia="Times New Roman" w:cstheme="minorHAnsi"/>
+          <w:b/>
+          <w:bCs/>
+          <w:kern w:val="36"/>
+          <w:lang w:eastAsia="en-IN"/>
+        </w:rPr>
+        <w:lastRenderedPageBreak/>
+        <w:t xml:space="preserve">2. </w:t>
+      </w:r>
+      <w:r>
+        <w:rPr>
+          <w:rFonts w:eastAsia="Times New Roman" w:cstheme="minorHAnsi"/>
+          <w:b/>
+          <w:bCs/>
+          <w:kern w:val="36"/>
+          <w:lang w:eastAsia="en-IN"/>
+        </w:rPr>
+        <w:t>Promise.allSettled()</w:t>
+      </w:r>
+    </w:p>
+    <w:p>
+      <w:pPr>
+        <w:spacing w:before="100" w:beforeAutospacing="1" w:after="100" w:afterAutospacing="1" w:line="240" w:lineRule="auto"/>
+        <w:rPr>
+          <w:rFonts w:eastAsia="Times New Roman" w:cstheme="minorHAnsi"/>
+          <w:lang w:eastAsia="en-IN"/>
+        </w:rPr>
+      </w:pPr>
+      <w:r>
+        <w:rPr>
+          <w:rFonts w:eastAsia="Times New Roman" w:cstheme="minorHAnsi"/>
+          <w:lang w:eastAsia="en-IN"/>
+        </w:rPr>
+        <w:t>Waits for ALL promises, even failed ones.</w:t>
+      </w:r>
+    </w:p>
+    <w:p>
+      <w:pPr>
+        <w:spacing w:before="100" w:beforeAutospacing="1" w:after="100" w:afterAutospacing="1" w:line="240" w:lineRule="auto"/>
+        <w:rPr>
+          <w:rFonts w:eastAsia="Times New Roman" w:cstheme="minorHAnsi"/>
+          <w:lang w:eastAsia="en-IN"/>
+        </w:rPr>
+      </w:pPr>
+      <w:r>
+        <w:rPr>
+          <w:rFonts w:eastAsia="Times New Roman" w:cstheme="minorHAnsi"/>
+          <w:lang w:eastAsia="en-IN"/>
+        </w:rPr>
+        <w:t>Never rejects.</w:t>
+      </w:r>
+    </w:p>
+    <w:p>
+      <w:pPr>
+        <w:pStyle w:val="code"/>
+      </w:pPr>
+      <w:r>
+        <w:t>const p1 = Promise.resolve("Success");</w:t>
+      </w:r>
+      <w:r>
+        <w:br/>
+      </w:r>
+      <w:r>
+        <w:t>const p2 = Promise.reject("Error");</w:t>
+      </w:r>
+      <w:r>
+        <w:br/>
+      </w:r>
+      <w:r>
+        <w:t>const p3 = Promise.resolve("Done");</w:t>
+      </w:r>
+      <w:r>
+        <w:br/>
+      </w:r>
+      <w:r>
+        <w:br/>
+      </w:r>
+      <w:r>
+        <w:t>Promise.allSettled([p1, p2, p3])</w:t>
+      </w:r>
+      <w:r>
+        <w:br/>
+      </w:r>
+      <w:r>
+        <w:t xml:space="preserve">  .then(res =&gt; console.log(res));</w:t>
+      </w:r>
+    </w:p>
+    <w:p>
+      <w:pPr>
+        <w:spacing w:before="100" w:beforeAutospacing="1" w:after="100" w:afterAutospacing="1" w:line="240" w:lineRule="auto"/>
+        <w:rPr>
+          <w:rFonts w:eastAsia="Times New Roman" w:cstheme="minorHAnsi"/>
+          <w:lang w:eastAsia="en-IN"/>
+        </w:rPr>
+      </w:pPr>
+      <w:r>
+        <w:rPr>
+          <w:rFonts w:eastAsia="Times New Roman" w:cstheme="minorHAnsi"/>
+          <w:lang w:eastAsia="en-IN"/>
+        </w:rPr>
+        <w:t>Output:</w:t>
+      </w:r>
+    </w:p>
+    <w:p>
+      <w:pPr>
+        <w:pStyle w:val="code"/>
+      </w:pPr>
+      <w:r>
+        <w:t>[</w:t>
+      </w:r>
+      <w:r>
+        <w:br/>
+      </w:r>
+      <w:r>
+        <w:t xml:space="preserve">  { status: 'fulfilled', value: 'Success' },</w:t>
+      </w:r>
+      <w:r>
+        <w:br/>
+      </w:r>
+      <w:r>
+        <w:t xml:space="preserve">  { status: 'rejected', reason: 'Error' },</w:t>
+      </w:r>
+      <w:r>
+        <w:br/>
+      </w:r>
+      <w:r>
+        <w:t xml:space="preserve">  { status: 'fulfilled', value: 'Done' }</w:t>
+      </w:r>
+      <w:r>
+        <w:br/>
+      </w:r>
+      <w:r>
+        <w:t>]</w:t>
+      </w:r>
+    </w:p>
+    <w:p>
+      <w:pPr>
+        <w:spacing w:after="0" w:line="240" w:lineRule="auto"/>
+        <w:rPr>
+          <w:rFonts w:eastAsia="Times New Roman" w:cstheme="minorHAnsi"/>
+          <w:lang w:eastAsia="en-IN"/>
+        </w:rPr>
+      </w:pPr>
+      <w:r>
+        <w:rPr>
+          <w:rFonts w:eastAsia="Times New Roman" w:cstheme="minorHAnsi"/>
+          <w:lang w:eastAsia="en-IN"/>
+        </w:rPr>
+        <w:pict>
+          <v:rect id="_x0000_i1058" style="width:0;height:1.5pt" o:hralign="center" o:hrstd="t" o:hr="t" fillcolor="#a0a0a0" stroked="f"/>
+        </w:pict>
+      </w:r>
+    </w:p>
+    <w:p>
+      <w:pPr>
+        <w:spacing w:before="100" w:beforeAutospacing="1" w:after="100" w:afterAutospacing="1" w:line="240" w:lineRule="auto"/>
+        <w:outlineLvl w:val="1"/>
+        <w:rPr>
+          <w:rFonts w:eastAsia="Times New Roman" w:cstheme="minorHAnsi"/>
+          <w:b/>
+          <w:bCs/>
+          <w:lang w:eastAsia="en-IN"/>
+        </w:rPr>
+      </w:pPr>
+      <w:r>
+        <w:rPr>
+          <w:rFonts w:eastAsia="Times New Roman" w:cstheme="minorHAnsi"/>
+          <w:b/>
+          <w:bCs/>
+          <w:lang w:eastAsia="en-IN"/>
+        </w:rPr>
+        <w:t>Real usage</w:t>
+      </w:r>
+    </w:p>
+    <w:p>
+      <w:pPr>
+        <w:spacing w:before="100" w:beforeAutospacing="1" w:after="100" w:afterAutospacing="1" w:line="240" w:lineRule="auto"/>
+        <w:rPr>
+          <w:rFonts w:eastAsia="Times New Roman" w:cstheme="minorHAnsi"/>
+          <w:lang w:eastAsia="en-IN"/>
+        </w:rPr>
+      </w:pPr>
+      <w:r>
+        <w:rPr>
+          <w:rFonts w:eastAsia="Times New Roman" w:cstheme="minorHAnsi"/>
+          <w:lang w:eastAsia="en-IN"/>
+        </w:rPr>
+        <w:t>Dashboard with many widgets:</w:t>
+      </w:r>
+    </w:p>
+    <w:p>
+      <w:pPr>
+        <w:numPr>
+          <w:ilvl w:val="0"/>
+          <w:numId w:val="3"/>
+        </w:numPr>
+        <w:spacing w:before="100" w:beforeAutospacing="1" w:after="100" w:afterAutospacing="1" w:line="240" w:lineRule="auto"/>
+        <w:rPr>
+          <w:rFonts w:eastAsia="Times New Roman" w:cstheme="minorHAnsi"/>
+          <w:lang w:eastAsia="en-IN"/>
+        </w:rPr>
+      </w:pPr>
+      <w:r>
+        <w:rPr>
+          <w:rFonts w:eastAsia="Times New Roman" w:cstheme="minorHAnsi"/>
+          <w:lang w:eastAsia="en-IN"/>
+        </w:rPr>
+        <w:t xml:space="preserve">weather API </w:t>
+      </w:r>
+    </w:p>
+    <w:p>
+      <w:pPr>
+        <w:numPr>
+          <w:ilvl w:val="0"/>
+          <w:numId w:val="3"/>
+        </w:numPr>
+        <w:spacing w:before="100" w:beforeAutospacing="1" w:after="100" w:afterAutospacing="1" w:line="240" w:lineRule="auto"/>
+        <w:rPr>
+          <w:rFonts w:eastAsia="Times New Roman" w:cstheme="minorHAnsi"/>
+          <w:lang w:eastAsia="en-IN"/>
+        </w:rPr>
+      </w:pPr>
+      <w:r>
+        <w:rPr>
+          <w:rFonts w:eastAsia="Times New Roman" w:cstheme="minorHAnsi"/>
+          <w:lang w:eastAsia="en-IN"/>
+        </w:rPr>
+        <w:t xml:space="preserve">stock API </w:t>
+      </w:r>
+    </w:p>
+    <w:p>
+      <w:pPr>
+        <w:numPr>
+          <w:ilvl w:val="0"/>
+          <w:numId w:val="3"/>
+        </w:numPr>
+        <w:spacing w:before="100" w:beforeAutospacing="1" w:after="100" w:afterAutospacing="1" w:line="240" w:lineRule="auto"/>
+        <w:rPr>
+          <w:rFonts w:eastAsia="Times New Roman" w:cstheme="minorHAnsi"/>
+          <w:lang w:eastAsia="en-IN"/>
+        </w:rPr>
+      </w:pPr>
+      <w:r>
+        <w:rPr>
+          <w:rFonts w:eastAsia="Times New Roman" w:cstheme="minorHAnsi"/>
+          <w:lang w:eastAsia="en-IN"/>
+        </w:rPr>
+        <w:t xml:space="preserve">news API </w:t>
+      </w:r>
+    </w:p>
+    <w:p>
+      <w:pPr>
+        <w:spacing w:before="100" w:beforeAutospacing="1" w:after="100" w:afterAutospacing="1" w:line="240" w:lineRule="auto"/>
+        <w:rPr>
+          <w:rFonts w:eastAsia="Times New Roman" w:cstheme="minorHAnsi"/>
+          <w:lang w:eastAsia="en-IN"/>
+        </w:rPr>
+      </w:pPr>
+      <w:r>
+        <w:rPr>
+          <w:rFonts w:eastAsia="Times New Roman" w:cstheme="minorHAnsi"/>
+          <w:lang w:eastAsia="en-IN"/>
+        </w:rPr>
+        <w:t>Even if one fails, show others.</w:t>
+      </w:r>
+    </w:p>
+    <w:p>
+      <w:pPr>
+        <w:pStyle w:val="code"/>
+      </w:pPr>
+      <w:r>
+        <w:t>Promise.allSettled([</w:t>
+      </w:r>
+      <w:r>
+        <w:br/>
+      </w:r>
+      <w:r>
+        <w:t xml:space="preserve">  getWeather(),</w:t>
+      </w:r>
+      <w:r>
+        <w:br/>
+      </w:r>
+      <w:r>
+        <w:t xml:space="preserve">  getStocks(),</w:t>
+      </w:r>
+      <w:r>
+        <w:br/>
+      </w:r>
+      <w:r>
+        <w:t xml:space="preserve">  getNews()</w:t>
+      </w:r>
+      <w:r>
+        <w:br/>
+      </w:r>
+      <w:r>
+        <w:t>]);</w:t>
+      </w:r>
+    </w:p>
+    <w:p>
+      <w:pPr>
+        <w:spacing w:after="0" w:line="240" w:lineRule="auto"/>
+        <w:rPr>
+          <w:rFonts w:eastAsia="Times New Roman" w:cstheme="minorHAnsi"/>
+          <w:lang w:eastAsia="en-IN"/>
+        </w:rPr>
+      </w:pPr>
+      <w:r>
+        <w:rPr>
+          <w:rFonts w:eastAsia="Times New Roman" w:cstheme="minorHAnsi"/>
+          <w:lang w:eastAsia="en-IN"/>
+        </w:rPr>
+        <w:pict>
+          <v:rect id="_x0000_i1059" style="width:0;height:1.5pt" o:hralign="center" o:hrstd="t" o:hr="t" fillcolor="#a0a0a0" stroked="f"/>
+        </w:pict>
+      </w:r>
+    </w:p>
+    <w:p>
+      <w:pPr>
+        <w:spacing w:before="100" w:beforeAutospacing="1" w:after="100" w:afterAutospacing="1" w:line="240" w:lineRule="auto"/>
+        <w:outlineLvl w:val="0"/>
+        <w:rPr>
+          <w:rFonts w:eastAsia="Times New Roman" w:cstheme="minorHAnsi"/>
+          <w:b/>
+          <w:bCs/>
+          <w:kern w:val="36"/>
+          <w:lang w:eastAsia="en-IN"/>
+        </w:rPr>
+      </w:pPr>
+      <w:r>
+        <w:rPr>
+          <w:rFonts w:eastAsia="Times New Roman" w:cstheme="minorHAnsi"/>
+          <w:b/>
+          <w:bCs/>
+          <w:kern w:val="36"/>
+          <w:lang w:eastAsia="en-IN"/>
+        </w:rPr>
+        <w:t xml:space="preserve">3. </w:t>
+      </w:r>
+      <w:r>
+        <w:rPr>
+          <w:rFonts w:eastAsia="Times New Roman" w:cstheme="minorHAnsi"/>
+          <w:b/>
+          <w:bCs/>
+          <w:kern w:val="36"/>
+          <w:lang w:eastAsia="en-IN"/>
+        </w:rPr>
+        <w:t>Promise.race()</w:t>
+      </w:r>
+    </w:p>
+    <w:p>
+      <w:pPr>
+        <w:spacing w:before="100" w:beforeAutospacing="1" w:after="100" w:afterAutospacing="1" w:line="240" w:lineRule="auto"/>
+        <w:rPr>
+          <w:rFonts w:eastAsia="Times New Roman" w:cstheme="minorHAnsi"/>
+          <w:lang w:eastAsia="en-IN"/>
+        </w:rPr>
+      </w:pPr>
+      <w:r>
+        <w:rPr>
+          <w:rFonts w:eastAsia="Times New Roman" w:cstheme="minorHAnsi"/>
+          <w:lang w:eastAsia="en-IN"/>
+        </w:rPr>
+        <w:t>Whichever promise finishes FIRST wins.</w:t>
+      </w:r>
+    </w:p>
+    <w:p>
+      <w:pPr>
+        <w:spacing w:before="100" w:beforeAutospacing="1" w:after="100" w:afterAutospacing="1" w:line="240" w:lineRule="auto"/>
+        <w:rPr>
+          <w:rFonts w:eastAsia="Times New Roman" w:cstheme="minorHAnsi"/>
+          <w:lang w:eastAsia="en-IN"/>
+        </w:rPr>
+      </w:pPr>
+      <w:r>
+        <w:rPr>
+          <w:rFonts w:eastAsia="Times New Roman" w:cstheme="minorHAnsi"/>
+          <w:lang w:eastAsia="en-IN"/>
+        </w:rPr>
+        <w:t>Could be success OR failure.</w:t>
+      </w:r>
+    </w:p>
+    <w:p>
+      <w:pPr>
+        <w:pStyle w:val="code"/>
+      </w:pPr>
+      <w:r>
+        <w:t>const p1 = new Promise(r =&gt; setTimeout(() =&gt; r("Slow"), 3000));</w:t>
+      </w:r>
+      <w:r>
+        <w:br/>
+      </w:r>
+      <w:r>
+        <w:br/>
+      </w:r>
+      <w:r>
+        <w:t>const p2 = new Promise(r =&gt; setTimeout(() =&gt; r("Fast"), 1000));</w:t>
+      </w:r>
+      <w:r>
+        <w:br/>
+      </w:r>
+      <w:r>
+        <w:br/>
+      </w:r>
+      <w:r>
+        <w:t>Promise.race([p1, p2])</w:t>
+      </w:r>
+      <w:r>
+        <w:br/>
+      </w:r>
+      <w:r>
+        <w:t xml:space="preserve">  .then(res =&gt; console.log(res));</w:t>
+      </w:r>
+    </w:p>
+    <w:p>
+      <w:pPr>
+        <w:spacing w:before="100" w:beforeAutospacing="1" w:after="100" w:afterAutospacing="1" w:line="240" w:lineRule="auto"/>
+        <w:rPr>
+          <w:rFonts w:eastAsia="Times New Roman" w:cstheme="minorHAnsi"/>
+          <w:lang w:eastAsia="en-IN"/>
+        </w:rPr>
+      </w:pPr>
+      <w:r>
+        <w:rPr>
+          <w:rFonts w:eastAsia="Times New Roman" w:cstheme="minorHAnsi"/>
+          <w:lang w:eastAsia="en-IN"/>
+        </w:rPr>
+        <w:t>Output:</w:t>
+      </w:r>
+    </w:p>
+    <w:p>
+      <w:pPr>
+        <w:pStyle w:val="code"/>
+      </w:pPr>
+      <w:r>
+        <w:t>Fast</w:t>
+      </w:r>
+    </w:p>
+    <w:p>
+      <w:pPr>
+        <w:spacing w:after="0" w:line="240" w:lineRule="auto"/>
+        <w:rPr>
+          <w:rFonts w:eastAsia="Times New Roman" w:cstheme="minorHAnsi"/>
+          <w:lang w:eastAsia="en-IN"/>
+        </w:rPr>
+      </w:pPr>
+      <w:r>
+        <w:rPr>
+          <w:rFonts w:eastAsia="Times New Roman" w:cstheme="minorHAnsi"/>
+          <w:lang w:eastAsia="en-IN"/>
+        </w:rPr>
+        <w:pict>
+          <v:rect id="_x0000_i1060" style="width:0;height:1.5pt" o:hralign="center" o:hrstd="t" o:hr="t" fillcolor="#a0a0a0" stroked="f"/>
+        </w:pict>
+      </w:r>
+    </w:p>
+    <w:p>
+      <w:pPr>
+        <w:spacing w:before="100" w:beforeAutospacing="1" w:after="100" w:afterAutospacing="1" w:line="240" w:lineRule="auto"/>
+        <w:outlineLvl w:val="1"/>
+        <w:rPr>
+          <w:rFonts w:eastAsia="Times New Roman" w:cstheme="minorHAnsi"/>
+          <w:b/>
+          <w:bCs/>
+          <w:lang w:eastAsia="en-IN"/>
+        </w:rPr>
+      </w:pPr>
+      <w:r>
+        <w:rPr>
+          <w:rFonts w:eastAsia="Times New Roman" w:cstheme="minorHAnsi"/>
+          <w:b/>
+          <w:bCs/>
+          <w:lang w:eastAsia="en-IN"/>
+        </w:rPr>
+        <w:t>Timeout example (VERY common)</w:t>
+      </w:r>
+    </w:p>
+    <w:p>
+      <w:pPr>
+        <w:pStyle w:val="code"/>
+      </w:pPr>
+      <w:r>
+        <w:t>const apiCall = fetch('/api/data');</w:t>
+      </w:r>
+      <w:r>
+        <w:br/>
+      </w:r>
+      <w:r>
+        <w:br/>
+      </w:r>
+      <w:r>
+        <w:lastRenderedPageBreak/>
+        <w:t>const timeout = new Promise((_, reject) =&gt;</w:t>
+      </w:r>
+      <w:r>
+        <w:br/>
+      </w:r>
+      <w:r>
+        <w:t xml:space="preserve">  setTimeout(() =&gt; reject("Timeout"), 5000)</w:t>
+      </w:r>
+      <w:r>
+        <w:br/>
+      </w:r>
+      <w:r>
+        <w:t>);</w:t>
+      </w:r>
+      <w:r>
+        <w:br/>
+      </w:r>
+      <w:r>
+        <w:br/>
+      </w:r>
+      <w:r>
+        <w:t>Promise.race([apiCall, timeout])</w:t>
+      </w:r>
+      <w:r>
+        <w:br/>
+      </w:r>
+      <w:r>
+        <w:t xml:space="preserve">  .then(res =&gt; console.log(res))</w:t>
+      </w:r>
+      <w:r>
+        <w:br/>
+      </w:r>
+      <w:r>
+        <w:t xml:space="preserve">  .catch(err =&gt; console.log(err));</w:t>
+      </w:r>
+    </w:p>
+    <w:p>
+      <w:pPr>
+        <w:spacing w:before="100" w:beforeAutospacing="1" w:after="100" w:afterAutospacing="1" w:line="240" w:lineRule="auto"/>
+        <w:rPr>
+          <w:rFonts w:eastAsia="Times New Roman" w:cstheme="minorHAnsi"/>
+          <w:lang w:eastAsia="en-IN"/>
+        </w:rPr>
+      </w:pPr>
+      <w:r>
+        <w:rPr>
+          <w:rFonts w:eastAsia="Times New Roman" w:cstheme="minorHAnsi"/>
+          <w:lang w:eastAsia="en-IN"/>
+        </w:rPr>
+        <w:t>If API takes more than 5 sec:</w:t>
+      </w:r>
+    </w:p>
+    <w:p>
+      <w:pPr>
+        <w:pStyle w:val="code"/>
+      </w:pPr>
+      <w:r>
+        <w:t>Timeout</w:t>
+      </w:r>
+    </w:p>
+    <w:p>
+      <w:pPr>
+        <w:spacing w:after="0" w:line="240" w:lineRule="auto"/>
+        <w:rPr>
+          <w:rFonts w:eastAsia="Times New Roman" w:cstheme="minorHAnsi"/>
+          <w:lang w:eastAsia="en-IN"/>
+        </w:rPr>
+      </w:pPr>
+      <w:r>
+        <w:rPr>
+          <w:rFonts w:eastAsia="Times New Roman" w:cstheme="minorHAnsi"/>
+          <w:lang w:eastAsia="en-IN"/>
+        </w:rPr>
+        <w:pict>
+          <v:rect id="_x0000_i1061" style="width:0;height:1.5pt" o:hralign="center" o:hrstd="t" o:hr="t" fillcolor="#a0a0a0" stroked="f"/>
+        </w:pict>
+      </w:r>
+    </w:p>
+    <w:p>
+      <w:pPr>
+        <w:spacing w:before="100" w:beforeAutospacing="1" w:after="100" w:afterAutospacing="1" w:line="240" w:lineRule="auto"/>
+        <w:outlineLvl w:val="0"/>
+        <w:rPr>
+          <w:rFonts w:eastAsia="Times New Roman" w:cstheme="minorHAnsi"/>
+          <w:b/>
+          <w:bCs/>
+          <w:kern w:val="36"/>
+          <w:lang w:eastAsia="en-IN"/>
+        </w:rPr>
+      </w:pPr>
+      <w:r>
+        <w:rPr>
+          <w:rFonts w:eastAsia="Times New Roman" w:cstheme="minorHAnsi"/>
+          <w:b/>
+          <w:bCs/>
+          <w:kern w:val="36"/>
+          <w:lang w:eastAsia="en-IN"/>
+        </w:rPr>
+        <w:t xml:space="preserve">4. </w:t>
+      </w:r>
+      <w:r>
+        <w:rPr>
+          <w:rFonts w:eastAsia="Times New Roman" w:cstheme="minorHAnsi"/>
+          <w:b/>
+          <w:bCs/>
+          <w:kern w:val="36"/>
+          <w:lang w:eastAsia="en-IN"/>
+        </w:rPr>
+        <w:t>Promise.any()</w:t>
+      </w:r>
+    </w:p>
+    <w:p>
+      <w:pPr>
+        <w:spacing w:before="100" w:beforeAutospacing="1" w:after="100" w:afterAutospacing="1" w:line="240" w:lineRule="auto"/>
+        <w:rPr>
+          <w:rFonts w:eastAsia="Times New Roman" w:cstheme="minorHAnsi"/>
+          <w:lang w:eastAsia="en-IN"/>
+        </w:rPr>
+      </w:pPr>
+      <w:r>
+        <w:rPr>
+          <w:rFonts w:eastAsia="Times New Roman" w:cstheme="minorHAnsi"/>
+          <w:lang w:eastAsia="en-IN"/>
+        </w:rPr>
+        <w:t>Returns FIRST SUCCESSFUL promise.</w:t>
+      </w:r>
+    </w:p>
+    <w:p>
+      <w:pPr>
+        <w:spacing w:before="100" w:beforeAutospacing="1" w:after="100" w:afterAutospacing="1" w:line="240" w:lineRule="auto"/>
+        <w:rPr>
+          <w:rFonts w:eastAsia="Times New Roman" w:cstheme="minorHAnsi"/>
+          <w:lang w:eastAsia="en-IN"/>
+        </w:rPr>
+      </w:pPr>
+      <w:r>
+        <w:rPr>
+          <w:rFonts w:eastAsia="Times New Roman" w:cstheme="minorHAnsi"/>
+          <w:lang w:eastAsia="en-IN"/>
+        </w:rPr>
+        <w:t>Ignores failures until all fail.</w:t>
+      </w:r>
+    </w:p>
+    <w:p>
+      <w:pPr>
+        <w:pStyle w:val="code"/>
+      </w:pPr>
+      <w:r>
+        <w:t>const p1 = Promise.reject("Server 1 failed");</w:t>
+      </w:r>
+      <w:r>
+        <w:br/>
+      </w:r>
+      <w:r>
+        <w:br/>
+      </w:r>
+      <w:r>
+        <w:t>const p2 = new Promise(r =&gt;</w:t>
+      </w:r>
+      <w:r>
+        <w:br/>
+      </w:r>
+      <w:r>
+        <w:t xml:space="preserve">  setTimeout(() =&gt; r("Server 2 success"), 2000)</w:t>
+      </w:r>
+      <w:r>
+        <w:br/>
+      </w:r>
+      <w:r>
+        <w:t>);</w:t>
+      </w:r>
+      <w:r>
+        <w:br/>
+      </w:r>
+      <w:r>
+        <w:br/>
+      </w:r>
+      <w:r>
+        <w:t>const p3 = Promise.reject("Server 3 failed");</w:t>
+      </w:r>
+      <w:r>
+        <w:br/>
+      </w:r>
+      <w:r>
+        <w:br/>
+      </w:r>
+      <w:r>
+        <w:t>Promise.any([p1, p2, p3])</w:t>
+      </w:r>
+      <w:r>
+        <w:br/>
+      </w:r>
+      <w:r>
+        <w:t xml:space="preserve">  .then(res =&gt; console.log(res))</w:t>
+      </w:r>
+      <w:r>
+        <w:br/>
+      </w:r>
+      <w:r>
+        <w:t xml:space="preserve">  .catch(err =&gt; console.log(err));</w:t>
+      </w:r>
+    </w:p>
+    <w:p>
+      <w:pPr>
+        <w:spacing w:before="100" w:beforeAutospacing="1" w:after="100" w:afterAutospacing="1" w:line="240" w:lineRule="auto"/>
+        <w:rPr>
+          <w:rFonts w:eastAsia="Times New Roman" w:cstheme="minorHAnsi"/>
+          <w:lang w:eastAsia="en-IN"/>
+        </w:rPr>
+      </w:pPr>
+      <w:r>
+        <w:rPr>
+          <w:rFonts w:eastAsia="Times New Roman" w:cstheme="minorHAnsi"/>
+          <w:lang w:eastAsia="en-IN"/>
+        </w:rPr>
+        <w:t>Output:</w:t>
+      </w:r>
+    </w:p>
+    <w:p>
+      <w:pPr>
+        <w:pStyle w:val="code"/>
+      </w:pPr>
+      <w:r>
+        <w:t>Server 2 success</w:t>
+      </w:r>
+    </w:p>
+    <w:p>
+      <w:pPr>
+        <w:spacing w:after="0" w:line="240" w:lineRule="auto"/>
+        <w:rPr>
+          <w:rFonts w:eastAsia="Times New Roman" w:cstheme="minorHAnsi"/>
+          <w:lang w:eastAsia="en-IN"/>
+        </w:rPr>
+      </w:pPr>
+      <w:r>
+        <w:rPr>
+          <w:rFonts w:eastAsia="Times New Roman" w:cstheme="minorHAnsi"/>
+          <w:lang w:eastAsia="en-IN"/>
+        </w:rPr>
+        <w:pict>
+          <v:rect id="_x0000_i1062" style="width:0;height:1.5pt" o:hralign="center" o:hrstd="t" o:hr="t" fillcolor="#a0a0a0" stroked="f"/>
+        </w:pict>
+      </w:r>
+    </w:p>
+    <w:p>
+      <w:pPr>
+        <w:spacing w:before="100" w:beforeAutospacing="1" w:after="100" w:afterAutospacing="1" w:line="240" w:lineRule="auto"/>
+        <w:outlineLvl w:val="1"/>
+        <w:rPr>
+          <w:rFonts w:eastAsia="Times New Roman" w:cstheme="minorHAnsi"/>
+          <w:b/>
+          <w:bCs/>
+          <w:lang w:eastAsia="en-IN"/>
+        </w:rPr>
+      </w:pPr>
+      <w:r>
+        <w:rPr>
+          <w:rFonts w:eastAsia="Times New Roman" w:cstheme="minorHAnsi"/>
+          <w:b/>
+          <w:bCs/>
+          <w:lang w:eastAsia="en-IN"/>
+        </w:rPr>
+        <w:t>If ALL fail</w:t>
+      </w:r>
+    </w:p>
+    <w:p>
+      <w:pPr>
+        <w:pStyle w:val="code"/>
+      </w:pPr>
+      <w:r>
+        <w:t>Promise.any([</w:t>
+      </w:r>
+      <w:r>
+        <w:br/>
+      </w:r>
+      <w:r>
+        <w:t xml:space="preserve">  Promise.reject("A"),</w:t>
+      </w:r>
+      <w:r>
+        <w:br/>
+      </w:r>
+      <w:r>
+        <w:t xml:space="preserve">  Promise.reject("B")</w:t>
+      </w:r>
+      <w:r>
+        <w:br/>
+      </w:r>
+      <w:r>
+        <w:t>])</w:t>
+      </w:r>
+      <w:r>
+        <w:br/>
+      </w:r>
+      <w:r>
+        <w:t>.catch(err =&gt; console.log(err));</w:t>
+      </w:r>
+    </w:p>
+    <w:p>
+      <w:pPr>
+        <w:spacing w:before="100" w:beforeAutospacing="1" w:after="100" w:afterAutospacing="1" w:line="240" w:lineRule="auto"/>
+        <w:rPr>
+          <w:rFonts w:eastAsia="Times New Roman" w:cstheme="minorHAnsi"/>
+          <w:lang w:eastAsia="en-IN"/>
+        </w:rPr>
+      </w:pPr>
+      <w:r>
+        <w:rPr>
+          <w:rFonts w:eastAsia="Times New Roman" w:cstheme="minorHAnsi"/>
+          <w:lang w:eastAsia="en-IN"/>
+        </w:rPr>
+        <w:t>Output:</w:t>
+      </w:r>
+    </w:p>
+    <w:p>
+      <w:pPr>
+        <w:pStyle w:val="code"/>
+      </w:pPr>
+      <w:r>
+        <w:t>AggregateError</w:t>
+      </w:r>
+    </w:p>
+    <w:p>
+      <w:pPr>
+        <w:spacing w:after="0" w:line="240" w:lineRule="auto"/>
+        <w:rPr>
+          <w:rFonts w:eastAsia="Times New Roman" w:cstheme="minorHAnsi"/>
+          <w:lang w:eastAsia="en-IN"/>
+        </w:rPr>
+      </w:pPr>
+      <w:r>
+        <w:rPr>
+          <w:rFonts w:eastAsia="Times New Roman" w:cstheme="minorHAnsi"/>
+          <w:lang w:eastAsia="en-IN"/>
+        </w:rPr>
+        <w:pict>
+          <v:rect id="_x0000_i1063" style="width:0;height:1.5pt" o:hralign="center" o:hrstd="t" o:hr="t" fillcolor="#a0a0a0" stroked="f"/>
+        </w:pict>
+      </w:r>
+    </w:p>
+    <w:p>
+      <w:pPr>
+        <w:spacing w:before="100" w:beforeAutospacing="1" w:after="100" w:afterAutospacing="1" w:line="240" w:lineRule="auto"/>
+        <w:outlineLvl w:val="1"/>
+        <w:rPr>
+          <w:rFonts w:eastAsia="Times New Roman" w:cstheme="minorHAnsi"/>
+          <w:b/>
+          <w:bCs/>
+          <w:lang w:eastAsia="en-IN"/>
+        </w:rPr>
+      </w:pPr>
+      <w:r>
+        <w:rPr>
+          <w:rFonts w:eastAsia="Times New Roman" w:cstheme="minorHAnsi"/>
+          <w:b/>
+          <w:bCs/>
+          <w:lang w:eastAsia="en-IN"/>
+        </w:rPr>
+        <w:t>Real usage</w:t>
+      </w:r>
+    </w:p>
+    <w:p>
+      <w:pPr>
+        <w:spacing w:before="100" w:beforeAutospacing="1" w:after="100" w:afterAutospacing="1" w:line="240" w:lineRule="auto"/>
+        <w:rPr>
+          <w:rFonts w:eastAsia="Times New Roman" w:cstheme="minorHAnsi"/>
+          <w:lang w:eastAsia="en-IN"/>
+        </w:rPr>
+      </w:pPr>
+      <w:r>
+        <w:rPr>
+          <w:rFonts w:eastAsia="Times New Roman" w:cstheme="minorHAnsi"/>
+          <w:lang w:eastAsia="en-IN"/>
+        </w:rPr>
+        <w:t>Multiple mirror servers/CDNs:</w:t>
+      </w:r>
+    </w:p>
+    <w:p>
+      <w:pPr>
+        <w:pStyle w:val="code"/>
+      </w:pPr>
+      <w:r>
+        <w:t>Promise.any([</w:t>
+      </w:r>
+      <w:r>
+        <w:br/>
+      </w:r>
+      <w:r>
+        <w:t xml:space="preserve">  fetch(server1),</w:t>
+      </w:r>
+      <w:r>
+        <w:br/>
+      </w:r>
+      <w:r>
+        <w:t xml:space="preserve">  fetch(server2),</w:t>
+      </w:r>
+      <w:r>
+        <w:br/>
+      </w:r>
+      <w:r>
+        <w:t xml:space="preserve">  fetch(server3)</w:t>
+      </w:r>
+      <w:r>
+        <w:br/>
+      </w:r>
+      <w:r>
+        <w:t>]);</w:t>
+      </w:r>
+    </w:p>
+    <w:p>
+      <w:pPr>
+        <w:spacing w:before="100" w:beforeAutospacing="1" w:after="100" w:afterAutospacing="1" w:line="240" w:lineRule="auto"/>
+        <w:rPr>
+          <w:rFonts w:eastAsia="Times New Roman" w:cstheme="minorHAnsi"/>
+          <w:lang w:eastAsia="en-IN"/>
+        </w:rPr>
+      </w:pPr>
+      <w:r>
+        <w:rPr>
+          <w:rFonts w:eastAsia="Times New Roman" w:cstheme="minorHAnsi"/>
+          <w:lang w:eastAsia="en-IN"/>
+        </w:rPr>
+        <w:t>Whichever server responds successfully first.</w:t>
+      </w:r>
+    </w:p>
+    <w:p>
+      <w:pPr>
+        <w:spacing w:after="0" w:line="240" w:lineRule="auto"/>
+        <w:rPr>
+          <w:rFonts w:eastAsia="Times New Roman" w:cstheme="minorHAnsi"/>
+          <w:lang w:eastAsia="en-IN"/>
+        </w:rPr>
+      </w:pPr>
+      <w:r>
+        <w:rPr>
+          <w:rFonts w:eastAsia="Times New Roman" w:cstheme="minorHAnsi"/>
+          <w:lang w:eastAsia="en-IN"/>
+        </w:rPr>
+        <w:pict>
+          <v:rect id="_x0000_i1064" style="width:0;height:1.5pt" o:hralign="center" o:hrstd="t" o:hr="t" fillcolor="#a0a0a0" stroked="f"/>
+        </w:pict>
+      </w:r>
+    </w:p>
+    <w:p>
+      <w:pPr>
+        <w:spacing w:before="100" w:beforeAutospacing="1" w:after="100" w:afterAutospacing="1" w:line="240" w:lineRule="auto"/>
+        <w:outlineLvl w:val="0"/>
+        <w:rPr>
+          <w:rFonts w:eastAsia="Times New Roman" w:cstheme="minorHAnsi"/>
+          <w:b/>
+          <w:bCs/>
+          <w:kern w:val="36"/>
+          <w:lang w:eastAsia="en-IN"/>
+        </w:rPr>
+      </w:pPr>
+      <w:r>
+        <w:rPr>
+          <w:rFonts w:eastAsia="Times New Roman" w:cstheme="minorHAnsi"/>
+          <w:b/>
+          <w:bCs/>
+          <w:kern w:val="36"/>
+          <w:lang w:eastAsia="en-IN"/>
+        </w:rPr>
+        <w:lastRenderedPageBreak/>
+        <w:t>Easy Memory Trick</w:t>
+      </w:r>
+    </w:p>
+    <w:tbl>
+      <w:tblPr>
+        <w:tblW w:w="0" w:type="auto"/>
+        <w:tblCellSpacing w:w="15" w:type="dxa"/>
+        <w:tblCellMar>
+          <w:top w:w="15" w:type="dxa"/>
+          <w:left w:w="15" w:type="dxa"/>
+          <w:bottom w:w="15" w:type="dxa"/>
+          <w:right w:w="15" w:type="dxa"/>
+        </w:tblCellMar>
+        <w:tblLook w:val="04A0" w:firstRow="1" w:lastRow="0" w:firstColumn="1" w:lastColumn="0" w:noHBand="0" w:noVBand="1"/>
+      </w:tblPr>
+      <w:tblGrid>
+        <w:gridCol w:w="3676"/>
+        <w:gridCol w:w="2225"/>
+      </w:tblGrid>
+      <w:tr>
+        <w:trPr>
+          <w:tblHeader/>
+          <w:tblCellSpacing w:w="15" w:type="dxa"/>
+        </w:trPr>
+        <w:tc>
+          <w:tcPr>
+            <w:tcW w:w="0" w:type="auto"/>
+            <w:vAlign w:val="center"/>
+            <w:hideMark/>
+          </w:tcPr>
+          <w:p>
+            <w:pPr>
+              <w:spacing w:after="0" w:line="240" w:lineRule="auto"/>
+              <w:jc w:val="center"/>
+              <w:rPr>
+                <w:rFonts w:eastAsia="Times New Roman" w:cstheme="minorHAnsi"/>
+                <w:b/>
+                <w:bCs/>
+                <w:lang w:eastAsia="en-IN"/>
+              </w:rPr>
+            </w:pPr>
+            <w:r>
+              <w:rPr>
+                <w:rFonts w:eastAsia="Times New Roman" w:cstheme="minorHAnsi"/>
+                <w:b/>
+                <w:bCs/>
+                <w:lang w:eastAsia="en-IN"/>
+              </w:rPr>
+              <w:t>Method</w:t>
+            </w:r>
+          </w:p>
+        </w:tc>
+        <w:tc>
+          <w:tcPr>
+            <w:tcW w:w="0" w:type="auto"/>
+            <w:vAlign w:val="center"/>
+            <w:hideMark/>
+          </w:tcPr>
+          <w:p>
+            <w:pPr>
+              <w:spacing w:after="0" w:line="240" w:lineRule="auto"/>
+              <w:jc w:val="center"/>
+              <w:rPr>
+                <w:rFonts w:eastAsia="Times New Roman" w:cstheme="minorHAnsi"/>
+                <w:b/>
+                <w:bCs/>
+                <w:lang w:eastAsia="en-IN"/>
+              </w:rPr>
+            </w:pPr>
+            <w:r>
+              <w:rPr>
+                <w:rFonts w:eastAsia="Times New Roman" w:cstheme="minorHAnsi"/>
+                <w:b/>
+                <w:bCs/>
+                <w:lang w:eastAsia="en-IN"/>
+              </w:rPr>
+              <w:t>Think Like</w:t>
+            </w:r>
+          </w:p>
+        </w:tc>
+      </w:tr>
+      <w:tr>
+        <w:trPr>
+          <w:tblCellSpacing w:w="15" w:type="dxa"/>
+        </w:trPr>
+        <w:tc>
+          <w:tcPr>
+            <w:tcW w:w="0" w:type="auto"/>
+            <w:vAlign w:val="center"/>
+            <w:hideMark/>
+          </w:tcPr>
+          <w:p>
+            <w:pPr>
+              <w:spacing w:after="0" w:line="240" w:lineRule="auto"/>
+              <w:rPr>
+                <w:rFonts w:eastAsia="Times New Roman" w:cstheme="minorHAnsi"/>
+                <w:lang w:eastAsia="en-IN"/>
+              </w:rPr>
+            </w:pPr>
+            <w:r>
+              <w:rPr>
+                <w:rFonts w:eastAsia="Times New Roman" w:cstheme="minorHAnsi"/>
+                <w:lang w:eastAsia="en-IN"/>
+              </w:rPr>
+              <w:t>all</w:t>
+            </w:r>
+          </w:p>
+        </w:tc>
+        <w:tc>
+          <w:tcPr>
+            <w:tcW w:w="0" w:type="auto"/>
+            <w:vAlign w:val="center"/>
+            <w:hideMark/>
+          </w:tcPr>
+          <w:p>
+            <w:pPr>
+              <w:spacing w:after="0" w:line="240" w:lineRule="auto"/>
+              <w:rPr>
+                <w:rFonts w:eastAsia="Times New Roman" w:cstheme="minorHAnsi"/>
+                <w:lang w:eastAsia="en-IN"/>
+              </w:rPr>
+            </w:pPr>
+            <w:r>
+              <w:rPr>
+                <w:rFonts w:eastAsia="Times New Roman" w:cstheme="minorHAnsi"/>
+                <w:lang w:eastAsia="en-IN"/>
+              </w:rPr>
+              <w:t>"Need EVERYTHING"</w:t>
+            </w:r>
+          </w:p>
+        </w:tc>
+      </w:tr>
+      <w:tr>
+        <w:trPr>
+          <w:tblCellSpacing w:w="15" w:type="dxa"/>
+        </w:trPr>
+        <w:tc>
+          <w:tcPr>
+            <w:tcW w:w="0" w:type="auto"/>
+            <w:vAlign w:val="center"/>
+            <w:hideMark/>
+          </w:tcPr>
+          <w:p>
+            <w:pPr>
+              <w:spacing w:after="0" w:line="240" w:lineRule="auto"/>
+              <w:rPr>
+                <w:rFonts w:eastAsia="Times New Roman" w:cstheme="minorHAnsi"/>
+                <w:lang w:eastAsia="en-IN"/>
+              </w:rPr>
+            </w:pPr>
+            <w:r>
+              <w:rPr>
+                <w:rFonts w:eastAsia="Times New Roman" w:cstheme="minorHAnsi"/>
+                <w:lang w:eastAsia="en-IN"/>
+              </w:rPr>
+              <w:t>allSettled</w:t>
+            </w:r>
+          </w:p>
+        </w:tc>
+        <w:tc>
+          <w:tcPr>
+            <w:tcW w:w="0" w:type="auto"/>
+            <w:vAlign w:val="center"/>
+            <w:hideMark/>
+          </w:tcPr>
+          <w:p>
+            <w:pPr>
+              <w:spacing w:after="0" w:line="240" w:lineRule="auto"/>
+              <w:rPr>
+                <w:rFonts w:eastAsia="Times New Roman" w:cstheme="minorHAnsi"/>
+                <w:lang w:eastAsia="en-IN"/>
+              </w:rPr>
+            </w:pPr>
+            <w:r>
+              <w:rPr>
+                <w:rFonts w:eastAsia="Times New Roman" w:cstheme="minorHAnsi"/>
+                <w:lang w:eastAsia="en-IN"/>
+              </w:rPr>
+              <w:t>"Tell me ALL results"</w:t>
+            </w:r>
+          </w:p>
+        </w:tc>
+      </w:tr>
+      <w:tr>
+        <w:trPr>
+          <w:tblCellSpacing w:w="15" w:type="dxa"/>
+        </w:trPr>
+        <w:tc>
+          <w:tcPr>
+            <w:tcW w:w="0" w:type="auto"/>
+            <w:vAlign w:val="center"/>
+            <w:hideMark/>
+          </w:tcPr>
+          <w:p>
+            <w:pPr>
+              <w:spacing w:after="0" w:line="240" w:lineRule="auto"/>
+              <w:rPr>
+                <w:rFonts w:eastAsia="Times New Roman" w:cstheme="minorHAnsi"/>
+                <w:lang w:eastAsia="en-IN"/>
+              </w:rPr>
+            </w:pPr>
+            <w:r>
+              <w:rPr>
+                <w:rFonts w:eastAsia="Times New Roman" w:cstheme="minorHAnsi"/>
+                <w:lang w:eastAsia="en-IN"/>
+              </w:rPr>
+              <w:t>race</w:t>
+            </w:r>
+          </w:p>
+        </w:tc>
+        <w:tc>
+          <w:tcPr>
+            <w:tcW w:w="0" w:type="auto"/>
+            <w:vAlign w:val="center"/>
+            <w:hideMark/>
+          </w:tcPr>
+          <w:p>
+            <w:pPr>
+              <w:spacing w:after="0" w:line="240" w:lineRule="auto"/>
+              <w:rPr>
+                <w:rFonts w:eastAsia="Times New Roman" w:cstheme="minorHAnsi"/>
+                <w:lang w:eastAsia="en-IN"/>
+              </w:rPr>
+            </w:pPr>
+            <w:r>
+              <w:rPr>
+                <w:rFonts w:eastAsia="Times New Roman" w:cstheme="minorHAnsi"/>
+                <w:lang w:eastAsia="en-IN"/>
+              </w:rPr>
+              <w:t>"Who finishes first?"</w:t>
+            </w:r>
+          </w:p>
+        </w:tc>
+      </w:tr>
+      <w:tr>
+        <w:trPr>
+          <w:tblCellSpacing w:w="15" w:type="dxa"/>
+        </w:trPr>
+        <w:tc>
+          <w:tcPr>
+            <w:tcW w:w="0" w:type="auto"/>
+            <w:vAlign w:val="center"/>
+            <w:hideMark/>
+          </w:tcPr>
+          <w:p>
+            <w:pPr>
+              <w:spacing w:after="0" w:line="240" w:lineRule="auto"/>
+              <w:rPr>
+                <w:rFonts w:eastAsia="Times New Roman" w:cstheme="minorHAnsi"/>
+                <w:lang w:eastAsia="en-IN"/>
+              </w:rPr>
+            </w:pPr>
+            <w:r>
+              <w:rPr>
+                <w:rFonts w:eastAsia="Times New Roman" w:cstheme="minorHAnsi"/>
+                <w:lang w:eastAsia="en-IN"/>
+              </w:rPr>
+              <w:t>any</w:t>
+            </w:r>
+          </w:p>
+        </w:tc>
+        <w:tc>
+          <w:tcPr>
+            <w:tcW w:w="0" w:type="auto"/>
+            <w:vAlign w:val="center"/>
+            <w:hideMark/>
+          </w:tcPr>
+          <w:p>
+            <w:pPr>
+              <w:spacing w:after="0" w:line="240" w:lineRule="auto"/>
+              <w:rPr>
+                <w:rFonts w:eastAsia="Times New Roman" w:cstheme="minorHAnsi"/>
+                <w:lang w:eastAsia="en-IN"/>
+              </w:rPr>
+            </w:pPr>
+            <w:r>
+              <w:rPr>
+                <w:rFonts w:eastAsia="Times New Roman" w:cstheme="minorHAnsi"/>
+                <w:lang w:eastAsia="en-IN"/>
+              </w:rPr>
+              <w:t>"Give me first SUCCESS"</w:t>
+            </w:r>
+          </w:p>
+        </w:tc>
+      </w:tr>
+      <w:tr>
+        <w:trPr>
+          <w:tblCellSpacing w:w="15" w:type="dxa"/>
+        </w:trPr>
+        <w:tc>
+          <w:tcPr>
+            <w:tcW w:w="0" w:type="auto"/>
+            <w:vAlign w:val="center"/>
+          </w:tcPr>
+          <w:p>
+            <w:pPr>
+              <w:spacing w:after="0" w:line="240" w:lineRule="auto"/>
+              <w:rPr>
+                <w:rFonts w:eastAsia="Times New Roman" w:cstheme="minorHAnsi"/>
+                <w:lang w:eastAsia="en-IN"/>
+              </w:rPr>
+            </w:pPr>
+          </w:p>
+          <w:p>
+            <w:pPr>
+              <w:pStyle w:val="Heading1"/>
+              <w:rPr>
+                <w:rFonts w:asciiTheme="minorHAnsi" w:hAnsiTheme="minorHAnsi" w:cstheme="minorHAnsi"/>
+                <w:sz w:val="22"/>
+                <w:szCs w:val="22"/>
+              </w:rPr>
+            </w:pPr>
+            <w:r>
+              <w:rPr>
+                <w:rFonts w:asciiTheme="minorHAnsi" w:hAnsiTheme="minorHAnsi" w:cstheme="minorHAnsi"/>
+                <w:sz w:val="22"/>
+                <w:szCs w:val="22"/>
+              </w:rPr>
+              <w:t>Visual Understanding</w:t>
+            </w:r>
+          </w:p>
+          <w:p>
+            <w:pPr>
+              <w:pStyle w:val="HTMLPreformatted"/>
+            </w:pPr>
+            <w:r>
+              <w:rPr>
+                <w:rStyle w:val="HTMLCode"/>
+              </w:rPr>
+              <w:t>Promise.all</w:t>
+            </w:r>
+            <w:r>
+              <w:br/>
+            </w:r>
+            <w:r>
+              <w:rPr>
+                <w:rStyle w:val="HTMLCode"/>
+                <w:rFonts w:ascii="Segoe UI Symbol" w:hAnsi="Segoe UI Symbol" w:cs="Segoe UI Symbol"/>
+              </w:rPr>
+              <w:t>✔</w:t>
+            </w:r>
+            <w:r>
+              <w:rPr>
+                <w:rStyle w:val="HTMLCode"/>
+              </w:rPr>
+              <w:t xml:space="preserve"> </w:t>
+            </w:r>
+            <w:r>
+              <w:rPr>
+                <w:rStyle w:val="HTMLCode"/>
+                <w:rFonts w:ascii="Segoe UI Symbol" w:hAnsi="Segoe UI Symbol" w:cs="Segoe UI Symbol"/>
+              </w:rPr>
+              <w:t>✔</w:t>
+            </w:r>
+            <w:r>
+              <w:rPr>
+                <w:rStyle w:val="HTMLCode"/>
+              </w:rPr>
+              <w:t xml:space="preserve"> </w:t>
+            </w:r>
+            <w:r>
+              <w:rPr>
+                <w:rStyle w:val="HTMLCode"/>
+                <w:rFonts w:ascii="Segoe UI Symbol" w:hAnsi="Segoe UI Symbol" w:cs="Segoe UI Symbol"/>
+              </w:rPr>
+              <w:t>✔</w:t>
+            </w:r>
+            <w:r>
+              <w:rPr>
+                <w:rStyle w:val="HTMLCode"/>
+              </w:rPr>
+              <w:t xml:space="preserve"> = success</w:t>
+            </w:r>
+            <w:r>
+              <w:br/>
+            </w:r>
+            <w:r>
+              <w:rPr>
+                <w:rStyle w:val="HTMLCode"/>
+                <w:rFonts w:ascii="Segoe UI Symbol" w:hAnsi="Segoe UI Symbol" w:cs="Segoe UI Symbol"/>
+              </w:rPr>
+              <w:t>✔</w:t>
+            </w:r>
+            <w:r>
+              <w:rPr>
+                <w:rStyle w:val="HTMLCode"/>
+              </w:rPr>
+              <w:t xml:space="preserve"> </w:t>
+            </w:r>
+            <w:r>
+              <w:rPr>
+                <w:rStyle w:val="HTMLCode"/>
+                <w:rFonts w:ascii="Segoe UI Symbol" w:hAnsi="Segoe UI Symbol" w:cs="Segoe UI Symbol"/>
+              </w:rPr>
+              <w:t>❌</w:t>
+            </w:r>
+            <w:r>
+              <w:rPr>
+                <w:rStyle w:val="HTMLCode"/>
+              </w:rPr>
+              <w:t xml:space="preserve"> </w:t>
+            </w:r>
+            <w:r>
+              <w:rPr>
+                <w:rStyle w:val="HTMLCode"/>
+                <w:rFonts w:ascii="Segoe UI Symbol" w:hAnsi="Segoe UI Symbol" w:cs="Segoe UI Symbol"/>
+              </w:rPr>
+              <w:t>✔</w:t>
+            </w:r>
+            <w:r>
+              <w:rPr>
+                <w:rStyle w:val="HTMLCode"/>
+              </w:rPr>
+              <w:t xml:space="preserve"> = fail immediately</w:t>
+            </w:r>
+            <w:r>
+              <w:br/>
+            </w:r>
+            <w:r>
+              <w:br/>
+            </w:r>
+            <w:r>
+              <w:rPr>
+                <w:rStyle w:val="HTMLCode"/>
+              </w:rPr>
+              <w:t>Promise.allSettled</w:t>
+            </w:r>
+            <w:r>
+              <w:br/>
+            </w:r>
+            <w:r>
+              <w:rPr>
+                <w:rStyle w:val="HTMLCode"/>
+                <w:rFonts w:ascii="Segoe UI Symbol" w:hAnsi="Segoe UI Symbol" w:cs="Segoe UI Symbol"/>
+              </w:rPr>
+              <w:t>✔</w:t>
+            </w:r>
+            <w:r>
+              <w:rPr>
+                <w:rStyle w:val="HTMLCode"/>
+              </w:rPr>
+              <w:t xml:space="preserve"> </w:t>
+            </w:r>
+            <w:r>
+              <w:rPr>
+                <w:rStyle w:val="HTMLCode"/>
+                <w:rFonts w:ascii="Segoe UI Symbol" w:hAnsi="Segoe UI Symbol" w:cs="Segoe UI Symbol"/>
+              </w:rPr>
+              <w:t>❌</w:t>
+            </w:r>
+            <w:r>
+              <w:rPr>
+                <w:rStyle w:val="HTMLCode"/>
+              </w:rPr>
+              <w:t xml:space="preserve"> </w:t>
+            </w:r>
+            <w:r>
+              <w:rPr>
+                <w:rStyle w:val="HTMLCode"/>
+                <w:rFonts w:ascii="Segoe UI Symbol" w:hAnsi="Segoe UI Symbol" w:cs="Segoe UI Symbol"/>
+              </w:rPr>
+              <w:t>✔</w:t>
+            </w:r>
+            <w:r>
+              <w:rPr>
+                <w:rStyle w:val="HTMLCode"/>
+              </w:rPr>
+              <w:t xml:space="preserve"> = gives all statuses</w:t>
+            </w:r>
+            <w:r>
+              <w:br/>
+            </w:r>
+            <w:r>
+              <w:br/>
+            </w:r>
+            <w:r>
+              <w:rPr>
+                <w:rStyle w:val="HTMLCode"/>
+              </w:rPr>
+              <w:t>Promise.race</w:t>
+            </w:r>
+            <w:r>
+              <w:br/>
+            </w:r>
+            <w:r>
+              <w:rPr>
+                <w:rStyle w:val="HTMLCode"/>
+              </w:rPr>
+              <w:t>Whoever finishes first wins</w:t>
+            </w:r>
+            <w:r>
+              <w:br/>
+            </w:r>
+            <w:r>
+              <w:br/>
+            </w:r>
+            <w:r>
+              <w:rPr>
+                <w:rStyle w:val="HTMLCode"/>
+              </w:rPr>
+              <w:t>Promise.any</w:t>
+            </w:r>
+            <w:r>
+              <w:br/>
+            </w:r>
+            <w:r>
+              <w:rPr>
+                <w:rStyle w:val="HTMLCode"/>
+              </w:rPr>
+              <w:t>First successful one wins</w:t>
+            </w:r>
+            <w:r>
+              <w:br/>
+            </w:r>
+            <w:r>
+              <w:rPr>
+                <w:rStyle w:val="HTMLCode"/>
+              </w:rPr>
+              <w:t>Ignore failures until all fail</w:t>
+            </w:r>
+          </w:p>
+          <w:p>
+            <w:pPr>
+              <w:spacing w:after="0" w:line="240" w:lineRule="auto"/>
+              <w:rPr>
+                <w:rFonts w:eastAsia="Times New Roman" w:cstheme="minorHAnsi"/>
+                <w:lang w:eastAsia="en-IN"/>
+              </w:rPr>
+            </w:pPr>
+          </w:p>
+        </w:tc>
+        <w:tc>
+          <w:tcPr>
+            <w:tcW w:w="0" w:type="auto"/>
+            <w:vAlign w:val="center"/>
+          </w:tcPr>
+          <w:p>
+            <w:pPr>
+              <w:spacing w:after="0" w:line="240" w:lineRule="auto"/>
+              <w:rPr>
+                <w:rFonts w:eastAsia="Times New Roman" w:cstheme="minorHAnsi"/>
+                <w:lang w:eastAsia="en-IN"/>
+              </w:rPr>
+            </w:pPr>
+          </w:p>
+        </w:tc>
+      </w:tr>
+    </w:tbl>
+    <w:p>
+      <w:pPr>
+        <w:spacing w:before="100" w:beforeAutospacing="1" w:after="100" w:afterAutospacing="1" w:line="240" w:lineRule="auto"/>
+        <w:outlineLvl w:val="1"/>
+        <w:rPr>
+          <w:rFonts w:eastAsia="Times New Roman" w:cstheme="minorHAnsi"/>
+          <w:b/>
+          <w:bCs/>
+          <w:sz w:val="20"/>
+          <w:szCs w:val="20"/>
+          <w:lang w:eastAsia="en-IN"/>
+        </w:rPr>
+      </w:pPr>
+      <w:r>
+        <w:rPr>
+          <w:rFonts w:eastAsia="Times New Roman" w:cstheme="minorHAnsi"/>
+          <w:b/>
+          <w:bCs/>
+          <w:sz w:val="20"/>
+          <w:szCs w:val="20"/>
+          <w:lang w:eastAsia="en-IN"/>
+        </w:rPr>
+        <w:t>Difference Between Standards Mode and Quirks Mode</w:t>
+      </w:r>
+    </w:p>
+    <w:p>
+      <w:pPr>
+        <w:spacing w:before="100" w:beforeAutospacing="1" w:after="100" w:afterAutospacing="1" w:line="240" w:lineRule="auto"/>
+        <w:rPr>
+          <w:rFonts w:eastAsia="Times New Roman" w:cstheme="minorHAnsi"/>
+          <w:sz w:val="20"/>
+          <w:szCs w:val="20"/>
+          <w:lang w:eastAsia="en-IN"/>
+        </w:rPr>
+      </w:pPr>
+      <w:r>
+        <w:rPr>
+          <w:rFonts w:eastAsia="Times New Roman" w:cstheme="minorHAnsi"/>
+          <w:sz w:val="20"/>
+          <w:szCs w:val="20"/>
+          <w:lang w:eastAsia="en-IN"/>
+        </w:rPr>
+        <w:t xml:space="preserve">Browsers use these modes to decide </w:t>
+      </w:r>
+      <w:r>
+        <w:rPr>
+          <w:rFonts w:eastAsia="Times New Roman" w:cstheme="minorHAnsi"/>
+          <w:b/>
+          <w:bCs/>
+          <w:sz w:val="20"/>
+          <w:szCs w:val="20"/>
+          <w:lang w:eastAsia="en-IN"/>
+        </w:rPr>
+        <w:t>how to render a webpage</w:t>
+      </w:r>
+      <w:r>
+        <w:rPr>
+          <w:rFonts w:eastAsia="Times New Roman" w:cstheme="minorHAnsi"/>
+          <w:sz w:val="20"/>
+          <w:szCs w:val="20"/>
+          <w:lang w:eastAsia="en-IN"/>
+        </w:rPr>
+        <w:t>.</w:t>
+      </w:r>
+    </w:p>
+    <w:tbl>
+      <w:tblPr>
+        <w:tblW w:w="0" w:type="auto"/>
+        <w:tblCellSpacing w:w="15" w:type="dxa"/>
+        <w:tblCellMar>
+          <w:top w:w="15" w:type="dxa"/>
+          <w:left w:w="15" w:type="dxa"/>
+          <w:bottom w:w="15" w:type="dxa"/>
+          <w:right w:w="15" w:type="dxa"/>
+        </w:tblCellMar>
+        <w:tblLook w:val="04A0" w:firstRow="1" w:lastRow="0" w:firstColumn="1" w:lastColumn="0" w:noHBand="0" w:noVBand="1"/>
+      </w:tblPr>
+      <w:tblGrid>
+        <w:gridCol w:w="1400"/>
+        <w:gridCol w:w="2526"/>
+        <w:gridCol w:w="2964"/>
+      </w:tblGrid>
+      <w:tr>
+        <w:trPr>
+          <w:tblHeader/>
+          <w:tblCellSpacing w:w="15" w:type="dxa"/>
+        </w:trPr>
+        <w:tc>
+          <w:tcPr>
+            <w:tcW w:w="0" w:type="auto"/>
+            <w:vAlign w:val="center"/>
+            <w:hideMark/>
+          </w:tcPr>
+          <w:p>
+            <w:pPr>
+              <w:spacing w:after="0" w:line="240" w:lineRule="auto"/>
+              <w:jc w:val="center"/>
+              <w:rPr>
+                <w:rFonts w:eastAsia="Times New Roman" w:cstheme="minorHAnsi"/>
+                <w:b/>
+                <w:bCs/>
+                <w:sz w:val="20"/>
+                <w:szCs w:val="20"/>
+                <w:lang w:eastAsia="en-IN"/>
+              </w:rPr>
+            </w:pPr>
+            <w:r>
+              <w:rPr>
+                <w:rFonts w:eastAsia="Times New Roman" w:cstheme="minorHAnsi"/>
+                <w:b/>
+                <w:bCs/>
+                <w:sz w:val="20"/>
+                <w:szCs w:val="20"/>
+                <w:lang w:eastAsia="en-IN"/>
+              </w:rPr>
+              <w:t>Feature</w:t>
+            </w:r>
+          </w:p>
+        </w:tc>
+        <w:tc>
+          <w:tcPr>
+            <w:tcW w:w="0" w:type="auto"/>
+            <w:vAlign w:val="center"/>
+            <w:hideMark/>
+          </w:tcPr>
+          <w:p>
+            <w:pPr>
+              <w:spacing w:after="0" w:line="240" w:lineRule="auto"/>
+              <w:jc w:val="center"/>
+              <w:rPr>
+                <w:rFonts w:eastAsia="Times New Roman" w:cstheme="minorHAnsi"/>
+                <w:b/>
+                <w:bCs/>
+                <w:sz w:val="20"/>
+                <w:szCs w:val="20"/>
+                <w:lang w:eastAsia="en-IN"/>
+              </w:rPr>
+            </w:pPr>
+            <w:r>
+              <w:rPr>
+                <w:rFonts w:eastAsia="Times New Roman" w:cstheme="minorHAnsi"/>
+                <w:b/>
+                <w:bCs/>
+                <w:sz w:val="20"/>
+                <w:szCs w:val="20"/>
+                <w:lang w:eastAsia="en-IN"/>
+              </w:rPr>
+              <w:t>Standards Mode</w:t>
+            </w:r>
+          </w:p>
+        </w:tc>
+        <w:tc>
+          <w:tcPr>
+            <w:tcW w:w="0" w:type="auto"/>
+            <w:vAlign w:val="center"/>
+            <w:hideMark/>
+          </w:tcPr>
+          <w:p>
+            <w:pPr>
+              <w:spacing w:after="0" w:line="240" w:lineRule="auto"/>
+              <w:jc w:val="center"/>
+              <w:rPr>
+                <w:rFonts w:eastAsia="Times New Roman" w:cstheme="minorHAnsi"/>
+                <w:b/>
+                <w:bCs/>
+                <w:sz w:val="20"/>
+                <w:szCs w:val="20"/>
+                <w:lang w:eastAsia="en-IN"/>
+              </w:rPr>
+            </w:pPr>
+            <w:r>
+              <w:rPr>
+                <w:rFonts w:eastAsia="Times New Roman" w:cstheme="minorHAnsi"/>
+                <w:b/>
+                <w:bCs/>
+                <w:sz w:val="20"/>
+                <w:szCs w:val="20"/>
+                <w:lang w:eastAsia="en-IN"/>
+              </w:rPr>
+              <w:t>Quirks Mode</w:t>
+            </w:r>
+          </w:p>
+        </w:tc>
+      </w:tr>
+      <w:tr>
+        <w:trPr>
+          <w:tblCellSpacing w:w="15" w:type="dxa"/>
+        </w:trPr>
+        <w:tc>
+          <w:tcPr>
+            <w:tcW w:w="0" w:type="auto"/>
+            <w:vAlign w:val="center"/>
+            <w:hideMark/>
+          </w:tcPr>
+          <w:p>
+            <w:pPr>
+              <w:spacing w:after="0" w:line="240" w:lineRule="auto"/>
+              <w:rPr>
+                <w:rFonts w:eastAsia="Times New Roman" w:cstheme="minorHAnsi"/>
+                <w:sz w:val="20"/>
+                <w:szCs w:val="20"/>
+                <w:lang w:eastAsia="en-IN"/>
+              </w:rPr>
+            </w:pPr>
+            <w:r>
+              <w:rPr>
+                <w:rFonts w:eastAsia="Times New Roman" w:cstheme="minorHAnsi"/>
+                <w:sz w:val="20"/>
+                <w:szCs w:val="20"/>
+                <w:lang w:eastAsia="en-IN"/>
+              </w:rPr>
+              <w:t>Purpose</w:t>
+            </w:r>
+          </w:p>
+        </w:tc>
+        <w:tc>
+          <w:tcPr>
+            <w:tcW w:w="0" w:type="auto"/>
+            <w:vAlign w:val="center"/>
+            <w:hideMark/>
+          </w:tcPr>
+          <w:p>
+            <w:pPr>
+              <w:spacing w:after="0" w:line="240" w:lineRule="auto"/>
+              <w:rPr>
+                <w:rFonts w:eastAsia="Times New Roman" w:cstheme="minorHAnsi"/>
+                <w:sz w:val="20"/>
+                <w:szCs w:val="20"/>
+                <w:lang w:eastAsia="en-IN"/>
+              </w:rPr>
+            </w:pPr>
+            <w:r>
+              <w:rPr>
+                <w:rFonts w:eastAsia="Times New Roman" w:cstheme="minorHAnsi"/>
+                <w:sz w:val="20"/>
+                <w:szCs w:val="20"/>
+                <w:lang w:eastAsia="en-IN"/>
+              </w:rPr>
+              <w:t>Follow modern web standards</w:t>
+            </w:r>
+          </w:p>
+        </w:tc>
+        <w:tc>
+          <w:tcPr>
+            <w:tcW w:w="0" w:type="auto"/>
+            <w:vAlign w:val="center"/>
+            <w:hideMark/>
+          </w:tcPr>
+          <w:p>
+            <w:pPr>
+              <w:spacing w:after="0" w:line="240" w:lineRule="auto"/>
+              <w:rPr>
+                <w:rFonts w:eastAsia="Times New Roman" w:cstheme="minorHAnsi"/>
+                <w:sz w:val="20"/>
+                <w:szCs w:val="20"/>
+                <w:lang w:eastAsia="en-IN"/>
+              </w:rPr>
+            </w:pPr>
+            <w:r>
+              <w:rPr>
+                <w:rFonts w:eastAsia="Times New Roman" w:cstheme="minorHAnsi"/>
+                <w:sz w:val="20"/>
+                <w:szCs w:val="20"/>
+                <w:lang w:eastAsia="en-IN"/>
+              </w:rPr>
+              <w:t>Support old/non-standard websites</w:t>
+            </w:r>
+          </w:p>
+        </w:tc>
+      </w:tr>
+      <w:tr>
+        <w:trPr>
+          <w:tblCellSpacing w:w="15" w:type="dxa"/>
+        </w:trPr>
+        <w:tc>
+          <w:tcPr>
+            <w:tcW w:w="0" w:type="auto"/>
+            <w:vAlign w:val="center"/>
+            <w:hideMark/>
+          </w:tcPr>
+          <w:p>
+            <w:pPr>
+              <w:spacing w:after="0" w:line="240" w:lineRule="auto"/>
+              <w:rPr>
+                <w:rFonts w:eastAsia="Times New Roman" w:cstheme="minorHAnsi"/>
+                <w:sz w:val="20"/>
+                <w:szCs w:val="20"/>
+                <w:lang w:eastAsia="en-IN"/>
+              </w:rPr>
+            </w:pPr>
+            <w:r>
+              <w:rPr>
+                <w:rFonts w:eastAsia="Times New Roman" w:cstheme="minorHAnsi"/>
+                <w:sz w:val="20"/>
+                <w:szCs w:val="20"/>
+                <w:lang w:eastAsia="en-IN"/>
+              </w:rPr>
+              <w:t>Rendering</w:t>
+            </w:r>
+          </w:p>
+        </w:tc>
+        <w:tc>
+          <w:tcPr>
+            <w:tcW w:w="0" w:type="auto"/>
+            <w:vAlign w:val="center"/>
+            <w:hideMark/>
+          </w:tcPr>
+          <w:p>
+            <w:pPr>
+              <w:spacing w:after="0" w:line="240" w:lineRule="auto"/>
+              <w:rPr>
+                <w:rFonts w:eastAsia="Times New Roman" w:cstheme="minorHAnsi"/>
+                <w:sz w:val="20"/>
+                <w:szCs w:val="20"/>
+                <w:lang w:eastAsia="en-IN"/>
+              </w:rPr>
+            </w:pPr>
+            <w:r>
+              <w:rPr>
+                <w:rFonts w:eastAsia="Times New Roman" w:cstheme="minorHAnsi"/>
+                <w:sz w:val="20"/>
+                <w:szCs w:val="20"/>
+                <w:lang w:eastAsia="en-IN"/>
+              </w:rPr>
+              <w:t>Correct CSS &amp; HTML behavior</w:t>
+            </w:r>
+          </w:p>
+        </w:tc>
+        <w:tc>
+          <w:tcPr>
+            <w:tcW w:w="0" w:type="auto"/>
+            <w:vAlign w:val="center"/>
+            <w:hideMark/>
+          </w:tcPr>
+          <w:p>
+            <w:pPr>
+              <w:spacing w:after="0" w:line="240" w:lineRule="auto"/>
+              <w:rPr>
+                <w:rFonts w:eastAsia="Times New Roman" w:cstheme="minorHAnsi"/>
+                <w:sz w:val="20"/>
+                <w:szCs w:val="20"/>
+                <w:lang w:eastAsia="en-IN"/>
+              </w:rPr>
+            </w:pPr>
+            <w:r>
+              <w:rPr>
+                <w:rFonts w:eastAsia="Times New Roman" w:cstheme="minorHAnsi"/>
+                <w:sz w:val="20"/>
+                <w:szCs w:val="20"/>
+                <w:lang w:eastAsia="en-IN"/>
+              </w:rPr>
+              <w:t>Old browser behavior</w:t>
+            </w:r>
+          </w:p>
+        </w:tc>
+      </w:tr>
+      <w:tr>
+        <w:trPr>
+          <w:tblCellSpacing w:w="15" w:type="dxa"/>
+        </w:trPr>
+        <w:tc>
+          <w:tcPr>
+            <w:tcW w:w="0" w:type="auto"/>
+            <w:vAlign w:val="center"/>
+            <w:hideMark/>
+          </w:tcPr>
+          <w:p>
+            <w:pPr>
+              <w:spacing w:after="0" w:line="240" w:lineRule="auto"/>
+              <w:rPr>
+                <w:rFonts w:eastAsia="Times New Roman" w:cstheme="minorHAnsi"/>
+                <w:sz w:val="20"/>
+                <w:szCs w:val="20"/>
+                <w:lang w:eastAsia="en-IN"/>
+              </w:rPr>
+            </w:pPr>
+            <w:r>
+              <w:rPr>
+                <w:rFonts w:eastAsia="Times New Roman" w:cstheme="minorHAnsi"/>
+                <w:sz w:val="20"/>
+                <w:szCs w:val="20"/>
+                <w:lang w:eastAsia="en-IN"/>
+              </w:rPr>
+              <w:t>Box Model</w:t>
+            </w:r>
+          </w:p>
+        </w:tc>
+        <w:tc>
+          <w:tcPr>
+            <w:tcW w:w="0" w:type="auto"/>
+            <w:vAlign w:val="center"/>
+            <w:hideMark/>
+          </w:tcPr>
+          <w:p>
+            <w:pPr>
+              <w:spacing w:after="0" w:line="240" w:lineRule="auto"/>
+              <w:rPr>
+                <w:rFonts w:eastAsia="Times New Roman" w:cstheme="minorHAnsi"/>
+                <w:sz w:val="20"/>
+                <w:szCs w:val="20"/>
+                <w:lang w:eastAsia="en-IN"/>
+              </w:rPr>
+            </w:pPr>
+            <w:r>
+              <w:rPr>
+                <w:rFonts w:eastAsia="Times New Roman" w:cstheme="minorHAnsi"/>
+                <w:sz w:val="20"/>
+                <w:szCs w:val="20"/>
+                <w:lang w:eastAsia="en-IN"/>
+              </w:rPr>
+              <w:t>Standard CSS box model</w:t>
+            </w:r>
+          </w:p>
+        </w:tc>
+        <w:tc>
+          <w:tcPr>
+            <w:tcW w:w="0" w:type="auto"/>
+            <w:vAlign w:val="center"/>
+            <w:hideMark/>
+          </w:tcPr>
+          <w:p>
+            <w:pPr>
+              <w:spacing w:after="0" w:line="240" w:lineRule="auto"/>
+              <w:rPr>
+                <w:rFonts w:eastAsia="Times New Roman" w:cstheme="minorHAnsi"/>
+                <w:sz w:val="20"/>
+                <w:szCs w:val="20"/>
+                <w:lang w:eastAsia="en-IN"/>
+              </w:rPr>
+            </w:pPr>
+            <w:r>
+              <w:rPr>
+                <w:rFonts w:eastAsia="Times New Roman" w:cstheme="minorHAnsi"/>
+                <w:sz w:val="20"/>
+                <w:szCs w:val="20"/>
+                <w:lang w:eastAsia="en-IN"/>
+              </w:rPr>
+              <w:t>Old IE box model</w:t>
+            </w:r>
+          </w:p>
+        </w:tc>
+      </w:tr>
+      <w:tr>
+        <w:trPr>
+          <w:tblCellSpacing w:w="15" w:type="dxa"/>
+        </w:trPr>
+        <w:tc>
+          <w:tcPr>
+            <w:tcW w:w="0" w:type="auto"/>
+            <w:vAlign w:val="center"/>
+            <w:hideMark/>
+          </w:tcPr>
+          <w:p>
+            <w:pPr>
+              <w:spacing w:after="0" w:line="240" w:lineRule="auto"/>
+              <w:rPr>
+                <w:rFonts w:eastAsia="Times New Roman" w:cstheme="minorHAnsi"/>
+                <w:sz w:val="20"/>
+                <w:szCs w:val="20"/>
+                <w:lang w:eastAsia="en-IN"/>
+              </w:rPr>
+            </w:pPr>
+            <w:r>
+              <w:rPr>
+                <w:rFonts w:eastAsia="Times New Roman" w:cstheme="minorHAnsi"/>
+                <w:sz w:val="20"/>
+                <w:szCs w:val="20"/>
+                <w:lang w:eastAsia="en-IN"/>
+              </w:rPr>
+              <w:t>Layout Accuracy</w:t>
+            </w:r>
+          </w:p>
+        </w:tc>
+        <w:tc>
+          <w:tcPr>
+            <w:tcW w:w="0" w:type="auto"/>
+            <w:vAlign w:val="center"/>
+            <w:hideMark/>
+          </w:tcPr>
+          <w:p>
+            <w:pPr>
+              <w:spacing w:after="0" w:line="240" w:lineRule="auto"/>
+              <w:rPr>
+                <w:rFonts w:eastAsia="Times New Roman" w:cstheme="minorHAnsi"/>
+                <w:sz w:val="20"/>
+                <w:szCs w:val="20"/>
+                <w:lang w:eastAsia="en-IN"/>
+              </w:rPr>
+            </w:pPr>
+            <w:r>
+              <w:rPr>
+                <w:rFonts w:eastAsia="Times New Roman" w:cstheme="minorHAnsi"/>
+                <w:sz w:val="20"/>
+                <w:szCs w:val="20"/>
+                <w:lang w:eastAsia="en-IN"/>
+              </w:rPr>
+              <w:t>Consistent across browsers</w:t>
+            </w:r>
+          </w:p>
+        </w:tc>
+        <w:tc>
+          <w:tcPr>
+            <w:tcW w:w="0" w:type="auto"/>
+            <w:vAlign w:val="center"/>
+            <w:hideMark/>
+          </w:tcPr>
+          <w:p>
+            <w:pPr>
+              <w:spacing w:after="0" w:line="240" w:lineRule="auto"/>
+              <w:rPr>
+                <w:rFonts w:eastAsia="Times New Roman" w:cstheme="minorHAnsi"/>
+                <w:sz w:val="20"/>
+                <w:szCs w:val="20"/>
+                <w:lang w:eastAsia="en-IN"/>
+              </w:rPr>
+            </w:pPr>
+            <w:r>
+              <w:rPr>
+                <w:rFonts w:eastAsia="Times New Roman" w:cstheme="minorHAnsi"/>
+                <w:sz w:val="20"/>
+                <w:szCs w:val="20"/>
+                <w:lang w:eastAsia="en-IN"/>
+              </w:rPr>
+              <w:t>Inconsistent behavior</w:t>
+            </w:r>
+          </w:p>
+        </w:tc>
+      </w:tr>
+      <w:tr>
+        <w:trPr>
+          <w:tblCellSpacing w:w="15" w:type="dxa"/>
+        </w:trPr>
+        <w:tc>
+          <w:tcPr>
+            <w:tcW w:w="0" w:type="auto"/>
+            <w:vAlign w:val="center"/>
+            <w:hideMark/>
+          </w:tcPr>
+          <w:p>
+            <w:pPr>
+              <w:spacing w:after="0" w:line="240" w:lineRule="auto"/>
+              <w:rPr>
+                <w:rFonts w:eastAsia="Times New Roman" w:cstheme="minorHAnsi"/>
+                <w:sz w:val="20"/>
+                <w:szCs w:val="20"/>
+                <w:lang w:eastAsia="en-IN"/>
+              </w:rPr>
+            </w:pPr>
+            <w:r>
+              <w:rPr>
+                <w:rFonts w:eastAsia="Times New Roman" w:cstheme="minorHAnsi"/>
+                <w:sz w:val="20"/>
+                <w:szCs w:val="20"/>
+                <w:lang w:eastAsia="en-IN"/>
+              </w:rPr>
+              <w:t>Recommended?</w:t>
+            </w:r>
+          </w:p>
+        </w:tc>
+        <w:tc>
+          <w:tcPr>
+            <w:tcW w:w="0" w:type="auto"/>
+            <w:vAlign w:val="center"/>
+            <w:hideMark/>
+          </w:tcPr>
+          <w:p>
+            <w:pPr>
+              <w:spacing w:after="0" w:line="240" w:lineRule="auto"/>
+              <w:rPr>
+                <w:rFonts w:eastAsia="Times New Roman" w:cstheme="minorHAnsi"/>
+                <w:sz w:val="20"/>
+                <w:szCs w:val="20"/>
+                <w:lang w:eastAsia="en-IN"/>
+              </w:rPr>
+            </w:pPr>
+            <w:r>
+              <w:rPr>
+                <w:rFonts w:ascii="Segoe UI Symbol" w:eastAsia="Times New Roman" w:hAnsi="Segoe UI Symbol" w:cs="Segoe UI Symbol"/>
+                <w:sz w:val="20"/>
+                <w:szCs w:val="20"/>
+                <w:lang w:eastAsia="en-IN"/>
+              </w:rPr>
+              <w:t>✅</w:t>
+            </w:r>
+            <w:r>
+              <w:rPr>
+                <w:rFonts w:eastAsia="Times New Roman" w:cstheme="minorHAnsi"/>
+                <w:sz w:val="20"/>
+                <w:szCs w:val="20"/>
+                <w:lang w:eastAsia="en-IN"/>
+              </w:rPr>
+              <w:t xml:space="preserve"> Yes</w:t>
+            </w:r>
+          </w:p>
+        </w:tc>
+        <w:tc>
+          <w:tcPr>
+            <w:tcW w:w="0" w:type="auto"/>
+            <w:vAlign w:val="center"/>
+            <w:hideMark/>
+          </w:tcPr>
+          <w:p>
+            <w:pPr>
+              <w:spacing w:after="0" w:line="240" w:lineRule="auto"/>
+              <w:rPr>
+                <w:rFonts w:eastAsia="Times New Roman" w:cstheme="minorHAnsi"/>
+                <w:sz w:val="20"/>
+                <w:szCs w:val="20"/>
+                <w:lang w:eastAsia="en-IN"/>
+              </w:rPr>
+            </w:pPr>
+            <w:r>
+              <w:rPr>
+                <w:rFonts w:ascii="Segoe UI Symbol" w:eastAsia="Times New Roman" w:hAnsi="Segoe UI Symbol" w:cs="Segoe UI Symbol"/>
+                <w:sz w:val="20"/>
+                <w:szCs w:val="20"/>
+                <w:lang w:eastAsia="en-IN"/>
+              </w:rPr>
+              <w:t>❌</w:t>
+            </w:r>
+            <w:r>
+              <w:rPr>
+                <w:rFonts w:eastAsia="Times New Roman" w:cstheme="minorHAnsi"/>
+                <w:sz w:val="20"/>
+                <w:szCs w:val="20"/>
+                <w:lang w:eastAsia="en-IN"/>
+              </w:rPr>
+              <w:t xml:space="preserve"> No</w:t>
+            </w:r>
+          </w:p>
+        </w:tc>
+      </w:tr>
+    </w:tbl>
+    <w:p>
+      <w:pPr>
+        <w:spacing w:after="0" w:line="240" w:lineRule="auto"/>
+        <w:rPr>
+          <w:rFonts w:eastAsia="Times New Roman" w:cstheme="minorHAnsi"/>
+          <w:sz w:val="20"/>
+          <w:szCs w:val="20"/>
+          <w:lang w:eastAsia="en-IN"/>
+        </w:rPr>
+      </w:pPr>
+      <w:r>
+        <w:rPr>
+          <w:rFonts w:eastAsia="Times New Roman" w:cstheme="minorHAnsi"/>
+          <w:sz w:val="20"/>
+          <w:szCs w:val="20"/>
+          <w:lang w:eastAsia="en-IN"/>
+        </w:rPr>
+        <w:pict>
+          <v:rect id="_x0000_i1065" style="width:0;height:1.5pt" o:hralign="center" o:hrstd="t" o:hr="t" fillcolor="#a0a0a0" stroked="f"/>
+        </w:pict>
+      </w:r>
+    </w:p>
+    <w:p>
+      <w:pPr>
+        <w:spacing w:before="100" w:beforeAutospacing="1" w:after="100" w:afterAutospacing="1" w:line="240" w:lineRule="auto"/>
+        <w:outlineLvl w:val="0"/>
+        <w:rPr>
+          <w:rFonts w:eastAsia="Times New Roman" w:cstheme="minorHAnsi"/>
+          <w:b/>
+          <w:bCs/>
+          <w:kern w:val="36"/>
+          <w:sz w:val="20"/>
+          <w:szCs w:val="20"/>
+          <w:lang w:eastAsia="en-IN"/>
+        </w:rPr>
+      </w:pPr>
+      <w:r>
+        <w:rPr>
+          <w:rFonts w:eastAsia="Times New Roman" w:cstheme="minorHAnsi"/>
+          <w:b/>
+          <w:bCs/>
+          <w:kern w:val="36"/>
+          <w:sz w:val="20"/>
+          <w:szCs w:val="20"/>
+          <w:lang w:eastAsia="en-IN"/>
+        </w:rPr>
+        <w:t>1. Standards Mode</w:t>
+      </w:r>
+    </w:p>
+    <w:p>
+      <w:pPr>
+        <w:spacing w:before="100" w:beforeAutospacing="1" w:after="100" w:afterAutospacing="1" w:line="240" w:lineRule="auto"/>
+        <w:rPr>
+          <w:rFonts w:eastAsia="Times New Roman" w:cstheme="minorHAnsi"/>
+          <w:sz w:val="20"/>
+          <w:szCs w:val="20"/>
+          <w:lang w:eastAsia="en-IN"/>
+        </w:rPr>
+      </w:pPr>
+      <w:r>
+        <w:rPr>
+          <w:rFonts w:eastAsia="Times New Roman" w:cstheme="minorHAnsi"/>
+          <w:sz w:val="20"/>
+          <w:szCs w:val="20"/>
+          <w:lang w:eastAsia="en-IN"/>
+        </w:rPr>
+        <w:t>Browser follows official HTML/CSS specifications.</w:t>
+      </w:r>
+    </w:p>
+    <w:p>
+      <w:pPr>
+        <w:spacing w:before="100" w:beforeAutospacing="1" w:after="100" w:afterAutospacing="1" w:line="240" w:lineRule="auto"/>
+        <w:rPr>
+          <w:rFonts w:eastAsia="Times New Roman" w:cstheme="minorHAnsi"/>
+          <w:sz w:val="20"/>
+          <w:szCs w:val="20"/>
+          <w:lang w:eastAsia="en-IN"/>
+        </w:rPr>
+      </w:pPr>
+      <w:r>
+        <w:rPr>
+          <w:rFonts w:eastAsia="Times New Roman" w:cstheme="minorHAnsi"/>
+          <w:sz w:val="20"/>
+          <w:szCs w:val="20"/>
+          <w:lang w:eastAsia="en-IN"/>
+        </w:rPr>
+        <w:t>Triggered by:</w:t>
+      </w:r>
+    </w:p>
+    <w:p>
+      <w:pPr>
+        <w:pStyle w:val="code"/>
+      </w:pPr>
+      <w:r>
+        <w:t>&lt;!DOCTYPE html&gt;</w:t>
+      </w:r>
+    </w:p>
+    <w:p>
+      <w:pPr>
+        <w:spacing w:before="100" w:beforeAutospacing="1" w:after="100" w:afterAutospacing="1" w:line="240" w:lineRule="auto"/>
+        <w:rPr>
+          <w:rFonts w:eastAsia="Times New Roman" w:cstheme="minorHAnsi"/>
+          <w:sz w:val="20"/>
+          <w:szCs w:val="20"/>
+          <w:lang w:eastAsia="en-IN"/>
+        </w:rPr>
+      </w:pPr>
+      <w:r>
+        <w:rPr>
+          <w:rFonts w:eastAsia="Times New Roman" w:cstheme="minorHAnsi"/>
+          <w:sz w:val="20"/>
+          <w:szCs w:val="20"/>
+          <w:lang w:eastAsia="en-IN"/>
+        </w:rPr>
+        <w:t>Example:</w:t>
+      </w:r>
+    </w:p>
+    <w:p>
+      <w:pPr>
+        <w:pStyle w:val="code"/>
+      </w:pPr>
+      <w:r>
+        <w:t>&lt;!DOCTYPE html&gt;</w:t>
+      </w:r>
+      <w:r>
+        <w:br/>
+        <w:t>&lt;html&gt;</w:t>
+      </w:r>
+      <w:r>
+        <w:br/>
+        <w:t>&lt;head&gt;</w:t>
+      </w:r>
+      <w:r>
+        <w:br/>
+        <w:t xml:space="preserve">  &lt;title&gt;Page&lt;/title&gt;</w:t>
+      </w:r>
+      <w:r>
+        <w:br/>
+        <w:t>&lt;/head&gt;</w:t>
+      </w:r>
+      <w:r>
+        <w:br/>
+        <w:t>&lt;body&gt;</w:t>
+      </w:r>
+      <w:r>
+        <w:br/>
+        <w:t>&lt;/body&gt;</w:t>
+      </w:r>
+      <w:r>
+        <w:br/>
+        <w:t>&lt;/html&gt;</w:t>
+      </w:r>
+    </w:p>
+    <w:p>
+      <w:pPr>
+        <w:spacing w:before="100" w:beforeAutospacing="1" w:after="100" w:afterAutospacing="1" w:line="240" w:lineRule="auto"/>
+        <w:outlineLvl w:val="2"/>
+        <w:rPr>
+          <w:rFonts w:eastAsia="Times New Roman" w:cstheme="minorHAnsi"/>
+          <w:b/>
+          <w:bCs/>
+          <w:sz w:val="20"/>
+          <w:szCs w:val="20"/>
+          <w:lang w:eastAsia="en-IN"/>
+        </w:rPr>
+      </w:pPr>
+      <w:r>
+        <w:rPr>
+          <w:rFonts w:eastAsia="Times New Roman" w:cstheme="minorHAnsi"/>
+          <w:b/>
+          <w:bCs/>
+          <w:sz w:val="20"/>
+          <w:szCs w:val="20"/>
+          <w:lang w:eastAsia="en-IN"/>
+        </w:rPr>
+        <w:t>Benefits</w:t>
+      </w:r>
+    </w:p>
+    <w:p>
+      <w:pPr>
+        <w:numPr>
+          <w:ilvl w:val="0"/>
+          <w:numId w:val="4"/>
+        </w:numPr>
+        <w:spacing w:before="100" w:beforeAutospacing="1" w:after="100" w:afterAutospacing="1" w:line="240" w:lineRule="auto"/>
+        <w:rPr>
+          <w:rFonts w:eastAsia="Times New Roman" w:cstheme="minorHAnsi"/>
+          <w:sz w:val="20"/>
+          <w:szCs w:val="20"/>
+          <w:lang w:eastAsia="en-IN"/>
+        </w:rPr>
+      </w:pPr>
+      <w:r>
+        <w:rPr>
+          <w:rFonts w:eastAsia="Times New Roman" w:cstheme="minorHAnsi"/>
+          <w:sz w:val="20"/>
+          <w:szCs w:val="20"/>
+          <w:lang w:eastAsia="en-IN"/>
+        </w:rPr>
+        <w:lastRenderedPageBreak/>
+        <w:t xml:space="preserve">Proper CSS rendering </w:t>
+      </w:r>
+    </w:p>
+    <w:p>
+      <w:pPr>
+        <w:numPr>
+          <w:ilvl w:val="0"/>
+          <w:numId w:val="4"/>
+        </w:numPr>
+        <w:spacing w:before="100" w:beforeAutospacing="1" w:after="100" w:afterAutospacing="1" w:line="240" w:lineRule="auto"/>
+        <w:rPr>
+          <w:rFonts w:eastAsia="Times New Roman" w:cstheme="minorHAnsi"/>
+          <w:sz w:val="20"/>
+          <w:szCs w:val="20"/>
+          <w:lang w:eastAsia="en-IN"/>
+        </w:rPr>
+      </w:pPr>
+      <w:r>
+        <w:rPr>
+          <w:rFonts w:eastAsia="Times New Roman" w:cstheme="minorHAnsi"/>
+          <w:sz w:val="20"/>
+          <w:szCs w:val="20"/>
+          <w:lang w:eastAsia="en-IN"/>
+        </w:rPr>
+        <w:t xml:space="preserve">Predictable layouts </w:t>
+      </w:r>
+    </w:p>
+    <w:p>
+      <w:pPr>
+        <w:numPr>
+          <w:ilvl w:val="0"/>
+          <w:numId w:val="4"/>
+        </w:numPr>
+        <w:spacing w:before="100" w:beforeAutospacing="1" w:after="100" w:afterAutospacing="1" w:line="240" w:lineRule="auto"/>
+        <w:rPr>
+          <w:rFonts w:eastAsia="Times New Roman" w:cstheme="minorHAnsi"/>
+          <w:sz w:val="20"/>
+          <w:szCs w:val="20"/>
+          <w:lang w:eastAsia="en-IN"/>
+        </w:rPr>
+      </w:pPr>
+      <w:r>
+        <w:rPr>
+          <w:rFonts w:eastAsia="Times New Roman" w:cstheme="minorHAnsi"/>
+          <w:sz w:val="20"/>
+          <w:szCs w:val="20"/>
+          <w:lang w:eastAsia="en-IN"/>
+        </w:rPr>
+        <w:t xml:space="preserve">Better cross-browser compatibility </w:t>
+      </w:r>
+    </w:p>
+    <w:p>
+      <w:pPr>
+        <w:numPr>
+          <w:ilvl w:val="0"/>
+          <w:numId w:val="4"/>
+        </w:numPr>
+        <w:spacing w:before="100" w:beforeAutospacing="1" w:after="100" w:afterAutospacing="1" w:line="240" w:lineRule="auto"/>
+        <w:rPr>
+          <w:rFonts w:eastAsia="Times New Roman" w:cstheme="minorHAnsi"/>
+          <w:sz w:val="20"/>
+          <w:szCs w:val="20"/>
+          <w:lang w:eastAsia="en-IN"/>
+        </w:rPr>
+      </w:pPr>
+      <w:r>
+        <w:rPr>
+          <w:rFonts w:eastAsia="Times New Roman" w:cstheme="minorHAnsi"/>
+          <w:sz w:val="20"/>
+          <w:szCs w:val="20"/>
+          <w:lang w:eastAsia="en-IN"/>
+        </w:rPr>
+        <w:t xml:space="preserve">Modern feature support </w:t>
+      </w:r>
+    </w:p>
+    <w:p>
+      <w:pPr>
+        <w:spacing w:after="0" w:line="240" w:lineRule="auto"/>
+        <w:rPr>
+          <w:rFonts w:eastAsia="Times New Roman" w:cstheme="minorHAnsi"/>
+          <w:sz w:val="20"/>
+          <w:szCs w:val="20"/>
+          <w:lang w:eastAsia="en-IN"/>
+        </w:rPr>
+      </w:pPr>
+      <w:r>
+        <w:rPr>
+          <w:rFonts w:eastAsia="Times New Roman" w:cstheme="minorHAnsi"/>
+          <w:sz w:val="20"/>
+          <w:szCs w:val="20"/>
+          <w:lang w:eastAsia="en-IN"/>
+        </w:rPr>
+        <w:pict>
+          <v:rect id="_x0000_i1066" style="width:0;height:1.5pt" o:hralign="center" o:hrstd="t" o:hr="t" fillcolor="#a0a0a0" stroked="f"/>
+        </w:pict>
+      </w:r>
+    </w:p>
+    <w:p>
+      <w:pPr>
+        <w:spacing w:before="100" w:beforeAutospacing="1" w:after="100" w:afterAutospacing="1" w:line="240" w:lineRule="auto"/>
+        <w:outlineLvl w:val="0"/>
+        <w:rPr>
+          <w:rFonts w:eastAsia="Times New Roman" w:cstheme="minorHAnsi"/>
+          <w:b/>
+          <w:bCs/>
+          <w:kern w:val="36"/>
+          <w:sz w:val="20"/>
+          <w:szCs w:val="20"/>
+          <w:lang w:eastAsia="en-IN"/>
+        </w:rPr>
+      </w:pPr>
+      <w:r>
+        <w:rPr>
+          <w:rFonts w:eastAsia="Times New Roman" w:cstheme="minorHAnsi"/>
+          <w:b/>
+          <w:bCs/>
+          <w:kern w:val="36"/>
+          <w:sz w:val="20"/>
+          <w:szCs w:val="20"/>
+          <w:lang w:eastAsia="en-IN"/>
+        </w:rPr>
+        <w:t>2. Quirks Mode</w:t>
+      </w:r>
+    </w:p>
+    <w:p>
+      <w:pPr>
+        <w:spacing w:before="100" w:beforeAutospacing="1" w:after="100" w:afterAutospacing="1" w:line="240" w:lineRule="auto"/>
+        <w:rPr>
+          <w:rFonts w:eastAsia="Times New Roman" w:cstheme="minorHAnsi"/>
+          <w:sz w:val="20"/>
+          <w:szCs w:val="20"/>
+          <w:lang w:eastAsia="en-IN"/>
+        </w:rPr>
+      </w:pPr>
+      <w:r>
+        <w:rPr>
+          <w:rFonts w:eastAsia="Times New Roman" w:cstheme="minorHAnsi"/>
+          <w:sz w:val="20"/>
+          <w:szCs w:val="20"/>
+          <w:lang w:eastAsia="en-IN"/>
+        </w:rPr>
+        <w:t>Browser behaves like very old browsers (mainly old Internet Explorer) to support legacy websites.</w:t>
+      </w:r>
+    </w:p>
+    <w:p>
+      <w:pPr>
+        <w:spacing w:before="100" w:beforeAutospacing="1" w:after="100" w:afterAutospacing="1" w:line="240" w:lineRule="auto"/>
+        <w:rPr>
+          <w:rFonts w:eastAsia="Times New Roman" w:cstheme="minorHAnsi"/>
+          <w:sz w:val="20"/>
+          <w:szCs w:val="20"/>
+          <w:lang w:eastAsia="en-IN"/>
+        </w:rPr>
+      </w:pPr>
+      <w:r>
+        <w:rPr>
+          <w:rFonts w:eastAsia="Times New Roman" w:cstheme="minorHAnsi"/>
+          <w:sz w:val="20"/>
+          <w:szCs w:val="20"/>
+          <w:lang w:eastAsia="en-IN"/>
+        </w:rPr>
+        <w:t>Triggered when:</w:t>
+      </w:r>
+    </w:p>
+    <w:p>
+      <w:pPr>
+        <w:numPr>
+          <w:ilvl w:val="0"/>
+          <w:numId w:val="5"/>
+        </w:numPr>
+        <w:spacing w:before="100" w:beforeAutospacing="1" w:after="100" w:afterAutospacing="1" w:line="240" w:lineRule="auto"/>
+        <w:rPr>
+          <w:rFonts w:eastAsia="Times New Roman" w:cstheme="minorHAnsi"/>
+          <w:sz w:val="20"/>
+          <w:szCs w:val="20"/>
+          <w:lang w:eastAsia="en-IN"/>
+        </w:rPr>
+      </w:pPr>
+      <w:r>
+        <w:rPr>
+          <w:rFonts w:eastAsia="Times New Roman" w:cstheme="minorHAnsi"/>
+          <w:sz w:val="20"/>
+          <w:szCs w:val="20"/>
+          <w:lang w:eastAsia="en-IN"/>
+        </w:rPr>
+        <w:t>DOCTYPE</w:t>
+      </w:r>
+      <w:r>
+        <w:rPr>
+          <w:rFonts w:eastAsia="Times New Roman" w:cstheme="minorHAnsi"/>
+          <w:sz w:val="20"/>
+          <w:szCs w:val="20"/>
+          <w:lang w:eastAsia="en-IN"/>
+        </w:rPr>
+        <w:t xml:space="preserve"> is missing </w:t>
+      </w:r>
+    </w:p>
+    <w:p>
+      <w:pPr>
+        <w:numPr>
+          <w:ilvl w:val="0"/>
+          <w:numId w:val="5"/>
+        </w:numPr>
+        <w:spacing w:before="100" w:beforeAutospacing="1" w:after="100" w:afterAutospacing="1" w:line="240" w:lineRule="auto"/>
+        <w:rPr>
+          <w:rFonts w:eastAsia="Times New Roman" w:cstheme="minorHAnsi"/>
+          <w:sz w:val="20"/>
+          <w:szCs w:val="20"/>
+          <w:lang w:eastAsia="en-IN"/>
+        </w:rPr>
+      </w:pPr>
+      <w:r>
+        <w:rPr>
+          <w:rFonts w:eastAsia="Times New Roman" w:cstheme="minorHAnsi"/>
+          <w:sz w:val="20"/>
+          <w:szCs w:val="20"/>
+          <w:lang w:eastAsia="en-IN"/>
+        </w:rPr>
+        <w:t xml:space="preserve">Old/invalid doctype used </w:t>
+      </w:r>
+    </w:p>
+    <w:p>
+      <w:pPr>
+        <w:spacing w:before="100" w:beforeAutospacing="1" w:after="100" w:afterAutospacing="1" w:line="240" w:lineRule="auto"/>
+        <w:rPr>
+          <w:rFonts w:eastAsia="Times New Roman" w:cstheme="minorHAnsi"/>
+          <w:sz w:val="20"/>
+          <w:szCs w:val="20"/>
+          <w:lang w:eastAsia="en-IN"/>
+        </w:rPr>
+      </w:pPr>
+      <w:r>
+        <w:rPr>
+          <w:rFonts w:eastAsia="Times New Roman" w:cstheme="minorHAnsi"/>
+          <w:sz w:val="20"/>
+          <w:szCs w:val="20"/>
+          <w:lang w:eastAsia="en-IN"/>
+        </w:rPr>
+        <w:t>Example:</w:t>
+      </w:r>
+    </w:p>
+    <w:p>
+      <w:pPr>
+        <w:pStyle w:val="code"/>
+      </w:pPr>
+      <w:r>
+        <w:t>&lt;html&gt;</w:t>
+      </w:r>
+      <w:r>
+        <w:br/>
+        <w:t>&lt;head&gt;</w:t>
+      </w:r>
+      <w:r>
+        <w:br/>
+        <w:t>&lt;/head&gt;</w:t>
+      </w:r>
+      <w:r>
+        <w:br/>
+        <w:t>&lt;body&gt;</w:t>
+      </w:r>
+      <w:r>
+        <w:br/>
+        <w:t>&lt;/body&gt;</w:t>
+      </w:r>
+      <w:r>
+        <w:br/>
+        <w:t>&lt;/html&gt;</w:t>
+      </w:r>
+    </w:p>
+    <w:p>
+      <w:pPr>
+        <w:spacing w:before="100" w:beforeAutospacing="1" w:after="100" w:afterAutospacing="1" w:line="240" w:lineRule="auto"/>
+        <w:outlineLvl w:val="1"/>
+        <w:rPr>
+          <w:rFonts w:eastAsia="Times New Roman" w:cstheme="minorHAnsi"/>
+          <w:b/>
+          <w:bCs/>
+          <w:sz w:val="20"/>
+          <w:szCs w:val="20"/>
+          <w:lang w:eastAsia="en-IN"/>
+        </w:rPr>
+      </w:pPr>
+      <w:r>
+        <w:rPr>
+          <w:rFonts w:eastAsia="Times New Roman" w:cstheme="minorHAnsi"/>
+          <w:b/>
+          <w:bCs/>
+          <w:sz w:val="20"/>
+          <w:szCs w:val="20"/>
+          <w:lang w:eastAsia="en-IN"/>
+        </w:rPr>
+        <w:t>Server-Side Rendering (SSR) vs Client-Side Rendering (CSR)</w:t>
+      </w:r>
+    </w:p>
+    <w:p>
+      <w:pPr>
+        <w:spacing w:before="100" w:beforeAutospacing="1" w:after="100" w:afterAutospacing="1" w:line="240" w:lineRule="auto"/>
+        <w:outlineLvl w:val="2"/>
+        <w:rPr>
+          <w:rFonts w:eastAsia="Times New Roman" w:cstheme="minorHAnsi"/>
+          <w:b/>
+          <w:bCs/>
+          <w:sz w:val="20"/>
+          <w:szCs w:val="20"/>
+          <w:lang w:eastAsia="en-IN"/>
+        </w:rPr>
+      </w:pPr>
+      <w:r>
+        <w:rPr>
+          <w:rFonts w:eastAsia="Times New Roman" w:cstheme="minorHAnsi"/>
+          <w:b/>
+          <w:bCs/>
+          <w:sz w:val="20"/>
+          <w:szCs w:val="20"/>
+          <w:lang w:eastAsia="en-IN"/>
+        </w:rPr>
+        <w:t>Client-Side Rendering (CSR)</w:t>
+      </w:r>
+    </w:p>
+    <w:p>
+      <w:pPr>
+        <w:spacing w:before="100" w:beforeAutospacing="1" w:after="100" w:afterAutospacing="1" w:line="240" w:lineRule="auto"/>
+        <w:rPr>
+          <w:rFonts w:eastAsia="Times New Roman" w:cstheme="minorHAnsi"/>
+          <w:sz w:val="20"/>
+          <w:szCs w:val="20"/>
+          <w:lang w:eastAsia="en-IN"/>
+        </w:rPr>
+      </w:pPr>
+      <w:r>
+        <w:rPr>
+          <w:rFonts w:eastAsia="Times New Roman" w:cstheme="minorHAnsi"/>
+          <w:sz w:val="20"/>
+          <w:szCs w:val="20"/>
+          <w:lang w:eastAsia="en-IN"/>
+        </w:rPr>
+        <w:t>In CSR, the browser downloads a mostly empty HTML page and JavaScript builds the UI in the browser.</w:t>
+      </w:r>
+    </w:p>
+    <w:p>
+      <w:pPr>
+        <w:spacing w:before="100" w:beforeAutospacing="1" w:after="100" w:afterAutospacing="1" w:line="240" w:lineRule="auto"/>
+        <w:rPr>
+          <w:rFonts w:eastAsia="Times New Roman" w:cstheme="minorHAnsi"/>
+          <w:sz w:val="20"/>
+          <w:szCs w:val="20"/>
+          <w:lang w:eastAsia="en-IN"/>
+        </w:rPr>
+      </w:pPr>
+      <w:r>
+        <w:rPr>
+          <w:rFonts w:eastAsia="Times New Roman" w:cstheme="minorHAnsi"/>
+          <w:sz w:val="20"/>
+          <w:szCs w:val="20"/>
+          <w:lang w:eastAsia="en-IN"/>
+        </w:rPr>
+        <w:t>Example:</w:t>
+      </w:r>
+    </w:p>
+    <w:p>
+      <w:pPr>
+        <w:numPr>
+          <w:ilvl w:val="0"/>
+          <w:numId w:val="6"/>
+        </w:numPr>
+        <w:spacing w:before="100" w:beforeAutospacing="1" w:after="100" w:afterAutospacing="1" w:line="240" w:lineRule="auto"/>
+        <w:rPr>
+          <w:rFonts w:eastAsia="Times New Roman" w:cstheme="minorHAnsi"/>
+          <w:sz w:val="20"/>
+          <w:szCs w:val="20"/>
+          <w:lang w:eastAsia="en-IN"/>
+        </w:rPr>
+      </w:pPr>
+      <w:r>
+        <w:rPr>
+          <w:rFonts w:eastAsia="Times New Roman" w:cstheme="minorHAnsi"/>
+          <w:sz w:val="20"/>
+          <w:szCs w:val="20"/>
+          <w:lang w:eastAsia="en-IN"/>
+        </w:rPr>
+        <w:t xml:space="preserve">Angular SPA </w:t>
+      </w:r>
+    </w:p>
+    <w:p>
+      <w:pPr>
+        <w:numPr>
+          <w:ilvl w:val="0"/>
+          <w:numId w:val="6"/>
+        </w:numPr>
+        <w:spacing w:before="100" w:beforeAutospacing="1" w:after="100" w:afterAutospacing="1" w:line="240" w:lineRule="auto"/>
+        <w:rPr>
+          <w:rFonts w:eastAsia="Times New Roman" w:cstheme="minorHAnsi"/>
+          <w:sz w:val="20"/>
+          <w:szCs w:val="20"/>
+          <w:lang w:eastAsia="en-IN"/>
+        </w:rPr>
+      </w:pPr>
+      <w:r>
+        <w:rPr>
+          <w:rFonts w:eastAsia="Times New Roman" w:cstheme="minorHAnsi"/>
+          <w:sz w:val="20"/>
+          <w:szCs w:val="20"/>
+          <w:lang w:eastAsia="en-IN"/>
+        </w:rPr>
+        <w:t xml:space="preserve">React SPA </w:t>
+      </w:r>
+    </w:p>
+    <w:p>
+      <w:pPr>
+        <w:spacing w:after="0" w:line="240" w:lineRule="auto"/>
+        <w:rPr>
+          <w:rFonts w:eastAsia="Times New Roman" w:cstheme="minorHAnsi"/>
+          <w:sz w:val="20"/>
+          <w:szCs w:val="20"/>
+          <w:lang w:eastAsia="en-IN"/>
+        </w:rPr>
+      </w:pPr>
+      <w:r>
+        <w:rPr>
+          <w:rFonts w:eastAsia="Times New Roman" w:cstheme="minorHAnsi"/>
+          <w:sz w:val="20"/>
+          <w:szCs w:val="20"/>
+          <w:lang w:eastAsia="en-IN"/>
+        </w:rPr>
+        <w:pict>
+          <v:rect id="_x0000_i1067" style="width:0;height:1.5pt" o:hralign="center" o:hrstd="t" o:hr="t" fillcolor="#a0a0a0" stroked="f"/>
+        </w:pict>
+      </w:r>
+    </w:p>
+    <w:p>
+      <w:pPr>
+        <w:spacing w:before="100" w:beforeAutospacing="1" w:after="100" w:afterAutospacing="1" w:line="240" w:lineRule="auto"/>
+        <w:outlineLvl w:val="2"/>
+        <w:rPr>
+          <w:rFonts w:eastAsia="Times New Roman" w:cstheme="minorHAnsi"/>
+          <w:b/>
+          <w:bCs/>
+          <w:sz w:val="20"/>
+          <w:szCs w:val="20"/>
+          <w:lang w:eastAsia="en-IN"/>
+        </w:rPr>
+      </w:pPr>
+      <w:r>
+        <w:rPr>
+          <w:rFonts w:eastAsia="Times New Roman" w:cstheme="minorHAnsi"/>
+          <w:b/>
+          <w:bCs/>
+          <w:sz w:val="20"/>
+          <w:szCs w:val="20"/>
+          <w:lang w:eastAsia="en-IN"/>
+        </w:rPr>
+        <w:t>Server-Side Rendering (SSR)</w:t>
+      </w:r>
+    </w:p>
+    <w:p>
+      <w:pPr>
+        <w:spacing w:before="100" w:beforeAutospacing="1" w:after="100" w:afterAutospacing="1" w:line="240" w:lineRule="auto"/>
+        <w:rPr>
+          <w:rFonts w:eastAsia="Times New Roman" w:cstheme="minorHAnsi"/>
+          <w:sz w:val="20"/>
+          <w:szCs w:val="20"/>
+          <w:lang w:eastAsia="en-IN"/>
+        </w:rPr>
+      </w:pPr>
+      <w:r>
+        <w:rPr>
+          <w:rFonts w:eastAsia="Times New Roman" w:cstheme="minorHAnsi"/>
+          <w:sz w:val="20"/>
+          <w:szCs w:val="20"/>
+          <w:lang w:eastAsia="en-IN"/>
+        </w:rPr>
+        <w:t>In SSR, the server generates the complete HTML page first and sends it to the browser.</w:t>
+      </w:r>
+    </w:p>
+    <w:p>
+      <w:pPr>
+        <w:spacing w:before="100" w:beforeAutospacing="1" w:after="100" w:afterAutospacing="1" w:line="240" w:lineRule="auto"/>
+        <w:rPr>
+          <w:rFonts w:eastAsia="Times New Roman" w:cstheme="minorHAnsi"/>
+          <w:sz w:val="20"/>
+          <w:szCs w:val="20"/>
+          <w:lang w:eastAsia="en-IN"/>
+        </w:rPr>
+      </w:pPr>
+      <w:r>
+        <w:rPr>
+          <w:rFonts w:eastAsia="Times New Roman" w:cstheme="minorHAnsi"/>
+          <w:sz w:val="20"/>
+          <w:szCs w:val="20"/>
+          <w:lang w:eastAsia="en-IN"/>
+        </w:rPr>
+        <w:t>Example:</w:t>
+      </w:r>
+    </w:p>
+    <w:p>
+      <w:pPr>
+        <w:numPr>
+          <w:ilvl w:val="0"/>
+          <w:numId w:val="7"/>
+        </w:numPr>
+        <w:spacing w:before="100" w:beforeAutospacing="1" w:after="100" w:afterAutospacing="1" w:line="240" w:lineRule="auto"/>
+        <w:rPr>
+          <w:rFonts w:eastAsia="Times New Roman" w:cstheme="minorHAnsi"/>
+          <w:sz w:val="20"/>
+          <w:szCs w:val="20"/>
+          <w:lang w:eastAsia="en-IN"/>
+        </w:rPr>
+      </w:pPr>
+      <w:r>
+        <w:rPr>
+          <w:rFonts w:eastAsia="Times New Roman" w:cstheme="minorHAnsi"/>
+          <w:sz w:val="20"/>
+          <w:szCs w:val="20"/>
+          <w:lang w:eastAsia="en-IN"/>
+        </w:rPr>
+        <w:t xml:space="preserve">Angular Universal </w:t>
+      </w:r>
+    </w:p>
+    <w:p>
+      <w:pPr>
+        <w:numPr>
+          <w:ilvl w:val="0"/>
+          <w:numId w:val="7"/>
+        </w:numPr>
+        <w:spacing w:before="100" w:beforeAutospacing="1" w:after="100" w:afterAutospacing="1" w:line="240" w:lineRule="auto"/>
+        <w:rPr>
+          <w:rFonts w:eastAsia="Times New Roman" w:cstheme="minorHAnsi"/>
+          <w:sz w:val="20"/>
+          <w:szCs w:val="20"/>
+          <w:lang w:eastAsia="en-IN"/>
+        </w:rPr>
+      </w:pPr>
+      <w:r>
+        <w:rPr>
+          <w:rFonts w:eastAsia="Times New Roman" w:cstheme="minorHAnsi"/>
+          <w:sz w:val="20"/>
+          <w:szCs w:val="20"/>
+          <w:lang w:eastAsia="en-IN"/>
+        </w:rPr>
+        <w:t xml:space="preserve">Next.js </w:t>
+      </w:r>
+    </w:p>
+    <w:p>
+      <w:pPr>
+        <w:numPr>
+          <w:ilvl w:val="0"/>
+          <w:numId w:val="7"/>
+        </w:numPr>
+        <w:spacing w:before="100" w:beforeAutospacing="1" w:after="100" w:afterAutospacing="1" w:line="240" w:lineRule="auto"/>
+        <w:rPr>
+          <w:rFonts w:eastAsia="Times New Roman" w:cstheme="minorHAnsi"/>
+          <w:sz w:val="20"/>
+          <w:szCs w:val="20"/>
+          <w:lang w:eastAsia="en-IN"/>
+        </w:rPr>
+      </w:pPr>
+      <w:r>
+        <w:rPr>
+          <w:rFonts w:eastAsia="Times New Roman" w:cstheme="minorHAnsi"/>
+          <w:sz w:val="20"/>
+          <w:szCs w:val="20"/>
+          <w:lang w:eastAsia="en-IN"/>
+        </w:rPr>
+        <w:t xml:space="preserve">Nuxt.js </w:t>
+      </w:r>
+    </w:p>
+    <w:p>
+      <w:pPr>
+        <w:spacing w:after="0" w:line="240" w:lineRule="auto"/>
+        <w:rPr>
+          <w:rFonts w:eastAsia="Times New Roman" w:cstheme="minorHAnsi"/>
+          <w:sz w:val="20"/>
+          <w:szCs w:val="20"/>
+          <w:lang w:eastAsia="en-IN"/>
+        </w:rPr>
+      </w:pPr>
+      <w:r>
+        <w:rPr>
+          <w:rFonts w:eastAsia="Times New Roman" w:cstheme="minorHAnsi"/>
+          <w:sz w:val="20"/>
+          <w:szCs w:val="20"/>
+          <w:lang w:eastAsia="en-IN"/>
+        </w:rPr>
+        <w:pict>
+          <v:rect id="_x0000_i1068" style="width:0;height:1.5pt" o:hralign="center" o:hrstd="t" o:hr="t" fillcolor="#a0a0a0" stroked="f"/>
+        </w:pict>
+      </w:r>
+    </w:p>
+    <w:p>
+      <w:pPr>
+        <w:spacing w:before="100" w:beforeAutospacing="1" w:after="100" w:afterAutospacing="1" w:line="240" w:lineRule="auto"/>
+        <w:outlineLvl w:val="0"/>
+        <w:rPr>
+          <w:rFonts w:eastAsia="Times New Roman" w:cstheme="minorHAnsi"/>
+          <w:b/>
+          <w:bCs/>
+          <w:kern w:val="36"/>
+          <w:sz w:val="20"/>
+          <w:szCs w:val="20"/>
+          <w:lang w:eastAsia="en-IN"/>
+        </w:rPr>
+      </w:pPr>
+      <w:r>
+        <w:rPr>
+          <w:rFonts w:eastAsia="Times New Roman" w:cstheme="minorHAnsi"/>
+          <w:b/>
+          <w:bCs/>
+          <w:kern w:val="36"/>
+          <w:sz w:val="20"/>
+          <w:szCs w:val="20"/>
+          <w:lang w:eastAsia="en-IN"/>
+        </w:rPr>
+        <w:t>Benefits of SSR Over CSR</w:t>
+      </w:r>
+    </w:p>
+    <w:tbl>
+      <w:tblPr>
+        <w:tblW w:w="0" w:type="auto"/>
+        <w:tblCellSpacing w:w="15" w:type="dxa"/>
+        <w:tblCellMar>
+          <w:top w:w="15" w:type="dxa"/>
+          <w:left w:w="15" w:type="dxa"/>
+          <w:bottom w:w="15" w:type="dxa"/>
+          <w:right w:w="15" w:type="dxa"/>
+        </w:tblCellMar>
+        <w:tblLook w:val="04A0" w:firstRow="1" w:lastRow="0" w:firstColumn="1" w:lastColumn="0" w:noHBand="0" w:noVBand="1"/>
+      </w:tblPr>
+      <w:tblGrid>
+        <w:gridCol w:w="2451"/>
+        <w:gridCol w:w="962"/>
+        <w:gridCol w:w="2187"/>
+      </w:tblGrid>
+      <w:tr>
+        <w:trPr>
+          <w:tblHeader/>
+          <w:tblCellSpacing w:w="15" w:type="dxa"/>
+        </w:trPr>
+        <w:tc>
+          <w:tcPr>
+            <w:tcW w:w="0" w:type="auto"/>
+            <w:vAlign w:val="center"/>
+            <w:hideMark/>
+          </w:tcPr>
+          <w:p>
+            <w:pPr>
+              <w:spacing w:after="0" w:line="240" w:lineRule="auto"/>
+              <w:jc w:val="center"/>
+              <w:rPr>
+                <w:rFonts w:eastAsia="Times New Roman" w:cstheme="minorHAnsi"/>
+                <w:b/>
+                <w:bCs/>
+                <w:sz w:val="20"/>
+                <w:szCs w:val="20"/>
+                <w:lang w:eastAsia="en-IN"/>
+              </w:rPr>
+            </w:pPr>
+            <w:r>
+              <w:rPr>
+                <w:rFonts w:eastAsia="Times New Roman" w:cstheme="minorHAnsi"/>
+                <w:b/>
+                <w:bCs/>
+                <w:sz w:val="20"/>
+                <w:szCs w:val="20"/>
+                <w:lang w:eastAsia="en-IN"/>
+              </w:rPr>
+              <w:t>Benefit</w:t>
+            </w:r>
+          </w:p>
+        </w:tc>
+        <w:tc>
+          <w:tcPr>
+            <w:tcW w:w="0" w:type="auto"/>
+            <w:vAlign w:val="center"/>
+            <w:hideMark/>
+          </w:tcPr>
+          <w:p>
+            <w:pPr>
+              <w:spacing w:after="0" w:line="240" w:lineRule="auto"/>
+              <w:jc w:val="center"/>
+              <w:rPr>
+                <w:rFonts w:eastAsia="Times New Roman" w:cstheme="minorHAnsi"/>
+                <w:b/>
+                <w:bCs/>
+                <w:sz w:val="20"/>
+                <w:szCs w:val="20"/>
+                <w:lang w:eastAsia="en-IN"/>
+              </w:rPr>
+            </w:pPr>
+            <w:r>
+              <w:rPr>
+                <w:rFonts w:eastAsia="Times New Roman" w:cstheme="minorHAnsi"/>
+                <w:b/>
+                <w:bCs/>
+                <w:sz w:val="20"/>
+                <w:szCs w:val="20"/>
+                <w:lang w:eastAsia="en-IN"/>
+              </w:rPr>
+              <w:t>SSR</w:t>
+            </w:r>
+          </w:p>
+        </w:tc>
+        <w:tc>
+          <w:tcPr>
+            <w:tcW w:w="0" w:type="auto"/>
+            <w:vAlign w:val="center"/>
+            <w:hideMark/>
+          </w:tcPr>
+          <w:p>
+            <w:pPr>
+              <w:spacing w:after="0" w:line="240" w:lineRule="auto"/>
+              <w:jc w:val="center"/>
+              <w:rPr>
+                <w:rFonts w:eastAsia="Times New Roman" w:cstheme="minorHAnsi"/>
+                <w:b/>
+                <w:bCs/>
+                <w:sz w:val="20"/>
+                <w:szCs w:val="20"/>
+                <w:lang w:eastAsia="en-IN"/>
+              </w:rPr>
+            </w:pPr>
+            <w:r>
+              <w:rPr>
+                <w:rFonts w:eastAsia="Times New Roman" w:cstheme="minorHAnsi"/>
+                <w:b/>
+                <w:bCs/>
+                <w:sz w:val="20"/>
+                <w:szCs w:val="20"/>
+                <w:lang w:eastAsia="en-IN"/>
+              </w:rPr>
+              <w:t>CSR</w:t>
+            </w:r>
+          </w:p>
+        </w:tc>
+      </w:tr>
+      <w:tr>
+        <w:trPr>
+          <w:tblCellSpacing w:w="15" w:type="dxa"/>
+        </w:trPr>
+        <w:tc>
+          <w:tcPr>
+            <w:tcW w:w="0" w:type="auto"/>
+            <w:vAlign w:val="center"/>
+            <w:hideMark/>
+          </w:tcPr>
+          <w:p>
+            <w:pPr>
+              <w:spacing w:after="0" w:line="240" w:lineRule="auto"/>
+              <w:rPr>
+                <w:rFonts w:eastAsia="Times New Roman" w:cstheme="minorHAnsi"/>
+                <w:sz w:val="20"/>
+                <w:szCs w:val="20"/>
+                <w:lang w:eastAsia="en-IN"/>
+              </w:rPr>
+            </w:pPr>
+            <w:r>
+              <w:rPr>
+                <w:rFonts w:eastAsia="Times New Roman" w:cstheme="minorHAnsi"/>
+                <w:sz w:val="20"/>
+                <w:szCs w:val="20"/>
+                <w:lang w:eastAsia="en-IN"/>
+              </w:rPr>
+              <w:t>Initial page load</w:t>
+            </w:r>
+          </w:p>
+        </w:tc>
+        <w:tc>
+          <w:tcPr>
+            <w:tcW w:w="0" w:type="auto"/>
+            <w:vAlign w:val="center"/>
+            <w:hideMark/>
+          </w:tcPr>
+          <w:p>
+            <w:pPr>
+              <w:spacing w:after="0" w:line="240" w:lineRule="auto"/>
+              <w:rPr>
+                <w:rFonts w:eastAsia="Times New Roman" w:cstheme="minorHAnsi"/>
+                <w:sz w:val="20"/>
+                <w:szCs w:val="20"/>
+                <w:lang w:eastAsia="en-IN"/>
+              </w:rPr>
+            </w:pPr>
+            <w:r>
+              <w:rPr>
+                <w:rFonts w:eastAsia="Times New Roman" w:cstheme="minorHAnsi"/>
+                <w:sz w:val="20"/>
+                <w:szCs w:val="20"/>
+                <w:lang w:eastAsia="en-IN"/>
+              </w:rPr>
+              <w:t>Faster</w:t>
+            </w:r>
+          </w:p>
+        </w:tc>
+        <w:tc>
+          <w:tcPr>
+            <w:tcW w:w="0" w:type="auto"/>
+            <w:vAlign w:val="center"/>
+            <w:hideMark/>
+          </w:tcPr>
+          <w:p>
+            <w:pPr>
+              <w:spacing w:after="0" w:line="240" w:lineRule="auto"/>
+              <w:rPr>
+                <w:rFonts w:eastAsia="Times New Roman" w:cstheme="minorHAnsi"/>
+                <w:sz w:val="20"/>
+                <w:szCs w:val="20"/>
+                <w:lang w:eastAsia="en-IN"/>
+              </w:rPr>
+            </w:pPr>
+            <w:r>
+              <w:rPr>
+                <w:rFonts w:eastAsia="Times New Roman" w:cstheme="minorHAnsi"/>
+                <w:sz w:val="20"/>
+                <w:szCs w:val="20"/>
+                <w:lang w:eastAsia="en-IN"/>
+              </w:rPr>
+              <w:t>Slower</w:t>
+            </w:r>
+          </w:p>
+        </w:tc>
+      </w:tr>
+      <w:tr>
+        <w:trPr>
+          <w:tblCellSpacing w:w="15" w:type="dxa"/>
+        </w:trPr>
+        <w:tc>
+          <w:tcPr>
+            <w:tcW w:w="0" w:type="auto"/>
+            <w:vAlign w:val="center"/>
+            <w:hideMark/>
+          </w:tcPr>
+          <w:p>
+            <w:pPr>
+              <w:spacing w:after="0" w:line="240" w:lineRule="auto"/>
+              <w:rPr>
+                <w:rFonts w:eastAsia="Times New Roman" w:cstheme="minorHAnsi"/>
+                <w:sz w:val="20"/>
+                <w:szCs w:val="20"/>
+                <w:lang w:eastAsia="en-IN"/>
+              </w:rPr>
+            </w:pPr>
+            <w:r>
+              <w:rPr>
+                <w:rFonts w:eastAsia="Times New Roman" w:cstheme="minorHAnsi"/>
+                <w:sz w:val="20"/>
+                <w:szCs w:val="20"/>
+                <w:lang w:eastAsia="en-IN"/>
+              </w:rPr>
+              <w:t>SEO support</w:t>
+            </w:r>
+          </w:p>
+        </w:tc>
+        <w:tc>
+          <w:tcPr>
+            <w:tcW w:w="0" w:type="auto"/>
+            <w:vAlign w:val="center"/>
+            <w:hideMark/>
+          </w:tcPr>
+          <w:p>
+            <w:pPr>
+              <w:spacing w:after="0" w:line="240" w:lineRule="auto"/>
+              <w:rPr>
+                <w:rFonts w:eastAsia="Times New Roman" w:cstheme="minorHAnsi"/>
+                <w:sz w:val="20"/>
+                <w:szCs w:val="20"/>
+                <w:lang w:eastAsia="en-IN"/>
+              </w:rPr>
+            </w:pPr>
+            <w:r>
+              <w:rPr>
+                <w:rFonts w:eastAsia="Times New Roman" w:cstheme="minorHAnsi"/>
+                <w:sz w:val="20"/>
+                <w:szCs w:val="20"/>
+                <w:lang w:eastAsia="en-IN"/>
+              </w:rPr>
+              <w:t>Excellent</w:t>
+            </w:r>
+          </w:p>
+        </w:tc>
+        <w:tc>
+          <w:tcPr>
+            <w:tcW w:w="0" w:type="auto"/>
+            <w:vAlign w:val="center"/>
+            <w:hideMark/>
+          </w:tcPr>
+          <w:p>
+            <w:pPr>
+              <w:spacing w:after="0" w:line="240" w:lineRule="auto"/>
+              <w:rPr>
+                <w:rFonts w:eastAsia="Times New Roman" w:cstheme="minorHAnsi"/>
+                <w:sz w:val="20"/>
+                <w:szCs w:val="20"/>
+                <w:lang w:eastAsia="en-IN"/>
+              </w:rPr>
+            </w:pPr>
+            <w:r>
+              <w:rPr>
+                <w:rFonts w:eastAsia="Times New Roman" w:cstheme="minorHAnsi"/>
+                <w:sz w:val="20"/>
+                <w:szCs w:val="20"/>
+                <w:lang w:eastAsia="en-IN"/>
+              </w:rPr>
+              <w:t>Weak without extra setup</w:t>
+            </w:r>
+          </w:p>
+        </w:tc>
+      </w:tr>
+      <w:tr>
+        <w:trPr>
+          <w:tblCellSpacing w:w="15" w:type="dxa"/>
+        </w:trPr>
+        <w:tc>
+          <w:tcPr>
+            <w:tcW w:w="0" w:type="auto"/>
+            <w:vAlign w:val="center"/>
+            <w:hideMark/>
+          </w:tcPr>
+          <w:p>
+            <w:pPr>
+              <w:spacing w:after="0" w:line="240" w:lineRule="auto"/>
+              <w:rPr>
+                <w:rFonts w:eastAsia="Times New Roman" w:cstheme="minorHAnsi"/>
+                <w:sz w:val="20"/>
+                <w:szCs w:val="20"/>
+                <w:lang w:eastAsia="en-IN"/>
+              </w:rPr>
+            </w:pPr>
+            <w:r>
+              <w:rPr>
+                <w:rFonts w:eastAsia="Times New Roman" w:cstheme="minorHAnsi"/>
+                <w:sz w:val="20"/>
+                <w:szCs w:val="20"/>
+                <w:lang w:eastAsia="en-IN"/>
+              </w:rPr>
+              <w:t>Performance on slow devices</w:t>
+            </w:r>
+          </w:p>
+        </w:tc>
+        <w:tc>
+          <w:tcPr>
+            <w:tcW w:w="0" w:type="auto"/>
+            <w:vAlign w:val="center"/>
+            <w:hideMark/>
+          </w:tcPr>
+          <w:p>
+            <w:pPr>
+              <w:spacing w:after="0" w:line="240" w:lineRule="auto"/>
+              <w:rPr>
+                <w:rFonts w:eastAsia="Times New Roman" w:cstheme="minorHAnsi"/>
+                <w:sz w:val="20"/>
+                <w:szCs w:val="20"/>
+                <w:lang w:eastAsia="en-IN"/>
+              </w:rPr>
+            </w:pPr>
+            <w:r>
+              <w:rPr>
+                <w:rFonts w:eastAsia="Times New Roman" w:cstheme="minorHAnsi"/>
+                <w:sz w:val="20"/>
+                <w:szCs w:val="20"/>
+                <w:lang w:eastAsia="en-IN"/>
+              </w:rPr>
+              <w:t>Better</w:t>
+            </w:r>
+          </w:p>
+        </w:tc>
+        <w:tc>
+          <w:tcPr>
+            <w:tcW w:w="0" w:type="auto"/>
+            <w:vAlign w:val="center"/>
+            <w:hideMark/>
+          </w:tcPr>
+          <w:p>
+            <w:pPr>
+              <w:spacing w:after="0" w:line="240" w:lineRule="auto"/>
+              <w:rPr>
+                <w:rFonts w:eastAsia="Times New Roman" w:cstheme="minorHAnsi"/>
+                <w:sz w:val="20"/>
+                <w:szCs w:val="20"/>
+                <w:lang w:eastAsia="en-IN"/>
+              </w:rPr>
+            </w:pPr>
+            <w:r>
+              <w:rPr>
+                <w:rFonts w:eastAsia="Times New Roman" w:cstheme="minorHAnsi"/>
+                <w:sz w:val="20"/>
+                <w:szCs w:val="20"/>
+                <w:lang w:eastAsia="en-IN"/>
+              </w:rPr>
+              <w:t>Heavier on browser</w:t>
+            </w:r>
+          </w:p>
+        </w:tc>
+      </w:tr>
+      <w:tr>
+        <w:trPr>
+          <w:tblCellSpacing w:w="15" w:type="dxa"/>
+        </w:trPr>
+        <w:tc>
+          <w:tcPr>
+            <w:tcW w:w="0" w:type="auto"/>
+            <w:vAlign w:val="center"/>
+            <w:hideMark/>
+          </w:tcPr>
+          <w:p>
+            <w:pPr>
+              <w:spacing w:after="0" w:line="240" w:lineRule="auto"/>
+              <w:rPr>
+                <w:rFonts w:eastAsia="Times New Roman" w:cstheme="minorHAnsi"/>
+                <w:sz w:val="20"/>
+                <w:szCs w:val="20"/>
+                <w:lang w:eastAsia="en-IN"/>
+              </w:rPr>
+            </w:pPr>
+            <w:r>
+              <w:rPr>
+                <w:rFonts w:eastAsia="Times New Roman" w:cstheme="minorHAnsi"/>
+                <w:sz w:val="20"/>
+                <w:szCs w:val="20"/>
+                <w:lang w:eastAsia="en-IN"/>
+              </w:rPr>
+              <w:t>Social media preview</w:t>
+            </w:r>
+          </w:p>
+        </w:tc>
+        <w:tc>
+          <w:tcPr>
+            <w:tcW w:w="0" w:type="auto"/>
+            <w:vAlign w:val="center"/>
+            <w:hideMark/>
+          </w:tcPr>
+          <w:p>
+            <w:pPr>
+              <w:spacing w:after="0" w:line="240" w:lineRule="auto"/>
+              <w:rPr>
+                <w:rFonts w:eastAsia="Times New Roman" w:cstheme="minorHAnsi"/>
+                <w:sz w:val="20"/>
+                <w:szCs w:val="20"/>
+                <w:lang w:eastAsia="en-IN"/>
+              </w:rPr>
+            </w:pPr>
+            <w:r>
+              <w:rPr>
+                <w:rFonts w:eastAsia="Times New Roman" w:cstheme="minorHAnsi"/>
+                <w:sz w:val="20"/>
+                <w:szCs w:val="20"/>
+                <w:lang w:eastAsia="en-IN"/>
+              </w:rPr>
+              <w:t>Works well</w:t>
+            </w:r>
+          </w:p>
+        </w:tc>
+        <w:tc>
+          <w:tcPr>
+            <w:tcW w:w="0" w:type="auto"/>
+            <w:vAlign w:val="center"/>
+            <w:hideMark/>
+          </w:tcPr>
+          <w:p>
+            <w:pPr>
+              <w:spacing w:after="0" w:line="240" w:lineRule="auto"/>
+              <w:rPr>
+                <w:rFonts w:eastAsia="Times New Roman" w:cstheme="minorHAnsi"/>
+                <w:sz w:val="20"/>
+                <w:szCs w:val="20"/>
+                <w:lang w:eastAsia="en-IN"/>
+              </w:rPr>
+            </w:pPr>
+            <w:r>
+              <w:rPr>
+                <w:rFonts w:eastAsia="Times New Roman" w:cstheme="minorHAnsi"/>
+                <w:sz w:val="20"/>
+                <w:szCs w:val="20"/>
+                <w:lang w:eastAsia="en-IN"/>
+              </w:rPr>
+              <w:t>Often broken</w:t>
+            </w:r>
+          </w:p>
+        </w:tc>
+      </w:tr>
+      <w:tr>
+        <w:trPr>
+          <w:tblCellSpacing w:w="15" w:type="dxa"/>
+        </w:trPr>
+        <w:tc>
+          <w:tcPr>
+            <w:tcW w:w="0" w:type="auto"/>
+            <w:vAlign w:val="center"/>
+            <w:hideMark/>
+          </w:tcPr>
+          <w:p>
+            <w:pPr>
+              <w:spacing w:after="0" w:line="240" w:lineRule="auto"/>
+              <w:rPr>
+                <w:rFonts w:eastAsia="Times New Roman" w:cstheme="minorHAnsi"/>
+                <w:sz w:val="20"/>
+                <w:szCs w:val="20"/>
+                <w:lang w:eastAsia="en-IN"/>
+              </w:rPr>
+            </w:pPr>
+            <w:r>
+              <w:rPr>
+                <w:rFonts w:eastAsia="Times New Roman" w:cstheme="minorHAnsi"/>
+                <w:sz w:val="20"/>
+                <w:szCs w:val="20"/>
+                <w:lang w:eastAsia="en-IN"/>
+              </w:rPr>
+              <w:t>First Contentful Paint</w:t>
+            </w:r>
+          </w:p>
+        </w:tc>
+        <w:tc>
+          <w:tcPr>
+            <w:tcW w:w="0" w:type="auto"/>
+            <w:vAlign w:val="center"/>
+            <w:hideMark/>
+          </w:tcPr>
+          <w:p>
+            <w:pPr>
+              <w:spacing w:after="0" w:line="240" w:lineRule="auto"/>
+              <w:rPr>
+                <w:rFonts w:eastAsia="Times New Roman" w:cstheme="minorHAnsi"/>
+                <w:sz w:val="20"/>
+                <w:szCs w:val="20"/>
+                <w:lang w:eastAsia="en-IN"/>
+              </w:rPr>
+            </w:pPr>
+            <w:r>
+              <w:rPr>
+                <w:rFonts w:eastAsia="Times New Roman" w:cstheme="minorHAnsi"/>
+                <w:sz w:val="20"/>
+                <w:szCs w:val="20"/>
+                <w:lang w:eastAsia="en-IN"/>
+              </w:rPr>
+              <w:t>Faster</w:t>
+            </w:r>
+          </w:p>
+        </w:tc>
+        <w:tc>
+          <w:tcPr>
+            <w:tcW w:w="0" w:type="auto"/>
+            <w:vAlign w:val="center"/>
+            <w:hideMark/>
+          </w:tcPr>
+          <w:p>
+            <w:pPr>
+              <w:spacing w:after="0" w:line="240" w:lineRule="auto"/>
+              <w:rPr>
+                <w:rFonts w:eastAsia="Times New Roman" w:cstheme="minorHAnsi"/>
+                <w:sz w:val="20"/>
+                <w:szCs w:val="20"/>
+                <w:lang w:eastAsia="en-IN"/>
+              </w:rPr>
+            </w:pPr>
+            <w:r>
+              <w:rPr>
+                <w:rFonts w:eastAsia="Times New Roman" w:cstheme="minorHAnsi"/>
+                <w:sz w:val="20"/>
+                <w:szCs w:val="20"/>
+                <w:lang w:eastAsia="en-IN"/>
+              </w:rPr>
+              <w:t>Slower</w:t>
+            </w:r>
+          </w:p>
+        </w:tc>
+      </w:tr>
+      <w:tr>
+        <w:trPr>
+          <w:tblCellSpacing w:w="15" w:type="dxa"/>
+        </w:trPr>
+        <w:tc>
+          <w:tcPr>
+            <w:tcW w:w="0" w:type="auto"/>
+            <w:vAlign w:val="center"/>
+            <w:hideMark/>
+          </w:tcPr>
+          <w:p>
+            <w:pPr>
+              <w:spacing w:after="0" w:line="240" w:lineRule="auto"/>
+              <w:rPr>
+                <w:rFonts w:eastAsia="Times New Roman" w:cstheme="minorHAnsi"/>
+                <w:sz w:val="20"/>
+                <w:szCs w:val="20"/>
+                <w:lang w:eastAsia="en-IN"/>
+              </w:rPr>
+            </w:pPr>
+            <w:r>
+              <w:rPr>
+                <w:rFonts w:eastAsia="Times New Roman" w:cstheme="minorHAnsi"/>
+                <w:sz w:val="20"/>
+                <w:szCs w:val="20"/>
+                <w:lang w:eastAsia="en-IN"/>
+              </w:rPr>
+              <w:t>JavaScript dependency</w:t>
+            </w:r>
+          </w:p>
+        </w:tc>
+        <w:tc>
+          <w:tcPr>
+            <w:tcW w:w="0" w:type="auto"/>
+            <w:vAlign w:val="center"/>
+            <w:hideMark/>
+          </w:tcPr>
+          <w:p>
+            <w:pPr>
+              <w:spacing w:after="0" w:line="240" w:lineRule="auto"/>
+              <w:rPr>
+                <w:rFonts w:eastAsia="Times New Roman" w:cstheme="minorHAnsi"/>
+                <w:sz w:val="20"/>
+                <w:szCs w:val="20"/>
+                <w:lang w:eastAsia="en-IN"/>
+              </w:rPr>
+            </w:pPr>
+            <w:r>
+              <w:rPr>
+                <w:rFonts w:eastAsia="Times New Roman" w:cstheme="minorHAnsi"/>
+                <w:sz w:val="20"/>
+                <w:szCs w:val="20"/>
+                <w:lang w:eastAsia="en-IN"/>
+              </w:rPr>
+              <w:t>Less</w:t>
+            </w:r>
+          </w:p>
+        </w:tc>
+        <w:tc>
+          <w:tcPr>
+            <w:tcW w:w="0" w:type="auto"/>
+            <w:vAlign w:val="center"/>
+            <w:hideMark/>
+          </w:tcPr>
+          <w:p>
+            <w:pPr>
+              <w:spacing w:after="0" w:line="240" w:lineRule="auto"/>
+              <w:rPr>
+                <w:rFonts w:eastAsia="Times New Roman" w:cstheme="minorHAnsi"/>
+                <w:sz w:val="20"/>
+                <w:szCs w:val="20"/>
+                <w:lang w:eastAsia="en-IN"/>
+              </w:rPr>
+            </w:pPr>
+            <w:r>
+              <w:rPr>
+                <w:rFonts w:eastAsia="Times New Roman" w:cstheme="minorHAnsi"/>
+                <w:sz w:val="20"/>
+                <w:szCs w:val="20"/>
+                <w:lang w:eastAsia="en-IN"/>
+              </w:rPr>
+              <w:t>High</w:t>
+            </w:r>
+          </w:p>
+        </w:tc>
+      </w:tr>
+    </w:tbl>
+    <w:p>
+      <w:pPr>
+        <w:spacing w:after="0" w:line="240" w:lineRule="auto"/>
+        <w:rPr>
+          <w:rFonts w:eastAsia="Times New Roman" w:cstheme="minorHAnsi"/>
+          <w:sz w:val="20"/>
+          <w:szCs w:val="20"/>
+          <w:lang w:eastAsia="en-IN"/>
+        </w:rPr>
+      </w:pPr>
+      <w:r>
+        <w:rPr>
+          <w:rFonts w:eastAsia="Times New Roman" w:cstheme="minorHAnsi"/>
+          <w:sz w:val="20"/>
+          <w:szCs w:val="20"/>
+          <w:lang w:eastAsia="en-IN"/>
+        </w:rPr>
+        <w:lastRenderedPageBreak/>
+        <w:pict>
+          <v:rect id="_x0000_i1069" style="width:0;height:1.5pt" o:hralign="center" o:hrstd="t" o:hr="t" fillcolor="#a0a0a0" stroked="f"/>
+        </w:pict>
+      </w:r>
+    </w:p>
+    <w:p>
+      <w:pPr>
+        <w:spacing w:before="100" w:beforeAutospacing="1" w:after="100" w:afterAutospacing="1" w:line="240" w:lineRule="auto"/>
+        <w:outlineLvl w:val="0"/>
+        <w:rPr>
+          <w:rFonts w:eastAsia="Times New Roman" w:cstheme="minorHAnsi"/>
+          <w:b/>
+          <w:bCs/>
+          <w:kern w:val="36"/>
+          <w:sz w:val="20"/>
+          <w:szCs w:val="20"/>
+          <w:lang w:eastAsia="en-IN"/>
+        </w:rPr>
+      </w:pPr>
+      <w:r>
+        <w:rPr>
+          <w:rFonts w:eastAsia="Times New Roman" w:cstheme="minorHAnsi"/>
+          <w:b/>
+          <w:bCs/>
+          <w:kern w:val="36"/>
+          <w:sz w:val="20"/>
+          <w:szCs w:val="20"/>
+          <w:lang w:eastAsia="en-IN"/>
+        </w:rPr>
+        <w:t>Angular Example</w:t>
+      </w:r>
+    </w:p>
+    <w:p>
+      <w:pPr>
+        <w:spacing w:before="100" w:beforeAutospacing="1" w:after="100" w:afterAutospacing="1" w:line="240" w:lineRule="auto"/>
+        <w:outlineLvl w:val="1"/>
+        <w:rPr>
+          <w:rFonts w:eastAsia="Times New Roman" w:cstheme="minorHAnsi"/>
+          <w:b/>
+          <w:bCs/>
+          <w:sz w:val="20"/>
+          <w:szCs w:val="20"/>
+          <w:lang w:eastAsia="en-IN"/>
+        </w:rPr>
+      </w:pPr>
+      <w:r>
+        <w:rPr>
+          <w:rFonts w:eastAsia="Times New Roman" w:cstheme="minorHAnsi"/>
+          <w:b/>
+          <w:bCs/>
+          <w:sz w:val="20"/>
+          <w:szCs w:val="20"/>
+          <w:lang w:eastAsia="en-IN"/>
+        </w:rPr>
+        <w:t>CSR (Normal Angular)</w:t>
+      </w:r>
+    </w:p>
+    <w:p>
+      <w:pPr>
+        <w:pStyle w:val="code"/>
+      </w:pPr>
+      <w:r>
+        <w:t>ng serve</w:t>
+      </w:r>
+    </w:p>
+    <w:p>
+      <w:pPr>
+        <w:spacing w:before="100" w:beforeAutospacing="1" w:after="100" w:afterAutospacing="1" w:line="240" w:lineRule="auto"/>
+        <w:rPr>
+          <w:rFonts w:eastAsia="Times New Roman" w:cstheme="minorHAnsi"/>
+          <w:sz w:val="20"/>
+          <w:szCs w:val="20"/>
+          <w:lang w:eastAsia="en-IN"/>
+        </w:rPr>
+      </w:pPr>
+      <w:r>
+        <w:rPr>
+          <w:rFonts w:eastAsia="Times New Roman" w:cstheme="minorHAnsi"/>
+          <w:sz w:val="20"/>
+          <w:szCs w:val="20"/>
+          <w:lang w:eastAsia="en-IN"/>
+        </w:rPr>
+        <w:t>Browser renders everything.</w:t>
+      </w:r>
+    </w:p>
+    <w:p>
+      <w:pPr>
+        <w:spacing w:after="0" w:line="240" w:lineRule="auto"/>
+        <w:rPr>
+          <w:rFonts w:eastAsia="Times New Roman" w:cstheme="minorHAnsi"/>
+          <w:sz w:val="20"/>
+          <w:szCs w:val="20"/>
+          <w:lang w:eastAsia="en-IN"/>
+        </w:rPr>
+      </w:pPr>
+      <w:r>
+        <w:rPr>
+          <w:rFonts w:eastAsia="Times New Roman" w:cstheme="minorHAnsi"/>
+          <w:sz w:val="20"/>
+          <w:szCs w:val="20"/>
+          <w:lang w:eastAsia="en-IN"/>
+        </w:rPr>
+        <w:pict>
+          <v:rect id="_x0000_i1070" style="width:0;height:1.5pt" o:hralign="center" o:hrstd="t" o:hr="t" fillcolor="#a0a0a0" stroked="f"/>
+        </w:pict>
+      </w:r>
+    </w:p>
+    <w:p>
+      <w:pPr>
+        <w:spacing w:before="100" w:beforeAutospacing="1" w:after="100" w:afterAutospacing="1" w:line="240" w:lineRule="auto"/>
+        <w:outlineLvl w:val="1"/>
+        <w:rPr>
+          <w:rFonts w:eastAsia="Times New Roman" w:cstheme="minorHAnsi"/>
+          <w:b/>
+          <w:bCs/>
+          <w:sz w:val="20"/>
+          <w:szCs w:val="20"/>
+          <w:lang w:eastAsia="en-IN"/>
+        </w:rPr>
+      </w:pPr>
+      <w:r>
+        <w:rPr>
+          <w:rFonts w:eastAsia="Times New Roman" w:cstheme="minorHAnsi"/>
+          <w:b/>
+          <w:bCs/>
+          <w:sz w:val="20"/>
+          <w:szCs w:val="20"/>
+          <w:lang w:eastAsia="en-IN"/>
+        </w:rPr>
+        <w:t>SSR (Angular Universal)</w:t>
+      </w:r>
+    </w:p>
+    <w:p>
+      <w:pPr>
+        <w:pStyle w:val="code"/>
+      </w:pPr>
+      <w:r>
+        <w:t>ng add @angular/ssr</w:t>
+      </w:r>
+    </w:p>
+    <w:p>
+      <w:pPr>
+        <w:spacing w:before="100" w:beforeAutospacing="1" w:after="100" w:afterAutospacing="1" w:line="240" w:lineRule="auto"/>
+        <w:rPr>
+          <w:rFonts w:eastAsia="Times New Roman" w:cstheme="minorHAnsi"/>
+          <w:sz w:val="20"/>
+          <w:szCs w:val="20"/>
+          <w:lang w:eastAsia="en-IN"/>
+        </w:rPr>
+      </w:pPr>
+      <w:r>
+        <w:rPr>
+          <w:rFonts w:eastAsia="Times New Roman" w:cstheme="minorHAnsi"/>
+          <w:sz w:val="20"/>
+          <w:szCs w:val="20"/>
+          <w:lang w:eastAsia="en-IN"/>
+        </w:rPr>
+        <w:t>Server pre-renders pages before sending to browser.</w:t>
+      </w:r>
+    </w:p>
+    <w:p>
+      <w:pPr>
+        <w:spacing w:after="0" w:line="240" w:lineRule="auto"/>
+        <w:rPr>
+          <w:rFonts w:eastAsia="Times New Roman" w:cstheme="minorHAnsi"/>
+          <w:sz w:val="20"/>
+          <w:szCs w:val="20"/>
+          <w:lang w:eastAsia="en-IN"/>
+        </w:rPr>
+      </w:pPr>
+      <w:r>
+        <w:rPr>
+          <w:rFonts w:eastAsia="Times New Roman" w:cstheme="minorHAnsi"/>
+          <w:sz w:val="20"/>
+          <w:szCs w:val="20"/>
+          <w:lang w:eastAsia="en-IN"/>
+        </w:rPr>
+        <w:pict>
+          <v:rect id="_x0000_i1071" style="width:0;height:1.5pt" o:hralign="center" o:hrstd="t" o:hr="t" fillcolor="#a0a0a0" stroked="f"/>
+        </w:pict>
+      </w:r>
+    </w:p>
+    <w:p>
+      <w:pPr>
+        <w:spacing w:before="100" w:beforeAutospacing="1" w:after="100" w:afterAutospacing="1" w:line="240" w:lineRule="auto"/>
+        <w:outlineLvl w:val="0"/>
+        <w:rPr>
+          <w:rFonts w:eastAsia="Times New Roman" w:cstheme="minorHAnsi"/>
+          <w:b/>
+          <w:bCs/>
+          <w:kern w:val="36"/>
+          <w:sz w:val="20"/>
+          <w:szCs w:val="20"/>
+          <w:lang w:eastAsia="en-IN"/>
+        </w:rPr>
+      </w:pPr>
+      <w:r>
+        <w:rPr>
+          <w:rFonts w:eastAsia="Times New Roman" w:cstheme="minorHAnsi"/>
+          <w:b/>
+          <w:bCs/>
+          <w:kern w:val="36"/>
+          <w:sz w:val="20"/>
+          <w:szCs w:val="20"/>
+          <w:lang w:eastAsia="en-IN"/>
+        </w:rPr>
+        <w:t>Drawbacks of SSR</w:t>
+      </w:r>
+    </w:p>
+    <w:tbl>
+      <w:tblPr>
+        <w:tblW w:w="0" w:type="auto"/>
+        <w:tblCellSpacing w:w="15" w:type="dxa"/>
+        <w:tblCellMar>
+          <w:top w:w="15" w:type="dxa"/>
+          <w:left w:w="15" w:type="dxa"/>
+          <w:bottom w:w="15" w:type="dxa"/>
+          <w:right w:w="15" w:type="dxa"/>
+        </w:tblCellMar>
+        <w:tblLook w:val="04A0" w:firstRow="1" w:lastRow="0" w:firstColumn="1" w:lastColumn="0" w:noHBand="0" w:noVBand="1"/>
+      </w:tblPr>
+      <w:tblGrid>
+        <w:gridCol w:w="3182"/>
+        <w:gridCol w:w="3322"/>
+      </w:tblGrid>
+      <w:tr>
+        <w:trPr>
+          <w:tblHeader/>
+          <w:tblCellSpacing w:w="15" w:type="dxa"/>
+        </w:trPr>
+        <w:tc>
+          <w:tcPr>
+            <w:tcW w:w="0" w:type="auto"/>
+            <w:vAlign w:val="center"/>
+            <w:hideMark/>
+          </w:tcPr>
+          <w:p>
+            <w:pPr>
+              <w:spacing w:after="0" w:line="240" w:lineRule="auto"/>
+              <w:jc w:val="center"/>
+              <w:rPr>
+                <w:rFonts w:eastAsia="Times New Roman" w:cstheme="minorHAnsi"/>
+                <w:b/>
+                <w:bCs/>
+                <w:sz w:val="20"/>
+                <w:szCs w:val="20"/>
+                <w:lang w:eastAsia="en-IN"/>
+              </w:rPr>
+            </w:pPr>
+            <w:r>
+              <w:rPr>
+                <w:rFonts w:eastAsia="Times New Roman" w:cstheme="minorHAnsi"/>
+                <w:b/>
+                <w:bCs/>
+                <w:sz w:val="20"/>
+                <w:szCs w:val="20"/>
+                <w:lang w:eastAsia="en-IN"/>
+              </w:rPr>
+              <w:t>Issue</w:t>
+            </w:r>
+          </w:p>
+        </w:tc>
+        <w:tc>
+          <w:tcPr>
+            <w:tcW w:w="0" w:type="auto"/>
+            <w:vAlign w:val="center"/>
+            <w:hideMark/>
+          </w:tcPr>
+          <w:p>
+            <w:pPr>
+              <w:spacing w:after="0" w:line="240" w:lineRule="auto"/>
+              <w:jc w:val="center"/>
+              <w:rPr>
+                <w:rFonts w:eastAsia="Times New Roman" w:cstheme="minorHAnsi"/>
+                <w:b/>
+                <w:bCs/>
+                <w:sz w:val="20"/>
+                <w:szCs w:val="20"/>
+                <w:lang w:eastAsia="en-IN"/>
+              </w:rPr>
+            </w:pPr>
+            <w:r>
+              <w:rPr>
+                <w:rFonts w:eastAsia="Times New Roman" w:cstheme="minorHAnsi"/>
+                <w:b/>
+                <w:bCs/>
+                <w:sz w:val="20"/>
+                <w:szCs w:val="20"/>
+                <w:lang w:eastAsia="en-IN"/>
+              </w:rPr>
+              <w:t>Explanation</w:t>
+            </w:r>
+          </w:p>
+        </w:tc>
+      </w:tr>
+      <w:tr>
+        <w:trPr>
+          <w:tblCellSpacing w:w="15" w:type="dxa"/>
+        </w:trPr>
+        <w:tc>
+          <w:tcPr>
+            <w:tcW w:w="0" w:type="auto"/>
+            <w:vAlign w:val="center"/>
+            <w:hideMark/>
+          </w:tcPr>
+          <w:p>
+            <w:pPr>
+              <w:spacing w:after="0" w:line="240" w:lineRule="auto"/>
+              <w:rPr>
+                <w:rFonts w:eastAsia="Times New Roman" w:cstheme="minorHAnsi"/>
+                <w:sz w:val="20"/>
+                <w:szCs w:val="20"/>
+                <w:lang w:eastAsia="en-IN"/>
+              </w:rPr>
+            </w:pPr>
+            <w:r>
+              <w:rPr>
+                <w:rFonts w:eastAsia="Times New Roman" w:cstheme="minorHAnsi"/>
+                <w:sz w:val="20"/>
+                <w:szCs w:val="20"/>
+                <w:lang w:eastAsia="en-IN"/>
+              </w:rPr>
+              <w:t>More server load</w:t>
+            </w:r>
+          </w:p>
+        </w:tc>
+        <w:tc>
+          <w:tcPr>
+            <w:tcW w:w="0" w:type="auto"/>
+            <w:vAlign w:val="center"/>
+            <w:hideMark/>
+          </w:tcPr>
+          <w:p>
+            <w:pPr>
+              <w:spacing w:after="0" w:line="240" w:lineRule="auto"/>
+              <w:rPr>
+                <w:rFonts w:eastAsia="Times New Roman" w:cstheme="minorHAnsi"/>
+                <w:sz w:val="20"/>
+                <w:szCs w:val="20"/>
+                <w:lang w:eastAsia="en-IN"/>
+              </w:rPr>
+            </w:pPr>
+            <w:r>
+              <w:rPr>
+                <w:rFonts w:eastAsia="Times New Roman" w:cstheme="minorHAnsi"/>
+                <w:sz w:val="20"/>
+                <w:szCs w:val="20"/>
+                <w:lang w:eastAsia="en-IN"/>
+              </w:rPr>
+              <w:t>Server renders every request</w:t>
+            </w:r>
+          </w:p>
+        </w:tc>
+      </w:tr>
+      <w:tr>
+        <w:trPr>
+          <w:tblCellSpacing w:w="15" w:type="dxa"/>
+        </w:trPr>
+        <w:tc>
+          <w:tcPr>
+            <w:tcW w:w="0" w:type="auto"/>
+            <w:vAlign w:val="center"/>
+            <w:hideMark/>
+          </w:tcPr>
+          <w:p>
+            <w:pPr>
+              <w:spacing w:after="0" w:line="240" w:lineRule="auto"/>
+              <w:rPr>
+                <w:rFonts w:eastAsia="Times New Roman" w:cstheme="minorHAnsi"/>
+                <w:sz w:val="20"/>
+                <w:szCs w:val="20"/>
+                <w:lang w:eastAsia="en-IN"/>
+              </w:rPr>
+            </w:pPr>
+            <w:r>
+              <w:rPr>
+                <w:rFonts w:eastAsia="Times New Roman" w:cstheme="minorHAnsi"/>
+                <w:sz w:val="20"/>
+                <w:szCs w:val="20"/>
+                <w:lang w:eastAsia="en-IN"/>
+              </w:rPr>
+              <w:t>More complex setup</w:t>
+            </w:r>
+          </w:p>
+        </w:tc>
+        <w:tc>
+          <w:tcPr>
+            <w:tcW w:w="0" w:type="auto"/>
+            <w:vAlign w:val="center"/>
+            <w:hideMark/>
+          </w:tcPr>
+          <w:p>
+            <w:pPr>
+              <w:spacing w:after="0" w:line="240" w:lineRule="auto"/>
+              <w:rPr>
+                <w:rFonts w:eastAsia="Times New Roman" w:cstheme="minorHAnsi"/>
+                <w:sz w:val="20"/>
+                <w:szCs w:val="20"/>
+                <w:lang w:eastAsia="en-IN"/>
+              </w:rPr>
+            </w:pPr>
+            <w:r>
+              <w:rPr>
+                <w:rFonts w:eastAsia="Times New Roman" w:cstheme="minorHAnsi"/>
+                <w:sz w:val="20"/>
+                <w:szCs w:val="20"/>
+                <w:lang w:eastAsia="en-IN"/>
+              </w:rPr>
+              <w:t>Hydration/server config needed</w:t>
+            </w:r>
+          </w:p>
+        </w:tc>
+      </w:tr>
+      <w:tr>
+        <w:trPr>
+          <w:tblCellSpacing w:w="15" w:type="dxa"/>
+        </w:trPr>
+        <w:tc>
+          <w:tcPr>
+            <w:tcW w:w="0" w:type="auto"/>
+            <w:vAlign w:val="center"/>
+            <w:hideMark/>
+          </w:tcPr>
+          <w:p>
+            <w:pPr>
+              <w:spacing w:after="0" w:line="240" w:lineRule="auto"/>
+              <w:rPr>
+                <w:rFonts w:eastAsia="Times New Roman" w:cstheme="minorHAnsi"/>
+                <w:sz w:val="20"/>
+                <w:szCs w:val="20"/>
+                <w:lang w:eastAsia="en-IN"/>
+              </w:rPr>
+            </w:pPr>
+            <w:r>
+              <w:rPr>
+                <w:rFonts w:eastAsia="Times New Roman" w:cstheme="minorHAnsi"/>
+                <w:sz w:val="20"/>
+                <w:szCs w:val="20"/>
+                <w:lang w:eastAsia="en-IN"/>
+              </w:rPr>
+              <w:t>Slower page transitions after first load</w:t>
+            </w:r>
+          </w:p>
+        </w:tc>
+        <w:tc>
+          <w:tcPr>
+            <w:tcW w:w="0" w:type="auto"/>
+            <w:vAlign w:val="center"/>
+            <w:hideMark/>
+          </w:tcPr>
+          <w:p>
+            <w:pPr>
+              <w:spacing w:after="0" w:line="240" w:lineRule="auto"/>
+              <w:rPr>
+                <w:rFonts w:eastAsia="Times New Roman" w:cstheme="minorHAnsi"/>
+                <w:sz w:val="20"/>
+                <w:szCs w:val="20"/>
+                <w:lang w:eastAsia="en-IN"/>
+              </w:rPr>
+            </w:pPr>
+            <w:r>
+              <w:rPr>
+                <w:rFonts w:eastAsia="Times New Roman" w:cstheme="minorHAnsi"/>
+                <w:sz w:val="20"/>
+                <w:szCs w:val="20"/>
+                <w:lang w:eastAsia="en-IN"/>
+              </w:rPr>
+              <w:t>Sometimes compared to SPA navigation</w:t>
+            </w:r>
+          </w:p>
+        </w:tc>
+      </w:tr>
+      <w:tr>
+        <w:trPr>
+          <w:tblCellSpacing w:w="15" w:type="dxa"/>
+        </w:trPr>
+        <w:tc>
+          <w:tcPr>
+            <w:tcW w:w="0" w:type="auto"/>
+            <w:vAlign w:val="center"/>
+            <w:hideMark/>
+          </w:tcPr>
+          <w:p>
+            <w:pPr>
+              <w:spacing w:after="0" w:line="240" w:lineRule="auto"/>
+              <w:rPr>
+                <w:rFonts w:eastAsia="Times New Roman" w:cstheme="minorHAnsi"/>
+                <w:sz w:val="20"/>
+                <w:szCs w:val="20"/>
+                <w:lang w:eastAsia="en-IN"/>
+              </w:rPr>
+            </w:pPr>
+            <w:r>
+              <w:rPr>
+                <w:rFonts w:eastAsia="Times New Roman" w:cstheme="minorHAnsi"/>
+                <w:sz w:val="20"/>
+                <w:szCs w:val="20"/>
+                <w:lang w:eastAsia="en-IN"/>
+              </w:rPr>
+              <w:t>Caching complexity</w:t>
+            </w:r>
+          </w:p>
+        </w:tc>
+        <w:tc>
+          <w:tcPr>
+            <w:tcW w:w="0" w:type="auto"/>
+            <w:vAlign w:val="center"/>
+            <w:hideMark/>
+          </w:tcPr>
+          <w:p>
+            <w:pPr>
+              <w:spacing w:after="0" w:line="240" w:lineRule="auto"/>
+              <w:rPr>
+                <w:rFonts w:eastAsia="Times New Roman" w:cstheme="minorHAnsi"/>
+                <w:sz w:val="20"/>
+                <w:szCs w:val="20"/>
+                <w:lang w:eastAsia="en-IN"/>
+              </w:rPr>
+            </w:pPr>
+            <w:r>
+              <w:rPr>
+                <w:rFonts w:eastAsia="Times New Roman" w:cstheme="minorHAnsi"/>
+                <w:sz w:val="20"/>
+                <w:szCs w:val="20"/>
+                <w:lang w:eastAsia="en-IN"/>
+              </w:rPr>
+              <w:t>Dynamic pages harder to cache</w:t>
+            </w:r>
+          </w:p>
+        </w:tc>
+      </w:tr>
+    </w:tbl>
+    <w:p>
+      <w:pPr>
+        <w:spacing w:after="0" w:line="240" w:lineRule="auto"/>
+        <w:rPr>
+          <w:rFonts w:eastAsia="Times New Roman" w:cstheme="minorHAnsi"/>
+          <w:sz w:val="20"/>
+          <w:szCs w:val="20"/>
+          <w:lang w:eastAsia="en-IN"/>
+        </w:rPr>
+      </w:pPr>
+      <w:r>
+        <w:rPr>
+          <w:rFonts w:eastAsia="Times New Roman" w:cstheme="minorHAnsi"/>
+          <w:sz w:val="20"/>
+          <w:szCs w:val="20"/>
+          <w:lang w:eastAsia="en-IN"/>
+        </w:rPr>
+        <w:pict>
+          <v:rect id="_x0000_i1072" style="width:0;height:1.5pt" o:hralign="center" o:hrstd="t" o:hr="t" fillcolor="#a0a0a0" stroked="f"/>
+        </w:pict>
+      </w:r>
+    </w:p>
+    <w:p>
+      <w:pPr>
+        <w:spacing w:before="100" w:beforeAutospacing="1" w:after="100" w:afterAutospacing="1" w:line="240" w:lineRule="auto"/>
+        <w:outlineLvl w:val="0"/>
+        <w:rPr>
+          <w:rFonts w:eastAsia="Times New Roman" w:cstheme="minorHAnsi"/>
+          <w:b/>
+          <w:bCs/>
+          <w:kern w:val="36"/>
+          <w:sz w:val="20"/>
+          <w:szCs w:val="20"/>
+          <w:lang w:eastAsia="en-IN"/>
+        </w:rPr>
+      </w:pPr>
+      <w:r>
+        <w:rPr>
+          <w:rFonts w:eastAsia="Times New Roman" w:cstheme="minorHAnsi"/>
+          <w:b/>
+          <w:bCs/>
+          <w:kern w:val="36"/>
+          <w:sz w:val="20"/>
+          <w:szCs w:val="20"/>
+          <w:lang w:eastAsia="en-IN"/>
+        </w:rPr>
+        <w:t>When to Use SSR</w:t>
+      </w:r>
+    </w:p>
+    <w:p>
+      <w:pPr>
+        <w:spacing w:before="100" w:beforeAutospacing="1" w:after="100" w:afterAutospacing="1" w:line="240" w:lineRule="auto"/>
+        <w:rPr>
+          <w:rFonts w:eastAsia="Times New Roman" w:cstheme="minorHAnsi"/>
+          <w:sz w:val="20"/>
+          <w:szCs w:val="20"/>
+          <w:lang w:eastAsia="en-IN"/>
+        </w:rPr>
+      </w:pPr>
+      <w:r>
+        <w:rPr>
+          <w:rFonts w:eastAsia="Times New Roman" w:cstheme="minorHAnsi"/>
+          <w:sz w:val="20"/>
+          <w:szCs w:val="20"/>
+          <w:lang w:eastAsia="en-IN"/>
+        </w:rPr>
+        <w:t>Use SSR for:</w:t>
+      </w:r>
+    </w:p>
+    <w:p>
+      <w:pPr>
+        <w:numPr>
+          <w:ilvl w:val="0"/>
+          <w:numId w:val="8"/>
+        </w:numPr>
+        <w:spacing w:before="100" w:beforeAutospacing="1" w:after="100" w:afterAutospacing="1" w:line="240" w:lineRule="auto"/>
+        <w:rPr>
+          <w:rFonts w:eastAsia="Times New Roman" w:cstheme="minorHAnsi"/>
+          <w:sz w:val="20"/>
+          <w:szCs w:val="20"/>
+          <w:lang w:eastAsia="en-IN"/>
+        </w:rPr>
+      </w:pPr>
+      <w:r>
+        <w:rPr>
+          <w:rFonts w:eastAsia="Times New Roman" w:cstheme="minorHAnsi"/>
+          <w:sz w:val="20"/>
+          <w:szCs w:val="20"/>
+          <w:lang w:eastAsia="en-IN"/>
+        </w:rPr>
+        <w:t xml:space="preserve">E-commerce websites </w:t>
+      </w:r>
+    </w:p>
+    <w:p>
+      <w:pPr>
+        <w:numPr>
+          <w:ilvl w:val="0"/>
+          <w:numId w:val="8"/>
+        </w:numPr>
+        <w:spacing w:before="100" w:beforeAutospacing="1" w:after="100" w:afterAutospacing="1" w:line="240" w:lineRule="auto"/>
+        <w:rPr>
+          <w:rFonts w:eastAsia="Times New Roman" w:cstheme="minorHAnsi"/>
+          <w:sz w:val="20"/>
+          <w:szCs w:val="20"/>
+          <w:lang w:eastAsia="en-IN"/>
+        </w:rPr>
+      </w:pPr>
+      <w:r>
+        <w:rPr>
+          <w:rFonts w:eastAsia="Times New Roman" w:cstheme="minorHAnsi"/>
+          <w:sz w:val="20"/>
+          <w:szCs w:val="20"/>
+          <w:lang w:eastAsia="en-IN"/>
+        </w:rPr>
+        <w:t xml:space="preserve">News/blog platforms </w:t>
+      </w:r>
+    </w:p>
+    <w:p>
+      <w:pPr>
+        <w:numPr>
+          <w:ilvl w:val="0"/>
+          <w:numId w:val="8"/>
+        </w:numPr>
+        <w:spacing w:before="100" w:beforeAutospacing="1" w:after="100" w:afterAutospacing="1" w:line="240" w:lineRule="auto"/>
+        <w:rPr>
+          <w:rFonts w:eastAsia="Times New Roman" w:cstheme="minorHAnsi"/>
+          <w:sz w:val="20"/>
+          <w:szCs w:val="20"/>
+          <w:lang w:eastAsia="en-IN"/>
+        </w:rPr>
+      </w:pPr>
+      <w:r>
+        <w:rPr>
+          <w:rFonts w:eastAsia="Times New Roman" w:cstheme="minorHAnsi"/>
+          <w:sz w:val="20"/>
+          <w:szCs w:val="20"/>
+          <w:lang w:eastAsia="en-IN"/>
+        </w:rPr>
+        <w:t xml:space="preserve">Marketing websites </w:t>
+      </w:r>
+    </w:p>
+    <w:p>
+      <w:pPr>
+        <w:numPr>
+          <w:ilvl w:val="0"/>
+          <w:numId w:val="8"/>
+        </w:numPr>
+        <w:spacing w:before="100" w:beforeAutospacing="1" w:after="100" w:afterAutospacing="1" w:line="240" w:lineRule="auto"/>
+        <w:rPr>
+          <w:rFonts w:eastAsia="Times New Roman" w:cstheme="minorHAnsi"/>
+          <w:sz w:val="20"/>
+          <w:szCs w:val="20"/>
+          <w:lang w:eastAsia="en-IN"/>
+        </w:rPr>
+      </w:pPr>
+      <w:r>
+        <w:rPr>
+          <w:rFonts w:eastAsia="Times New Roman" w:cstheme="minorHAnsi"/>
+          <w:sz w:val="20"/>
+          <w:szCs w:val="20"/>
+          <w:lang w:eastAsia="en-IN"/>
+        </w:rPr>
+        <w:t xml:space="preserve">SEO-heavy applications </w:t>
+      </w:r>
+    </w:p>
+    <w:p>
+      <w:pPr>
+        <w:spacing w:before="100" w:beforeAutospacing="1" w:after="100" w:afterAutospacing="1" w:line="240" w:lineRule="auto"/>
+        <w:rPr>
+          <w:rFonts w:eastAsia="Times New Roman" w:cstheme="minorHAnsi"/>
+          <w:sz w:val="20"/>
+          <w:szCs w:val="20"/>
+          <w:lang w:eastAsia="en-IN"/>
+        </w:rPr>
+      </w:pPr>
+      <w:r>
+        <w:rPr>
+          <w:rFonts w:eastAsia="Times New Roman" w:cstheme="minorHAnsi"/>
+          <w:sz w:val="20"/>
+          <w:szCs w:val="20"/>
+          <w:lang w:eastAsia="en-IN"/>
+        </w:rPr>
+        <w:t>CSR is fine for:</w:t>
+      </w:r>
+    </w:p>
+    <w:p>
+      <w:pPr>
+        <w:numPr>
+          <w:ilvl w:val="0"/>
+          <w:numId w:val="9"/>
+        </w:numPr>
+        <w:spacing w:before="100" w:beforeAutospacing="1" w:after="100" w:afterAutospacing="1" w:line="240" w:lineRule="auto"/>
+        <w:rPr>
+          <w:rFonts w:eastAsia="Times New Roman" w:cstheme="minorHAnsi"/>
+          <w:sz w:val="20"/>
+          <w:szCs w:val="20"/>
+          <w:lang w:eastAsia="en-IN"/>
+        </w:rPr>
+      </w:pPr>
+      <w:r>
+        <w:rPr>
+          <w:rFonts w:eastAsia="Times New Roman" w:cstheme="minorHAnsi"/>
+          <w:sz w:val="20"/>
+          <w:szCs w:val="20"/>
+          <w:lang w:eastAsia="en-IN"/>
+        </w:rPr>
+        <w:t xml:space="preserve">Internal dashboards </w:t>
+      </w:r>
+    </w:p>
+    <w:p>
+      <w:pPr>
+        <w:numPr>
+          <w:ilvl w:val="0"/>
+          <w:numId w:val="9"/>
+        </w:numPr>
+        <w:spacing w:before="100" w:beforeAutospacing="1" w:after="100" w:afterAutospacing="1" w:line="240" w:lineRule="auto"/>
+        <w:rPr>
+          <w:rFonts w:eastAsia="Times New Roman" w:cstheme="minorHAnsi"/>
+          <w:sz w:val="20"/>
+          <w:szCs w:val="20"/>
+          <w:lang w:eastAsia="en-IN"/>
+        </w:rPr>
+      </w:pPr>
+      <w:r>
+        <w:rPr>
+          <w:rFonts w:eastAsia="Times New Roman" w:cstheme="minorHAnsi"/>
+          <w:sz w:val="20"/>
+          <w:szCs w:val="20"/>
+          <w:lang w:eastAsia="en-IN"/>
+        </w:rPr>
+        <w:t xml:space="preserve">Admin panels </w:t>
+      </w:r>
+    </w:p>
+    <w:p>
+      <w:pPr>
+        <w:numPr>
+          <w:ilvl w:val="0"/>
+          <w:numId w:val="9"/>
+        </w:numPr>
+        <w:spacing w:before="100" w:beforeAutospacing="1" w:after="100" w:afterAutospacing="1" w:line="240" w:lineRule="auto"/>
+        <w:rPr>
+          <w:rFonts w:eastAsia="Times New Roman" w:cstheme="minorHAnsi"/>
+          <w:sz w:val="20"/>
+          <w:szCs w:val="20"/>
+          <w:lang w:eastAsia="en-IN"/>
+        </w:rPr>
+      </w:pPr>
+      <w:r>
+        <w:rPr>
+          <w:rFonts w:eastAsia="Times New Roman" w:cstheme="minorHAnsi"/>
+          <w:sz w:val="20"/>
+          <w:szCs w:val="20"/>
+          <w:lang w:eastAsia="en-IN"/>
+        </w:rPr>
+        <w:t xml:space="preserve">Apps requiring heavy interactivity </w:t>
+      </w:r>
+    </w:p>
+    <w:p>
+      <w:pPr>
+        <w:spacing w:after="0" w:line="240" w:lineRule="auto"/>
+        <w:rPr>
+          <w:rFonts w:eastAsia="Times New Roman" w:cstheme="minorHAnsi"/>
+          <w:sz w:val="20"/>
+          <w:szCs w:val="20"/>
+          <w:lang w:eastAsia="en-IN"/>
+        </w:rPr>
+      </w:pPr>
+      <w:r>
+        <w:rPr>
+          <w:rFonts w:eastAsia="Times New Roman" w:cstheme="minorHAnsi"/>
+          <w:sz w:val="20"/>
+          <w:szCs w:val="20"/>
+          <w:lang w:eastAsia="en-IN"/>
+        </w:rPr>
+        <w:pict>
+          <v:rect id="_x0000_i1073" style="width:0;height:1.5pt" o:hralign="center" o:hrstd="t" o:hr="t" fillcolor="#a0a0a0" stroked="f"/>
+        </w:pict>
+      </w:r>
+    </w:p>
+    <w:p>
+      <w:pPr>
+        <w:spacing w:before="100" w:beforeAutospacing="1" w:after="100" w:afterAutospacing="1" w:line="240" w:lineRule="auto"/>
+        <w:outlineLvl w:val="0"/>
+        <w:rPr>
+          <w:rFonts w:eastAsia="Times New Roman" w:cstheme="minorHAnsi"/>
+          <w:b/>
+          <w:bCs/>
+          <w:kern w:val="36"/>
+          <w:sz w:val="20"/>
+          <w:szCs w:val="20"/>
+          <w:lang w:eastAsia="en-IN"/>
+        </w:rPr>
+      </w:pPr>
+      <w:r>
+        <w:rPr>
+          <w:rFonts w:eastAsia="Times New Roman" w:cstheme="minorHAnsi"/>
+          <w:b/>
+          <w:bCs/>
+          <w:kern w:val="36"/>
+          <w:sz w:val="20"/>
+          <w:szCs w:val="20"/>
+          <w:lang w:eastAsia="en-IN"/>
+        </w:rPr>
+        <w:t>Interview One-Line Answer</w:t>
+      </w:r>
+    </w:p>
+    <w:p>
+      <w:pPr>
+        <w:spacing w:beforeAutospacing="1" w:after="100" w:afterAutospacing="1" w:line="240" w:lineRule="auto"/>
+        <w:rPr>
+          <w:rFonts w:eastAsia="Times New Roman" w:cstheme="minorHAnsi"/>
+          <w:sz w:val="20"/>
+          <w:szCs w:val="20"/>
+          <w:lang w:eastAsia="en-IN"/>
+        </w:rPr>
+      </w:pPr>
+      <w:r>
+        <w:rPr>
+          <w:rFonts w:eastAsia="Times New Roman" w:cstheme="minorHAnsi"/>
+          <w:sz w:val="20"/>
+          <w:szCs w:val="20"/>
+          <w:lang w:eastAsia="en-IN"/>
+        </w:rPr>
+        <w:t>SSR improves SEO, initial load performance, social sharing, and user experience by rendering HTML on the server before sending it to the browser, whereas CSR renders pages in the browser using JavaScript.</w:t>
+      </w:r>
+    </w:p>
+    <w:p>
+      <w:pPr>
+        <w:spacing w:before="100" w:beforeAutospacing="1" w:after="100" w:afterAutospacing="1" w:line="240" w:lineRule="auto"/>
+        <w:rPr>
+          <w:rFonts w:eastAsia="Times New Roman" w:cstheme="minorHAnsi"/>
+          <w:b/>
+          <w:caps/>
+          <w:sz w:val="20"/>
+          <w:szCs w:val="20"/>
+          <w:lang w:eastAsia="en-IN"/>
+        </w:rPr>
+      </w:pPr>
+      <w:r>
+        <w:rPr>
+          <w:rFonts w:cstheme="minorHAnsi"/>
+          <w:b/>
+          <w:caps/>
+          <w:sz w:val="20"/>
+          <w:szCs w:val="20"/>
+        </w:rPr>
+        <w:t>Event delegation</w:t>
+      </w:r>
+    </w:p>
+    <w:p>
+      <w:pPr>
+        <w:pStyle w:val="NormalWeb"/>
+        <w:rPr>
+          <w:rFonts w:asciiTheme="minorHAnsi" w:hAnsiTheme="minorHAnsi" w:cstheme="minorHAnsi"/>
+          <w:sz w:val="20"/>
+          <w:szCs w:val="20"/>
+        </w:rPr>
+      </w:pPr>
+      <w:r>
+        <w:rPr>
+          <w:rFonts w:asciiTheme="minorHAnsi" w:hAnsiTheme="minorHAnsi" w:cstheme="minorHAnsi"/>
+          <w:sz w:val="20"/>
+          <w:szCs w:val="20"/>
+        </w:rPr>
+        <w:t>Event delegation is a technique where a parent element handles events for its child elements using event bubbling, reducing multiple event listeners and improving performance.</w:t>
+      </w:r>
+    </w:p>
+    <w:p>
+      <w:pPr>
+        <w:pStyle w:val="Heading1"/>
+        <w:rPr>
+          <w:rFonts w:asciiTheme="minorHAnsi" w:hAnsiTheme="minorHAnsi" w:cstheme="minorHAnsi"/>
+          <w:sz w:val="20"/>
+          <w:szCs w:val="20"/>
+        </w:rPr>
+      </w:pPr>
+      <w:r>
+        <w:rPr>
+          <w:rFonts w:asciiTheme="minorHAnsi" w:hAnsiTheme="minorHAnsi" w:cstheme="minorHAnsi"/>
+          <w:sz w:val="20"/>
+          <w:szCs w:val="20"/>
+        </w:rPr>
+        <w:t>Real DOM Example</w:t>
+      </w:r>
+    </w:p>
+    <w:p>
+      <w:pPr>
+        <w:pStyle w:val="code"/>
+      </w:pPr>
+      <w:r>
+        <w:rPr>
+          <w:rStyle w:val="o"/>
+        </w:rPr>
+        <w:lastRenderedPageBreak/>
+        <w:t>&lt;div</w:t>
+      </w:r>
+      <w:r>
+        <w:rPr>
+          <w:rStyle w:val="HTMLCode"/>
+        </w:rPr>
+        <w:t xml:space="preserve"> </w:t>
+      </w:r>
+      <w:r>
+        <w:rPr>
+          <w:rStyle w:val="n"/>
+        </w:rPr>
+        <w:t>id</w:t>
+      </w:r>
+      <w:r>
+        <w:rPr>
+          <w:rStyle w:val="g"/>
+        </w:rPr>
+        <w:t>=</w:t>
+      </w:r>
+      <w:r>
+        <w:rPr>
+          <w:rStyle w:val="k"/>
+        </w:rPr>
+        <w:t>"parent"</w:t>
+      </w:r>
+      <w:r>
+        <w:rPr>
+          <w:rStyle w:val="o"/>
+        </w:rPr>
+        <w:t>&gt;</w:t>
+      </w:r>
+      <w:r>
+        <w:br/>
+      </w:r>
+      <w:r>
+        <w:rPr>
+          <w:rStyle w:val="HTMLCode"/>
+        </w:rPr>
+        <w:t xml:space="preserve">  </w:t>
+      </w:r>
+      <w:r>
+        <w:rPr>
+          <w:rStyle w:val="o"/>
+        </w:rPr>
+        <w:t>&lt;button&gt;</w:t>
+      </w:r>
+      <w:r>
+        <w:rPr>
+          <w:rStyle w:val="HTMLCode"/>
+        </w:rPr>
+        <w:t>Save</w:t>
+      </w:r>
+      <w:r>
+        <w:rPr>
+          <w:rStyle w:val="o"/>
+        </w:rPr>
+        <w:t>&lt;/button&gt;</w:t>
+      </w:r>
+      <w:r>
+        <w:br/>
+      </w:r>
+      <w:r>
+        <w:rPr>
+          <w:rStyle w:val="HTMLCode"/>
+        </w:rPr>
+        <w:t xml:space="preserve">  </w:t>
+      </w:r>
+      <w:r>
+        <w:rPr>
+          <w:rStyle w:val="o"/>
+        </w:rPr>
+        <w:t>&lt;button&gt;</w:t>
+      </w:r>
+      <w:r>
+        <w:rPr>
+          <w:rStyle w:val="HTMLCode"/>
+        </w:rPr>
+        <w:t>Delete</w:t>
+      </w:r>
+      <w:r>
+        <w:rPr>
+          <w:rStyle w:val="o"/>
+        </w:rPr>
+        <w:t>&lt;/button&gt;</w:t>
+      </w:r>
+      <w:r>
+        <w:br/>
+      </w:r>
+      <w:r>
+        <w:rPr>
+          <w:rStyle w:val="o"/>
+        </w:rPr>
+        <w:t>&lt;/div&gt;</w:t>
+      </w:r>
+    </w:p>
+    <w:p>
+      <w:pPr>
+        <w:pStyle w:val="code"/>
+        <w:rPr>
+          <w:rStyle w:val="HTMLCode"/>
+        </w:rPr>
+      </w:pPr>
+      <w:r>
+        <w:rPr>
+          <w:rStyle w:val="m"/>
+        </w:rPr>
+        <w:t>document</w:t>
+      </w:r>
+      <w:r>
+        <w:rPr>
+          <w:rStyle w:val="g"/>
+        </w:rPr>
+        <w:t>.</w:t>
+      </w:r>
+      <w:r>
+        <w:rPr>
+          <w:rStyle w:val="HTMLCode"/>
+        </w:rPr>
+        <w:t>getElementById(</w:t>
+      </w:r>
+      <w:r>
+        <w:rPr>
+          <w:rStyle w:val="k"/>
+        </w:rPr>
+        <w:t>"parent"</w:t>
+      </w:r>
+      <w:r>
+        <w:rPr>
+          <w:rStyle w:val="HTMLCode"/>
+        </w:rPr>
+        <w:t>)</w:t>
+      </w:r>
+      <w:r>
+        <w:br/>
+      </w:r>
+      <w:r>
+        <w:rPr>
+          <w:rStyle w:val="g"/>
+        </w:rPr>
+        <w:t>.</w:t>
+      </w:r>
+      <w:r>
+        <w:rPr>
+          <w:rStyle w:val="HTMLCode"/>
+        </w:rPr>
+        <w:t>addEventListener(</w:t>
+      </w:r>
+      <w:r>
+        <w:rPr>
+          <w:rStyle w:val="k"/>
+        </w:rPr>
+        <w:t>"click"</w:t>
+      </w:r>
+      <w:r>
+        <w:rPr>
+          <w:rStyle w:val="HTMLCode"/>
+        </w:rPr>
+        <w:t xml:space="preserve">, </w:t>
+      </w:r>
+      <w:r>
+        <w:rPr>
+          <w:rStyle w:val="g"/>
+        </w:rPr>
+        <w:t>function</w:t>
+      </w:r>
+      <w:r>
+        <w:rPr>
+          <w:rStyle w:val="HTMLCode"/>
+        </w:rPr>
+        <w:t>(</w:t>
+      </w:r>
+      <w:r>
+        <w:rPr>
+          <w:rStyle w:val="m"/>
+        </w:rPr>
+        <w:t>e</w:t>
+      </w:r>
+      <w:r>
+        <w:rPr>
+          <w:rStyle w:val="HTMLCode"/>
+        </w:rPr>
+        <w:t>) {</w:t>
+      </w:r>
+      <w:r>
+        <w:br/>
+      </w:r>
+      <w:r>
+        <w:br/>
+      </w:r>
+      <w:r>
+        <w:rPr>
+          <w:rStyle w:val="HTMLCode"/>
+        </w:rPr>
+        <w:t xml:space="preserve">  </w:t>
+      </w:r>
+      <w:r>
+        <w:rPr>
+          <w:rStyle w:val="g"/>
+        </w:rPr>
+        <w:t>if</w:t>
+      </w:r>
+      <w:r>
+        <w:rPr>
+          <w:rStyle w:val="HTMLCode"/>
+        </w:rPr>
+        <w:t xml:space="preserve"> (</w:t>
+      </w:r>
+      <w:r>
+        <w:rPr>
+          <w:rStyle w:val="m"/>
+        </w:rPr>
+        <w:t>e</w:t>
+      </w:r>
+      <w:r>
+        <w:rPr>
+          <w:rStyle w:val="g"/>
+        </w:rPr>
+        <w:t>.</w:t>
+      </w:r>
+      <w:r>
+        <w:rPr>
+          <w:rStyle w:val="HTMLCode"/>
+        </w:rPr>
+        <w:t>target</w:t>
+      </w:r>
+      <w:r>
+        <w:rPr>
+          <w:rStyle w:val="g"/>
+        </w:rPr>
+        <w:t>.</w:t>
+      </w:r>
+      <w:r>
+        <w:rPr>
+          <w:rStyle w:val="HTMLCode"/>
+        </w:rPr>
+        <w:t xml:space="preserve">tagName </w:t>
+      </w:r>
+      <w:r>
+        <w:rPr>
+          <w:rStyle w:val="g"/>
+        </w:rPr>
+        <w:t>===</w:t>
+      </w:r>
+      <w:r>
+        <w:rPr>
+          <w:rStyle w:val="HTMLCode"/>
+        </w:rPr>
+        <w:t xml:space="preserve"> </w:t>
+      </w:r>
+      <w:r>
+        <w:rPr>
+          <w:rStyle w:val="k"/>
+        </w:rPr>
+        <w:t>"BUTTON"</w:t>
+      </w:r>
+      <w:r>
+        <w:rPr>
+          <w:rStyle w:val="HTMLCode"/>
+        </w:rPr>
+        <w:t>) {</w:t>
+      </w:r>
+      <w:r>
+        <w:br/>
+      </w:r>
+      <w:r>
+        <w:rPr>
+          <w:rStyle w:val="HTMLCode"/>
+        </w:rPr>
+        <w:t xml:space="preserve">    </w:t>
+      </w:r>
+      <w:r>
+        <w:rPr>
+          <w:rStyle w:val="m"/>
+        </w:rPr>
+        <w:t>console</w:t>
+      </w:r>
+      <w:r>
+        <w:rPr>
+          <w:rStyle w:val="g"/>
+        </w:rPr>
+        <w:t>.</w:t>
+      </w:r>
+      <w:r>
+        <w:rPr>
+          <w:rStyle w:val="HTMLCode"/>
+        </w:rPr>
+        <w:t>log(</w:t>
+      </w:r>
+      <w:r>
+        <w:rPr>
+          <w:rStyle w:val="m"/>
+        </w:rPr>
+        <w:t>e</w:t>
+      </w:r>
+      <w:r>
+        <w:rPr>
+          <w:rStyle w:val="g"/>
+        </w:rPr>
+        <w:t>.</w:t>
+      </w:r>
+      <w:r>
+        <w:rPr>
+          <w:rStyle w:val="HTMLCode"/>
+        </w:rPr>
+        <w:t>target</w:t>
+      </w:r>
+      <w:r>
+        <w:rPr>
+          <w:rStyle w:val="g"/>
+        </w:rPr>
+        <w:t>.</w:t>
+      </w:r>
+      <w:r>
+        <w:rPr>
+          <w:rStyle w:val="HTMLCode"/>
+        </w:rPr>
+        <w:t>innerText);</w:t>
+      </w:r>
+      <w:r>
+        <w:br/>
+      </w:r>
+      <w:r>
+        <w:rPr>
+          <w:rStyle w:val="HTMLCode"/>
+        </w:rPr>
+        <w:t xml:space="preserve">  }</w:t>
+      </w:r>
+      <w:r>
+        <w:br/>
+      </w:r>
+      <w:r>
+        <w:br/>
+      </w:r>
+      <w:r>
+        <w:rPr>
+          <w:rStyle w:val="HTMLCode"/>
+        </w:rPr>
+        <w:t>});</w:t>
+      </w:r>
+    </w:p>
+    <w:p>
+      <w:pPr>
+        <w:spacing w:before="100" w:beforeAutospacing="1" w:after="100" w:afterAutospacing="1" w:line="240" w:lineRule="auto"/>
+        <w:outlineLvl w:val="0"/>
+        <w:rPr>
+          <w:rFonts w:eastAsia="Times New Roman" w:cstheme="minorHAnsi"/>
+          <w:b/>
+          <w:bCs/>
+          <w:kern w:val="36"/>
+          <w:sz w:val="20"/>
+          <w:szCs w:val="20"/>
+          <w:lang w:eastAsia="en-IN"/>
+        </w:rPr>
+      </w:pPr>
+      <w:r>
+        <w:rPr>
+          <w:rFonts w:eastAsia="Times New Roman" w:cstheme="minorHAnsi"/>
+          <w:b/>
+          <w:bCs/>
+          <w:kern w:val="36"/>
+          <w:sz w:val="20"/>
+          <w:szCs w:val="20"/>
+          <w:lang w:eastAsia="en-IN"/>
+        </w:rPr>
+        <w:t>Difference Between GET and POST Methods</w:t>
+      </w:r>
+    </w:p>
+    <w:p>
+      <w:pPr>
+        <w:spacing w:before="100" w:beforeAutospacing="1" w:after="100" w:afterAutospacing="1" w:line="240" w:lineRule="auto"/>
+        <w:rPr>
+          <w:rFonts w:eastAsia="Times New Roman" w:cstheme="minorHAnsi"/>
+          <w:sz w:val="20"/>
+          <w:szCs w:val="20"/>
+          <w:lang w:eastAsia="en-IN"/>
+        </w:rPr>
+      </w:pPr>
+      <w:r>
+        <w:rPr>
+          <w:rFonts w:eastAsia="Times New Roman" w:cstheme="minorHAnsi"/>
+          <w:sz w:val="20"/>
+          <w:szCs w:val="20"/>
+          <w:lang w:eastAsia="en-IN"/>
+        </w:rPr>
+        <w:t>GET and POST are HTTP methods used to communicate with a server.</w:t>
+      </w:r>
+    </w:p>
+    <w:p>
+      <w:pPr>
+        <w:spacing w:after="0" w:line="240" w:lineRule="auto"/>
+        <w:rPr>
+          <w:rFonts w:eastAsia="Times New Roman" w:cstheme="minorHAnsi"/>
+          <w:sz w:val="20"/>
+          <w:szCs w:val="20"/>
+          <w:lang w:eastAsia="en-IN"/>
+        </w:rPr>
+      </w:pPr>
+      <w:r>
+        <w:rPr>
+          <w:rFonts w:eastAsia="Times New Roman" w:cstheme="minorHAnsi"/>
+          <w:sz w:val="20"/>
+          <w:szCs w:val="20"/>
+          <w:lang w:eastAsia="en-IN"/>
+        </w:rPr>
+        <w:pict>
+          <v:rect id="_x0000_i1074" style="width:0;height:1.5pt" o:hralign="center" o:hrstd="t" o:hr="t" fillcolor="#a0a0a0" stroked="f"/>
+        </w:pict>
+      </w:r>
+    </w:p>
+    <w:p>
+      <w:pPr>
+        <w:spacing w:before="100" w:beforeAutospacing="1" w:after="100" w:afterAutospacing="1" w:line="240" w:lineRule="auto"/>
+        <w:outlineLvl w:val="0"/>
+        <w:rPr>
+          <w:rFonts w:eastAsia="Times New Roman" w:cstheme="minorHAnsi"/>
+          <w:b/>
+          <w:bCs/>
+          <w:kern w:val="36"/>
+          <w:sz w:val="20"/>
+          <w:szCs w:val="20"/>
+          <w:lang w:eastAsia="en-IN"/>
+        </w:rPr>
+      </w:pPr>
+      <w:r>
+        <w:rPr>
+          <w:rFonts w:eastAsia="Times New Roman" w:cstheme="minorHAnsi"/>
+          <w:b/>
+          <w:bCs/>
+          <w:kern w:val="36"/>
+          <w:sz w:val="20"/>
+          <w:szCs w:val="20"/>
+          <w:lang w:eastAsia="en-IN"/>
+        </w:rPr>
+        <w:t>Main Difference</w:t>
+      </w:r>
+    </w:p>
+    <w:tbl>
+      <w:tblPr>
+        <w:tblW w:w="0" w:type="auto"/>
+        <w:tblCellSpacing w:w="15" w:type="dxa"/>
+        <w:tblCellMar>
+          <w:top w:w="15" w:type="dxa"/>
+          <w:left w:w="15" w:type="dxa"/>
+          <w:bottom w:w="15" w:type="dxa"/>
+          <w:right w:w="15" w:type="dxa"/>
+        </w:tblCellMar>
+        <w:tblLook w:val="04A0" w:firstRow="1" w:lastRow="0" w:firstColumn="1" w:lastColumn="0" w:noHBand="0" w:noVBand="1"/>
+      </w:tblPr>
+      <w:tblGrid>
+        <w:gridCol w:w="1888"/>
+        <w:gridCol w:w="2169"/>
+      </w:tblGrid>
+      <w:tr>
+        <w:trPr>
+          <w:tblHeader/>
+          <w:tblCellSpacing w:w="15" w:type="dxa"/>
+        </w:trPr>
+        <w:tc>
+          <w:tcPr>
+            <w:tcW w:w="0" w:type="auto"/>
+            <w:vAlign w:val="center"/>
+            <w:hideMark/>
+          </w:tcPr>
+          <w:p>
+            <w:pPr>
+              <w:spacing w:after="0" w:line="240" w:lineRule="auto"/>
+              <w:jc w:val="center"/>
+              <w:rPr>
+                <w:rFonts w:eastAsia="Times New Roman" w:cstheme="minorHAnsi"/>
+                <w:b/>
+                <w:bCs/>
+                <w:sz w:val="20"/>
+                <w:szCs w:val="20"/>
+                <w:lang w:eastAsia="en-IN"/>
+              </w:rPr>
+            </w:pPr>
+            <w:r>
+              <w:rPr>
+                <w:rFonts w:eastAsia="Times New Roman" w:cstheme="minorHAnsi"/>
+                <w:b/>
+                <w:bCs/>
+                <w:sz w:val="20"/>
+                <w:szCs w:val="20"/>
+                <w:lang w:eastAsia="en-IN"/>
+              </w:rPr>
+              <w:t>GET</w:t>
+            </w:r>
+          </w:p>
+        </w:tc>
+        <w:tc>
+          <w:tcPr>
+            <w:tcW w:w="0" w:type="auto"/>
+            <w:vAlign w:val="center"/>
+            <w:hideMark/>
+          </w:tcPr>
+          <w:p>
+            <w:pPr>
+              <w:spacing w:after="0" w:line="240" w:lineRule="auto"/>
+              <w:jc w:val="center"/>
+              <w:rPr>
+                <w:rFonts w:eastAsia="Times New Roman" w:cstheme="minorHAnsi"/>
+                <w:b/>
+                <w:bCs/>
+                <w:sz w:val="20"/>
+                <w:szCs w:val="20"/>
+                <w:lang w:eastAsia="en-IN"/>
+              </w:rPr>
+            </w:pPr>
+            <w:r>
+              <w:rPr>
+                <w:rFonts w:eastAsia="Times New Roman" w:cstheme="minorHAnsi"/>
+                <w:b/>
+                <w:bCs/>
+                <w:sz w:val="20"/>
+                <w:szCs w:val="20"/>
+                <w:lang w:eastAsia="en-IN"/>
+              </w:rPr>
+              <w:t>POST</w:t>
+            </w:r>
+          </w:p>
+        </w:tc>
+      </w:tr>
+      <w:tr>
+        <w:trPr>
+          <w:tblCellSpacing w:w="15" w:type="dxa"/>
+        </w:trPr>
+        <w:tc>
+          <w:tcPr>
+            <w:tcW w:w="0" w:type="auto"/>
+            <w:vAlign w:val="center"/>
+            <w:hideMark/>
+          </w:tcPr>
+          <w:p>
+            <w:pPr>
+              <w:spacing w:after="0" w:line="240" w:lineRule="auto"/>
+              <w:rPr>
+                <w:rFonts w:eastAsia="Times New Roman" w:cstheme="minorHAnsi"/>
+                <w:sz w:val="20"/>
+                <w:szCs w:val="20"/>
+                <w:lang w:eastAsia="en-IN"/>
+              </w:rPr>
+            </w:pPr>
+            <w:r>
+              <w:rPr>
+                <w:rFonts w:eastAsia="Times New Roman" w:cstheme="minorHAnsi"/>
+                <w:sz w:val="20"/>
+                <w:szCs w:val="20"/>
+                <w:lang w:eastAsia="en-IN"/>
+              </w:rPr>
+              <w:t xml:space="preserve">Used to </w:t>
+            </w:r>
+            <w:r>
+              <w:rPr>
+                <w:rFonts w:eastAsia="Times New Roman" w:cstheme="minorHAnsi"/>
+                <w:b/>
+                <w:bCs/>
+                <w:sz w:val="20"/>
+                <w:szCs w:val="20"/>
+                <w:lang w:eastAsia="en-IN"/>
+              </w:rPr>
+              <w:t>fetch data</w:t>
+            </w:r>
+          </w:p>
+        </w:tc>
+        <w:tc>
+          <w:tcPr>
+            <w:tcW w:w="0" w:type="auto"/>
+            <w:vAlign w:val="center"/>
+            <w:hideMark/>
+          </w:tcPr>
+          <w:p>
+            <w:pPr>
+              <w:spacing w:after="0" w:line="240" w:lineRule="auto"/>
+              <w:rPr>
+                <w:rFonts w:eastAsia="Times New Roman" w:cstheme="minorHAnsi"/>
+                <w:sz w:val="20"/>
+                <w:szCs w:val="20"/>
+                <w:lang w:eastAsia="en-IN"/>
+              </w:rPr>
+            </w:pPr>
+            <w:r>
+              <w:rPr>
+                <w:rFonts w:eastAsia="Times New Roman" w:cstheme="minorHAnsi"/>
+                <w:sz w:val="20"/>
+                <w:szCs w:val="20"/>
+                <w:lang w:eastAsia="en-IN"/>
+              </w:rPr>
+              <w:t xml:space="preserve">Used to </w:t>
+            </w:r>
+            <w:r>
+              <w:rPr>
+                <w:rFonts w:eastAsia="Times New Roman" w:cstheme="minorHAnsi"/>
+                <w:b/>
+                <w:bCs/>
+                <w:sz w:val="20"/>
+                <w:szCs w:val="20"/>
+                <w:lang w:eastAsia="en-IN"/>
+              </w:rPr>
+              <w:t>send data</w:t>
+            </w:r>
+          </w:p>
+        </w:tc>
+      </w:tr>
+      <w:tr>
+        <w:trPr>
+          <w:tblCellSpacing w:w="15" w:type="dxa"/>
+        </w:trPr>
+        <w:tc>
+          <w:tcPr>
+            <w:tcW w:w="0" w:type="auto"/>
+            <w:vAlign w:val="center"/>
+            <w:hideMark/>
+          </w:tcPr>
+          <w:p>
+            <w:pPr>
+              <w:spacing w:after="0" w:line="240" w:lineRule="auto"/>
+              <w:rPr>
+                <w:rFonts w:eastAsia="Times New Roman" w:cstheme="minorHAnsi"/>
+                <w:sz w:val="20"/>
+                <w:szCs w:val="20"/>
+                <w:lang w:eastAsia="en-IN"/>
+              </w:rPr>
+            </w:pPr>
+            <w:r>
+              <w:rPr>
+                <w:rFonts w:eastAsia="Times New Roman" w:cstheme="minorHAnsi"/>
+                <w:sz w:val="20"/>
+                <w:szCs w:val="20"/>
+                <w:lang w:eastAsia="en-IN"/>
+              </w:rPr>
+              <w:t>Data sent in URL</w:t>
+            </w:r>
+          </w:p>
+        </w:tc>
+        <w:tc>
+          <w:tcPr>
+            <w:tcW w:w="0" w:type="auto"/>
+            <w:vAlign w:val="center"/>
+            <w:hideMark/>
+          </w:tcPr>
+          <w:p>
+            <w:pPr>
+              <w:spacing w:after="0" w:line="240" w:lineRule="auto"/>
+              <w:rPr>
+                <w:rFonts w:eastAsia="Times New Roman" w:cstheme="minorHAnsi"/>
+                <w:sz w:val="20"/>
+                <w:szCs w:val="20"/>
+                <w:lang w:eastAsia="en-IN"/>
+              </w:rPr>
+            </w:pPr>
+            <w:r>
+              <w:rPr>
+                <w:rFonts w:eastAsia="Times New Roman" w:cstheme="minorHAnsi"/>
+                <w:sz w:val="20"/>
+                <w:szCs w:val="20"/>
+                <w:lang w:eastAsia="en-IN"/>
+              </w:rPr>
+              <w:t>Data sent in request body</w:t>
+            </w:r>
+          </w:p>
+        </w:tc>
+      </w:tr>
+      <w:tr>
+        <w:trPr>
+          <w:tblCellSpacing w:w="15" w:type="dxa"/>
+        </w:trPr>
+        <w:tc>
+          <w:tcPr>
+            <w:tcW w:w="0" w:type="auto"/>
+            <w:vAlign w:val="center"/>
+            <w:hideMark/>
+          </w:tcPr>
+          <w:p>
+            <w:pPr>
+              <w:spacing w:after="0" w:line="240" w:lineRule="auto"/>
+              <w:rPr>
+                <w:rFonts w:eastAsia="Times New Roman" w:cstheme="minorHAnsi"/>
+                <w:sz w:val="20"/>
+                <w:szCs w:val="20"/>
+                <w:lang w:eastAsia="en-IN"/>
+              </w:rPr>
+            </w:pPr>
+            <w:r>
+              <w:rPr>
+                <w:rFonts w:eastAsia="Times New Roman" w:cstheme="minorHAnsi"/>
+                <w:sz w:val="20"/>
+                <w:szCs w:val="20"/>
+                <w:lang w:eastAsia="en-IN"/>
+              </w:rPr>
+              <w:t>Visible in browser URL</w:t>
+            </w:r>
+          </w:p>
+        </w:tc>
+        <w:tc>
+          <w:tcPr>
+            <w:tcW w:w="0" w:type="auto"/>
+            <w:vAlign w:val="center"/>
+            <w:hideMark/>
+          </w:tcPr>
+          <w:p>
+            <w:pPr>
+              <w:spacing w:after="0" w:line="240" w:lineRule="auto"/>
+              <w:rPr>
+                <w:rFonts w:eastAsia="Times New Roman" w:cstheme="minorHAnsi"/>
+                <w:sz w:val="20"/>
+                <w:szCs w:val="20"/>
+                <w:lang w:eastAsia="en-IN"/>
+              </w:rPr>
+            </w:pPr>
+            <w:r>
+              <w:rPr>
+                <w:rFonts w:eastAsia="Times New Roman" w:cstheme="minorHAnsi"/>
+                <w:sz w:val="20"/>
+                <w:szCs w:val="20"/>
+                <w:lang w:eastAsia="en-IN"/>
+              </w:rPr>
+              <w:t>Not visible in URL</w:t>
+            </w:r>
+          </w:p>
+        </w:tc>
+      </w:tr>
+      <w:tr>
+        <w:trPr>
+          <w:tblCellSpacing w:w="15" w:type="dxa"/>
+        </w:trPr>
+        <w:tc>
+          <w:tcPr>
+            <w:tcW w:w="0" w:type="auto"/>
+            <w:vAlign w:val="center"/>
+            <w:hideMark/>
+          </w:tcPr>
+          <w:p>
+            <w:pPr>
+              <w:spacing w:after="0" w:line="240" w:lineRule="auto"/>
+              <w:rPr>
+                <w:rFonts w:eastAsia="Times New Roman" w:cstheme="minorHAnsi"/>
+                <w:sz w:val="20"/>
+                <w:szCs w:val="20"/>
+                <w:lang w:eastAsia="en-IN"/>
+              </w:rPr>
+            </w:pPr>
+            <w:r>
+              <w:rPr>
+                <w:rFonts w:eastAsia="Times New Roman" w:cstheme="minorHAnsi"/>
+                <w:sz w:val="20"/>
+                <w:szCs w:val="20"/>
+                <w:lang w:eastAsia="en-IN"/>
+              </w:rPr>
+              <w:t>Limited data size</w:t>
+            </w:r>
+          </w:p>
+        </w:tc>
+        <w:tc>
+          <w:tcPr>
+            <w:tcW w:w="0" w:type="auto"/>
+            <w:vAlign w:val="center"/>
+            <w:hideMark/>
+          </w:tcPr>
+          <w:p>
+            <w:pPr>
+              <w:spacing w:after="0" w:line="240" w:lineRule="auto"/>
+              <w:rPr>
+                <w:rFonts w:eastAsia="Times New Roman" w:cstheme="minorHAnsi"/>
+                <w:sz w:val="20"/>
+                <w:szCs w:val="20"/>
+                <w:lang w:eastAsia="en-IN"/>
+              </w:rPr>
+            </w:pPr>
+            <w:r>
+              <w:rPr>
+                <w:rFonts w:eastAsia="Times New Roman" w:cstheme="minorHAnsi"/>
+                <w:sz w:val="20"/>
+                <w:szCs w:val="20"/>
+                <w:lang w:eastAsia="en-IN"/>
+              </w:rPr>
+              <w:t>Can send large data</w:t>
+            </w:r>
+          </w:p>
+        </w:tc>
+      </w:tr>
+      <w:tr>
+        <w:trPr>
+          <w:tblCellSpacing w:w="15" w:type="dxa"/>
+        </w:trPr>
+        <w:tc>
+          <w:tcPr>
+            <w:tcW w:w="0" w:type="auto"/>
+            <w:vAlign w:val="center"/>
+            <w:hideMark/>
+          </w:tcPr>
+          <w:p>
+            <w:pPr>
+              <w:spacing w:after="0" w:line="240" w:lineRule="auto"/>
+              <w:rPr>
+                <w:rFonts w:eastAsia="Times New Roman" w:cstheme="minorHAnsi"/>
+                <w:sz w:val="20"/>
+                <w:szCs w:val="20"/>
+                <w:lang w:eastAsia="en-IN"/>
+              </w:rPr>
+            </w:pPr>
+            <w:r>
+              <w:rPr>
+                <w:rFonts w:eastAsia="Times New Roman" w:cstheme="minorHAnsi"/>
+                <w:sz w:val="20"/>
+                <w:szCs w:val="20"/>
+                <w:lang w:eastAsia="en-IN"/>
+              </w:rPr>
+              <w:t>Can be cached</w:t>
+            </w:r>
+          </w:p>
+        </w:tc>
+        <w:tc>
+          <w:tcPr>
+            <w:tcW w:w="0" w:type="auto"/>
+            <w:vAlign w:val="center"/>
+            <w:hideMark/>
+          </w:tcPr>
+          <w:p>
+            <w:pPr>
+              <w:spacing w:after="0" w:line="240" w:lineRule="auto"/>
+              <w:rPr>
+                <w:rFonts w:eastAsia="Times New Roman" w:cstheme="minorHAnsi"/>
+                <w:sz w:val="20"/>
+                <w:szCs w:val="20"/>
+                <w:lang w:eastAsia="en-IN"/>
+              </w:rPr>
+            </w:pPr>
+            <w:r>
+              <w:rPr>
+                <w:rFonts w:eastAsia="Times New Roman" w:cstheme="minorHAnsi"/>
+                <w:sz w:val="20"/>
+                <w:szCs w:val="20"/>
+                <w:lang w:eastAsia="en-IN"/>
+              </w:rPr>
+              <w:t>Usually not cached</w:t>
+            </w:r>
+          </w:p>
+        </w:tc>
+      </w:tr>
+      <w:tr>
+        <w:trPr>
+          <w:tblCellSpacing w:w="15" w:type="dxa"/>
+        </w:trPr>
+        <w:tc>
+          <w:tcPr>
+            <w:tcW w:w="0" w:type="auto"/>
+            <w:vAlign w:val="center"/>
+            <w:hideMark/>
+          </w:tcPr>
+          <w:p>
+            <w:pPr>
+              <w:spacing w:after="0" w:line="240" w:lineRule="auto"/>
+              <w:rPr>
+                <w:rFonts w:eastAsia="Times New Roman" w:cstheme="minorHAnsi"/>
+                <w:sz w:val="20"/>
+                <w:szCs w:val="20"/>
+                <w:lang w:eastAsia="en-IN"/>
+              </w:rPr>
+            </w:pPr>
+            <w:r>
+              <w:rPr>
+                <w:rFonts w:eastAsia="Times New Roman" w:cstheme="minorHAnsi"/>
+                <w:sz w:val="20"/>
+                <w:szCs w:val="20"/>
+                <w:lang w:eastAsia="en-IN"/>
+              </w:rPr>
+              <w:t>Bookmark possible</w:t>
+            </w:r>
+          </w:p>
+        </w:tc>
+        <w:tc>
+          <w:tcPr>
+            <w:tcW w:w="0" w:type="auto"/>
+            <w:vAlign w:val="center"/>
+            <w:hideMark/>
+          </w:tcPr>
+          <w:p>
+            <w:pPr>
+              <w:spacing w:after="0" w:line="240" w:lineRule="auto"/>
+              <w:rPr>
+                <w:rFonts w:eastAsia="Times New Roman" w:cstheme="minorHAnsi"/>
+                <w:sz w:val="20"/>
+                <w:szCs w:val="20"/>
+                <w:lang w:eastAsia="en-IN"/>
+              </w:rPr>
+            </w:pPr>
+            <w:r>
+              <w:rPr>
+                <w:rFonts w:eastAsia="Times New Roman" w:cstheme="minorHAnsi"/>
+                <w:sz w:val="20"/>
+                <w:szCs w:val="20"/>
+                <w:lang w:eastAsia="en-IN"/>
+              </w:rPr>
+              <w:t>Bookmark not useful</w:t>
+            </w:r>
+          </w:p>
+        </w:tc>
+      </w:tr>
+      <w:tr>
+        <w:trPr>
+          <w:tblCellSpacing w:w="15" w:type="dxa"/>
+        </w:trPr>
+        <w:tc>
+          <w:tcPr>
+            <w:tcW w:w="0" w:type="auto"/>
+            <w:vAlign w:val="center"/>
+            <w:hideMark/>
+          </w:tcPr>
+          <w:p>
+            <w:pPr>
+              <w:spacing w:after="0" w:line="240" w:lineRule="auto"/>
+              <w:rPr>
+                <w:rFonts w:eastAsia="Times New Roman" w:cstheme="minorHAnsi"/>
+                <w:sz w:val="20"/>
+                <w:szCs w:val="20"/>
+                <w:lang w:eastAsia="en-IN"/>
+              </w:rPr>
+            </w:pPr>
+            <w:r>
+              <w:rPr>
+                <w:rFonts w:eastAsia="Times New Roman" w:cstheme="minorHAnsi"/>
+                <w:sz w:val="20"/>
+                <w:szCs w:val="20"/>
+                <w:lang w:eastAsia="en-IN"/>
+              </w:rPr>
+              <w:t>Less secure</w:t>
+            </w:r>
+          </w:p>
+        </w:tc>
+        <w:tc>
+          <w:tcPr>
+            <w:tcW w:w="0" w:type="auto"/>
+            <w:vAlign w:val="center"/>
+            <w:hideMark/>
+          </w:tcPr>
+          <w:p>
+            <w:pPr>
+              <w:spacing w:after="0" w:line="240" w:lineRule="auto"/>
+              <w:rPr>
+                <w:rFonts w:eastAsia="Times New Roman" w:cstheme="minorHAnsi"/>
+                <w:sz w:val="20"/>
+                <w:szCs w:val="20"/>
+                <w:lang w:eastAsia="en-IN"/>
+              </w:rPr>
+            </w:pPr>
+            <w:r>
+              <w:rPr>
+                <w:rFonts w:eastAsia="Times New Roman" w:cstheme="minorHAnsi"/>
+                <w:sz w:val="20"/>
+                <w:szCs w:val="20"/>
+                <w:lang w:eastAsia="en-IN"/>
+              </w:rPr>
+              <w:t>More secure than GET</w:t>
+            </w:r>
+          </w:p>
+        </w:tc>
+      </w:tr>
+      <w:tr>
+        <w:trPr>
+          <w:tblCellSpacing w:w="15" w:type="dxa"/>
+        </w:trPr>
+        <w:tc>
+          <w:tcPr>
+            <w:tcW w:w="0" w:type="auto"/>
+            <w:vAlign w:val="center"/>
+            <w:hideMark/>
+          </w:tcPr>
+          <w:p>
+            <w:pPr>
+              <w:spacing w:after="0" w:line="240" w:lineRule="auto"/>
+              <w:rPr>
+                <w:rFonts w:eastAsia="Times New Roman" w:cstheme="minorHAnsi"/>
+                <w:sz w:val="20"/>
+                <w:szCs w:val="20"/>
+                <w:lang w:eastAsia="en-IN"/>
+              </w:rPr>
+            </w:pPr>
+            <w:r>
+              <w:rPr>
+                <w:rFonts w:eastAsia="Times New Roman" w:cstheme="minorHAnsi"/>
+                <w:sz w:val="20"/>
+                <w:szCs w:val="20"/>
+                <w:lang w:eastAsia="en-IN"/>
+              </w:rPr>
+              <w:t>Idempotent</w:t>
+            </w:r>
+          </w:p>
+        </w:tc>
+        <w:tc>
+          <w:tcPr>
+            <w:tcW w:w="0" w:type="auto"/>
+            <w:vAlign w:val="center"/>
+            <w:hideMark/>
+          </w:tcPr>
+          <w:p>
+            <w:pPr>
+              <w:spacing w:after="0" w:line="240" w:lineRule="auto"/>
+              <w:rPr>
+                <w:rFonts w:eastAsia="Times New Roman" w:cstheme="minorHAnsi"/>
+                <w:sz w:val="20"/>
+                <w:szCs w:val="20"/>
+                <w:lang w:eastAsia="en-IN"/>
+              </w:rPr>
+            </w:pPr>
+            <w:r>
+              <w:rPr>
+                <w:rFonts w:eastAsia="Times New Roman" w:cstheme="minorHAnsi"/>
+                <w:sz w:val="20"/>
+                <w:szCs w:val="20"/>
+                <w:lang w:eastAsia="en-IN"/>
+              </w:rPr>
+              <w:t>Usually not idempotent</w:t>
+            </w:r>
+          </w:p>
+        </w:tc>
+      </w:tr>
+    </w:tbl>
+    <w:p>
+      <w:pPr>
+        <w:spacing w:after="0" w:line="240" w:lineRule="auto"/>
+        <w:rPr>
+          <w:rFonts w:eastAsia="Times New Roman" w:cstheme="minorHAnsi"/>
+          <w:sz w:val="20"/>
+          <w:szCs w:val="20"/>
+          <w:lang w:eastAsia="en-IN"/>
+        </w:rPr>
+      </w:pPr>
+      <w:r>
+        <w:rPr>
+          <w:rFonts w:eastAsia="Times New Roman" w:cstheme="minorHAnsi"/>
+          <w:sz w:val="20"/>
+          <w:szCs w:val="20"/>
+          <w:lang w:eastAsia="en-IN"/>
+        </w:rPr>
+        <w:pict>
+          <v:rect id="_x0000_i1075" style="width:0;height:1.5pt" o:hralign="center" o:hrstd="t" o:hr="t" fillcolor="#a0a0a0" stroked="f"/>
+        </w:pict>
+      </w:r>
+    </w:p>
+    <w:p>
+      <w:pPr>
+        <w:spacing w:after="0" w:line="240" w:lineRule="auto"/>
+        <w:rPr>
+          <w:rFonts w:eastAsia="Times New Roman" w:cstheme="minorHAnsi"/>
+          <w:sz w:val="20"/>
+          <w:szCs w:val="20"/>
+          <w:lang w:eastAsia="en-IN"/>
+        </w:rPr>
+      </w:pPr>
+      <w:r>
+        <w:rPr>
+          <w:rFonts w:eastAsia="Times New Roman" w:cstheme="minorHAnsi"/>
+          <w:sz w:val="20"/>
+          <w:szCs w:val="20"/>
+          <w:lang w:eastAsia="en-IN"/>
+        </w:rPr>
+        <w:pict>
+          <v:rect id="_x0000_i1076" style="width:0;height:1.5pt" o:hralign="center" o:hrstd="t" o:hr="t" fillcolor="#a0a0a0" stroked="f"/>
+        </w:pict>
+      </w:r>
+    </w:p>
+    <w:p>
+      <w:pPr>
+        <w:spacing w:before="100" w:beforeAutospacing="1" w:after="100" w:afterAutospacing="1" w:line="240" w:lineRule="auto"/>
+        <w:outlineLvl w:val="0"/>
+        <w:rPr>
+          <w:rFonts w:eastAsia="Times New Roman" w:cstheme="minorHAnsi"/>
+          <w:b/>
+          <w:bCs/>
+          <w:kern w:val="36"/>
+          <w:sz w:val="20"/>
+          <w:szCs w:val="20"/>
+          <w:lang w:eastAsia="en-IN"/>
+        </w:rPr>
+      </w:pPr>
+      <w:r>
+        <w:rPr>
+          <w:rFonts w:eastAsia="Times New Roman" w:cstheme="minorHAnsi"/>
+          <w:b/>
+          <w:bCs/>
+          <w:kern w:val="36"/>
+          <w:sz w:val="20"/>
+          <w:szCs w:val="20"/>
+          <w:lang w:eastAsia="en-IN"/>
+        </w:rPr>
+        <w:t>One-Line Interview Answer</w:t>
+      </w:r>
+    </w:p>
+    <w:p>
+      <w:pPr>
+        <w:spacing w:beforeAutospacing="1" w:after="100" w:afterAutospacing="1" w:line="240" w:lineRule="auto"/>
+        <w:rPr>
+          <w:rFonts w:eastAsia="Times New Roman" w:cstheme="minorHAnsi"/>
+          <w:sz w:val="20"/>
+          <w:szCs w:val="20"/>
+          <w:lang w:eastAsia="en-IN"/>
+        </w:rPr>
+      </w:pPr>
+      <w:r>
+        <w:rPr>
+          <w:rFonts w:eastAsia="Times New Roman" w:cstheme="minorHAnsi"/>
+          <w:sz w:val="20"/>
+          <w:szCs w:val="20"/>
+          <w:lang w:eastAsia="en-IN"/>
+        </w:rPr>
+        <w:t>GET is used to retrieve data from the server using URL parameters, while POST is used to send data securely in the request body to create or update resources.</w:t>
+      </w:r>
+    </w:p>
+    <w:p>
+      <w:pPr>
+        <w:pBdr>
+          <w:bottom w:val="single" w:sz="6" w:space="1" w:color="auto"/>
+        </w:pBdr>
+        <w:spacing w:after="0" w:line="240" w:lineRule="auto"/>
+        <w:jc w:val="center"/>
+        <w:rPr>
+          <w:rFonts w:ascii="Arial" w:eastAsia="Times New Roman" w:hAnsi="Arial" w:cs="Arial"/>
+          <w:vanish/>
+          <w:sz w:val="16"/>
+          <w:szCs w:val="16"/>
+          <w:lang w:eastAsia="en-IN"/>
+        </w:rPr>
+      </w:pPr>
+      <w:r>
+        <w:rPr>
+          <w:rFonts w:ascii="Arial" w:eastAsia="Times New Roman" w:hAnsi="Arial" w:cs="Arial"/>
+          <w:vanish/>
+          <w:sz w:val="16"/>
+          <w:szCs w:val="16"/>
+          <w:lang w:eastAsia="en-IN"/>
+        </w:rPr>
+        <w:t>Top of Form</w:t>
+      </w:r>
+    </w:p>
+    <w:p>
+      <w:pPr>
+        <w:pBdr>
+          <w:top w:val="single" w:sz="6" w:space="1" w:color="auto"/>
+        </w:pBdr>
+        <w:spacing w:after="0" w:line="240" w:lineRule="auto"/>
+        <w:jc w:val="center"/>
+        <w:rPr>
+          <w:rFonts w:ascii="Arial" w:eastAsia="Times New Roman" w:hAnsi="Arial" w:cs="Arial"/>
+          <w:vanish/>
+          <w:sz w:val="16"/>
+          <w:szCs w:val="16"/>
+          <w:lang w:eastAsia="en-IN"/>
+        </w:rPr>
+      </w:pPr>
+      <w:r>
+        <w:rPr>
+          <w:rFonts w:ascii="Arial" w:eastAsia="Times New Roman" w:hAnsi="Arial" w:cs="Arial"/>
+          <w:vanish/>
+          <w:sz w:val="16"/>
+          <w:szCs w:val="16"/>
+          <w:lang w:eastAsia="en-IN"/>
+        </w:rPr>
+        <w:t>Bottom of Form</w:t>
+      </w:r>
+    </w:p>
+    <w:p>
+      <w:pPr>
+        <w:pStyle w:val="code"/>
+      </w:pPr>
+    </w:p>
+    <w:p>
+      <w:pPr>
+        <w:pStyle w:val="Heading2"/>
+        <w:rPr>
+          <w:rFonts w:asciiTheme="minorHAnsi" w:hAnsiTheme="minorHAnsi" w:cstheme="minorHAnsi"/>
+          <w:sz w:val="20"/>
+          <w:szCs w:val="20"/>
+        </w:rPr>
+      </w:pPr>
+      <w:bookmarkStart w:id="0" w:name="_GoBack"/>
+      <w:r>
+        <w:rPr>
+          <w:rFonts w:asciiTheme="minorHAnsi" w:hAnsiTheme="minorHAnsi" w:cstheme="minorHAnsi"/>
+          <w:sz w:val="20"/>
+          <w:szCs w:val="20"/>
+        </w:rPr>
+        <w:t>Difference Between Pseudo-classes and Pseudo-elements in CSS</w:t>
+      </w:r>
+    </w:p>
+    <w:tbl>
+      <w:tblPr>
+        <w:tblW w:w="0" w:type="auto"/>
+        <w:tblCellSpacing w:w="15" w:type="dxa"/>
+        <w:tblCellMar>
+          <w:top w:w="15" w:type="dxa"/>
+          <w:left w:w="15" w:type="dxa"/>
+          <w:bottom w:w="15" w:type="dxa"/>
+          <w:right w:w="15" w:type="dxa"/>
+        </w:tblCellMar>
+        <w:tblLook w:val="04A0" w:firstRow="1" w:lastRow="0" w:firstColumn="1" w:lastColumn="0" w:noHBand="0" w:noVBand="1"/>
+      </w:tblPr>
+      <w:tblGrid>
+        <w:gridCol w:w="854"/>
+        <w:gridCol w:w="2931"/>
+        <w:gridCol w:w="3746"/>
+      </w:tblGrid>
+      <w:tr>
+        <w:trPr>
+          <w:tblHeader/>
+          <w:tblCellSpacing w:w="15" w:type="dxa"/>
+        </w:trPr>
+        <w:tc>
+          <w:tcPr>
+            <w:tcW w:w="0" w:type="auto"/>
+            <w:vAlign w:val="center"/>
+            <w:hideMark/>
+          </w:tcPr>
+          <w:p>
+            <w:pPr>
+              <w:jc w:val="center"/>
+              <w:rPr>
+                <w:rFonts w:cstheme="minorHAnsi"/>
+                <w:b/>
+                <w:bCs/>
+                <w:sz w:val="20"/>
+                <w:szCs w:val="20"/>
+              </w:rPr>
+            </w:pPr>
+            <w:r>
+              <w:rPr>
+                <w:rFonts w:cstheme="minorHAnsi"/>
+                <w:b/>
+                <w:bCs/>
+                <w:sz w:val="20"/>
+                <w:szCs w:val="20"/>
+              </w:rPr>
+              <w:t>Feature</w:t>
+            </w:r>
+          </w:p>
+        </w:tc>
+        <w:tc>
+          <w:tcPr>
+            <w:tcW w:w="0" w:type="auto"/>
+            <w:vAlign w:val="center"/>
+            <w:hideMark/>
+          </w:tcPr>
+          <w:p>
+            <w:pPr>
+              <w:jc w:val="center"/>
+              <w:rPr>
+                <w:rFonts w:cstheme="minorHAnsi"/>
+                <w:b/>
+                <w:bCs/>
+                <w:sz w:val="20"/>
+                <w:szCs w:val="20"/>
+              </w:rPr>
+            </w:pPr>
+            <w:r>
+              <w:rPr>
+                <w:rFonts w:cstheme="minorHAnsi"/>
+                <w:b/>
+                <w:bCs/>
+                <w:sz w:val="20"/>
+                <w:szCs w:val="20"/>
+              </w:rPr>
+              <w:t>Pseudo-class</w:t>
+            </w:r>
+          </w:p>
+        </w:tc>
+        <w:tc>
+          <w:tcPr>
+            <w:tcW w:w="0" w:type="auto"/>
+            <w:vAlign w:val="center"/>
+            <w:hideMark/>
+          </w:tcPr>
+          <w:p>
+            <w:pPr>
+              <w:jc w:val="center"/>
+              <w:rPr>
+                <w:rFonts w:cstheme="minorHAnsi"/>
+                <w:b/>
+                <w:bCs/>
+                <w:sz w:val="20"/>
+                <w:szCs w:val="20"/>
+              </w:rPr>
+            </w:pPr>
+            <w:r>
+              <w:rPr>
+                <w:rFonts w:cstheme="minorHAnsi"/>
+                <w:b/>
+                <w:bCs/>
+                <w:sz w:val="20"/>
+                <w:szCs w:val="20"/>
+              </w:rPr>
+              <w:t>Pseudo-element</w:t>
+            </w:r>
+          </w:p>
+        </w:tc>
+      </w:tr>
+      <w:tr>
+        <w:trPr>
+          <w:tblCellSpacing w:w="15" w:type="dxa"/>
+        </w:trPr>
+        <w:tc>
+          <w:tcPr>
+            <w:tcW w:w="0" w:type="auto"/>
+            <w:vAlign w:val="center"/>
+            <w:hideMark/>
+          </w:tcPr>
+          <w:p>
+            <w:pPr>
+              <w:rPr>
+                <w:rFonts w:cstheme="minorHAnsi"/>
+                <w:sz w:val="20"/>
+                <w:szCs w:val="20"/>
+              </w:rPr>
+            </w:pPr>
+            <w:r>
+              <w:rPr>
+                <w:rFonts w:cstheme="minorHAnsi"/>
+                <w:sz w:val="20"/>
+                <w:szCs w:val="20"/>
+              </w:rPr>
+              <w:t>Purpose</w:t>
+            </w:r>
+          </w:p>
+        </w:tc>
+        <w:tc>
+          <w:tcPr>
+            <w:tcW w:w="0" w:type="auto"/>
+            <w:vAlign w:val="center"/>
+            <w:hideMark/>
+          </w:tcPr>
+          <w:p>
+            <w:pPr>
+              <w:rPr>
+                <w:rFonts w:cstheme="minorHAnsi"/>
+                <w:sz w:val="20"/>
+                <w:szCs w:val="20"/>
+              </w:rPr>
+            </w:pPr>
+            <w:r>
+              <w:rPr>
+                <w:rFonts w:cstheme="minorHAnsi"/>
+                <w:sz w:val="20"/>
+                <w:szCs w:val="20"/>
+              </w:rPr>
+              <w:t xml:space="preserve">Styles a </w:t>
+            </w:r>
+            <w:r>
+              <w:rPr>
+                <w:rStyle w:val="Strong"/>
+                <w:rFonts w:cstheme="minorHAnsi"/>
+                <w:sz w:val="20"/>
+                <w:szCs w:val="20"/>
+              </w:rPr>
+              <w:t>special state</w:t>
+            </w:r>
+            <w:r>
+              <w:rPr>
+                <w:rFonts w:cstheme="minorHAnsi"/>
+                <w:sz w:val="20"/>
+                <w:szCs w:val="20"/>
+              </w:rPr>
+              <w:t xml:space="preserve"> of an element</w:t>
+            </w:r>
+          </w:p>
+        </w:tc>
+        <w:tc>
+          <w:tcPr>
+            <w:tcW w:w="0" w:type="auto"/>
+            <w:vAlign w:val="center"/>
+            <w:hideMark/>
+          </w:tcPr>
+          <w:p>
+            <w:pPr>
+              <w:rPr>
+                <w:rFonts w:cstheme="minorHAnsi"/>
+                <w:sz w:val="20"/>
+                <w:szCs w:val="20"/>
+              </w:rPr>
+            </w:pPr>
+            <w:r>
+              <w:rPr>
+                <w:rFonts w:cstheme="minorHAnsi"/>
+                <w:sz w:val="20"/>
+                <w:szCs w:val="20"/>
+              </w:rPr>
+              <w:t xml:space="preserve">Styles a </w:t>
+            </w:r>
+            <w:r>
+              <w:rPr>
+                <w:rStyle w:val="Strong"/>
+                <w:rFonts w:cstheme="minorHAnsi"/>
+                <w:sz w:val="20"/>
+                <w:szCs w:val="20"/>
+              </w:rPr>
+              <w:t>specific part</w:t>
+            </w:r>
+            <w:r>
+              <w:rPr>
+                <w:rFonts w:cstheme="minorHAnsi"/>
+                <w:sz w:val="20"/>
+                <w:szCs w:val="20"/>
+              </w:rPr>
+              <w:t xml:space="preserve"> of an element</w:t>
+            </w:r>
+          </w:p>
+        </w:tc>
+      </w:tr>
+      <w:tr>
+        <w:trPr>
+          <w:tblCellSpacing w:w="15" w:type="dxa"/>
+        </w:trPr>
+        <w:tc>
+          <w:tcPr>
+            <w:tcW w:w="0" w:type="auto"/>
+            <w:vAlign w:val="center"/>
+            <w:hideMark/>
+          </w:tcPr>
+          <w:p>
+            <w:pPr>
+              <w:rPr>
+                <w:rFonts w:cstheme="minorHAnsi"/>
+                <w:sz w:val="20"/>
+                <w:szCs w:val="20"/>
+              </w:rPr>
+            </w:pPr>
+            <w:r>
+              <w:rPr>
+                <w:rFonts w:cstheme="minorHAnsi"/>
+                <w:sz w:val="20"/>
+                <w:szCs w:val="20"/>
+              </w:rPr>
+              <w:t>Syntax</w:t>
+            </w:r>
+          </w:p>
+        </w:tc>
+        <w:tc>
+          <w:tcPr>
+            <w:tcW w:w="0" w:type="auto"/>
+            <w:vAlign w:val="center"/>
+            <w:hideMark/>
+          </w:tcPr>
+          <w:p>
+            <w:pPr>
+              <w:rPr>
+                <w:rFonts w:cstheme="minorHAnsi"/>
+                <w:sz w:val="20"/>
+                <w:szCs w:val="20"/>
+              </w:rPr>
+            </w:pPr>
+            <w:r>
+              <w:rPr>
+                <w:rFonts w:cstheme="minorHAnsi"/>
+                <w:sz w:val="20"/>
+                <w:szCs w:val="20"/>
+              </w:rPr>
+              <w:t xml:space="preserve">Uses </w:t>
+            </w:r>
+            <w:r>
+              <w:rPr>
+                <w:rStyle w:val="HTMLCode"/>
+                <w:rFonts w:asciiTheme="minorHAnsi" w:eastAsiaTheme="minorHAnsi" w:hAnsiTheme="minorHAnsi" w:cstheme="minorHAnsi"/>
+              </w:rPr>
+              <w:t>:</w:t>
+            </w:r>
+            <w:r>
+              <w:rPr>
+                <w:rFonts w:cstheme="minorHAnsi"/>
+                <w:sz w:val="20"/>
+                <w:szCs w:val="20"/>
+              </w:rPr>
+              <w:t xml:space="preserve"> (single colon)</w:t>
+            </w:r>
+          </w:p>
+        </w:tc>
+        <w:tc>
+          <w:tcPr>
+            <w:tcW w:w="0" w:type="auto"/>
+            <w:vAlign w:val="center"/>
+            <w:hideMark/>
+          </w:tcPr>
+          <w:p>
+            <w:pPr>
+              <w:rPr>
+                <w:rFonts w:cstheme="minorHAnsi"/>
+                <w:sz w:val="20"/>
+                <w:szCs w:val="20"/>
+              </w:rPr>
+            </w:pPr>
+            <w:r>
+              <w:rPr>
+                <w:rFonts w:cstheme="minorHAnsi"/>
+                <w:sz w:val="20"/>
+                <w:szCs w:val="20"/>
+              </w:rPr>
+              <w:t xml:space="preserve">Uses </w:t>
+            </w:r>
+            <w:r>
+              <w:rPr>
+                <w:rStyle w:val="HTMLCode"/>
+                <w:rFonts w:asciiTheme="minorHAnsi" w:eastAsiaTheme="minorHAnsi" w:hAnsiTheme="minorHAnsi" w:cstheme="minorHAnsi"/>
+              </w:rPr>
+              <w:t>::</w:t>
+            </w:r>
+            <w:r>
+              <w:rPr>
+                <w:rFonts w:cstheme="minorHAnsi"/>
+                <w:sz w:val="20"/>
+                <w:szCs w:val="20"/>
+              </w:rPr>
+              <w:t xml:space="preserve"> (double colon)</w:t>
+            </w:r>
+          </w:p>
+        </w:tc>
+      </w:tr>
+      <w:tr>
+        <w:trPr>
+          <w:tblCellSpacing w:w="15" w:type="dxa"/>
+        </w:trPr>
+        <w:tc>
+          <w:tcPr>
+            <w:tcW w:w="0" w:type="auto"/>
+            <w:vAlign w:val="center"/>
+            <w:hideMark/>
+          </w:tcPr>
+          <w:p>
+            <w:pPr>
+              <w:rPr>
+                <w:rFonts w:cstheme="minorHAnsi"/>
+                <w:sz w:val="20"/>
+                <w:szCs w:val="20"/>
+              </w:rPr>
+            </w:pPr>
+            <w:r>
+              <w:rPr>
+                <w:rFonts w:cstheme="minorHAnsi"/>
+                <w:sz w:val="20"/>
+                <w:szCs w:val="20"/>
+              </w:rPr>
+              <w:t>Example</w:t>
+            </w:r>
+          </w:p>
+        </w:tc>
+        <w:tc>
+          <w:tcPr>
+            <w:tcW w:w="0" w:type="auto"/>
+            <w:vAlign w:val="center"/>
+            <w:hideMark/>
+          </w:tcPr>
+          <w:p>
+            <w:pPr>
+              <w:rPr>
+                <w:rFonts w:cstheme="minorHAnsi"/>
+                <w:sz w:val="20"/>
+                <w:szCs w:val="20"/>
+              </w:rPr>
+            </w:pPr>
+            <w:r>
+              <w:rPr>
+                <w:rStyle w:val="HTMLCode"/>
+                <w:rFonts w:asciiTheme="minorHAnsi" w:eastAsiaTheme="minorHAnsi" w:hAnsiTheme="minorHAnsi" w:cstheme="minorHAnsi"/>
+              </w:rPr>
+              <w:t>:hover</w:t>
+            </w:r>
+            <w:r>
+              <w:rPr>
+                <w:rFonts w:cstheme="minorHAnsi"/>
+                <w:sz w:val="20"/>
+                <w:szCs w:val="20"/>
+              </w:rPr>
+              <w:t xml:space="preserve">, </w:t>
+            </w:r>
+            <w:r>
+              <w:rPr>
+                <w:rStyle w:val="HTMLCode"/>
+                <w:rFonts w:asciiTheme="minorHAnsi" w:eastAsiaTheme="minorHAnsi" w:hAnsiTheme="minorHAnsi" w:cstheme="minorHAnsi"/>
+              </w:rPr>
+              <w:t>:focus</w:t>
+            </w:r>
+            <w:r>
+              <w:rPr>
+                <w:rFonts w:cstheme="minorHAnsi"/>
+                <w:sz w:val="20"/>
+                <w:szCs w:val="20"/>
+              </w:rPr>
+              <w:t xml:space="preserve">, </w:t>
+            </w:r>
+            <w:r>
+              <w:rPr>
+                <w:rStyle w:val="HTMLCode"/>
+                <w:rFonts w:asciiTheme="minorHAnsi" w:eastAsiaTheme="minorHAnsi" w:hAnsiTheme="minorHAnsi" w:cstheme="minorHAnsi"/>
+              </w:rPr>
+              <w:t>:nth-child()</w:t>
+            </w:r>
+          </w:p>
+        </w:tc>
+        <w:tc>
+          <w:tcPr>
+            <w:tcW w:w="0" w:type="auto"/>
+            <w:vAlign w:val="center"/>
+            <w:hideMark/>
+          </w:tcPr>
+          <w:p>
+            <w:pPr>
+              <w:rPr>
+                <w:rFonts w:cstheme="minorHAnsi"/>
+                <w:sz w:val="20"/>
+                <w:szCs w:val="20"/>
+              </w:rPr>
+            </w:pPr>
+            <w:r>
+              <w:rPr>
+                <w:rStyle w:val="HTMLCode"/>
+                <w:rFonts w:asciiTheme="minorHAnsi" w:eastAsiaTheme="minorHAnsi" w:hAnsiTheme="minorHAnsi" w:cstheme="minorHAnsi"/>
+              </w:rPr>
+              <w:t>::before</w:t>
+            </w:r>
+            <w:r>
+              <w:rPr>
+                <w:rFonts w:cstheme="minorHAnsi"/>
+                <w:sz w:val="20"/>
+                <w:szCs w:val="20"/>
+              </w:rPr>
+              <w:t xml:space="preserve">, </w:t>
+            </w:r>
+            <w:r>
+              <w:rPr>
+                <w:rStyle w:val="HTMLCode"/>
+                <w:rFonts w:asciiTheme="minorHAnsi" w:eastAsiaTheme="minorHAnsi" w:hAnsiTheme="minorHAnsi" w:cstheme="minorHAnsi"/>
+              </w:rPr>
+              <w:t>::after</w:t>
+            </w:r>
+            <w:r>
+              <w:rPr>
+                <w:rFonts w:cstheme="minorHAnsi"/>
+                <w:sz w:val="20"/>
+                <w:szCs w:val="20"/>
+              </w:rPr>
+              <w:t xml:space="preserve">, </w:t>
+            </w:r>
+            <w:r>
+              <w:rPr>
+                <w:rStyle w:val="HTMLCode"/>
+                <w:rFonts w:asciiTheme="minorHAnsi" w:eastAsiaTheme="minorHAnsi" w:hAnsiTheme="minorHAnsi" w:cstheme="minorHAnsi"/>
+              </w:rPr>
+              <w:t>::first-letter</w:t>
+            </w:r>
+          </w:p>
+        </w:tc>
+      </w:tr>
+      <w:tr>
+        <w:trPr>
+          <w:tblCellSpacing w:w="15" w:type="dxa"/>
+        </w:trPr>
+        <w:tc>
+          <w:tcPr>
+            <w:tcW w:w="0" w:type="auto"/>
+            <w:vAlign w:val="center"/>
+            <w:hideMark/>
+          </w:tcPr>
+          <w:p>
+            <w:pPr>
+              <w:rPr>
+                <w:rFonts w:cstheme="minorHAnsi"/>
+                <w:sz w:val="20"/>
+                <w:szCs w:val="20"/>
+              </w:rPr>
+            </w:pPr>
+            <w:r>
+              <w:rPr>
+                <w:rFonts w:cstheme="minorHAnsi"/>
+                <w:sz w:val="20"/>
+                <w:szCs w:val="20"/>
+              </w:rPr>
+              <w:t>Works on</w:t>
+            </w:r>
+          </w:p>
+        </w:tc>
+        <w:tc>
+          <w:tcPr>
+            <w:tcW w:w="0" w:type="auto"/>
+            <w:vAlign w:val="center"/>
+            <w:hideMark/>
+          </w:tcPr>
+          <w:p>
+            <w:pPr>
+              <w:rPr>
+                <w:rFonts w:cstheme="minorHAnsi"/>
+                <w:sz w:val="20"/>
+                <w:szCs w:val="20"/>
+              </w:rPr>
+            </w:pPr>
+            <w:r>
+              <w:rPr>
+                <w:rFonts w:cstheme="minorHAnsi"/>
+                <w:sz w:val="20"/>
+                <w:szCs w:val="20"/>
+              </w:rPr>
+              <w:t>Existing element states</w:t>
+            </w:r>
+          </w:p>
+        </w:tc>
+        <w:tc>
+          <w:tcPr>
+            <w:tcW w:w="0" w:type="auto"/>
+            <w:vAlign w:val="center"/>
+            <w:hideMark/>
+          </w:tcPr>
+          <w:p>
+            <w:pPr>
+              <w:rPr>
+                <w:rFonts w:cstheme="minorHAnsi"/>
+                <w:sz w:val="20"/>
+                <w:szCs w:val="20"/>
+              </w:rPr>
+            </w:pPr>
+            <w:r>
+              <w:rPr>
+                <w:rFonts w:cstheme="minorHAnsi"/>
+                <w:sz w:val="20"/>
+                <w:szCs w:val="20"/>
+              </w:rPr>
+              <w:t>Virtual/generated content or part of element</w:t>
+            </w:r>
+          </w:p>
+        </w:tc>
+      </w:tr>
+      <w:tr>
+        <w:trPr>
+          <w:tblCellSpacing w:w="15" w:type="dxa"/>
+        </w:trPr>
+        <w:tc>
+          <w:tcPr>
+            <w:tcW w:w="0" w:type="auto"/>
+            <w:vAlign w:val="center"/>
+            <w:hideMark/>
+          </w:tcPr>
+          <w:p>
+            <w:pPr>
+              <w:rPr>
+                <w:rFonts w:cstheme="minorHAnsi"/>
+                <w:sz w:val="20"/>
+                <w:szCs w:val="20"/>
+              </w:rPr>
+            </w:pPr>
+            <w:r>
+              <w:rPr>
+                <w:rFonts w:cstheme="minorHAnsi"/>
+                <w:sz w:val="20"/>
+                <w:szCs w:val="20"/>
+              </w:rPr>
+              <w:t>Changes</w:t>
+            </w:r>
+          </w:p>
+        </w:tc>
+        <w:tc>
+          <w:tcPr>
+            <w:tcW w:w="0" w:type="auto"/>
+            <w:vAlign w:val="center"/>
+            <w:hideMark/>
+          </w:tcPr>
+          <w:p>
+            <w:pPr>
+              <w:rPr>
+                <w:rFonts w:cstheme="minorHAnsi"/>
+                <w:sz w:val="20"/>
+                <w:szCs w:val="20"/>
+              </w:rPr>
+            </w:pPr>
+            <w:r>
+              <w:rPr>
+                <w:rFonts w:cstheme="minorHAnsi"/>
+                <w:sz w:val="20"/>
+                <w:szCs w:val="20"/>
+              </w:rPr>
+              <w:t>Behavior/state appearance</w:t>
+            </w:r>
+          </w:p>
+        </w:tc>
+        <w:tc>
+          <w:tcPr>
+            <w:tcW w:w="0" w:type="auto"/>
+            <w:vAlign w:val="center"/>
+            <w:hideMark/>
+          </w:tcPr>
+          <w:p>
+            <w:pPr>
+              <w:rPr>
+                <w:rFonts w:cstheme="minorHAnsi"/>
+                <w:sz w:val="20"/>
+                <w:szCs w:val="20"/>
+              </w:rPr>
+            </w:pPr>
+            <w:r>
+              <w:rPr>
+                <w:rFonts w:cstheme="minorHAnsi"/>
+                <w:sz w:val="20"/>
+                <w:szCs w:val="20"/>
+              </w:rPr>
+              <w:t>Internal part appearance</w:t>
+            </w:r>
+          </w:p>
+        </w:tc>
+      </w:tr>
+      <w:bookmarkEnd w:id="0"/>
+    </w:tbl>
     <w:p>
       <w:pPr>
         <w:pStyle w:val="NormalWeb"/>
@@ -9055,9 +15794,9 @@
 <file path=word/numbering.xml><?xml version="1.0" encoding="utf-8"?>
 <w:numbering xmlns:wpc="http://schemas.microsoft.com/office/word/2010/wordprocessingCanvas" xmlns:cx="http://schemas.microsoft.com/office/drawing/2014/chartex" xmlns:cx1="http://schemas.microsoft.com/office/drawing/2015/9/8/chartex" xmlns:mc="http://schemas.openxmlformats.org/markup-compatibility/2006" xmlns:o="urn:schemas-microsoft-com:office:office" xmlns:r="http://schemas.openxmlformats.org/officeDocument/2006/relationships" xmlns:m="http://schemas.openxmlformats.org/officeDocument/2006/math" xmlns:v="urn:schemas-microsoft-com:vml" xmlns:wp14="http://schemas.microsoft.com/office/word/2010/wordprocessingDrawing" xmlns:wp="http://schemas.openxmlformats.org/drawingml/2006/wordprocessingDrawing" xmlns:w10="urn:schemas-microsoft-com:office:word" xmlns:w="http://schemas.openxmlformats.org/wordprocessingml/2006/main" xmlns:w14="http://schemas.microsoft.com/office/word/2010/wordml" xmlns:w15="http://schemas.microsoft.com/office/word/2012/wordml" xmlns:w16se="http://schemas.microsoft.com/office/word/2015/wordml/symex" xmlns:wpg="http://schemas.microsoft.com/office/word/2010/wordprocessingGroup" xmlns:wpi="http://schemas.microsoft.com/office/word/2010/wordprocessingInk" xmlns:wne="http://schemas.microsoft.com/office/word/2006/wordml" xmlns:wps="http://schemas.microsoft.com/office/word/2010/wordprocessingShape" mc:Ignorable="w14 w15 w16se wp14">
   <w:abstractNum w:abstractNumId="0" w15:restartNumberingAfterBreak="0">
-    <w:nsid w:val="75F5083E"/>
+    <w:nsid w:val="04764033"/>
     <w:multiLevelType w:val="multilevel"/>
-    <w:tmpl w:val="D2BACA6A"/>
+    <w:tmpl w:val="2E22308C"/>
     <w:lvl w:ilvl="0">
       <w:start w:val="1"/>
       <w:numFmt w:val="bullet"/>
@@ -9204,9 +15943,9 @@
     </w:lvl>
   </w:abstractNum>
   <w:abstractNum w:abstractNumId="1" w15:restartNumberingAfterBreak="0">
-    <w:nsid w:val="79463645"/>
+    <w:nsid w:val="07DF1D17"/>
     <w:multiLevelType w:val="multilevel"/>
-    <w:tmpl w:val="5DA01712"/>
+    <w:tmpl w:val="7B5E2214"/>
     <w:lvl w:ilvl="0">
       <w:start w:val="1"/>
       <w:numFmt w:val="bullet"/>
@@ -9352,11 +16091,1531 @@
       </w:rPr>
     </w:lvl>
   </w:abstractNum>
+  <w:abstractNum w:abstractNumId="2" w15:restartNumberingAfterBreak="0">
+    <w:nsid w:val="17096E13"/>
+    <w:multiLevelType w:val="multilevel"/>
+    <w:tmpl w:val="1C60DF8E"/>
+    <w:lvl w:ilvl="0">
+      <w:start w:val="1"/>
+      <w:numFmt w:val="bullet"/>
+      <w:lvlText w:val=""/>
+      <w:lvlJc w:val="left"/>
+      <w:pPr>
+        <w:tabs>
+          <w:tab w:val="num" w:pos="720"/>
+        </w:tabs>
+        <w:ind w:left="720" w:hanging="360"/>
+      </w:pPr>
+      <w:rPr>
+        <w:rFonts w:ascii="Symbol" w:hAnsi="Symbol" w:hint="default"/>
+        <w:sz w:val="20"/>
+      </w:rPr>
+    </w:lvl>
+    <w:lvl w:ilvl="1" w:tentative="1">
+      <w:start w:val="1"/>
+      <w:numFmt w:val="bullet"/>
+      <w:lvlText w:val="o"/>
+      <w:lvlJc w:val="left"/>
+      <w:pPr>
+        <w:tabs>
+          <w:tab w:val="num" w:pos="1440"/>
+        </w:tabs>
+        <w:ind w:left="1440" w:hanging="360"/>
+      </w:pPr>
+      <w:rPr>
+        <w:rFonts w:ascii="Courier New" w:hAnsi="Courier New" w:hint="default"/>
+        <w:sz w:val="20"/>
+      </w:rPr>
+    </w:lvl>
+    <w:lvl w:ilvl="2" w:tentative="1">
+      <w:start w:val="1"/>
+      <w:numFmt w:val="bullet"/>
+      <w:lvlText w:val=""/>
+      <w:lvlJc w:val="left"/>
+      <w:pPr>
+        <w:tabs>
+          <w:tab w:val="num" w:pos="2160"/>
+        </w:tabs>
+        <w:ind w:left="2160" w:hanging="360"/>
+      </w:pPr>
+      <w:rPr>
+        <w:rFonts w:ascii="Wingdings" w:hAnsi="Wingdings" w:hint="default"/>
+        <w:sz w:val="20"/>
+      </w:rPr>
+    </w:lvl>
+    <w:lvl w:ilvl="3" w:tentative="1">
+      <w:start w:val="1"/>
+      <w:numFmt w:val="bullet"/>
+      <w:lvlText w:val=""/>
+      <w:lvlJc w:val="left"/>
+      <w:pPr>
+        <w:tabs>
+          <w:tab w:val="num" w:pos="2880"/>
+        </w:tabs>
+        <w:ind w:left="2880" w:hanging="360"/>
+      </w:pPr>
+      <w:rPr>
+        <w:rFonts w:ascii="Wingdings" w:hAnsi="Wingdings" w:hint="default"/>
+        <w:sz w:val="20"/>
+      </w:rPr>
+    </w:lvl>
+    <w:lvl w:ilvl="4" w:tentative="1">
+      <w:start w:val="1"/>
+      <w:numFmt w:val="bullet"/>
+      <w:lvlText w:val=""/>
+      <w:lvlJc w:val="left"/>
+      <w:pPr>
+        <w:tabs>
+          <w:tab w:val="num" w:pos="3600"/>
+        </w:tabs>
+        <w:ind w:left="3600" w:hanging="360"/>
+      </w:pPr>
+      <w:rPr>
+        <w:rFonts w:ascii="Wingdings" w:hAnsi="Wingdings" w:hint="default"/>
+        <w:sz w:val="20"/>
+      </w:rPr>
+    </w:lvl>
+    <w:lvl w:ilvl="5" w:tentative="1">
+      <w:start w:val="1"/>
+      <w:numFmt w:val="bullet"/>
+      <w:lvlText w:val=""/>
+      <w:lvlJc w:val="left"/>
+      <w:pPr>
+        <w:tabs>
+          <w:tab w:val="num" w:pos="4320"/>
+        </w:tabs>
+        <w:ind w:left="4320" w:hanging="360"/>
+      </w:pPr>
+      <w:rPr>
+        <w:rFonts w:ascii="Wingdings" w:hAnsi="Wingdings" w:hint="default"/>
+        <w:sz w:val="20"/>
+      </w:rPr>
+    </w:lvl>
+    <w:lvl w:ilvl="6" w:tentative="1">
+      <w:start w:val="1"/>
+      <w:numFmt w:val="bullet"/>
+      <w:lvlText w:val=""/>
+      <w:lvlJc w:val="left"/>
+      <w:pPr>
+        <w:tabs>
+          <w:tab w:val="num" w:pos="5040"/>
+        </w:tabs>
+        <w:ind w:left="5040" w:hanging="360"/>
+      </w:pPr>
+      <w:rPr>
+        <w:rFonts w:ascii="Wingdings" w:hAnsi="Wingdings" w:hint="default"/>
+        <w:sz w:val="20"/>
+      </w:rPr>
+    </w:lvl>
+    <w:lvl w:ilvl="7" w:tentative="1">
+      <w:start w:val="1"/>
+      <w:numFmt w:val="bullet"/>
+      <w:lvlText w:val=""/>
+      <w:lvlJc w:val="left"/>
+      <w:pPr>
+        <w:tabs>
+          <w:tab w:val="num" w:pos="5760"/>
+        </w:tabs>
+        <w:ind w:left="5760" w:hanging="360"/>
+      </w:pPr>
+      <w:rPr>
+        <w:rFonts w:ascii="Wingdings" w:hAnsi="Wingdings" w:hint="default"/>
+        <w:sz w:val="20"/>
+      </w:rPr>
+    </w:lvl>
+    <w:lvl w:ilvl="8" w:tentative="1">
+      <w:start w:val="1"/>
+      <w:numFmt w:val="bullet"/>
+      <w:lvlText w:val=""/>
+      <w:lvlJc w:val="left"/>
+      <w:pPr>
+        <w:tabs>
+          <w:tab w:val="num" w:pos="6480"/>
+        </w:tabs>
+        <w:ind w:left="6480" w:hanging="360"/>
+      </w:pPr>
+      <w:rPr>
+        <w:rFonts w:ascii="Wingdings" w:hAnsi="Wingdings" w:hint="default"/>
+        <w:sz w:val="20"/>
+      </w:rPr>
+    </w:lvl>
+  </w:abstractNum>
+  <w:abstractNum w:abstractNumId="3" w15:restartNumberingAfterBreak="0">
+    <w:nsid w:val="27145CD2"/>
+    <w:multiLevelType w:val="multilevel"/>
+    <w:tmpl w:val="4058F84A"/>
+    <w:lvl w:ilvl="0">
+      <w:start w:val="1"/>
+      <w:numFmt w:val="bullet"/>
+      <w:lvlText w:val=""/>
+      <w:lvlJc w:val="left"/>
+      <w:pPr>
+        <w:tabs>
+          <w:tab w:val="num" w:pos="720"/>
+        </w:tabs>
+        <w:ind w:left="720" w:hanging="360"/>
+      </w:pPr>
+      <w:rPr>
+        <w:rFonts w:ascii="Symbol" w:hAnsi="Symbol" w:hint="default"/>
+        <w:sz w:val="20"/>
+      </w:rPr>
+    </w:lvl>
+    <w:lvl w:ilvl="1" w:tentative="1">
+      <w:start w:val="1"/>
+      <w:numFmt w:val="bullet"/>
+      <w:lvlText w:val="o"/>
+      <w:lvlJc w:val="left"/>
+      <w:pPr>
+        <w:tabs>
+          <w:tab w:val="num" w:pos="1440"/>
+        </w:tabs>
+        <w:ind w:left="1440" w:hanging="360"/>
+      </w:pPr>
+      <w:rPr>
+        <w:rFonts w:ascii="Courier New" w:hAnsi="Courier New" w:hint="default"/>
+        <w:sz w:val="20"/>
+      </w:rPr>
+    </w:lvl>
+    <w:lvl w:ilvl="2" w:tentative="1">
+      <w:start w:val="1"/>
+      <w:numFmt w:val="bullet"/>
+      <w:lvlText w:val=""/>
+      <w:lvlJc w:val="left"/>
+      <w:pPr>
+        <w:tabs>
+          <w:tab w:val="num" w:pos="2160"/>
+        </w:tabs>
+        <w:ind w:left="2160" w:hanging="360"/>
+      </w:pPr>
+      <w:rPr>
+        <w:rFonts w:ascii="Wingdings" w:hAnsi="Wingdings" w:hint="default"/>
+        <w:sz w:val="20"/>
+      </w:rPr>
+    </w:lvl>
+    <w:lvl w:ilvl="3" w:tentative="1">
+      <w:start w:val="1"/>
+      <w:numFmt w:val="bullet"/>
+      <w:lvlText w:val=""/>
+      <w:lvlJc w:val="left"/>
+      <w:pPr>
+        <w:tabs>
+          <w:tab w:val="num" w:pos="2880"/>
+        </w:tabs>
+        <w:ind w:left="2880" w:hanging="360"/>
+      </w:pPr>
+      <w:rPr>
+        <w:rFonts w:ascii="Wingdings" w:hAnsi="Wingdings" w:hint="default"/>
+        <w:sz w:val="20"/>
+      </w:rPr>
+    </w:lvl>
+    <w:lvl w:ilvl="4" w:tentative="1">
+      <w:start w:val="1"/>
+      <w:numFmt w:val="bullet"/>
+      <w:lvlText w:val=""/>
+      <w:lvlJc w:val="left"/>
+      <w:pPr>
+        <w:tabs>
+          <w:tab w:val="num" w:pos="3600"/>
+        </w:tabs>
+        <w:ind w:left="3600" w:hanging="360"/>
+      </w:pPr>
+      <w:rPr>
+        <w:rFonts w:ascii="Wingdings" w:hAnsi="Wingdings" w:hint="default"/>
+        <w:sz w:val="20"/>
+      </w:rPr>
+    </w:lvl>
+    <w:lvl w:ilvl="5" w:tentative="1">
+      <w:start w:val="1"/>
+      <w:numFmt w:val="bullet"/>
+      <w:lvlText w:val=""/>
+      <w:lvlJc w:val="left"/>
+      <w:pPr>
+        <w:tabs>
+          <w:tab w:val="num" w:pos="4320"/>
+        </w:tabs>
+        <w:ind w:left="4320" w:hanging="360"/>
+      </w:pPr>
+      <w:rPr>
+        <w:rFonts w:ascii="Wingdings" w:hAnsi="Wingdings" w:hint="default"/>
+        <w:sz w:val="20"/>
+      </w:rPr>
+    </w:lvl>
+    <w:lvl w:ilvl="6" w:tentative="1">
+      <w:start w:val="1"/>
+      <w:numFmt w:val="bullet"/>
+      <w:lvlText w:val=""/>
+      <w:lvlJc w:val="left"/>
+      <w:pPr>
+        <w:tabs>
+          <w:tab w:val="num" w:pos="5040"/>
+        </w:tabs>
+        <w:ind w:left="5040" w:hanging="360"/>
+      </w:pPr>
+      <w:rPr>
+        <w:rFonts w:ascii="Wingdings" w:hAnsi="Wingdings" w:hint="default"/>
+        <w:sz w:val="20"/>
+      </w:rPr>
+    </w:lvl>
+    <w:lvl w:ilvl="7" w:tentative="1">
+      <w:start w:val="1"/>
+      <w:numFmt w:val="bullet"/>
+      <w:lvlText w:val=""/>
+      <w:lvlJc w:val="left"/>
+      <w:pPr>
+        <w:tabs>
+          <w:tab w:val="num" w:pos="5760"/>
+        </w:tabs>
+        <w:ind w:left="5760" w:hanging="360"/>
+      </w:pPr>
+      <w:rPr>
+        <w:rFonts w:ascii="Wingdings" w:hAnsi="Wingdings" w:hint="default"/>
+        <w:sz w:val="20"/>
+      </w:rPr>
+    </w:lvl>
+    <w:lvl w:ilvl="8" w:tentative="1">
+      <w:start w:val="1"/>
+      <w:numFmt w:val="bullet"/>
+      <w:lvlText w:val=""/>
+      <w:lvlJc w:val="left"/>
+      <w:pPr>
+        <w:tabs>
+          <w:tab w:val="num" w:pos="6480"/>
+        </w:tabs>
+        <w:ind w:left="6480" w:hanging="360"/>
+      </w:pPr>
+      <w:rPr>
+        <w:rFonts w:ascii="Wingdings" w:hAnsi="Wingdings" w:hint="default"/>
+        <w:sz w:val="20"/>
+      </w:rPr>
+    </w:lvl>
+  </w:abstractNum>
+  <w:abstractNum w:abstractNumId="4" w15:restartNumberingAfterBreak="0">
+    <w:nsid w:val="31246E90"/>
+    <w:multiLevelType w:val="multilevel"/>
+    <w:tmpl w:val="97702DA8"/>
+    <w:lvl w:ilvl="0">
+      <w:start w:val="1"/>
+      <w:numFmt w:val="bullet"/>
+      <w:lvlText w:val=""/>
+      <w:lvlJc w:val="left"/>
+      <w:pPr>
+        <w:tabs>
+          <w:tab w:val="num" w:pos="720"/>
+        </w:tabs>
+        <w:ind w:left="720" w:hanging="360"/>
+      </w:pPr>
+      <w:rPr>
+        <w:rFonts w:ascii="Symbol" w:hAnsi="Symbol" w:hint="default"/>
+        <w:sz w:val="20"/>
+      </w:rPr>
+    </w:lvl>
+    <w:lvl w:ilvl="1" w:tentative="1">
+      <w:start w:val="1"/>
+      <w:numFmt w:val="bullet"/>
+      <w:lvlText w:val="o"/>
+      <w:lvlJc w:val="left"/>
+      <w:pPr>
+        <w:tabs>
+          <w:tab w:val="num" w:pos="1440"/>
+        </w:tabs>
+        <w:ind w:left="1440" w:hanging="360"/>
+      </w:pPr>
+      <w:rPr>
+        <w:rFonts w:ascii="Courier New" w:hAnsi="Courier New" w:hint="default"/>
+        <w:sz w:val="20"/>
+      </w:rPr>
+    </w:lvl>
+    <w:lvl w:ilvl="2" w:tentative="1">
+      <w:start w:val="1"/>
+      <w:numFmt w:val="bullet"/>
+      <w:lvlText w:val=""/>
+      <w:lvlJc w:val="left"/>
+      <w:pPr>
+        <w:tabs>
+          <w:tab w:val="num" w:pos="2160"/>
+        </w:tabs>
+        <w:ind w:left="2160" w:hanging="360"/>
+      </w:pPr>
+      <w:rPr>
+        <w:rFonts w:ascii="Wingdings" w:hAnsi="Wingdings" w:hint="default"/>
+        <w:sz w:val="20"/>
+      </w:rPr>
+    </w:lvl>
+    <w:lvl w:ilvl="3" w:tentative="1">
+      <w:start w:val="1"/>
+      <w:numFmt w:val="bullet"/>
+      <w:lvlText w:val=""/>
+      <w:lvlJc w:val="left"/>
+      <w:pPr>
+        <w:tabs>
+          <w:tab w:val="num" w:pos="2880"/>
+        </w:tabs>
+        <w:ind w:left="2880" w:hanging="360"/>
+      </w:pPr>
+      <w:rPr>
+        <w:rFonts w:ascii="Wingdings" w:hAnsi="Wingdings" w:hint="default"/>
+        <w:sz w:val="20"/>
+      </w:rPr>
+    </w:lvl>
+    <w:lvl w:ilvl="4" w:tentative="1">
+      <w:start w:val="1"/>
+      <w:numFmt w:val="bullet"/>
+      <w:lvlText w:val=""/>
+      <w:lvlJc w:val="left"/>
+      <w:pPr>
+        <w:tabs>
+          <w:tab w:val="num" w:pos="3600"/>
+        </w:tabs>
+        <w:ind w:left="3600" w:hanging="360"/>
+      </w:pPr>
+      <w:rPr>
+        <w:rFonts w:ascii="Wingdings" w:hAnsi="Wingdings" w:hint="default"/>
+        <w:sz w:val="20"/>
+      </w:rPr>
+    </w:lvl>
+    <w:lvl w:ilvl="5" w:tentative="1">
+      <w:start w:val="1"/>
+      <w:numFmt w:val="bullet"/>
+      <w:lvlText w:val=""/>
+      <w:lvlJc w:val="left"/>
+      <w:pPr>
+        <w:tabs>
+          <w:tab w:val="num" w:pos="4320"/>
+        </w:tabs>
+        <w:ind w:left="4320" w:hanging="360"/>
+      </w:pPr>
+      <w:rPr>
+        <w:rFonts w:ascii="Wingdings" w:hAnsi="Wingdings" w:hint="default"/>
+        <w:sz w:val="20"/>
+      </w:rPr>
+    </w:lvl>
+    <w:lvl w:ilvl="6" w:tentative="1">
+      <w:start w:val="1"/>
+      <w:numFmt w:val="bullet"/>
+      <w:lvlText w:val=""/>
+      <w:lvlJc w:val="left"/>
+      <w:pPr>
+        <w:tabs>
+          <w:tab w:val="num" w:pos="5040"/>
+        </w:tabs>
+        <w:ind w:left="5040" w:hanging="360"/>
+      </w:pPr>
+      <w:rPr>
+        <w:rFonts w:ascii="Wingdings" w:hAnsi="Wingdings" w:hint="default"/>
+        <w:sz w:val="20"/>
+      </w:rPr>
+    </w:lvl>
+    <w:lvl w:ilvl="7" w:tentative="1">
+      <w:start w:val="1"/>
+      <w:numFmt w:val="bullet"/>
+      <w:lvlText w:val=""/>
+      <w:lvlJc w:val="left"/>
+      <w:pPr>
+        <w:tabs>
+          <w:tab w:val="num" w:pos="5760"/>
+        </w:tabs>
+        <w:ind w:left="5760" w:hanging="360"/>
+      </w:pPr>
+      <w:rPr>
+        <w:rFonts w:ascii="Wingdings" w:hAnsi="Wingdings" w:hint="default"/>
+        <w:sz w:val="20"/>
+      </w:rPr>
+    </w:lvl>
+    <w:lvl w:ilvl="8" w:tentative="1">
+      <w:start w:val="1"/>
+      <w:numFmt w:val="bullet"/>
+      <w:lvlText w:val=""/>
+      <w:lvlJc w:val="left"/>
+      <w:pPr>
+        <w:tabs>
+          <w:tab w:val="num" w:pos="6480"/>
+        </w:tabs>
+        <w:ind w:left="6480" w:hanging="360"/>
+      </w:pPr>
+      <w:rPr>
+        <w:rFonts w:ascii="Wingdings" w:hAnsi="Wingdings" w:hint="default"/>
+        <w:sz w:val="20"/>
+      </w:rPr>
+    </w:lvl>
+  </w:abstractNum>
+  <w:abstractNum w:abstractNumId="5" w15:restartNumberingAfterBreak="0">
+    <w:nsid w:val="34C70202"/>
+    <w:multiLevelType w:val="multilevel"/>
+    <w:tmpl w:val="8E40B856"/>
+    <w:lvl w:ilvl="0">
+      <w:start w:val="1"/>
+      <w:numFmt w:val="bullet"/>
+      <w:lvlText w:val=""/>
+      <w:lvlJc w:val="left"/>
+      <w:pPr>
+        <w:tabs>
+          <w:tab w:val="num" w:pos="720"/>
+        </w:tabs>
+        <w:ind w:left="720" w:hanging="360"/>
+      </w:pPr>
+      <w:rPr>
+        <w:rFonts w:ascii="Symbol" w:hAnsi="Symbol" w:hint="default"/>
+        <w:sz w:val="20"/>
+      </w:rPr>
+    </w:lvl>
+    <w:lvl w:ilvl="1" w:tentative="1">
+      <w:start w:val="1"/>
+      <w:numFmt w:val="bullet"/>
+      <w:lvlText w:val="o"/>
+      <w:lvlJc w:val="left"/>
+      <w:pPr>
+        <w:tabs>
+          <w:tab w:val="num" w:pos="1440"/>
+        </w:tabs>
+        <w:ind w:left="1440" w:hanging="360"/>
+      </w:pPr>
+      <w:rPr>
+        <w:rFonts w:ascii="Courier New" w:hAnsi="Courier New" w:hint="default"/>
+        <w:sz w:val="20"/>
+      </w:rPr>
+    </w:lvl>
+    <w:lvl w:ilvl="2" w:tentative="1">
+      <w:start w:val="1"/>
+      <w:numFmt w:val="bullet"/>
+      <w:lvlText w:val=""/>
+      <w:lvlJc w:val="left"/>
+      <w:pPr>
+        <w:tabs>
+          <w:tab w:val="num" w:pos="2160"/>
+        </w:tabs>
+        <w:ind w:left="2160" w:hanging="360"/>
+      </w:pPr>
+      <w:rPr>
+        <w:rFonts w:ascii="Wingdings" w:hAnsi="Wingdings" w:hint="default"/>
+        <w:sz w:val="20"/>
+      </w:rPr>
+    </w:lvl>
+    <w:lvl w:ilvl="3" w:tentative="1">
+      <w:start w:val="1"/>
+      <w:numFmt w:val="bullet"/>
+      <w:lvlText w:val=""/>
+      <w:lvlJc w:val="left"/>
+      <w:pPr>
+        <w:tabs>
+          <w:tab w:val="num" w:pos="2880"/>
+        </w:tabs>
+        <w:ind w:left="2880" w:hanging="360"/>
+      </w:pPr>
+      <w:rPr>
+        <w:rFonts w:ascii="Wingdings" w:hAnsi="Wingdings" w:hint="default"/>
+        <w:sz w:val="20"/>
+      </w:rPr>
+    </w:lvl>
+    <w:lvl w:ilvl="4" w:tentative="1">
+      <w:start w:val="1"/>
+      <w:numFmt w:val="bullet"/>
+      <w:lvlText w:val=""/>
+      <w:lvlJc w:val="left"/>
+      <w:pPr>
+        <w:tabs>
+          <w:tab w:val="num" w:pos="3600"/>
+        </w:tabs>
+        <w:ind w:left="3600" w:hanging="360"/>
+      </w:pPr>
+      <w:rPr>
+        <w:rFonts w:ascii="Wingdings" w:hAnsi="Wingdings" w:hint="default"/>
+        <w:sz w:val="20"/>
+      </w:rPr>
+    </w:lvl>
+    <w:lvl w:ilvl="5" w:tentative="1">
+      <w:start w:val="1"/>
+      <w:numFmt w:val="bullet"/>
+      <w:lvlText w:val=""/>
+      <w:lvlJc w:val="left"/>
+      <w:pPr>
+        <w:tabs>
+          <w:tab w:val="num" w:pos="4320"/>
+        </w:tabs>
+        <w:ind w:left="4320" w:hanging="360"/>
+      </w:pPr>
+      <w:rPr>
+        <w:rFonts w:ascii="Wingdings" w:hAnsi="Wingdings" w:hint="default"/>
+        <w:sz w:val="20"/>
+      </w:rPr>
+    </w:lvl>
+    <w:lvl w:ilvl="6" w:tentative="1">
+      <w:start w:val="1"/>
+      <w:numFmt w:val="bullet"/>
+      <w:lvlText w:val=""/>
+      <w:lvlJc w:val="left"/>
+      <w:pPr>
+        <w:tabs>
+          <w:tab w:val="num" w:pos="5040"/>
+        </w:tabs>
+        <w:ind w:left="5040" w:hanging="360"/>
+      </w:pPr>
+      <w:rPr>
+        <w:rFonts w:ascii="Wingdings" w:hAnsi="Wingdings" w:hint="default"/>
+        <w:sz w:val="20"/>
+      </w:rPr>
+    </w:lvl>
+    <w:lvl w:ilvl="7" w:tentative="1">
+      <w:start w:val="1"/>
+      <w:numFmt w:val="bullet"/>
+      <w:lvlText w:val=""/>
+      <w:lvlJc w:val="left"/>
+      <w:pPr>
+        <w:tabs>
+          <w:tab w:val="num" w:pos="5760"/>
+        </w:tabs>
+        <w:ind w:left="5760" w:hanging="360"/>
+      </w:pPr>
+      <w:rPr>
+        <w:rFonts w:ascii="Wingdings" w:hAnsi="Wingdings" w:hint="default"/>
+        <w:sz w:val="20"/>
+      </w:rPr>
+    </w:lvl>
+    <w:lvl w:ilvl="8" w:tentative="1">
+      <w:start w:val="1"/>
+      <w:numFmt w:val="bullet"/>
+      <w:lvlText w:val=""/>
+      <w:lvlJc w:val="left"/>
+      <w:pPr>
+        <w:tabs>
+          <w:tab w:val="num" w:pos="6480"/>
+        </w:tabs>
+        <w:ind w:left="6480" w:hanging="360"/>
+      </w:pPr>
+      <w:rPr>
+        <w:rFonts w:ascii="Wingdings" w:hAnsi="Wingdings" w:hint="default"/>
+        <w:sz w:val="20"/>
+      </w:rPr>
+    </w:lvl>
+  </w:abstractNum>
+  <w:abstractNum w:abstractNumId="6" w15:restartNumberingAfterBreak="0">
+    <w:nsid w:val="3F0018F8"/>
+    <w:multiLevelType w:val="multilevel"/>
+    <w:tmpl w:val="4F304074"/>
+    <w:lvl w:ilvl="0">
+      <w:start w:val="1"/>
+      <w:numFmt w:val="bullet"/>
+      <w:lvlText w:val=""/>
+      <w:lvlJc w:val="left"/>
+      <w:pPr>
+        <w:tabs>
+          <w:tab w:val="num" w:pos="720"/>
+        </w:tabs>
+        <w:ind w:left="720" w:hanging="360"/>
+      </w:pPr>
+      <w:rPr>
+        <w:rFonts w:ascii="Symbol" w:hAnsi="Symbol" w:hint="default"/>
+        <w:sz w:val="20"/>
+      </w:rPr>
+    </w:lvl>
+    <w:lvl w:ilvl="1" w:tentative="1">
+      <w:start w:val="1"/>
+      <w:numFmt w:val="bullet"/>
+      <w:lvlText w:val="o"/>
+      <w:lvlJc w:val="left"/>
+      <w:pPr>
+        <w:tabs>
+          <w:tab w:val="num" w:pos="1440"/>
+        </w:tabs>
+        <w:ind w:left="1440" w:hanging="360"/>
+      </w:pPr>
+      <w:rPr>
+        <w:rFonts w:ascii="Courier New" w:hAnsi="Courier New" w:hint="default"/>
+        <w:sz w:val="20"/>
+      </w:rPr>
+    </w:lvl>
+    <w:lvl w:ilvl="2" w:tentative="1">
+      <w:start w:val="1"/>
+      <w:numFmt w:val="bullet"/>
+      <w:lvlText w:val=""/>
+      <w:lvlJc w:val="left"/>
+      <w:pPr>
+        <w:tabs>
+          <w:tab w:val="num" w:pos="2160"/>
+        </w:tabs>
+        <w:ind w:left="2160" w:hanging="360"/>
+      </w:pPr>
+      <w:rPr>
+        <w:rFonts w:ascii="Wingdings" w:hAnsi="Wingdings" w:hint="default"/>
+        <w:sz w:val="20"/>
+      </w:rPr>
+    </w:lvl>
+    <w:lvl w:ilvl="3" w:tentative="1">
+      <w:start w:val="1"/>
+      <w:numFmt w:val="bullet"/>
+      <w:lvlText w:val=""/>
+      <w:lvlJc w:val="left"/>
+      <w:pPr>
+        <w:tabs>
+          <w:tab w:val="num" w:pos="2880"/>
+        </w:tabs>
+        <w:ind w:left="2880" w:hanging="360"/>
+      </w:pPr>
+      <w:rPr>
+        <w:rFonts w:ascii="Wingdings" w:hAnsi="Wingdings" w:hint="default"/>
+        <w:sz w:val="20"/>
+      </w:rPr>
+    </w:lvl>
+    <w:lvl w:ilvl="4" w:tentative="1">
+      <w:start w:val="1"/>
+      <w:numFmt w:val="bullet"/>
+      <w:lvlText w:val=""/>
+      <w:lvlJc w:val="left"/>
+      <w:pPr>
+        <w:tabs>
+          <w:tab w:val="num" w:pos="3600"/>
+        </w:tabs>
+        <w:ind w:left="3600" w:hanging="360"/>
+      </w:pPr>
+      <w:rPr>
+        <w:rFonts w:ascii="Wingdings" w:hAnsi="Wingdings" w:hint="default"/>
+        <w:sz w:val="20"/>
+      </w:rPr>
+    </w:lvl>
+    <w:lvl w:ilvl="5" w:tentative="1">
+      <w:start w:val="1"/>
+      <w:numFmt w:val="bullet"/>
+      <w:lvlText w:val=""/>
+      <w:lvlJc w:val="left"/>
+      <w:pPr>
+        <w:tabs>
+          <w:tab w:val="num" w:pos="4320"/>
+        </w:tabs>
+        <w:ind w:left="4320" w:hanging="360"/>
+      </w:pPr>
+      <w:rPr>
+        <w:rFonts w:ascii="Wingdings" w:hAnsi="Wingdings" w:hint="default"/>
+        <w:sz w:val="20"/>
+      </w:rPr>
+    </w:lvl>
+    <w:lvl w:ilvl="6" w:tentative="1">
+      <w:start w:val="1"/>
+      <w:numFmt w:val="bullet"/>
+      <w:lvlText w:val=""/>
+      <w:lvlJc w:val="left"/>
+      <w:pPr>
+        <w:tabs>
+          <w:tab w:val="num" w:pos="5040"/>
+        </w:tabs>
+        <w:ind w:left="5040" w:hanging="360"/>
+      </w:pPr>
+      <w:rPr>
+        <w:rFonts w:ascii="Wingdings" w:hAnsi="Wingdings" w:hint="default"/>
+        <w:sz w:val="20"/>
+      </w:rPr>
+    </w:lvl>
+    <w:lvl w:ilvl="7" w:tentative="1">
+      <w:start w:val="1"/>
+      <w:numFmt w:val="bullet"/>
+      <w:lvlText w:val=""/>
+      <w:lvlJc w:val="left"/>
+      <w:pPr>
+        <w:tabs>
+          <w:tab w:val="num" w:pos="5760"/>
+        </w:tabs>
+        <w:ind w:left="5760" w:hanging="360"/>
+      </w:pPr>
+      <w:rPr>
+        <w:rFonts w:ascii="Wingdings" w:hAnsi="Wingdings" w:hint="default"/>
+        <w:sz w:val="20"/>
+      </w:rPr>
+    </w:lvl>
+    <w:lvl w:ilvl="8" w:tentative="1">
+      <w:start w:val="1"/>
+      <w:numFmt w:val="bullet"/>
+      <w:lvlText w:val=""/>
+      <w:lvlJc w:val="left"/>
+      <w:pPr>
+        <w:tabs>
+          <w:tab w:val="num" w:pos="6480"/>
+        </w:tabs>
+        <w:ind w:left="6480" w:hanging="360"/>
+      </w:pPr>
+      <w:rPr>
+        <w:rFonts w:ascii="Wingdings" w:hAnsi="Wingdings" w:hint="default"/>
+        <w:sz w:val="20"/>
+      </w:rPr>
+    </w:lvl>
+  </w:abstractNum>
+  <w:abstractNum w:abstractNumId="7" w15:restartNumberingAfterBreak="0">
+    <w:nsid w:val="45D52EE1"/>
+    <w:multiLevelType w:val="multilevel"/>
+    <w:tmpl w:val="68843018"/>
+    <w:lvl w:ilvl="0">
+      <w:start w:val="1"/>
+      <w:numFmt w:val="bullet"/>
+      <w:lvlText w:val=""/>
+      <w:lvlJc w:val="left"/>
+      <w:pPr>
+        <w:tabs>
+          <w:tab w:val="num" w:pos="720"/>
+        </w:tabs>
+        <w:ind w:left="720" w:hanging="360"/>
+      </w:pPr>
+      <w:rPr>
+        <w:rFonts w:ascii="Symbol" w:hAnsi="Symbol" w:hint="default"/>
+        <w:sz w:val="20"/>
+      </w:rPr>
+    </w:lvl>
+    <w:lvl w:ilvl="1" w:tentative="1">
+      <w:start w:val="1"/>
+      <w:numFmt w:val="bullet"/>
+      <w:lvlText w:val="o"/>
+      <w:lvlJc w:val="left"/>
+      <w:pPr>
+        <w:tabs>
+          <w:tab w:val="num" w:pos="1440"/>
+        </w:tabs>
+        <w:ind w:left="1440" w:hanging="360"/>
+      </w:pPr>
+      <w:rPr>
+        <w:rFonts w:ascii="Courier New" w:hAnsi="Courier New" w:hint="default"/>
+        <w:sz w:val="20"/>
+      </w:rPr>
+    </w:lvl>
+    <w:lvl w:ilvl="2" w:tentative="1">
+      <w:start w:val="1"/>
+      <w:numFmt w:val="bullet"/>
+      <w:lvlText w:val=""/>
+      <w:lvlJc w:val="left"/>
+      <w:pPr>
+        <w:tabs>
+          <w:tab w:val="num" w:pos="2160"/>
+        </w:tabs>
+        <w:ind w:left="2160" w:hanging="360"/>
+      </w:pPr>
+      <w:rPr>
+        <w:rFonts w:ascii="Wingdings" w:hAnsi="Wingdings" w:hint="default"/>
+        <w:sz w:val="20"/>
+      </w:rPr>
+    </w:lvl>
+    <w:lvl w:ilvl="3" w:tentative="1">
+      <w:start w:val="1"/>
+      <w:numFmt w:val="bullet"/>
+      <w:lvlText w:val=""/>
+      <w:lvlJc w:val="left"/>
+      <w:pPr>
+        <w:tabs>
+          <w:tab w:val="num" w:pos="2880"/>
+        </w:tabs>
+        <w:ind w:left="2880" w:hanging="360"/>
+      </w:pPr>
+      <w:rPr>
+        <w:rFonts w:ascii="Wingdings" w:hAnsi="Wingdings" w:hint="default"/>
+        <w:sz w:val="20"/>
+      </w:rPr>
+    </w:lvl>
+    <w:lvl w:ilvl="4" w:tentative="1">
+      <w:start w:val="1"/>
+      <w:numFmt w:val="bullet"/>
+      <w:lvlText w:val=""/>
+      <w:lvlJc w:val="left"/>
+      <w:pPr>
+        <w:tabs>
+          <w:tab w:val="num" w:pos="3600"/>
+        </w:tabs>
+        <w:ind w:left="3600" w:hanging="360"/>
+      </w:pPr>
+      <w:rPr>
+        <w:rFonts w:ascii="Wingdings" w:hAnsi="Wingdings" w:hint="default"/>
+        <w:sz w:val="20"/>
+      </w:rPr>
+    </w:lvl>
+    <w:lvl w:ilvl="5" w:tentative="1">
+      <w:start w:val="1"/>
+      <w:numFmt w:val="bullet"/>
+      <w:lvlText w:val=""/>
+      <w:lvlJc w:val="left"/>
+      <w:pPr>
+        <w:tabs>
+          <w:tab w:val="num" w:pos="4320"/>
+        </w:tabs>
+        <w:ind w:left="4320" w:hanging="360"/>
+      </w:pPr>
+      <w:rPr>
+        <w:rFonts w:ascii="Wingdings" w:hAnsi="Wingdings" w:hint="default"/>
+        <w:sz w:val="20"/>
+      </w:rPr>
+    </w:lvl>
+    <w:lvl w:ilvl="6" w:tentative="1">
+      <w:start w:val="1"/>
+      <w:numFmt w:val="bullet"/>
+      <w:lvlText w:val=""/>
+      <w:lvlJc w:val="left"/>
+      <w:pPr>
+        <w:tabs>
+          <w:tab w:val="num" w:pos="5040"/>
+        </w:tabs>
+        <w:ind w:left="5040" w:hanging="360"/>
+      </w:pPr>
+      <w:rPr>
+        <w:rFonts w:ascii="Wingdings" w:hAnsi="Wingdings" w:hint="default"/>
+        <w:sz w:val="20"/>
+      </w:rPr>
+    </w:lvl>
+    <w:lvl w:ilvl="7" w:tentative="1">
+      <w:start w:val="1"/>
+      <w:numFmt w:val="bullet"/>
+      <w:lvlText w:val=""/>
+      <w:lvlJc w:val="left"/>
+      <w:pPr>
+        <w:tabs>
+          <w:tab w:val="num" w:pos="5760"/>
+        </w:tabs>
+        <w:ind w:left="5760" w:hanging="360"/>
+      </w:pPr>
+      <w:rPr>
+        <w:rFonts w:ascii="Wingdings" w:hAnsi="Wingdings" w:hint="default"/>
+        <w:sz w:val="20"/>
+      </w:rPr>
+    </w:lvl>
+    <w:lvl w:ilvl="8" w:tentative="1">
+      <w:start w:val="1"/>
+      <w:numFmt w:val="bullet"/>
+      <w:lvlText w:val=""/>
+      <w:lvlJc w:val="left"/>
+      <w:pPr>
+        <w:tabs>
+          <w:tab w:val="num" w:pos="6480"/>
+        </w:tabs>
+        <w:ind w:left="6480" w:hanging="360"/>
+      </w:pPr>
+      <w:rPr>
+        <w:rFonts w:ascii="Wingdings" w:hAnsi="Wingdings" w:hint="default"/>
+        <w:sz w:val="20"/>
+      </w:rPr>
+    </w:lvl>
+  </w:abstractNum>
+  <w:abstractNum w:abstractNumId="8" w15:restartNumberingAfterBreak="0">
+    <w:nsid w:val="4F135FD7"/>
+    <w:multiLevelType w:val="multilevel"/>
+    <w:tmpl w:val="EA705A94"/>
+    <w:lvl w:ilvl="0">
+      <w:start w:val="1"/>
+      <w:numFmt w:val="bullet"/>
+      <w:lvlText w:val=""/>
+      <w:lvlJc w:val="left"/>
+      <w:pPr>
+        <w:tabs>
+          <w:tab w:val="num" w:pos="720"/>
+        </w:tabs>
+        <w:ind w:left="720" w:hanging="360"/>
+      </w:pPr>
+      <w:rPr>
+        <w:rFonts w:ascii="Symbol" w:hAnsi="Symbol" w:hint="default"/>
+        <w:sz w:val="20"/>
+      </w:rPr>
+    </w:lvl>
+    <w:lvl w:ilvl="1" w:tentative="1">
+      <w:start w:val="1"/>
+      <w:numFmt w:val="bullet"/>
+      <w:lvlText w:val="o"/>
+      <w:lvlJc w:val="left"/>
+      <w:pPr>
+        <w:tabs>
+          <w:tab w:val="num" w:pos="1440"/>
+        </w:tabs>
+        <w:ind w:left="1440" w:hanging="360"/>
+      </w:pPr>
+      <w:rPr>
+        <w:rFonts w:ascii="Courier New" w:hAnsi="Courier New" w:hint="default"/>
+        <w:sz w:val="20"/>
+      </w:rPr>
+    </w:lvl>
+    <w:lvl w:ilvl="2" w:tentative="1">
+      <w:start w:val="1"/>
+      <w:numFmt w:val="bullet"/>
+      <w:lvlText w:val=""/>
+      <w:lvlJc w:val="left"/>
+      <w:pPr>
+        <w:tabs>
+          <w:tab w:val="num" w:pos="2160"/>
+        </w:tabs>
+        <w:ind w:left="2160" w:hanging="360"/>
+      </w:pPr>
+      <w:rPr>
+        <w:rFonts w:ascii="Wingdings" w:hAnsi="Wingdings" w:hint="default"/>
+        <w:sz w:val="20"/>
+      </w:rPr>
+    </w:lvl>
+    <w:lvl w:ilvl="3" w:tentative="1">
+      <w:start w:val="1"/>
+      <w:numFmt w:val="bullet"/>
+      <w:lvlText w:val=""/>
+      <w:lvlJc w:val="left"/>
+      <w:pPr>
+        <w:tabs>
+          <w:tab w:val="num" w:pos="2880"/>
+        </w:tabs>
+        <w:ind w:left="2880" w:hanging="360"/>
+      </w:pPr>
+      <w:rPr>
+        <w:rFonts w:ascii="Wingdings" w:hAnsi="Wingdings" w:hint="default"/>
+        <w:sz w:val="20"/>
+      </w:rPr>
+    </w:lvl>
+    <w:lvl w:ilvl="4" w:tentative="1">
+      <w:start w:val="1"/>
+      <w:numFmt w:val="bullet"/>
+      <w:lvlText w:val=""/>
+      <w:lvlJc w:val="left"/>
+      <w:pPr>
+        <w:tabs>
+          <w:tab w:val="num" w:pos="3600"/>
+        </w:tabs>
+        <w:ind w:left="3600" w:hanging="360"/>
+      </w:pPr>
+      <w:rPr>
+        <w:rFonts w:ascii="Wingdings" w:hAnsi="Wingdings" w:hint="default"/>
+        <w:sz w:val="20"/>
+      </w:rPr>
+    </w:lvl>
+    <w:lvl w:ilvl="5" w:tentative="1">
+      <w:start w:val="1"/>
+      <w:numFmt w:val="bullet"/>
+      <w:lvlText w:val=""/>
+      <w:lvlJc w:val="left"/>
+      <w:pPr>
+        <w:tabs>
+          <w:tab w:val="num" w:pos="4320"/>
+        </w:tabs>
+        <w:ind w:left="4320" w:hanging="360"/>
+      </w:pPr>
+      <w:rPr>
+        <w:rFonts w:ascii="Wingdings" w:hAnsi="Wingdings" w:hint="default"/>
+        <w:sz w:val="20"/>
+      </w:rPr>
+    </w:lvl>
+    <w:lvl w:ilvl="6" w:tentative="1">
+      <w:start w:val="1"/>
+      <w:numFmt w:val="bullet"/>
+      <w:lvlText w:val=""/>
+      <w:lvlJc w:val="left"/>
+      <w:pPr>
+        <w:tabs>
+          <w:tab w:val="num" w:pos="5040"/>
+        </w:tabs>
+        <w:ind w:left="5040" w:hanging="360"/>
+      </w:pPr>
+      <w:rPr>
+        <w:rFonts w:ascii="Wingdings" w:hAnsi="Wingdings" w:hint="default"/>
+        <w:sz w:val="20"/>
+      </w:rPr>
+    </w:lvl>
+    <w:lvl w:ilvl="7" w:tentative="1">
+      <w:start w:val="1"/>
+      <w:numFmt w:val="bullet"/>
+      <w:lvlText w:val=""/>
+      <w:lvlJc w:val="left"/>
+      <w:pPr>
+        <w:tabs>
+          <w:tab w:val="num" w:pos="5760"/>
+        </w:tabs>
+        <w:ind w:left="5760" w:hanging="360"/>
+      </w:pPr>
+      <w:rPr>
+        <w:rFonts w:ascii="Wingdings" w:hAnsi="Wingdings" w:hint="default"/>
+        <w:sz w:val="20"/>
+      </w:rPr>
+    </w:lvl>
+    <w:lvl w:ilvl="8" w:tentative="1">
+      <w:start w:val="1"/>
+      <w:numFmt w:val="bullet"/>
+      <w:lvlText w:val=""/>
+      <w:lvlJc w:val="left"/>
+      <w:pPr>
+        <w:tabs>
+          <w:tab w:val="num" w:pos="6480"/>
+        </w:tabs>
+        <w:ind w:left="6480" w:hanging="360"/>
+      </w:pPr>
+      <w:rPr>
+        <w:rFonts w:ascii="Wingdings" w:hAnsi="Wingdings" w:hint="default"/>
+        <w:sz w:val="20"/>
+      </w:rPr>
+    </w:lvl>
+  </w:abstractNum>
+  <w:abstractNum w:abstractNumId="9" w15:restartNumberingAfterBreak="0">
+    <w:nsid w:val="69610C0C"/>
+    <w:multiLevelType w:val="multilevel"/>
+    <w:tmpl w:val="B3C4E678"/>
+    <w:lvl w:ilvl="0">
+      <w:start w:val="1"/>
+      <w:numFmt w:val="bullet"/>
+      <w:lvlText w:val=""/>
+      <w:lvlJc w:val="left"/>
+      <w:pPr>
+        <w:tabs>
+          <w:tab w:val="num" w:pos="720"/>
+        </w:tabs>
+        <w:ind w:left="720" w:hanging="360"/>
+      </w:pPr>
+      <w:rPr>
+        <w:rFonts w:ascii="Symbol" w:hAnsi="Symbol" w:hint="default"/>
+        <w:sz w:val="20"/>
+      </w:rPr>
+    </w:lvl>
+    <w:lvl w:ilvl="1" w:tentative="1">
+      <w:start w:val="1"/>
+      <w:numFmt w:val="bullet"/>
+      <w:lvlText w:val="o"/>
+      <w:lvlJc w:val="left"/>
+      <w:pPr>
+        <w:tabs>
+          <w:tab w:val="num" w:pos="1440"/>
+        </w:tabs>
+        <w:ind w:left="1440" w:hanging="360"/>
+      </w:pPr>
+      <w:rPr>
+        <w:rFonts w:ascii="Courier New" w:hAnsi="Courier New" w:hint="default"/>
+        <w:sz w:val="20"/>
+      </w:rPr>
+    </w:lvl>
+    <w:lvl w:ilvl="2" w:tentative="1">
+      <w:start w:val="1"/>
+      <w:numFmt w:val="bullet"/>
+      <w:lvlText w:val=""/>
+      <w:lvlJc w:val="left"/>
+      <w:pPr>
+        <w:tabs>
+          <w:tab w:val="num" w:pos="2160"/>
+        </w:tabs>
+        <w:ind w:left="2160" w:hanging="360"/>
+      </w:pPr>
+      <w:rPr>
+        <w:rFonts w:ascii="Wingdings" w:hAnsi="Wingdings" w:hint="default"/>
+        <w:sz w:val="20"/>
+      </w:rPr>
+    </w:lvl>
+    <w:lvl w:ilvl="3" w:tentative="1">
+      <w:start w:val="1"/>
+      <w:numFmt w:val="bullet"/>
+      <w:lvlText w:val=""/>
+      <w:lvlJc w:val="left"/>
+      <w:pPr>
+        <w:tabs>
+          <w:tab w:val="num" w:pos="2880"/>
+        </w:tabs>
+        <w:ind w:left="2880" w:hanging="360"/>
+      </w:pPr>
+      <w:rPr>
+        <w:rFonts w:ascii="Wingdings" w:hAnsi="Wingdings" w:hint="default"/>
+        <w:sz w:val="20"/>
+      </w:rPr>
+    </w:lvl>
+    <w:lvl w:ilvl="4" w:tentative="1">
+      <w:start w:val="1"/>
+      <w:numFmt w:val="bullet"/>
+      <w:lvlText w:val=""/>
+      <w:lvlJc w:val="left"/>
+      <w:pPr>
+        <w:tabs>
+          <w:tab w:val="num" w:pos="3600"/>
+        </w:tabs>
+        <w:ind w:left="3600" w:hanging="360"/>
+      </w:pPr>
+      <w:rPr>
+        <w:rFonts w:ascii="Wingdings" w:hAnsi="Wingdings" w:hint="default"/>
+        <w:sz w:val="20"/>
+      </w:rPr>
+    </w:lvl>
+    <w:lvl w:ilvl="5" w:tentative="1">
+      <w:start w:val="1"/>
+      <w:numFmt w:val="bullet"/>
+      <w:lvlText w:val=""/>
+      <w:lvlJc w:val="left"/>
+      <w:pPr>
+        <w:tabs>
+          <w:tab w:val="num" w:pos="4320"/>
+        </w:tabs>
+        <w:ind w:left="4320" w:hanging="360"/>
+      </w:pPr>
+      <w:rPr>
+        <w:rFonts w:ascii="Wingdings" w:hAnsi="Wingdings" w:hint="default"/>
+        <w:sz w:val="20"/>
+      </w:rPr>
+    </w:lvl>
+    <w:lvl w:ilvl="6" w:tentative="1">
+      <w:start w:val="1"/>
+      <w:numFmt w:val="bullet"/>
+      <w:lvlText w:val=""/>
+      <w:lvlJc w:val="left"/>
+      <w:pPr>
+        <w:tabs>
+          <w:tab w:val="num" w:pos="5040"/>
+        </w:tabs>
+        <w:ind w:left="5040" w:hanging="360"/>
+      </w:pPr>
+      <w:rPr>
+        <w:rFonts w:ascii="Wingdings" w:hAnsi="Wingdings" w:hint="default"/>
+        <w:sz w:val="20"/>
+      </w:rPr>
+    </w:lvl>
+    <w:lvl w:ilvl="7" w:tentative="1">
+      <w:start w:val="1"/>
+      <w:numFmt w:val="bullet"/>
+      <w:lvlText w:val=""/>
+      <w:lvlJc w:val="left"/>
+      <w:pPr>
+        <w:tabs>
+          <w:tab w:val="num" w:pos="5760"/>
+        </w:tabs>
+        <w:ind w:left="5760" w:hanging="360"/>
+      </w:pPr>
+      <w:rPr>
+        <w:rFonts w:ascii="Wingdings" w:hAnsi="Wingdings" w:hint="default"/>
+        <w:sz w:val="20"/>
+      </w:rPr>
+    </w:lvl>
+    <w:lvl w:ilvl="8" w:tentative="1">
+      <w:start w:val="1"/>
+      <w:numFmt w:val="bullet"/>
+      <w:lvlText w:val=""/>
+      <w:lvlJc w:val="left"/>
+      <w:pPr>
+        <w:tabs>
+          <w:tab w:val="num" w:pos="6480"/>
+        </w:tabs>
+        <w:ind w:left="6480" w:hanging="360"/>
+      </w:pPr>
+      <w:rPr>
+        <w:rFonts w:ascii="Wingdings" w:hAnsi="Wingdings" w:hint="default"/>
+        <w:sz w:val="20"/>
+      </w:rPr>
+    </w:lvl>
+  </w:abstractNum>
+  <w:abstractNum w:abstractNumId="10" w15:restartNumberingAfterBreak="0">
+    <w:nsid w:val="75F5083E"/>
+    <w:multiLevelType w:val="multilevel"/>
+    <w:tmpl w:val="D2BACA6A"/>
+    <w:lvl w:ilvl="0">
+      <w:start w:val="1"/>
+      <w:numFmt w:val="bullet"/>
+      <w:lvlText w:val=""/>
+      <w:lvlJc w:val="left"/>
+      <w:pPr>
+        <w:tabs>
+          <w:tab w:val="num" w:pos="720"/>
+        </w:tabs>
+        <w:ind w:left="720" w:hanging="360"/>
+      </w:pPr>
+      <w:rPr>
+        <w:rFonts w:ascii="Symbol" w:hAnsi="Symbol" w:hint="default"/>
+        <w:sz w:val="20"/>
+      </w:rPr>
+    </w:lvl>
+    <w:lvl w:ilvl="1" w:tentative="1">
+      <w:start w:val="1"/>
+      <w:numFmt w:val="bullet"/>
+      <w:lvlText w:val="o"/>
+      <w:lvlJc w:val="left"/>
+      <w:pPr>
+        <w:tabs>
+          <w:tab w:val="num" w:pos="1440"/>
+        </w:tabs>
+        <w:ind w:left="1440" w:hanging="360"/>
+      </w:pPr>
+      <w:rPr>
+        <w:rFonts w:ascii="Courier New" w:hAnsi="Courier New" w:hint="default"/>
+        <w:sz w:val="20"/>
+      </w:rPr>
+    </w:lvl>
+    <w:lvl w:ilvl="2" w:tentative="1">
+      <w:start w:val="1"/>
+      <w:numFmt w:val="bullet"/>
+      <w:lvlText w:val=""/>
+      <w:lvlJc w:val="left"/>
+      <w:pPr>
+        <w:tabs>
+          <w:tab w:val="num" w:pos="2160"/>
+        </w:tabs>
+        <w:ind w:left="2160" w:hanging="360"/>
+      </w:pPr>
+      <w:rPr>
+        <w:rFonts w:ascii="Wingdings" w:hAnsi="Wingdings" w:hint="default"/>
+        <w:sz w:val="20"/>
+      </w:rPr>
+    </w:lvl>
+    <w:lvl w:ilvl="3" w:tentative="1">
+      <w:start w:val="1"/>
+      <w:numFmt w:val="bullet"/>
+      <w:lvlText w:val=""/>
+      <w:lvlJc w:val="left"/>
+      <w:pPr>
+        <w:tabs>
+          <w:tab w:val="num" w:pos="2880"/>
+        </w:tabs>
+        <w:ind w:left="2880" w:hanging="360"/>
+      </w:pPr>
+      <w:rPr>
+        <w:rFonts w:ascii="Wingdings" w:hAnsi="Wingdings" w:hint="default"/>
+        <w:sz w:val="20"/>
+      </w:rPr>
+    </w:lvl>
+    <w:lvl w:ilvl="4" w:tentative="1">
+      <w:start w:val="1"/>
+      <w:numFmt w:val="bullet"/>
+      <w:lvlText w:val=""/>
+      <w:lvlJc w:val="left"/>
+      <w:pPr>
+        <w:tabs>
+          <w:tab w:val="num" w:pos="3600"/>
+        </w:tabs>
+        <w:ind w:left="3600" w:hanging="360"/>
+      </w:pPr>
+      <w:rPr>
+        <w:rFonts w:ascii="Wingdings" w:hAnsi="Wingdings" w:hint="default"/>
+        <w:sz w:val="20"/>
+      </w:rPr>
+    </w:lvl>
+    <w:lvl w:ilvl="5" w:tentative="1">
+      <w:start w:val="1"/>
+      <w:numFmt w:val="bullet"/>
+      <w:lvlText w:val=""/>
+      <w:lvlJc w:val="left"/>
+      <w:pPr>
+        <w:tabs>
+          <w:tab w:val="num" w:pos="4320"/>
+        </w:tabs>
+        <w:ind w:left="4320" w:hanging="360"/>
+      </w:pPr>
+      <w:rPr>
+        <w:rFonts w:ascii="Wingdings" w:hAnsi="Wingdings" w:hint="default"/>
+        <w:sz w:val="20"/>
+      </w:rPr>
+    </w:lvl>
+    <w:lvl w:ilvl="6" w:tentative="1">
+      <w:start w:val="1"/>
+      <w:numFmt w:val="bullet"/>
+      <w:lvlText w:val=""/>
+      <w:lvlJc w:val="left"/>
+      <w:pPr>
+        <w:tabs>
+          <w:tab w:val="num" w:pos="5040"/>
+        </w:tabs>
+        <w:ind w:left="5040" w:hanging="360"/>
+      </w:pPr>
+      <w:rPr>
+        <w:rFonts w:ascii="Wingdings" w:hAnsi="Wingdings" w:hint="default"/>
+        <w:sz w:val="20"/>
+      </w:rPr>
+    </w:lvl>
+    <w:lvl w:ilvl="7" w:tentative="1">
+      <w:start w:val="1"/>
+      <w:numFmt w:val="bullet"/>
+      <w:lvlText w:val=""/>
+      <w:lvlJc w:val="left"/>
+      <w:pPr>
+        <w:tabs>
+          <w:tab w:val="num" w:pos="5760"/>
+        </w:tabs>
+        <w:ind w:left="5760" w:hanging="360"/>
+      </w:pPr>
+      <w:rPr>
+        <w:rFonts w:ascii="Wingdings" w:hAnsi="Wingdings" w:hint="default"/>
+        <w:sz w:val="20"/>
+      </w:rPr>
+    </w:lvl>
+    <w:lvl w:ilvl="8" w:tentative="1">
+      <w:start w:val="1"/>
+      <w:numFmt w:val="bullet"/>
+      <w:lvlText w:val=""/>
+      <w:lvlJc w:val="left"/>
+      <w:pPr>
+        <w:tabs>
+          <w:tab w:val="num" w:pos="6480"/>
+        </w:tabs>
+        <w:ind w:left="6480" w:hanging="360"/>
+      </w:pPr>
+      <w:rPr>
+        <w:rFonts w:ascii="Wingdings" w:hAnsi="Wingdings" w:hint="default"/>
+        <w:sz w:val="20"/>
+      </w:rPr>
+    </w:lvl>
+  </w:abstractNum>
+  <w:abstractNum w:abstractNumId="11" w15:restartNumberingAfterBreak="0">
+    <w:nsid w:val="79463645"/>
+    <w:multiLevelType w:val="multilevel"/>
+    <w:tmpl w:val="5DA01712"/>
+    <w:lvl w:ilvl="0">
+      <w:start w:val="1"/>
+      <w:numFmt w:val="bullet"/>
+      <w:lvlText w:val=""/>
+      <w:lvlJc w:val="left"/>
+      <w:pPr>
+        <w:tabs>
+          <w:tab w:val="num" w:pos="720"/>
+        </w:tabs>
+        <w:ind w:left="720" w:hanging="360"/>
+      </w:pPr>
+      <w:rPr>
+        <w:rFonts w:ascii="Symbol" w:hAnsi="Symbol" w:hint="default"/>
+        <w:sz w:val="20"/>
+      </w:rPr>
+    </w:lvl>
+    <w:lvl w:ilvl="1" w:tentative="1">
+      <w:start w:val="1"/>
+      <w:numFmt w:val="bullet"/>
+      <w:lvlText w:val="o"/>
+      <w:lvlJc w:val="left"/>
+      <w:pPr>
+        <w:tabs>
+          <w:tab w:val="num" w:pos="1440"/>
+        </w:tabs>
+        <w:ind w:left="1440" w:hanging="360"/>
+      </w:pPr>
+      <w:rPr>
+        <w:rFonts w:ascii="Courier New" w:hAnsi="Courier New" w:hint="default"/>
+        <w:sz w:val="20"/>
+      </w:rPr>
+    </w:lvl>
+    <w:lvl w:ilvl="2" w:tentative="1">
+      <w:start w:val="1"/>
+      <w:numFmt w:val="bullet"/>
+      <w:lvlText w:val=""/>
+      <w:lvlJc w:val="left"/>
+      <w:pPr>
+        <w:tabs>
+          <w:tab w:val="num" w:pos="2160"/>
+        </w:tabs>
+        <w:ind w:left="2160" w:hanging="360"/>
+      </w:pPr>
+      <w:rPr>
+        <w:rFonts w:ascii="Wingdings" w:hAnsi="Wingdings" w:hint="default"/>
+        <w:sz w:val="20"/>
+      </w:rPr>
+    </w:lvl>
+    <w:lvl w:ilvl="3" w:tentative="1">
+      <w:start w:val="1"/>
+      <w:numFmt w:val="bullet"/>
+      <w:lvlText w:val=""/>
+      <w:lvlJc w:val="left"/>
+      <w:pPr>
+        <w:tabs>
+          <w:tab w:val="num" w:pos="2880"/>
+        </w:tabs>
+        <w:ind w:left="2880" w:hanging="360"/>
+      </w:pPr>
+      <w:rPr>
+        <w:rFonts w:ascii="Wingdings" w:hAnsi="Wingdings" w:hint="default"/>
+        <w:sz w:val="20"/>
+      </w:rPr>
+    </w:lvl>
+    <w:lvl w:ilvl="4" w:tentative="1">
+      <w:start w:val="1"/>
+      <w:numFmt w:val="bullet"/>
+      <w:lvlText w:val=""/>
+      <w:lvlJc w:val="left"/>
+      <w:pPr>
+        <w:tabs>
+          <w:tab w:val="num" w:pos="3600"/>
+        </w:tabs>
+        <w:ind w:left="3600" w:hanging="360"/>
+      </w:pPr>
+      <w:rPr>
+        <w:rFonts w:ascii="Wingdings" w:hAnsi="Wingdings" w:hint="default"/>
+        <w:sz w:val="20"/>
+      </w:rPr>
+    </w:lvl>
+    <w:lvl w:ilvl="5" w:tentative="1">
+      <w:start w:val="1"/>
+      <w:numFmt w:val="bullet"/>
+      <w:lvlText w:val=""/>
+      <w:lvlJc w:val="left"/>
+      <w:pPr>
+        <w:tabs>
+          <w:tab w:val="num" w:pos="4320"/>
+        </w:tabs>
+        <w:ind w:left="4320" w:hanging="360"/>
+      </w:pPr>
+      <w:rPr>
+        <w:rFonts w:ascii="Wingdings" w:hAnsi="Wingdings" w:hint="default"/>
+        <w:sz w:val="20"/>
+      </w:rPr>
+    </w:lvl>
+    <w:lvl w:ilvl="6" w:tentative="1">
+      <w:start w:val="1"/>
+      <w:numFmt w:val="bullet"/>
+      <w:lvlText w:val=""/>
+      <w:lvlJc w:val="left"/>
+      <w:pPr>
+        <w:tabs>
+          <w:tab w:val="num" w:pos="5040"/>
+        </w:tabs>
+        <w:ind w:left="5040" w:hanging="360"/>
+      </w:pPr>
+      <w:rPr>
+        <w:rFonts w:ascii="Wingdings" w:hAnsi="Wingdings" w:hint="default"/>
+        <w:sz w:val="20"/>
+      </w:rPr>
+    </w:lvl>
+    <w:lvl w:ilvl="7" w:tentative="1">
+      <w:start w:val="1"/>
+      <w:numFmt w:val="bullet"/>
+      <w:lvlText w:val=""/>
+      <w:lvlJc w:val="left"/>
+      <w:pPr>
+        <w:tabs>
+          <w:tab w:val="num" w:pos="5760"/>
+        </w:tabs>
+        <w:ind w:left="5760" w:hanging="360"/>
+      </w:pPr>
+      <w:rPr>
+        <w:rFonts w:ascii="Wingdings" w:hAnsi="Wingdings" w:hint="default"/>
+        <w:sz w:val="20"/>
+      </w:rPr>
+    </w:lvl>
+    <w:lvl w:ilvl="8" w:tentative="1">
+      <w:start w:val="1"/>
+      <w:numFmt w:val="bullet"/>
+      <w:lvlText w:val=""/>
+      <w:lvlJc w:val="left"/>
+      <w:pPr>
+        <w:tabs>
+          <w:tab w:val="num" w:pos="6480"/>
+        </w:tabs>
+        <w:ind w:left="6480" w:hanging="360"/>
+      </w:pPr>
+      <w:rPr>
+        <w:rFonts w:ascii="Wingdings" w:hAnsi="Wingdings" w:hint="default"/>
+        <w:sz w:val="20"/>
+      </w:rPr>
+    </w:lvl>
+  </w:abstractNum>
   <w:num w:numId="1">
+    <w:abstractNumId w:val="10"/>
+  </w:num>
+  <w:num w:numId="2">
+    <w:abstractNumId w:val="11"/>
+  </w:num>
+  <w:num w:numId="3">
+    <w:abstractNumId w:val="4"/>
+  </w:num>
+  <w:num w:numId="4">
+    <w:abstractNumId w:val="5"/>
+  </w:num>
+  <w:num w:numId="5">
+    <w:abstractNumId w:val="3"/>
+  </w:num>
+  <w:num w:numId="6">
+    <w:abstractNumId w:val="6"/>
+  </w:num>
+  <w:num w:numId="7">
+    <w:abstractNumId w:val="2"/>
+  </w:num>
+  <w:num w:numId="8">
+    <w:abstractNumId w:val="9"/>
+  </w:num>
+  <w:num w:numId="9">
+    <w:abstractNumId w:val="1"/>
+  </w:num>
+  <w:num w:numId="10">
     <w:abstractNumId w:val="0"/>
   </w:num>
-  <w:num w:numId="2">
-    <w:abstractNumId w:val="1"/>
+  <w:num w:numId="11">
+    <w:abstractNumId w:val="7"/>
+  </w:num>
+  <w:num w:numId="12">
+    <w:abstractNumId w:val="8"/>
   </w:num>
 </w:numbering>
 </file>
@@ -10051,6 +18310,135 @@
     <w:basedOn w:val="DefaultParagraphFont"/>
     <w:rsid w:val="00AE4484"/>
   </w:style>
+  <w:style w:type="character" w:customStyle="1" w:styleId="g">
+    <w:name w:val="ͼg"/>
+    <w:basedOn w:val="DefaultParagraphFont"/>
+    <w:rsid w:val="0092084B"/>
+  </w:style>
+  <w:style w:type="character" w:customStyle="1" w:styleId="m">
+    <w:name w:val="ͼm"/>
+    <w:basedOn w:val="DefaultParagraphFont"/>
+    <w:rsid w:val="0092084B"/>
+  </w:style>
+  <w:style w:type="character" w:customStyle="1" w:styleId="k">
+    <w:name w:val="ͼk"/>
+    <w:basedOn w:val="DefaultParagraphFont"/>
+    <w:rsid w:val="0092084B"/>
+  </w:style>
+  <w:style w:type="character" w:customStyle="1" w:styleId="j">
+    <w:name w:val="ͼj"/>
+    <w:basedOn w:val="DefaultParagraphFont"/>
+    <w:rsid w:val="0092084B"/>
+  </w:style>
+  <w:style w:type="character" w:customStyle="1" w:styleId="f">
+    <w:name w:val="ͼf"/>
+    <w:basedOn w:val="DefaultParagraphFont"/>
+    <w:rsid w:val="00EA7401"/>
+  </w:style>
+  <w:style w:type="character" w:customStyle="1" w:styleId="o">
+    <w:name w:val="ͼo"/>
+    <w:basedOn w:val="DefaultParagraphFont"/>
+    <w:rsid w:val="00EA7401"/>
+  </w:style>
+  <w:style w:type="character" w:customStyle="1" w:styleId="n">
+    <w:name w:val="ͼn"/>
+    <w:basedOn w:val="DefaultParagraphFont"/>
+    <w:rsid w:val="0096272F"/>
+  </w:style>
+  <w:style w:type="paragraph" w:styleId="z-TopofForm">
+    <w:name w:val="HTML Top of Form"/>
+    <w:basedOn w:val="Normal"/>
+    <w:next w:val="Normal"/>
+    <w:link w:val="z-TopofFormChar"/>
+    <w:hidden/>
+    <w:uiPriority w:val="99"/>
+    <w:semiHidden/>
+    <w:unhideWhenUsed/>
+    <w:rsid w:val="004F616A"/>
+    <w:pPr>
+      <w:pBdr>
+        <w:bottom w:val="single" w:sz="6" w:space="1" w:color="auto"/>
+      </w:pBdr>
+      <w:spacing w:after="0" w:line="240" w:lineRule="auto"/>
+      <w:jc w:val="center"/>
+    </w:pPr>
+    <w:rPr>
+      <w:rFonts w:ascii="Arial" w:eastAsia="Times New Roman" w:hAnsi="Arial" w:cs="Arial"/>
+      <w:vanish/>
+      <w:sz w:val="16"/>
+      <w:szCs w:val="16"/>
+      <w:lang w:eastAsia="en-IN"/>
+    </w:rPr>
+  </w:style>
+  <w:style w:type="character" w:customStyle="1" w:styleId="z-TopofFormChar">
+    <w:name w:val="z-Top of Form Char"/>
+    <w:basedOn w:val="DefaultParagraphFont"/>
+    <w:link w:val="z-TopofForm"/>
+    <w:uiPriority w:val="99"/>
+    <w:semiHidden/>
+    <w:rsid w:val="004F616A"/>
+    <w:rPr>
+      <w:rFonts w:ascii="Arial" w:eastAsia="Times New Roman" w:hAnsi="Arial" w:cs="Arial"/>
+      <w:vanish/>
+      <w:sz w:val="16"/>
+      <w:szCs w:val="16"/>
+      <w:lang w:eastAsia="en-IN"/>
+    </w:rPr>
+  </w:style>
+  <w:style w:type="paragraph" w:customStyle="1" w:styleId="placeholder">
+    <w:name w:val="placeholder"/>
+    <w:basedOn w:val="Normal"/>
+    <w:rsid w:val="004F616A"/>
+    <w:pPr>
+      <w:spacing w:before="100" w:beforeAutospacing="1" w:after="100" w:afterAutospacing="1" w:line="240" w:lineRule="auto"/>
+    </w:pPr>
+    <w:rPr>
+      <w:rFonts w:ascii="Times New Roman" w:eastAsia="Times New Roman" w:hAnsi="Times New Roman" w:cs="Times New Roman"/>
+      <w:sz w:val="24"/>
+      <w:szCs w:val="24"/>
+      <w:lang w:eastAsia="en-IN"/>
+    </w:rPr>
+  </w:style>
+  <w:style w:type="paragraph" w:styleId="z-BottomofForm">
+    <w:name w:val="HTML Bottom of Form"/>
+    <w:basedOn w:val="Normal"/>
+    <w:next w:val="Normal"/>
+    <w:link w:val="z-BottomofFormChar"/>
+    <w:hidden/>
+    <w:uiPriority w:val="99"/>
+    <w:semiHidden/>
+    <w:unhideWhenUsed/>
+    <w:rsid w:val="004F616A"/>
+    <w:pPr>
+      <w:pBdr>
+        <w:top w:val="single" w:sz="6" w:space="1" w:color="auto"/>
+      </w:pBdr>
+      <w:spacing w:after="0" w:line="240" w:lineRule="auto"/>
+      <w:jc w:val="center"/>
+    </w:pPr>
+    <w:rPr>
+      <w:rFonts w:ascii="Arial" w:eastAsia="Times New Roman" w:hAnsi="Arial" w:cs="Arial"/>
+      <w:vanish/>
+      <w:sz w:val="16"/>
+      <w:szCs w:val="16"/>
+      <w:lang w:eastAsia="en-IN"/>
+    </w:rPr>
+  </w:style>
+  <w:style w:type="character" w:customStyle="1" w:styleId="z-BottomofFormChar">
+    <w:name w:val="z-Bottom of Form Char"/>
+    <w:basedOn w:val="DefaultParagraphFont"/>
+    <w:link w:val="z-BottomofForm"/>
+    <w:uiPriority w:val="99"/>
+    <w:semiHidden/>
+    <w:rsid w:val="004F616A"/>
+    <w:rPr>
+      <w:rFonts w:ascii="Arial" w:eastAsia="Times New Roman" w:hAnsi="Arial" w:cs="Arial"/>
+      <w:vanish/>
+      <w:sz w:val="16"/>
+      <w:szCs w:val="16"/>
+      <w:lang w:eastAsia="en-IN"/>
+    </w:rPr>
+  </w:style>
 </w:styles>
 </file>
 

--- a/javascript.docx
+++ b/javascript.docx
@@ -15123,7 +15123,6 @@
           <w:szCs w:val="20"/>
         </w:rPr>
       </w:pPr>
-      <w:bookmarkStart w:id="0" w:name="_GoBack"/>
       <w:r>
         <w:rPr>
           <w:rFonts w:asciiTheme="minorHAnsi" w:hAnsiTheme="minorHAnsi" w:cstheme="minorHAnsi"/>
@@ -15750,17 +15749,6616 @@
           </w:p>
         </w:tc>
       </w:tr>
+    </w:tbl>
+    <w:p>
+      <w:pPr>
+        <w:spacing w:before="100" w:beforeAutospacing="1" w:after="100" w:afterAutospacing="1" w:line="240" w:lineRule="auto"/>
+        <w:outlineLvl w:val="0"/>
+        <w:rPr>
+          <w:rFonts w:eastAsia="Times New Roman" w:cstheme="minorHAnsi"/>
+          <w:b/>
+          <w:bCs/>
+          <w:caps/>
+          <w:kern w:val="36"/>
+          <w:sz w:val="28"/>
+          <w:szCs w:val="28"/>
+          <w:lang w:eastAsia="en-IN"/>
+        </w:rPr>
+      </w:pPr>
+      <w:r>
+        <w:rPr>
+          <w:rFonts w:eastAsia="Times New Roman" w:cstheme="minorHAnsi"/>
+          <w:b/>
+          <w:bCs/>
+          <w:caps/>
+          <w:kern w:val="36"/>
+          <w:sz w:val="28"/>
+          <w:szCs w:val="28"/>
+          <w:lang w:eastAsia="en-IN"/>
+        </w:rPr>
+        <w:t>TYPESCRIPT</w:t>
+      </w:r>
+    </w:p>
+    <w:p>
+      <w:pPr>
+        <w:spacing w:before="100" w:beforeAutospacing="1" w:after="100" w:afterAutospacing="1" w:line="240" w:lineRule="auto"/>
+        <w:outlineLvl w:val="0"/>
+        <w:rPr>
+          <w:rFonts w:eastAsia="Times New Roman" w:cstheme="minorHAnsi"/>
+          <w:b/>
+          <w:bCs/>
+          <w:kern w:val="36"/>
+          <w:sz w:val="20"/>
+          <w:szCs w:val="20"/>
+          <w:lang w:eastAsia="en-IN"/>
+        </w:rPr>
+      </w:pPr>
+      <w:r>
+        <w:rPr>
+          <w:rFonts w:eastAsia="Times New Roman" w:cstheme="minorHAnsi"/>
+          <w:b/>
+          <w:bCs/>
+          <w:kern w:val="36"/>
+          <w:sz w:val="20"/>
+          <w:szCs w:val="20"/>
+          <w:lang w:eastAsia="en-IN"/>
+        </w:rPr>
+        <w:t>Main Difference</w:t>
+      </w:r>
+      <w:r>
+        <w:rPr>
+          <w:rFonts w:eastAsia="Times New Roman" w:cstheme="minorHAnsi"/>
+          <w:b/>
+          <w:bCs/>
+          <w:kern w:val="36"/>
+          <w:sz w:val="20"/>
+          <w:szCs w:val="20"/>
+          <w:lang w:eastAsia="en-IN"/>
+        </w:rPr>
+        <w:t xml:space="preserve"> Interface VS Yype</w:t>
+      </w:r>
+    </w:p>
+    <w:tbl>
+      <w:tblPr>
+        <w:tblW w:w="0" w:type="auto"/>
+        <w:tblCellSpacing w:w="15" w:type="dxa"/>
+        <w:tblCellMar>
+          <w:top w:w="15" w:type="dxa"/>
+          <w:left w:w="15" w:type="dxa"/>
+          <w:bottom w:w="15" w:type="dxa"/>
+          <w:right w:w="15" w:type="dxa"/>
+        </w:tblCellMar>
+        <w:tblLook w:val="04A0" w:firstRow="1" w:lastRow="0" w:firstColumn="1" w:lastColumn="0" w:noHBand="0" w:noVBand="1"/>
+      </w:tblPr>
+      <w:tblGrid>
+        <w:gridCol w:w="1727"/>
+        <w:gridCol w:w="804"/>
+        <w:gridCol w:w="809"/>
+      </w:tblGrid>
+      <w:tr>
+        <w:trPr>
+          <w:tblHeader/>
+          <w:tblCellSpacing w:w="15" w:type="dxa"/>
+        </w:trPr>
+        <w:tc>
+          <w:tcPr>
+            <w:tcW w:w="0" w:type="auto"/>
+            <w:vAlign w:val="center"/>
+            <w:hideMark/>
+          </w:tcPr>
+          <w:p>
+            <w:pPr>
+              <w:spacing w:after="0" w:line="240" w:lineRule="auto"/>
+              <w:jc w:val="center"/>
+              <w:rPr>
+                <w:rFonts w:eastAsia="Times New Roman" w:cstheme="minorHAnsi"/>
+                <w:b/>
+                <w:bCs/>
+                <w:sz w:val="20"/>
+                <w:szCs w:val="20"/>
+                <w:lang w:eastAsia="en-IN"/>
+              </w:rPr>
+            </w:pPr>
+            <w:r>
+              <w:rPr>
+                <w:rFonts w:eastAsia="Times New Roman" w:cstheme="minorHAnsi"/>
+                <w:b/>
+                <w:bCs/>
+                <w:sz w:val="20"/>
+                <w:szCs w:val="20"/>
+                <w:lang w:eastAsia="en-IN"/>
+              </w:rPr>
+              <w:lastRenderedPageBreak/>
+              <w:t>Feature</w:t>
+            </w:r>
+          </w:p>
+        </w:tc>
+        <w:tc>
+          <w:tcPr>
+            <w:tcW w:w="0" w:type="auto"/>
+            <w:vAlign w:val="center"/>
+            <w:hideMark/>
+          </w:tcPr>
+          <w:p>
+            <w:pPr>
+              <w:spacing w:after="0" w:line="240" w:lineRule="auto"/>
+              <w:jc w:val="center"/>
+              <w:rPr>
+                <w:rFonts w:eastAsia="Times New Roman" w:cstheme="minorHAnsi"/>
+                <w:b/>
+                <w:bCs/>
+                <w:sz w:val="20"/>
+                <w:szCs w:val="20"/>
+                <w:lang w:eastAsia="en-IN"/>
+              </w:rPr>
+            </w:pPr>
+            <w:r>
+              <w:rPr>
+                <w:rFonts w:eastAsia="Times New Roman" w:cstheme="minorHAnsi"/>
+                <w:b/>
+                <w:bCs/>
+                <w:sz w:val="20"/>
+                <w:szCs w:val="20"/>
+                <w:lang w:eastAsia="en-IN"/>
+              </w:rPr>
+              <w:t>interface</w:t>
+            </w:r>
+          </w:p>
+        </w:tc>
+        <w:tc>
+          <w:tcPr>
+            <w:tcW w:w="0" w:type="auto"/>
+            <w:vAlign w:val="center"/>
+            <w:hideMark/>
+          </w:tcPr>
+          <w:p>
+            <w:pPr>
+              <w:spacing w:after="0" w:line="240" w:lineRule="auto"/>
+              <w:jc w:val="center"/>
+              <w:rPr>
+                <w:rFonts w:eastAsia="Times New Roman" w:cstheme="minorHAnsi"/>
+                <w:b/>
+                <w:bCs/>
+                <w:sz w:val="20"/>
+                <w:szCs w:val="20"/>
+                <w:lang w:eastAsia="en-IN"/>
+              </w:rPr>
+            </w:pPr>
+            <w:r>
+              <w:rPr>
+                <w:rFonts w:eastAsia="Times New Roman" w:cstheme="minorHAnsi"/>
+                <w:b/>
+                <w:bCs/>
+                <w:sz w:val="20"/>
+                <w:szCs w:val="20"/>
+                <w:lang w:eastAsia="en-IN"/>
+              </w:rPr>
+              <w:t>type</w:t>
+            </w:r>
+          </w:p>
+        </w:tc>
+      </w:tr>
+      <w:tr>
+        <w:trPr>
+          <w:tblCellSpacing w:w="15" w:type="dxa"/>
+        </w:trPr>
+        <w:tc>
+          <w:tcPr>
+            <w:tcW w:w="0" w:type="auto"/>
+            <w:vAlign w:val="center"/>
+            <w:hideMark/>
+          </w:tcPr>
+          <w:p>
+            <w:pPr>
+              <w:spacing w:after="0" w:line="240" w:lineRule="auto"/>
+              <w:rPr>
+                <w:rFonts w:eastAsia="Times New Roman" w:cstheme="minorHAnsi"/>
+                <w:sz w:val="20"/>
+                <w:szCs w:val="20"/>
+                <w:lang w:eastAsia="en-IN"/>
+              </w:rPr>
+            </w:pPr>
+            <w:r>
+              <w:rPr>
+                <w:rFonts w:eastAsia="Times New Roman" w:cstheme="minorHAnsi"/>
+                <w:sz w:val="20"/>
+                <w:szCs w:val="20"/>
+                <w:lang w:eastAsia="en-IN"/>
+              </w:rPr>
+              <w:t>Object shapes</w:t>
+            </w:r>
+          </w:p>
+        </w:tc>
+        <w:tc>
+          <w:tcPr>
+            <w:tcW w:w="0" w:type="auto"/>
+            <w:vAlign w:val="center"/>
+            <w:hideMark/>
+          </w:tcPr>
+          <w:p>
+            <w:pPr>
+              <w:spacing w:after="0" w:line="240" w:lineRule="auto"/>
+              <w:rPr>
+                <w:rFonts w:eastAsia="Times New Roman" w:cstheme="minorHAnsi"/>
+                <w:sz w:val="20"/>
+                <w:szCs w:val="20"/>
+                <w:lang w:eastAsia="en-IN"/>
+              </w:rPr>
+            </w:pPr>
+            <w:r>
+              <w:rPr>
+                <w:rFonts w:ascii="Segoe UI Symbol" w:eastAsia="Times New Roman" w:hAnsi="Segoe UI Symbol" w:cs="Segoe UI Symbol"/>
+                <w:sz w:val="20"/>
+                <w:szCs w:val="20"/>
+                <w:lang w:eastAsia="en-IN"/>
+              </w:rPr>
+              <w:t>✅</w:t>
+            </w:r>
+          </w:p>
+        </w:tc>
+        <w:tc>
+          <w:tcPr>
+            <w:tcW w:w="0" w:type="auto"/>
+            <w:vAlign w:val="center"/>
+            <w:hideMark/>
+          </w:tcPr>
+          <w:p>
+            <w:pPr>
+              <w:spacing w:after="0" w:line="240" w:lineRule="auto"/>
+              <w:rPr>
+                <w:rFonts w:eastAsia="Times New Roman" w:cstheme="minorHAnsi"/>
+                <w:sz w:val="20"/>
+                <w:szCs w:val="20"/>
+                <w:lang w:eastAsia="en-IN"/>
+              </w:rPr>
+            </w:pPr>
+            <w:r>
+              <w:rPr>
+                <w:rFonts w:ascii="Segoe UI Symbol" w:eastAsia="Times New Roman" w:hAnsi="Segoe UI Symbol" w:cs="Segoe UI Symbol"/>
+                <w:sz w:val="20"/>
+                <w:szCs w:val="20"/>
+                <w:lang w:eastAsia="en-IN"/>
+              </w:rPr>
+              <w:t>✅</w:t>
+            </w:r>
+          </w:p>
+        </w:tc>
+      </w:tr>
+      <w:tr>
+        <w:trPr>
+          <w:tblCellSpacing w:w="15" w:type="dxa"/>
+        </w:trPr>
+        <w:tc>
+          <w:tcPr>
+            <w:tcW w:w="0" w:type="auto"/>
+            <w:vAlign w:val="center"/>
+            <w:hideMark/>
+          </w:tcPr>
+          <w:p>
+            <w:pPr>
+              <w:spacing w:after="0" w:line="240" w:lineRule="auto"/>
+              <w:rPr>
+                <w:rFonts w:eastAsia="Times New Roman" w:cstheme="minorHAnsi"/>
+                <w:sz w:val="20"/>
+                <w:szCs w:val="20"/>
+                <w:lang w:eastAsia="en-IN"/>
+              </w:rPr>
+            </w:pPr>
+            <w:r>
+              <w:rPr>
+                <w:rFonts w:eastAsia="Times New Roman" w:cstheme="minorHAnsi"/>
+                <w:sz w:val="20"/>
+                <w:szCs w:val="20"/>
+                <w:lang w:eastAsia="en-IN"/>
+              </w:rPr>
+              <w:t>Union types</w:t>
+            </w:r>
+          </w:p>
+        </w:tc>
+        <w:tc>
+          <w:tcPr>
+            <w:tcW w:w="0" w:type="auto"/>
+            <w:vAlign w:val="center"/>
+            <w:hideMark/>
+          </w:tcPr>
+          <w:p>
+            <w:pPr>
+              <w:spacing w:after="0" w:line="240" w:lineRule="auto"/>
+              <w:rPr>
+                <w:rFonts w:eastAsia="Times New Roman" w:cstheme="minorHAnsi"/>
+                <w:sz w:val="20"/>
+                <w:szCs w:val="20"/>
+                <w:lang w:eastAsia="en-IN"/>
+              </w:rPr>
+            </w:pPr>
+            <w:r>
+              <w:rPr>
+                <w:rFonts w:ascii="Segoe UI Symbol" w:eastAsia="Times New Roman" w:hAnsi="Segoe UI Symbol" w:cs="Segoe UI Symbol"/>
+                <w:sz w:val="20"/>
+                <w:szCs w:val="20"/>
+                <w:lang w:eastAsia="en-IN"/>
+              </w:rPr>
+              <w:t>❌</w:t>
+            </w:r>
+          </w:p>
+        </w:tc>
+        <w:tc>
+          <w:tcPr>
+            <w:tcW w:w="0" w:type="auto"/>
+            <w:vAlign w:val="center"/>
+            <w:hideMark/>
+          </w:tcPr>
+          <w:p>
+            <w:pPr>
+              <w:spacing w:after="0" w:line="240" w:lineRule="auto"/>
+              <w:rPr>
+                <w:rFonts w:eastAsia="Times New Roman" w:cstheme="minorHAnsi"/>
+                <w:sz w:val="20"/>
+                <w:szCs w:val="20"/>
+                <w:lang w:eastAsia="en-IN"/>
+              </w:rPr>
+            </w:pPr>
+            <w:r>
+              <w:rPr>
+                <w:rFonts w:ascii="Segoe UI Symbol" w:eastAsia="Times New Roman" w:hAnsi="Segoe UI Symbol" w:cs="Segoe UI Symbol"/>
+                <w:sz w:val="20"/>
+                <w:szCs w:val="20"/>
+                <w:lang w:eastAsia="en-IN"/>
+              </w:rPr>
+              <w:t>✅</w:t>
+            </w:r>
+          </w:p>
+        </w:tc>
+      </w:tr>
+      <w:tr>
+        <w:trPr>
+          <w:tblCellSpacing w:w="15" w:type="dxa"/>
+        </w:trPr>
+        <w:tc>
+          <w:tcPr>
+            <w:tcW w:w="0" w:type="auto"/>
+            <w:vAlign w:val="center"/>
+            <w:hideMark/>
+          </w:tcPr>
+          <w:p>
+            <w:pPr>
+              <w:spacing w:after="0" w:line="240" w:lineRule="auto"/>
+              <w:rPr>
+                <w:rFonts w:eastAsia="Times New Roman" w:cstheme="minorHAnsi"/>
+                <w:sz w:val="20"/>
+                <w:szCs w:val="20"/>
+                <w:lang w:eastAsia="en-IN"/>
+              </w:rPr>
+            </w:pPr>
+            <w:r>
+              <w:rPr>
+                <w:rFonts w:eastAsia="Times New Roman" w:cstheme="minorHAnsi"/>
+                <w:sz w:val="20"/>
+                <w:szCs w:val="20"/>
+                <w:lang w:eastAsia="en-IN"/>
+              </w:rPr>
+              <w:t>Primitive aliases</w:t>
+            </w:r>
+          </w:p>
+        </w:tc>
+        <w:tc>
+          <w:tcPr>
+            <w:tcW w:w="0" w:type="auto"/>
+            <w:vAlign w:val="center"/>
+            <w:hideMark/>
+          </w:tcPr>
+          <w:p>
+            <w:pPr>
+              <w:spacing w:after="0" w:line="240" w:lineRule="auto"/>
+              <w:rPr>
+                <w:rFonts w:eastAsia="Times New Roman" w:cstheme="minorHAnsi"/>
+                <w:sz w:val="20"/>
+                <w:szCs w:val="20"/>
+                <w:lang w:eastAsia="en-IN"/>
+              </w:rPr>
+            </w:pPr>
+            <w:r>
+              <w:rPr>
+                <w:rFonts w:ascii="Segoe UI Symbol" w:eastAsia="Times New Roman" w:hAnsi="Segoe UI Symbol" w:cs="Segoe UI Symbol"/>
+                <w:sz w:val="20"/>
+                <w:szCs w:val="20"/>
+                <w:lang w:eastAsia="en-IN"/>
+              </w:rPr>
+              <w:t>❌</w:t>
+            </w:r>
+          </w:p>
+        </w:tc>
+        <w:tc>
+          <w:tcPr>
+            <w:tcW w:w="0" w:type="auto"/>
+            <w:vAlign w:val="center"/>
+            <w:hideMark/>
+          </w:tcPr>
+          <w:p>
+            <w:pPr>
+              <w:spacing w:after="0" w:line="240" w:lineRule="auto"/>
+              <w:rPr>
+                <w:rFonts w:eastAsia="Times New Roman" w:cstheme="minorHAnsi"/>
+                <w:sz w:val="20"/>
+                <w:szCs w:val="20"/>
+                <w:lang w:eastAsia="en-IN"/>
+              </w:rPr>
+            </w:pPr>
+            <w:r>
+              <w:rPr>
+                <w:rFonts w:ascii="Segoe UI Symbol" w:eastAsia="Times New Roman" w:hAnsi="Segoe UI Symbol" w:cs="Segoe UI Symbol"/>
+                <w:sz w:val="20"/>
+                <w:szCs w:val="20"/>
+                <w:lang w:eastAsia="en-IN"/>
+              </w:rPr>
+              <w:t>✅</w:t>
+            </w:r>
+          </w:p>
+        </w:tc>
+      </w:tr>
+      <w:tr>
+        <w:trPr>
+          <w:tblCellSpacing w:w="15" w:type="dxa"/>
+        </w:trPr>
+        <w:tc>
+          <w:tcPr>
+            <w:tcW w:w="0" w:type="auto"/>
+            <w:vAlign w:val="center"/>
+            <w:hideMark/>
+          </w:tcPr>
+          <w:p>
+            <w:pPr>
+              <w:spacing w:after="0" w:line="240" w:lineRule="auto"/>
+              <w:rPr>
+                <w:rFonts w:eastAsia="Times New Roman" w:cstheme="minorHAnsi"/>
+                <w:sz w:val="20"/>
+                <w:szCs w:val="20"/>
+                <w:lang w:eastAsia="en-IN"/>
+              </w:rPr>
+            </w:pPr>
+            <w:r>
+              <w:rPr>
+                <w:rFonts w:eastAsia="Times New Roman" w:cstheme="minorHAnsi"/>
+                <w:sz w:val="20"/>
+                <w:szCs w:val="20"/>
+                <w:lang w:eastAsia="en-IN"/>
+              </w:rPr>
+              <w:t>Declaration merging</w:t>
+            </w:r>
+          </w:p>
+        </w:tc>
+        <w:tc>
+          <w:tcPr>
+            <w:tcW w:w="0" w:type="auto"/>
+            <w:vAlign w:val="center"/>
+            <w:hideMark/>
+          </w:tcPr>
+          <w:p>
+            <w:pPr>
+              <w:spacing w:after="0" w:line="240" w:lineRule="auto"/>
+              <w:rPr>
+                <w:rFonts w:eastAsia="Times New Roman" w:cstheme="minorHAnsi"/>
+                <w:sz w:val="20"/>
+                <w:szCs w:val="20"/>
+                <w:lang w:eastAsia="en-IN"/>
+              </w:rPr>
+            </w:pPr>
+            <w:r>
+              <w:rPr>
+                <w:rFonts w:ascii="Segoe UI Symbol" w:eastAsia="Times New Roman" w:hAnsi="Segoe UI Symbol" w:cs="Segoe UI Symbol"/>
+                <w:sz w:val="20"/>
+                <w:szCs w:val="20"/>
+                <w:lang w:eastAsia="en-IN"/>
+              </w:rPr>
+              <w:t>✅</w:t>
+            </w:r>
+          </w:p>
+        </w:tc>
+        <w:tc>
+          <w:tcPr>
+            <w:tcW w:w="0" w:type="auto"/>
+            <w:vAlign w:val="center"/>
+            <w:hideMark/>
+          </w:tcPr>
+          <w:p>
+            <w:pPr>
+              <w:spacing w:after="0" w:line="240" w:lineRule="auto"/>
+              <w:rPr>
+                <w:rFonts w:eastAsia="Times New Roman" w:cstheme="minorHAnsi"/>
+                <w:sz w:val="20"/>
+                <w:szCs w:val="20"/>
+                <w:lang w:eastAsia="en-IN"/>
+              </w:rPr>
+            </w:pPr>
+            <w:r>
+              <w:rPr>
+                <w:rFonts w:ascii="Segoe UI Symbol" w:eastAsia="Times New Roman" w:hAnsi="Segoe UI Symbol" w:cs="Segoe UI Symbol"/>
+                <w:sz w:val="20"/>
+                <w:szCs w:val="20"/>
+                <w:lang w:eastAsia="en-IN"/>
+              </w:rPr>
+              <w:t>❌</w:t>
+            </w:r>
+          </w:p>
+        </w:tc>
+      </w:tr>
+      <w:tr>
+        <w:trPr>
+          <w:tblCellSpacing w:w="15" w:type="dxa"/>
+        </w:trPr>
+        <w:tc>
+          <w:tcPr>
+            <w:tcW w:w="0" w:type="auto"/>
+            <w:vAlign w:val="center"/>
+            <w:hideMark/>
+          </w:tcPr>
+          <w:p>
+            <w:pPr>
+              <w:spacing w:after="0" w:line="240" w:lineRule="auto"/>
+              <w:rPr>
+                <w:rFonts w:eastAsia="Times New Roman" w:cstheme="minorHAnsi"/>
+                <w:sz w:val="20"/>
+                <w:szCs w:val="20"/>
+                <w:lang w:eastAsia="en-IN"/>
+              </w:rPr>
+            </w:pPr>
+            <w:r>
+              <w:rPr>
+                <w:rFonts w:eastAsia="Times New Roman" w:cstheme="minorHAnsi"/>
+                <w:sz w:val="20"/>
+                <w:szCs w:val="20"/>
+                <w:lang w:eastAsia="en-IN"/>
+              </w:rPr>
+              <w:t>Complex types</w:t>
+            </w:r>
+          </w:p>
+        </w:tc>
+        <w:tc>
+          <w:tcPr>
+            <w:tcW w:w="0" w:type="auto"/>
+            <w:vAlign w:val="center"/>
+            <w:hideMark/>
+          </w:tcPr>
+          <w:p>
+            <w:pPr>
+              <w:spacing w:after="0" w:line="240" w:lineRule="auto"/>
+              <w:rPr>
+                <w:rFonts w:eastAsia="Times New Roman" w:cstheme="minorHAnsi"/>
+                <w:sz w:val="20"/>
+                <w:szCs w:val="20"/>
+                <w:lang w:eastAsia="en-IN"/>
+              </w:rPr>
+            </w:pPr>
+            <w:r>
+              <w:rPr>
+                <w:rFonts w:eastAsia="Times New Roman" w:cstheme="minorHAnsi"/>
+                <w:sz w:val="20"/>
+                <w:szCs w:val="20"/>
+                <w:lang w:eastAsia="en-IN"/>
+              </w:rPr>
+              <w:t>Limited</w:t>
+            </w:r>
+          </w:p>
+        </w:tc>
+        <w:tc>
+          <w:tcPr>
+            <w:tcW w:w="0" w:type="auto"/>
+            <w:vAlign w:val="center"/>
+            <w:hideMark/>
+          </w:tcPr>
+          <w:p>
+            <w:pPr>
+              <w:spacing w:after="0" w:line="240" w:lineRule="auto"/>
+              <w:rPr>
+                <w:rFonts w:eastAsia="Times New Roman" w:cstheme="minorHAnsi"/>
+                <w:sz w:val="20"/>
+                <w:szCs w:val="20"/>
+                <w:lang w:eastAsia="en-IN"/>
+              </w:rPr>
+            </w:pPr>
+            <w:r>
+              <w:rPr>
+                <w:rFonts w:eastAsia="Times New Roman" w:cstheme="minorHAnsi"/>
+                <w:sz w:val="20"/>
+                <w:szCs w:val="20"/>
+                <w:lang w:eastAsia="en-IN"/>
+              </w:rPr>
+              <w:t>Powerful</w:t>
+            </w:r>
+          </w:p>
+        </w:tc>
+      </w:tr>
+      <w:tr>
+        <w:trPr>
+          <w:tblCellSpacing w:w="15" w:type="dxa"/>
+        </w:trPr>
+        <w:tc>
+          <w:tcPr>
+            <w:tcW w:w="0" w:type="auto"/>
+            <w:vAlign w:val="center"/>
+            <w:hideMark/>
+          </w:tcPr>
+          <w:p>
+            <w:pPr>
+              <w:spacing w:after="0" w:line="240" w:lineRule="auto"/>
+              <w:rPr>
+                <w:rFonts w:eastAsia="Times New Roman" w:cstheme="minorHAnsi"/>
+                <w:sz w:val="20"/>
+                <w:szCs w:val="20"/>
+                <w:lang w:eastAsia="en-IN"/>
+              </w:rPr>
+            </w:pPr>
+            <w:r>
+              <w:rPr>
+                <w:rFonts w:eastAsia="Times New Roman" w:cstheme="minorHAnsi"/>
+                <w:sz w:val="20"/>
+                <w:szCs w:val="20"/>
+                <w:lang w:eastAsia="en-IN"/>
+              </w:rPr>
+              <w:t>Extends/inheritance</w:t>
+            </w:r>
+          </w:p>
+        </w:tc>
+        <w:tc>
+          <w:tcPr>
+            <w:tcW w:w="0" w:type="auto"/>
+            <w:vAlign w:val="center"/>
+            <w:hideMark/>
+          </w:tcPr>
+          <w:p>
+            <w:pPr>
+              <w:spacing w:after="0" w:line="240" w:lineRule="auto"/>
+              <w:rPr>
+                <w:rFonts w:eastAsia="Times New Roman" w:cstheme="minorHAnsi"/>
+                <w:sz w:val="20"/>
+                <w:szCs w:val="20"/>
+                <w:lang w:eastAsia="en-IN"/>
+              </w:rPr>
+            </w:pPr>
+            <w:r>
+              <w:rPr>
+                <w:rFonts w:ascii="Segoe UI Symbol" w:eastAsia="Times New Roman" w:hAnsi="Segoe UI Symbol" w:cs="Segoe UI Symbol"/>
+                <w:sz w:val="20"/>
+                <w:szCs w:val="20"/>
+                <w:lang w:eastAsia="en-IN"/>
+              </w:rPr>
+              <w:t>✅</w:t>
+            </w:r>
+          </w:p>
+        </w:tc>
+        <w:tc>
+          <w:tcPr>
+            <w:tcW w:w="0" w:type="auto"/>
+            <w:vAlign w:val="center"/>
+            <w:hideMark/>
+          </w:tcPr>
+          <w:p>
+            <w:pPr>
+              <w:spacing w:after="0" w:line="240" w:lineRule="auto"/>
+              <w:rPr>
+                <w:rFonts w:eastAsia="Times New Roman" w:cstheme="minorHAnsi"/>
+                <w:sz w:val="20"/>
+                <w:szCs w:val="20"/>
+                <w:lang w:eastAsia="en-IN"/>
+              </w:rPr>
+            </w:pPr>
+            <w:r>
+              <w:rPr>
+                <w:rFonts w:ascii="Segoe UI Symbol" w:eastAsia="Times New Roman" w:hAnsi="Segoe UI Symbol" w:cs="Segoe UI Symbol"/>
+                <w:sz w:val="20"/>
+                <w:szCs w:val="20"/>
+                <w:lang w:eastAsia="en-IN"/>
+              </w:rPr>
+              <w:t>✅</w:t>
+            </w:r>
+          </w:p>
+        </w:tc>
+      </w:tr>
+    </w:tbl>
+    <w:p>
+      <w:pPr>
+        <w:spacing w:after="0" w:line="240" w:lineRule="auto"/>
+        <w:rPr>
+          <w:rFonts w:eastAsia="Times New Roman" w:cstheme="minorHAnsi"/>
+          <w:sz w:val="20"/>
+          <w:szCs w:val="20"/>
+          <w:lang w:eastAsia="en-IN"/>
+        </w:rPr>
+      </w:pPr>
+    </w:p>
+    <w:p>
+      <w:pPr>
+        <w:spacing w:before="100" w:beforeAutospacing="1" w:after="100" w:afterAutospacing="1" w:line="240" w:lineRule="auto"/>
+        <w:outlineLvl w:val="0"/>
+        <w:rPr>
+          <w:rFonts w:eastAsia="Times New Roman" w:cstheme="minorHAnsi"/>
+          <w:b/>
+          <w:bCs/>
+          <w:kern w:val="36"/>
+          <w:sz w:val="20"/>
+          <w:szCs w:val="20"/>
+          <w:lang w:eastAsia="en-IN"/>
+        </w:rPr>
+      </w:pPr>
+      <w:r>
+        <w:rPr>
+          <w:rFonts w:eastAsia="Times New Roman" w:cstheme="minorHAnsi"/>
+          <w:b/>
+          <w:bCs/>
+          <w:kern w:val="36"/>
+          <w:sz w:val="20"/>
+          <w:szCs w:val="20"/>
+          <w:lang w:eastAsia="en-IN"/>
+        </w:rPr>
+        <w:t>Type Can Create Union</w:t>
+      </w:r>
+    </w:p>
+    <w:p>
+      <w:pPr>
+        <w:spacing w:before="100" w:beforeAutospacing="1" w:after="100" w:afterAutospacing="1" w:line="240" w:lineRule="auto"/>
+        <w:rPr>
+          <w:rFonts w:eastAsia="Times New Roman" w:cstheme="minorHAnsi"/>
+          <w:sz w:val="20"/>
+          <w:szCs w:val="20"/>
+          <w:lang w:eastAsia="en-IN"/>
+        </w:rPr>
+      </w:pPr>
+      <w:r>
+        <w:rPr>
+          <w:rFonts w:eastAsia="Times New Roman" w:cstheme="minorHAnsi"/>
+          <w:sz w:val="20"/>
+          <w:szCs w:val="20"/>
+          <w:lang w:eastAsia="en-IN"/>
+        </w:rPr>
+        <w:t>interface cannot do this directly.</w:t>
+      </w:r>
+    </w:p>
+    <w:p>
+      <w:pPr>
+        <w:pStyle w:val="code"/>
+      </w:pPr>
+      <w:r>
+        <w:t>type Status = "success" | "error" | "loading";</w:t>
+      </w:r>
+    </w:p>
+    <w:p>
+      <w:pPr>
+        <w:spacing w:before="100" w:beforeAutospacing="1" w:after="100" w:afterAutospacing="1" w:line="240" w:lineRule="auto"/>
+        <w:rPr>
+          <w:rFonts w:eastAsia="Times New Roman" w:cstheme="minorHAnsi"/>
+          <w:sz w:val="20"/>
+          <w:szCs w:val="20"/>
+          <w:lang w:eastAsia="en-IN"/>
+        </w:rPr>
+      </w:pPr>
+      <w:r>
+        <w:rPr>
+          <w:rFonts w:eastAsia="Times New Roman" w:cstheme="minorHAnsi"/>
+          <w:sz w:val="20"/>
+          <w:szCs w:val="20"/>
+          <w:lang w:eastAsia="en-IN"/>
+        </w:rPr>
+        <w:t>Very common.</w:t>
+      </w:r>
+    </w:p>
+    <w:p>
+      <w:pPr>
+        <w:spacing w:after="0" w:line="240" w:lineRule="auto"/>
+        <w:rPr>
+          <w:rFonts w:eastAsia="Times New Roman" w:cstheme="minorHAnsi"/>
+          <w:sz w:val="20"/>
+          <w:szCs w:val="20"/>
+          <w:lang w:eastAsia="en-IN"/>
+        </w:rPr>
+      </w:pPr>
+      <w:r>
+        <w:rPr>
+          <w:rFonts w:eastAsia="Times New Roman" w:cstheme="minorHAnsi"/>
+          <w:b/>
+          <w:bCs/>
+          <w:kern w:val="36"/>
+          <w:sz w:val="20"/>
+          <w:szCs w:val="20"/>
+          <w:lang w:eastAsia="en-IN"/>
+        </w:rPr>
+        <w:t>Type Can Alias Primitive</w:t>
+      </w:r>
+    </w:p>
+    <w:p>
+      <w:pPr>
+        <w:pStyle w:val="code"/>
+      </w:pPr>
+      <w:r>
+        <w:t>type ID = string;</w:t>
+      </w:r>
+    </w:p>
+    <w:p>
+      <w:pPr>
+        <w:spacing w:before="100" w:beforeAutospacing="1" w:after="100" w:afterAutospacing="1" w:line="240" w:lineRule="auto"/>
+        <w:rPr>
+          <w:rFonts w:eastAsia="Times New Roman" w:cstheme="minorHAnsi"/>
+          <w:sz w:val="20"/>
+          <w:szCs w:val="20"/>
+          <w:lang w:eastAsia="en-IN"/>
+        </w:rPr>
+      </w:pPr>
+      <w:r>
+        <w:rPr>
+          <w:rFonts w:eastAsia="Times New Roman" w:cstheme="minorHAnsi"/>
+          <w:sz w:val="20"/>
+          <w:szCs w:val="20"/>
+          <w:lang w:eastAsia="en-IN"/>
+        </w:rPr>
+        <w:t>Interface cannot.</w:t>
+      </w:r>
+    </w:p>
+    <w:p>
+      <w:pPr>
+        <w:spacing w:before="100" w:beforeAutospacing="1" w:after="100" w:afterAutospacing="1" w:line="240" w:lineRule="auto"/>
+        <w:rPr>
+          <w:rFonts w:eastAsia="Times New Roman" w:cstheme="minorHAnsi"/>
+          <w:sz w:val="20"/>
+          <w:szCs w:val="20"/>
+          <w:lang w:eastAsia="en-IN"/>
+        </w:rPr>
+      </w:pPr>
+      <w:r>
+        <w:rPr>
+          <w:rFonts w:ascii="Segoe UI Symbol" w:eastAsia="Times New Roman" w:hAnsi="Segoe UI Symbol" w:cs="Segoe UI Symbol"/>
+          <w:sz w:val="20"/>
+          <w:szCs w:val="20"/>
+          <w:lang w:eastAsia="en-IN"/>
+        </w:rPr>
+        <w:t>❌</w:t>
+      </w:r>
+      <w:r>
+        <w:rPr>
+          <w:rFonts w:eastAsia="Times New Roman" w:cstheme="minorHAnsi"/>
+          <w:sz w:val="20"/>
+          <w:szCs w:val="20"/>
+          <w:lang w:eastAsia="en-IN"/>
+        </w:rPr>
+        <w:t xml:space="preserve"> Invalid:</w:t>
+      </w:r>
+    </w:p>
+    <w:p>
+      <w:pPr>
+        <w:pStyle w:val="code"/>
+      </w:pPr>
+      <w:r>
+        <w:t>interface ID = string;</w:t>
+      </w:r>
+    </w:p>
+    <w:p>
+      <w:pPr>
+        <w:spacing w:before="100" w:beforeAutospacing="1" w:after="100" w:afterAutospacing="1" w:line="240" w:lineRule="auto"/>
+        <w:outlineLvl w:val="0"/>
+        <w:rPr>
+          <w:rFonts w:eastAsia="Times New Roman" w:cstheme="minorHAnsi"/>
+          <w:b/>
+          <w:bCs/>
+          <w:kern w:val="36"/>
+          <w:sz w:val="20"/>
+          <w:szCs w:val="20"/>
+          <w:lang w:eastAsia="en-IN"/>
+        </w:rPr>
+      </w:pPr>
+      <w:r>
+        <w:rPr>
+          <w:rFonts w:eastAsia="Times New Roman" w:cstheme="minorHAnsi"/>
+          <w:b/>
+          <w:bCs/>
+          <w:kern w:val="36"/>
+          <w:sz w:val="20"/>
+          <w:szCs w:val="20"/>
+          <w:lang w:eastAsia="en-IN"/>
+        </w:rPr>
+        <w:t xml:space="preserve"> Interface Supports Declaration Merging</w:t>
+      </w:r>
+    </w:p>
+    <w:p>
+      <w:pPr>
+        <w:spacing w:before="100" w:beforeAutospacing="1" w:after="100" w:afterAutospacing="1" w:line="240" w:lineRule="auto"/>
+        <w:rPr>
+          <w:rFonts w:eastAsia="Times New Roman" w:cstheme="minorHAnsi"/>
+          <w:sz w:val="20"/>
+          <w:szCs w:val="20"/>
+          <w:lang w:eastAsia="en-IN"/>
+        </w:rPr>
+      </w:pPr>
+      <w:r>
+        <w:rPr>
+          <w:rFonts w:eastAsia="Times New Roman" w:cstheme="minorHAnsi"/>
+          <w:sz w:val="20"/>
+          <w:szCs w:val="20"/>
+          <w:lang w:eastAsia="en-IN"/>
+        </w:rPr>
+        <w:t>This is BIG difference.</w:t>
+      </w:r>
+    </w:p>
+    <w:p>
+      <w:pPr>
+        <w:spacing w:after="0" w:line="240" w:lineRule="auto"/>
+        <w:rPr>
+          <w:rFonts w:eastAsia="Times New Roman" w:cstheme="minorHAnsi"/>
+          <w:sz w:val="20"/>
+          <w:szCs w:val="20"/>
+          <w:lang w:eastAsia="en-IN"/>
+        </w:rPr>
+      </w:pPr>
+      <w:r>
+        <w:rPr>
+          <w:rFonts w:eastAsia="Times New Roman" w:cstheme="minorHAnsi"/>
+          <w:sz w:val="20"/>
+          <w:szCs w:val="20"/>
+          <w:lang w:eastAsia="en-IN"/>
+        </w:rPr>
+        <w:pict>
+          <v:rect id="_x0000_i1077" style="width:0;height:1.5pt" o:hralign="center" o:hrstd="t" o:hr="t" fillcolor="#a0a0a0" stroked="f"/>
+        </w:pict>
+      </w:r>
+    </w:p>
+    <w:p>
+      <w:pPr>
+        <w:spacing w:before="100" w:beforeAutospacing="1" w:after="100" w:afterAutospacing="1" w:line="240" w:lineRule="auto"/>
+        <w:outlineLvl w:val="1"/>
+        <w:rPr>
+          <w:rFonts w:eastAsia="Times New Roman" w:cstheme="minorHAnsi"/>
+          <w:b/>
+          <w:bCs/>
+          <w:sz w:val="20"/>
+          <w:szCs w:val="20"/>
+          <w:lang w:eastAsia="en-IN"/>
+        </w:rPr>
+      </w:pPr>
+      <w:r>
+        <w:rPr>
+          <w:rFonts w:eastAsia="Times New Roman" w:cstheme="minorHAnsi"/>
+          <w:b/>
+          <w:bCs/>
+          <w:sz w:val="20"/>
+          <w:szCs w:val="20"/>
+          <w:lang w:eastAsia="en-IN"/>
+        </w:rPr>
+        <w:t>Interface</w:t>
+      </w:r>
+    </w:p>
+    <w:p>
+      <w:pPr>
+        <w:pStyle w:val="code"/>
+      </w:pPr>
+      <w:r>
+        <w:t>interface User {</w:t>
+      </w:r>
+      <w:r>
+        <w:br/>
+        <w:t xml:space="preserve">  name: string;</w:t>
+      </w:r>
+      <w:r>
+        <w:br/>
+        <w:t>}</w:t>
+      </w:r>
+    </w:p>
+    <w:p>
+      <w:pPr>
+        <w:pStyle w:val="code"/>
+      </w:pPr>
+      <w:r>
+        <w:t>Later:</w:t>
+      </w:r>
+    </w:p>
+    <w:p>
+      <w:pPr>
+        <w:pStyle w:val="code"/>
+      </w:pPr>
+      <w:r>
+        <w:t>interface User {</w:t>
+      </w:r>
+      <w:r>
+        <w:br/>
+        <w:t xml:space="preserve">  age: number;</w:t>
+      </w:r>
+      <w:r>
+        <w:br/>
+        <w:t>}</w:t>
+      </w:r>
+    </w:p>
+    <w:p>
+      <w:pPr>
+        <w:pStyle w:val="code"/>
+      </w:pPr>
+      <w:r>
+        <w:t xml:space="preserve">Automatically merged </w:t>
+      </w:r>
+      <w:r>
+        <w:rPr>
+          <w:rFonts w:ascii="Segoe UI Symbol" w:hAnsi="Segoe UI Symbol" w:cs="Segoe UI Symbol"/>
+        </w:rPr>
+        <w:t>✅</w:t>
+      </w:r>
+    </w:p>
+    <w:p>
+      <w:pPr>
+        <w:pStyle w:val="code"/>
+      </w:pPr>
+      <w:r>
+        <w:t>Final result:</w:t>
+      </w:r>
+    </w:p>
+    <w:p>
+      <w:pPr>
+        <w:pStyle w:val="code"/>
+      </w:pPr>
+      <w:r>
+        <w:t>{</w:t>
+      </w:r>
+      <w:r>
+        <w:br/>
+        <w:t xml:space="preserve">  name: string;</w:t>
+      </w:r>
+      <w:r>
+        <w:br/>
+        <w:t xml:space="preserve">  age: number;</w:t>
+      </w:r>
+      <w:r>
+        <w:br/>
+        <w:t>}</w:t>
+      </w:r>
+    </w:p>
+    <w:p>
+      <w:pPr>
+        <w:spacing w:after="0" w:line="240" w:lineRule="auto"/>
+        <w:rPr>
+          <w:rFonts w:eastAsia="Times New Roman" w:cstheme="minorHAnsi"/>
+          <w:sz w:val="20"/>
+          <w:szCs w:val="20"/>
+          <w:lang w:eastAsia="en-IN"/>
+        </w:rPr>
+      </w:pPr>
+      <w:r>
+        <w:rPr>
+          <w:rFonts w:eastAsia="Times New Roman" w:cstheme="minorHAnsi"/>
+          <w:sz w:val="20"/>
+          <w:szCs w:val="20"/>
+          <w:lang w:eastAsia="en-IN"/>
+        </w:rPr>
+        <w:pict>
+          <v:rect id="_x0000_i1078" style="width:0;height:1.5pt" o:hralign="center" o:hrstd="t" o:hr="t" fillcolor="#a0a0a0" stroked="f"/>
+        </w:pict>
+      </w:r>
+    </w:p>
+    <w:p>
+      <w:pPr>
+        <w:spacing w:before="100" w:beforeAutospacing="1" w:after="100" w:afterAutospacing="1" w:line="240" w:lineRule="auto"/>
+        <w:outlineLvl w:val="0"/>
+        <w:rPr>
+          <w:rFonts w:eastAsia="Times New Roman" w:cstheme="minorHAnsi"/>
+          <w:b/>
+          <w:bCs/>
+          <w:kern w:val="36"/>
+          <w:sz w:val="20"/>
+          <w:szCs w:val="20"/>
+          <w:lang w:eastAsia="en-IN"/>
+        </w:rPr>
+      </w:pPr>
+      <w:r>
+        <w:rPr>
+          <w:rFonts w:eastAsia="Times New Roman" w:cstheme="minorHAnsi"/>
+          <w:b/>
+          <w:bCs/>
+          <w:kern w:val="36"/>
+          <w:sz w:val="20"/>
+          <w:szCs w:val="20"/>
+          <w:lang w:eastAsia="en-IN"/>
+        </w:rPr>
+        <w:t>Type Cannot Merge</w:t>
+      </w:r>
+    </w:p>
+    <w:p>
+      <w:pPr>
+        <w:pStyle w:val="code"/>
+      </w:pPr>
+      <w:r>
+        <w:t>type User = {</w:t>
+      </w:r>
+      <w:r>
+        <w:br/>
+        <w:t xml:space="preserve">  name: string;</w:t>
+      </w:r>
+      <w:r>
+        <w:br/>
+        <w:t>};</w:t>
+      </w:r>
+    </w:p>
+    <w:p>
+      <w:pPr>
+        <w:pStyle w:val="code"/>
+      </w:pPr>
+      <w:r>
+        <w:t>Again:</w:t>
+      </w:r>
+    </w:p>
+    <w:p>
+      <w:pPr>
+        <w:pStyle w:val="code"/>
+      </w:pPr>
+      <w:r>
+        <w:t>type User = {</w:t>
+      </w:r>
+      <w:r>
+        <w:br/>
+        <w:t xml:space="preserve">  age: number;</w:t>
+      </w:r>
+      <w:r>
+        <w:br/>
+        <w:t>};</w:t>
+      </w:r>
+    </w:p>
+    <w:p>
+      <w:pPr>
+        <w:pStyle w:val="code"/>
+      </w:pPr>
+      <w:r>
+        <w:rPr>
+          <w:rFonts w:ascii="Segoe UI Symbol" w:hAnsi="Segoe UI Symbol" w:cs="Segoe UI Symbol"/>
+        </w:rPr>
+        <w:t>❌</w:t>
+      </w:r>
+      <w:r>
+        <w:t xml:space="preserve"> Error</w:t>
+      </w:r>
+    </w:p>
+    <w:p>
+      <w:pPr>
+        <w:spacing w:before="100" w:beforeAutospacing="1" w:after="100" w:afterAutospacing="1" w:line="240" w:lineRule="auto"/>
+        <w:rPr>
+          <w:rFonts w:eastAsia="Times New Roman" w:cstheme="minorHAnsi"/>
+          <w:sz w:val="20"/>
+          <w:szCs w:val="20"/>
+          <w:lang w:eastAsia="en-IN"/>
+        </w:rPr>
+      </w:pPr>
+      <w:r>
+        <w:rPr>
+          <w:rFonts w:eastAsia="Times New Roman" w:cstheme="minorHAnsi"/>
+          <w:sz w:val="20"/>
+          <w:szCs w:val="20"/>
+          <w:lang w:eastAsia="en-IN"/>
+        </w:rPr>
+        <w:lastRenderedPageBreak/>
+        <w:t>Duplicate identifier.</w:t>
+      </w:r>
+    </w:p>
+    <w:p>
+      <w:pPr>
+        <w:spacing w:after="0" w:line="240" w:lineRule="auto"/>
+        <w:rPr>
+          <w:rFonts w:eastAsia="Times New Roman" w:cstheme="minorHAnsi"/>
+          <w:sz w:val="20"/>
+          <w:szCs w:val="20"/>
+          <w:lang w:eastAsia="en-IN"/>
+        </w:rPr>
+      </w:pPr>
+      <w:r>
+        <w:rPr>
+          <w:rFonts w:eastAsia="Times New Roman" w:cstheme="minorHAnsi"/>
+          <w:sz w:val="20"/>
+          <w:szCs w:val="20"/>
+          <w:lang w:eastAsia="en-IN"/>
+        </w:rPr>
+        <w:pict>
+          <v:rect id="_x0000_i1079" style="width:0;height:1.5pt" o:hralign="center" o:hrstd="t" o:hr="t" fillcolor="#a0a0a0" stroked="f"/>
+        </w:pict>
+      </w:r>
+    </w:p>
+    <w:p>
+      <w:pPr>
+        <w:spacing w:before="100" w:beforeAutospacing="1" w:after="100" w:afterAutospacing="1" w:line="240" w:lineRule="auto"/>
+        <w:outlineLvl w:val="0"/>
+        <w:rPr>
+          <w:rFonts w:eastAsia="Times New Roman" w:cstheme="minorHAnsi"/>
+          <w:b/>
+          <w:bCs/>
+          <w:kern w:val="36"/>
+          <w:sz w:val="20"/>
+          <w:szCs w:val="20"/>
+          <w:lang w:eastAsia="en-IN"/>
+        </w:rPr>
+      </w:pPr>
+      <w:r>
+        <w:rPr>
+          <w:rFonts w:eastAsia="Times New Roman" w:cstheme="minorHAnsi"/>
+          <w:b/>
+          <w:bCs/>
+          <w:kern w:val="36"/>
+          <w:sz w:val="20"/>
+          <w:szCs w:val="20"/>
+          <w:lang w:eastAsia="en-IN"/>
+        </w:rPr>
+        <w:t>Extending Interface</w:t>
+      </w:r>
+    </w:p>
+    <w:p>
+      <w:pPr>
+        <w:pStyle w:val="code"/>
+      </w:pPr>
+      <w:r>
+        <w:t>interface Animal {</w:t>
+      </w:r>
+      <w:r>
+        <w:br/>
+        <w:t xml:space="preserve">  name: string;</w:t>
+      </w:r>
+      <w:r>
+        <w:br/>
+        <w:t>}</w:t>
+      </w:r>
+      <w:r>
+        <w:br/>
+      </w:r>
+      <w:r>
+        <w:br/>
+        <w:t>interface Dog extends Animal {</w:t>
+      </w:r>
+      <w:r>
+        <w:br/>
+        <w:t xml:space="preserve">  breed: string;</w:t>
+      </w:r>
+      <w:r>
+        <w:br/>
+        <w:t>}</w:t>
+      </w:r>
+    </w:p>
+    <w:p>
+      <w:pPr>
+        <w:spacing w:after="0" w:line="240" w:lineRule="auto"/>
+        <w:rPr>
+          <w:rFonts w:eastAsia="Times New Roman" w:cstheme="minorHAnsi"/>
+          <w:sz w:val="20"/>
+          <w:szCs w:val="20"/>
+          <w:lang w:eastAsia="en-IN"/>
+        </w:rPr>
+      </w:pPr>
+      <w:r>
+        <w:rPr>
+          <w:rFonts w:eastAsia="Times New Roman" w:cstheme="minorHAnsi"/>
+          <w:sz w:val="20"/>
+          <w:szCs w:val="20"/>
+          <w:lang w:eastAsia="en-IN"/>
+        </w:rPr>
+        <w:pict>
+          <v:rect id="_x0000_i1080" style="width:0;height:1.5pt" o:hralign="center" o:hrstd="t" o:hr="t" fillcolor="#a0a0a0" stroked="f"/>
+        </w:pict>
+      </w:r>
+    </w:p>
+    <w:p>
+      <w:pPr>
+        <w:spacing w:before="100" w:beforeAutospacing="1" w:after="100" w:afterAutospacing="1" w:line="240" w:lineRule="auto"/>
+        <w:outlineLvl w:val="0"/>
+        <w:rPr>
+          <w:rFonts w:eastAsia="Times New Roman" w:cstheme="minorHAnsi"/>
+          <w:b/>
+          <w:bCs/>
+          <w:kern w:val="36"/>
+          <w:sz w:val="20"/>
+          <w:szCs w:val="20"/>
+          <w:lang w:eastAsia="en-IN"/>
+        </w:rPr>
+      </w:pPr>
+      <w:r>
+        <w:rPr>
+          <w:rFonts w:eastAsia="Times New Roman" w:cstheme="minorHAnsi"/>
+          <w:b/>
+          <w:bCs/>
+          <w:kern w:val="36"/>
+          <w:sz w:val="20"/>
+          <w:szCs w:val="20"/>
+          <w:lang w:eastAsia="en-IN"/>
+        </w:rPr>
+        <w:t>Extending Type</w:t>
+      </w:r>
+    </w:p>
+    <w:p>
+      <w:pPr>
+        <w:pStyle w:val="code"/>
+      </w:pPr>
+      <w:r>
+        <w:t>type Animal = {</w:t>
+      </w:r>
+      <w:r>
+        <w:br/>
+        <w:t xml:space="preserve">  name: string;</w:t>
+      </w:r>
+      <w:r>
+        <w:br/>
+        <w:t>};</w:t>
+      </w:r>
+      <w:r>
+        <w:br/>
+      </w:r>
+      <w:r>
+        <w:br/>
+        <w:t>type Dog = Animal &amp; {</w:t>
+      </w:r>
+      <w:r>
+        <w:br/>
+        <w:t xml:space="preserve">  breed: string;</w:t>
+      </w:r>
+      <w:r>
+        <w:br/>
+        <w:t>};</w:t>
+      </w:r>
+    </w:p>
+    <w:p>
+      <w:pPr>
+        <w:pStyle w:val="code"/>
+      </w:pPr>
+      <w:r>
+        <w:t>Uses &amp; intersection.</w:t>
+      </w:r>
+    </w:p>
+    <w:p>
+      <w:pPr>
+        <w:spacing w:after="0" w:line="240" w:lineRule="auto"/>
+        <w:rPr>
+          <w:rFonts w:eastAsia="Times New Roman" w:cstheme="minorHAnsi"/>
+          <w:sz w:val="20"/>
+          <w:szCs w:val="20"/>
+          <w:lang w:eastAsia="en-IN"/>
+        </w:rPr>
+      </w:pPr>
+      <w:r>
+        <w:rPr>
+          <w:rFonts w:eastAsia="Times New Roman" w:cstheme="minorHAnsi"/>
+          <w:sz w:val="20"/>
+          <w:szCs w:val="20"/>
+          <w:lang w:eastAsia="en-IN"/>
+        </w:rPr>
+        <w:pict>
+          <v:rect id="_x0000_i1081" style="width:0;height:1.5pt" o:hralign="center" o:hrstd="t" o:hr="t" fillcolor="#a0a0a0" stroked="f"/>
+        </w:pict>
+      </w:r>
+    </w:p>
+    <w:p>
+      <w:pPr>
+        <w:spacing w:before="100" w:beforeAutospacing="1" w:after="100" w:afterAutospacing="1" w:line="240" w:lineRule="auto"/>
+        <w:outlineLvl w:val="0"/>
+        <w:rPr>
+          <w:rFonts w:eastAsia="Times New Roman" w:cstheme="minorHAnsi"/>
+          <w:b/>
+          <w:bCs/>
+          <w:kern w:val="36"/>
+          <w:sz w:val="20"/>
+          <w:szCs w:val="20"/>
+          <w:lang w:eastAsia="en-IN"/>
+        </w:rPr>
+      </w:pPr>
+      <w:r>
+        <w:rPr>
+          <w:rFonts w:eastAsia="Times New Roman" w:cstheme="minorHAnsi"/>
+          <w:b/>
+          <w:bCs/>
+          <w:kern w:val="36"/>
+          <w:sz w:val="20"/>
+          <w:szCs w:val="20"/>
+          <w:lang w:eastAsia="en-IN"/>
+        </w:rPr>
+        <w:t>Complex Type Example</w:t>
+      </w:r>
+    </w:p>
+    <w:p>
+      <w:pPr>
+        <w:spacing w:before="100" w:beforeAutospacing="1" w:after="100" w:afterAutospacing="1" w:line="240" w:lineRule="auto"/>
+        <w:rPr>
+          <w:rFonts w:eastAsia="Times New Roman" w:cstheme="minorHAnsi"/>
+          <w:sz w:val="20"/>
+          <w:szCs w:val="20"/>
+          <w:lang w:eastAsia="en-IN"/>
+        </w:rPr>
+      </w:pPr>
+      <w:r>
+        <w:rPr>
+          <w:rFonts w:eastAsia="Times New Roman" w:cstheme="minorHAnsi"/>
+          <w:sz w:val="20"/>
+          <w:szCs w:val="20"/>
+          <w:lang w:eastAsia="en-IN"/>
+        </w:rPr>
+        <w:t>Only easy with type.</w:t>
+      </w:r>
+    </w:p>
+    <w:p>
+      <w:pPr>
+        <w:pStyle w:val="code"/>
+      </w:pPr>
+      <w:r>
+        <w:t>type Result = string | number | boolean;</w:t>
+      </w:r>
+    </w:p>
+    <w:p>
+      <w:pPr>
+        <w:spacing w:after="0" w:line="240" w:lineRule="auto"/>
+        <w:rPr>
+          <w:rFonts w:eastAsia="Times New Roman" w:cstheme="minorHAnsi"/>
+          <w:sz w:val="20"/>
+          <w:szCs w:val="20"/>
+          <w:lang w:eastAsia="en-IN"/>
+        </w:rPr>
+      </w:pPr>
+      <w:r>
+        <w:rPr>
+          <w:rFonts w:eastAsia="Times New Roman" w:cstheme="minorHAnsi"/>
+          <w:sz w:val="20"/>
+          <w:szCs w:val="20"/>
+          <w:lang w:eastAsia="en-IN"/>
+        </w:rPr>
+        <w:pict>
+          <v:rect id="_x0000_i1082" style="width:0;height:1.5pt" o:hralign="center" o:hrstd="t" o:hr="t" fillcolor="#a0a0a0" stroked="f"/>
+        </w:pict>
+      </w:r>
+    </w:p>
+    <w:p>
+      <w:pPr>
+        <w:spacing w:before="100" w:beforeAutospacing="1" w:after="100" w:afterAutospacing="1" w:line="240" w:lineRule="auto"/>
+        <w:outlineLvl w:val="0"/>
+        <w:rPr>
+          <w:rFonts w:eastAsia="Times New Roman" w:cstheme="minorHAnsi"/>
+          <w:b/>
+          <w:bCs/>
+          <w:kern w:val="36"/>
+          <w:sz w:val="20"/>
+          <w:szCs w:val="20"/>
+          <w:lang w:eastAsia="en-IN"/>
+        </w:rPr>
+      </w:pPr>
+      <w:r>
+        <w:rPr>
+          <w:rFonts w:eastAsia="Times New Roman" w:cstheme="minorHAnsi"/>
+          <w:b/>
+          <w:bCs/>
+          <w:kern w:val="36"/>
+          <w:sz w:val="20"/>
+          <w:szCs w:val="20"/>
+          <w:lang w:eastAsia="en-IN"/>
+        </w:rPr>
+        <w:t>Function Type</w:t>
+      </w:r>
+    </w:p>
+    <w:p>
+      <w:pPr>
+        <w:spacing w:before="100" w:beforeAutospacing="1" w:after="100" w:afterAutospacing="1" w:line="240" w:lineRule="auto"/>
+        <w:rPr>
+          <w:rFonts w:eastAsia="Times New Roman" w:cstheme="minorHAnsi"/>
+          <w:sz w:val="20"/>
+          <w:szCs w:val="20"/>
+          <w:lang w:eastAsia="en-IN"/>
+        </w:rPr>
+      </w:pPr>
+      <w:r>
+        <w:rPr>
+          <w:rFonts w:eastAsia="Times New Roman" w:cstheme="minorHAnsi"/>
+          <w:sz w:val="20"/>
+          <w:szCs w:val="20"/>
+          <w:lang w:eastAsia="en-IN"/>
+        </w:rPr>
+        <w:t>Mostly done using type.</w:t>
+      </w:r>
+    </w:p>
+    <w:p>
+      <w:pPr>
+        <w:pStyle w:val="code"/>
+      </w:pPr>
+      <w:r>
+        <w:t>type Add = (a: number, b: number) =&gt; number;</w:t>
+      </w:r>
+    </w:p>
+    <w:p>
+      <w:pPr>
+        <w:pStyle w:val="code"/>
+      </w:pPr>
+      <w:r>
+        <w:t>Usage:</w:t>
+      </w:r>
+    </w:p>
+    <w:p>
+      <w:pPr>
+        <w:pStyle w:val="code"/>
+      </w:pPr>
+      <w:r>
+        <w:t>const sum: Add = (a, b) =&gt; a + b;</w:t>
+      </w:r>
+    </w:p>
+    <w:p>
+      <w:pPr>
+        <w:spacing w:after="0" w:line="240" w:lineRule="auto"/>
+        <w:rPr>
+          <w:rFonts w:eastAsia="Times New Roman" w:cstheme="minorHAnsi"/>
+          <w:sz w:val="20"/>
+          <w:szCs w:val="20"/>
+          <w:lang w:eastAsia="en-IN"/>
+        </w:rPr>
+      </w:pPr>
+      <w:r>
+        <w:rPr>
+          <w:rFonts w:eastAsia="Times New Roman" w:cstheme="minorHAnsi"/>
+          <w:sz w:val="20"/>
+          <w:szCs w:val="20"/>
+          <w:lang w:eastAsia="en-IN"/>
+        </w:rPr>
+        <w:pict>
+          <v:rect id="_x0000_i1083" style="width:0;height:1.5pt" o:hralign="center" o:hrstd="t" o:hr="t" fillcolor="#a0a0a0" stroked="f"/>
+        </w:pict>
+      </w:r>
+    </w:p>
+    <w:p>
+      <w:pPr>
+        <w:spacing w:before="100" w:beforeAutospacing="1" w:after="100" w:afterAutospacing="1" w:line="240" w:lineRule="auto"/>
+        <w:outlineLvl w:val="0"/>
+        <w:rPr>
+          <w:rFonts w:eastAsia="Times New Roman" w:cstheme="minorHAnsi"/>
+          <w:b/>
+          <w:bCs/>
+          <w:kern w:val="36"/>
+          <w:sz w:val="20"/>
+          <w:szCs w:val="20"/>
+          <w:lang w:eastAsia="en-IN"/>
+        </w:rPr>
+      </w:pPr>
+      <w:r>
+        <w:rPr>
+          <w:rFonts w:eastAsia="Times New Roman" w:cstheme="minorHAnsi"/>
+          <w:b/>
+          <w:bCs/>
+          <w:kern w:val="36"/>
+          <w:sz w:val="20"/>
+          <w:szCs w:val="20"/>
+          <w:lang w:eastAsia="en-IN"/>
+        </w:rPr>
+        <w:t>Tuple Type</w:t>
+      </w:r>
+    </w:p>
+    <w:p>
+      <w:pPr>
+        <w:pStyle w:val="code"/>
+      </w:pPr>
+      <w:r>
+        <w:t>type UserTuple = [string, number];</w:t>
+      </w:r>
+    </w:p>
+    <w:p>
+      <w:pPr>
+        <w:spacing w:after="0" w:line="240" w:lineRule="auto"/>
+        <w:rPr>
+          <w:rFonts w:eastAsia="Times New Roman" w:cstheme="minorHAnsi"/>
+          <w:sz w:val="20"/>
+          <w:szCs w:val="20"/>
+          <w:lang w:eastAsia="en-IN"/>
+        </w:rPr>
+      </w:pPr>
+      <w:r>
+        <w:rPr>
+          <w:rFonts w:eastAsia="Times New Roman" w:cstheme="minorHAnsi"/>
+          <w:sz w:val="20"/>
+          <w:szCs w:val="20"/>
+          <w:lang w:eastAsia="en-IN"/>
+        </w:rPr>
+        <w:pict>
+          <v:rect id="_x0000_i1084" style="width:0;height:1.5pt" o:hralign="center" o:hrstd="t" o:hr="t" fillcolor="#a0a0a0" stroked="f"/>
+        </w:pict>
+      </w:r>
+    </w:p>
+    <w:p>
+      <w:pPr>
+        <w:spacing w:before="100" w:beforeAutospacing="1" w:after="100" w:afterAutospacing="1" w:line="240" w:lineRule="auto"/>
+        <w:outlineLvl w:val="0"/>
+        <w:rPr>
+          <w:rFonts w:eastAsia="Times New Roman" w:cstheme="minorHAnsi"/>
+          <w:b/>
+          <w:bCs/>
+          <w:kern w:val="36"/>
+          <w:sz w:val="20"/>
+          <w:szCs w:val="20"/>
+          <w:lang w:eastAsia="en-IN"/>
+        </w:rPr>
+      </w:pPr>
+      <w:r>
+        <w:rPr>
+          <w:rFonts w:eastAsia="Times New Roman" w:cstheme="minorHAnsi"/>
+          <w:b/>
+          <w:bCs/>
+          <w:kern w:val="36"/>
+          <w:sz w:val="20"/>
+          <w:szCs w:val="20"/>
+          <w:lang w:eastAsia="en-IN"/>
+        </w:rPr>
+        <w:t>Angular Real Usage</w:t>
+      </w:r>
+    </w:p>
+    <w:p>
+      <w:pPr>
+        <w:spacing w:before="100" w:beforeAutospacing="1" w:after="100" w:afterAutospacing="1" w:line="240" w:lineRule="auto"/>
+        <w:rPr>
+          <w:rFonts w:eastAsia="Times New Roman" w:cstheme="minorHAnsi"/>
+          <w:sz w:val="20"/>
+          <w:szCs w:val="20"/>
+          <w:lang w:eastAsia="en-IN"/>
+        </w:rPr>
+      </w:pPr>
+      <w:r>
+        <w:rPr>
+          <w:rFonts w:eastAsia="Times New Roman" w:cstheme="minorHAnsi"/>
+          <w:sz w:val="20"/>
+          <w:szCs w:val="20"/>
+          <w:lang w:eastAsia="en-IN"/>
+        </w:rPr>
+        <w:t>In Angular apps:</w:t>
+      </w:r>
+    </w:p>
+    <w:p>
+      <w:pPr>
+        <w:spacing w:before="100" w:beforeAutospacing="1" w:after="100" w:afterAutospacing="1" w:line="240" w:lineRule="auto"/>
+        <w:rPr>
+          <w:rFonts w:eastAsia="Times New Roman" w:cstheme="minorHAnsi"/>
+          <w:sz w:val="20"/>
+          <w:szCs w:val="20"/>
+          <w:lang w:eastAsia="en-IN"/>
+        </w:rPr>
+      </w:pPr>
+      <w:r>
+        <w:rPr>
+          <w:rFonts w:eastAsia="Times New Roman" w:cstheme="minorHAnsi"/>
+          <w:sz w:val="20"/>
+          <w:szCs w:val="20"/>
+          <w:lang w:eastAsia="en-IN"/>
+        </w:rPr>
+        <w:t>Usually:</w:t>
+      </w:r>
+    </w:p>
+    <w:p>
+      <w:pPr>
+        <w:spacing w:before="100" w:beforeAutospacing="1" w:after="100" w:afterAutospacing="1" w:line="240" w:lineRule="auto"/>
+        <w:outlineLvl w:val="1"/>
+        <w:rPr>
+          <w:rFonts w:eastAsia="Times New Roman" w:cstheme="minorHAnsi"/>
+          <w:b/>
+          <w:bCs/>
+          <w:sz w:val="20"/>
+          <w:szCs w:val="20"/>
+          <w:lang w:eastAsia="en-IN"/>
+        </w:rPr>
+      </w:pPr>
+      <w:r>
+        <w:rPr>
+          <w:rFonts w:eastAsia="Times New Roman" w:cstheme="minorHAnsi"/>
+          <w:b/>
+          <w:bCs/>
+          <w:sz w:val="20"/>
+          <w:szCs w:val="20"/>
+          <w:lang w:eastAsia="en-IN"/>
+        </w:rPr>
+        <w:t>Interface → API models</w:t>
+      </w:r>
+    </w:p>
+    <w:p>
+      <w:pPr>
+        <w:pStyle w:val="code"/>
+      </w:pPr>
+      <w:r>
+        <w:t>interface User {</w:t>
+      </w:r>
+      <w:r>
+        <w:br/>
+        <w:t xml:space="preserve">  id: number;</w:t>
+      </w:r>
+      <w:r>
+        <w:br/>
+        <w:t xml:space="preserve">  name: string;</w:t>
+      </w:r>
+      <w:r>
+        <w:br/>
+        <w:t>}</w:t>
+      </w:r>
+    </w:p>
+    <w:p>
+      <w:pPr>
+        <w:spacing w:after="0" w:line="240" w:lineRule="auto"/>
+        <w:rPr>
+          <w:rFonts w:eastAsia="Times New Roman" w:cstheme="minorHAnsi"/>
+          <w:sz w:val="20"/>
+          <w:szCs w:val="20"/>
+          <w:lang w:eastAsia="en-IN"/>
+        </w:rPr>
+      </w:pPr>
+      <w:r>
+        <w:rPr>
+          <w:rFonts w:eastAsia="Times New Roman" w:cstheme="minorHAnsi"/>
+          <w:sz w:val="20"/>
+          <w:szCs w:val="20"/>
+          <w:lang w:eastAsia="en-IN"/>
+        </w:rPr>
+        <w:pict>
+          <v:rect id="_x0000_i1085" style="width:0;height:1.5pt" o:hralign="center" o:hrstd="t" o:hr="t" fillcolor="#a0a0a0" stroked="f"/>
+        </w:pict>
+      </w:r>
+    </w:p>
+    <w:p>
+      <w:pPr>
+        <w:spacing w:before="100" w:beforeAutospacing="1" w:after="100" w:afterAutospacing="1" w:line="240" w:lineRule="auto"/>
+        <w:outlineLvl w:val="1"/>
+        <w:rPr>
+          <w:rFonts w:eastAsia="Times New Roman" w:cstheme="minorHAnsi"/>
+          <w:b/>
+          <w:bCs/>
+          <w:sz w:val="20"/>
+          <w:szCs w:val="20"/>
+          <w:lang w:eastAsia="en-IN"/>
+        </w:rPr>
+      </w:pPr>
+      <w:r>
+        <w:rPr>
+          <w:rFonts w:eastAsia="Times New Roman" w:cstheme="minorHAnsi"/>
+          <w:b/>
+          <w:bCs/>
+          <w:sz w:val="20"/>
+          <w:szCs w:val="20"/>
+          <w:lang w:eastAsia="en-IN"/>
+        </w:rPr>
+        <w:t>Type → unions/utilities</w:t>
+      </w:r>
+    </w:p>
+    <w:p>
+      <w:pPr>
+        <w:pStyle w:val="code"/>
+      </w:pPr>
+      <w:r>
+        <w:lastRenderedPageBreak/>
+        <w:t>type Status = "success" | "error";</w:t>
+      </w:r>
+    </w:p>
+    <w:p>
+      <w:pPr>
+        <w:spacing w:after="0" w:line="240" w:lineRule="auto"/>
+        <w:rPr>
+          <w:rFonts w:eastAsia="Times New Roman" w:cstheme="minorHAnsi"/>
+          <w:sz w:val="20"/>
+          <w:szCs w:val="20"/>
+          <w:lang w:eastAsia="en-IN"/>
+        </w:rPr>
+      </w:pPr>
+      <w:r>
+        <w:rPr>
+          <w:rFonts w:eastAsia="Times New Roman" w:cstheme="minorHAnsi"/>
+          <w:sz w:val="20"/>
+          <w:szCs w:val="20"/>
+          <w:lang w:eastAsia="en-IN"/>
+        </w:rPr>
+        <w:pict>
+          <v:rect id="_x0000_i1086" style="width:0;height:1.5pt" o:hralign="center" o:hrstd="t" o:hr="t" fillcolor="#a0a0a0" stroked="f"/>
+        </w:pict>
+      </w:r>
+    </w:p>
+    <w:p>
+      <w:pPr>
+        <w:spacing w:before="100" w:beforeAutospacing="1" w:after="100" w:afterAutospacing="1" w:line="240" w:lineRule="auto"/>
+        <w:outlineLvl w:val="0"/>
+        <w:rPr>
+          <w:rFonts w:eastAsia="Times New Roman" w:cstheme="minorHAnsi"/>
+          <w:b/>
+          <w:bCs/>
+          <w:kern w:val="36"/>
+          <w:sz w:val="20"/>
+          <w:szCs w:val="20"/>
+          <w:lang w:eastAsia="en-IN"/>
+        </w:rPr>
+      </w:pPr>
+      <w:r>
+        <w:rPr>
+          <w:rFonts w:eastAsia="Times New Roman" w:cstheme="minorHAnsi"/>
+          <w:b/>
+          <w:bCs/>
+          <w:kern w:val="36"/>
+          <w:sz w:val="20"/>
+          <w:szCs w:val="20"/>
+          <w:lang w:eastAsia="en-IN"/>
+        </w:rPr>
+        <w:t>17. Which Should You Use?</w:t>
+      </w:r>
+    </w:p>
+    <w:p>
+      <w:pPr>
+        <w:spacing w:before="100" w:beforeAutospacing="1" w:after="100" w:afterAutospacing="1" w:line="240" w:lineRule="auto"/>
+        <w:outlineLvl w:val="1"/>
+        <w:rPr>
+          <w:rFonts w:eastAsia="Times New Roman" w:cstheme="minorHAnsi"/>
+          <w:b/>
+          <w:bCs/>
+          <w:sz w:val="20"/>
+          <w:szCs w:val="20"/>
+          <w:lang w:eastAsia="en-IN"/>
+        </w:rPr>
+      </w:pPr>
+      <w:r>
+        <w:rPr>
+          <w:rFonts w:eastAsia="Times New Roman" w:cstheme="minorHAnsi"/>
+          <w:b/>
+          <w:bCs/>
+          <w:sz w:val="20"/>
+          <w:szCs w:val="20"/>
+          <w:lang w:eastAsia="en-IN"/>
+        </w:rPr>
+        <w:t>Use Interface For:</w:t>
+      </w:r>
+    </w:p>
+    <w:p>
+      <w:pPr>
+        <w:spacing w:before="100" w:beforeAutospacing="1" w:after="100" w:afterAutospacing="1" w:line="240" w:lineRule="auto"/>
+        <w:rPr>
+          <w:rFonts w:eastAsia="Times New Roman" w:cstheme="minorHAnsi"/>
+          <w:sz w:val="20"/>
+          <w:szCs w:val="20"/>
+          <w:lang w:eastAsia="en-IN"/>
+        </w:rPr>
+      </w:pPr>
+      <w:r>
+        <w:rPr>
+          <w:rFonts w:ascii="Segoe UI Symbol" w:eastAsia="Times New Roman" w:hAnsi="Segoe UI Symbol" w:cs="Segoe UI Symbol"/>
+          <w:sz w:val="20"/>
+          <w:szCs w:val="20"/>
+          <w:lang w:eastAsia="en-IN"/>
+        </w:rPr>
+        <w:t>✅</w:t>
+      </w:r>
+      <w:r>
+        <w:rPr>
+          <w:rFonts w:eastAsia="Times New Roman" w:cstheme="minorHAnsi"/>
+          <w:sz w:val="20"/>
+          <w:szCs w:val="20"/>
+          <w:lang w:eastAsia="en-IN"/>
+        </w:rPr>
+        <w:t xml:space="preserve"> Objects</w:t>
+      </w:r>
+      <w:r>
+        <w:rPr>
+          <w:rFonts w:eastAsia="Times New Roman" w:cstheme="minorHAnsi"/>
+          <w:sz w:val="20"/>
+          <w:szCs w:val="20"/>
+          <w:lang w:eastAsia="en-IN"/>
+        </w:rPr>
+        <w:br/>
+      </w:r>
+      <w:r>
+        <w:rPr>
+          <w:rFonts w:ascii="Segoe UI Symbol" w:eastAsia="Times New Roman" w:hAnsi="Segoe UI Symbol" w:cs="Segoe UI Symbol"/>
+          <w:sz w:val="20"/>
+          <w:szCs w:val="20"/>
+          <w:lang w:eastAsia="en-IN"/>
+        </w:rPr>
+        <w:t>✅</w:t>
+      </w:r>
+      <w:r>
+        <w:rPr>
+          <w:rFonts w:eastAsia="Times New Roman" w:cstheme="minorHAnsi"/>
+          <w:sz w:val="20"/>
+          <w:szCs w:val="20"/>
+          <w:lang w:eastAsia="en-IN"/>
+        </w:rPr>
+        <w:t xml:space="preserve"> Class contracts</w:t>
+      </w:r>
+      <w:r>
+        <w:rPr>
+          <w:rFonts w:eastAsia="Times New Roman" w:cstheme="minorHAnsi"/>
+          <w:sz w:val="20"/>
+          <w:szCs w:val="20"/>
+          <w:lang w:eastAsia="en-IN"/>
+        </w:rPr>
+        <w:br/>
+      </w:r>
+      <w:r>
+        <w:rPr>
+          <w:rFonts w:ascii="Segoe UI Symbol" w:eastAsia="Times New Roman" w:hAnsi="Segoe UI Symbol" w:cs="Segoe UI Symbol"/>
+          <w:sz w:val="20"/>
+          <w:szCs w:val="20"/>
+          <w:lang w:eastAsia="en-IN"/>
+        </w:rPr>
+        <w:t>✅</w:t>
+      </w:r>
+      <w:r>
+        <w:rPr>
+          <w:rFonts w:eastAsia="Times New Roman" w:cstheme="minorHAnsi"/>
+          <w:sz w:val="20"/>
+          <w:szCs w:val="20"/>
+          <w:lang w:eastAsia="en-IN"/>
+        </w:rPr>
+        <w:t xml:space="preserve"> API models</w:t>
+      </w:r>
+      <w:r>
+        <w:rPr>
+          <w:rFonts w:eastAsia="Times New Roman" w:cstheme="minorHAnsi"/>
+          <w:sz w:val="20"/>
+          <w:szCs w:val="20"/>
+          <w:lang w:eastAsia="en-IN"/>
+        </w:rPr>
+        <w:br/>
+      </w:r>
+      <w:r>
+        <w:rPr>
+          <w:rFonts w:ascii="Segoe UI Symbol" w:eastAsia="Times New Roman" w:hAnsi="Segoe UI Symbol" w:cs="Segoe UI Symbol"/>
+          <w:sz w:val="20"/>
+          <w:szCs w:val="20"/>
+          <w:lang w:eastAsia="en-IN"/>
+        </w:rPr>
+        <w:t>✅</w:t>
+      </w:r>
+      <w:r>
+        <w:rPr>
+          <w:rFonts w:eastAsia="Times New Roman" w:cstheme="minorHAnsi"/>
+          <w:sz w:val="20"/>
+          <w:szCs w:val="20"/>
+          <w:lang w:eastAsia="en-IN"/>
+        </w:rPr>
+        <w:t xml:space="preserve"> Extendable structures</w:t>
+      </w:r>
+    </w:p>
+    <w:p>
+      <w:pPr>
+        <w:spacing w:before="100" w:beforeAutospacing="1" w:after="100" w:afterAutospacing="1" w:line="240" w:lineRule="auto"/>
+        <w:rPr>
+          <w:rFonts w:eastAsia="Times New Roman" w:cstheme="minorHAnsi"/>
+          <w:sz w:val="20"/>
+          <w:szCs w:val="20"/>
+          <w:lang w:eastAsia="en-IN"/>
+        </w:rPr>
+      </w:pPr>
+      <w:r>
+        <w:rPr>
+          <w:rFonts w:eastAsia="Times New Roman" w:cstheme="minorHAnsi"/>
+          <w:sz w:val="20"/>
+          <w:szCs w:val="20"/>
+          <w:lang w:eastAsia="en-IN"/>
+        </w:rPr>
+        <w:t>Example:</w:t>
+      </w:r>
+    </w:p>
+    <w:p>
+      <w:pPr>
+        <w:pStyle w:val="code"/>
+      </w:pPr>
+      <w:r>
+        <w:t>interface User {</w:t>
+      </w:r>
+      <w:r>
+        <w:br/>
+        <w:t xml:space="preserve">  name: string;</w:t>
+      </w:r>
+      <w:r>
+        <w:br/>
+        <w:t>}</w:t>
+      </w:r>
+    </w:p>
+    <w:p>
+      <w:pPr>
+        <w:spacing w:after="0" w:line="240" w:lineRule="auto"/>
+        <w:rPr>
+          <w:rFonts w:eastAsia="Times New Roman" w:cstheme="minorHAnsi"/>
+          <w:sz w:val="20"/>
+          <w:szCs w:val="20"/>
+          <w:lang w:eastAsia="en-IN"/>
+        </w:rPr>
+      </w:pPr>
+      <w:r>
+        <w:rPr>
+          <w:rFonts w:eastAsia="Times New Roman" w:cstheme="minorHAnsi"/>
+          <w:sz w:val="20"/>
+          <w:szCs w:val="20"/>
+          <w:lang w:eastAsia="en-IN"/>
+        </w:rPr>
+        <w:pict>
+          <v:rect id="_x0000_i1087" style="width:0;height:1.5pt" o:hralign="center" o:hrstd="t" o:hr="t" fillcolor="#a0a0a0" stroked="f"/>
+        </w:pict>
+      </w:r>
+    </w:p>
+    <w:p>
+      <w:pPr>
+        <w:spacing w:before="100" w:beforeAutospacing="1" w:after="100" w:afterAutospacing="1" w:line="240" w:lineRule="auto"/>
+        <w:outlineLvl w:val="1"/>
+        <w:rPr>
+          <w:rFonts w:eastAsia="Times New Roman" w:cstheme="minorHAnsi"/>
+          <w:b/>
+          <w:bCs/>
+          <w:sz w:val="20"/>
+          <w:szCs w:val="20"/>
+          <w:lang w:eastAsia="en-IN"/>
+        </w:rPr>
+      </w:pPr>
+      <w:r>
+        <w:rPr>
+          <w:rFonts w:eastAsia="Times New Roman" w:cstheme="minorHAnsi"/>
+          <w:b/>
+          <w:bCs/>
+          <w:sz w:val="20"/>
+          <w:szCs w:val="20"/>
+          <w:lang w:eastAsia="en-IN"/>
+        </w:rPr>
+        <w:t>Use Type For:</w:t>
+      </w:r>
+    </w:p>
+    <w:p>
+      <w:pPr>
+        <w:spacing w:before="100" w:beforeAutospacing="1" w:after="100" w:afterAutospacing="1" w:line="240" w:lineRule="auto"/>
+        <w:rPr>
+          <w:rFonts w:eastAsia="Times New Roman" w:cstheme="minorHAnsi"/>
+          <w:sz w:val="20"/>
+          <w:szCs w:val="20"/>
+          <w:lang w:eastAsia="en-IN"/>
+        </w:rPr>
+      </w:pPr>
+      <w:r>
+        <w:rPr>
+          <w:rFonts w:ascii="Segoe UI Symbol" w:eastAsia="Times New Roman" w:hAnsi="Segoe UI Symbol" w:cs="Segoe UI Symbol"/>
+          <w:sz w:val="20"/>
+          <w:szCs w:val="20"/>
+          <w:lang w:eastAsia="en-IN"/>
+        </w:rPr>
+        <w:t>✅</w:t>
+      </w:r>
+      <w:r>
+        <w:rPr>
+          <w:rFonts w:eastAsia="Times New Roman" w:cstheme="minorHAnsi"/>
+          <w:sz w:val="20"/>
+          <w:szCs w:val="20"/>
+          <w:lang w:eastAsia="en-IN"/>
+        </w:rPr>
+        <w:t xml:space="preserve"> Union types</w:t>
+      </w:r>
+      <w:r>
+        <w:rPr>
+          <w:rFonts w:eastAsia="Times New Roman" w:cstheme="minorHAnsi"/>
+          <w:sz w:val="20"/>
+          <w:szCs w:val="20"/>
+          <w:lang w:eastAsia="en-IN"/>
+        </w:rPr>
+        <w:br/>
+      </w:r>
+      <w:r>
+        <w:rPr>
+          <w:rFonts w:ascii="Segoe UI Symbol" w:eastAsia="Times New Roman" w:hAnsi="Segoe UI Symbol" w:cs="Segoe UI Symbol"/>
+          <w:sz w:val="20"/>
+          <w:szCs w:val="20"/>
+          <w:lang w:eastAsia="en-IN"/>
+        </w:rPr>
+        <w:t>✅</w:t>
+      </w:r>
+      <w:r>
+        <w:rPr>
+          <w:rFonts w:eastAsia="Times New Roman" w:cstheme="minorHAnsi"/>
+          <w:sz w:val="20"/>
+          <w:szCs w:val="20"/>
+          <w:lang w:eastAsia="en-IN"/>
+        </w:rPr>
+        <w:t xml:space="preserve"> Utility types</w:t>
+      </w:r>
+      <w:r>
+        <w:rPr>
+          <w:rFonts w:eastAsia="Times New Roman" w:cstheme="minorHAnsi"/>
+          <w:sz w:val="20"/>
+          <w:szCs w:val="20"/>
+          <w:lang w:eastAsia="en-IN"/>
+        </w:rPr>
+        <w:br/>
+      </w:r>
+      <w:r>
+        <w:rPr>
+          <w:rFonts w:ascii="Segoe UI Symbol" w:eastAsia="Times New Roman" w:hAnsi="Segoe UI Symbol" w:cs="Segoe UI Symbol"/>
+          <w:sz w:val="20"/>
+          <w:szCs w:val="20"/>
+          <w:lang w:eastAsia="en-IN"/>
+        </w:rPr>
+        <w:t>✅</w:t>
+      </w:r>
+      <w:r>
+        <w:rPr>
+          <w:rFonts w:eastAsia="Times New Roman" w:cstheme="minorHAnsi"/>
+          <w:sz w:val="20"/>
+          <w:szCs w:val="20"/>
+          <w:lang w:eastAsia="en-IN"/>
+        </w:rPr>
+        <w:t xml:space="preserve"> Function types</w:t>
+      </w:r>
+      <w:r>
+        <w:rPr>
+          <w:rFonts w:eastAsia="Times New Roman" w:cstheme="minorHAnsi"/>
+          <w:sz w:val="20"/>
+          <w:szCs w:val="20"/>
+          <w:lang w:eastAsia="en-IN"/>
+        </w:rPr>
+        <w:br/>
+      </w:r>
+      <w:r>
+        <w:rPr>
+          <w:rFonts w:ascii="Segoe UI Symbol" w:eastAsia="Times New Roman" w:hAnsi="Segoe UI Symbol" w:cs="Segoe UI Symbol"/>
+          <w:sz w:val="20"/>
+          <w:szCs w:val="20"/>
+          <w:lang w:eastAsia="en-IN"/>
+        </w:rPr>
+        <w:t>✅</w:t>
+      </w:r>
+      <w:r>
+        <w:rPr>
+          <w:rFonts w:eastAsia="Times New Roman" w:cstheme="minorHAnsi"/>
+          <w:sz w:val="20"/>
+          <w:szCs w:val="20"/>
+          <w:lang w:eastAsia="en-IN"/>
+        </w:rPr>
+        <w:t xml:space="preserve"> Complex combinations</w:t>
+      </w:r>
+      <w:r>
+        <w:rPr>
+          <w:rFonts w:eastAsia="Times New Roman" w:cstheme="minorHAnsi"/>
+          <w:sz w:val="20"/>
+          <w:szCs w:val="20"/>
+          <w:lang w:eastAsia="en-IN"/>
+        </w:rPr>
+        <w:br/>
+      </w:r>
+      <w:r>
+        <w:rPr>
+          <w:rFonts w:ascii="Segoe UI Symbol" w:eastAsia="Times New Roman" w:hAnsi="Segoe UI Symbol" w:cs="Segoe UI Symbol"/>
+          <w:sz w:val="20"/>
+          <w:szCs w:val="20"/>
+          <w:lang w:eastAsia="en-IN"/>
+        </w:rPr>
+        <w:t>✅</w:t>
+      </w:r>
+      <w:r>
+        <w:rPr>
+          <w:rFonts w:eastAsia="Times New Roman" w:cstheme="minorHAnsi"/>
+          <w:sz w:val="20"/>
+          <w:szCs w:val="20"/>
+          <w:lang w:eastAsia="en-IN"/>
+        </w:rPr>
+        <w:t xml:space="preserve"> Tuples</w:t>
+      </w:r>
+    </w:p>
+    <w:p>
+      <w:pPr>
+        <w:spacing w:before="100" w:beforeAutospacing="1" w:after="100" w:afterAutospacing="1" w:line="240" w:lineRule="auto"/>
+        <w:rPr>
+          <w:rFonts w:eastAsia="Times New Roman" w:cstheme="minorHAnsi"/>
+          <w:sz w:val="20"/>
+          <w:szCs w:val="20"/>
+          <w:lang w:eastAsia="en-IN"/>
+        </w:rPr>
+      </w:pPr>
+      <w:r>
+        <w:rPr>
+          <w:rFonts w:eastAsia="Times New Roman" w:cstheme="minorHAnsi"/>
+          <w:sz w:val="20"/>
+          <w:szCs w:val="20"/>
+          <w:lang w:eastAsia="en-IN"/>
+        </w:rPr>
+        <w:t>Example:</w:t>
+      </w:r>
+    </w:p>
+    <w:p>
+      <w:pPr>
+        <w:pStyle w:val="code"/>
+      </w:pPr>
+      <w:r>
+        <w:t>type Status = "success" | "error";</w:t>
+      </w:r>
+    </w:p>
+    <w:p>
+      <w:pPr>
+        <w:spacing w:after="0" w:line="240" w:lineRule="auto"/>
+        <w:rPr>
+          <w:rFonts w:eastAsia="Times New Roman" w:cstheme="minorHAnsi"/>
+          <w:sz w:val="20"/>
+          <w:szCs w:val="20"/>
+          <w:lang w:eastAsia="en-IN"/>
+        </w:rPr>
+      </w:pPr>
+      <w:r>
+        <w:rPr>
+          <w:rFonts w:eastAsia="Times New Roman" w:cstheme="minorHAnsi"/>
+          <w:sz w:val="20"/>
+          <w:szCs w:val="20"/>
+          <w:lang w:eastAsia="en-IN"/>
+        </w:rPr>
+        <w:pict>
+          <v:rect id="_x0000_i1088" style="width:0;height:1.5pt" o:hralign="center" o:hrstd="t" o:hr="t" fillcolor="#a0a0a0" stroked="f"/>
+        </w:pict>
+      </w:r>
+    </w:p>
+    <w:p>
+      <w:pPr>
+        <w:spacing w:before="100" w:beforeAutospacing="1" w:after="100" w:afterAutospacing="1" w:line="240" w:lineRule="auto"/>
+        <w:outlineLvl w:val="0"/>
+        <w:rPr>
+          <w:rFonts w:eastAsia="Times New Roman" w:cstheme="minorHAnsi"/>
+          <w:b/>
+          <w:bCs/>
+          <w:kern w:val="36"/>
+          <w:sz w:val="20"/>
+          <w:szCs w:val="20"/>
+          <w:lang w:eastAsia="en-IN"/>
+        </w:rPr>
+      </w:pPr>
+      <w:r>
+        <w:rPr>
+          <w:rFonts w:eastAsia="Times New Roman" w:cstheme="minorHAnsi"/>
+          <w:b/>
+          <w:bCs/>
+          <w:kern w:val="36"/>
+          <w:sz w:val="20"/>
+          <w:szCs w:val="20"/>
+          <w:lang w:eastAsia="en-IN"/>
+        </w:rPr>
+        <w:t>One-Line Difference</w:t>
+      </w:r>
+    </w:p>
+    <w:p>
+      <w:pPr>
+        <w:spacing w:before="100" w:beforeAutospacing="1" w:after="100" w:afterAutospacing="1" w:line="240" w:lineRule="auto"/>
+        <w:outlineLvl w:val="1"/>
+        <w:rPr>
+          <w:rFonts w:eastAsia="Times New Roman" w:cstheme="minorHAnsi"/>
+          <w:b/>
+          <w:bCs/>
+          <w:sz w:val="20"/>
+          <w:szCs w:val="20"/>
+          <w:lang w:eastAsia="en-IN"/>
+        </w:rPr>
+      </w:pPr>
+      <w:r>
+        <w:rPr>
+          <w:rFonts w:eastAsia="Times New Roman" w:cstheme="minorHAnsi"/>
+          <w:b/>
+          <w:bCs/>
+          <w:sz w:val="20"/>
+          <w:szCs w:val="20"/>
+          <w:lang w:eastAsia="en-IN"/>
+        </w:rPr>
+        <w:t>Interface</w:t>
+      </w:r>
+    </w:p>
+    <w:p>
+      <w:pPr>
+        <w:spacing w:beforeAutospacing="1" w:after="100" w:afterAutospacing="1" w:line="240" w:lineRule="auto"/>
+        <w:rPr>
+          <w:rFonts w:eastAsia="Times New Roman" w:cstheme="minorHAnsi"/>
+          <w:sz w:val="20"/>
+          <w:szCs w:val="20"/>
+          <w:lang w:eastAsia="en-IN"/>
+        </w:rPr>
+      </w:pPr>
+      <w:r>
+        <w:rPr>
+          <w:rFonts w:eastAsia="Times New Roman" w:cstheme="minorHAnsi"/>
+          <w:sz w:val="20"/>
+          <w:szCs w:val="20"/>
+          <w:lang w:eastAsia="en-IN"/>
+        </w:rPr>
+        <w:t>Best for describing object structures.</w:t>
+      </w:r>
+    </w:p>
+    <w:p>
+      <w:pPr>
+        <w:spacing w:before="100" w:beforeAutospacing="1" w:after="100" w:afterAutospacing="1" w:line="240" w:lineRule="auto"/>
+        <w:outlineLvl w:val="1"/>
+        <w:rPr>
+          <w:rFonts w:eastAsia="Times New Roman" w:cstheme="minorHAnsi"/>
+          <w:b/>
+          <w:bCs/>
+          <w:sz w:val="20"/>
+          <w:szCs w:val="20"/>
+          <w:lang w:eastAsia="en-IN"/>
+        </w:rPr>
+      </w:pPr>
+      <w:r>
+        <w:rPr>
+          <w:rFonts w:eastAsia="Times New Roman" w:cstheme="minorHAnsi"/>
+          <w:b/>
+          <w:bCs/>
+          <w:sz w:val="20"/>
+          <w:szCs w:val="20"/>
+          <w:lang w:eastAsia="en-IN"/>
+        </w:rPr>
+        <w:t>Type</w:t>
+      </w:r>
+    </w:p>
+    <w:p>
+      <w:pPr>
+        <w:spacing w:beforeAutospacing="1" w:after="100" w:afterAutospacing="1" w:line="240" w:lineRule="auto"/>
+        <w:rPr>
+          <w:rFonts w:eastAsia="Times New Roman" w:cstheme="minorHAnsi"/>
+          <w:sz w:val="20"/>
+          <w:szCs w:val="20"/>
+          <w:lang w:eastAsia="en-IN"/>
+        </w:rPr>
+      </w:pPr>
+      <w:r>
+        <w:rPr>
+          <w:rFonts w:eastAsia="Times New Roman" w:cstheme="minorHAnsi"/>
+          <w:sz w:val="20"/>
+          <w:szCs w:val="20"/>
+          <w:lang w:eastAsia="en-IN"/>
+        </w:rPr>
+        <w:t>Best for creating flexible reusable types.</w:t>
+      </w:r>
+    </w:p>
+    <w:p>
+      <w:pPr>
+        <w:spacing w:beforeAutospacing="1" w:after="100" w:afterAutospacing="1" w:line="240" w:lineRule="auto"/>
+        <w:rPr>
+          <w:rFonts w:eastAsia="Times New Roman" w:cstheme="minorHAnsi"/>
+          <w:b/>
+          <w:caps/>
+          <w:sz w:val="20"/>
+          <w:szCs w:val="20"/>
+          <w:lang w:eastAsia="en-IN"/>
+        </w:rPr>
+      </w:pPr>
+      <w:r>
+        <w:rPr>
+          <w:b/>
+          <w:caps/>
+        </w:rPr>
+        <w:t>TypeScript Utility Types</w:t>
+      </w:r>
+    </w:p>
+    <w:p>
+      <w:pPr>
+        <w:spacing w:before="100" w:beforeAutospacing="1" w:after="100" w:afterAutospacing="1" w:line="240" w:lineRule="auto"/>
+        <w:outlineLvl w:val="0"/>
+        <w:rPr>
+          <w:rFonts w:eastAsia="Times New Roman" w:cstheme="minorHAnsi"/>
+          <w:b/>
+          <w:bCs/>
+          <w:kern w:val="36"/>
+          <w:sz w:val="20"/>
+          <w:szCs w:val="20"/>
+          <w:lang w:eastAsia="en-IN"/>
+        </w:rPr>
+      </w:pPr>
+      <w:r>
+        <w:rPr>
+          <w:rFonts w:eastAsia="Times New Roman" w:cstheme="minorHAnsi"/>
+          <w:b/>
+          <w:bCs/>
+          <w:kern w:val="36"/>
+          <w:sz w:val="20"/>
+          <w:szCs w:val="20"/>
+          <w:lang w:eastAsia="en-IN"/>
+        </w:rPr>
+        <w:t>1. Partial&lt;T&gt;</w:t>
+      </w:r>
+    </w:p>
+    <w:p>
+      <w:pPr>
+        <w:spacing w:before="100" w:beforeAutospacing="1" w:after="100" w:afterAutospacing="1" w:line="240" w:lineRule="auto"/>
+        <w:rPr>
+          <w:rFonts w:eastAsia="Times New Roman" w:cstheme="minorHAnsi"/>
+          <w:sz w:val="20"/>
+          <w:szCs w:val="20"/>
+          <w:lang w:eastAsia="en-IN"/>
+        </w:rPr>
+      </w:pPr>
+      <w:r>
+        <w:rPr>
+          <w:rFonts w:eastAsia="Times New Roman" w:cstheme="minorHAnsi"/>
+          <w:sz w:val="20"/>
+          <w:szCs w:val="20"/>
+          <w:lang w:eastAsia="en-IN"/>
+        </w:rPr>
+        <w:t>Makes ALL properties optional.</w:t>
+      </w:r>
+    </w:p>
+    <w:p>
+      <w:pPr>
+        <w:spacing w:after="0" w:line="240" w:lineRule="auto"/>
+        <w:rPr>
+          <w:rFonts w:eastAsia="Times New Roman" w:cstheme="minorHAnsi"/>
+          <w:sz w:val="20"/>
+          <w:szCs w:val="20"/>
+          <w:lang w:eastAsia="en-IN"/>
+        </w:rPr>
+      </w:pPr>
+      <w:r>
+        <w:rPr>
+          <w:rFonts w:eastAsia="Times New Roman" w:cstheme="minorHAnsi"/>
+          <w:sz w:val="20"/>
+          <w:szCs w:val="20"/>
+          <w:lang w:eastAsia="en-IN"/>
+        </w:rPr>
+        <w:pict>
+          <v:rect id="_x0000_i1089" style="width:0;height:1.5pt" o:hralign="center" o:hrstd="t" o:hr="t" fillcolor="#a0a0a0" stroked="f"/>
+        </w:pict>
+      </w:r>
+    </w:p>
+    <w:p>
+      <w:pPr>
+        <w:spacing w:before="100" w:beforeAutospacing="1" w:after="100" w:afterAutospacing="1" w:line="240" w:lineRule="auto"/>
+        <w:outlineLvl w:val="1"/>
+        <w:rPr>
+          <w:rFonts w:eastAsia="Times New Roman" w:cstheme="minorHAnsi"/>
+          <w:b/>
+          <w:bCs/>
+          <w:sz w:val="20"/>
+          <w:szCs w:val="20"/>
+          <w:lang w:eastAsia="en-IN"/>
+        </w:rPr>
+      </w:pPr>
+      <w:r>
+        <w:rPr>
+          <w:rFonts w:eastAsia="Times New Roman" w:cstheme="minorHAnsi"/>
+          <w:b/>
+          <w:bCs/>
+          <w:sz w:val="20"/>
+          <w:szCs w:val="20"/>
+          <w:lang w:eastAsia="en-IN"/>
+        </w:rPr>
+        <w:t>Normal Type</w:t>
+      </w:r>
+    </w:p>
+    <w:p>
+      <w:pPr>
+        <w:pStyle w:val="code"/>
+      </w:pPr>
+      <w:r>
+        <w:t>type User = {</w:t>
+      </w:r>
+      <w:r>
+        <w:br/>
+        <w:t xml:space="preserve">  name: string;</w:t>
+      </w:r>
+      <w:r>
+        <w:br/>
+        <w:t xml:space="preserve">  age: number;</w:t>
+      </w:r>
+      <w:r>
+        <w:br/>
+        <w:t>};</w:t>
+      </w:r>
+    </w:p>
+    <w:p>
+      <w:pPr>
+        <w:pStyle w:val="code"/>
+      </w:pPr>
+      <w:r>
+        <w:t>Normally:</w:t>
+      </w:r>
+    </w:p>
+    <w:p>
+      <w:pPr>
+        <w:pStyle w:val="code"/>
+      </w:pPr>
+      <w:r>
+        <w:t>const user: User = {</w:t>
+      </w:r>
+      <w:r>
+        <w:br/>
+        <w:t xml:space="preserve">  name: "Neha",</w:t>
+      </w:r>
+      <w:r>
+        <w:br/>
+        <w:t xml:space="preserve">  age: 30</w:t>
+      </w:r>
+      <w:r>
+        <w:br/>
+        <w:t>};</w:t>
+      </w:r>
+    </w:p>
+    <w:p>
+      <w:pPr>
+        <w:pStyle w:val="code"/>
+      </w:pPr>
+      <w:r>
+        <w:lastRenderedPageBreak/>
+        <w:t>Both required.</w:t>
+      </w:r>
+    </w:p>
+    <w:p>
+      <w:pPr>
+        <w:spacing w:after="0" w:line="240" w:lineRule="auto"/>
+        <w:rPr>
+          <w:rFonts w:eastAsia="Times New Roman" w:cstheme="minorHAnsi"/>
+          <w:sz w:val="20"/>
+          <w:szCs w:val="20"/>
+          <w:lang w:eastAsia="en-IN"/>
+        </w:rPr>
+      </w:pPr>
+      <w:r>
+        <w:rPr>
+          <w:rFonts w:eastAsia="Times New Roman" w:cstheme="minorHAnsi"/>
+          <w:sz w:val="20"/>
+          <w:szCs w:val="20"/>
+          <w:lang w:eastAsia="en-IN"/>
+        </w:rPr>
+        <w:pict>
+          <v:rect id="_x0000_i1090" style="width:0;height:1.5pt" o:hralign="center" o:hrstd="t" o:hr="t" fillcolor="#a0a0a0" stroked="f"/>
+        </w:pict>
+      </w:r>
+    </w:p>
+    <w:p>
+      <w:pPr>
+        <w:spacing w:before="100" w:beforeAutospacing="1" w:after="100" w:afterAutospacing="1" w:line="240" w:lineRule="auto"/>
+        <w:outlineLvl w:val="1"/>
+        <w:rPr>
+          <w:rFonts w:eastAsia="Times New Roman" w:cstheme="minorHAnsi"/>
+          <w:b/>
+          <w:bCs/>
+          <w:sz w:val="20"/>
+          <w:szCs w:val="20"/>
+          <w:lang w:eastAsia="en-IN"/>
+        </w:rPr>
+      </w:pPr>
+      <w:r>
+        <w:rPr>
+          <w:rFonts w:eastAsia="Times New Roman" w:cstheme="minorHAnsi"/>
+          <w:b/>
+          <w:bCs/>
+          <w:sz w:val="20"/>
+          <w:szCs w:val="20"/>
+          <w:lang w:eastAsia="en-IN"/>
+        </w:rPr>
+        <w:t>Partial Example</w:t>
+      </w:r>
+    </w:p>
+    <w:p>
+      <w:pPr>
+        <w:pStyle w:val="code"/>
+      </w:pPr>
+      <w:r>
+        <w:t>type PartialUser = Partial&lt;User&gt;;</w:t>
+      </w:r>
+    </w:p>
+    <w:p>
+      <w:pPr>
+        <w:pStyle w:val="code"/>
+      </w:pPr>
+      <w:r>
+        <w:t>Becomes:</w:t>
+      </w:r>
+    </w:p>
+    <w:p>
+      <w:pPr>
+        <w:pStyle w:val="code"/>
+      </w:pPr>
+      <w:r>
+        <w:t>{</w:t>
+      </w:r>
+      <w:r>
+        <w:br/>
+        <w:t xml:space="preserve">  name?: string;</w:t>
+      </w:r>
+      <w:r>
+        <w:br/>
+        <w:t xml:space="preserve">  age?: number;</w:t>
+      </w:r>
+      <w:r>
+        <w:br/>
+        <w:t>}</w:t>
+      </w:r>
+    </w:p>
+    <w:p>
+      <w:pPr>
+        <w:spacing w:after="0" w:line="240" w:lineRule="auto"/>
+        <w:rPr>
+          <w:rFonts w:eastAsia="Times New Roman" w:cstheme="minorHAnsi"/>
+          <w:sz w:val="20"/>
+          <w:szCs w:val="20"/>
+          <w:lang w:eastAsia="en-IN"/>
+        </w:rPr>
+      </w:pPr>
+      <w:r>
+        <w:rPr>
+          <w:rFonts w:eastAsia="Times New Roman" w:cstheme="minorHAnsi"/>
+          <w:sz w:val="20"/>
+          <w:szCs w:val="20"/>
+          <w:lang w:eastAsia="en-IN"/>
+        </w:rPr>
+        <w:pict>
+          <v:rect id="_x0000_i1091" style="width:0;height:1.5pt" o:hralign="center" o:hrstd="t" o:hr="t" fillcolor="#a0a0a0" stroked="f"/>
+        </w:pict>
+      </w:r>
+    </w:p>
+    <w:p>
+      <w:pPr>
+        <w:spacing w:before="100" w:beforeAutospacing="1" w:after="100" w:afterAutospacing="1" w:line="240" w:lineRule="auto"/>
+        <w:outlineLvl w:val="1"/>
+        <w:rPr>
+          <w:rFonts w:eastAsia="Times New Roman" w:cstheme="minorHAnsi"/>
+          <w:b/>
+          <w:bCs/>
+          <w:sz w:val="20"/>
+          <w:szCs w:val="20"/>
+          <w:lang w:eastAsia="en-IN"/>
+        </w:rPr>
+      </w:pPr>
+      <w:r>
+        <w:rPr>
+          <w:rFonts w:eastAsia="Times New Roman" w:cstheme="minorHAnsi"/>
+          <w:b/>
+          <w:bCs/>
+          <w:sz w:val="20"/>
+          <w:szCs w:val="20"/>
+          <w:lang w:eastAsia="en-IN"/>
+        </w:rPr>
+        <w:t>Usage</w:t>
+      </w:r>
+    </w:p>
+    <w:p>
+      <w:pPr>
+        <w:pStyle w:val="code"/>
+      </w:pPr>
+      <w:r>
+        <w:t>const updatedUser: Partial&lt;User&gt; = {</w:t>
+      </w:r>
+      <w:r>
+        <w:br/>
+        <w:t xml:space="preserve">  name: "Neha Jain"</w:t>
+      </w:r>
+      <w:r>
+        <w:br/>
+        <w:t>};</w:t>
+      </w:r>
+    </w:p>
+    <w:p>
+      <w:pPr>
+        <w:spacing w:before="100" w:beforeAutospacing="1" w:after="100" w:afterAutospacing="1" w:line="240" w:lineRule="auto"/>
+        <w:rPr>
+          <w:rFonts w:eastAsia="Times New Roman" w:cstheme="minorHAnsi"/>
+          <w:sz w:val="20"/>
+          <w:szCs w:val="20"/>
+          <w:lang w:eastAsia="en-IN"/>
+        </w:rPr>
+      </w:pPr>
+      <w:r>
+        <w:rPr>
+          <w:rFonts w:eastAsia="Times New Roman" w:cstheme="minorHAnsi"/>
+          <w:sz w:val="20"/>
+          <w:szCs w:val="20"/>
+          <w:lang w:eastAsia="en-IN"/>
+        </w:rPr>
+        <w:t>Useful for:</w:t>
+      </w:r>
+    </w:p>
+    <w:p>
+      <w:pPr>
+        <w:numPr>
+          <w:ilvl w:val="0"/>
+          <w:numId w:val="14"/>
+        </w:numPr>
+        <w:spacing w:before="100" w:beforeAutospacing="1" w:after="100" w:afterAutospacing="1" w:line="240" w:lineRule="auto"/>
+        <w:rPr>
+          <w:rFonts w:eastAsia="Times New Roman" w:cstheme="minorHAnsi"/>
+          <w:sz w:val="20"/>
+          <w:szCs w:val="20"/>
+          <w:lang w:eastAsia="en-IN"/>
+        </w:rPr>
+      </w:pPr>
+      <w:r>
+        <w:rPr>
+          <w:rFonts w:eastAsia="Times New Roman" w:cstheme="minorHAnsi"/>
+          <w:sz w:val="20"/>
+          <w:szCs w:val="20"/>
+          <w:lang w:eastAsia="en-IN"/>
+        </w:rPr>
+        <w:t xml:space="preserve">Edit forms </w:t>
+      </w:r>
+    </w:p>
+    <w:p>
+      <w:pPr>
+        <w:numPr>
+          <w:ilvl w:val="0"/>
+          <w:numId w:val="14"/>
+        </w:numPr>
+        <w:spacing w:before="100" w:beforeAutospacing="1" w:after="100" w:afterAutospacing="1" w:line="240" w:lineRule="auto"/>
+        <w:rPr>
+          <w:rFonts w:eastAsia="Times New Roman" w:cstheme="minorHAnsi"/>
+          <w:sz w:val="20"/>
+          <w:szCs w:val="20"/>
+          <w:lang w:eastAsia="en-IN"/>
+        </w:rPr>
+      </w:pPr>
+      <w:r>
+        <w:rPr>
+          <w:rFonts w:eastAsia="Times New Roman" w:cstheme="minorHAnsi"/>
+          <w:sz w:val="20"/>
+          <w:szCs w:val="20"/>
+          <w:lang w:eastAsia="en-IN"/>
+        </w:rPr>
+        <w:t xml:space="preserve">PATCH APIs </w:t>
+      </w:r>
+    </w:p>
+    <w:p>
+      <w:pPr>
+        <w:numPr>
+          <w:ilvl w:val="0"/>
+          <w:numId w:val="14"/>
+        </w:numPr>
+        <w:spacing w:before="100" w:beforeAutospacing="1" w:after="100" w:afterAutospacing="1" w:line="240" w:lineRule="auto"/>
+        <w:rPr>
+          <w:rFonts w:eastAsia="Times New Roman" w:cstheme="minorHAnsi"/>
+          <w:sz w:val="20"/>
+          <w:szCs w:val="20"/>
+          <w:lang w:eastAsia="en-IN"/>
+        </w:rPr>
+      </w:pPr>
+      <w:r>
+        <w:rPr>
+          <w:rFonts w:eastAsia="Times New Roman" w:cstheme="minorHAnsi"/>
+          <w:sz w:val="20"/>
+          <w:szCs w:val="20"/>
+          <w:lang w:eastAsia="en-IN"/>
+        </w:rPr>
+        <w:t xml:space="preserve">Optional updates </w:t>
+      </w:r>
+    </w:p>
+    <w:p>
+      <w:pPr>
+        <w:spacing w:after="0" w:line="240" w:lineRule="auto"/>
+        <w:rPr>
+          <w:rFonts w:eastAsia="Times New Roman" w:cstheme="minorHAnsi"/>
+          <w:sz w:val="20"/>
+          <w:szCs w:val="20"/>
+          <w:lang w:eastAsia="en-IN"/>
+        </w:rPr>
+      </w:pPr>
+      <w:r>
+        <w:rPr>
+          <w:rFonts w:eastAsia="Times New Roman" w:cstheme="minorHAnsi"/>
+          <w:sz w:val="20"/>
+          <w:szCs w:val="20"/>
+          <w:lang w:eastAsia="en-IN"/>
+        </w:rPr>
+        <w:pict>
+          <v:rect id="_x0000_i1092" style="width:0;height:1.5pt" o:hralign="center" o:hrstd="t" o:hr="t" fillcolor="#a0a0a0" stroked="f"/>
+        </w:pict>
+      </w:r>
+    </w:p>
+    <w:p>
+      <w:pPr>
+        <w:spacing w:before="100" w:beforeAutospacing="1" w:after="100" w:afterAutospacing="1" w:line="240" w:lineRule="auto"/>
+        <w:outlineLvl w:val="0"/>
+        <w:rPr>
+          <w:rFonts w:eastAsia="Times New Roman" w:cstheme="minorHAnsi"/>
+          <w:b/>
+          <w:bCs/>
+          <w:kern w:val="36"/>
+          <w:sz w:val="20"/>
+          <w:szCs w:val="20"/>
+          <w:lang w:eastAsia="en-IN"/>
+        </w:rPr>
+      </w:pPr>
+      <w:r>
+        <w:rPr>
+          <w:rFonts w:eastAsia="Times New Roman" w:cstheme="minorHAnsi"/>
+          <w:b/>
+          <w:bCs/>
+          <w:kern w:val="36"/>
+          <w:sz w:val="20"/>
+          <w:szCs w:val="20"/>
+          <w:lang w:eastAsia="en-IN"/>
+        </w:rPr>
+        <w:t>2. Required&lt;T&gt;</w:t>
+      </w:r>
+    </w:p>
+    <w:p>
+      <w:pPr>
+        <w:spacing w:before="100" w:beforeAutospacing="1" w:after="100" w:afterAutospacing="1" w:line="240" w:lineRule="auto"/>
+        <w:rPr>
+          <w:rFonts w:eastAsia="Times New Roman" w:cstheme="minorHAnsi"/>
+          <w:sz w:val="20"/>
+          <w:szCs w:val="20"/>
+          <w:lang w:eastAsia="en-IN"/>
+        </w:rPr>
+      </w:pPr>
+      <w:r>
+        <w:rPr>
+          <w:rFonts w:eastAsia="Times New Roman" w:cstheme="minorHAnsi"/>
+          <w:sz w:val="20"/>
+          <w:szCs w:val="20"/>
+          <w:lang w:eastAsia="en-IN"/>
+        </w:rPr>
+        <w:t>Makes ALL properties required.</w:t>
+      </w:r>
+    </w:p>
+    <w:p>
+      <w:pPr>
+        <w:spacing w:after="0" w:line="240" w:lineRule="auto"/>
+        <w:rPr>
+          <w:rFonts w:eastAsia="Times New Roman" w:cstheme="minorHAnsi"/>
+          <w:sz w:val="20"/>
+          <w:szCs w:val="20"/>
+          <w:lang w:eastAsia="en-IN"/>
+        </w:rPr>
+      </w:pPr>
+      <w:r>
+        <w:rPr>
+          <w:rFonts w:eastAsia="Times New Roman" w:cstheme="minorHAnsi"/>
+          <w:sz w:val="20"/>
+          <w:szCs w:val="20"/>
+          <w:lang w:eastAsia="en-IN"/>
+        </w:rPr>
+        <w:pict>
+          <v:rect id="_x0000_i1093" style="width:0;height:1.5pt" o:hralign="center" o:hrstd="t" o:hr="t" fillcolor="#a0a0a0" stroked="f"/>
+        </w:pict>
+      </w:r>
+    </w:p>
+    <w:p>
+      <w:pPr>
+        <w:spacing w:before="100" w:beforeAutospacing="1" w:after="100" w:afterAutospacing="1" w:line="240" w:lineRule="auto"/>
+        <w:outlineLvl w:val="1"/>
+        <w:rPr>
+          <w:rFonts w:eastAsia="Times New Roman" w:cstheme="minorHAnsi"/>
+          <w:b/>
+          <w:bCs/>
+          <w:sz w:val="20"/>
+          <w:szCs w:val="20"/>
+          <w:lang w:eastAsia="en-IN"/>
+        </w:rPr>
+      </w:pPr>
+      <w:r>
+        <w:rPr>
+          <w:rFonts w:eastAsia="Times New Roman" w:cstheme="minorHAnsi"/>
+          <w:b/>
+          <w:bCs/>
+          <w:sz w:val="20"/>
+          <w:szCs w:val="20"/>
+          <w:lang w:eastAsia="en-IN"/>
+        </w:rPr>
+        <w:t>Example</w:t>
+      </w:r>
+    </w:p>
+    <w:p>
+      <w:pPr>
+        <w:pStyle w:val="code"/>
+      </w:pPr>
+      <w:r>
+        <w:t>type User = {</w:t>
+      </w:r>
+      <w:r>
+        <w:br/>
+        <w:t xml:space="preserve">  name?: string;</w:t>
+      </w:r>
+      <w:r>
+        <w:br/>
+        <w:t xml:space="preserve">  age?: number;</w:t>
+      </w:r>
+      <w:r>
+        <w:br/>
+        <w:t>};</w:t>
+      </w:r>
+    </w:p>
+    <w:p>
+      <w:pPr>
+        <w:spacing w:before="100" w:beforeAutospacing="1" w:after="100" w:afterAutospacing="1" w:line="240" w:lineRule="auto"/>
+        <w:rPr>
+          <w:rFonts w:eastAsia="Times New Roman" w:cstheme="minorHAnsi"/>
+          <w:sz w:val="20"/>
+          <w:szCs w:val="20"/>
+          <w:lang w:eastAsia="en-IN"/>
+        </w:rPr>
+      </w:pPr>
+      <w:r>
+        <w:rPr>
+          <w:rFonts w:eastAsia="Times New Roman" w:cstheme="minorHAnsi"/>
+          <w:sz w:val="20"/>
+          <w:szCs w:val="20"/>
+          <w:lang w:eastAsia="en-IN"/>
+        </w:rPr>
+        <w:t>Convert:</w:t>
+      </w:r>
+    </w:p>
+    <w:p>
+      <w:pPr>
+        <w:pStyle w:val="code"/>
+      </w:pPr>
+      <w:r>
+        <w:t>type RequiredUser = Required&lt;User&gt;;</w:t>
+      </w:r>
+    </w:p>
+    <w:p>
+      <w:pPr>
+        <w:spacing w:before="100" w:beforeAutospacing="1" w:after="100" w:afterAutospacing="1" w:line="240" w:lineRule="auto"/>
+        <w:rPr>
+          <w:rFonts w:eastAsia="Times New Roman" w:cstheme="minorHAnsi"/>
+          <w:sz w:val="20"/>
+          <w:szCs w:val="20"/>
+          <w:lang w:eastAsia="en-IN"/>
+        </w:rPr>
+      </w:pPr>
+      <w:r>
+        <w:rPr>
+          <w:rFonts w:eastAsia="Times New Roman" w:cstheme="minorHAnsi"/>
+          <w:sz w:val="20"/>
+          <w:szCs w:val="20"/>
+          <w:lang w:eastAsia="en-IN"/>
+        </w:rPr>
+        <w:t>Now:</w:t>
+      </w:r>
+    </w:p>
+    <w:p>
+      <w:pPr>
+        <w:pStyle w:val="code"/>
+      </w:pPr>
+      <w:r>
+        <w:t>{</w:t>
+      </w:r>
+      <w:r>
+        <w:br/>
+        <w:t xml:space="preserve">  name: string;</w:t>
+      </w:r>
+      <w:r>
+        <w:br/>
+        <w:t xml:space="preserve">  age: number;</w:t>
+      </w:r>
+      <w:r>
+        <w:br/>
+        <w:t>}</w:t>
+      </w:r>
+    </w:p>
+    <w:p>
+      <w:pPr>
+        <w:spacing w:after="0" w:line="240" w:lineRule="auto"/>
+        <w:rPr>
+          <w:rFonts w:eastAsia="Times New Roman" w:cstheme="minorHAnsi"/>
+          <w:sz w:val="20"/>
+          <w:szCs w:val="20"/>
+          <w:lang w:eastAsia="en-IN"/>
+        </w:rPr>
+      </w:pPr>
+      <w:r>
+        <w:rPr>
+          <w:rFonts w:eastAsia="Times New Roman" w:cstheme="minorHAnsi"/>
+          <w:sz w:val="20"/>
+          <w:szCs w:val="20"/>
+          <w:lang w:eastAsia="en-IN"/>
+        </w:rPr>
+        <w:pict>
+          <v:rect id="_x0000_i1094" style="width:0;height:1.5pt" o:hralign="center" o:hrstd="t" o:hr="t" fillcolor="#a0a0a0" stroked="f"/>
+        </w:pict>
+      </w:r>
+    </w:p>
+    <w:p>
+      <w:pPr>
+        <w:spacing w:before="100" w:beforeAutospacing="1" w:after="100" w:afterAutospacing="1" w:line="240" w:lineRule="auto"/>
+        <w:outlineLvl w:val="0"/>
+        <w:rPr>
+          <w:rFonts w:eastAsia="Times New Roman" w:cstheme="minorHAnsi"/>
+          <w:b/>
+          <w:bCs/>
+          <w:kern w:val="36"/>
+          <w:sz w:val="20"/>
+          <w:szCs w:val="20"/>
+          <w:lang w:eastAsia="en-IN"/>
+        </w:rPr>
+      </w:pPr>
+      <w:r>
+        <w:rPr>
+          <w:rFonts w:eastAsia="Times New Roman" w:cstheme="minorHAnsi"/>
+          <w:b/>
+          <w:bCs/>
+          <w:kern w:val="36"/>
+          <w:sz w:val="20"/>
+          <w:szCs w:val="20"/>
+          <w:lang w:eastAsia="en-IN"/>
+        </w:rPr>
+        <w:t>3. Readonly&lt;T&gt;</w:t>
+      </w:r>
+    </w:p>
+    <w:p>
+      <w:pPr>
+        <w:spacing w:before="100" w:beforeAutospacing="1" w:after="100" w:afterAutospacing="1" w:line="240" w:lineRule="auto"/>
+        <w:rPr>
+          <w:rFonts w:eastAsia="Times New Roman" w:cstheme="minorHAnsi"/>
+          <w:sz w:val="20"/>
+          <w:szCs w:val="20"/>
+          <w:lang w:eastAsia="en-IN"/>
+        </w:rPr>
+      </w:pPr>
+      <w:r>
+        <w:rPr>
+          <w:rFonts w:eastAsia="Times New Roman" w:cstheme="minorHAnsi"/>
+          <w:sz w:val="20"/>
+          <w:szCs w:val="20"/>
+          <w:lang w:eastAsia="en-IN"/>
+        </w:rPr>
+        <w:t>Cannot change properties.</w:t>
+      </w:r>
+    </w:p>
+    <w:p>
+      <w:pPr>
+        <w:spacing w:after="0" w:line="240" w:lineRule="auto"/>
+        <w:rPr>
+          <w:rFonts w:eastAsia="Times New Roman" w:cstheme="minorHAnsi"/>
+          <w:sz w:val="20"/>
+          <w:szCs w:val="20"/>
+          <w:lang w:eastAsia="en-IN"/>
+        </w:rPr>
+      </w:pPr>
+      <w:r>
+        <w:rPr>
+          <w:rFonts w:eastAsia="Times New Roman" w:cstheme="minorHAnsi"/>
+          <w:sz w:val="20"/>
+          <w:szCs w:val="20"/>
+          <w:lang w:eastAsia="en-IN"/>
+        </w:rPr>
+        <w:pict>
+          <v:rect id="_x0000_i1095" style="width:0;height:1.5pt" o:hralign="center" o:hrstd="t" o:hr="t" fillcolor="#a0a0a0" stroked="f"/>
+        </w:pict>
+      </w:r>
+    </w:p>
+    <w:p>
+      <w:pPr>
+        <w:spacing w:before="100" w:beforeAutospacing="1" w:after="100" w:afterAutospacing="1" w:line="240" w:lineRule="auto"/>
+        <w:outlineLvl w:val="1"/>
+        <w:rPr>
+          <w:rFonts w:eastAsia="Times New Roman" w:cstheme="minorHAnsi"/>
+          <w:b/>
+          <w:bCs/>
+          <w:sz w:val="20"/>
+          <w:szCs w:val="20"/>
+          <w:lang w:eastAsia="en-IN"/>
+        </w:rPr>
+      </w:pPr>
+      <w:r>
+        <w:rPr>
+          <w:rFonts w:eastAsia="Times New Roman" w:cstheme="minorHAnsi"/>
+          <w:b/>
+          <w:bCs/>
+          <w:sz w:val="20"/>
+          <w:szCs w:val="20"/>
+          <w:lang w:eastAsia="en-IN"/>
+        </w:rPr>
+        <w:t>Example</w:t>
+      </w:r>
+    </w:p>
+    <w:p>
+      <w:pPr>
+        <w:pStyle w:val="code"/>
+      </w:pPr>
+      <w:r>
+        <w:lastRenderedPageBreak/>
+        <w:t>type User = {</w:t>
+      </w:r>
+      <w:r>
+        <w:br/>
+        <w:t xml:space="preserve">  name: string;</w:t>
+      </w:r>
+      <w:r>
+        <w:br/>
+        <w:t>};</w:t>
+      </w:r>
+    </w:p>
+    <w:p>
+      <w:pPr>
+        <w:pStyle w:val="code"/>
+      </w:pPr>
+      <w:r>
+        <w:t>type ReadonlyUser = Readonly&lt;User&gt;;</w:t>
+      </w:r>
+    </w:p>
+    <w:p>
+      <w:pPr>
+        <w:spacing w:before="100" w:beforeAutospacing="1" w:after="100" w:afterAutospacing="1" w:line="240" w:lineRule="auto"/>
+        <w:rPr>
+          <w:rFonts w:eastAsia="Times New Roman" w:cstheme="minorHAnsi"/>
+          <w:sz w:val="20"/>
+          <w:szCs w:val="20"/>
+          <w:lang w:eastAsia="en-IN"/>
+        </w:rPr>
+      </w:pPr>
+      <w:r>
+        <w:rPr>
+          <w:rFonts w:eastAsia="Times New Roman" w:cstheme="minorHAnsi"/>
+          <w:sz w:val="20"/>
+          <w:szCs w:val="20"/>
+          <w:lang w:eastAsia="en-IN"/>
+        </w:rPr>
+        <w:t>Usage:</w:t>
+      </w:r>
+    </w:p>
+    <w:p>
+      <w:pPr>
+        <w:pStyle w:val="code"/>
+      </w:pPr>
+      <w:r>
+        <w:t>const user: ReadonlyUser = {</w:t>
+      </w:r>
+      <w:r>
+        <w:br/>
+        <w:t xml:space="preserve">  name: "Neha"</w:t>
+      </w:r>
+      <w:r>
+        <w:br/>
+        <w:t>};</w:t>
+      </w:r>
+      <w:r>
+        <w:br/>
+      </w:r>
+      <w:r>
+        <w:br/>
+        <w:t>user.name = "Rahul"; // Error</w:t>
+      </w:r>
+    </w:p>
+    <w:p>
+      <w:pPr>
+        <w:spacing w:before="100" w:beforeAutospacing="1" w:after="100" w:afterAutospacing="1" w:line="240" w:lineRule="auto"/>
+        <w:rPr>
+          <w:rFonts w:eastAsia="Times New Roman" w:cstheme="minorHAnsi"/>
+          <w:sz w:val="20"/>
+          <w:szCs w:val="20"/>
+          <w:lang w:eastAsia="en-IN"/>
+        </w:rPr>
+      </w:pPr>
+      <w:r>
+        <w:rPr>
+          <w:rFonts w:eastAsia="Times New Roman" w:cstheme="minorHAnsi"/>
+          <w:sz w:val="20"/>
+          <w:szCs w:val="20"/>
+          <w:lang w:eastAsia="en-IN"/>
+        </w:rPr>
+        <w:t>Useful for:</w:t>
+      </w:r>
+    </w:p>
+    <w:p>
+      <w:pPr>
+        <w:numPr>
+          <w:ilvl w:val="0"/>
+          <w:numId w:val="15"/>
+        </w:numPr>
+        <w:spacing w:before="100" w:beforeAutospacing="1" w:after="100" w:afterAutospacing="1" w:line="240" w:lineRule="auto"/>
+        <w:rPr>
+          <w:rFonts w:eastAsia="Times New Roman" w:cstheme="minorHAnsi"/>
+          <w:sz w:val="20"/>
+          <w:szCs w:val="20"/>
+          <w:lang w:eastAsia="en-IN"/>
+        </w:rPr>
+      </w:pPr>
+      <w:r>
+        <w:rPr>
+          <w:rFonts w:eastAsia="Times New Roman" w:cstheme="minorHAnsi"/>
+          <w:sz w:val="20"/>
+          <w:szCs w:val="20"/>
+          <w:lang w:eastAsia="en-IN"/>
+        </w:rPr>
+        <w:t xml:space="preserve">Immutable state </w:t>
+      </w:r>
+    </w:p>
+    <w:p>
+      <w:pPr>
+        <w:numPr>
+          <w:ilvl w:val="0"/>
+          <w:numId w:val="15"/>
+        </w:numPr>
+        <w:spacing w:before="100" w:beforeAutospacing="1" w:after="100" w:afterAutospacing="1" w:line="240" w:lineRule="auto"/>
+        <w:rPr>
+          <w:rFonts w:eastAsia="Times New Roman" w:cstheme="minorHAnsi"/>
+          <w:sz w:val="20"/>
+          <w:szCs w:val="20"/>
+          <w:lang w:eastAsia="en-IN"/>
+        </w:rPr>
+      </w:pPr>
+      <w:r>
+        <w:rPr>
+          <w:rFonts w:eastAsia="Times New Roman" w:cstheme="minorHAnsi"/>
+          <w:sz w:val="20"/>
+          <w:szCs w:val="20"/>
+          <w:lang w:eastAsia="en-IN"/>
+        </w:rPr>
+        <w:t xml:space="preserve">Redux </w:t>
+      </w:r>
+    </w:p>
+    <w:p>
+      <w:pPr>
+        <w:numPr>
+          <w:ilvl w:val="0"/>
+          <w:numId w:val="15"/>
+        </w:numPr>
+        <w:spacing w:before="100" w:beforeAutospacing="1" w:after="100" w:afterAutospacing="1" w:line="240" w:lineRule="auto"/>
+        <w:rPr>
+          <w:rFonts w:eastAsia="Times New Roman" w:cstheme="minorHAnsi"/>
+          <w:sz w:val="20"/>
+          <w:szCs w:val="20"/>
+          <w:lang w:eastAsia="en-IN"/>
+        </w:rPr>
+      </w:pPr>
+      <w:r>
+        <w:rPr>
+          <w:rFonts w:eastAsia="Times New Roman" w:cstheme="minorHAnsi"/>
+          <w:sz w:val="20"/>
+          <w:szCs w:val="20"/>
+          <w:lang w:eastAsia="en-IN"/>
+        </w:rPr>
+        <w:t xml:space="preserve">Constants </w:t>
+      </w:r>
+    </w:p>
+    <w:p>
+      <w:pPr>
+        <w:spacing w:after="0" w:line="240" w:lineRule="auto"/>
+        <w:rPr>
+          <w:rFonts w:eastAsia="Times New Roman" w:cstheme="minorHAnsi"/>
+          <w:sz w:val="20"/>
+          <w:szCs w:val="20"/>
+          <w:lang w:eastAsia="en-IN"/>
+        </w:rPr>
+      </w:pPr>
+      <w:r>
+        <w:rPr>
+          <w:rFonts w:eastAsia="Times New Roman" w:cstheme="minorHAnsi"/>
+          <w:sz w:val="20"/>
+          <w:szCs w:val="20"/>
+          <w:lang w:eastAsia="en-IN"/>
+        </w:rPr>
+        <w:pict>
+          <v:rect id="_x0000_i1096" style="width:0;height:1.5pt" o:hralign="center" o:hrstd="t" o:hr="t" fillcolor="#a0a0a0" stroked="f"/>
+        </w:pict>
+      </w:r>
+    </w:p>
+    <w:p>
+      <w:pPr>
+        <w:spacing w:before="100" w:beforeAutospacing="1" w:after="100" w:afterAutospacing="1" w:line="240" w:lineRule="auto"/>
+        <w:outlineLvl w:val="0"/>
+        <w:rPr>
+          <w:rFonts w:eastAsia="Times New Roman" w:cstheme="minorHAnsi"/>
+          <w:b/>
+          <w:bCs/>
+          <w:kern w:val="36"/>
+          <w:sz w:val="20"/>
+          <w:szCs w:val="20"/>
+          <w:lang w:eastAsia="en-IN"/>
+        </w:rPr>
+      </w:pPr>
+      <w:r>
+        <w:rPr>
+          <w:rFonts w:eastAsia="Times New Roman" w:cstheme="minorHAnsi"/>
+          <w:b/>
+          <w:bCs/>
+          <w:kern w:val="36"/>
+          <w:sz w:val="20"/>
+          <w:szCs w:val="20"/>
+          <w:lang w:eastAsia="en-IN"/>
+        </w:rPr>
+        <w:t>4. Pick&lt;T, K&gt;</w:t>
+      </w:r>
+    </w:p>
+    <w:p>
+      <w:pPr>
+        <w:spacing w:before="100" w:beforeAutospacing="1" w:after="100" w:afterAutospacing="1" w:line="240" w:lineRule="auto"/>
+        <w:rPr>
+          <w:rFonts w:eastAsia="Times New Roman" w:cstheme="minorHAnsi"/>
+          <w:sz w:val="20"/>
+          <w:szCs w:val="20"/>
+          <w:lang w:eastAsia="en-IN"/>
+        </w:rPr>
+      </w:pPr>
+      <w:r>
+        <w:rPr>
+          <w:rFonts w:eastAsia="Times New Roman" w:cstheme="minorHAnsi"/>
+          <w:sz w:val="20"/>
+          <w:szCs w:val="20"/>
+          <w:lang w:eastAsia="en-IN"/>
+        </w:rPr>
+        <w:t>Pick only selected properties.</w:t>
+      </w:r>
+    </w:p>
+    <w:p>
+      <w:pPr>
+        <w:spacing w:after="0" w:line="240" w:lineRule="auto"/>
+        <w:rPr>
+          <w:rFonts w:eastAsia="Times New Roman" w:cstheme="minorHAnsi"/>
+          <w:sz w:val="20"/>
+          <w:szCs w:val="20"/>
+          <w:lang w:eastAsia="en-IN"/>
+        </w:rPr>
+      </w:pPr>
+      <w:r>
+        <w:rPr>
+          <w:rFonts w:eastAsia="Times New Roman" w:cstheme="minorHAnsi"/>
+          <w:sz w:val="20"/>
+          <w:szCs w:val="20"/>
+          <w:lang w:eastAsia="en-IN"/>
+        </w:rPr>
+        <w:pict>
+          <v:rect id="_x0000_i1097" style="width:0;height:1.5pt" o:hralign="center" o:hrstd="t" o:hr="t" fillcolor="#a0a0a0" stroked="f"/>
+        </w:pict>
+      </w:r>
+    </w:p>
+    <w:p>
+      <w:pPr>
+        <w:spacing w:before="100" w:beforeAutospacing="1" w:after="100" w:afterAutospacing="1" w:line="240" w:lineRule="auto"/>
+        <w:outlineLvl w:val="1"/>
+        <w:rPr>
+          <w:rFonts w:eastAsia="Times New Roman" w:cstheme="minorHAnsi"/>
+          <w:b/>
+          <w:bCs/>
+          <w:sz w:val="20"/>
+          <w:szCs w:val="20"/>
+          <w:lang w:eastAsia="en-IN"/>
+        </w:rPr>
+      </w:pPr>
+      <w:r>
+        <w:rPr>
+          <w:rFonts w:eastAsia="Times New Roman" w:cstheme="minorHAnsi"/>
+          <w:b/>
+          <w:bCs/>
+          <w:sz w:val="20"/>
+          <w:szCs w:val="20"/>
+          <w:lang w:eastAsia="en-IN"/>
+        </w:rPr>
+        <w:t>Example</w:t>
+      </w:r>
+    </w:p>
+    <w:p>
+      <w:pPr>
+        <w:pStyle w:val="code"/>
+      </w:pPr>
+      <w:r>
+        <w:t>type User = {</w:t>
+      </w:r>
+      <w:r>
+        <w:br/>
+        <w:t xml:space="preserve">  id: number;</w:t>
+      </w:r>
+      <w:r>
+        <w:br/>
+        <w:t xml:space="preserve">  name: string;</w:t>
+      </w:r>
+      <w:r>
+        <w:br/>
+        <w:t xml:space="preserve">  age: number;</w:t>
+      </w:r>
+      <w:r>
+        <w:br/>
+        <w:t>};</w:t>
+      </w:r>
+    </w:p>
+    <w:p>
+      <w:pPr>
+        <w:pStyle w:val="code"/>
+      </w:pPr>
+      <w:r>
+        <w:t>type UserPreview = Pick&lt;User, "name" | "age"&gt;;</w:t>
+      </w:r>
+    </w:p>
+    <w:p>
+      <w:pPr>
+        <w:spacing w:before="100" w:beforeAutospacing="1" w:after="100" w:afterAutospacing="1" w:line="240" w:lineRule="auto"/>
+        <w:rPr>
+          <w:rFonts w:eastAsia="Times New Roman" w:cstheme="minorHAnsi"/>
+          <w:sz w:val="20"/>
+          <w:szCs w:val="20"/>
+          <w:lang w:eastAsia="en-IN"/>
+        </w:rPr>
+      </w:pPr>
+      <w:r>
+        <w:rPr>
+          <w:rFonts w:eastAsia="Times New Roman" w:cstheme="minorHAnsi"/>
+          <w:sz w:val="20"/>
+          <w:szCs w:val="20"/>
+          <w:lang w:eastAsia="en-IN"/>
+        </w:rPr>
+        <w:t>Result:</w:t>
+      </w:r>
+    </w:p>
+    <w:p>
+      <w:pPr>
+        <w:tabs>
+          <w:tab w:val="left" w:pos="916"/>
+          <w:tab w:val="left" w:pos="1832"/>
+          <w:tab w:val="left" w:pos="2748"/>
+          <w:tab w:val="left" w:pos="3664"/>
+          <w:tab w:val="left" w:pos="4580"/>
+          <w:tab w:val="left" w:pos="5496"/>
+          <w:tab w:val="left" w:pos="6412"/>
+          <w:tab w:val="left" w:pos="7328"/>
+          <w:tab w:val="left" w:pos="8244"/>
+          <w:tab w:val="left" w:pos="9160"/>
+          <w:tab w:val="left" w:pos="10076"/>
+          <w:tab w:val="left" w:pos="10992"/>
+          <w:tab w:val="left" w:pos="11908"/>
+          <w:tab w:val="left" w:pos="12824"/>
+          <w:tab w:val="left" w:pos="13740"/>
+          <w:tab w:val="left" w:pos="14656"/>
+        </w:tabs>
+        <w:spacing w:after="0" w:line="240" w:lineRule="auto"/>
+        <w:rPr>
+          <w:rFonts w:eastAsia="Times New Roman" w:cstheme="minorHAnsi"/>
+          <w:sz w:val="20"/>
+          <w:szCs w:val="20"/>
+          <w:lang w:eastAsia="en-IN"/>
+        </w:rPr>
+      </w:pPr>
+      <w:r>
+        <w:rPr>
+          <w:rFonts w:eastAsia="Times New Roman" w:cstheme="minorHAnsi"/>
+          <w:sz w:val="20"/>
+          <w:szCs w:val="20"/>
+          <w:lang w:eastAsia="en-IN"/>
+        </w:rPr>
+        <w:t>{</w:t>
+      </w:r>
+      <w:r>
+        <w:rPr>
+          <w:rFonts w:eastAsia="Times New Roman" w:cstheme="minorHAnsi"/>
+          <w:sz w:val="20"/>
+          <w:szCs w:val="20"/>
+          <w:lang w:eastAsia="en-IN"/>
+        </w:rPr>
+        <w:br/>
+        <w:t xml:space="preserve">  name: string;</w:t>
+      </w:r>
+      <w:r>
+        <w:rPr>
+          <w:rFonts w:eastAsia="Times New Roman" w:cstheme="minorHAnsi"/>
+          <w:sz w:val="20"/>
+          <w:szCs w:val="20"/>
+          <w:lang w:eastAsia="en-IN"/>
+        </w:rPr>
+        <w:br/>
+        <w:t xml:space="preserve">  age: number;</w:t>
+      </w:r>
+      <w:r>
+        <w:rPr>
+          <w:rFonts w:eastAsia="Times New Roman" w:cstheme="minorHAnsi"/>
+          <w:sz w:val="20"/>
+          <w:szCs w:val="20"/>
+          <w:lang w:eastAsia="en-IN"/>
+        </w:rPr>
+        <w:br/>
+        <w:t>}</w:t>
+      </w:r>
+    </w:p>
+    <w:p>
+      <w:pPr>
+        <w:spacing w:after="0" w:line="240" w:lineRule="auto"/>
+        <w:rPr>
+          <w:rFonts w:eastAsia="Times New Roman" w:cstheme="minorHAnsi"/>
+          <w:sz w:val="20"/>
+          <w:szCs w:val="20"/>
+          <w:lang w:eastAsia="en-IN"/>
+        </w:rPr>
+      </w:pPr>
+      <w:r>
+        <w:rPr>
+          <w:rFonts w:eastAsia="Times New Roman" w:cstheme="minorHAnsi"/>
+          <w:sz w:val="20"/>
+          <w:szCs w:val="20"/>
+          <w:lang w:eastAsia="en-IN"/>
+        </w:rPr>
+        <w:pict>
+          <v:rect id="_x0000_i1098" style="width:0;height:1.5pt" o:hralign="center" o:hrstd="t" o:hr="t" fillcolor="#a0a0a0" stroked="f"/>
+        </w:pict>
+      </w:r>
+    </w:p>
+    <w:p>
+      <w:pPr>
+        <w:spacing w:before="100" w:beforeAutospacing="1" w:after="100" w:afterAutospacing="1" w:line="240" w:lineRule="auto"/>
+        <w:outlineLvl w:val="1"/>
+        <w:rPr>
+          <w:rFonts w:eastAsia="Times New Roman" w:cstheme="minorHAnsi"/>
+          <w:b/>
+          <w:bCs/>
+          <w:sz w:val="20"/>
+          <w:szCs w:val="20"/>
+          <w:lang w:eastAsia="en-IN"/>
+        </w:rPr>
+      </w:pPr>
+      <w:r>
+        <w:rPr>
+          <w:rFonts w:eastAsia="Times New Roman" w:cstheme="minorHAnsi"/>
+          <w:b/>
+          <w:bCs/>
+          <w:sz w:val="20"/>
+          <w:szCs w:val="20"/>
+          <w:lang w:eastAsia="en-IN"/>
+        </w:rPr>
+        <w:t>Usage</w:t>
+      </w:r>
+    </w:p>
+    <w:p>
+      <w:pPr>
+        <w:pStyle w:val="code"/>
+      </w:pPr>
+      <w:r>
+        <w:t>const user: UserPreview = {</w:t>
+      </w:r>
+      <w:r>
+        <w:br/>
+        <w:t xml:space="preserve">  name: "Neha",</w:t>
+      </w:r>
+      <w:r>
+        <w:br/>
+        <w:t xml:space="preserve">  age: 30</w:t>
+      </w:r>
+      <w:r>
+        <w:br/>
+        <w:t>};</w:t>
+      </w:r>
+    </w:p>
+    <w:p>
+      <w:pPr>
+        <w:spacing w:before="100" w:beforeAutospacing="1" w:after="100" w:afterAutospacing="1" w:line="240" w:lineRule="auto"/>
+        <w:rPr>
+          <w:rFonts w:eastAsia="Times New Roman" w:cstheme="minorHAnsi"/>
+          <w:sz w:val="20"/>
+          <w:szCs w:val="20"/>
+          <w:lang w:eastAsia="en-IN"/>
+        </w:rPr>
+      </w:pPr>
+      <w:r>
+        <w:rPr>
+          <w:rFonts w:eastAsia="Times New Roman" w:cstheme="minorHAnsi"/>
+          <w:sz w:val="20"/>
+          <w:szCs w:val="20"/>
+          <w:lang w:eastAsia="en-IN"/>
+        </w:rPr>
+        <w:t>Useful for:</w:t>
+      </w:r>
+    </w:p>
+    <w:p>
+      <w:pPr>
+        <w:numPr>
+          <w:ilvl w:val="0"/>
+          <w:numId w:val="16"/>
+        </w:numPr>
+        <w:spacing w:before="100" w:beforeAutospacing="1" w:after="100" w:afterAutospacing="1" w:line="240" w:lineRule="auto"/>
+        <w:rPr>
+          <w:rFonts w:eastAsia="Times New Roman" w:cstheme="minorHAnsi"/>
+          <w:sz w:val="20"/>
+          <w:szCs w:val="20"/>
+          <w:lang w:eastAsia="en-IN"/>
+        </w:rPr>
+      </w:pPr>
+      <w:r>
+        <w:rPr>
+          <w:rFonts w:eastAsia="Times New Roman" w:cstheme="minorHAnsi"/>
+          <w:sz w:val="20"/>
+          <w:szCs w:val="20"/>
+          <w:lang w:eastAsia="en-IN"/>
+        </w:rPr>
+        <w:t xml:space="preserve">Table previews </w:t>
+      </w:r>
+    </w:p>
+    <w:p>
+      <w:pPr>
+        <w:numPr>
+          <w:ilvl w:val="0"/>
+          <w:numId w:val="16"/>
+        </w:numPr>
+        <w:spacing w:before="100" w:beforeAutospacing="1" w:after="100" w:afterAutospacing="1" w:line="240" w:lineRule="auto"/>
+        <w:rPr>
+          <w:rFonts w:eastAsia="Times New Roman" w:cstheme="minorHAnsi"/>
+          <w:sz w:val="20"/>
+          <w:szCs w:val="20"/>
+          <w:lang w:eastAsia="en-IN"/>
+        </w:rPr>
+      </w:pPr>
+      <w:r>
+        <w:rPr>
+          <w:rFonts w:eastAsia="Times New Roman" w:cstheme="minorHAnsi"/>
+          <w:sz w:val="20"/>
+          <w:szCs w:val="20"/>
+          <w:lang w:eastAsia="en-IN"/>
+        </w:rPr>
+        <w:t xml:space="preserve">DTOs </w:t>
+      </w:r>
+    </w:p>
+    <w:p>
+      <w:pPr>
+        <w:numPr>
+          <w:ilvl w:val="0"/>
+          <w:numId w:val="16"/>
+        </w:numPr>
+        <w:spacing w:before="100" w:beforeAutospacing="1" w:after="100" w:afterAutospacing="1" w:line="240" w:lineRule="auto"/>
+        <w:rPr>
+          <w:rFonts w:eastAsia="Times New Roman" w:cstheme="minorHAnsi"/>
+          <w:sz w:val="20"/>
+          <w:szCs w:val="20"/>
+          <w:lang w:eastAsia="en-IN"/>
+        </w:rPr>
+      </w:pPr>
+      <w:r>
+        <w:rPr>
+          <w:rFonts w:eastAsia="Times New Roman" w:cstheme="minorHAnsi"/>
+          <w:sz w:val="20"/>
+          <w:szCs w:val="20"/>
+          <w:lang w:eastAsia="en-IN"/>
+        </w:rPr>
+        <w:t xml:space="preserve">API responses </w:t>
+      </w:r>
+    </w:p>
+    <w:p>
+      <w:pPr>
+        <w:spacing w:after="0" w:line="240" w:lineRule="auto"/>
+        <w:rPr>
+          <w:rFonts w:eastAsia="Times New Roman" w:cstheme="minorHAnsi"/>
+          <w:sz w:val="20"/>
+          <w:szCs w:val="20"/>
+          <w:lang w:eastAsia="en-IN"/>
+        </w:rPr>
+      </w:pPr>
+      <w:r>
+        <w:rPr>
+          <w:rFonts w:eastAsia="Times New Roman" w:cstheme="minorHAnsi"/>
+          <w:sz w:val="20"/>
+          <w:szCs w:val="20"/>
+          <w:lang w:eastAsia="en-IN"/>
+        </w:rPr>
+        <w:pict>
+          <v:rect id="_x0000_i1099" style="width:0;height:1.5pt" o:hralign="center" o:hrstd="t" o:hr="t" fillcolor="#a0a0a0" stroked="f"/>
+        </w:pict>
+      </w:r>
+    </w:p>
+    <w:p>
+      <w:pPr>
+        <w:spacing w:before="100" w:beforeAutospacing="1" w:after="100" w:afterAutospacing="1" w:line="240" w:lineRule="auto"/>
+        <w:outlineLvl w:val="0"/>
+        <w:rPr>
+          <w:rFonts w:eastAsia="Times New Roman" w:cstheme="minorHAnsi"/>
+          <w:b/>
+          <w:bCs/>
+          <w:kern w:val="36"/>
+          <w:sz w:val="20"/>
+          <w:szCs w:val="20"/>
+          <w:lang w:eastAsia="en-IN"/>
+        </w:rPr>
+      </w:pPr>
+      <w:r>
+        <w:rPr>
+          <w:rFonts w:eastAsia="Times New Roman" w:cstheme="minorHAnsi"/>
+          <w:b/>
+          <w:bCs/>
+          <w:kern w:val="36"/>
+          <w:sz w:val="20"/>
+          <w:szCs w:val="20"/>
+          <w:lang w:eastAsia="en-IN"/>
+        </w:rPr>
+        <w:t>5. Omit&lt;T, K&gt;</w:t>
+      </w:r>
+    </w:p>
+    <w:p>
+      <w:pPr>
+        <w:spacing w:before="100" w:beforeAutospacing="1" w:after="100" w:afterAutospacing="1" w:line="240" w:lineRule="auto"/>
+        <w:rPr>
+          <w:rFonts w:eastAsia="Times New Roman" w:cstheme="minorHAnsi"/>
+          <w:sz w:val="20"/>
+          <w:szCs w:val="20"/>
+          <w:lang w:eastAsia="en-IN"/>
+        </w:rPr>
+      </w:pPr>
+      <w:r>
+        <w:rPr>
+          <w:rFonts w:eastAsia="Times New Roman" w:cstheme="minorHAnsi"/>
+          <w:sz w:val="20"/>
+          <w:szCs w:val="20"/>
+          <w:lang w:eastAsia="en-IN"/>
+        </w:rPr>
+        <w:t>Remove selected properties.</w:t>
+      </w:r>
+    </w:p>
+    <w:p>
+      <w:pPr>
+        <w:spacing w:after="0" w:line="240" w:lineRule="auto"/>
+        <w:rPr>
+          <w:rFonts w:eastAsia="Times New Roman" w:cstheme="minorHAnsi"/>
+          <w:sz w:val="20"/>
+          <w:szCs w:val="20"/>
+          <w:lang w:eastAsia="en-IN"/>
+        </w:rPr>
+      </w:pPr>
+      <w:r>
+        <w:rPr>
+          <w:rFonts w:eastAsia="Times New Roman" w:cstheme="minorHAnsi"/>
+          <w:sz w:val="20"/>
+          <w:szCs w:val="20"/>
+          <w:lang w:eastAsia="en-IN"/>
+        </w:rPr>
+        <w:lastRenderedPageBreak/>
+        <w:pict>
+          <v:rect id="_x0000_i1100" style="width:0;height:1.5pt" o:hralign="center" o:hrstd="t" o:hr="t" fillcolor="#a0a0a0" stroked="f"/>
+        </w:pict>
+      </w:r>
+    </w:p>
+    <w:p>
+      <w:pPr>
+        <w:spacing w:before="100" w:beforeAutospacing="1" w:after="100" w:afterAutospacing="1" w:line="240" w:lineRule="auto"/>
+        <w:outlineLvl w:val="1"/>
+        <w:rPr>
+          <w:rFonts w:eastAsia="Times New Roman" w:cstheme="minorHAnsi"/>
+          <w:b/>
+          <w:bCs/>
+          <w:sz w:val="20"/>
+          <w:szCs w:val="20"/>
+          <w:lang w:eastAsia="en-IN"/>
+        </w:rPr>
+      </w:pPr>
+      <w:r>
+        <w:rPr>
+          <w:rFonts w:eastAsia="Times New Roman" w:cstheme="minorHAnsi"/>
+          <w:b/>
+          <w:bCs/>
+          <w:sz w:val="20"/>
+          <w:szCs w:val="20"/>
+          <w:lang w:eastAsia="en-IN"/>
+        </w:rPr>
+        <w:t>Example</w:t>
+      </w:r>
+    </w:p>
+    <w:p>
+      <w:pPr>
+        <w:pStyle w:val="code"/>
+      </w:pPr>
+      <w:r>
+        <w:t>type User = {</w:t>
+      </w:r>
+      <w:r>
+        <w:br/>
+        <w:t xml:space="preserve">  id: number;</w:t>
+      </w:r>
+      <w:r>
+        <w:br/>
+        <w:t xml:space="preserve">  name: string;</w:t>
+      </w:r>
+      <w:r>
+        <w:br/>
+        <w:t xml:space="preserve">  password: string;</w:t>
+      </w:r>
+      <w:r>
+        <w:br/>
+        <w:t>};</w:t>
+      </w:r>
+    </w:p>
+    <w:p>
+      <w:pPr>
+        <w:pStyle w:val="code"/>
+      </w:pPr>
+      <w:r>
+        <w:t>type SafeUser = Omit&lt;User, "password"&gt;;</w:t>
+      </w:r>
+    </w:p>
+    <w:p>
+      <w:pPr>
+        <w:pStyle w:val="code"/>
+        <w:rPr>
+          <w:rFonts w:asciiTheme="minorHAnsi" w:hAnsiTheme="minorHAnsi" w:cstheme="minorHAnsi"/>
+        </w:rPr>
+      </w:pPr>
+      <w:r>
+        <w:rPr>
+          <w:rFonts w:asciiTheme="minorHAnsi" w:hAnsiTheme="minorHAnsi" w:cstheme="minorHAnsi"/>
+        </w:rPr>
+        <w:t>Result:</w:t>
+      </w:r>
+    </w:p>
+    <w:p>
+      <w:pPr>
+        <w:pStyle w:val="code"/>
+      </w:pPr>
+      <w:r>
+        <w:t>{</w:t>
+      </w:r>
+      <w:r>
+        <w:br/>
+        <w:t xml:space="preserve">  id: number;</w:t>
+      </w:r>
+      <w:r>
+        <w:br/>
+        <w:t xml:space="preserve">  name: string;</w:t>
+      </w:r>
+      <w:r>
+        <w:br/>
+        <w:t>}</w:t>
+      </w:r>
+    </w:p>
+    <w:p>
+      <w:pPr>
+        <w:spacing w:before="100" w:beforeAutospacing="1" w:after="100" w:afterAutospacing="1" w:line="240" w:lineRule="auto"/>
+        <w:rPr>
+          <w:rFonts w:eastAsia="Times New Roman" w:cstheme="minorHAnsi"/>
+          <w:sz w:val="20"/>
+          <w:szCs w:val="20"/>
+          <w:lang w:eastAsia="en-IN"/>
+        </w:rPr>
+      </w:pPr>
+      <w:r>
+        <w:rPr>
+          <w:rFonts w:eastAsia="Times New Roman" w:cstheme="minorHAnsi"/>
+          <w:sz w:val="20"/>
+          <w:szCs w:val="20"/>
+          <w:lang w:eastAsia="en-IN"/>
+        </w:rPr>
+        <w:t>Useful for:</w:t>
+      </w:r>
+    </w:p>
+    <w:p>
+      <w:pPr>
+        <w:numPr>
+          <w:ilvl w:val="0"/>
+          <w:numId w:val="17"/>
+        </w:numPr>
+        <w:spacing w:before="100" w:beforeAutospacing="1" w:after="100" w:afterAutospacing="1" w:line="240" w:lineRule="auto"/>
+        <w:rPr>
+          <w:rFonts w:eastAsia="Times New Roman" w:cstheme="minorHAnsi"/>
+          <w:sz w:val="20"/>
+          <w:szCs w:val="20"/>
+          <w:lang w:eastAsia="en-IN"/>
+        </w:rPr>
+      </w:pPr>
+      <w:r>
+        <w:rPr>
+          <w:rFonts w:eastAsia="Times New Roman" w:cstheme="minorHAnsi"/>
+          <w:sz w:val="20"/>
+          <w:szCs w:val="20"/>
+          <w:lang w:eastAsia="en-IN"/>
+        </w:rPr>
+        <w:t xml:space="preserve">Hiding passwords </w:t>
+      </w:r>
+    </w:p>
+    <w:p>
+      <w:pPr>
+        <w:numPr>
+          <w:ilvl w:val="0"/>
+          <w:numId w:val="17"/>
+        </w:numPr>
+        <w:spacing w:before="100" w:beforeAutospacing="1" w:after="100" w:afterAutospacing="1" w:line="240" w:lineRule="auto"/>
+        <w:rPr>
+          <w:rFonts w:eastAsia="Times New Roman" w:cstheme="minorHAnsi"/>
+          <w:sz w:val="20"/>
+          <w:szCs w:val="20"/>
+          <w:lang w:eastAsia="en-IN"/>
+        </w:rPr>
+      </w:pPr>
+      <w:r>
+        <w:rPr>
+          <w:rFonts w:eastAsia="Times New Roman" w:cstheme="minorHAnsi"/>
+          <w:sz w:val="20"/>
+          <w:szCs w:val="20"/>
+          <w:lang w:eastAsia="en-IN"/>
+        </w:rPr>
+        <w:t xml:space="preserve">Public API responses </w:t>
+      </w:r>
+    </w:p>
+    <w:p>
+      <w:pPr>
+        <w:spacing w:after="0" w:line="240" w:lineRule="auto"/>
+        <w:rPr>
+          <w:rFonts w:eastAsia="Times New Roman" w:cstheme="minorHAnsi"/>
+          <w:sz w:val="20"/>
+          <w:szCs w:val="20"/>
+          <w:lang w:eastAsia="en-IN"/>
+        </w:rPr>
+      </w:pPr>
+      <w:r>
+        <w:rPr>
+          <w:rFonts w:eastAsia="Times New Roman" w:cstheme="minorHAnsi"/>
+          <w:sz w:val="20"/>
+          <w:szCs w:val="20"/>
+          <w:lang w:eastAsia="en-IN"/>
+        </w:rPr>
+        <w:pict>
+          <v:rect id="_x0000_i1101" style="width:0;height:1.5pt" o:hralign="center" o:hrstd="t" o:hr="t" fillcolor="#a0a0a0" stroked="f"/>
+        </w:pict>
+      </w:r>
+    </w:p>
+    <w:p>
+      <w:pPr>
+        <w:spacing w:before="100" w:beforeAutospacing="1" w:after="100" w:afterAutospacing="1" w:line="240" w:lineRule="auto"/>
+        <w:outlineLvl w:val="0"/>
+        <w:rPr>
+          <w:rFonts w:eastAsia="Times New Roman" w:cstheme="minorHAnsi"/>
+          <w:b/>
+          <w:bCs/>
+          <w:kern w:val="36"/>
+          <w:sz w:val="20"/>
+          <w:szCs w:val="20"/>
+          <w:lang w:eastAsia="en-IN"/>
+        </w:rPr>
+      </w:pPr>
+      <w:r>
+        <w:rPr>
+          <w:rFonts w:eastAsia="Times New Roman" w:cstheme="minorHAnsi"/>
+          <w:b/>
+          <w:bCs/>
+          <w:kern w:val="36"/>
+          <w:sz w:val="20"/>
+          <w:szCs w:val="20"/>
+          <w:lang w:eastAsia="en-IN"/>
+        </w:rPr>
+        <w:t>6. Record&lt;K, T&gt;</w:t>
+      </w:r>
+    </w:p>
+    <w:p>
+      <w:pPr>
+        <w:spacing w:before="100" w:beforeAutospacing="1" w:after="100" w:afterAutospacing="1" w:line="240" w:lineRule="auto"/>
+        <w:rPr>
+          <w:rFonts w:eastAsia="Times New Roman" w:cstheme="minorHAnsi"/>
+          <w:sz w:val="20"/>
+          <w:szCs w:val="20"/>
+          <w:lang w:eastAsia="en-IN"/>
+        </w:rPr>
+      </w:pPr>
+      <w:r>
+        <w:rPr>
+          <w:rFonts w:eastAsia="Times New Roman" w:cstheme="minorHAnsi"/>
+          <w:sz w:val="20"/>
+          <w:szCs w:val="20"/>
+          <w:lang w:eastAsia="en-IN"/>
+        </w:rPr>
+        <w:t>Create object type with key/value pattern.</w:t>
+      </w:r>
+    </w:p>
+    <w:p>
+      <w:pPr>
+        <w:spacing w:after="0" w:line="240" w:lineRule="auto"/>
+        <w:rPr>
+          <w:rFonts w:eastAsia="Times New Roman" w:cstheme="minorHAnsi"/>
+          <w:sz w:val="20"/>
+          <w:szCs w:val="20"/>
+          <w:lang w:eastAsia="en-IN"/>
+        </w:rPr>
+      </w:pPr>
+      <w:r>
+        <w:rPr>
+          <w:rFonts w:eastAsia="Times New Roman" w:cstheme="minorHAnsi"/>
+          <w:sz w:val="20"/>
+          <w:szCs w:val="20"/>
+          <w:lang w:eastAsia="en-IN"/>
+        </w:rPr>
+        <w:pict>
+          <v:rect id="_x0000_i1102" style="width:0;height:1.5pt" o:hralign="center" o:hrstd="t" o:hr="t" fillcolor="#a0a0a0" stroked="f"/>
+        </w:pict>
+      </w:r>
+    </w:p>
+    <w:p>
+      <w:pPr>
+        <w:spacing w:before="100" w:beforeAutospacing="1" w:after="100" w:afterAutospacing="1" w:line="240" w:lineRule="auto"/>
+        <w:outlineLvl w:val="1"/>
+        <w:rPr>
+          <w:rFonts w:eastAsia="Times New Roman" w:cstheme="minorHAnsi"/>
+          <w:b/>
+          <w:bCs/>
+          <w:sz w:val="20"/>
+          <w:szCs w:val="20"/>
+          <w:lang w:eastAsia="en-IN"/>
+        </w:rPr>
+      </w:pPr>
+      <w:r>
+        <w:rPr>
+          <w:rFonts w:eastAsia="Times New Roman" w:cstheme="minorHAnsi"/>
+          <w:b/>
+          <w:bCs/>
+          <w:sz w:val="20"/>
+          <w:szCs w:val="20"/>
+          <w:lang w:eastAsia="en-IN"/>
+        </w:rPr>
+        <w:t>Example</w:t>
+      </w:r>
+    </w:p>
+    <w:p>
+      <w:pPr>
+        <w:pStyle w:val="code"/>
+      </w:pPr>
+      <w:r>
+        <w:t>type UserRoles = Record&lt;string, string&gt;;</w:t>
+      </w:r>
+    </w:p>
+    <w:p>
+      <w:pPr>
+        <w:spacing w:before="100" w:beforeAutospacing="1" w:after="100" w:afterAutospacing="1" w:line="240" w:lineRule="auto"/>
+        <w:rPr>
+          <w:rFonts w:eastAsia="Times New Roman" w:cstheme="minorHAnsi"/>
+          <w:sz w:val="20"/>
+          <w:szCs w:val="20"/>
+          <w:lang w:eastAsia="en-IN"/>
+        </w:rPr>
+      </w:pPr>
+      <w:r>
+        <w:rPr>
+          <w:rFonts w:eastAsia="Times New Roman" w:cstheme="minorHAnsi"/>
+          <w:sz w:val="20"/>
+          <w:szCs w:val="20"/>
+          <w:lang w:eastAsia="en-IN"/>
+        </w:rPr>
+        <w:t>Usage:</w:t>
+      </w:r>
+    </w:p>
+    <w:p>
+      <w:pPr>
+        <w:pStyle w:val="code"/>
+      </w:pPr>
+      <w:r>
+        <w:t>const roles: UserRoles = {</w:t>
+      </w:r>
+      <w:r>
+        <w:br/>
+        <w:t xml:space="preserve">  Neha: "Admin",</w:t>
+      </w:r>
+      <w:r>
+        <w:br/>
+        <w:t xml:space="preserve">  Rahul: "User"</w:t>
+      </w:r>
+      <w:r>
+        <w:br/>
+        <w:t>};</w:t>
+      </w:r>
+    </w:p>
+    <w:p>
+      <w:pPr>
+        <w:spacing w:after="0" w:line="240" w:lineRule="auto"/>
+        <w:rPr>
+          <w:rFonts w:eastAsia="Times New Roman" w:cstheme="minorHAnsi"/>
+          <w:sz w:val="20"/>
+          <w:szCs w:val="20"/>
+          <w:lang w:eastAsia="en-IN"/>
+        </w:rPr>
+      </w:pPr>
+      <w:r>
+        <w:rPr>
+          <w:rFonts w:eastAsia="Times New Roman" w:cstheme="minorHAnsi"/>
+          <w:sz w:val="20"/>
+          <w:szCs w:val="20"/>
+          <w:lang w:eastAsia="en-IN"/>
+        </w:rPr>
+        <w:pict>
+          <v:rect id="_x0000_i1103" style="width:0;height:1.5pt" o:hralign="center" o:hrstd="t" o:hr="t" fillcolor="#a0a0a0" stroked="f"/>
+        </w:pict>
+      </w:r>
+    </w:p>
+    <w:p>
+      <w:pPr>
+        <w:spacing w:before="100" w:beforeAutospacing="1" w:after="100" w:afterAutospacing="1" w:line="240" w:lineRule="auto"/>
+        <w:outlineLvl w:val="1"/>
+        <w:rPr>
+          <w:rFonts w:eastAsia="Times New Roman" w:cstheme="minorHAnsi"/>
+          <w:b/>
+          <w:bCs/>
+          <w:sz w:val="20"/>
+          <w:szCs w:val="20"/>
+          <w:lang w:eastAsia="en-IN"/>
+        </w:rPr>
+      </w:pPr>
+      <w:r>
+        <w:rPr>
+          <w:rFonts w:eastAsia="Times New Roman" w:cstheme="minorHAnsi"/>
+          <w:b/>
+          <w:bCs/>
+          <w:sz w:val="20"/>
+          <w:szCs w:val="20"/>
+          <w:lang w:eastAsia="en-IN"/>
+        </w:rPr>
+        <w:t>Another Example</w:t>
+      </w:r>
+    </w:p>
+    <w:p>
+      <w:pPr>
+        <w:pStyle w:val="code"/>
+      </w:pPr>
+      <w:r>
+        <w:t>type Scores = Record&lt;string, number&gt;;</w:t>
+      </w:r>
+    </w:p>
+    <w:p>
+      <w:pPr>
+        <w:pStyle w:val="code"/>
+      </w:pPr>
+      <w:r>
+        <w:t>const marks: Scores = {</w:t>
+      </w:r>
+      <w:r>
+        <w:br/>
+        <w:t xml:space="preserve">  Math: 95,</w:t>
+      </w:r>
+      <w:r>
+        <w:br/>
+        <w:t xml:space="preserve">  English: 88</w:t>
+      </w:r>
+      <w:r>
+        <w:br/>
+        <w:t>};</w:t>
+      </w:r>
+    </w:p>
+    <w:p>
+      <w:pPr>
+        <w:spacing w:after="0" w:line="240" w:lineRule="auto"/>
+        <w:rPr>
+          <w:rFonts w:eastAsia="Times New Roman" w:cstheme="minorHAnsi"/>
+          <w:sz w:val="20"/>
+          <w:szCs w:val="20"/>
+          <w:lang w:eastAsia="en-IN"/>
+        </w:rPr>
+      </w:pPr>
+      <w:r>
+        <w:rPr>
+          <w:rFonts w:eastAsia="Times New Roman" w:cstheme="minorHAnsi"/>
+          <w:sz w:val="20"/>
+          <w:szCs w:val="20"/>
+          <w:lang w:eastAsia="en-IN"/>
+        </w:rPr>
+        <w:pict>
+          <v:rect id="_x0000_i1104" style="width:0;height:1.5pt" o:hralign="center" o:hrstd="t" o:hr="t" fillcolor="#a0a0a0" stroked="f"/>
+        </w:pict>
+      </w:r>
+    </w:p>
+    <w:p>
+      <w:pPr>
+        <w:spacing w:before="100" w:beforeAutospacing="1" w:after="100" w:afterAutospacing="1" w:line="240" w:lineRule="auto"/>
+        <w:outlineLvl w:val="0"/>
+        <w:rPr>
+          <w:rFonts w:eastAsia="Times New Roman" w:cstheme="minorHAnsi"/>
+          <w:b/>
+          <w:bCs/>
+          <w:kern w:val="36"/>
+          <w:sz w:val="20"/>
+          <w:szCs w:val="20"/>
+          <w:lang w:eastAsia="en-IN"/>
+        </w:rPr>
+      </w:pPr>
+      <w:r>
+        <w:rPr>
+          <w:rFonts w:eastAsia="Times New Roman" w:cstheme="minorHAnsi"/>
+          <w:b/>
+          <w:bCs/>
+          <w:kern w:val="36"/>
+          <w:sz w:val="20"/>
+          <w:szCs w:val="20"/>
+          <w:lang w:eastAsia="en-IN"/>
+        </w:rPr>
+        <w:t>7. Exclude&lt;T, U&gt;</w:t>
+      </w:r>
+    </w:p>
+    <w:p>
+      <w:pPr>
+        <w:spacing w:before="100" w:beforeAutospacing="1" w:after="100" w:afterAutospacing="1" w:line="240" w:lineRule="auto"/>
+        <w:rPr>
+          <w:rFonts w:eastAsia="Times New Roman" w:cstheme="minorHAnsi"/>
+          <w:sz w:val="20"/>
+          <w:szCs w:val="20"/>
+          <w:lang w:eastAsia="en-IN"/>
+        </w:rPr>
+      </w:pPr>
+      <w:r>
+        <w:rPr>
+          <w:rFonts w:eastAsia="Times New Roman" w:cstheme="minorHAnsi"/>
+          <w:sz w:val="20"/>
+          <w:szCs w:val="20"/>
+          <w:lang w:eastAsia="en-IN"/>
+        </w:rPr>
+        <w:t>Remove types from union.</w:t>
+      </w:r>
+    </w:p>
+    <w:p>
+      <w:pPr>
+        <w:spacing w:after="0" w:line="240" w:lineRule="auto"/>
+        <w:rPr>
+          <w:rFonts w:eastAsia="Times New Roman" w:cstheme="minorHAnsi"/>
+          <w:sz w:val="20"/>
+          <w:szCs w:val="20"/>
+          <w:lang w:eastAsia="en-IN"/>
+        </w:rPr>
+      </w:pPr>
+      <w:r>
+        <w:rPr>
+          <w:rFonts w:eastAsia="Times New Roman" w:cstheme="minorHAnsi"/>
+          <w:sz w:val="20"/>
+          <w:szCs w:val="20"/>
+          <w:lang w:eastAsia="en-IN"/>
+        </w:rPr>
+        <w:pict>
+          <v:rect id="_x0000_i1105" style="width:0;height:1.5pt" o:hralign="center" o:hrstd="t" o:hr="t" fillcolor="#a0a0a0" stroked="f"/>
+        </w:pict>
+      </w:r>
+    </w:p>
+    <w:p>
+      <w:pPr>
+        <w:spacing w:before="100" w:beforeAutospacing="1" w:after="100" w:afterAutospacing="1" w:line="240" w:lineRule="auto"/>
+        <w:outlineLvl w:val="1"/>
+        <w:rPr>
+          <w:rFonts w:eastAsia="Times New Roman" w:cstheme="minorHAnsi"/>
+          <w:b/>
+          <w:bCs/>
+          <w:sz w:val="20"/>
+          <w:szCs w:val="20"/>
+          <w:lang w:eastAsia="en-IN"/>
+        </w:rPr>
+      </w:pPr>
+      <w:r>
+        <w:rPr>
+          <w:rFonts w:eastAsia="Times New Roman" w:cstheme="minorHAnsi"/>
+          <w:b/>
+          <w:bCs/>
+          <w:sz w:val="20"/>
+          <w:szCs w:val="20"/>
+          <w:lang w:eastAsia="en-IN"/>
+        </w:rPr>
+        <w:t>Example</w:t>
+      </w:r>
+    </w:p>
+    <w:p>
+      <w:pPr>
+        <w:pStyle w:val="code"/>
+      </w:pPr>
+      <w:r>
+        <w:t>type Status = "success" | "error" | "loading";</w:t>
+      </w:r>
+    </w:p>
+    <w:p>
+      <w:pPr>
+        <w:pStyle w:val="code"/>
+      </w:pPr>
+      <w:r>
+        <w:t>type FinalStatus = Exclude&lt;Status, "loading"&gt;;</w:t>
+      </w:r>
+    </w:p>
+    <w:p>
+      <w:pPr>
+        <w:spacing w:before="100" w:beforeAutospacing="1" w:after="100" w:afterAutospacing="1" w:line="240" w:lineRule="auto"/>
+        <w:rPr>
+          <w:rFonts w:eastAsia="Times New Roman" w:cstheme="minorHAnsi"/>
+          <w:sz w:val="20"/>
+          <w:szCs w:val="20"/>
+          <w:lang w:eastAsia="en-IN"/>
+        </w:rPr>
+      </w:pPr>
+      <w:r>
+        <w:rPr>
+          <w:rFonts w:eastAsia="Times New Roman" w:cstheme="minorHAnsi"/>
+          <w:sz w:val="20"/>
+          <w:szCs w:val="20"/>
+          <w:lang w:eastAsia="en-IN"/>
+        </w:rPr>
+        <w:t>Result:</w:t>
+      </w:r>
+    </w:p>
+    <w:p>
+      <w:pPr>
+        <w:pStyle w:val="code"/>
+      </w:pPr>
+      <w:r>
+        <w:lastRenderedPageBreak/>
+        <w:t>"success" | "error"</w:t>
+      </w:r>
+    </w:p>
+    <w:p>
+      <w:pPr>
+        <w:spacing w:after="0" w:line="240" w:lineRule="auto"/>
+        <w:rPr>
+          <w:rFonts w:eastAsia="Times New Roman" w:cstheme="minorHAnsi"/>
+          <w:sz w:val="20"/>
+          <w:szCs w:val="20"/>
+          <w:lang w:eastAsia="en-IN"/>
+        </w:rPr>
+      </w:pPr>
+      <w:r>
+        <w:rPr>
+          <w:rFonts w:eastAsia="Times New Roman" w:cstheme="minorHAnsi"/>
+          <w:sz w:val="20"/>
+          <w:szCs w:val="20"/>
+          <w:lang w:eastAsia="en-IN"/>
+        </w:rPr>
+        <w:pict>
+          <v:rect id="_x0000_i1106" style="width:0;height:1.5pt" o:hralign="center" o:hrstd="t" o:hr="t" fillcolor="#a0a0a0" stroked="f"/>
+        </w:pict>
+      </w:r>
+    </w:p>
+    <w:p>
+      <w:pPr>
+        <w:spacing w:before="100" w:beforeAutospacing="1" w:after="100" w:afterAutospacing="1" w:line="240" w:lineRule="auto"/>
+        <w:outlineLvl w:val="0"/>
+        <w:rPr>
+          <w:rFonts w:eastAsia="Times New Roman" w:cstheme="minorHAnsi"/>
+          <w:b/>
+          <w:bCs/>
+          <w:kern w:val="36"/>
+          <w:sz w:val="20"/>
+          <w:szCs w:val="20"/>
+          <w:lang w:eastAsia="en-IN"/>
+        </w:rPr>
+      </w:pPr>
+      <w:r>
+        <w:rPr>
+          <w:rFonts w:eastAsia="Times New Roman" w:cstheme="minorHAnsi"/>
+          <w:b/>
+          <w:bCs/>
+          <w:kern w:val="36"/>
+          <w:sz w:val="20"/>
+          <w:szCs w:val="20"/>
+          <w:lang w:eastAsia="en-IN"/>
+        </w:rPr>
+        <w:t>8. Extract&lt;T, U&gt;</w:t>
+      </w:r>
+    </w:p>
+    <w:p>
+      <w:pPr>
+        <w:spacing w:before="100" w:beforeAutospacing="1" w:after="100" w:afterAutospacing="1" w:line="240" w:lineRule="auto"/>
+        <w:rPr>
+          <w:rFonts w:eastAsia="Times New Roman" w:cstheme="minorHAnsi"/>
+          <w:sz w:val="20"/>
+          <w:szCs w:val="20"/>
+          <w:lang w:eastAsia="en-IN"/>
+        </w:rPr>
+      </w:pPr>
+      <w:r>
+        <w:rPr>
+          <w:rFonts w:eastAsia="Times New Roman" w:cstheme="minorHAnsi"/>
+          <w:sz w:val="20"/>
+          <w:szCs w:val="20"/>
+          <w:lang w:eastAsia="en-IN"/>
+        </w:rPr>
+        <w:t>Keep only matching types.</w:t>
+      </w:r>
+    </w:p>
+    <w:p>
+      <w:pPr>
+        <w:spacing w:after="0" w:line="240" w:lineRule="auto"/>
+        <w:rPr>
+          <w:rFonts w:eastAsia="Times New Roman" w:cstheme="minorHAnsi"/>
+          <w:sz w:val="20"/>
+          <w:szCs w:val="20"/>
+          <w:lang w:eastAsia="en-IN"/>
+        </w:rPr>
+      </w:pPr>
+      <w:r>
+        <w:rPr>
+          <w:rFonts w:eastAsia="Times New Roman" w:cstheme="minorHAnsi"/>
+          <w:sz w:val="20"/>
+          <w:szCs w:val="20"/>
+          <w:lang w:eastAsia="en-IN"/>
+        </w:rPr>
+        <w:pict>
+          <v:rect id="_x0000_i1107" style="width:0;height:1.5pt" o:hralign="center" o:hrstd="t" o:hr="t" fillcolor="#a0a0a0" stroked="f"/>
+        </w:pict>
+      </w:r>
+    </w:p>
+    <w:p>
+      <w:pPr>
+        <w:spacing w:before="100" w:beforeAutospacing="1" w:after="100" w:afterAutospacing="1" w:line="240" w:lineRule="auto"/>
+        <w:outlineLvl w:val="1"/>
+        <w:rPr>
+          <w:rFonts w:eastAsia="Times New Roman" w:cstheme="minorHAnsi"/>
+          <w:b/>
+          <w:bCs/>
+          <w:sz w:val="20"/>
+          <w:szCs w:val="20"/>
+          <w:lang w:eastAsia="en-IN"/>
+        </w:rPr>
+      </w:pPr>
+      <w:r>
+        <w:rPr>
+          <w:rFonts w:eastAsia="Times New Roman" w:cstheme="minorHAnsi"/>
+          <w:b/>
+          <w:bCs/>
+          <w:sz w:val="20"/>
+          <w:szCs w:val="20"/>
+          <w:lang w:eastAsia="en-IN"/>
+        </w:rPr>
+        <w:t>Example</w:t>
+      </w:r>
+    </w:p>
+    <w:p>
+      <w:pPr>
+        <w:pStyle w:val="code"/>
+      </w:pPr>
+      <w:r>
+        <w:t>type Status = "success" | "error" | "loading";</w:t>
+      </w:r>
+    </w:p>
+    <w:p>
+      <w:pPr>
+        <w:pStyle w:val="code"/>
+      </w:pPr>
+      <w:r>
+        <w:t>type LoadingOnly = Extract&lt;Status, "loading"&gt;;</w:t>
+      </w:r>
+    </w:p>
+    <w:p>
+      <w:pPr>
+        <w:spacing w:before="100" w:beforeAutospacing="1" w:after="100" w:afterAutospacing="1" w:line="240" w:lineRule="auto"/>
+        <w:rPr>
+          <w:rFonts w:eastAsia="Times New Roman" w:cstheme="minorHAnsi"/>
+          <w:sz w:val="20"/>
+          <w:szCs w:val="20"/>
+          <w:lang w:eastAsia="en-IN"/>
+        </w:rPr>
+      </w:pPr>
+      <w:r>
+        <w:rPr>
+          <w:rFonts w:eastAsia="Times New Roman" w:cstheme="minorHAnsi"/>
+          <w:sz w:val="20"/>
+          <w:szCs w:val="20"/>
+          <w:lang w:eastAsia="en-IN"/>
+        </w:rPr>
+        <w:t>Result:</w:t>
+      </w:r>
+    </w:p>
+    <w:p>
+      <w:pPr>
+        <w:pStyle w:val="code"/>
+      </w:pPr>
+      <w:r>
+        <w:t>"loading"</w:t>
+      </w:r>
+    </w:p>
+    <w:p>
+      <w:pPr>
+        <w:spacing w:after="0" w:line="240" w:lineRule="auto"/>
+        <w:rPr>
+          <w:rFonts w:eastAsia="Times New Roman" w:cstheme="minorHAnsi"/>
+          <w:sz w:val="20"/>
+          <w:szCs w:val="20"/>
+          <w:lang w:eastAsia="en-IN"/>
+        </w:rPr>
+      </w:pPr>
+      <w:r>
+        <w:rPr>
+          <w:rFonts w:eastAsia="Times New Roman" w:cstheme="minorHAnsi"/>
+          <w:sz w:val="20"/>
+          <w:szCs w:val="20"/>
+          <w:lang w:eastAsia="en-IN"/>
+        </w:rPr>
+        <w:pict>
+          <v:rect id="_x0000_i1108" style="width:0;height:1.5pt" o:hralign="center" o:hrstd="t" o:hr="t" fillcolor="#a0a0a0" stroked="f"/>
+        </w:pict>
+      </w:r>
+    </w:p>
+    <w:p>
+      <w:pPr>
+        <w:spacing w:before="100" w:beforeAutospacing="1" w:after="100" w:afterAutospacing="1" w:line="240" w:lineRule="auto"/>
+        <w:outlineLvl w:val="0"/>
+        <w:rPr>
+          <w:rFonts w:eastAsia="Times New Roman" w:cstheme="minorHAnsi"/>
+          <w:b/>
+          <w:bCs/>
+          <w:kern w:val="36"/>
+          <w:sz w:val="20"/>
+          <w:szCs w:val="20"/>
+          <w:lang w:eastAsia="en-IN"/>
+        </w:rPr>
+      </w:pPr>
+      <w:r>
+        <w:rPr>
+          <w:rFonts w:eastAsia="Times New Roman" w:cstheme="minorHAnsi"/>
+          <w:b/>
+          <w:bCs/>
+          <w:kern w:val="36"/>
+          <w:sz w:val="20"/>
+          <w:szCs w:val="20"/>
+          <w:lang w:eastAsia="en-IN"/>
+        </w:rPr>
+        <w:t>9. NonNullable&lt;T&gt;</w:t>
+      </w:r>
+    </w:p>
+    <w:p>
+      <w:pPr>
+        <w:spacing w:before="100" w:beforeAutospacing="1" w:after="100" w:afterAutospacing="1" w:line="240" w:lineRule="auto"/>
+        <w:rPr>
+          <w:rFonts w:eastAsia="Times New Roman" w:cstheme="minorHAnsi"/>
+          <w:sz w:val="20"/>
+          <w:szCs w:val="20"/>
+          <w:lang w:eastAsia="en-IN"/>
+        </w:rPr>
+      </w:pPr>
+      <w:r>
+        <w:rPr>
+          <w:rFonts w:eastAsia="Times New Roman" w:cstheme="minorHAnsi"/>
+          <w:sz w:val="20"/>
+          <w:szCs w:val="20"/>
+          <w:lang w:eastAsia="en-IN"/>
+        </w:rPr>
+        <w:t>Removes null and undefined.</w:t>
+      </w:r>
+    </w:p>
+    <w:p>
+      <w:pPr>
+        <w:spacing w:after="0" w:line="240" w:lineRule="auto"/>
+        <w:rPr>
+          <w:rFonts w:eastAsia="Times New Roman" w:cstheme="minorHAnsi"/>
+          <w:sz w:val="20"/>
+          <w:szCs w:val="20"/>
+          <w:lang w:eastAsia="en-IN"/>
+        </w:rPr>
+      </w:pPr>
+      <w:r>
+        <w:rPr>
+          <w:rFonts w:eastAsia="Times New Roman" w:cstheme="minorHAnsi"/>
+          <w:sz w:val="20"/>
+          <w:szCs w:val="20"/>
+          <w:lang w:eastAsia="en-IN"/>
+        </w:rPr>
+        <w:pict>
+          <v:rect id="_x0000_i1109" style="width:0;height:1.5pt" o:hralign="center" o:hrstd="t" o:hr="t" fillcolor="#a0a0a0" stroked="f"/>
+        </w:pict>
+      </w:r>
+    </w:p>
+    <w:p>
+      <w:pPr>
+        <w:spacing w:before="100" w:beforeAutospacing="1" w:after="100" w:afterAutospacing="1" w:line="240" w:lineRule="auto"/>
+        <w:outlineLvl w:val="1"/>
+        <w:rPr>
+          <w:rFonts w:eastAsia="Times New Roman" w:cstheme="minorHAnsi"/>
+          <w:b/>
+          <w:bCs/>
+          <w:sz w:val="20"/>
+          <w:szCs w:val="20"/>
+          <w:lang w:eastAsia="en-IN"/>
+        </w:rPr>
+      </w:pPr>
+      <w:r>
+        <w:rPr>
+          <w:rFonts w:eastAsia="Times New Roman" w:cstheme="minorHAnsi"/>
+          <w:b/>
+          <w:bCs/>
+          <w:sz w:val="20"/>
+          <w:szCs w:val="20"/>
+          <w:lang w:eastAsia="en-IN"/>
+        </w:rPr>
+        <w:t>Example</w:t>
+      </w:r>
+    </w:p>
+    <w:p>
+      <w:pPr>
+        <w:pStyle w:val="code"/>
+      </w:pPr>
+      <w:r>
+        <w:t>type Data = string | null | undefined;</w:t>
+      </w:r>
+    </w:p>
+    <w:p>
+      <w:pPr>
+        <w:pStyle w:val="code"/>
+      </w:pPr>
+      <w:r>
+        <w:t>type CleanData = NonNullable&lt;Data&gt;;</w:t>
+      </w:r>
+    </w:p>
+    <w:p>
+      <w:pPr>
+        <w:spacing w:before="100" w:beforeAutospacing="1" w:after="100" w:afterAutospacing="1" w:line="240" w:lineRule="auto"/>
+        <w:rPr>
+          <w:rFonts w:eastAsia="Times New Roman" w:cstheme="minorHAnsi"/>
+          <w:sz w:val="20"/>
+          <w:szCs w:val="20"/>
+          <w:lang w:eastAsia="en-IN"/>
+        </w:rPr>
+      </w:pPr>
+      <w:r>
+        <w:rPr>
+          <w:rFonts w:eastAsia="Times New Roman" w:cstheme="minorHAnsi"/>
+          <w:sz w:val="20"/>
+          <w:szCs w:val="20"/>
+          <w:lang w:eastAsia="en-IN"/>
+        </w:rPr>
+        <w:t>Result:</w:t>
+      </w:r>
+    </w:p>
+    <w:p>
+      <w:pPr>
+        <w:pStyle w:val="code"/>
+      </w:pPr>
+      <w:r>
+        <w:t>string</w:t>
+      </w:r>
+    </w:p>
+    <w:p>
+      <w:pPr>
+        <w:spacing w:after="0" w:line="240" w:lineRule="auto"/>
+        <w:rPr>
+          <w:rFonts w:eastAsia="Times New Roman" w:cstheme="minorHAnsi"/>
+          <w:sz w:val="20"/>
+          <w:szCs w:val="20"/>
+          <w:lang w:eastAsia="en-IN"/>
+        </w:rPr>
+      </w:pPr>
+      <w:r>
+        <w:rPr>
+          <w:rFonts w:eastAsia="Times New Roman" w:cstheme="minorHAnsi"/>
+          <w:sz w:val="20"/>
+          <w:szCs w:val="20"/>
+          <w:lang w:eastAsia="en-IN"/>
+        </w:rPr>
+        <w:pict>
+          <v:rect id="_x0000_i1110" style="width:0;height:1.5pt" o:hralign="center" o:hrstd="t" o:hr="t" fillcolor="#a0a0a0" stroked="f"/>
+        </w:pict>
+      </w:r>
+    </w:p>
+    <w:p>
+      <w:pPr>
+        <w:spacing w:before="100" w:beforeAutospacing="1" w:after="100" w:afterAutospacing="1" w:line="240" w:lineRule="auto"/>
+        <w:outlineLvl w:val="0"/>
+        <w:rPr>
+          <w:rFonts w:eastAsia="Times New Roman" w:cstheme="minorHAnsi"/>
+          <w:b/>
+          <w:bCs/>
+          <w:kern w:val="36"/>
+          <w:sz w:val="20"/>
+          <w:szCs w:val="20"/>
+          <w:lang w:eastAsia="en-IN"/>
+        </w:rPr>
+      </w:pPr>
+      <w:r>
+        <w:rPr>
+          <w:rFonts w:eastAsia="Times New Roman" w:cstheme="minorHAnsi"/>
+          <w:b/>
+          <w:bCs/>
+          <w:kern w:val="36"/>
+          <w:sz w:val="20"/>
+          <w:szCs w:val="20"/>
+          <w:lang w:eastAsia="en-IN"/>
+        </w:rPr>
+        <w:t>10. ReturnType&lt;T&gt;</w:t>
+      </w:r>
+    </w:p>
+    <w:p>
+      <w:pPr>
+        <w:spacing w:before="100" w:beforeAutospacing="1" w:after="100" w:afterAutospacing="1" w:line="240" w:lineRule="auto"/>
+        <w:rPr>
+          <w:rFonts w:eastAsia="Times New Roman" w:cstheme="minorHAnsi"/>
+          <w:sz w:val="20"/>
+          <w:szCs w:val="20"/>
+          <w:lang w:eastAsia="en-IN"/>
+        </w:rPr>
+      </w:pPr>
+      <w:r>
+        <w:rPr>
+          <w:rFonts w:eastAsia="Times New Roman" w:cstheme="minorHAnsi"/>
+          <w:sz w:val="20"/>
+          <w:szCs w:val="20"/>
+          <w:lang w:eastAsia="en-IN"/>
+        </w:rPr>
+        <w:t>Gets function return type.</w:t>
+      </w:r>
+    </w:p>
+    <w:p>
+      <w:pPr>
+        <w:spacing w:after="0" w:line="240" w:lineRule="auto"/>
+        <w:rPr>
+          <w:rFonts w:eastAsia="Times New Roman" w:cstheme="minorHAnsi"/>
+          <w:sz w:val="20"/>
+          <w:szCs w:val="20"/>
+          <w:lang w:eastAsia="en-IN"/>
+        </w:rPr>
+      </w:pPr>
+      <w:r>
+        <w:rPr>
+          <w:rFonts w:eastAsia="Times New Roman" w:cstheme="minorHAnsi"/>
+          <w:sz w:val="20"/>
+          <w:szCs w:val="20"/>
+          <w:lang w:eastAsia="en-IN"/>
+        </w:rPr>
+        <w:pict>
+          <v:rect id="_x0000_i1111" style="width:0;height:1.5pt" o:hralign="center" o:hrstd="t" o:hr="t" fillcolor="#a0a0a0" stroked="f"/>
+        </w:pict>
+      </w:r>
+    </w:p>
+    <w:p>
+      <w:pPr>
+        <w:spacing w:before="100" w:beforeAutospacing="1" w:after="100" w:afterAutospacing="1" w:line="240" w:lineRule="auto"/>
+        <w:outlineLvl w:val="1"/>
+        <w:rPr>
+          <w:rFonts w:eastAsia="Times New Roman" w:cstheme="minorHAnsi"/>
+          <w:b/>
+          <w:bCs/>
+          <w:sz w:val="20"/>
+          <w:szCs w:val="20"/>
+          <w:lang w:eastAsia="en-IN"/>
+        </w:rPr>
+      </w:pPr>
+      <w:r>
+        <w:rPr>
+          <w:rFonts w:eastAsia="Times New Roman" w:cstheme="minorHAnsi"/>
+          <w:b/>
+          <w:bCs/>
+          <w:sz w:val="20"/>
+          <w:szCs w:val="20"/>
+          <w:lang w:eastAsia="en-IN"/>
+        </w:rPr>
+        <w:t>Example</w:t>
+      </w:r>
+    </w:p>
+    <w:p>
+      <w:pPr>
+        <w:pStyle w:val="code"/>
+      </w:pPr>
+      <w:r>
+        <w:t>function getUser() {</w:t>
+      </w:r>
+      <w:r>
+        <w:br/>
+        <w:t xml:space="preserve">  return {</w:t>
+      </w:r>
+      <w:r>
+        <w:br/>
+        <w:t xml:space="preserve">    name: "Neha",</w:t>
+      </w:r>
+      <w:r>
+        <w:br/>
+        <w:t xml:space="preserve">    age: 30</w:t>
+      </w:r>
+      <w:r>
+        <w:br/>
+        <w:t xml:space="preserve">  };</w:t>
+      </w:r>
+      <w:r>
+        <w:br/>
+        <w:t>}</w:t>
+      </w:r>
+    </w:p>
+    <w:p>
+      <w:pPr>
+        <w:pStyle w:val="code"/>
+      </w:pPr>
+      <w:r>
+        <w:t>type User = ReturnType&lt;typeof getUser&gt;;</w:t>
+      </w:r>
+    </w:p>
+    <w:p>
+      <w:pPr>
+        <w:spacing w:before="100" w:beforeAutospacing="1" w:after="100" w:afterAutospacing="1" w:line="240" w:lineRule="auto"/>
+        <w:rPr>
+          <w:rFonts w:eastAsia="Times New Roman" w:cstheme="minorHAnsi"/>
+          <w:sz w:val="20"/>
+          <w:szCs w:val="20"/>
+          <w:lang w:eastAsia="en-IN"/>
+        </w:rPr>
+      </w:pPr>
+      <w:r>
+        <w:rPr>
+          <w:rFonts w:eastAsia="Times New Roman" w:cstheme="minorHAnsi"/>
+          <w:sz w:val="20"/>
+          <w:szCs w:val="20"/>
+          <w:lang w:eastAsia="en-IN"/>
+        </w:rPr>
+        <w:t>Result:</w:t>
+      </w:r>
+    </w:p>
+    <w:p>
+      <w:pPr>
+        <w:pStyle w:val="code"/>
+      </w:pPr>
+      <w:r>
+        <w:t>{</w:t>
+      </w:r>
+      <w:r>
+        <w:br/>
+        <w:t xml:space="preserve">  name: string;</w:t>
+      </w:r>
+      <w:r>
+        <w:br/>
+        <w:t xml:space="preserve">  age: number;</w:t>
+      </w:r>
+      <w:r>
+        <w:br/>
+        <w:t>}</w:t>
+      </w:r>
+    </w:p>
+    <w:p>
+      <w:pPr>
+        <w:spacing w:after="0" w:line="240" w:lineRule="auto"/>
+        <w:rPr>
+          <w:rFonts w:eastAsia="Times New Roman" w:cstheme="minorHAnsi"/>
+          <w:sz w:val="20"/>
+          <w:szCs w:val="20"/>
+          <w:lang w:eastAsia="en-IN"/>
+        </w:rPr>
+      </w:pPr>
+      <w:r>
+        <w:rPr>
+          <w:rFonts w:eastAsia="Times New Roman" w:cstheme="minorHAnsi"/>
+          <w:sz w:val="20"/>
+          <w:szCs w:val="20"/>
+          <w:lang w:eastAsia="en-IN"/>
+        </w:rPr>
+        <w:pict>
+          <v:rect id="_x0000_i1112" style="width:0;height:1.5pt" o:hralign="center" o:hrstd="t" o:hr="t" fillcolor="#a0a0a0" stroked="f"/>
+        </w:pict>
+      </w:r>
+    </w:p>
+    <w:p>
+      <w:pPr>
+        <w:spacing w:before="100" w:beforeAutospacing="1" w:after="100" w:afterAutospacing="1" w:line="240" w:lineRule="auto"/>
+        <w:outlineLvl w:val="0"/>
+        <w:rPr>
+          <w:rFonts w:eastAsia="Times New Roman" w:cstheme="minorHAnsi"/>
+          <w:b/>
+          <w:bCs/>
+          <w:kern w:val="36"/>
+          <w:sz w:val="20"/>
+          <w:szCs w:val="20"/>
+          <w:lang w:eastAsia="en-IN"/>
+        </w:rPr>
+      </w:pPr>
+      <w:r>
+        <w:rPr>
+          <w:rFonts w:eastAsia="Times New Roman" w:cstheme="minorHAnsi"/>
+          <w:b/>
+          <w:bCs/>
+          <w:kern w:val="36"/>
+          <w:sz w:val="20"/>
+          <w:szCs w:val="20"/>
+          <w:lang w:eastAsia="en-IN"/>
+        </w:rPr>
+        <w:t>11. Parameters&lt;T&gt;</w:t>
+      </w:r>
+    </w:p>
+    <w:p>
+      <w:pPr>
+        <w:spacing w:before="100" w:beforeAutospacing="1" w:after="100" w:afterAutospacing="1" w:line="240" w:lineRule="auto"/>
+        <w:rPr>
+          <w:rFonts w:eastAsia="Times New Roman" w:cstheme="minorHAnsi"/>
+          <w:sz w:val="20"/>
+          <w:szCs w:val="20"/>
+          <w:lang w:eastAsia="en-IN"/>
+        </w:rPr>
+      </w:pPr>
+      <w:r>
+        <w:rPr>
+          <w:rFonts w:eastAsia="Times New Roman" w:cstheme="minorHAnsi"/>
+          <w:sz w:val="20"/>
+          <w:szCs w:val="20"/>
+          <w:lang w:eastAsia="en-IN"/>
+        </w:rPr>
+        <w:t>Gets function parameter types.</w:t>
+      </w:r>
+    </w:p>
+    <w:p>
+      <w:pPr>
+        <w:spacing w:after="0" w:line="240" w:lineRule="auto"/>
+        <w:rPr>
+          <w:rFonts w:eastAsia="Times New Roman" w:cstheme="minorHAnsi"/>
+          <w:sz w:val="20"/>
+          <w:szCs w:val="20"/>
+          <w:lang w:eastAsia="en-IN"/>
+        </w:rPr>
+      </w:pPr>
+      <w:r>
+        <w:rPr>
+          <w:rFonts w:eastAsia="Times New Roman" w:cstheme="minorHAnsi"/>
+          <w:sz w:val="20"/>
+          <w:szCs w:val="20"/>
+          <w:lang w:eastAsia="en-IN"/>
+        </w:rPr>
+        <w:lastRenderedPageBreak/>
+        <w:pict>
+          <v:rect id="_x0000_i1113" style="width:0;height:1.5pt" o:hralign="center" o:hrstd="t" o:hr="t" fillcolor="#a0a0a0" stroked="f"/>
+        </w:pict>
+      </w:r>
+    </w:p>
+    <w:p>
+      <w:pPr>
+        <w:spacing w:before="100" w:beforeAutospacing="1" w:after="100" w:afterAutospacing="1" w:line="240" w:lineRule="auto"/>
+        <w:outlineLvl w:val="1"/>
+        <w:rPr>
+          <w:rFonts w:eastAsia="Times New Roman" w:cstheme="minorHAnsi"/>
+          <w:b/>
+          <w:bCs/>
+          <w:sz w:val="20"/>
+          <w:szCs w:val="20"/>
+          <w:lang w:eastAsia="en-IN"/>
+        </w:rPr>
+      </w:pPr>
+      <w:r>
+        <w:rPr>
+          <w:rFonts w:eastAsia="Times New Roman" w:cstheme="minorHAnsi"/>
+          <w:b/>
+          <w:bCs/>
+          <w:sz w:val="20"/>
+          <w:szCs w:val="20"/>
+          <w:lang w:eastAsia="en-IN"/>
+        </w:rPr>
+        <w:t>Example</w:t>
+      </w:r>
+    </w:p>
+    <w:p>
+      <w:pPr>
+        <w:pStyle w:val="code"/>
+      </w:pPr>
+      <w:r>
+        <w:t>function add(a: number, b: number) {</w:t>
+      </w:r>
+      <w:r>
+        <w:br/>
+        <w:t xml:space="preserve">  return a + b;</w:t>
+      </w:r>
+      <w:r>
+        <w:br/>
+        <w:t>}</w:t>
+      </w:r>
+    </w:p>
+    <w:p>
+      <w:pPr>
+        <w:pStyle w:val="code"/>
+      </w:pPr>
+      <w:r>
+        <w:t>type Params = Parameters&lt;typeof add&gt;;</w:t>
+      </w:r>
+    </w:p>
+    <w:p>
+      <w:pPr>
+        <w:spacing w:before="100" w:beforeAutospacing="1" w:after="100" w:afterAutospacing="1" w:line="240" w:lineRule="auto"/>
+        <w:rPr>
+          <w:rFonts w:eastAsia="Times New Roman" w:cstheme="minorHAnsi"/>
+          <w:sz w:val="20"/>
+          <w:szCs w:val="20"/>
+          <w:lang w:eastAsia="en-IN"/>
+        </w:rPr>
+      </w:pPr>
+      <w:r>
+        <w:rPr>
+          <w:rFonts w:eastAsia="Times New Roman" w:cstheme="minorHAnsi"/>
+          <w:sz w:val="20"/>
+          <w:szCs w:val="20"/>
+          <w:lang w:eastAsia="en-IN"/>
+        </w:rPr>
+        <w:t>Result:</w:t>
+      </w:r>
+    </w:p>
+    <w:p>
+      <w:pPr>
+        <w:pStyle w:val="code"/>
+      </w:pPr>
+      <w:r>
+        <w:t>[number, number]</w:t>
+      </w:r>
+    </w:p>
+    <w:p>
+      <w:pPr>
+        <w:spacing w:after="0" w:line="240" w:lineRule="auto"/>
+        <w:rPr>
+          <w:rFonts w:eastAsia="Times New Roman" w:cstheme="minorHAnsi"/>
+          <w:sz w:val="20"/>
+          <w:szCs w:val="20"/>
+          <w:lang w:eastAsia="en-IN"/>
+        </w:rPr>
+      </w:pPr>
+      <w:r>
+        <w:rPr>
+          <w:rFonts w:eastAsia="Times New Roman" w:cstheme="minorHAnsi"/>
+          <w:sz w:val="20"/>
+          <w:szCs w:val="20"/>
+          <w:lang w:eastAsia="en-IN"/>
+        </w:rPr>
+        <w:pict>
+          <v:rect id="_x0000_i1114" style="width:0;height:1.5pt" o:hralign="center" o:hrstd="t" o:hr="t" fillcolor="#a0a0a0" stroked="f"/>
+        </w:pict>
+      </w:r>
+    </w:p>
+    <w:p>
+      <w:pPr>
+        <w:spacing w:before="100" w:beforeAutospacing="1" w:after="100" w:afterAutospacing="1" w:line="240" w:lineRule="auto"/>
+        <w:outlineLvl w:val="0"/>
+        <w:rPr>
+          <w:rFonts w:eastAsia="Times New Roman" w:cstheme="minorHAnsi"/>
+          <w:b/>
+          <w:bCs/>
+          <w:kern w:val="36"/>
+          <w:sz w:val="20"/>
+          <w:szCs w:val="20"/>
+          <w:lang w:eastAsia="en-IN"/>
+        </w:rPr>
+      </w:pPr>
+      <w:r>
+        <w:rPr>
+          <w:rFonts w:eastAsia="Times New Roman" w:cstheme="minorHAnsi"/>
+          <w:b/>
+          <w:bCs/>
+          <w:kern w:val="36"/>
+          <w:sz w:val="20"/>
+          <w:szCs w:val="20"/>
+          <w:lang w:eastAsia="en-IN"/>
+        </w:rPr>
+        <w:t>12. Awaited&lt;T&gt;</w:t>
+      </w:r>
+    </w:p>
+    <w:p>
+      <w:pPr>
+        <w:spacing w:before="100" w:beforeAutospacing="1" w:after="100" w:afterAutospacing="1" w:line="240" w:lineRule="auto"/>
+        <w:rPr>
+          <w:rFonts w:eastAsia="Times New Roman" w:cstheme="minorHAnsi"/>
+          <w:sz w:val="20"/>
+          <w:szCs w:val="20"/>
+          <w:lang w:eastAsia="en-IN"/>
+        </w:rPr>
+      </w:pPr>
+      <w:r>
+        <w:rPr>
+          <w:rFonts w:eastAsia="Times New Roman" w:cstheme="minorHAnsi"/>
+          <w:sz w:val="20"/>
+          <w:szCs w:val="20"/>
+          <w:lang w:eastAsia="en-IN"/>
+        </w:rPr>
+        <w:t>Gets resolved Promise type.</w:t>
+      </w:r>
+    </w:p>
+    <w:p>
+      <w:pPr>
+        <w:spacing w:after="0" w:line="240" w:lineRule="auto"/>
+        <w:rPr>
+          <w:rFonts w:eastAsia="Times New Roman" w:cstheme="minorHAnsi"/>
+          <w:sz w:val="20"/>
+          <w:szCs w:val="20"/>
+          <w:lang w:eastAsia="en-IN"/>
+        </w:rPr>
+      </w:pPr>
+      <w:r>
+        <w:rPr>
+          <w:rFonts w:eastAsia="Times New Roman" w:cstheme="minorHAnsi"/>
+          <w:sz w:val="20"/>
+          <w:szCs w:val="20"/>
+          <w:lang w:eastAsia="en-IN"/>
+        </w:rPr>
+        <w:pict>
+          <v:rect id="_x0000_i1115" style="width:0;height:1.5pt" o:hralign="center" o:hrstd="t" o:hr="t" fillcolor="#a0a0a0" stroked="f"/>
+        </w:pict>
+      </w:r>
+    </w:p>
+    <w:p>
+      <w:pPr>
+        <w:spacing w:before="100" w:beforeAutospacing="1" w:after="100" w:afterAutospacing="1" w:line="240" w:lineRule="auto"/>
+        <w:outlineLvl w:val="1"/>
+        <w:rPr>
+          <w:rFonts w:eastAsia="Times New Roman" w:cstheme="minorHAnsi"/>
+          <w:b/>
+          <w:bCs/>
+          <w:sz w:val="20"/>
+          <w:szCs w:val="20"/>
+          <w:lang w:eastAsia="en-IN"/>
+        </w:rPr>
+      </w:pPr>
+      <w:r>
+        <w:rPr>
+          <w:rFonts w:eastAsia="Times New Roman" w:cstheme="minorHAnsi"/>
+          <w:b/>
+          <w:bCs/>
+          <w:sz w:val="20"/>
+          <w:szCs w:val="20"/>
+          <w:lang w:eastAsia="en-IN"/>
+        </w:rPr>
+        <w:t>Example</w:t>
+      </w:r>
+    </w:p>
+    <w:p>
+      <w:pPr>
+        <w:pStyle w:val="code"/>
+      </w:pPr>
+      <w:r>
+        <w:t>type Result = Awaited&lt;Promise&lt;string&gt;&gt;;</w:t>
+      </w:r>
+    </w:p>
+    <w:p>
+      <w:pPr>
+        <w:spacing w:before="100" w:beforeAutospacing="1" w:after="100" w:afterAutospacing="1" w:line="240" w:lineRule="auto"/>
+        <w:rPr>
+          <w:rFonts w:eastAsia="Times New Roman" w:cstheme="minorHAnsi"/>
+          <w:sz w:val="20"/>
+          <w:szCs w:val="20"/>
+          <w:lang w:eastAsia="en-IN"/>
+        </w:rPr>
+      </w:pPr>
+      <w:r>
+        <w:rPr>
+          <w:rFonts w:eastAsia="Times New Roman" w:cstheme="minorHAnsi"/>
+          <w:sz w:val="20"/>
+          <w:szCs w:val="20"/>
+          <w:lang w:eastAsia="en-IN"/>
+        </w:rPr>
+        <w:t>Result:</w:t>
+      </w:r>
+    </w:p>
+    <w:p>
+      <w:pPr>
+        <w:pStyle w:val="code"/>
+      </w:pPr>
+      <w:r>
+        <w:t>string</w:t>
+      </w:r>
+    </w:p>
+    <w:p>
+      <w:pPr>
+        <w:spacing w:after="0" w:line="240" w:lineRule="auto"/>
+        <w:rPr>
+          <w:rFonts w:eastAsia="Times New Roman" w:cstheme="minorHAnsi"/>
+          <w:sz w:val="20"/>
+          <w:szCs w:val="20"/>
+          <w:lang w:eastAsia="en-IN"/>
+        </w:rPr>
+      </w:pPr>
+      <w:r>
+        <w:rPr>
+          <w:rFonts w:eastAsia="Times New Roman" w:cstheme="minorHAnsi"/>
+          <w:sz w:val="20"/>
+          <w:szCs w:val="20"/>
+          <w:lang w:eastAsia="en-IN"/>
+        </w:rPr>
+        <w:pict>
+          <v:rect id="_x0000_i1116" style="width:0;height:1.5pt" o:hralign="center" o:hrstd="t" o:hr="t" fillcolor="#a0a0a0" stroked="f"/>
+        </w:pict>
+      </w:r>
+    </w:p>
+    <w:p>
+      <w:pPr>
+        <w:spacing w:before="100" w:beforeAutospacing="1" w:after="100" w:afterAutospacing="1" w:line="240" w:lineRule="auto"/>
+        <w:outlineLvl w:val="0"/>
+        <w:rPr>
+          <w:rFonts w:eastAsia="Times New Roman" w:cstheme="minorHAnsi"/>
+          <w:b/>
+          <w:bCs/>
+          <w:kern w:val="36"/>
+          <w:sz w:val="20"/>
+          <w:szCs w:val="20"/>
+          <w:lang w:eastAsia="en-IN"/>
+        </w:rPr>
+      </w:pPr>
+      <w:r>
+        <w:rPr>
+          <w:rFonts w:eastAsia="Times New Roman" w:cstheme="minorHAnsi"/>
+          <w:b/>
+          <w:bCs/>
+          <w:kern w:val="36"/>
+          <w:sz w:val="20"/>
+          <w:szCs w:val="20"/>
+          <w:lang w:eastAsia="en-IN"/>
+        </w:rPr>
+        <w:t>13. Real Angular Example</w:t>
+      </w:r>
+    </w:p>
+    <w:p>
+      <w:pPr>
+        <w:spacing w:before="100" w:beforeAutospacing="1" w:after="100" w:afterAutospacing="1" w:line="240" w:lineRule="auto"/>
+        <w:rPr>
+          <w:rFonts w:eastAsia="Times New Roman" w:cstheme="minorHAnsi"/>
+          <w:sz w:val="20"/>
+          <w:szCs w:val="20"/>
+          <w:lang w:eastAsia="en-IN"/>
+        </w:rPr>
+      </w:pPr>
+      <w:r>
+        <w:rPr>
+          <w:rFonts w:eastAsia="Times New Roman" w:cstheme="minorHAnsi"/>
+          <w:sz w:val="20"/>
+          <w:szCs w:val="20"/>
+          <w:lang w:eastAsia="en-IN"/>
+        </w:rPr>
+        <w:t>In Angular:</w:t>
+      </w:r>
+    </w:p>
+    <w:p>
+      <w:pPr>
+        <w:spacing w:before="100" w:beforeAutospacing="1" w:after="100" w:afterAutospacing="1" w:line="240" w:lineRule="auto"/>
+        <w:outlineLvl w:val="1"/>
+        <w:rPr>
+          <w:rFonts w:eastAsia="Times New Roman" w:cstheme="minorHAnsi"/>
+          <w:b/>
+          <w:bCs/>
+          <w:sz w:val="20"/>
+          <w:szCs w:val="20"/>
+          <w:lang w:eastAsia="en-IN"/>
+        </w:rPr>
+      </w:pPr>
+      <w:r>
+        <w:rPr>
+          <w:rFonts w:eastAsia="Times New Roman" w:cstheme="minorHAnsi"/>
+          <w:b/>
+          <w:bCs/>
+          <w:sz w:val="20"/>
+          <w:szCs w:val="20"/>
+          <w:lang w:eastAsia="en-IN"/>
+        </w:rPr>
+        <w:t>API Update DTO</w:t>
+      </w:r>
+    </w:p>
+    <w:p>
+      <w:pPr>
+        <w:pStyle w:val="code"/>
+      </w:pPr>
+      <w:r>
+        <w:t>interface User {</w:t>
+      </w:r>
+      <w:r>
+        <w:br/>
+        <w:t xml:space="preserve">  id: number;</w:t>
+      </w:r>
+      <w:r>
+        <w:br/>
+        <w:t xml:space="preserve">  name: string;</w:t>
+      </w:r>
+      <w:r>
+        <w:br/>
+        <w:t xml:space="preserve">  email: string;</w:t>
+      </w:r>
+      <w:r>
+        <w:br/>
+        <w:t>}</w:t>
+      </w:r>
+    </w:p>
+    <w:p>
+      <w:pPr>
+        <w:spacing w:before="100" w:beforeAutospacing="1" w:after="100" w:afterAutospacing="1" w:line="240" w:lineRule="auto"/>
+        <w:rPr>
+          <w:rFonts w:eastAsia="Times New Roman" w:cstheme="minorHAnsi"/>
+          <w:sz w:val="20"/>
+          <w:szCs w:val="20"/>
+          <w:lang w:eastAsia="en-IN"/>
+        </w:rPr>
+      </w:pPr>
+      <w:r>
+        <w:rPr>
+          <w:rFonts w:eastAsia="Times New Roman" w:cstheme="minorHAnsi"/>
+          <w:sz w:val="20"/>
+          <w:szCs w:val="20"/>
+          <w:lang w:eastAsia="en-IN"/>
+        </w:rPr>
+        <w:t>Update API:</w:t>
+      </w:r>
+    </w:p>
+    <w:p>
+      <w:pPr>
+        <w:pStyle w:val="code"/>
+      </w:pPr>
+      <w:r>
+        <w:t>type UpdateUserDto = Partial&lt;User&gt;;</w:t>
+      </w:r>
+    </w:p>
+    <w:p>
+      <w:pPr>
+        <w:spacing w:after="0" w:line="240" w:lineRule="auto"/>
+        <w:rPr>
+          <w:rFonts w:eastAsia="Times New Roman" w:cstheme="minorHAnsi"/>
+          <w:sz w:val="20"/>
+          <w:szCs w:val="20"/>
+          <w:lang w:eastAsia="en-IN"/>
+        </w:rPr>
+      </w:pPr>
+      <w:r>
+        <w:rPr>
+          <w:rFonts w:eastAsia="Times New Roman" w:cstheme="minorHAnsi"/>
+          <w:sz w:val="20"/>
+          <w:szCs w:val="20"/>
+          <w:lang w:eastAsia="en-IN"/>
+        </w:rPr>
+        <w:pict>
+          <v:rect id="_x0000_i1117" style="width:0;height:1.5pt" o:hralign="center" o:hrstd="t" o:hr="t" fillcolor="#a0a0a0" stroked="f"/>
+        </w:pict>
+      </w:r>
+    </w:p>
+    <w:p>
+      <w:pPr>
+        <w:spacing w:before="100" w:beforeAutospacing="1" w:after="100" w:afterAutospacing="1" w:line="240" w:lineRule="auto"/>
+        <w:outlineLvl w:val="1"/>
+        <w:rPr>
+          <w:rFonts w:eastAsia="Times New Roman" w:cstheme="minorHAnsi"/>
+          <w:b/>
+          <w:bCs/>
+          <w:sz w:val="20"/>
+          <w:szCs w:val="20"/>
+          <w:lang w:eastAsia="en-IN"/>
+        </w:rPr>
+      </w:pPr>
+      <w:r>
+        <w:rPr>
+          <w:rFonts w:eastAsia="Times New Roman" w:cstheme="minorHAnsi"/>
+          <w:b/>
+          <w:bCs/>
+          <w:sz w:val="20"/>
+          <w:szCs w:val="20"/>
+          <w:lang w:eastAsia="en-IN"/>
+        </w:rPr>
+        <w:t>Hide Password</w:t>
+      </w:r>
+    </w:p>
+    <w:p>
+      <w:pPr>
+        <w:pStyle w:val="code"/>
+      </w:pPr>
+      <w:r>
+        <w:t>type PublicUser = Omit&lt;User, "password"&gt;;</w:t>
+      </w:r>
+    </w:p>
+    <w:p>
+      <w:pPr>
+        <w:spacing w:after="0" w:line="240" w:lineRule="auto"/>
+        <w:rPr>
+          <w:rFonts w:eastAsia="Times New Roman" w:cstheme="minorHAnsi"/>
+          <w:sz w:val="20"/>
+          <w:szCs w:val="20"/>
+          <w:lang w:eastAsia="en-IN"/>
+        </w:rPr>
+      </w:pPr>
+      <w:r>
+        <w:rPr>
+          <w:rFonts w:eastAsia="Times New Roman" w:cstheme="minorHAnsi"/>
+          <w:sz w:val="20"/>
+          <w:szCs w:val="20"/>
+          <w:lang w:eastAsia="en-IN"/>
+        </w:rPr>
+        <w:pict>
+          <v:rect id="_x0000_i1118" style="width:0;height:1.5pt" o:hralign="center" o:hrstd="t" o:hr="t" fillcolor="#a0a0a0" stroked="f"/>
+        </w:pict>
+      </w:r>
+    </w:p>
+    <w:p>
+      <w:pPr>
+        <w:spacing w:before="100" w:beforeAutospacing="1" w:after="100" w:afterAutospacing="1" w:line="240" w:lineRule="auto"/>
+        <w:outlineLvl w:val="0"/>
+        <w:rPr>
+          <w:rFonts w:eastAsia="Times New Roman" w:cstheme="minorHAnsi"/>
+          <w:b/>
+          <w:bCs/>
+          <w:kern w:val="36"/>
+          <w:sz w:val="20"/>
+          <w:szCs w:val="20"/>
+          <w:lang w:eastAsia="en-IN"/>
+        </w:rPr>
+      </w:pPr>
+      <w:r>
+        <w:rPr>
+          <w:rFonts w:eastAsia="Times New Roman" w:cstheme="minorHAnsi"/>
+          <w:b/>
+          <w:bCs/>
+          <w:kern w:val="36"/>
+          <w:sz w:val="20"/>
+          <w:szCs w:val="20"/>
+          <w:lang w:eastAsia="en-IN"/>
+        </w:rPr>
+        <w:t>14. Easy Memory Tricks</w:t>
+      </w:r>
+    </w:p>
+    <w:tbl>
+      <w:tblPr>
+        <w:tblW w:w="0" w:type="auto"/>
+        <w:tblCellSpacing w:w="15" w:type="dxa"/>
+        <w:tblCellMar>
+          <w:top w:w="15" w:type="dxa"/>
+          <w:left w:w="15" w:type="dxa"/>
+          <w:bottom w:w="15" w:type="dxa"/>
+          <w:right w:w="15" w:type="dxa"/>
+        </w:tblCellMar>
+        <w:tblLook w:val="04A0" w:firstRow="1" w:lastRow="0" w:firstColumn="1" w:lastColumn="0" w:noHBand="0" w:noVBand="1"/>
+      </w:tblPr>
+      <w:tblGrid>
+        <w:gridCol w:w="831"/>
+        <w:gridCol w:w="1692"/>
+      </w:tblGrid>
+      <w:tr>
+        <w:trPr>
+          <w:tblHeader/>
+          <w:tblCellSpacing w:w="15" w:type="dxa"/>
+        </w:trPr>
+        <w:tc>
+          <w:tcPr>
+            <w:tcW w:w="0" w:type="auto"/>
+            <w:vAlign w:val="center"/>
+            <w:hideMark/>
+          </w:tcPr>
+          <w:p>
+            <w:pPr>
+              <w:spacing w:after="0" w:line="240" w:lineRule="auto"/>
+              <w:jc w:val="center"/>
+              <w:rPr>
+                <w:rFonts w:eastAsia="Times New Roman" w:cstheme="minorHAnsi"/>
+                <w:b/>
+                <w:bCs/>
+                <w:sz w:val="20"/>
+                <w:szCs w:val="20"/>
+                <w:lang w:eastAsia="en-IN"/>
+              </w:rPr>
+            </w:pPr>
+            <w:r>
+              <w:rPr>
+                <w:rFonts w:eastAsia="Times New Roman" w:cstheme="minorHAnsi"/>
+                <w:b/>
+                <w:bCs/>
+                <w:sz w:val="20"/>
+                <w:szCs w:val="20"/>
+                <w:lang w:eastAsia="en-IN"/>
+              </w:rPr>
+              <w:t>Utility</w:t>
+            </w:r>
+          </w:p>
+        </w:tc>
+        <w:tc>
+          <w:tcPr>
+            <w:tcW w:w="0" w:type="auto"/>
+            <w:vAlign w:val="center"/>
+            <w:hideMark/>
+          </w:tcPr>
+          <w:p>
+            <w:pPr>
+              <w:spacing w:after="0" w:line="240" w:lineRule="auto"/>
+              <w:jc w:val="center"/>
+              <w:rPr>
+                <w:rFonts w:eastAsia="Times New Roman" w:cstheme="minorHAnsi"/>
+                <w:b/>
+                <w:bCs/>
+                <w:sz w:val="20"/>
+                <w:szCs w:val="20"/>
+                <w:lang w:eastAsia="en-IN"/>
+              </w:rPr>
+            </w:pPr>
+            <w:r>
+              <w:rPr>
+                <w:rFonts w:eastAsia="Times New Roman" w:cstheme="minorHAnsi"/>
+                <w:b/>
+                <w:bCs/>
+                <w:sz w:val="20"/>
+                <w:szCs w:val="20"/>
+                <w:lang w:eastAsia="en-IN"/>
+              </w:rPr>
+              <w:t>Meaning</w:t>
+            </w:r>
+          </w:p>
+        </w:tc>
+      </w:tr>
+      <w:tr>
+        <w:trPr>
+          <w:tblCellSpacing w:w="15" w:type="dxa"/>
+        </w:trPr>
+        <w:tc>
+          <w:tcPr>
+            <w:tcW w:w="0" w:type="auto"/>
+            <w:vAlign w:val="center"/>
+            <w:hideMark/>
+          </w:tcPr>
+          <w:p>
+            <w:pPr>
+              <w:spacing w:after="0" w:line="240" w:lineRule="auto"/>
+              <w:rPr>
+                <w:rFonts w:eastAsia="Times New Roman" w:cstheme="minorHAnsi"/>
+                <w:sz w:val="20"/>
+                <w:szCs w:val="20"/>
+                <w:lang w:eastAsia="en-IN"/>
+              </w:rPr>
+            </w:pPr>
+            <w:r>
+              <w:rPr>
+                <w:rFonts w:eastAsia="Times New Roman" w:cstheme="minorHAnsi"/>
+                <w:sz w:val="20"/>
+                <w:szCs w:val="20"/>
+                <w:lang w:eastAsia="en-IN"/>
+              </w:rPr>
+              <w:t>Partial</w:t>
+            </w:r>
+          </w:p>
+        </w:tc>
+        <w:tc>
+          <w:tcPr>
+            <w:tcW w:w="0" w:type="auto"/>
+            <w:vAlign w:val="center"/>
+            <w:hideMark/>
+          </w:tcPr>
+          <w:p>
+            <w:pPr>
+              <w:spacing w:after="0" w:line="240" w:lineRule="auto"/>
+              <w:rPr>
+                <w:rFonts w:eastAsia="Times New Roman" w:cstheme="minorHAnsi"/>
+                <w:sz w:val="20"/>
+                <w:szCs w:val="20"/>
+                <w:lang w:eastAsia="en-IN"/>
+              </w:rPr>
+            </w:pPr>
+            <w:r>
+              <w:rPr>
+                <w:rFonts w:eastAsia="Times New Roman" w:cstheme="minorHAnsi"/>
+                <w:sz w:val="20"/>
+                <w:szCs w:val="20"/>
+                <w:lang w:eastAsia="en-IN"/>
+              </w:rPr>
+              <w:t>Make optional</w:t>
+            </w:r>
+          </w:p>
+        </w:tc>
+      </w:tr>
+      <w:tr>
+        <w:trPr>
+          <w:tblCellSpacing w:w="15" w:type="dxa"/>
+        </w:trPr>
+        <w:tc>
+          <w:tcPr>
+            <w:tcW w:w="0" w:type="auto"/>
+            <w:vAlign w:val="center"/>
+            <w:hideMark/>
+          </w:tcPr>
+          <w:p>
+            <w:pPr>
+              <w:spacing w:after="0" w:line="240" w:lineRule="auto"/>
+              <w:rPr>
+                <w:rFonts w:eastAsia="Times New Roman" w:cstheme="minorHAnsi"/>
+                <w:sz w:val="20"/>
+                <w:szCs w:val="20"/>
+                <w:lang w:eastAsia="en-IN"/>
+              </w:rPr>
+            </w:pPr>
+            <w:r>
+              <w:rPr>
+                <w:rFonts w:eastAsia="Times New Roman" w:cstheme="minorHAnsi"/>
+                <w:sz w:val="20"/>
+                <w:szCs w:val="20"/>
+                <w:lang w:eastAsia="en-IN"/>
+              </w:rPr>
+              <w:t>Required</w:t>
+            </w:r>
+          </w:p>
+        </w:tc>
+        <w:tc>
+          <w:tcPr>
+            <w:tcW w:w="0" w:type="auto"/>
+            <w:vAlign w:val="center"/>
+            <w:hideMark/>
+          </w:tcPr>
+          <w:p>
+            <w:pPr>
+              <w:spacing w:after="0" w:line="240" w:lineRule="auto"/>
+              <w:rPr>
+                <w:rFonts w:eastAsia="Times New Roman" w:cstheme="minorHAnsi"/>
+                <w:sz w:val="20"/>
+                <w:szCs w:val="20"/>
+                <w:lang w:eastAsia="en-IN"/>
+              </w:rPr>
+            </w:pPr>
+            <w:r>
+              <w:rPr>
+                <w:rFonts w:eastAsia="Times New Roman" w:cstheme="minorHAnsi"/>
+                <w:sz w:val="20"/>
+                <w:szCs w:val="20"/>
+                <w:lang w:eastAsia="en-IN"/>
+              </w:rPr>
+              <w:t>Make required</w:t>
+            </w:r>
+          </w:p>
+        </w:tc>
+      </w:tr>
+      <w:tr>
+        <w:trPr>
+          <w:tblCellSpacing w:w="15" w:type="dxa"/>
+        </w:trPr>
+        <w:tc>
+          <w:tcPr>
+            <w:tcW w:w="0" w:type="auto"/>
+            <w:vAlign w:val="center"/>
+            <w:hideMark/>
+          </w:tcPr>
+          <w:p>
+            <w:pPr>
+              <w:spacing w:after="0" w:line="240" w:lineRule="auto"/>
+              <w:rPr>
+                <w:rFonts w:eastAsia="Times New Roman" w:cstheme="minorHAnsi"/>
+                <w:sz w:val="20"/>
+                <w:szCs w:val="20"/>
+                <w:lang w:eastAsia="en-IN"/>
+              </w:rPr>
+            </w:pPr>
+            <w:r>
+              <w:rPr>
+                <w:rFonts w:eastAsia="Times New Roman" w:cstheme="minorHAnsi"/>
+                <w:sz w:val="20"/>
+                <w:szCs w:val="20"/>
+                <w:lang w:eastAsia="en-IN"/>
+              </w:rPr>
+              <w:t>Readonly</w:t>
+            </w:r>
+          </w:p>
+        </w:tc>
+        <w:tc>
+          <w:tcPr>
+            <w:tcW w:w="0" w:type="auto"/>
+            <w:vAlign w:val="center"/>
+            <w:hideMark/>
+          </w:tcPr>
+          <w:p>
+            <w:pPr>
+              <w:spacing w:after="0" w:line="240" w:lineRule="auto"/>
+              <w:rPr>
+                <w:rFonts w:eastAsia="Times New Roman" w:cstheme="minorHAnsi"/>
+                <w:sz w:val="20"/>
+                <w:szCs w:val="20"/>
+                <w:lang w:eastAsia="en-IN"/>
+              </w:rPr>
+            </w:pPr>
+            <w:r>
+              <w:rPr>
+                <w:rFonts w:eastAsia="Times New Roman" w:cstheme="minorHAnsi"/>
+                <w:sz w:val="20"/>
+                <w:szCs w:val="20"/>
+                <w:lang w:eastAsia="en-IN"/>
+              </w:rPr>
+              <w:t>Cannot edit</w:t>
+            </w:r>
+          </w:p>
+        </w:tc>
+      </w:tr>
+      <w:tr>
+        <w:trPr>
+          <w:tblCellSpacing w:w="15" w:type="dxa"/>
+        </w:trPr>
+        <w:tc>
+          <w:tcPr>
+            <w:tcW w:w="0" w:type="auto"/>
+            <w:vAlign w:val="center"/>
+            <w:hideMark/>
+          </w:tcPr>
+          <w:p>
+            <w:pPr>
+              <w:spacing w:after="0" w:line="240" w:lineRule="auto"/>
+              <w:rPr>
+                <w:rFonts w:eastAsia="Times New Roman" w:cstheme="minorHAnsi"/>
+                <w:sz w:val="20"/>
+                <w:szCs w:val="20"/>
+                <w:lang w:eastAsia="en-IN"/>
+              </w:rPr>
+            </w:pPr>
+            <w:r>
+              <w:rPr>
+                <w:rFonts w:eastAsia="Times New Roman" w:cstheme="minorHAnsi"/>
+                <w:sz w:val="20"/>
+                <w:szCs w:val="20"/>
+                <w:lang w:eastAsia="en-IN"/>
+              </w:rPr>
+              <w:t>Pick</w:t>
+            </w:r>
+          </w:p>
+        </w:tc>
+        <w:tc>
+          <w:tcPr>
+            <w:tcW w:w="0" w:type="auto"/>
+            <w:vAlign w:val="center"/>
+            <w:hideMark/>
+          </w:tcPr>
+          <w:p>
+            <w:pPr>
+              <w:spacing w:after="0" w:line="240" w:lineRule="auto"/>
+              <w:rPr>
+                <w:rFonts w:eastAsia="Times New Roman" w:cstheme="minorHAnsi"/>
+                <w:sz w:val="20"/>
+                <w:szCs w:val="20"/>
+                <w:lang w:eastAsia="en-IN"/>
+              </w:rPr>
+            </w:pPr>
+            <w:r>
+              <w:rPr>
+                <w:rFonts w:eastAsia="Times New Roman" w:cstheme="minorHAnsi"/>
+                <w:sz w:val="20"/>
+                <w:szCs w:val="20"/>
+                <w:lang w:eastAsia="en-IN"/>
+              </w:rPr>
+              <w:t>Select fields</w:t>
+            </w:r>
+          </w:p>
+        </w:tc>
+      </w:tr>
+      <w:tr>
+        <w:trPr>
+          <w:tblCellSpacing w:w="15" w:type="dxa"/>
+        </w:trPr>
+        <w:tc>
+          <w:tcPr>
+            <w:tcW w:w="0" w:type="auto"/>
+            <w:vAlign w:val="center"/>
+            <w:hideMark/>
+          </w:tcPr>
+          <w:p>
+            <w:pPr>
+              <w:spacing w:after="0" w:line="240" w:lineRule="auto"/>
+              <w:rPr>
+                <w:rFonts w:eastAsia="Times New Roman" w:cstheme="minorHAnsi"/>
+                <w:sz w:val="20"/>
+                <w:szCs w:val="20"/>
+                <w:lang w:eastAsia="en-IN"/>
+              </w:rPr>
+            </w:pPr>
+            <w:r>
+              <w:rPr>
+                <w:rFonts w:eastAsia="Times New Roman" w:cstheme="minorHAnsi"/>
+                <w:sz w:val="20"/>
+                <w:szCs w:val="20"/>
+                <w:lang w:eastAsia="en-IN"/>
+              </w:rPr>
+              <w:t>Omit</w:t>
+            </w:r>
+          </w:p>
+        </w:tc>
+        <w:tc>
+          <w:tcPr>
+            <w:tcW w:w="0" w:type="auto"/>
+            <w:vAlign w:val="center"/>
+            <w:hideMark/>
+          </w:tcPr>
+          <w:p>
+            <w:pPr>
+              <w:spacing w:after="0" w:line="240" w:lineRule="auto"/>
+              <w:rPr>
+                <w:rFonts w:eastAsia="Times New Roman" w:cstheme="minorHAnsi"/>
+                <w:sz w:val="20"/>
+                <w:szCs w:val="20"/>
+                <w:lang w:eastAsia="en-IN"/>
+              </w:rPr>
+            </w:pPr>
+            <w:r>
+              <w:rPr>
+                <w:rFonts w:eastAsia="Times New Roman" w:cstheme="minorHAnsi"/>
+                <w:sz w:val="20"/>
+                <w:szCs w:val="20"/>
+                <w:lang w:eastAsia="en-IN"/>
+              </w:rPr>
+              <w:t>Remove fields</w:t>
+            </w:r>
+          </w:p>
+        </w:tc>
+      </w:tr>
+      <w:tr>
+        <w:trPr>
+          <w:tblCellSpacing w:w="15" w:type="dxa"/>
+        </w:trPr>
+        <w:tc>
+          <w:tcPr>
+            <w:tcW w:w="0" w:type="auto"/>
+            <w:vAlign w:val="center"/>
+            <w:hideMark/>
+          </w:tcPr>
+          <w:p>
+            <w:pPr>
+              <w:spacing w:after="0" w:line="240" w:lineRule="auto"/>
+              <w:rPr>
+                <w:rFonts w:eastAsia="Times New Roman" w:cstheme="minorHAnsi"/>
+                <w:sz w:val="20"/>
+                <w:szCs w:val="20"/>
+                <w:lang w:eastAsia="en-IN"/>
+              </w:rPr>
+            </w:pPr>
+            <w:r>
+              <w:rPr>
+                <w:rFonts w:eastAsia="Times New Roman" w:cstheme="minorHAnsi"/>
+                <w:sz w:val="20"/>
+                <w:szCs w:val="20"/>
+                <w:lang w:eastAsia="en-IN"/>
+              </w:rPr>
+              <w:t>Record</w:t>
+            </w:r>
+          </w:p>
+        </w:tc>
+        <w:tc>
+          <w:tcPr>
+            <w:tcW w:w="0" w:type="auto"/>
+            <w:vAlign w:val="center"/>
+            <w:hideMark/>
+          </w:tcPr>
+          <w:p>
+            <w:pPr>
+              <w:spacing w:after="0" w:line="240" w:lineRule="auto"/>
+              <w:rPr>
+                <w:rFonts w:eastAsia="Times New Roman" w:cstheme="minorHAnsi"/>
+                <w:sz w:val="20"/>
+                <w:szCs w:val="20"/>
+                <w:lang w:eastAsia="en-IN"/>
+              </w:rPr>
+            </w:pPr>
+            <w:r>
+              <w:rPr>
+                <w:rFonts w:eastAsia="Times New Roman" w:cstheme="minorHAnsi"/>
+                <w:sz w:val="20"/>
+                <w:szCs w:val="20"/>
+                <w:lang w:eastAsia="en-IN"/>
+              </w:rPr>
+              <w:t>Key/value object</w:t>
+            </w:r>
+          </w:p>
+        </w:tc>
+      </w:tr>
+      <w:tr>
+        <w:trPr>
+          <w:tblCellSpacing w:w="15" w:type="dxa"/>
+        </w:trPr>
+        <w:tc>
+          <w:tcPr>
+            <w:tcW w:w="0" w:type="auto"/>
+            <w:vAlign w:val="center"/>
+            <w:hideMark/>
+          </w:tcPr>
+          <w:p>
+            <w:pPr>
+              <w:spacing w:after="0" w:line="240" w:lineRule="auto"/>
+              <w:rPr>
+                <w:rFonts w:eastAsia="Times New Roman" w:cstheme="minorHAnsi"/>
+                <w:sz w:val="20"/>
+                <w:szCs w:val="20"/>
+                <w:lang w:eastAsia="en-IN"/>
+              </w:rPr>
+            </w:pPr>
+            <w:r>
+              <w:rPr>
+                <w:rFonts w:eastAsia="Times New Roman" w:cstheme="minorHAnsi"/>
+                <w:sz w:val="20"/>
+                <w:szCs w:val="20"/>
+                <w:lang w:eastAsia="en-IN"/>
+              </w:rPr>
+              <w:lastRenderedPageBreak/>
+              <w:t>Exclude</w:t>
+            </w:r>
+          </w:p>
+        </w:tc>
+        <w:tc>
+          <w:tcPr>
+            <w:tcW w:w="0" w:type="auto"/>
+            <w:vAlign w:val="center"/>
+            <w:hideMark/>
+          </w:tcPr>
+          <w:p>
+            <w:pPr>
+              <w:spacing w:after="0" w:line="240" w:lineRule="auto"/>
+              <w:rPr>
+                <w:rFonts w:eastAsia="Times New Roman" w:cstheme="minorHAnsi"/>
+                <w:sz w:val="20"/>
+                <w:szCs w:val="20"/>
+                <w:lang w:eastAsia="en-IN"/>
+              </w:rPr>
+            </w:pPr>
+            <w:r>
+              <w:rPr>
+                <w:rFonts w:eastAsia="Times New Roman" w:cstheme="minorHAnsi"/>
+                <w:sz w:val="20"/>
+                <w:szCs w:val="20"/>
+                <w:lang w:eastAsia="en-IN"/>
+              </w:rPr>
+              <w:t>Remove from union</w:t>
+            </w:r>
+          </w:p>
+        </w:tc>
+      </w:tr>
+      <w:tr>
+        <w:trPr>
+          <w:tblCellSpacing w:w="15" w:type="dxa"/>
+        </w:trPr>
+        <w:tc>
+          <w:tcPr>
+            <w:tcW w:w="0" w:type="auto"/>
+            <w:vAlign w:val="center"/>
+            <w:hideMark/>
+          </w:tcPr>
+          <w:p>
+            <w:pPr>
+              <w:spacing w:after="0" w:line="240" w:lineRule="auto"/>
+              <w:rPr>
+                <w:rFonts w:eastAsia="Times New Roman" w:cstheme="minorHAnsi"/>
+                <w:sz w:val="20"/>
+                <w:szCs w:val="20"/>
+                <w:lang w:eastAsia="en-IN"/>
+              </w:rPr>
+            </w:pPr>
+            <w:r>
+              <w:rPr>
+                <w:rFonts w:eastAsia="Times New Roman" w:cstheme="minorHAnsi"/>
+                <w:sz w:val="20"/>
+                <w:szCs w:val="20"/>
+                <w:lang w:eastAsia="en-IN"/>
+              </w:rPr>
+              <w:t>Extract</w:t>
+            </w:r>
+          </w:p>
+        </w:tc>
+        <w:tc>
+          <w:tcPr>
+            <w:tcW w:w="0" w:type="auto"/>
+            <w:vAlign w:val="center"/>
+            <w:hideMark/>
+          </w:tcPr>
+          <w:p>
+            <w:pPr>
+              <w:spacing w:after="0" w:line="240" w:lineRule="auto"/>
+              <w:rPr>
+                <w:rFonts w:eastAsia="Times New Roman" w:cstheme="minorHAnsi"/>
+                <w:sz w:val="20"/>
+                <w:szCs w:val="20"/>
+                <w:lang w:eastAsia="en-IN"/>
+              </w:rPr>
+            </w:pPr>
+            <w:r>
+              <w:rPr>
+                <w:rFonts w:eastAsia="Times New Roman" w:cstheme="minorHAnsi"/>
+                <w:sz w:val="20"/>
+                <w:szCs w:val="20"/>
+                <w:lang w:eastAsia="en-IN"/>
+              </w:rPr>
+              <w:t>Keep from union</w:t>
+            </w:r>
+          </w:p>
+        </w:tc>
+      </w:tr>
+    </w:tbl>
+    <w:p>
+      <w:pPr>
+        <w:spacing w:after="0" w:line="240" w:lineRule="auto"/>
+        <w:rPr>
+          <w:rFonts w:eastAsia="Times New Roman" w:cstheme="minorHAnsi"/>
+          <w:sz w:val="20"/>
+          <w:szCs w:val="20"/>
+          <w:lang w:eastAsia="en-IN"/>
+        </w:rPr>
+      </w:pPr>
+      <w:r>
+        <w:rPr>
+          <w:rFonts w:eastAsia="Times New Roman" w:cstheme="minorHAnsi"/>
+          <w:sz w:val="20"/>
+          <w:szCs w:val="20"/>
+          <w:lang w:eastAsia="en-IN"/>
+        </w:rPr>
+        <w:pict>
+          <v:rect id="_x0000_i1119" style="width:0;height:1.5pt" o:hralign="center" o:hrstd="t" o:hr="t" fillcolor="#a0a0a0" stroked="f"/>
+        </w:pict>
+      </w:r>
+    </w:p>
+    <w:p>
+      <w:pPr>
+        <w:spacing w:after="0" w:line="240" w:lineRule="auto"/>
+        <w:rPr>
+          <w:rFonts w:eastAsia="Times New Roman" w:cstheme="minorHAnsi"/>
+          <w:sz w:val="20"/>
+          <w:szCs w:val="20"/>
+          <w:lang w:eastAsia="en-IN"/>
+        </w:rPr>
+      </w:pPr>
+    </w:p>
+    <w:p>
+      <w:pPr>
+        <w:spacing w:before="100" w:beforeAutospacing="1" w:after="100" w:afterAutospacing="1" w:line="240" w:lineRule="auto"/>
+        <w:outlineLvl w:val="0"/>
+        <w:rPr>
+          <w:rFonts w:eastAsia="Times New Roman" w:cstheme="minorHAnsi"/>
+          <w:b/>
+          <w:bCs/>
+          <w:kern w:val="36"/>
+          <w:sz w:val="20"/>
+          <w:szCs w:val="20"/>
+          <w:lang w:eastAsia="en-IN"/>
+        </w:rPr>
+      </w:pPr>
+      <w:r>
+        <w:rPr>
+          <w:rFonts w:eastAsia="Times New Roman" w:cstheme="minorHAnsi"/>
+          <w:b/>
+          <w:bCs/>
+          <w:kern w:val="36"/>
+          <w:sz w:val="20"/>
+          <w:szCs w:val="20"/>
+          <w:lang w:eastAsia="en-IN"/>
+        </w:rPr>
+        <w:t>1</w:t>
+      </w:r>
+      <w:r>
+        <w:rPr>
+          <w:rFonts w:eastAsia="Times New Roman" w:cstheme="minorHAnsi"/>
+          <w:b/>
+          <w:bCs/>
+          <w:kern w:val="36"/>
+          <w:sz w:val="20"/>
+          <w:szCs w:val="20"/>
+          <w:lang w:eastAsia="en-IN"/>
+        </w:rPr>
+        <w:t>5</w:t>
+      </w:r>
+      <w:r>
+        <w:rPr>
+          <w:rFonts w:eastAsia="Times New Roman" w:cstheme="minorHAnsi"/>
+          <w:b/>
+          <w:bCs/>
+          <w:kern w:val="36"/>
+          <w:sz w:val="20"/>
+          <w:szCs w:val="20"/>
+          <w:lang w:eastAsia="en-IN"/>
+        </w:rPr>
+        <w:t>. Final Super Easy Summary</w:t>
+      </w:r>
+    </w:p>
+    <w:tbl>
+      <w:tblPr>
+        <w:tblW w:w="0" w:type="auto"/>
+        <w:tblCellSpacing w:w="15" w:type="dxa"/>
+        <w:tblCellMar>
+          <w:top w:w="15" w:type="dxa"/>
+          <w:left w:w="15" w:type="dxa"/>
+          <w:bottom w:w="15" w:type="dxa"/>
+          <w:right w:w="15" w:type="dxa"/>
+        </w:tblCellMar>
+        <w:tblLook w:val="04A0" w:firstRow="1" w:lastRow="0" w:firstColumn="1" w:lastColumn="0" w:noHBand="0" w:noVBand="1"/>
+      </w:tblPr>
+      <w:tblGrid>
+        <w:gridCol w:w="831"/>
+        <w:gridCol w:w="1422"/>
+      </w:tblGrid>
+      <w:tr>
+        <w:trPr>
+          <w:tblHeader/>
+          <w:tblCellSpacing w:w="15" w:type="dxa"/>
+        </w:trPr>
+        <w:tc>
+          <w:tcPr>
+            <w:tcW w:w="0" w:type="auto"/>
+            <w:vAlign w:val="center"/>
+            <w:hideMark/>
+          </w:tcPr>
+          <w:p>
+            <w:pPr>
+              <w:spacing w:after="0" w:line="240" w:lineRule="auto"/>
+              <w:jc w:val="center"/>
+              <w:rPr>
+                <w:rFonts w:eastAsia="Times New Roman" w:cstheme="minorHAnsi"/>
+                <w:b/>
+                <w:bCs/>
+                <w:sz w:val="20"/>
+                <w:szCs w:val="20"/>
+                <w:lang w:eastAsia="en-IN"/>
+              </w:rPr>
+            </w:pPr>
+            <w:r>
+              <w:rPr>
+                <w:rFonts w:eastAsia="Times New Roman" w:cstheme="minorHAnsi"/>
+                <w:b/>
+                <w:bCs/>
+                <w:sz w:val="20"/>
+                <w:szCs w:val="20"/>
+                <w:lang w:eastAsia="en-IN"/>
+              </w:rPr>
+              <w:t>Utility</w:t>
+            </w:r>
+          </w:p>
+        </w:tc>
+        <w:tc>
+          <w:tcPr>
+            <w:tcW w:w="0" w:type="auto"/>
+            <w:vAlign w:val="center"/>
+            <w:hideMark/>
+          </w:tcPr>
+          <w:p>
+            <w:pPr>
+              <w:spacing w:after="0" w:line="240" w:lineRule="auto"/>
+              <w:jc w:val="center"/>
+              <w:rPr>
+                <w:rFonts w:eastAsia="Times New Roman" w:cstheme="minorHAnsi"/>
+                <w:b/>
+                <w:bCs/>
+                <w:sz w:val="20"/>
+                <w:szCs w:val="20"/>
+                <w:lang w:eastAsia="en-IN"/>
+              </w:rPr>
+            </w:pPr>
+            <w:r>
+              <w:rPr>
+                <w:rFonts w:eastAsia="Times New Roman" w:cstheme="minorHAnsi"/>
+                <w:b/>
+                <w:bCs/>
+                <w:sz w:val="20"/>
+                <w:szCs w:val="20"/>
+                <w:lang w:eastAsia="en-IN"/>
+              </w:rPr>
+              <w:t>Imagine Like</w:t>
+            </w:r>
+          </w:p>
+        </w:tc>
+      </w:tr>
+      <w:tr>
+        <w:trPr>
+          <w:tblCellSpacing w:w="15" w:type="dxa"/>
+        </w:trPr>
+        <w:tc>
+          <w:tcPr>
+            <w:tcW w:w="0" w:type="auto"/>
+            <w:vAlign w:val="center"/>
+            <w:hideMark/>
+          </w:tcPr>
+          <w:p>
+            <w:pPr>
+              <w:spacing w:after="0" w:line="240" w:lineRule="auto"/>
+              <w:rPr>
+                <w:rFonts w:eastAsia="Times New Roman" w:cstheme="minorHAnsi"/>
+                <w:sz w:val="20"/>
+                <w:szCs w:val="20"/>
+                <w:lang w:eastAsia="en-IN"/>
+              </w:rPr>
+            </w:pPr>
+            <w:r>
+              <w:rPr>
+                <w:rFonts w:eastAsia="Times New Roman" w:cstheme="minorHAnsi"/>
+                <w:sz w:val="20"/>
+                <w:szCs w:val="20"/>
+                <w:lang w:eastAsia="en-IN"/>
+              </w:rPr>
+              <w:t>Partial</w:t>
+            </w:r>
+          </w:p>
+        </w:tc>
+        <w:tc>
+          <w:tcPr>
+            <w:tcW w:w="0" w:type="auto"/>
+            <w:vAlign w:val="center"/>
+            <w:hideMark/>
+          </w:tcPr>
+          <w:p>
+            <w:pPr>
+              <w:spacing w:after="0" w:line="240" w:lineRule="auto"/>
+              <w:rPr>
+                <w:rFonts w:eastAsia="Times New Roman" w:cstheme="minorHAnsi"/>
+                <w:sz w:val="20"/>
+                <w:szCs w:val="20"/>
+                <w:lang w:eastAsia="en-IN"/>
+              </w:rPr>
+            </w:pPr>
+            <w:r>
+              <w:rPr>
+                <w:rFonts w:eastAsia="Times New Roman" w:cstheme="minorHAnsi"/>
+                <w:sz w:val="20"/>
+                <w:szCs w:val="20"/>
+                <w:lang w:eastAsia="en-IN"/>
+              </w:rPr>
+              <w:t>Half-filled form</w:t>
+            </w:r>
+          </w:p>
+        </w:tc>
+      </w:tr>
+      <w:tr>
+        <w:trPr>
+          <w:tblCellSpacing w:w="15" w:type="dxa"/>
+        </w:trPr>
+        <w:tc>
+          <w:tcPr>
+            <w:tcW w:w="0" w:type="auto"/>
+            <w:vAlign w:val="center"/>
+            <w:hideMark/>
+          </w:tcPr>
+          <w:p>
+            <w:pPr>
+              <w:spacing w:after="0" w:line="240" w:lineRule="auto"/>
+              <w:rPr>
+                <w:rFonts w:eastAsia="Times New Roman" w:cstheme="minorHAnsi"/>
+                <w:sz w:val="20"/>
+                <w:szCs w:val="20"/>
+                <w:lang w:eastAsia="en-IN"/>
+              </w:rPr>
+            </w:pPr>
+            <w:r>
+              <w:rPr>
+                <w:rFonts w:eastAsia="Times New Roman" w:cstheme="minorHAnsi"/>
+                <w:sz w:val="20"/>
+                <w:szCs w:val="20"/>
+                <w:lang w:eastAsia="en-IN"/>
+              </w:rPr>
+              <w:t>Required</w:t>
+            </w:r>
+          </w:p>
+        </w:tc>
+        <w:tc>
+          <w:tcPr>
+            <w:tcW w:w="0" w:type="auto"/>
+            <w:vAlign w:val="center"/>
+            <w:hideMark/>
+          </w:tcPr>
+          <w:p>
+            <w:pPr>
+              <w:spacing w:after="0" w:line="240" w:lineRule="auto"/>
+              <w:rPr>
+                <w:rFonts w:eastAsia="Times New Roman" w:cstheme="minorHAnsi"/>
+                <w:sz w:val="20"/>
+                <w:szCs w:val="20"/>
+                <w:lang w:eastAsia="en-IN"/>
+              </w:rPr>
+            </w:pPr>
+            <w:r>
+              <w:rPr>
+                <w:rFonts w:eastAsia="Times New Roman" w:cstheme="minorHAnsi"/>
+                <w:sz w:val="20"/>
+                <w:szCs w:val="20"/>
+                <w:lang w:eastAsia="en-IN"/>
+              </w:rPr>
+              <w:t>Mandatory form</w:t>
+            </w:r>
+          </w:p>
+        </w:tc>
+      </w:tr>
+      <w:tr>
+        <w:trPr>
+          <w:tblCellSpacing w:w="15" w:type="dxa"/>
+        </w:trPr>
+        <w:tc>
+          <w:tcPr>
+            <w:tcW w:w="0" w:type="auto"/>
+            <w:vAlign w:val="center"/>
+            <w:hideMark/>
+          </w:tcPr>
+          <w:p>
+            <w:pPr>
+              <w:spacing w:after="0" w:line="240" w:lineRule="auto"/>
+              <w:rPr>
+                <w:rFonts w:eastAsia="Times New Roman" w:cstheme="minorHAnsi"/>
+                <w:sz w:val="20"/>
+                <w:szCs w:val="20"/>
+                <w:lang w:eastAsia="en-IN"/>
+              </w:rPr>
+            </w:pPr>
+            <w:r>
+              <w:rPr>
+                <w:rFonts w:eastAsia="Times New Roman" w:cstheme="minorHAnsi"/>
+                <w:sz w:val="20"/>
+                <w:szCs w:val="20"/>
+                <w:lang w:eastAsia="en-IN"/>
+              </w:rPr>
+              <w:t>Readonly</w:t>
+            </w:r>
+          </w:p>
+        </w:tc>
+        <w:tc>
+          <w:tcPr>
+            <w:tcW w:w="0" w:type="auto"/>
+            <w:vAlign w:val="center"/>
+            <w:hideMark/>
+          </w:tcPr>
+          <w:p>
+            <w:pPr>
+              <w:spacing w:after="0" w:line="240" w:lineRule="auto"/>
+              <w:rPr>
+                <w:rFonts w:eastAsia="Times New Roman" w:cstheme="minorHAnsi"/>
+                <w:sz w:val="20"/>
+                <w:szCs w:val="20"/>
+                <w:lang w:eastAsia="en-IN"/>
+              </w:rPr>
+            </w:pPr>
+            <w:r>
+              <w:rPr>
+                <w:rFonts w:eastAsia="Times New Roman" w:cstheme="minorHAnsi"/>
+                <w:sz w:val="20"/>
+                <w:szCs w:val="20"/>
+                <w:lang w:eastAsia="en-IN"/>
+              </w:rPr>
+              <w:t>Locked object</w:t>
+            </w:r>
+          </w:p>
+        </w:tc>
+      </w:tr>
+      <w:tr>
+        <w:trPr>
+          <w:tblCellSpacing w:w="15" w:type="dxa"/>
+        </w:trPr>
+        <w:tc>
+          <w:tcPr>
+            <w:tcW w:w="0" w:type="auto"/>
+            <w:vAlign w:val="center"/>
+            <w:hideMark/>
+          </w:tcPr>
+          <w:p>
+            <w:pPr>
+              <w:spacing w:after="0" w:line="240" w:lineRule="auto"/>
+              <w:rPr>
+                <w:rFonts w:eastAsia="Times New Roman" w:cstheme="minorHAnsi"/>
+                <w:sz w:val="20"/>
+                <w:szCs w:val="20"/>
+                <w:lang w:eastAsia="en-IN"/>
+              </w:rPr>
+            </w:pPr>
+            <w:r>
+              <w:rPr>
+                <w:rFonts w:eastAsia="Times New Roman" w:cstheme="minorHAnsi"/>
+                <w:sz w:val="20"/>
+                <w:szCs w:val="20"/>
+                <w:lang w:eastAsia="en-IN"/>
+              </w:rPr>
+              <w:t>Pick</w:t>
+            </w:r>
+          </w:p>
+        </w:tc>
+        <w:tc>
+          <w:tcPr>
+            <w:tcW w:w="0" w:type="auto"/>
+            <w:vAlign w:val="center"/>
+            <w:hideMark/>
+          </w:tcPr>
+          <w:p>
+            <w:pPr>
+              <w:spacing w:after="0" w:line="240" w:lineRule="auto"/>
+              <w:rPr>
+                <w:rFonts w:eastAsia="Times New Roman" w:cstheme="minorHAnsi"/>
+                <w:sz w:val="20"/>
+                <w:szCs w:val="20"/>
+                <w:lang w:eastAsia="en-IN"/>
+              </w:rPr>
+            </w:pPr>
+            <w:r>
+              <w:rPr>
+                <w:rFonts w:eastAsia="Times New Roman" w:cstheme="minorHAnsi"/>
+                <w:sz w:val="20"/>
+                <w:szCs w:val="20"/>
+                <w:lang w:eastAsia="en-IN"/>
+              </w:rPr>
+              <w:t>Select columns</w:t>
+            </w:r>
+          </w:p>
+        </w:tc>
+      </w:tr>
+      <w:tr>
+        <w:trPr>
+          <w:tblCellSpacing w:w="15" w:type="dxa"/>
+        </w:trPr>
+        <w:tc>
+          <w:tcPr>
+            <w:tcW w:w="0" w:type="auto"/>
+            <w:vAlign w:val="center"/>
+            <w:hideMark/>
+          </w:tcPr>
+          <w:p>
+            <w:pPr>
+              <w:spacing w:after="0" w:line="240" w:lineRule="auto"/>
+              <w:rPr>
+                <w:rFonts w:eastAsia="Times New Roman" w:cstheme="minorHAnsi"/>
+                <w:sz w:val="20"/>
+                <w:szCs w:val="20"/>
+                <w:lang w:eastAsia="en-IN"/>
+              </w:rPr>
+            </w:pPr>
+            <w:r>
+              <w:rPr>
+                <w:rFonts w:eastAsia="Times New Roman" w:cstheme="minorHAnsi"/>
+                <w:sz w:val="20"/>
+                <w:szCs w:val="20"/>
+                <w:lang w:eastAsia="en-IN"/>
+              </w:rPr>
+              <w:t>Omit</w:t>
+            </w:r>
+          </w:p>
+        </w:tc>
+        <w:tc>
+          <w:tcPr>
+            <w:tcW w:w="0" w:type="auto"/>
+            <w:vAlign w:val="center"/>
+            <w:hideMark/>
+          </w:tcPr>
+          <w:p>
+            <w:pPr>
+              <w:spacing w:after="0" w:line="240" w:lineRule="auto"/>
+              <w:rPr>
+                <w:rFonts w:eastAsia="Times New Roman" w:cstheme="minorHAnsi"/>
+                <w:sz w:val="20"/>
+                <w:szCs w:val="20"/>
+                <w:lang w:eastAsia="en-IN"/>
+              </w:rPr>
+            </w:pPr>
+            <w:r>
+              <w:rPr>
+                <w:rFonts w:eastAsia="Times New Roman" w:cstheme="minorHAnsi"/>
+                <w:sz w:val="20"/>
+                <w:szCs w:val="20"/>
+                <w:lang w:eastAsia="en-IN"/>
+              </w:rPr>
+              <w:t>Hide columns</w:t>
+            </w:r>
+          </w:p>
+        </w:tc>
+      </w:tr>
+      <w:tr>
+        <w:trPr>
+          <w:tblCellSpacing w:w="15" w:type="dxa"/>
+        </w:trPr>
+        <w:tc>
+          <w:tcPr>
+            <w:tcW w:w="0" w:type="auto"/>
+            <w:vAlign w:val="center"/>
+            <w:hideMark/>
+          </w:tcPr>
+          <w:p>
+            <w:pPr>
+              <w:spacing w:after="0" w:line="240" w:lineRule="auto"/>
+              <w:rPr>
+                <w:rFonts w:eastAsia="Times New Roman" w:cstheme="minorHAnsi"/>
+                <w:sz w:val="20"/>
+                <w:szCs w:val="20"/>
+                <w:lang w:eastAsia="en-IN"/>
+              </w:rPr>
+            </w:pPr>
+            <w:r>
+              <w:rPr>
+                <w:rFonts w:eastAsia="Times New Roman" w:cstheme="minorHAnsi"/>
+                <w:sz w:val="20"/>
+                <w:szCs w:val="20"/>
+                <w:lang w:eastAsia="en-IN"/>
+              </w:rPr>
+              <w:t>Record</w:t>
+            </w:r>
+          </w:p>
+        </w:tc>
+        <w:tc>
+          <w:tcPr>
+            <w:tcW w:w="0" w:type="auto"/>
+            <w:vAlign w:val="center"/>
+            <w:hideMark/>
+          </w:tcPr>
+          <w:p>
+            <w:pPr>
+              <w:spacing w:after="0" w:line="240" w:lineRule="auto"/>
+              <w:rPr>
+                <w:rFonts w:eastAsia="Times New Roman" w:cstheme="minorHAnsi"/>
+                <w:sz w:val="20"/>
+                <w:szCs w:val="20"/>
+                <w:lang w:eastAsia="en-IN"/>
+              </w:rPr>
+            </w:pPr>
+            <w:r>
+              <w:rPr>
+                <w:rFonts w:eastAsia="Times New Roman" w:cstheme="minorHAnsi"/>
+                <w:sz w:val="20"/>
+                <w:szCs w:val="20"/>
+                <w:lang w:eastAsia="en-IN"/>
+              </w:rPr>
+              <w:t>Dictionary</w:t>
+            </w:r>
+          </w:p>
+        </w:tc>
+      </w:tr>
+      <w:tr>
+        <w:trPr>
+          <w:tblCellSpacing w:w="15" w:type="dxa"/>
+        </w:trPr>
+        <w:tc>
+          <w:tcPr>
+            <w:tcW w:w="0" w:type="auto"/>
+            <w:vAlign w:val="center"/>
+            <w:hideMark/>
+          </w:tcPr>
+          <w:p>
+            <w:pPr>
+              <w:spacing w:after="0" w:line="240" w:lineRule="auto"/>
+              <w:rPr>
+                <w:rFonts w:eastAsia="Times New Roman" w:cstheme="minorHAnsi"/>
+                <w:sz w:val="20"/>
+                <w:szCs w:val="20"/>
+                <w:lang w:eastAsia="en-IN"/>
+              </w:rPr>
+            </w:pPr>
+            <w:r>
+              <w:rPr>
+                <w:rFonts w:eastAsia="Times New Roman" w:cstheme="minorHAnsi"/>
+                <w:sz w:val="20"/>
+                <w:szCs w:val="20"/>
+                <w:lang w:eastAsia="en-IN"/>
+              </w:rPr>
+              <w:t>Exclude</w:t>
+            </w:r>
+          </w:p>
+        </w:tc>
+        <w:tc>
+          <w:tcPr>
+            <w:tcW w:w="0" w:type="auto"/>
+            <w:vAlign w:val="center"/>
+            <w:hideMark/>
+          </w:tcPr>
+          <w:p>
+            <w:pPr>
+              <w:spacing w:after="0" w:line="240" w:lineRule="auto"/>
+              <w:rPr>
+                <w:rFonts w:eastAsia="Times New Roman" w:cstheme="minorHAnsi"/>
+                <w:sz w:val="20"/>
+                <w:szCs w:val="20"/>
+                <w:lang w:eastAsia="en-IN"/>
+              </w:rPr>
+            </w:pPr>
+            <w:r>
+              <w:rPr>
+                <w:rFonts w:eastAsia="Times New Roman" w:cstheme="minorHAnsi"/>
+                <w:sz w:val="20"/>
+                <w:szCs w:val="20"/>
+                <w:lang w:eastAsia="en-IN"/>
+              </w:rPr>
+              <w:t>Remove options</w:t>
+            </w:r>
+          </w:p>
+        </w:tc>
+      </w:tr>
+      <w:tr>
+        <w:trPr>
+          <w:tblCellSpacing w:w="15" w:type="dxa"/>
+        </w:trPr>
+        <w:tc>
+          <w:tcPr>
+            <w:tcW w:w="0" w:type="auto"/>
+            <w:vAlign w:val="center"/>
+            <w:hideMark/>
+          </w:tcPr>
+          <w:p>
+            <w:pPr>
+              <w:spacing w:after="0" w:line="240" w:lineRule="auto"/>
+              <w:rPr>
+                <w:rFonts w:eastAsia="Times New Roman" w:cstheme="minorHAnsi"/>
+                <w:sz w:val="20"/>
+                <w:szCs w:val="20"/>
+                <w:lang w:eastAsia="en-IN"/>
+              </w:rPr>
+            </w:pPr>
+            <w:r>
+              <w:rPr>
+                <w:rFonts w:eastAsia="Times New Roman" w:cstheme="minorHAnsi"/>
+                <w:sz w:val="20"/>
+                <w:szCs w:val="20"/>
+                <w:lang w:eastAsia="en-IN"/>
+              </w:rPr>
+              <w:t>Extract</w:t>
+            </w:r>
+          </w:p>
+        </w:tc>
+        <w:tc>
+          <w:tcPr>
+            <w:tcW w:w="0" w:type="auto"/>
+            <w:vAlign w:val="center"/>
+            <w:hideMark/>
+          </w:tcPr>
+          <w:p>
+            <w:pPr>
+              <w:spacing w:after="0" w:line="240" w:lineRule="auto"/>
+              <w:rPr>
+                <w:rFonts w:eastAsia="Times New Roman" w:cstheme="minorHAnsi"/>
+                <w:sz w:val="20"/>
+                <w:szCs w:val="20"/>
+                <w:lang w:eastAsia="en-IN"/>
+              </w:rPr>
+            </w:pPr>
+            <w:r>
+              <w:rPr>
+                <w:rFonts w:eastAsia="Times New Roman" w:cstheme="minorHAnsi"/>
+                <w:sz w:val="20"/>
+                <w:szCs w:val="20"/>
+                <w:lang w:eastAsia="en-IN"/>
+              </w:rPr>
+              <w:t>Keep options</w:t>
+            </w:r>
+          </w:p>
+        </w:tc>
+      </w:tr>
+    </w:tbl>
+    <w:p>
+      <w:pPr>
+        <w:pStyle w:val="NormalWeb"/>
+        <w:rPr>
+          <w:rFonts w:asciiTheme="minorHAnsi" w:hAnsiTheme="minorHAnsi" w:cstheme="minorHAnsi"/>
+          <w:sz w:val="20"/>
+          <w:szCs w:val="20"/>
+        </w:rPr>
+      </w:pPr>
+      <w:r>
+        <w:rPr>
+          <w:rFonts w:asciiTheme="minorHAnsi" w:hAnsiTheme="minorHAnsi" w:cstheme="minorHAnsi"/>
+          <w:sz w:val="20"/>
+          <w:szCs w:val="20"/>
+        </w:rPr>
+        <w:drawing>
+          <wp:inline distT="0" distB="0" distL="0" distR="0" wp14:anchorId="7346682E" wp14:editId="42B8D06E">
+            <wp:extent cx="5506218" cy="4143953"/>
+            <wp:effectExtent l="0" t="0" r="0" b="9525"/>
+            <wp:docPr id="2" name="Picture 2"/>
+            <wp:cNvGraphicFramePr>
+              <a:graphicFrameLocks xmlns:a="http://schemas.openxmlformats.org/drawingml/2006/main" noChangeAspect="1"/>
+            </wp:cNvGraphicFramePr>
+            <a:graphic xmlns:a="http://schemas.openxmlformats.org/drawingml/2006/main">
+              <a:graphicData uri="http://schemas.openxmlformats.org/drawingml/2006/picture">
+                <pic:pic xmlns:pic="http://schemas.openxmlformats.org/drawingml/2006/picture">
+                  <pic:nvPicPr>
+                    <pic:cNvPr id="1" name=""/>
+                    <pic:cNvPicPr/>
+                  </pic:nvPicPr>
+                  <pic:blipFill>
+                    <a:blip r:embed="rId6"/>
+                    <a:stretch>
+                      <a:fillRect/>
+                    </a:stretch>
+                  </pic:blipFill>
+                  <pic:spPr>
+                    <a:xfrm>
+                      <a:off x="0" y="0"/>
+                      <a:ext cx="5506218" cy="4143953"/>
+                    </a:xfrm>
+                    <a:prstGeom prst="rect">
+                      <a:avLst/>
+                    </a:prstGeom>
+                  </pic:spPr>
+                </pic:pic>
+              </a:graphicData>
+            </a:graphic>
+          </wp:inline>
+        </w:drawing>
+      </w:r>
+      <w:bookmarkStart w:id="0" w:name="_GoBack"/>
       <w:bookmarkEnd w:id="0"/>
-    </w:tbl>
-    <w:p>
-      <w:pPr>
-        <w:pStyle w:val="NormalWeb"/>
-        <w:rPr>
-          <w:rFonts w:asciiTheme="minorHAnsi" w:hAnsiTheme="minorHAnsi" w:cstheme="minorHAnsi"/>
-          <w:sz w:val="20"/>
-          <w:szCs w:val="20"/>
-        </w:rPr>
-      </w:pPr>
     </w:p>
     <w:p>
       <w:pPr>
@@ -16241,9 +22839,9 @@
     </w:lvl>
   </w:abstractNum>
   <w:abstractNum w:abstractNumId="3" w15:restartNumberingAfterBreak="0">
-    <w:nsid w:val="27145CD2"/>
+    <w:nsid w:val="1F9719AC"/>
     <w:multiLevelType w:val="multilevel"/>
-    <w:tmpl w:val="4058F84A"/>
+    <w:tmpl w:val="35789FE6"/>
     <w:lvl w:ilvl="0">
       <w:start w:val="1"/>
       <w:numFmt w:val="bullet"/>
@@ -16390,9 +22988,9 @@
     </w:lvl>
   </w:abstractNum>
   <w:abstractNum w:abstractNumId="4" w15:restartNumberingAfterBreak="0">
-    <w:nsid w:val="31246E90"/>
+    <w:nsid w:val="27145CD2"/>
     <w:multiLevelType w:val="multilevel"/>
-    <w:tmpl w:val="97702DA8"/>
+    <w:tmpl w:val="4058F84A"/>
     <w:lvl w:ilvl="0">
       <w:start w:val="1"/>
       <w:numFmt w:val="bullet"/>
@@ -16539,9 +23137,9 @@
     </w:lvl>
   </w:abstractNum>
   <w:abstractNum w:abstractNumId="5" w15:restartNumberingAfterBreak="0">
-    <w:nsid w:val="34C70202"/>
+    <w:nsid w:val="2E1F178B"/>
     <w:multiLevelType w:val="multilevel"/>
-    <w:tmpl w:val="8E40B856"/>
+    <w:tmpl w:val="E77E4D10"/>
     <w:lvl w:ilvl="0">
       <w:start w:val="1"/>
       <w:numFmt w:val="bullet"/>
@@ -16688,9 +23286,9 @@
     </w:lvl>
   </w:abstractNum>
   <w:abstractNum w:abstractNumId="6" w15:restartNumberingAfterBreak="0">
-    <w:nsid w:val="3F0018F8"/>
+    <w:nsid w:val="31246E90"/>
     <w:multiLevelType w:val="multilevel"/>
-    <w:tmpl w:val="4F304074"/>
+    <w:tmpl w:val="97702DA8"/>
     <w:lvl w:ilvl="0">
       <w:start w:val="1"/>
       <w:numFmt w:val="bullet"/>
@@ -16837,9 +23435,122 @@
     </w:lvl>
   </w:abstractNum>
   <w:abstractNum w:abstractNumId="7" w15:restartNumberingAfterBreak="0">
-    <w:nsid w:val="45D52EE1"/>
+    <w:nsid w:val="3284303F"/>
     <w:multiLevelType w:val="multilevel"/>
-    <w:tmpl w:val="68843018"/>
+    <w:tmpl w:val="5F6C4698"/>
+    <w:lvl w:ilvl="0">
+      <w:start w:val="1"/>
+      <w:numFmt w:val="decimal"/>
+      <w:lvlText w:val="%1."/>
+      <w:lvlJc w:val="left"/>
+      <w:pPr>
+        <w:tabs>
+          <w:tab w:val="num" w:pos="720"/>
+        </w:tabs>
+        <w:ind w:left="720" w:hanging="360"/>
+      </w:pPr>
+    </w:lvl>
+    <w:lvl w:ilvl="1" w:tentative="1">
+      <w:start w:val="1"/>
+      <w:numFmt w:val="decimal"/>
+      <w:lvlText w:val="%2."/>
+      <w:lvlJc w:val="left"/>
+      <w:pPr>
+        <w:tabs>
+          <w:tab w:val="num" w:pos="1440"/>
+        </w:tabs>
+        <w:ind w:left="1440" w:hanging="360"/>
+      </w:pPr>
+    </w:lvl>
+    <w:lvl w:ilvl="2" w:tentative="1">
+      <w:start w:val="1"/>
+      <w:numFmt w:val="decimal"/>
+      <w:lvlText w:val="%3."/>
+      <w:lvlJc w:val="left"/>
+      <w:pPr>
+        <w:tabs>
+          <w:tab w:val="num" w:pos="2160"/>
+        </w:tabs>
+        <w:ind w:left="2160" w:hanging="360"/>
+      </w:pPr>
+    </w:lvl>
+    <w:lvl w:ilvl="3" w:tentative="1">
+      <w:start w:val="1"/>
+      <w:numFmt w:val="decimal"/>
+      <w:lvlText w:val="%4."/>
+      <w:lvlJc w:val="left"/>
+      <w:pPr>
+        <w:tabs>
+          <w:tab w:val="num" w:pos="2880"/>
+        </w:tabs>
+        <w:ind w:left="2880" w:hanging="360"/>
+      </w:pPr>
+    </w:lvl>
+    <w:lvl w:ilvl="4" w:tentative="1">
+      <w:start w:val="1"/>
+      <w:numFmt w:val="decimal"/>
+      <w:lvlText w:val="%5."/>
+      <w:lvlJc w:val="left"/>
+      <w:pPr>
+        <w:tabs>
+          <w:tab w:val="num" w:pos="3600"/>
+        </w:tabs>
+        <w:ind w:left="3600" w:hanging="360"/>
+      </w:pPr>
+    </w:lvl>
+    <w:lvl w:ilvl="5" w:tentative="1">
+      <w:start w:val="1"/>
+      <w:numFmt w:val="decimal"/>
+      <w:lvlText w:val="%6."/>
+      <w:lvlJc w:val="left"/>
+      <w:pPr>
+        <w:tabs>
+          <w:tab w:val="num" w:pos="4320"/>
+        </w:tabs>
+        <w:ind w:left="4320" w:hanging="360"/>
+      </w:pPr>
+    </w:lvl>
+    <w:lvl w:ilvl="6" w:tentative="1">
+      <w:start w:val="1"/>
+      <w:numFmt w:val="decimal"/>
+      <w:lvlText w:val="%7."/>
+      <w:lvlJc w:val="left"/>
+      <w:pPr>
+        <w:tabs>
+          <w:tab w:val="num" w:pos="5040"/>
+        </w:tabs>
+        <w:ind w:left="5040" w:hanging="360"/>
+      </w:pPr>
+    </w:lvl>
+    <w:lvl w:ilvl="7" w:tentative="1">
+      <w:start w:val="1"/>
+      <w:numFmt w:val="decimal"/>
+      <w:lvlText w:val="%8."/>
+      <w:lvlJc w:val="left"/>
+      <w:pPr>
+        <w:tabs>
+          <w:tab w:val="num" w:pos="5760"/>
+        </w:tabs>
+        <w:ind w:left="5760" w:hanging="360"/>
+      </w:pPr>
+    </w:lvl>
+    <w:lvl w:ilvl="8" w:tentative="1">
+      <w:start w:val="1"/>
+      <w:numFmt w:val="decimal"/>
+      <w:lvlText w:val="%9."/>
+      <w:lvlJc w:val="left"/>
+      <w:pPr>
+        <w:tabs>
+          <w:tab w:val="num" w:pos="6480"/>
+        </w:tabs>
+        <w:ind w:left="6480" w:hanging="360"/>
+      </w:pPr>
+    </w:lvl>
+  </w:abstractNum>
+  <w:abstractNum w:abstractNumId="8" w15:restartNumberingAfterBreak="0">
+    <w:nsid w:val="34C70202"/>
+    <w:multiLevelType w:val="multilevel"/>
+    <w:tmpl w:val="8E40B856"/>
     <w:lvl w:ilvl="0">
       <w:start w:val="1"/>
       <w:numFmt w:val="bullet"/>
@@ -16985,10 +23696,10 @@
       </w:rPr>
     </w:lvl>
   </w:abstractNum>
-  <w:abstractNum w:abstractNumId="8" w15:restartNumberingAfterBreak="0">
-    <w:nsid w:val="4F135FD7"/>
+  <w:abstractNum w:abstractNumId="9" w15:restartNumberingAfterBreak="0">
+    <w:nsid w:val="3EC84543"/>
     <w:multiLevelType w:val="multilevel"/>
-    <w:tmpl w:val="EA705A94"/>
+    <w:tmpl w:val="C784A6F2"/>
     <w:lvl w:ilvl="0">
       <w:start w:val="1"/>
       <w:numFmt w:val="bullet"/>
@@ -17134,10 +23845,10 @@
       </w:rPr>
     </w:lvl>
   </w:abstractNum>
-  <w:abstractNum w:abstractNumId="9" w15:restartNumberingAfterBreak="0">
-    <w:nsid w:val="69610C0C"/>
+  <w:abstractNum w:abstractNumId="10" w15:restartNumberingAfterBreak="0">
+    <w:nsid w:val="3F0018F8"/>
     <w:multiLevelType w:val="multilevel"/>
-    <w:tmpl w:val="B3C4E678"/>
+    <w:tmpl w:val="4F304074"/>
     <w:lvl w:ilvl="0">
       <w:start w:val="1"/>
       <w:numFmt w:val="bullet"/>
@@ -17283,10 +23994,10 @@
       </w:rPr>
     </w:lvl>
   </w:abstractNum>
-  <w:abstractNum w:abstractNumId="10" w15:restartNumberingAfterBreak="0">
-    <w:nsid w:val="75F5083E"/>
+  <w:abstractNum w:abstractNumId="11" w15:restartNumberingAfterBreak="0">
+    <w:nsid w:val="45D52EE1"/>
     <w:multiLevelType w:val="multilevel"/>
-    <w:tmpl w:val="D2BACA6A"/>
+    <w:tmpl w:val="68843018"/>
     <w:lvl w:ilvl="0">
       <w:start w:val="1"/>
       <w:numFmt w:val="bullet"/>
@@ -17432,10 +24143,10 @@
       </w:rPr>
     </w:lvl>
   </w:abstractNum>
-  <w:abstractNum w:abstractNumId="11" w15:restartNumberingAfterBreak="0">
-    <w:nsid w:val="79463645"/>
+  <w:abstractNum w:abstractNumId="12" w15:restartNumberingAfterBreak="0">
+    <w:nsid w:val="4F135FD7"/>
     <w:multiLevelType w:val="multilevel"/>
-    <w:tmpl w:val="5DA01712"/>
+    <w:tmpl w:val="EA705A94"/>
     <w:lvl w:ilvl="0">
       <w:start w:val="1"/>
       <w:numFmt w:val="bullet"/>
@@ -17581,29 +24292,774 @@
       </w:rPr>
     </w:lvl>
   </w:abstractNum>
+  <w:abstractNum w:abstractNumId="13" w15:restartNumberingAfterBreak="0">
+    <w:nsid w:val="50C1323B"/>
+    <w:multiLevelType w:val="multilevel"/>
+    <w:tmpl w:val="60702602"/>
+    <w:lvl w:ilvl="0">
+      <w:start w:val="1"/>
+      <w:numFmt w:val="bullet"/>
+      <w:lvlText w:val=""/>
+      <w:lvlJc w:val="left"/>
+      <w:pPr>
+        <w:tabs>
+          <w:tab w:val="num" w:pos="720"/>
+        </w:tabs>
+        <w:ind w:left="720" w:hanging="360"/>
+      </w:pPr>
+      <w:rPr>
+        <w:rFonts w:ascii="Symbol" w:hAnsi="Symbol" w:hint="default"/>
+        <w:sz w:val="20"/>
+      </w:rPr>
+    </w:lvl>
+    <w:lvl w:ilvl="1" w:tentative="1">
+      <w:start w:val="1"/>
+      <w:numFmt w:val="bullet"/>
+      <w:lvlText w:val="o"/>
+      <w:lvlJc w:val="left"/>
+      <w:pPr>
+        <w:tabs>
+          <w:tab w:val="num" w:pos="1440"/>
+        </w:tabs>
+        <w:ind w:left="1440" w:hanging="360"/>
+      </w:pPr>
+      <w:rPr>
+        <w:rFonts w:ascii="Courier New" w:hAnsi="Courier New" w:hint="default"/>
+        <w:sz w:val="20"/>
+      </w:rPr>
+    </w:lvl>
+    <w:lvl w:ilvl="2" w:tentative="1">
+      <w:start w:val="1"/>
+      <w:numFmt w:val="bullet"/>
+      <w:lvlText w:val=""/>
+      <w:lvlJc w:val="left"/>
+      <w:pPr>
+        <w:tabs>
+          <w:tab w:val="num" w:pos="2160"/>
+        </w:tabs>
+        <w:ind w:left="2160" w:hanging="360"/>
+      </w:pPr>
+      <w:rPr>
+        <w:rFonts w:ascii="Wingdings" w:hAnsi="Wingdings" w:hint="default"/>
+        <w:sz w:val="20"/>
+      </w:rPr>
+    </w:lvl>
+    <w:lvl w:ilvl="3" w:tentative="1">
+      <w:start w:val="1"/>
+      <w:numFmt w:val="bullet"/>
+      <w:lvlText w:val=""/>
+      <w:lvlJc w:val="left"/>
+      <w:pPr>
+        <w:tabs>
+          <w:tab w:val="num" w:pos="2880"/>
+        </w:tabs>
+        <w:ind w:left="2880" w:hanging="360"/>
+      </w:pPr>
+      <w:rPr>
+        <w:rFonts w:ascii="Wingdings" w:hAnsi="Wingdings" w:hint="default"/>
+        <w:sz w:val="20"/>
+      </w:rPr>
+    </w:lvl>
+    <w:lvl w:ilvl="4" w:tentative="1">
+      <w:start w:val="1"/>
+      <w:numFmt w:val="bullet"/>
+      <w:lvlText w:val=""/>
+      <w:lvlJc w:val="left"/>
+      <w:pPr>
+        <w:tabs>
+          <w:tab w:val="num" w:pos="3600"/>
+        </w:tabs>
+        <w:ind w:left="3600" w:hanging="360"/>
+      </w:pPr>
+      <w:rPr>
+        <w:rFonts w:ascii="Wingdings" w:hAnsi="Wingdings" w:hint="default"/>
+        <w:sz w:val="20"/>
+      </w:rPr>
+    </w:lvl>
+    <w:lvl w:ilvl="5" w:tentative="1">
+      <w:start w:val="1"/>
+      <w:numFmt w:val="bullet"/>
+      <w:lvlText w:val=""/>
+      <w:lvlJc w:val="left"/>
+      <w:pPr>
+        <w:tabs>
+          <w:tab w:val="num" w:pos="4320"/>
+        </w:tabs>
+        <w:ind w:left="4320" w:hanging="360"/>
+      </w:pPr>
+      <w:rPr>
+        <w:rFonts w:ascii="Wingdings" w:hAnsi="Wingdings" w:hint="default"/>
+        <w:sz w:val="20"/>
+      </w:rPr>
+    </w:lvl>
+    <w:lvl w:ilvl="6" w:tentative="1">
+      <w:start w:val="1"/>
+      <w:numFmt w:val="bullet"/>
+      <w:lvlText w:val=""/>
+      <w:lvlJc w:val="left"/>
+      <w:pPr>
+        <w:tabs>
+          <w:tab w:val="num" w:pos="5040"/>
+        </w:tabs>
+        <w:ind w:left="5040" w:hanging="360"/>
+      </w:pPr>
+      <w:rPr>
+        <w:rFonts w:ascii="Wingdings" w:hAnsi="Wingdings" w:hint="default"/>
+        <w:sz w:val="20"/>
+      </w:rPr>
+    </w:lvl>
+    <w:lvl w:ilvl="7" w:tentative="1">
+      <w:start w:val="1"/>
+      <w:numFmt w:val="bullet"/>
+      <w:lvlText w:val=""/>
+      <w:lvlJc w:val="left"/>
+      <w:pPr>
+        <w:tabs>
+          <w:tab w:val="num" w:pos="5760"/>
+        </w:tabs>
+        <w:ind w:left="5760" w:hanging="360"/>
+      </w:pPr>
+      <w:rPr>
+        <w:rFonts w:ascii="Wingdings" w:hAnsi="Wingdings" w:hint="default"/>
+        <w:sz w:val="20"/>
+      </w:rPr>
+    </w:lvl>
+    <w:lvl w:ilvl="8" w:tentative="1">
+      <w:start w:val="1"/>
+      <w:numFmt w:val="bullet"/>
+      <w:lvlText w:val=""/>
+      <w:lvlJc w:val="left"/>
+      <w:pPr>
+        <w:tabs>
+          <w:tab w:val="num" w:pos="6480"/>
+        </w:tabs>
+        <w:ind w:left="6480" w:hanging="360"/>
+      </w:pPr>
+      <w:rPr>
+        <w:rFonts w:ascii="Wingdings" w:hAnsi="Wingdings" w:hint="default"/>
+        <w:sz w:val="20"/>
+      </w:rPr>
+    </w:lvl>
+  </w:abstractNum>
+  <w:abstractNum w:abstractNumId="14" w15:restartNumberingAfterBreak="0">
+    <w:nsid w:val="69610C0C"/>
+    <w:multiLevelType w:val="multilevel"/>
+    <w:tmpl w:val="B3C4E678"/>
+    <w:lvl w:ilvl="0">
+      <w:start w:val="1"/>
+      <w:numFmt w:val="bullet"/>
+      <w:lvlText w:val=""/>
+      <w:lvlJc w:val="left"/>
+      <w:pPr>
+        <w:tabs>
+          <w:tab w:val="num" w:pos="720"/>
+        </w:tabs>
+        <w:ind w:left="720" w:hanging="360"/>
+      </w:pPr>
+      <w:rPr>
+        <w:rFonts w:ascii="Symbol" w:hAnsi="Symbol" w:hint="default"/>
+        <w:sz w:val="20"/>
+      </w:rPr>
+    </w:lvl>
+    <w:lvl w:ilvl="1" w:tentative="1">
+      <w:start w:val="1"/>
+      <w:numFmt w:val="bullet"/>
+      <w:lvlText w:val="o"/>
+      <w:lvlJc w:val="left"/>
+      <w:pPr>
+        <w:tabs>
+          <w:tab w:val="num" w:pos="1440"/>
+        </w:tabs>
+        <w:ind w:left="1440" w:hanging="360"/>
+      </w:pPr>
+      <w:rPr>
+        <w:rFonts w:ascii="Courier New" w:hAnsi="Courier New" w:hint="default"/>
+        <w:sz w:val="20"/>
+      </w:rPr>
+    </w:lvl>
+    <w:lvl w:ilvl="2" w:tentative="1">
+      <w:start w:val="1"/>
+      <w:numFmt w:val="bullet"/>
+      <w:lvlText w:val=""/>
+      <w:lvlJc w:val="left"/>
+      <w:pPr>
+        <w:tabs>
+          <w:tab w:val="num" w:pos="2160"/>
+        </w:tabs>
+        <w:ind w:left="2160" w:hanging="360"/>
+      </w:pPr>
+      <w:rPr>
+        <w:rFonts w:ascii="Wingdings" w:hAnsi="Wingdings" w:hint="default"/>
+        <w:sz w:val="20"/>
+      </w:rPr>
+    </w:lvl>
+    <w:lvl w:ilvl="3" w:tentative="1">
+      <w:start w:val="1"/>
+      <w:numFmt w:val="bullet"/>
+      <w:lvlText w:val=""/>
+      <w:lvlJc w:val="left"/>
+      <w:pPr>
+        <w:tabs>
+          <w:tab w:val="num" w:pos="2880"/>
+        </w:tabs>
+        <w:ind w:left="2880" w:hanging="360"/>
+      </w:pPr>
+      <w:rPr>
+        <w:rFonts w:ascii="Wingdings" w:hAnsi="Wingdings" w:hint="default"/>
+        <w:sz w:val="20"/>
+      </w:rPr>
+    </w:lvl>
+    <w:lvl w:ilvl="4" w:tentative="1">
+      <w:start w:val="1"/>
+      <w:numFmt w:val="bullet"/>
+      <w:lvlText w:val=""/>
+      <w:lvlJc w:val="left"/>
+      <w:pPr>
+        <w:tabs>
+          <w:tab w:val="num" w:pos="3600"/>
+        </w:tabs>
+        <w:ind w:left="3600" w:hanging="360"/>
+      </w:pPr>
+      <w:rPr>
+        <w:rFonts w:ascii="Wingdings" w:hAnsi="Wingdings" w:hint="default"/>
+        <w:sz w:val="20"/>
+      </w:rPr>
+    </w:lvl>
+    <w:lvl w:ilvl="5" w:tentative="1">
+      <w:start w:val="1"/>
+      <w:numFmt w:val="bullet"/>
+      <w:lvlText w:val=""/>
+      <w:lvlJc w:val="left"/>
+      <w:pPr>
+        <w:tabs>
+          <w:tab w:val="num" w:pos="4320"/>
+        </w:tabs>
+        <w:ind w:left="4320" w:hanging="360"/>
+      </w:pPr>
+      <w:rPr>
+        <w:rFonts w:ascii="Wingdings" w:hAnsi="Wingdings" w:hint="default"/>
+        <w:sz w:val="20"/>
+      </w:rPr>
+    </w:lvl>
+    <w:lvl w:ilvl="6" w:tentative="1">
+      <w:start w:val="1"/>
+      <w:numFmt w:val="bullet"/>
+      <w:lvlText w:val=""/>
+      <w:lvlJc w:val="left"/>
+      <w:pPr>
+        <w:tabs>
+          <w:tab w:val="num" w:pos="5040"/>
+        </w:tabs>
+        <w:ind w:left="5040" w:hanging="360"/>
+      </w:pPr>
+      <w:rPr>
+        <w:rFonts w:ascii="Wingdings" w:hAnsi="Wingdings" w:hint="default"/>
+        <w:sz w:val="20"/>
+      </w:rPr>
+    </w:lvl>
+    <w:lvl w:ilvl="7" w:tentative="1">
+      <w:start w:val="1"/>
+      <w:numFmt w:val="bullet"/>
+      <w:lvlText w:val=""/>
+      <w:lvlJc w:val="left"/>
+      <w:pPr>
+        <w:tabs>
+          <w:tab w:val="num" w:pos="5760"/>
+        </w:tabs>
+        <w:ind w:left="5760" w:hanging="360"/>
+      </w:pPr>
+      <w:rPr>
+        <w:rFonts w:ascii="Wingdings" w:hAnsi="Wingdings" w:hint="default"/>
+        <w:sz w:val="20"/>
+      </w:rPr>
+    </w:lvl>
+    <w:lvl w:ilvl="8" w:tentative="1">
+      <w:start w:val="1"/>
+      <w:numFmt w:val="bullet"/>
+      <w:lvlText w:val=""/>
+      <w:lvlJc w:val="left"/>
+      <w:pPr>
+        <w:tabs>
+          <w:tab w:val="num" w:pos="6480"/>
+        </w:tabs>
+        <w:ind w:left="6480" w:hanging="360"/>
+      </w:pPr>
+      <w:rPr>
+        <w:rFonts w:ascii="Wingdings" w:hAnsi="Wingdings" w:hint="default"/>
+        <w:sz w:val="20"/>
+      </w:rPr>
+    </w:lvl>
+  </w:abstractNum>
+  <w:abstractNum w:abstractNumId="15" w15:restartNumberingAfterBreak="0">
+    <w:nsid w:val="70DA3673"/>
+    <w:multiLevelType w:val="multilevel"/>
+    <w:tmpl w:val="2320FACC"/>
+    <w:lvl w:ilvl="0">
+      <w:start w:val="1"/>
+      <w:numFmt w:val="bullet"/>
+      <w:lvlText w:val=""/>
+      <w:lvlJc w:val="left"/>
+      <w:pPr>
+        <w:tabs>
+          <w:tab w:val="num" w:pos="720"/>
+        </w:tabs>
+        <w:ind w:left="720" w:hanging="360"/>
+      </w:pPr>
+      <w:rPr>
+        <w:rFonts w:ascii="Symbol" w:hAnsi="Symbol" w:hint="default"/>
+        <w:sz w:val="20"/>
+      </w:rPr>
+    </w:lvl>
+    <w:lvl w:ilvl="1" w:tentative="1">
+      <w:start w:val="1"/>
+      <w:numFmt w:val="bullet"/>
+      <w:lvlText w:val="o"/>
+      <w:lvlJc w:val="left"/>
+      <w:pPr>
+        <w:tabs>
+          <w:tab w:val="num" w:pos="1440"/>
+        </w:tabs>
+        <w:ind w:left="1440" w:hanging="360"/>
+      </w:pPr>
+      <w:rPr>
+        <w:rFonts w:ascii="Courier New" w:hAnsi="Courier New" w:hint="default"/>
+        <w:sz w:val="20"/>
+      </w:rPr>
+    </w:lvl>
+    <w:lvl w:ilvl="2" w:tentative="1">
+      <w:start w:val="1"/>
+      <w:numFmt w:val="bullet"/>
+      <w:lvlText w:val=""/>
+      <w:lvlJc w:val="left"/>
+      <w:pPr>
+        <w:tabs>
+          <w:tab w:val="num" w:pos="2160"/>
+        </w:tabs>
+        <w:ind w:left="2160" w:hanging="360"/>
+      </w:pPr>
+      <w:rPr>
+        <w:rFonts w:ascii="Wingdings" w:hAnsi="Wingdings" w:hint="default"/>
+        <w:sz w:val="20"/>
+      </w:rPr>
+    </w:lvl>
+    <w:lvl w:ilvl="3" w:tentative="1">
+      <w:start w:val="1"/>
+      <w:numFmt w:val="bullet"/>
+      <w:lvlText w:val=""/>
+      <w:lvlJc w:val="left"/>
+      <w:pPr>
+        <w:tabs>
+          <w:tab w:val="num" w:pos="2880"/>
+        </w:tabs>
+        <w:ind w:left="2880" w:hanging="360"/>
+      </w:pPr>
+      <w:rPr>
+        <w:rFonts w:ascii="Wingdings" w:hAnsi="Wingdings" w:hint="default"/>
+        <w:sz w:val="20"/>
+      </w:rPr>
+    </w:lvl>
+    <w:lvl w:ilvl="4" w:tentative="1">
+      <w:start w:val="1"/>
+      <w:numFmt w:val="bullet"/>
+      <w:lvlText w:val=""/>
+      <w:lvlJc w:val="left"/>
+      <w:pPr>
+        <w:tabs>
+          <w:tab w:val="num" w:pos="3600"/>
+        </w:tabs>
+        <w:ind w:left="3600" w:hanging="360"/>
+      </w:pPr>
+      <w:rPr>
+        <w:rFonts w:ascii="Wingdings" w:hAnsi="Wingdings" w:hint="default"/>
+        <w:sz w:val="20"/>
+      </w:rPr>
+    </w:lvl>
+    <w:lvl w:ilvl="5" w:tentative="1">
+      <w:start w:val="1"/>
+      <w:numFmt w:val="bullet"/>
+      <w:lvlText w:val=""/>
+      <w:lvlJc w:val="left"/>
+      <w:pPr>
+        <w:tabs>
+          <w:tab w:val="num" w:pos="4320"/>
+        </w:tabs>
+        <w:ind w:left="4320" w:hanging="360"/>
+      </w:pPr>
+      <w:rPr>
+        <w:rFonts w:ascii="Wingdings" w:hAnsi="Wingdings" w:hint="default"/>
+        <w:sz w:val="20"/>
+      </w:rPr>
+    </w:lvl>
+    <w:lvl w:ilvl="6" w:tentative="1">
+      <w:start w:val="1"/>
+      <w:numFmt w:val="bullet"/>
+      <w:lvlText w:val=""/>
+      <w:lvlJc w:val="left"/>
+      <w:pPr>
+        <w:tabs>
+          <w:tab w:val="num" w:pos="5040"/>
+        </w:tabs>
+        <w:ind w:left="5040" w:hanging="360"/>
+      </w:pPr>
+      <w:rPr>
+        <w:rFonts w:ascii="Wingdings" w:hAnsi="Wingdings" w:hint="default"/>
+        <w:sz w:val="20"/>
+      </w:rPr>
+    </w:lvl>
+    <w:lvl w:ilvl="7" w:tentative="1">
+      <w:start w:val="1"/>
+      <w:numFmt w:val="bullet"/>
+      <w:lvlText w:val=""/>
+      <w:lvlJc w:val="left"/>
+      <w:pPr>
+        <w:tabs>
+          <w:tab w:val="num" w:pos="5760"/>
+        </w:tabs>
+        <w:ind w:left="5760" w:hanging="360"/>
+      </w:pPr>
+      <w:rPr>
+        <w:rFonts w:ascii="Wingdings" w:hAnsi="Wingdings" w:hint="default"/>
+        <w:sz w:val="20"/>
+      </w:rPr>
+    </w:lvl>
+    <w:lvl w:ilvl="8" w:tentative="1">
+      <w:start w:val="1"/>
+      <w:numFmt w:val="bullet"/>
+      <w:lvlText w:val=""/>
+      <w:lvlJc w:val="left"/>
+      <w:pPr>
+        <w:tabs>
+          <w:tab w:val="num" w:pos="6480"/>
+        </w:tabs>
+        <w:ind w:left="6480" w:hanging="360"/>
+      </w:pPr>
+      <w:rPr>
+        <w:rFonts w:ascii="Wingdings" w:hAnsi="Wingdings" w:hint="default"/>
+        <w:sz w:val="20"/>
+      </w:rPr>
+    </w:lvl>
+  </w:abstractNum>
+  <w:abstractNum w:abstractNumId="16" w15:restartNumberingAfterBreak="0">
+    <w:nsid w:val="75F5083E"/>
+    <w:multiLevelType w:val="multilevel"/>
+    <w:tmpl w:val="D2BACA6A"/>
+    <w:lvl w:ilvl="0">
+      <w:start w:val="1"/>
+      <w:numFmt w:val="bullet"/>
+      <w:lvlText w:val=""/>
+      <w:lvlJc w:val="left"/>
+      <w:pPr>
+        <w:tabs>
+          <w:tab w:val="num" w:pos="720"/>
+        </w:tabs>
+        <w:ind w:left="720" w:hanging="360"/>
+      </w:pPr>
+      <w:rPr>
+        <w:rFonts w:ascii="Symbol" w:hAnsi="Symbol" w:hint="default"/>
+        <w:sz w:val="20"/>
+      </w:rPr>
+    </w:lvl>
+    <w:lvl w:ilvl="1" w:tentative="1">
+      <w:start w:val="1"/>
+      <w:numFmt w:val="bullet"/>
+      <w:lvlText w:val="o"/>
+      <w:lvlJc w:val="left"/>
+      <w:pPr>
+        <w:tabs>
+          <w:tab w:val="num" w:pos="1440"/>
+        </w:tabs>
+        <w:ind w:left="1440" w:hanging="360"/>
+      </w:pPr>
+      <w:rPr>
+        <w:rFonts w:ascii="Courier New" w:hAnsi="Courier New" w:hint="default"/>
+        <w:sz w:val="20"/>
+      </w:rPr>
+    </w:lvl>
+    <w:lvl w:ilvl="2" w:tentative="1">
+      <w:start w:val="1"/>
+      <w:numFmt w:val="bullet"/>
+      <w:lvlText w:val=""/>
+      <w:lvlJc w:val="left"/>
+      <w:pPr>
+        <w:tabs>
+          <w:tab w:val="num" w:pos="2160"/>
+        </w:tabs>
+        <w:ind w:left="2160" w:hanging="360"/>
+      </w:pPr>
+      <w:rPr>
+        <w:rFonts w:ascii="Wingdings" w:hAnsi="Wingdings" w:hint="default"/>
+        <w:sz w:val="20"/>
+      </w:rPr>
+    </w:lvl>
+    <w:lvl w:ilvl="3" w:tentative="1">
+      <w:start w:val="1"/>
+      <w:numFmt w:val="bullet"/>
+      <w:lvlText w:val=""/>
+      <w:lvlJc w:val="left"/>
+      <w:pPr>
+        <w:tabs>
+          <w:tab w:val="num" w:pos="2880"/>
+        </w:tabs>
+        <w:ind w:left="2880" w:hanging="360"/>
+      </w:pPr>
+      <w:rPr>
+        <w:rFonts w:ascii="Wingdings" w:hAnsi="Wingdings" w:hint="default"/>
+        <w:sz w:val="20"/>
+      </w:rPr>
+    </w:lvl>
+    <w:lvl w:ilvl="4" w:tentative="1">
+      <w:start w:val="1"/>
+      <w:numFmt w:val="bullet"/>
+      <w:lvlText w:val=""/>
+      <w:lvlJc w:val="left"/>
+      <w:pPr>
+        <w:tabs>
+          <w:tab w:val="num" w:pos="3600"/>
+        </w:tabs>
+        <w:ind w:left="3600" w:hanging="360"/>
+      </w:pPr>
+      <w:rPr>
+        <w:rFonts w:ascii="Wingdings" w:hAnsi="Wingdings" w:hint="default"/>
+        <w:sz w:val="20"/>
+      </w:rPr>
+    </w:lvl>
+    <w:lvl w:ilvl="5" w:tentative="1">
+      <w:start w:val="1"/>
+      <w:numFmt w:val="bullet"/>
+      <w:lvlText w:val=""/>
+      <w:lvlJc w:val="left"/>
+      <w:pPr>
+        <w:tabs>
+          <w:tab w:val="num" w:pos="4320"/>
+        </w:tabs>
+        <w:ind w:left="4320" w:hanging="360"/>
+      </w:pPr>
+      <w:rPr>
+        <w:rFonts w:ascii="Wingdings" w:hAnsi="Wingdings" w:hint="default"/>
+        <w:sz w:val="20"/>
+      </w:rPr>
+    </w:lvl>
+    <w:lvl w:ilvl="6" w:tentative="1">
+      <w:start w:val="1"/>
+      <w:numFmt w:val="bullet"/>
+      <w:lvlText w:val=""/>
+      <w:lvlJc w:val="left"/>
+      <w:pPr>
+        <w:tabs>
+          <w:tab w:val="num" w:pos="5040"/>
+        </w:tabs>
+        <w:ind w:left="5040" w:hanging="360"/>
+      </w:pPr>
+      <w:rPr>
+        <w:rFonts w:ascii="Wingdings" w:hAnsi="Wingdings" w:hint="default"/>
+        <w:sz w:val="20"/>
+      </w:rPr>
+    </w:lvl>
+    <w:lvl w:ilvl="7" w:tentative="1">
+      <w:start w:val="1"/>
+      <w:numFmt w:val="bullet"/>
+      <w:lvlText w:val=""/>
+      <w:lvlJc w:val="left"/>
+      <w:pPr>
+        <w:tabs>
+          <w:tab w:val="num" w:pos="5760"/>
+        </w:tabs>
+        <w:ind w:left="5760" w:hanging="360"/>
+      </w:pPr>
+      <w:rPr>
+        <w:rFonts w:ascii="Wingdings" w:hAnsi="Wingdings" w:hint="default"/>
+        <w:sz w:val="20"/>
+      </w:rPr>
+    </w:lvl>
+    <w:lvl w:ilvl="8" w:tentative="1">
+      <w:start w:val="1"/>
+      <w:numFmt w:val="bullet"/>
+      <w:lvlText w:val=""/>
+      <w:lvlJc w:val="left"/>
+      <w:pPr>
+        <w:tabs>
+          <w:tab w:val="num" w:pos="6480"/>
+        </w:tabs>
+        <w:ind w:left="6480" w:hanging="360"/>
+      </w:pPr>
+      <w:rPr>
+        <w:rFonts w:ascii="Wingdings" w:hAnsi="Wingdings" w:hint="default"/>
+        <w:sz w:val="20"/>
+      </w:rPr>
+    </w:lvl>
+  </w:abstractNum>
+  <w:abstractNum w:abstractNumId="17" w15:restartNumberingAfterBreak="0">
+    <w:nsid w:val="79463645"/>
+    <w:multiLevelType w:val="multilevel"/>
+    <w:tmpl w:val="5DA01712"/>
+    <w:lvl w:ilvl="0">
+      <w:start w:val="1"/>
+      <w:numFmt w:val="bullet"/>
+      <w:lvlText w:val=""/>
+      <w:lvlJc w:val="left"/>
+      <w:pPr>
+        <w:tabs>
+          <w:tab w:val="num" w:pos="720"/>
+        </w:tabs>
+        <w:ind w:left="720" w:hanging="360"/>
+      </w:pPr>
+      <w:rPr>
+        <w:rFonts w:ascii="Symbol" w:hAnsi="Symbol" w:hint="default"/>
+        <w:sz w:val="20"/>
+      </w:rPr>
+    </w:lvl>
+    <w:lvl w:ilvl="1" w:tentative="1">
+      <w:start w:val="1"/>
+      <w:numFmt w:val="bullet"/>
+      <w:lvlText w:val="o"/>
+      <w:lvlJc w:val="left"/>
+      <w:pPr>
+        <w:tabs>
+          <w:tab w:val="num" w:pos="1440"/>
+        </w:tabs>
+        <w:ind w:left="1440" w:hanging="360"/>
+      </w:pPr>
+      <w:rPr>
+        <w:rFonts w:ascii="Courier New" w:hAnsi="Courier New" w:hint="default"/>
+        <w:sz w:val="20"/>
+      </w:rPr>
+    </w:lvl>
+    <w:lvl w:ilvl="2" w:tentative="1">
+      <w:start w:val="1"/>
+      <w:numFmt w:val="bullet"/>
+      <w:lvlText w:val=""/>
+      <w:lvlJc w:val="left"/>
+      <w:pPr>
+        <w:tabs>
+          <w:tab w:val="num" w:pos="2160"/>
+        </w:tabs>
+        <w:ind w:left="2160" w:hanging="360"/>
+      </w:pPr>
+      <w:rPr>
+        <w:rFonts w:ascii="Wingdings" w:hAnsi="Wingdings" w:hint="default"/>
+        <w:sz w:val="20"/>
+      </w:rPr>
+    </w:lvl>
+    <w:lvl w:ilvl="3" w:tentative="1">
+      <w:start w:val="1"/>
+      <w:numFmt w:val="bullet"/>
+      <w:lvlText w:val=""/>
+      <w:lvlJc w:val="left"/>
+      <w:pPr>
+        <w:tabs>
+          <w:tab w:val="num" w:pos="2880"/>
+        </w:tabs>
+        <w:ind w:left="2880" w:hanging="360"/>
+      </w:pPr>
+      <w:rPr>
+        <w:rFonts w:ascii="Wingdings" w:hAnsi="Wingdings" w:hint="default"/>
+        <w:sz w:val="20"/>
+      </w:rPr>
+    </w:lvl>
+    <w:lvl w:ilvl="4" w:tentative="1">
+      <w:start w:val="1"/>
+      <w:numFmt w:val="bullet"/>
+      <w:lvlText w:val=""/>
+      <w:lvlJc w:val="left"/>
+      <w:pPr>
+        <w:tabs>
+          <w:tab w:val="num" w:pos="3600"/>
+        </w:tabs>
+        <w:ind w:left="3600" w:hanging="360"/>
+      </w:pPr>
+      <w:rPr>
+        <w:rFonts w:ascii="Wingdings" w:hAnsi="Wingdings" w:hint="default"/>
+        <w:sz w:val="20"/>
+      </w:rPr>
+    </w:lvl>
+    <w:lvl w:ilvl="5" w:tentative="1">
+      <w:start w:val="1"/>
+      <w:numFmt w:val="bullet"/>
+      <w:lvlText w:val=""/>
+      <w:lvlJc w:val="left"/>
+      <w:pPr>
+        <w:tabs>
+          <w:tab w:val="num" w:pos="4320"/>
+        </w:tabs>
+        <w:ind w:left="4320" w:hanging="360"/>
+      </w:pPr>
+      <w:rPr>
+        <w:rFonts w:ascii="Wingdings" w:hAnsi="Wingdings" w:hint="default"/>
+        <w:sz w:val="20"/>
+      </w:rPr>
+    </w:lvl>
+    <w:lvl w:ilvl="6" w:tentative="1">
+      <w:start w:val="1"/>
+      <w:numFmt w:val="bullet"/>
+      <w:lvlText w:val=""/>
+      <w:lvlJc w:val="left"/>
+      <w:pPr>
+        <w:tabs>
+          <w:tab w:val="num" w:pos="5040"/>
+        </w:tabs>
+        <w:ind w:left="5040" w:hanging="360"/>
+      </w:pPr>
+      <w:rPr>
+        <w:rFonts w:ascii="Wingdings" w:hAnsi="Wingdings" w:hint="default"/>
+        <w:sz w:val="20"/>
+      </w:rPr>
+    </w:lvl>
+    <w:lvl w:ilvl="7" w:tentative="1">
+      <w:start w:val="1"/>
+      <w:numFmt w:val="bullet"/>
+      <w:lvlText w:val=""/>
+      <w:lvlJc w:val="left"/>
+      <w:pPr>
+        <w:tabs>
+          <w:tab w:val="num" w:pos="5760"/>
+        </w:tabs>
+        <w:ind w:left="5760" w:hanging="360"/>
+      </w:pPr>
+      <w:rPr>
+        <w:rFonts w:ascii="Wingdings" w:hAnsi="Wingdings" w:hint="default"/>
+        <w:sz w:val="20"/>
+      </w:rPr>
+    </w:lvl>
+    <w:lvl w:ilvl="8" w:tentative="1">
+      <w:start w:val="1"/>
+      <w:numFmt w:val="bullet"/>
+      <w:lvlText w:val=""/>
+      <w:lvlJc w:val="left"/>
+      <w:pPr>
+        <w:tabs>
+          <w:tab w:val="num" w:pos="6480"/>
+        </w:tabs>
+        <w:ind w:left="6480" w:hanging="360"/>
+      </w:pPr>
+      <w:rPr>
+        <w:rFonts w:ascii="Wingdings" w:hAnsi="Wingdings" w:hint="default"/>
+        <w:sz w:val="20"/>
+      </w:rPr>
+    </w:lvl>
+  </w:abstractNum>
   <w:num w:numId="1">
-    <w:abstractNumId w:val="10"/>
+    <w:abstractNumId w:val="16"/>
   </w:num>
   <w:num w:numId="2">
-    <w:abstractNumId w:val="11"/>
+    <w:abstractNumId w:val="17"/>
   </w:num>
   <w:num w:numId="3">
+    <w:abstractNumId w:val="6"/>
+  </w:num>
+  <w:num w:numId="4">
+    <w:abstractNumId w:val="8"/>
+  </w:num>
+  <w:num w:numId="5">
     <w:abstractNumId w:val="4"/>
   </w:num>
-  <w:num w:numId="4">
-    <w:abstractNumId w:val="5"/>
-  </w:num>
-  <w:num w:numId="5">
-    <w:abstractNumId w:val="3"/>
-  </w:num>
   <w:num w:numId="6">
-    <w:abstractNumId w:val="6"/>
+    <w:abstractNumId w:val="10"/>
   </w:num>
   <w:num w:numId="7">
     <w:abstractNumId w:val="2"/>
   </w:num>
   <w:num w:numId="8">
-    <w:abstractNumId w:val="9"/>
+    <w:abstractNumId w:val="14"/>
   </w:num>
   <w:num w:numId="9">
     <w:abstractNumId w:val="1"/>
@@ -17612,10 +25068,28 @@
     <w:abstractNumId w:val="0"/>
   </w:num>
   <w:num w:numId="11">
-    <w:abstractNumId w:val="7"/>
+    <w:abstractNumId w:val="11"/>
   </w:num>
   <w:num w:numId="12">
-    <w:abstractNumId w:val="8"/>
+    <w:abstractNumId w:val="12"/>
+  </w:num>
+  <w:num w:numId="13">
+    <w:abstractNumId w:val="13"/>
+  </w:num>
+  <w:num w:numId="14">
+    <w:abstractNumId w:val="9"/>
+  </w:num>
+  <w:num w:numId="15">
+    <w:abstractNumId w:val="15"/>
+  </w:num>
+  <w:num w:numId="16">
+    <w:abstractNumId w:val="5"/>
+  </w:num>
+  <w:num w:numId="17">
+    <w:abstractNumId w:val="3"/>
+  </w:num>
+  <w:num w:numId="18">
+    <w:abstractNumId w:val="7"/>
   </w:num>
 </w:numbering>
 </file>
@@ -18439,6 +25913,16 @@
       <w:lang w:eastAsia="en-IN"/>
     </w:rPr>
   </w:style>
+  <w:style w:type="character" w:customStyle="1" w:styleId="l">
+    <w:name w:val="ͼl"/>
+    <w:basedOn w:val="DefaultParagraphFont"/>
+    <w:rsid w:val="00576A85"/>
+  </w:style>
+  <w:style w:type="character" w:customStyle="1" w:styleId="whitespace-normal">
+    <w:name w:val="whitespace-normal"/>
+    <w:basedOn w:val="DefaultParagraphFont"/>
+    <w:rsid w:val="00576A85"/>
+  </w:style>
 </w:styles>
 </file>
 

--- a/javascript.docx
+++ b/javascript.docx
@@ -22318,6 +22318,7 @@
       <w:r>
         <w:rPr>
           <w:rFonts w:asciiTheme="minorHAnsi" w:hAnsiTheme="minorHAnsi" w:cstheme="minorHAnsi"/>
+          <w:noProof/>
           <w:sz w:val="20"/>
           <w:szCs w:val="20"/>
         </w:rPr>
@@ -22357,8 +22358,877 @@
           </wp:inline>
         </w:drawing>
       </w:r>
+    </w:p>
+    <w:p>
+      <w:pPr>
+        <w:pStyle w:val="NormalWeb"/>
+        <w:rPr>
+          <w:rFonts w:asciiTheme="minorHAnsi" w:hAnsiTheme="minorHAnsi" w:cstheme="minorHAnsi"/>
+          <w:sz w:val="20"/>
+          <w:szCs w:val="20"/>
+        </w:rPr>
+      </w:pPr>
+    </w:p>
+    <w:p>
+      <w:pPr>
+        <w:pStyle w:val="Heading1"/>
+      </w:pPr>
+      <w:r>
+        <w:rPr>
+          <w:rStyle w:val="HTMLCode"/>
+        </w:rPr>
+        <w:t>any</w:t>
+      </w:r>
+      <w:r>
+        <w:t xml:space="preserve"> vs </w:t>
+      </w:r>
+      <w:r>
+        <w:rPr>
+          <w:rStyle w:val="HTMLCode"/>
+        </w:rPr>
+        <w:t>unknown</w:t>
+      </w:r>
+      <w:r>
+        <w:t xml:space="preserve"> in TypeScript</w:t>
+      </w:r>
+    </w:p>
+    <w:p>
+      <w:pPr>
+        <w:pStyle w:val="NormalWeb"/>
+      </w:pPr>
+      <w:r>
+        <w:t xml:space="preserve">Both </w:t>
+      </w:r>
+      <w:r>
+        <w:rPr>
+          <w:rStyle w:val="HTMLCode"/>
+        </w:rPr>
+        <w:t>any</w:t>
+      </w:r>
+      <w:r>
+        <w:t xml:space="preserve"> and </w:t>
+      </w:r>
+      <w:r>
+        <w:rPr>
+          <w:rStyle w:val="HTMLCode"/>
+        </w:rPr>
+        <w:t>unknown</w:t>
+      </w:r>
+      <w:r>
+        <w:t xml:space="preserve"> can hold </w:t>
+      </w:r>
+      <w:r>
+        <w:rPr>
+          <w:rStyle w:val="Strong"/>
+        </w:rPr>
+        <w:t>any value</w:t>
+      </w:r>
+      <w:r>
+        <w:t>.</w:t>
+      </w:r>
+    </w:p>
+    <w:p>
+      <w:pPr>
+        <w:pStyle w:val="NormalWeb"/>
+      </w:pPr>
+      <w:r>
+        <w:t>But the big difference is:</w:t>
+      </w:r>
+    </w:p>
+    <w:tbl>
+      <w:tblPr>
+        <w:tblW w:w="0" w:type="auto"/>
+        <w:tblCellSpacing w:w="15" w:type="dxa"/>
+        <w:tblCellMar>
+          <w:top w:w="15" w:type="dxa"/>
+          <w:left w:w="15" w:type="dxa"/>
+          <w:bottom w:w="15" w:type="dxa"/>
+          <w:right w:w="15" w:type="dxa"/>
+        </w:tblCellMar>
+        <w:tblLook w:val="04A0" w:firstRow="1" w:lastRow="0" w:firstColumn="1" w:lastColumn="0" w:noHBand="0" w:noVBand="1"/>
+      </w:tblPr>
+      <w:tblGrid>
+        <w:gridCol w:w="916"/>
+        <w:gridCol w:w="1867"/>
+        <w:gridCol w:w="1773"/>
+      </w:tblGrid>
+      <w:tr>
+        <w:trPr>
+          <w:tblHeader/>
+          <w:tblCellSpacing w:w="15" w:type="dxa"/>
+        </w:trPr>
+        <w:tc>
+          <w:tcPr>
+            <w:tcW w:w="0" w:type="auto"/>
+            <w:vAlign w:val="center"/>
+            <w:hideMark/>
+          </w:tcPr>
+          <w:p>
+            <w:pPr>
+              <w:jc w:val="center"/>
+              <w:rPr>
+                <w:b/>
+                <w:bCs/>
+              </w:rPr>
+            </w:pPr>
+            <w:r>
+              <w:rPr>
+                <w:b/>
+                <w:bCs/>
+              </w:rPr>
+              <w:t>Type</w:t>
+            </w:r>
+          </w:p>
+        </w:tc>
+        <w:tc>
+          <w:tcPr>
+            <w:tcW w:w="0" w:type="auto"/>
+            <w:vAlign w:val="center"/>
+            <w:hideMark/>
+          </w:tcPr>
+          <w:p>
+            <w:pPr>
+              <w:jc w:val="center"/>
+              <w:rPr>
+                <w:b/>
+                <w:bCs/>
+              </w:rPr>
+            </w:pPr>
+            <w:r>
+              <w:rPr>
+                <w:b/>
+                <w:bCs/>
+              </w:rPr>
+              <w:t>Safety</w:t>
+            </w:r>
+          </w:p>
+        </w:tc>
+        <w:tc>
+          <w:tcPr>
+            <w:tcW w:w="0" w:type="auto"/>
+            <w:vAlign w:val="center"/>
+            <w:hideMark/>
+          </w:tcPr>
+          <w:p>
+            <w:pPr>
+              <w:jc w:val="center"/>
+              <w:rPr>
+                <w:b/>
+                <w:bCs/>
+              </w:rPr>
+            </w:pPr>
+            <w:r>
+              <w:rPr>
+                <w:b/>
+                <w:bCs/>
+              </w:rPr>
+              <w:t>Can use directly?</w:t>
+            </w:r>
+          </w:p>
+        </w:tc>
+      </w:tr>
+      <w:tr>
+        <w:trPr>
+          <w:tblCellSpacing w:w="15" w:type="dxa"/>
+        </w:trPr>
+        <w:tc>
+          <w:tcPr>
+            <w:tcW w:w="0" w:type="auto"/>
+            <w:vAlign w:val="center"/>
+            <w:hideMark/>
+          </w:tcPr>
+          <w:p>
+            <w:r>
+              <w:rPr>
+                <w:rStyle w:val="HTMLCode"/>
+                <w:rFonts w:eastAsiaTheme="minorHAnsi"/>
+              </w:rPr>
+              <w:t>any</w:t>
+            </w:r>
+          </w:p>
+        </w:tc>
+        <w:tc>
+          <w:tcPr>
+            <w:tcW w:w="0" w:type="auto"/>
+            <w:vAlign w:val="center"/>
+            <w:hideMark/>
+          </w:tcPr>
+          <w:p>
+            <w:r>
+              <w:rPr>
+                <w:rFonts w:ascii="Segoe UI Symbol" w:hAnsi="Segoe UI Symbol" w:cs="Segoe UI Symbol"/>
+              </w:rPr>
+              <w:t>❌</w:t>
+            </w:r>
+            <w:r>
+              <w:t xml:space="preserve"> No type checking</w:t>
+            </w:r>
+          </w:p>
+        </w:tc>
+        <w:tc>
+          <w:tcPr>
+            <w:tcW w:w="0" w:type="auto"/>
+            <w:vAlign w:val="center"/>
+            <w:hideMark/>
+          </w:tcPr>
+          <w:p>
+            <w:r>
+              <w:rPr>
+                <w:rFonts w:ascii="Segoe UI Symbol" w:hAnsi="Segoe UI Symbol" w:cs="Segoe UI Symbol"/>
+              </w:rPr>
+              <w:t>✅</w:t>
+            </w:r>
+            <w:r>
+              <w:t xml:space="preserve"> Yes</w:t>
+            </w:r>
+          </w:p>
+        </w:tc>
+      </w:tr>
+      <w:tr>
+        <w:trPr>
+          <w:tblCellSpacing w:w="15" w:type="dxa"/>
+        </w:trPr>
+        <w:tc>
+          <w:tcPr>
+            <w:tcW w:w="0" w:type="auto"/>
+            <w:vAlign w:val="center"/>
+            <w:hideMark/>
+          </w:tcPr>
+          <w:p>
+            <w:r>
+              <w:rPr>
+                <w:rStyle w:val="HTMLCode"/>
+                <w:rFonts w:eastAsiaTheme="minorHAnsi"/>
+              </w:rPr>
+              <w:lastRenderedPageBreak/>
+              <w:t>unknown</w:t>
+            </w:r>
+          </w:p>
+        </w:tc>
+        <w:tc>
+          <w:tcPr>
+            <w:tcW w:w="0" w:type="auto"/>
+            <w:vAlign w:val="center"/>
+            <w:hideMark/>
+          </w:tcPr>
+          <w:p>
+            <w:r>
+              <w:rPr>
+                <w:rFonts w:ascii="Segoe UI Symbol" w:hAnsi="Segoe UI Symbol" w:cs="Segoe UI Symbol"/>
+              </w:rPr>
+              <w:t>✅</w:t>
+            </w:r>
+            <w:r>
+              <w:t xml:space="preserve"> Type-safe</w:t>
+            </w:r>
+          </w:p>
+        </w:tc>
+        <w:tc>
+          <w:tcPr>
+            <w:tcW w:w="0" w:type="auto"/>
+            <w:vAlign w:val="center"/>
+            <w:hideMark/>
+          </w:tcPr>
+          <w:p>
+            <w:r>
+              <w:rPr>
+                <w:rFonts w:ascii="Segoe UI Symbol" w:hAnsi="Segoe UI Symbol" w:cs="Segoe UI Symbol"/>
+              </w:rPr>
+              <w:t>❌</w:t>
+            </w:r>
+            <w:r>
+              <w:t xml:space="preserve"> Must check first</w:t>
+            </w:r>
+          </w:p>
+        </w:tc>
+      </w:tr>
+    </w:tbl>
+    <w:p>
+      <w:r>
+        <w:pict>
+          <v:rect id="_x0000_i1120" style="width:0;height:1.5pt" o:hralign="center" o:hrstd="t" o:hr="t" fillcolor="#a0a0a0" stroked="f"/>
+        </w:pict>
+      </w:r>
+    </w:p>
+    <w:p>
+      <w:pPr>
+        <w:pStyle w:val="Heading1"/>
+        <w:rPr>
+          <w:rFonts w:asciiTheme="minorHAnsi" w:hAnsiTheme="minorHAnsi" w:cstheme="minorHAnsi"/>
+          <w:sz w:val="20"/>
+          <w:szCs w:val="20"/>
+        </w:rPr>
+      </w:pPr>
+      <w:r>
+        <w:rPr>
+          <w:rFonts w:asciiTheme="minorHAnsi" w:hAnsiTheme="minorHAnsi" w:cstheme="minorHAnsi"/>
+          <w:sz w:val="20"/>
+          <w:szCs w:val="20"/>
+        </w:rPr>
+        <w:t xml:space="preserve">1. </w:t>
+      </w:r>
+      <w:r>
+        <w:rPr>
+          <w:rStyle w:val="HTMLCode"/>
+          <w:rFonts w:asciiTheme="minorHAnsi" w:hAnsiTheme="minorHAnsi" w:cstheme="minorHAnsi"/>
+        </w:rPr>
+        <w:t>any</w:t>
+      </w:r>
+      <w:r>
+        <w:rPr>
+          <w:rFonts w:asciiTheme="minorHAnsi" w:hAnsiTheme="minorHAnsi" w:cstheme="minorHAnsi"/>
+          <w:sz w:val="20"/>
+          <w:szCs w:val="20"/>
+        </w:rPr>
+        <w:t xml:space="preserve"> — Turns Off Type Checking</w:t>
+      </w:r>
+    </w:p>
+    <w:p>
+      <w:pPr>
+        <w:pStyle w:val="NormalWeb"/>
+        <w:rPr>
+          <w:rFonts w:asciiTheme="minorHAnsi" w:hAnsiTheme="minorHAnsi" w:cstheme="minorHAnsi"/>
+          <w:sz w:val="20"/>
+          <w:szCs w:val="20"/>
+        </w:rPr>
+      </w:pPr>
+      <w:r>
+        <w:rPr>
+          <w:rStyle w:val="HTMLCode"/>
+          <w:rFonts w:asciiTheme="minorHAnsi" w:hAnsiTheme="minorHAnsi" w:cstheme="minorHAnsi"/>
+        </w:rPr>
+        <w:t>any</w:t>
+      </w:r>
+      <w:r>
+        <w:rPr>
+          <w:rFonts w:asciiTheme="minorHAnsi" w:hAnsiTheme="minorHAnsi" w:cstheme="minorHAnsi"/>
+          <w:sz w:val="20"/>
+          <w:szCs w:val="20"/>
+        </w:rPr>
+        <w:t xml:space="preserve"> means:</w:t>
+      </w:r>
+    </w:p>
+    <w:p>
+      <w:pPr>
+        <w:pStyle w:val="NormalWeb"/>
+        <w:rPr>
+          <w:rFonts w:asciiTheme="minorHAnsi" w:hAnsiTheme="minorHAnsi" w:cstheme="minorHAnsi"/>
+          <w:sz w:val="20"/>
+          <w:szCs w:val="20"/>
+        </w:rPr>
+      </w:pPr>
+      <w:r>
+        <w:rPr>
+          <w:rFonts w:asciiTheme="minorHAnsi" w:hAnsiTheme="minorHAnsi" w:cstheme="minorHAnsi"/>
+          <w:sz w:val="20"/>
+          <w:szCs w:val="20"/>
+        </w:rPr>
+        <w:t>“TypeScript, don’t check this.”</w:t>
+      </w:r>
+    </w:p>
+    <w:p>
+      <w:pPr>
+        <w:pStyle w:val="code"/>
+      </w:pPr>
+      <w:r>
+        <w:rPr>
+          <w:rStyle w:val="g"/>
+        </w:rPr>
+        <w:t>let</w:t>
+      </w:r>
+      <w:r>
+        <w:rPr>
+          <w:rStyle w:val="HTMLCode"/>
+        </w:rPr>
+        <w:t xml:space="preserve"> </w:t>
+      </w:r>
+      <w:r>
+        <w:rPr>
+          <w:rStyle w:val="m"/>
+        </w:rPr>
+        <w:t>value</w:t>
+      </w:r>
+      <w:r>
+        <w:rPr>
+          <w:rStyle w:val="HTMLCode"/>
+        </w:rPr>
+        <w:t xml:space="preserve">: </w:t>
+      </w:r>
+      <w:r>
+        <w:rPr>
+          <w:rStyle w:val="m"/>
+        </w:rPr>
+        <w:t>any</w:t>
+      </w:r>
+      <w:r>
+        <w:rPr>
+          <w:rStyle w:val="HTMLCode"/>
+        </w:rPr>
+        <w:t xml:space="preserve"> </w:t>
+      </w:r>
+      <w:r>
+        <w:rPr>
+          <w:rStyle w:val="g"/>
+        </w:rPr>
+        <w:t>=</w:t>
+      </w:r>
+      <w:r>
+        <w:rPr>
+          <w:rStyle w:val="HTMLCode"/>
+        </w:rPr>
+        <w:t xml:space="preserve"> </w:t>
+      </w:r>
+      <w:r>
+        <w:rPr>
+          <w:rStyle w:val="k"/>
+        </w:rPr>
+        <w:t>"Hello"</w:t>
+      </w:r>
+      <w:r>
+        <w:rPr>
+          <w:rStyle w:val="HTMLCode"/>
+        </w:rPr>
+        <w:t>;</w:t>
+      </w:r>
+      <w:r>
+        <w:br/>
+      </w:r>
+      <w:r>
+        <w:br/>
+      </w:r>
+      <w:r>
+        <w:rPr>
+          <w:rStyle w:val="m"/>
+        </w:rPr>
+        <w:t>value</w:t>
+      </w:r>
+      <w:r>
+        <w:rPr>
+          <w:rStyle w:val="g"/>
+        </w:rPr>
+        <w:t>.</w:t>
+      </w:r>
+      <w:r>
+        <w:rPr>
+          <w:rStyle w:val="HTMLCode"/>
+        </w:rPr>
+        <w:t xml:space="preserve">toUpperCase(); </w:t>
+      </w:r>
+      <w:r>
+        <w:rPr>
+          <w:rStyle w:val="e"/>
+        </w:rPr>
+        <w:t>// OK</w:t>
+      </w:r>
+      <w:r>
+        <w:br/>
+      </w:r>
+      <w:r>
+        <w:rPr>
+          <w:rStyle w:val="m"/>
+        </w:rPr>
+        <w:t>value</w:t>
+      </w:r>
+      <w:r>
+        <w:rPr>
+          <w:rStyle w:val="HTMLCode"/>
+        </w:rPr>
+        <w:t xml:space="preserve">();             </w:t>
+      </w:r>
+      <w:r>
+        <w:rPr>
+          <w:rStyle w:val="e"/>
+        </w:rPr>
+        <w:t>// OK</w:t>
+      </w:r>
+      <w:r>
+        <w:br/>
+      </w:r>
+      <w:r>
+        <w:rPr>
+          <w:rStyle w:val="m"/>
+        </w:rPr>
+        <w:t>value</w:t>
+      </w:r>
+      <w:r>
+        <w:rPr>
+          <w:rStyle w:val="g"/>
+        </w:rPr>
+        <w:t>.</w:t>
+      </w:r>
+      <w:r>
+        <w:rPr>
+          <w:rStyle w:val="HTMLCode"/>
+        </w:rPr>
+        <w:t xml:space="preserve">xyz;           </w:t>
+      </w:r>
+      <w:r>
+        <w:rPr>
+          <w:rStyle w:val="e"/>
+        </w:rPr>
+        <w:t>// OK</w:t>
+      </w:r>
+    </w:p>
+    <w:p>
+      <w:pPr>
+        <w:pStyle w:val="NormalWeb"/>
+        <w:rPr>
+          <w:rFonts w:asciiTheme="minorHAnsi" w:hAnsiTheme="minorHAnsi" w:cstheme="minorHAnsi"/>
+          <w:sz w:val="20"/>
+          <w:szCs w:val="20"/>
+        </w:rPr>
+      </w:pPr>
+      <w:r>
+        <w:rPr>
+          <w:rFonts w:asciiTheme="minorHAnsi" w:hAnsiTheme="minorHAnsi" w:cstheme="minorHAnsi"/>
+          <w:sz w:val="20"/>
+          <w:szCs w:val="20"/>
+        </w:rPr>
+        <w:t>Even wrong code is allowed:</w:t>
+      </w:r>
+    </w:p>
+    <w:p>
+      <w:pPr>
+        <w:pStyle w:val="code"/>
+      </w:pPr>
+      <w:r>
+        <w:rPr>
+          <w:rStyle w:val="g"/>
+        </w:rPr>
+        <w:t>let</w:t>
+      </w:r>
+      <w:r>
+        <w:rPr>
+          <w:rStyle w:val="HTMLCode"/>
+        </w:rPr>
+        <w:t xml:space="preserve"> </w:t>
+      </w:r>
+      <w:r>
+        <w:rPr>
+          <w:rStyle w:val="m"/>
+        </w:rPr>
+        <w:t>value</w:t>
+      </w:r>
+      <w:r>
+        <w:rPr>
+          <w:rStyle w:val="HTMLCode"/>
+        </w:rPr>
+        <w:t xml:space="preserve">: </w:t>
+      </w:r>
+      <w:r>
+        <w:rPr>
+          <w:rStyle w:val="m"/>
+        </w:rPr>
+        <w:t>any</w:t>
+      </w:r>
+      <w:r>
+        <w:rPr>
+          <w:rStyle w:val="HTMLCode"/>
+        </w:rPr>
+        <w:t xml:space="preserve"> </w:t>
+      </w:r>
+      <w:r>
+        <w:rPr>
+          <w:rStyle w:val="g"/>
+        </w:rPr>
+        <w:t>=</w:t>
+      </w:r>
+      <w:r>
+        <w:rPr>
+          <w:rStyle w:val="HTMLCode"/>
+        </w:rPr>
+        <w:t xml:space="preserve"> </w:t>
+      </w:r>
+      <w:r>
+        <w:rPr>
+          <w:rStyle w:val="j"/>
+        </w:rPr>
+        <w:t>10</w:t>
+      </w:r>
+      <w:r>
+        <w:rPr>
+          <w:rStyle w:val="HTMLCode"/>
+        </w:rPr>
+        <w:t>;</w:t>
+      </w:r>
+      <w:r>
+        <w:br/>
+      </w:r>
+      <w:r>
+        <w:br/>
+      </w:r>
+      <w:r>
+        <w:rPr>
+          <w:rStyle w:val="m"/>
+        </w:rPr>
+        <w:t>value</w:t>
+      </w:r>
+      <w:r>
+        <w:rPr>
+          <w:rStyle w:val="g"/>
+        </w:rPr>
+        <w:t>.</w:t>
+      </w:r>
+      <w:r>
+        <w:rPr>
+          <w:rStyle w:val="HTMLCode"/>
+        </w:rPr>
+        <w:t xml:space="preserve">toUpperCase(); </w:t>
+      </w:r>
+      <w:r>
+        <w:rPr>
+          <w:rStyle w:val="e"/>
+        </w:rPr>
+        <w:t>// Runtime error!</w:t>
+      </w:r>
+    </w:p>
+    <w:p>
+      <w:pPr>
+        <w:pStyle w:val="NormalWeb"/>
+        <w:rPr>
+          <w:rFonts w:asciiTheme="minorHAnsi" w:hAnsiTheme="minorHAnsi" w:cstheme="minorHAnsi"/>
+          <w:sz w:val="20"/>
+          <w:szCs w:val="20"/>
+        </w:rPr>
+      </w:pPr>
+      <w:r>
+        <w:rPr>
+          <w:rFonts w:asciiTheme="minorHAnsi" w:hAnsiTheme="minorHAnsi" w:cstheme="minorHAnsi"/>
+          <w:sz w:val="20"/>
+          <w:szCs w:val="20"/>
+        </w:rPr>
+        <w:t>TypeScript does not protect you.</w:t>
+      </w:r>
+    </w:p>
+    <w:p>
+      <w:pPr>
+        <w:rPr>
+          <w:rFonts w:cstheme="minorHAnsi"/>
+          <w:sz w:val="20"/>
+          <w:szCs w:val="20"/>
+        </w:rPr>
+      </w:pPr>
+      <w:r>
+        <w:rPr>
+          <w:rFonts w:cstheme="minorHAnsi"/>
+          <w:sz w:val="20"/>
+          <w:szCs w:val="20"/>
+        </w:rPr>
+        <w:pict>
+          <v:rect id="_x0000_i1121" style="width:0;height:1.5pt" o:hralign="center" o:hrstd="t" o:hr="t" fillcolor="#a0a0a0" stroked="f"/>
+        </w:pict>
+      </w:r>
+    </w:p>
+    <w:p>
+      <w:pPr>
+        <w:pStyle w:val="Heading1"/>
+        <w:rPr>
+          <w:rFonts w:asciiTheme="minorHAnsi" w:hAnsiTheme="minorHAnsi" w:cstheme="minorHAnsi"/>
+          <w:sz w:val="20"/>
+          <w:szCs w:val="20"/>
+        </w:rPr>
+      </w:pPr>
+      <w:r>
+        <w:rPr>
+          <w:rFonts w:asciiTheme="minorHAnsi" w:hAnsiTheme="minorHAnsi" w:cstheme="minorHAnsi"/>
+          <w:sz w:val="20"/>
+          <w:szCs w:val="20"/>
+        </w:rPr>
+        <w:t xml:space="preserve">2. </w:t>
+      </w:r>
+      <w:r>
+        <w:rPr>
+          <w:rStyle w:val="HTMLCode"/>
+          <w:rFonts w:asciiTheme="minorHAnsi" w:hAnsiTheme="minorHAnsi" w:cstheme="minorHAnsi"/>
+        </w:rPr>
+        <w:t>unknown</w:t>
+      </w:r>
+      <w:r>
+        <w:rPr>
+          <w:rFonts w:asciiTheme="minorHAnsi" w:hAnsiTheme="minorHAnsi" w:cstheme="minorHAnsi"/>
+          <w:sz w:val="20"/>
+          <w:szCs w:val="20"/>
+        </w:rPr>
+        <w:t xml:space="preserve"> — Safe Version of </w:t>
+      </w:r>
+      <w:r>
+        <w:rPr>
+          <w:rStyle w:val="HTMLCode"/>
+          <w:rFonts w:asciiTheme="minorHAnsi" w:hAnsiTheme="minorHAnsi" w:cstheme="minorHAnsi"/>
+        </w:rPr>
+        <w:t>any</w:t>
+      </w:r>
+    </w:p>
+    <w:p>
+      <w:pPr>
+        <w:pStyle w:val="NormalWeb"/>
+        <w:rPr>
+          <w:rFonts w:asciiTheme="minorHAnsi" w:hAnsiTheme="minorHAnsi" w:cstheme="minorHAnsi"/>
+          <w:sz w:val="20"/>
+          <w:szCs w:val="20"/>
+        </w:rPr>
+      </w:pPr>
+      <w:r>
+        <w:rPr>
+          <w:rStyle w:val="HTMLCode"/>
+          <w:rFonts w:asciiTheme="minorHAnsi" w:hAnsiTheme="minorHAnsi" w:cstheme="minorHAnsi"/>
+        </w:rPr>
+        <w:t>unknown</w:t>
+      </w:r>
+      <w:r>
+        <w:rPr>
+          <w:rFonts w:asciiTheme="minorHAnsi" w:hAnsiTheme="minorHAnsi" w:cstheme="minorHAnsi"/>
+          <w:sz w:val="20"/>
+          <w:szCs w:val="20"/>
+        </w:rPr>
+        <w:t xml:space="preserve"> means:</w:t>
+      </w:r>
+    </w:p>
+    <w:p>
+      <w:pPr>
+        <w:pStyle w:val="NormalWeb"/>
+        <w:rPr>
+          <w:rFonts w:asciiTheme="minorHAnsi" w:hAnsiTheme="minorHAnsi" w:cstheme="minorHAnsi"/>
+          <w:sz w:val="20"/>
+          <w:szCs w:val="20"/>
+        </w:rPr>
+      </w:pPr>
+      <w:r>
+        <w:rPr>
+          <w:rFonts w:asciiTheme="minorHAnsi" w:hAnsiTheme="minorHAnsi" w:cstheme="minorHAnsi"/>
+          <w:sz w:val="20"/>
+          <w:szCs w:val="20"/>
+        </w:rPr>
+        <w:t>“I don’t know the type yet.”</w:t>
+      </w:r>
+    </w:p>
+    <w:p>
+      <w:pPr>
+        <w:pStyle w:val="NormalWeb"/>
+        <w:rPr>
+          <w:rFonts w:asciiTheme="minorHAnsi" w:hAnsiTheme="minorHAnsi" w:cstheme="minorHAnsi"/>
+          <w:sz w:val="20"/>
+          <w:szCs w:val="20"/>
+        </w:rPr>
+      </w:pPr>
+      <w:r>
+        <w:rPr>
+          <w:rFonts w:asciiTheme="minorHAnsi" w:hAnsiTheme="minorHAnsi" w:cstheme="minorHAnsi"/>
+          <w:sz w:val="20"/>
+          <w:szCs w:val="20"/>
+        </w:rPr>
+        <w:t>You MUST check the type before using it.</w:t>
+      </w:r>
+    </w:p>
+    <w:p>
+      <w:pPr>
+        <w:pStyle w:val="code"/>
+      </w:pPr>
+      <w:r>
+        <w:rPr>
+          <w:rStyle w:val="g"/>
+        </w:rPr>
+        <w:t>let</w:t>
+      </w:r>
+      <w:r>
+        <w:rPr>
+          <w:rStyle w:val="HTMLCode"/>
+        </w:rPr>
+        <w:t xml:space="preserve"> </w:t>
+      </w:r>
+      <w:r>
+        <w:rPr>
+          <w:rStyle w:val="m"/>
+        </w:rPr>
+        <w:t>value</w:t>
+      </w:r>
+      <w:r>
+        <w:rPr>
+          <w:rStyle w:val="HTMLCode"/>
+        </w:rPr>
+        <w:t xml:space="preserve">: </w:t>
+      </w:r>
+      <w:r>
+        <w:rPr>
+          <w:rStyle w:val="m"/>
+        </w:rPr>
+        <w:t>unknown</w:t>
+      </w:r>
+      <w:r>
+        <w:rPr>
+          <w:rStyle w:val="HTMLCode"/>
+        </w:rPr>
+        <w:t xml:space="preserve"> </w:t>
+      </w:r>
+      <w:r>
+        <w:rPr>
+          <w:rStyle w:val="g"/>
+        </w:rPr>
+        <w:t>=</w:t>
+      </w:r>
+      <w:r>
+        <w:rPr>
+          <w:rStyle w:val="HTMLCode"/>
+        </w:rPr>
+        <w:t xml:space="preserve"> </w:t>
+      </w:r>
+      <w:r>
+        <w:rPr>
+          <w:rStyle w:val="k"/>
+        </w:rPr>
+        <w:t>"Hello"</w:t>
+      </w:r>
+      <w:r>
+        <w:rPr>
+          <w:rStyle w:val="HTMLCode"/>
+        </w:rPr>
+        <w:t>;</w:t>
+      </w:r>
       <w:bookmarkStart w:id="0" w:name="_GoBack"/>
       <w:bookmarkEnd w:id="0"/>
+      <w:r>
+        <w:br/>
+      </w:r>
+      <w:r>
+        <w:br/>
+      </w:r>
+      <w:r>
+        <w:rPr>
+          <w:rStyle w:val="m"/>
+        </w:rPr>
+        <w:t>value</w:t>
+      </w:r>
+      <w:r>
+        <w:rPr>
+          <w:rStyle w:val="g"/>
+        </w:rPr>
+        <w:t>.</w:t>
+      </w:r>
+      <w:r>
+        <w:rPr>
+          <w:rStyle w:val="HTMLCode"/>
+        </w:rPr>
+        <w:t xml:space="preserve">toUpperCase(); </w:t>
+      </w:r>
+      <w:r>
+        <w:rPr>
+          <w:rStyle w:val="e"/>
+        </w:rPr>
+        <w:t xml:space="preserve">// </w:t>
+      </w:r>
+      <w:r>
+        <w:rPr>
+          <w:rStyle w:val="e"/>
+          <w:rFonts w:ascii="Segoe UI Symbol" w:hAnsi="Segoe UI Symbol" w:cs="Segoe UI Symbol"/>
+        </w:rPr>
+        <w:t>❌</w:t>
+      </w:r>
+      <w:r>
+        <w:rPr>
+          <w:rStyle w:val="e"/>
+        </w:rPr>
+        <w:t xml:space="preserve"> Error</w:t>
+      </w:r>
     </w:p>
     <w:p>
       <w:pPr>
@@ -22369,6 +23239,146 @@
           <w:szCs w:val="20"/>
         </w:rPr>
       </w:pPr>
+      <w:r>
+        <w:rPr>
+          <w:rFonts w:asciiTheme="minorHAnsi" w:hAnsiTheme="minorHAnsi" w:cstheme="minorHAnsi"/>
+          <w:sz w:val="20"/>
+          <w:szCs w:val="20"/>
+        </w:rPr>
+        <w:t>Need type narrowing:</w:t>
+      </w:r>
+    </w:p>
+    <w:p>
+      <w:pPr>
+        <w:pStyle w:val="code"/>
+      </w:pPr>
+      <w:r>
+        <w:rPr>
+          <w:rStyle w:val="g"/>
+        </w:rPr>
+        <w:t>if</w:t>
+      </w:r>
+      <w:r>
+        <w:rPr>
+          <w:rStyle w:val="HTMLCode"/>
+        </w:rPr>
+        <w:t xml:space="preserve"> (</w:t>
+      </w:r>
+      <w:r>
+        <w:rPr>
+          <w:rStyle w:val="g"/>
+        </w:rPr>
+        <w:t>typeof</w:t>
+      </w:r>
+      <w:r>
+        <w:rPr>
+          <w:rStyle w:val="HTMLCode"/>
+        </w:rPr>
+        <w:t xml:space="preserve"> </w:t>
+      </w:r>
+      <w:r>
+        <w:rPr>
+          <w:rStyle w:val="m"/>
+        </w:rPr>
+        <w:t>value</w:t>
+      </w:r>
+      <w:r>
+        <w:rPr>
+          <w:rStyle w:val="HTMLCode"/>
+        </w:rPr>
+        <w:t xml:space="preserve"> </w:t>
+      </w:r>
+      <w:r>
+        <w:rPr>
+          <w:rStyle w:val="g"/>
+        </w:rPr>
+        <w:t>===</w:t>
+      </w:r>
+      <w:r>
+        <w:rPr>
+          <w:rStyle w:val="HTMLCode"/>
+        </w:rPr>
+        <w:t xml:space="preserve"> </w:t>
+      </w:r>
+      <w:r>
+        <w:rPr>
+          <w:rStyle w:val="k"/>
+        </w:rPr>
+        <w:t>"string"</w:t>
+      </w:r>
+      <w:r>
+        <w:rPr>
+          <w:rStyle w:val="HTMLCode"/>
+        </w:rPr>
+        <w:t>) {</w:t>
+      </w:r>
+      <w:r>
+        <w:br/>
+      </w:r>
+      <w:r>
+        <w:rPr>
+          <w:rStyle w:val="HTMLCode"/>
+        </w:rPr>
+        <w:t xml:space="preserve">  </w:t>
+      </w:r>
+      <w:r>
+        <w:rPr>
+          <w:rStyle w:val="m"/>
+        </w:rPr>
+        <w:t>console</w:t>
+      </w:r>
+      <w:r>
+        <w:rPr>
+          <w:rStyle w:val="g"/>
+        </w:rPr>
+        <w:t>.</w:t>
+      </w:r>
+      <w:r>
+        <w:rPr>
+          <w:rStyle w:val="HTMLCode"/>
+        </w:rPr>
+        <w:t>log(</w:t>
+      </w:r>
+      <w:r>
+        <w:rPr>
+          <w:rStyle w:val="m"/>
+        </w:rPr>
+        <w:t>value</w:t>
+      </w:r>
+      <w:r>
+        <w:rPr>
+          <w:rStyle w:val="g"/>
+        </w:rPr>
+        <w:t>.</w:t>
+      </w:r>
+      <w:r>
+        <w:rPr>
+          <w:rStyle w:val="HTMLCode"/>
+        </w:rPr>
+        <w:t xml:space="preserve">toUpperCase()); </w:t>
+      </w:r>
+      <w:r>
+        <w:rPr>
+          <w:rStyle w:val="e"/>
+        </w:rPr>
+        <w:t xml:space="preserve">// </w:t>
+      </w:r>
+      <w:r>
+        <w:rPr>
+          <w:rStyle w:val="e"/>
+          <w:rFonts w:ascii="Segoe UI Symbol" w:hAnsi="Segoe UI Symbol" w:cs="Segoe UI Symbol"/>
+        </w:rPr>
+        <w:t>✅</w:t>
+      </w:r>
+      <w:r>
+        <w:br/>
+      </w:r>
+      <w:r>
+        <w:rPr>
+          <w:rStyle w:val="HTMLCode"/>
+        </w:rPr>
+        <w:t>}</w:t>
+      </w:r>
     </w:p>
     <w:p>
       <w:pPr>

--- a/javascript.docx
+++ b/javascript.docx
@@ -23184,201 +23184,1312 @@
         </w:rPr>
         <w:t>;</w:t>
       </w:r>
+      <w:r>
+        <w:br/>
+      </w:r>
+      <w:r>
+        <w:br/>
+      </w:r>
+      <w:r>
+        <w:rPr>
+          <w:rStyle w:val="m"/>
+        </w:rPr>
+        <w:t>value</w:t>
+      </w:r>
+      <w:r>
+        <w:rPr>
+          <w:rStyle w:val="g"/>
+        </w:rPr>
+        <w:t>.</w:t>
+      </w:r>
+      <w:r>
+        <w:rPr>
+          <w:rStyle w:val="HTMLCode"/>
+        </w:rPr>
+        <w:t xml:space="preserve">toUpperCase(); </w:t>
+      </w:r>
+      <w:r>
+        <w:rPr>
+          <w:rStyle w:val="e"/>
+        </w:rPr>
+        <w:t xml:space="preserve">// </w:t>
+      </w:r>
+      <w:r>
+        <w:rPr>
+          <w:rStyle w:val="e"/>
+          <w:rFonts w:ascii="Segoe UI Symbol" w:hAnsi="Segoe UI Symbol" w:cs="Segoe UI Symbol"/>
+        </w:rPr>
+        <w:t>❌</w:t>
+      </w:r>
+      <w:r>
+        <w:rPr>
+          <w:rStyle w:val="e"/>
+        </w:rPr>
+        <w:t xml:space="preserve"> Error</w:t>
+      </w:r>
+    </w:p>
+    <w:p>
+      <w:pPr>
+        <w:pStyle w:val="NormalWeb"/>
+        <w:rPr>
+          <w:rFonts w:asciiTheme="minorHAnsi" w:hAnsiTheme="minorHAnsi" w:cstheme="minorHAnsi"/>
+          <w:sz w:val="20"/>
+          <w:szCs w:val="20"/>
+        </w:rPr>
+      </w:pPr>
+      <w:r>
+        <w:rPr>
+          <w:rFonts w:asciiTheme="minorHAnsi" w:hAnsiTheme="minorHAnsi" w:cstheme="minorHAnsi"/>
+          <w:sz w:val="20"/>
+          <w:szCs w:val="20"/>
+        </w:rPr>
+        <w:t>Need type narrowing:</w:t>
+      </w:r>
+    </w:p>
+    <w:p>
+      <w:pPr>
+        <w:pStyle w:val="code"/>
+      </w:pPr>
+      <w:r>
+        <w:rPr>
+          <w:rStyle w:val="g"/>
+        </w:rPr>
+        <w:t>if</w:t>
+      </w:r>
+      <w:r>
+        <w:rPr>
+          <w:rStyle w:val="HTMLCode"/>
+        </w:rPr>
+        <w:t xml:space="preserve"> (</w:t>
+      </w:r>
+      <w:r>
+        <w:rPr>
+          <w:rStyle w:val="g"/>
+        </w:rPr>
+        <w:t>typeof</w:t>
+      </w:r>
+      <w:r>
+        <w:rPr>
+          <w:rStyle w:val="HTMLCode"/>
+        </w:rPr>
+        <w:t xml:space="preserve"> </w:t>
+      </w:r>
+      <w:r>
+        <w:rPr>
+          <w:rStyle w:val="m"/>
+        </w:rPr>
+        <w:t>value</w:t>
+      </w:r>
+      <w:r>
+        <w:rPr>
+          <w:rStyle w:val="HTMLCode"/>
+        </w:rPr>
+        <w:t xml:space="preserve"> </w:t>
+      </w:r>
+      <w:r>
+        <w:rPr>
+          <w:rStyle w:val="g"/>
+        </w:rPr>
+        <w:t>===</w:t>
+      </w:r>
+      <w:r>
+        <w:rPr>
+          <w:rStyle w:val="HTMLCode"/>
+        </w:rPr>
+        <w:t xml:space="preserve"> </w:t>
+      </w:r>
+      <w:r>
+        <w:rPr>
+          <w:rStyle w:val="k"/>
+        </w:rPr>
+        <w:t>"string"</w:t>
+      </w:r>
+      <w:r>
+        <w:rPr>
+          <w:rStyle w:val="HTMLCode"/>
+        </w:rPr>
+        <w:t>) {</w:t>
+      </w:r>
+      <w:r>
+        <w:br/>
+      </w:r>
+      <w:r>
+        <w:rPr>
+          <w:rStyle w:val="HTMLCode"/>
+        </w:rPr>
+        <w:t xml:space="preserve">  </w:t>
+      </w:r>
+      <w:r>
+        <w:rPr>
+          <w:rStyle w:val="m"/>
+        </w:rPr>
+        <w:t>console</w:t>
+      </w:r>
+      <w:r>
+        <w:rPr>
+          <w:rStyle w:val="g"/>
+        </w:rPr>
+        <w:t>.</w:t>
+      </w:r>
+      <w:r>
+        <w:rPr>
+          <w:rStyle w:val="HTMLCode"/>
+        </w:rPr>
+        <w:t>log(</w:t>
+      </w:r>
+      <w:r>
+        <w:rPr>
+          <w:rStyle w:val="m"/>
+        </w:rPr>
+        <w:t>value</w:t>
+      </w:r>
+      <w:r>
+        <w:rPr>
+          <w:rStyle w:val="g"/>
+        </w:rPr>
+        <w:t>.</w:t>
+      </w:r>
+      <w:r>
+        <w:rPr>
+          <w:rStyle w:val="HTMLCode"/>
+        </w:rPr>
+        <w:t xml:space="preserve">toUpperCase()); </w:t>
+      </w:r>
+      <w:r>
+        <w:rPr>
+          <w:rStyle w:val="e"/>
+        </w:rPr>
+        <w:t xml:space="preserve">// </w:t>
+      </w:r>
+      <w:r>
+        <w:rPr>
+          <w:rStyle w:val="e"/>
+          <w:rFonts w:ascii="Segoe UI Symbol" w:hAnsi="Segoe UI Symbol" w:cs="Segoe UI Symbol"/>
+        </w:rPr>
+        <w:t>✅</w:t>
+      </w:r>
+      <w:r>
+        <w:br/>
+      </w:r>
+      <w:r>
+        <w:rPr>
+          <w:rStyle w:val="HTMLCode"/>
+        </w:rPr>
+        <w:t>}</w:t>
+      </w:r>
+    </w:p>
+    <w:p>
+      <w:pPr>
+        <w:rPr>
+          <w:rFonts w:cstheme="minorHAnsi"/>
+          <w:sz w:val="20"/>
+          <w:szCs w:val="20"/>
+        </w:rPr>
+      </w:pPr>
+    </w:p>
+    <w:p>
+      <w:pPr>
+        <w:spacing w:before="100" w:beforeAutospacing="1" w:after="100" w:afterAutospacing="1" w:line="240" w:lineRule="auto"/>
+        <w:rPr>
+          <w:rFonts w:ascii="Times New Roman" w:eastAsia="Times New Roman" w:hAnsi="Times New Roman" w:cs="Times New Roman"/>
+          <w:sz w:val="24"/>
+          <w:szCs w:val="24"/>
+          <w:lang w:eastAsia="en-IN"/>
+        </w:rPr>
+      </w:pPr>
+      <w:r>
+        <w:rPr>
+          <w:rFonts w:ascii="Times New Roman" w:eastAsia="Times New Roman" w:hAnsi="Times New Roman" w:cs="Times New Roman"/>
+          <w:sz w:val="24"/>
+          <w:szCs w:val="24"/>
+          <w:lang w:eastAsia="en-IN"/>
+        </w:rPr>
+        <w:t>The JavaScript event loop is the mechanism that coordinates:</w:t>
+      </w:r>
+    </w:p>
+    <w:p>
+      <w:pPr>
+        <w:numPr>
+          <w:ilvl w:val="0"/>
+          <w:numId w:val="19"/>
+        </w:numPr>
+        <w:spacing w:before="100" w:beforeAutospacing="1" w:after="100" w:afterAutospacing="1" w:line="240" w:lineRule="auto"/>
+        <w:rPr>
+          <w:rFonts w:ascii="Times New Roman" w:eastAsia="Times New Roman" w:hAnsi="Times New Roman" w:cs="Times New Roman"/>
+          <w:sz w:val="24"/>
+          <w:szCs w:val="24"/>
+          <w:lang w:eastAsia="en-IN"/>
+        </w:rPr>
+      </w:pPr>
+      <w:r>
+        <w:rPr>
+          <w:rFonts w:ascii="Times New Roman" w:eastAsia="Times New Roman" w:hAnsi="Times New Roman" w:cs="Times New Roman"/>
+          <w:sz w:val="24"/>
+          <w:szCs w:val="24"/>
+          <w:lang w:eastAsia="en-IN"/>
+        </w:rPr>
+        <w:t xml:space="preserve">synchronous code </w:t>
+      </w:r>
+    </w:p>
+    <w:p>
+      <w:pPr>
+        <w:numPr>
+          <w:ilvl w:val="0"/>
+          <w:numId w:val="19"/>
+        </w:numPr>
+        <w:spacing w:before="100" w:beforeAutospacing="1" w:after="100" w:afterAutospacing="1" w:line="240" w:lineRule="auto"/>
+        <w:rPr>
+          <w:rFonts w:ascii="Times New Roman" w:eastAsia="Times New Roman" w:hAnsi="Times New Roman" w:cs="Times New Roman"/>
+          <w:sz w:val="24"/>
+          <w:szCs w:val="24"/>
+          <w:lang w:eastAsia="en-IN"/>
+        </w:rPr>
+      </w:pPr>
+      <w:r>
+        <w:rPr>
+          <w:rFonts w:ascii="Times New Roman" w:eastAsia="Times New Roman" w:hAnsi="Times New Roman" w:cs="Times New Roman"/>
+          <w:sz w:val="24"/>
+          <w:szCs w:val="24"/>
+          <w:lang w:eastAsia="en-IN"/>
+        </w:rPr>
+        <w:t xml:space="preserve">asynchronous operations </w:t>
+      </w:r>
+    </w:p>
+    <w:p>
+      <w:pPr>
+        <w:numPr>
+          <w:ilvl w:val="0"/>
+          <w:numId w:val="19"/>
+        </w:numPr>
+        <w:spacing w:before="100" w:beforeAutospacing="1" w:after="100" w:afterAutospacing="1" w:line="240" w:lineRule="auto"/>
+        <w:rPr>
+          <w:rFonts w:ascii="Times New Roman" w:eastAsia="Times New Roman" w:hAnsi="Times New Roman" w:cs="Times New Roman"/>
+          <w:sz w:val="24"/>
+          <w:szCs w:val="24"/>
+          <w:lang w:eastAsia="en-IN"/>
+        </w:rPr>
+      </w:pPr>
+      <w:r>
+        <w:rPr>
+          <w:rFonts w:ascii="Times New Roman" w:eastAsia="Times New Roman" w:hAnsi="Times New Roman" w:cs="Times New Roman"/>
+          <w:sz w:val="24"/>
+          <w:szCs w:val="24"/>
+          <w:lang w:eastAsia="en-IN"/>
+        </w:rPr>
+        <w:t xml:space="preserve">callback execution </w:t>
+      </w:r>
+    </w:p>
+    <w:p>
+      <w:pPr>
+        <w:spacing w:before="100" w:beforeAutospacing="1" w:after="100" w:afterAutospacing="1" w:line="240" w:lineRule="auto"/>
+        <w:rPr>
+          <w:rFonts w:ascii="Times New Roman" w:eastAsia="Times New Roman" w:hAnsi="Times New Roman" w:cs="Times New Roman"/>
+          <w:sz w:val="24"/>
+          <w:szCs w:val="24"/>
+          <w:lang w:eastAsia="en-IN"/>
+        </w:rPr>
+      </w:pPr>
+      <w:r>
+        <w:rPr>
+          <w:rFonts w:ascii="Times New Roman" w:eastAsia="Times New Roman" w:hAnsi="Times New Roman" w:cs="Times New Roman"/>
+          <w:sz w:val="24"/>
+          <w:szCs w:val="24"/>
+          <w:lang w:eastAsia="en-IN"/>
+        </w:rPr>
+        <w:t>Even though JavaScript is single-threaded, the event loop allows non-blocking behavior.</w:t>
+      </w:r>
+    </w:p>
+    <w:p>
+      <w:pPr>
+        <w:spacing w:before="100" w:beforeAutospacing="1" w:after="100" w:afterAutospacing="1" w:line="240" w:lineRule="auto"/>
+        <w:outlineLvl w:val="0"/>
+        <w:rPr>
+          <w:rFonts w:eastAsia="Times New Roman" w:cstheme="minorHAnsi"/>
+          <w:b/>
+          <w:bCs/>
+          <w:kern w:val="36"/>
+          <w:sz w:val="20"/>
+          <w:szCs w:val="20"/>
+          <w:lang w:eastAsia="en-IN"/>
+        </w:rPr>
+      </w:pPr>
+      <w:r>
+        <w:rPr>
+          <w:rFonts w:eastAsia="Times New Roman" w:cstheme="minorHAnsi"/>
+          <w:b/>
+          <w:bCs/>
+          <w:kern w:val="36"/>
+          <w:sz w:val="20"/>
+          <w:szCs w:val="20"/>
+          <w:lang w:eastAsia="en-IN"/>
+        </w:rPr>
+        <w:t>Core Components</w:t>
+      </w:r>
+    </w:p>
+    <w:p>
+      <w:pPr>
+        <w:spacing w:before="100" w:beforeAutospacing="1" w:after="100" w:afterAutospacing="1" w:line="240" w:lineRule="auto"/>
+        <w:outlineLvl w:val="1"/>
+        <w:rPr>
+          <w:rFonts w:eastAsia="Times New Roman" w:cstheme="minorHAnsi"/>
+          <w:b/>
+          <w:bCs/>
+          <w:sz w:val="20"/>
+          <w:szCs w:val="20"/>
+          <w:lang w:eastAsia="en-IN"/>
+        </w:rPr>
+      </w:pPr>
+      <w:r>
+        <w:rPr>
+          <w:rFonts w:eastAsia="Times New Roman" w:cstheme="minorHAnsi"/>
+          <w:b/>
+          <w:bCs/>
+          <w:sz w:val="20"/>
+          <w:szCs w:val="20"/>
+          <w:lang w:eastAsia="en-IN"/>
+        </w:rPr>
+        <w:t>Call Stack</w:t>
+      </w:r>
+    </w:p>
+    <w:p>
+      <w:pPr>
+        <w:spacing w:before="100" w:beforeAutospacing="1" w:after="100" w:afterAutospacing="1" w:line="240" w:lineRule="auto"/>
+        <w:rPr>
+          <w:rFonts w:eastAsia="Times New Roman" w:cstheme="minorHAnsi"/>
+          <w:sz w:val="20"/>
+          <w:szCs w:val="20"/>
+          <w:lang w:eastAsia="en-IN"/>
+        </w:rPr>
+      </w:pPr>
+      <w:r>
+        <w:rPr>
+          <w:rFonts w:eastAsia="Times New Roman" w:cstheme="minorHAnsi"/>
+          <w:sz w:val="20"/>
+          <w:szCs w:val="20"/>
+          <w:lang w:eastAsia="en-IN"/>
+        </w:rPr>
+        <w:t>The call stack stores function execution frames.</w:t>
+      </w:r>
+    </w:p>
+    <w:p>
+      <w:pPr>
+        <w:spacing w:before="100" w:beforeAutospacing="1" w:after="100" w:afterAutospacing="1" w:line="240" w:lineRule="auto"/>
+        <w:rPr>
+          <w:rFonts w:eastAsia="Times New Roman" w:cstheme="minorHAnsi"/>
+          <w:sz w:val="20"/>
+          <w:szCs w:val="20"/>
+          <w:lang w:eastAsia="en-IN"/>
+        </w:rPr>
+      </w:pPr>
+      <w:r>
+        <w:rPr>
+          <w:rFonts w:eastAsia="Times New Roman" w:cstheme="minorHAnsi"/>
+          <w:sz w:val="20"/>
+          <w:szCs w:val="20"/>
+          <w:lang w:eastAsia="en-IN"/>
+        </w:rPr>
+        <w:lastRenderedPageBreak/>
+        <w:t>When a function is called:</w:t>
+      </w:r>
+    </w:p>
+    <w:p>
+      <w:pPr>
+        <w:numPr>
+          <w:ilvl w:val="0"/>
+          <w:numId w:val="20"/>
+        </w:numPr>
+        <w:spacing w:before="100" w:beforeAutospacing="1" w:after="100" w:afterAutospacing="1" w:line="240" w:lineRule="auto"/>
+        <w:rPr>
+          <w:rFonts w:eastAsia="Times New Roman" w:cstheme="minorHAnsi"/>
+          <w:sz w:val="20"/>
+          <w:szCs w:val="20"/>
+          <w:lang w:eastAsia="en-IN"/>
+        </w:rPr>
+      </w:pPr>
+      <w:r>
+        <w:rPr>
+          <w:rFonts w:eastAsia="Times New Roman" w:cstheme="minorHAnsi"/>
+          <w:sz w:val="20"/>
+          <w:szCs w:val="20"/>
+          <w:lang w:eastAsia="en-IN"/>
+        </w:rPr>
+        <w:t xml:space="preserve">it is pushed onto the stack </w:t>
+      </w:r>
+    </w:p>
+    <w:p>
+      <w:pPr>
+        <w:numPr>
+          <w:ilvl w:val="0"/>
+          <w:numId w:val="20"/>
+        </w:numPr>
+        <w:spacing w:before="100" w:beforeAutospacing="1" w:after="100" w:afterAutospacing="1" w:line="240" w:lineRule="auto"/>
+        <w:rPr>
+          <w:rFonts w:eastAsia="Times New Roman" w:cstheme="minorHAnsi"/>
+          <w:sz w:val="20"/>
+          <w:szCs w:val="20"/>
+          <w:lang w:eastAsia="en-IN"/>
+        </w:rPr>
+      </w:pPr>
+      <w:r>
+        <w:rPr>
+          <w:rFonts w:eastAsia="Times New Roman" w:cstheme="minorHAnsi"/>
+          <w:sz w:val="20"/>
+          <w:szCs w:val="20"/>
+          <w:lang w:eastAsia="en-IN"/>
+        </w:rPr>
+        <w:t xml:space="preserve">after execution it is popped off </w:t>
+      </w:r>
+    </w:p>
+    <w:p>
+      <w:pPr>
+        <w:spacing w:before="100" w:beforeAutospacing="1" w:after="100" w:afterAutospacing="1" w:line="240" w:lineRule="auto"/>
+        <w:rPr>
+          <w:rFonts w:eastAsia="Times New Roman" w:cstheme="minorHAnsi"/>
+          <w:sz w:val="20"/>
+          <w:szCs w:val="20"/>
+          <w:lang w:eastAsia="en-IN"/>
+        </w:rPr>
+      </w:pPr>
+      <w:r>
+        <w:rPr>
+          <w:rFonts w:eastAsia="Times New Roman" w:cstheme="minorHAnsi"/>
+          <w:sz w:val="20"/>
+          <w:szCs w:val="20"/>
+          <w:lang w:eastAsia="en-IN"/>
+        </w:rPr>
+        <w:t>Example:</w:t>
+      </w:r>
+    </w:p>
+    <w:p>
+      <w:pPr>
+        <w:tabs>
+          <w:tab w:val="left" w:pos="916"/>
+          <w:tab w:val="left" w:pos="1832"/>
+          <w:tab w:val="left" w:pos="2748"/>
+          <w:tab w:val="left" w:pos="3664"/>
+          <w:tab w:val="left" w:pos="4580"/>
+          <w:tab w:val="left" w:pos="5496"/>
+          <w:tab w:val="left" w:pos="6412"/>
+          <w:tab w:val="left" w:pos="7328"/>
+          <w:tab w:val="left" w:pos="8244"/>
+          <w:tab w:val="left" w:pos="9160"/>
+          <w:tab w:val="left" w:pos="10076"/>
+          <w:tab w:val="left" w:pos="10992"/>
+          <w:tab w:val="left" w:pos="11908"/>
+          <w:tab w:val="left" w:pos="12824"/>
+          <w:tab w:val="left" w:pos="13740"/>
+          <w:tab w:val="left" w:pos="14656"/>
+        </w:tabs>
+        <w:spacing w:after="0" w:line="240" w:lineRule="auto"/>
+        <w:rPr>
+          <w:rFonts w:eastAsia="Times New Roman" w:cstheme="minorHAnsi"/>
+          <w:sz w:val="20"/>
+          <w:szCs w:val="20"/>
+          <w:lang w:eastAsia="en-IN"/>
+        </w:rPr>
+      </w:pPr>
+      <w:r>
+        <w:rPr>
+          <w:rStyle w:val="codeChar"/>
+          <w:rFonts w:eastAsiaTheme="minorHAnsi"/>
+        </w:rPr>
+        <w:t>function greet() {</w:t>
+      </w:r>
+      <w:r>
+        <w:rPr>
+          <w:rStyle w:val="codeChar"/>
+          <w:rFonts w:eastAsiaTheme="minorHAnsi"/>
+        </w:rPr>
+        <w:br/>
+        <w:t xml:space="preserve">  console.log("Hello");</w:t>
+      </w:r>
+      <w:r>
+        <w:rPr>
+          <w:rStyle w:val="codeChar"/>
+          <w:rFonts w:eastAsiaTheme="minorHAnsi"/>
+        </w:rPr>
+        <w:br/>
+        <w:t>}</w:t>
+      </w:r>
+      <w:r>
+        <w:rPr>
+          <w:rStyle w:val="codeChar"/>
+          <w:rFonts w:eastAsiaTheme="minorHAnsi"/>
+        </w:rPr>
+        <w:br/>
+      </w:r>
+      <w:r>
+        <w:rPr>
+          <w:rFonts w:eastAsia="Times New Roman" w:cstheme="minorHAnsi"/>
+          <w:sz w:val="20"/>
+          <w:szCs w:val="20"/>
+          <w:lang w:eastAsia="en-IN"/>
+        </w:rPr>
+        <w:br/>
+        <w:t>greet();</w:t>
+      </w:r>
+    </w:p>
+    <w:p>
+      <w:pPr>
+        <w:spacing w:before="100" w:beforeAutospacing="1" w:after="100" w:afterAutospacing="1" w:line="240" w:lineRule="auto"/>
+        <w:rPr>
+          <w:rFonts w:eastAsia="Times New Roman" w:cstheme="minorHAnsi"/>
+          <w:sz w:val="20"/>
+          <w:szCs w:val="20"/>
+          <w:lang w:eastAsia="en-IN"/>
+        </w:rPr>
+      </w:pPr>
+      <w:r>
+        <w:rPr>
+          <w:rFonts w:eastAsia="Times New Roman" w:cstheme="minorHAnsi"/>
+          <w:sz w:val="20"/>
+          <w:szCs w:val="20"/>
+          <w:lang w:eastAsia="en-IN"/>
+        </w:rPr>
+        <w:t>Execution:</w:t>
+      </w:r>
+    </w:p>
+    <w:p>
+      <w:pPr>
+        <w:pStyle w:val="code"/>
+      </w:pPr>
+      <w:r>
+        <w:t>Push greet()</w:t>
+      </w:r>
+      <w:r>
+        <w:br/>
+        <w:t>Push console.log()</w:t>
+      </w:r>
+      <w:r>
+        <w:br/>
+        <w:t>Pop console.log()</w:t>
+      </w:r>
+      <w:r>
+        <w:br/>
+        <w:t>Pop greet()</w:t>
+      </w:r>
+    </w:p>
+    <w:p>
+      <w:pPr>
+        <w:spacing w:after="0" w:line="240" w:lineRule="auto"/>
+        <w:rPr>
+          <w:rFonts w:eastAsia="Times New Roman" w:cstheme="minorHAnsi"/>
+          <w:sz w:val="20"/>
+          <w:szCs w:val="20"/>
+          <w:lang w:eastAsia="en-IN"/>
+        </w:rPr>
+      </w:pPr>
+      <w:r>
+        <w:rPr>
+          <w:rFonts w:eastAsia="Times New Roman" w:cstheme="minorHAnsi"/>
+          <w:sz w:val="20"/>
+          <w:szCs w:val="20"/>
+          <w:lang w:eastAsia="en-IN"/>
+        </w:rPr>
+        <w:pict>
+          <v:rect id="_x0000_i1122" style="width:0;height:1.5pt" o:hralign="center" o:hrstd="t" o:hr="t" fillcolor="#a0a0a0" stroked="f"/>
+        </w:pict>
+      </w:r>
+    </w:p>
+    <w:p>
+      <w:pPr>
+        <w:spacing w:before="100" w:beforeAutospacing="1" w:after="100" w:afterAutospacing="1" w:line="240" w:lineRule="auto"/>
+        <w:outlineLvl w:val="0"/>
+        <w:rPr>
+          <w:rFonts w:eastAsia="Times New Roman" w:cstheme="minorHAnsi"/>
+          <w:b/>
+          <w:bCs/>
+          <w:kern w:val="36"/>
+          <w:sz w:val="20"/>
+          <w:szCs w:val="20"/>
+          <w:lang w:eastAsia="en-IN"/>
+        </w:rPr>
+      </w:pPr>
+      <w:r>
+        <w:rPr>
+          <w:rFonts w:eastAsia="Times New Roman" w:cstheme="minorHAnsi"/>
+          <w:b/>
+          <w:bCs/>
+          <w:kern w:val="36"/>
+          <w:sz w:val="20"/>
+          <w:szCs w:val="20"/>
+          <w:lang w:eastAsia="en-IN"/>
+        </w:rPr>
+        <w:t>Queues</w:t>
+      </w:r>
+    </w:p>
+    <w:p>
+      <w:pPr>
+        <w:spacing w:before="100" w:beforeAutospacing="1" w:after="100" w:afterAutospacing="1" w:line="240" w:lineRule="auto"/>
+        <w:rPr>
+          <w:rFonts w:eastAsia="Times New Roman" w:cstheme="minorHAnsi"/>
+          <w:sz w:val="20"/>
+          <w:szCs w:val="20"/>
+          <w:lang w:eastAsia="en-IN"/>
+        </w:rPr>
+      </w:pPr>
+      <w:r>
+        <w:rPr>
+          <w:rFonts w:eastAsia="Times New Roman" w:cstheme="minorHAnsi"/>
+          <w:sz w:val="20"/>
+          <w:szCs w:val="20"/>
+          <w:lang w:eastAsia="en-IN"/>
+        </w:rPr>
+        <w:t>There are mainly two queues:</w:t>
+      </w:r>
+    </w:p>
+    <w:p>
+      <w:pPr>
+        <w:spacing w:before="100" w:beforeAutospacing="1" w:after="100" w:afterAutospacing="1" w:line="240" w:lineRule="auto"/>
+        <w:outlineLvl w:val="1"/>
+        <w:rPr>
+          <w:rFonts w:eastAsia="Times New Roman" w:cstheme="minorHAnsi"/>
+          <w:b/>
+          <w:bCs/>
+          <w:sz w:val="20"/>
+          <w:szCs w:val="20"/>
+          <w:lang w:eastAsia="en-IN"/>
+        </w:rPr>
+      </w:pPr>
+      <w:r>
+        <w:rPr>
+          <w:rFonts w:eastAsia="Times New Roman" w:cstheme="minorHAnsi"/>
+          <w:b/>
+          <w:bCs/>
+          <w:sz w:val="20"/>
+          <w:szCs w:val="20"/>
+          <w:lang w:eastAsia="en-IN"/>
+        </w:rPr>
+        <w:t>A. Macrotask Queue (Callback Queue)</w:t>
+      </w:r>
+    </w:p>
+    <w:p>
+      <w:pPr>
+        <w:spacing w:before="100" w:beforeAutospacing="1" w:after="100" w:afterAutospacing="1" w:line="240" w:lineRule="auto"/>
+        <w:rPr>
+          <w:rFonts w:eastAsia="Times New Roman" w:cstheme="minorHAnsi"/>
+          <w:sz w:val="20"/>
+          <w:szCs w:val="20"/>
+          <w:lang w:eastAsia="en-IN"/>
+        </w:rPr>
+      </w:pPr>
+      <w:r>
+        <w:rPr>
+          <w:rFonts w:eastAsia="Times New Roman" w:cstheme="minorHAnsi"/>
+          <w:sz w:val="20"/>
+          <w:szCs w:val="20"/>
+          <w:lang w:eastAsia="en-IN"/>
+        </w:rPr>
+        <w:t>Contains:</w:t>
+      </w:r>
+    </w:p>
+    <w:p>
+      <w:pPr>
+        <w:numPr>
+          <w:ilvl w:val="0"/>
+          <w:numId w:val="23"/>
+        </w:numPr>
+        <w:spacing w:before="100" w:beforeAutospacing="1" w:after="100" w:afterAutospacing="1" w:line="240" w:lineRule="auto"/>
+        <w:rPr>
+          <w:rFonts w:eastAsia="Times New Roman" w:cstheme="minorHAnsi"/>
+          <w:sz w:val="20"/>
+          <w:szCs w:val="20"/>
+          <w:lang w:eastAsia="en-IN"/>
+        </w:rPr>
+      </w:pPr>
+      <w:r>
+        <w:rPr>
+          <w:rFonts w:eastAsia="Times New Roman" w:cstheme="minorHAnsi"/>
+          <w:sz w:val="20"/>
+          <w:szCs w:val="20"/>
+          <w:lang w:eastAsia="en-IN"/>
+        </w:rPr>
+        <w:t xml:space="preserve">setTimeout </w:t>
+      </w:r>
+    </w:p>
+    <w:p>
+      <w:pPr>
+        <w:numPr>
+          <w:ilvl w:val="0"/>
+          <w:numId w:val="23"/>
+        </w:numPr>
+        <w:spacing w:before="100" w:beforeAutospacing="1" w:after="100" w:afterAutospacing="1" w:line="240" w:lineRule="auto"/>
+        <w:rPr>
+          <w:rFonts w:eastAsia="Times New Roman" w:cstheme="minorHAnsi"/>
+          <w:sz w:val="20"/>
+          <w:szCs w:val="20"/>
+          <w:lang w:eastAsia="en-IN"/>
+        </w:rPr>
+      </w:pPr>
+      <w:r>
+        <w:rPr>
+          <w:rFonts w:eastAsia="Times New Roman" w:cstheme="minorHAnsi"/>
+          <w:sz w:val="20"/>
+          <w:szCs w:val="20"/>
+          <w:lang w:eastAsia="en-IN"/>
+        </w:rPr>
+        <w:t xml:space="preserve">setInterval </w:t>
+      </w:r>
+    </w:p>
+    <w:p>
+      <w:pPr>
+        <w:numPr>
+          <w:ilvl w:val="0"/>
+          <w:numId w:val="23"/>
+        </w:numPr>
+        <w:spacing w:before="100" w:beforeAutospacing="1" w:after="100" w:afterAutospacing="1" w:line="240" w:lineRule="auto"/>
+        <w:rPr>
+          <w:rFonts w:eastAsia="Times New Roman" w:cstheme="minorHAnsi"/>
+          <w:sz w:val="20"/>
+          <w:szCs w:val="20"/>
+          <w:lang w:eastAsia="en-IN"/>
+        </w:rPr>
+      </w:pPr>
+      <w:r>
+        <w:rPr>
+          <w:rFonts w:eastAsia="Times New Roman" w:cstheme="minorHAnsi"/>
+          <w:sz w:val="20"/>
+          <w:szCs w:val="20"/>
+          <w:lang w:eastAsia="en-IN"/>
+        </w:rPr>
+        <w:t xml:space="preserve">DOM events </w:t>
+      </w:r>
+    </w:p>
+    <w:p>
+      <w:pPr>
+        <w:numPr>
+          <w:ilvl w:val="0"/>
+          <w:numId w:val="23"/>
+        </w:numPr>
+        <w:spacing w:before="100" w:beforeAutospacing="1" w:after="100" w:afterAutospacing="1" w:line="240" w:lineRule="auto"/>
+        <w:rPr>
+          <w:rFonts w:eastAsia="Times New Roman" w:cstheme="minorHAnsi"/>
+          <w:sz w:val="20"/>
+          <w:szCs w:val="20"/>
+          <w:lang w:eastAsia="en-IN"/>
+        </w:rPr>
+      </w:pPr>
+      <w:r>
+        <w:rPr>
+          <w:rFonts w:eastAsia="Times New Roman" w:cstheme="minorHAnsi"/>
+          <w:sz w:val="20"/>
+          <w:szCs w:val="20"/>
+          <w:lang w:eastAsia="en-IN"/>
+        </w:rPr>
+        <w:t xml:space="preserve">I/O callbacks </w:t>
+      </w:r>
+    </w:p>
+    <w:p>
+      <w:pPr>
+        <w:spacing w:after="0" w:line="240" w:lineRule="auto"/>
+        <w:rPr>
+          <w:rFonts w:eastAsia="Times New Roman" w:cstheme="minorHAnsi"/>
+          <w:sz w:val="20"/>
+          <w:szCs w:val="20"/>
+          <w:lang w:eastAsia="en-IN"/>
+        </w:rPr>
+      </w:pPr>
+      <w:r>
+        <w:rPr>
+          <w:rFonts w:eastAsia="Times New Roman" w:cstheme="minorHAnsi"/>
+          <w:sz w:val="20"/>
+          <w:szCs w:val="20"/>
+          <w:lang w:eastAsia="en-IN"/>
+        </w:rPr>
+        <w:pict>
+          <v:rect id="_x0000_i1124" style="width:0;height:1.5pt" o:hralign="center" o:hrstd="t" o:hr="t" fillcolor="#a0a0a0" stroked="f"/>
+        </w:pict>
+      </w:r>
+    </w:p>
+    <w:p>
+      <w:pPr>
+        <w:spacing w:before="100" w:beforeAutospacing="1" w:after="100" w:afterAutospacing="1" w:line="240" w:lineRule="auto"/>
+        <w:outlineLvl w:val="1"/>
+        <w:rPr>
+          <w:rFonts w:eastAsia="Times New Roman" w:cstheme="minorHAnsi"/>
+          <w:b/>
+          <w:bCs/>
+          <w:sz w:val="20"/>
+          <w:szCs w:val="20"/>
+          <w:lang w:eastAsia="en-IN"/>
+        </w:rPr>
+      </w:pPr>
+      <w:r>
+        <w:rPr>
+          <w:rFonts w:eastAsia="Times New Roman" w:cstheme="minorHAnsi"/>
+          <w:b/>
+          <w:bCs/>
+          <w:sz w:val="20"/>
+          <w:szCs w:val="20"/>
+          <w:lang w:eastAsia="en-IN"/>
+        </w:rPr>
+        <w:t>B. Microtask Queue</w:t>
+      </w:r>
+    </w:p>
+    <w:p>
+      <w:pPr>
+        <w:spacing w:before="100" w:beforeAutospacing="1" w:after="100" w:afterAutospacing="1" w:line="240" w:lineRule="auto"/>
+        <w:rPr>
+          <w:rFonts w:eastAsia="Times New Roman" w:cstheme="minorHAnsi"/>
+          <w:sz w:val="20"/>
+          <w:szCs w:val="20"/>
+          <w:lang w:eastAsia="en-IN"/>
+        </w:rPr>
+      </w:pPr>
+      <w:r>
+        <w:rPr>
+          <w:rFonts w:eastAsia="Times New Roman" w:cstheme="minorHAnsi"/>
+          <w:sz w:val="20"/>
+          <w:szCs w:val="20"/>
+          <w:lang w:eastAsia="en-IN"/>
+        </w:rPr>
+        <w:t>Contains:</w:t>
+      </w:r>
+    </w:p>
+    <w:p>
+      <w:pPr>
+        <w:numPr>
+          <w:ilvl w:val="0"/>
+          <w:numId w:val="24"/>
+        </w:numPr>
+        <w:spacing w:before="100" w:beforeAutospacing="1" w:after="100" w:afterAutospacing="1" w:line="240" w:lineRule="auto"/>
+        <w:rPr>
+          <w:rFonts w:eastAsia="Times New Roman" w:cstheme="minorHAnsi"/>
+          <w:sz w:val="20"/>
+          <w:szCs w:val="20"/>
+          <w:lang w:eastAsia="en-IN"/>
+        </w:rPr>
+      </w:pPr>
+      <w:r>
+        <w:rPr>
+          <w:rFonts w:eastAsia="Times New Roman" w:cstheme="minorHAnsi"/>
+          <w:sz w:val="20"/>
+          <w:szCs w:val="20"/>
+          <w:lang w:eastAsia="en-IN"/>
+        </w:rPr>
+        <w:t xml:space="preserve">Promise.then </w:t>
+      </w:r>
+    </w:p>
+    <w:p>
+      <w:pPr>
+        <w:numPr>
+          <w:ilvl w:val="0"/>
+          <w:numId w:val="24"/>
+        </w:numPr>
+        <w:spacing w:before="100" w:beforeAutospacing="1" w:after="100" w:afterAutospacing="1" w:line="240" w:lineRule="auto"/>
+        <w:rPr>
+          <w:rFonts w:eastAsia="Times New Roman" w:cstheme="minorHAnsi"/>
+          <w:sz w:val="20"/>
+          <w:szCs w:val="20"/>
+          <w:lang w:eastAsia="en-IN"/>
+        </w:rPr>
+      </w:pPr>
+      <w:r>
+        <w:rPr>
+          <w:rFonts w:eastAsia="Times New Roman" w:cstheme="minorHAnsi"/>
+          <w:sz w:val="20"/>
+          <w:szCs w:val="20"/>
+          <w:lang w:eastAsia="en-IN"/>
+        </w:rPr>
+        <w:t xml:space="preserve">catch </w:t>
+      </w:r>
+    </w:p>
+    <w:p>
+      <w:pPr>
+        <w:numPr>
+          <w:ilvl w:val="0"/>
+          <w:numId w:val="24"/>
+        </w:numPr>
+        <w:spacing w:before="100" w:beforeAutospacing="1" w:after="100" w:afterAutospacing="1" w:line="240" w:lineRule="auto"/>
+        <w:rPr>
+          <w:rFonts w:eastAsia="Times New Roman" w:cstheme="minorHAnsi"/>
+          <w:sz w:val="20"/>
+          <w:szCs w:val="20"/>
+          <w:lang w:eastAsia="en-IN"/>
+        </w:rPr>
+      </w:pPr>
+      <w:r>
+        <w:rPr>
+          <w:rFonts w:eastAsia="Times New Roman" w:cstheme="minorHAnsi"/>
+          <w:sz w:val="20"/>
+          <w:szCs w:val="20"/>
+          <w:lang w:eastAsia="en-IN"/>
+        </w:rPr>
+        <w:t xml:space="preserve">finally </w:t>
+      </w:r>
+    </w:p>
+    <w:p>
+      <w:pPr>
+        <w:numPr>
+          <w:ilvl w:val="0"/>
+          <w:numId w:val="24"/>
+        </w:numPr>
+        <w:spacing w:before="100" w:beforeAutospacing="1" w:after="100" w:afterAutospacing="1" w:line="240" w:lineRule="auto"/>
+        <w:rPr>
+          <w:rFonts w:eastAsia="Times New Roman" w:cstheme="minorHAnsi"/>
+          <w:sz w:val="20"/>
+          <w:szCs w:val="20"/>
+          <w:lang w:eastAsia="en-IN"/>
+        </w:rPr>
+      </w:pPr>
+      <w:r>
+        <w:rPr>
+          <w:rFonts w:eastAsia="Times New Roman" w:cstheme="minorHAnsi"/>
+          <w:sz w:val="20"/>
+          <w:szCs w:val="20"/>
+          <w:lang w:eastAsia="en-IN"/>
+        </w:rPr>
+        <w:t xml:space="preserve">queueMicrotask </w:t>
+      </w:r>
+    </w:p>
+    <w:p>
+      <w:pPr>
+        <w:numPr>
+          <w:ilvl w:val="0"/>
+          <w:numId w:val="24"/>
+        </w:numPr>
+        <w:spacing w:before="100" w:beforeAutospacing="1" w:after="100" w:afterAutospacing="1" w:line="240" w:lineRule="auto"/>
+        <w:rPr>
+          <w:rFonts w:eastAsia="Times New Roman" w:cstheme="minorHAnsi"/>
+          <w:sz w:val="20"/>
+          <w:szCs w:val="20"/>
+          <w:lang w:eastAsia="en-IN"/>
+        </w:rPr>
+      </w:pPr>
+      <w:r>
+        <w:rPr>
+          <w:rFonts w:eastAsia="Times New Roman" w:cstheme="minorHAnsi"/>
+          <w:sz w:val="20"/>
+          <w:szCs w:val="20"/>
+          <w:lang w:eastAsia="en-IN"/>
+        </w:rPr>
+        <w:t xml:space="preserve">MutationObserver </w:t>
+      </w:r>
+    </w:p>
+    <w:p>
+      <w:pPr>
+        <w:spacing w:before="100" w:beforeAutospacing="1" w:after="100" w:afterAutospacing="1" w:line="240" w:lineRule="auto"/>
+        <w:rPr>
+          <w:rFonts w:eastAsia="Times New Roman" w:cstheme="minorHAnsi"/>
+          <w:sz w:val="20"/>
+          <w:szCs w:val="20"/>
+          <w:lang w:eastAsia="en-IN"/>
+        </w:rPr>
+      </w:pPr>
+      <w:r>
+        <w:rPr>
+          <w:rFonts w:eastAsia="Times New Roman" w:cstheme="minorHAnsi"/>
+          <w:sz w:val="20"/>
+          <w:szCs w:val="20"/>
+          <w:lang w:eastAsia="en-IN"/>
+        </w:rPr>
+        <w:t>Microtasks have higher priority.</w:t>
+      </w:r>
+    </w:p>
+    <w:p>
+      <w:pPr>
+        <w:spacing w:after="0" w:line="240" w:lineRule="auto"/>
+        <w:rPr>
+          <w:rFonts w:eastAsia="Times New Roman" w:cstheme="minorHAnsi"/>
+          <w:sz w:val="20"/>
+          <w:szCs w:val="20"/>
+          <w:lang w:eastAsia="en-IN"/>
+        </w:rPr>
+      </w:pPr>
+      <w:r>
+        <w:rPr>
+          <w:rFonts w:eastAsia="Times New Roman" w:cstheme="minorHAnsi"/>
+          <w:sz w:val="20"/>
+          <w:szCs w:val="20"/>
+          <w:lang w:eastAsia="en-IN"/>
+        </w:rPr>
+        <w:pict>
+          <v:rect id="_x0000_i1125" style="width:0;height:1.5pt" o:hralign="center" o:hrstd="t" o:hr="t" fillcolor="#a0a0a0" stroked="f"/>
+        </w:pict>
+      </w:r>
+    </w:p>
+    <w:p>
+      <w:pPr>
+        <w:spacing w:before="100" w:beforeAutospacing="1" w:after="100" w:afterAutospacing="1" w:line="240" w:lineRule="auto"/>
+        <w:outlineLvl w:val="0"/>
+        <w:rPr>
+          <w:rFonts w:eastAsia="Times New Roman" w:cstheme="minorHAnsi"/>
+          <w:b/>
+          <w:bCs/>
+          <w:kern w:val="36"/>
+          <w:sz w:val="20"/>
+          <w:szCs w:val="20"/>
+          <w:lang w:eastAsia="en-IN"/>
+        </w:rPr>
+      </w:pPr>
+      <w:r>
+        <w:rPr>
+          <w:rFonts w:eastAsia="Times New Roman" w:cstheme="minorHAnsi"/>
+          <w:b/>
+          <w:bCs/>
+          <w:kern w:val="36"/>
+          <w:sz w:val="20"/>
+          <w:szCs w:val="20"/>
+          <w:lang w:eastAsia="en-IN"/>
+        </w:rPr>
+        <w:t>Event Loop</w:t>
+      </w:r>
+    </w:p>
+    <w:p>
+      <w:pPr>
+        <w:spacing w:before="100" w:beforeAutospacing="1" w:after="100" w:afterAutospacing="1" w:line="240" w:lineRule="auto"/>
+        <w:rPr>
+          <w:rFonts w:eastAsia="Times New Roman" w:cstheme="minorHAnsi"/>
+          <w:sz w:val="20"/>
+          <w:szCs w:val="20"/>
+          <w:lang w:eastAsia="en-IN"/>
+        </w:rPr>
+      </w:pPr>
+      <w:r>
+        <w:rPr>
+          <w:rFonts w:eastAsia="Times New Roman" w:cstheme="minorHAnsi"/>
+          <w:sz w:val="20"/>
+          <w:szCs w:val="20"/>
+          <w:lang w:eastAsia="en-IN"/>
+        </w:rPr>
+        <w:t>The event loop continuously checks:</w:t>
+      </w:r>
+    </w:p>
+    <w:p>
+      <w:pPr>
+        <w:tabs>
+          <w:tab w:val="left" w:pos="916"/>
+          <w:tab w:val="left" w:pos="1832"/>
+          <w:tab w:val="left" w:pos="2748"/>
+          <w:tab w:val="left" w:pos="3664"/>
+          <w:tab w:val="left" w:pos="4580"/>
+          <w:tab w:val="left" w:pos="5496"/>
+          <w:tab w:val="left" w:pos="6412"/>
+          <w:tab w:val="left" w:pos="7328"/>
+          <w:tab w:val="left" w:pos="8244"/>
+          <w:tab w:val="left" w:pos="9160"/>
+          <w:tab w:val="left" w:pos="10076"/>
+          <w:tab w:val="left" w:pos="10992"/>
+          <w:tab w:val="left" w:pos="11908"/>
+          <w:tab w:val="left" w:pos="12824"/>
+          <w:tab w:val="left" w:pos="13740"/>
+          <w:tab w:val="left" w:pos="14656"/>
+        </w:tabs>
+        <w:spacing w:after="0" w:line="240" w:lineRule="auto"/>
+        <w:rPr>
+          <w:rFonts w:eastAsia="Times New Roman" w:cstheme="minorHAnsi"/>
+          <w:sz w:val="20"/>
+          <w:szCs w:val="20"/>
+          <w:lang w:eastAsia="en-IN"/>
+        </w:rPr>
+      </w:pPr>
+      <w:r>
+        <w:rPr>
+          <w:rFonts w:eastAsia="Times New Roman" w:cstheme="minorHAnsi"/>
+          <w:sz w:val="20"/>
+          <w:szCs w:val="20"/>
+          <w:lang w:eastAsia="en-IN"/>
+        </w:rPr>
+        <w:t>1. Is the call stack empty?</w:t>
+      </w:r>
+      <w:r>
+        <w:rPr>
+          <w:rFonts w:eastAsia="Times New Roman" w:cstheme="minorHAnsi"/>
+          <w:sz w:val="20"/>
+          <w:szCs w:val="20"/>
+          <w:lang w:eastAsia="en-IN"/>
+        </w:rPr>
+        <w:br/>
+        <w:t>2. If yes:</w:t>
+      </w:r>
+      <w:r>
+        <w:rPr>
+          <w:rFonts w:eastAsia="Times New Roman" w:cstheme="minorHAnsi"/>
+          <w:sz w:val="20"/>
+          <w:szCs w:val="20"/>
+          <w:lang w:eastAsia="en-IN"/>
+        </w:rPr>
+        <w:br/>
+        <w:t xml:space="preserve">   → execute all microtasks</w:t>
+      </w:r>
+      <w:r>
+        <w:rPr>
+          <w:rFonts w:eastAsia="Times New Roman" w:cstheme="minorHAnsi"/>
+          <w:sz w:val="20"/>
+          <w:szCs w:val="20"/>
+          <w:lang w:eastAsia="en-IN"/>
+        </w:rPr>
+        <w:br/>
+        <w:t xml:space="preserve">   → execute one macrotask</w:t>
+      </w:r>
+      <w:r>
+        <w:rPr>
+          <w:rFonts w:eastAsia="Times New Roman" w:cstheme="minorHAnsi"/>
+          <w:sz w:val="20"/>
+          <w:szCs w:val="20"/>
+          <w:lang w:eastAsia="en-IN"/>
+        </w:rPr>
+        <w:br/>
+        <w:t>3. Repeat</w:t>
+      </w:r>
+    </w:p>
+    <w:p>
+      <w:pPr>
+        <w:pStyle w:val="Heading1"/>
+        <w:rPr>
+          <w:rFonts w:asciiTheme="minorHAnsi" w:hAnsiTheme="minorHAnsi" w:cstheme="minorHAnsi"/>
+          <w:sz w:val="20"/>
+          <w:szCs w:val="20"/>
+        </w:rPr>
+      </w:pPr>
+      <w:r>
+        <w:rPr>
+          <w:rFonts w:asciiTheme="minorHAnsi" w:hAnsiTheme="minorHAnsi" w:cstheme="minorHAnsi"/>
+          <w:sz w:val="20"/>
+          <w:szCs w:val="20"/>
+        </w:rPr>
+        <w:t>Important Rule</w:t>
+      </w:r>
+    </w:p>
+    <w:p>
+      <w:pPr>
+        <w:pStyle w:val="Heading2"/>
+        <w:rPr>
+          <w:rFonts w:asciiTheme="minorHAnsi" w:hAnsiTheme="minorHAnsi" w:cstheme="minorHAnsi"/>
+          <w:sz w:val="20"/>
+          <w:szCs w:val="20"/>
+        </w:rPr>
+      </w:pPr>
+      <w:r>
+        <w:rPr>
+          <w:rFonts w:asciiTheme="minorHAnsi" w:hAnsiTheme="minorHAnsi" w:cstheme="minorHAnsi"/>
+          <w:sz w:val="20"/>
+          <w:szCs w:val="20"/>
+        </w:rPr>
+        <w:lastRenderedPageBreak/>
+        <w:t>Microtasks Always Run Before Macrotasks</w:t>
+      </w:r>
+    </w:p>
+    <w:p>
+      <w:pPr>
+        <w:pStyle w:val="NormalWeb"/>
+        <w:rPr>
+          <w:rFonts w:asciiTheme="minorHAnsi" w:hAnsiTheme="minorHAnsi" w:cstheme="minorHAnsi"/>
+          <w:sz w:val="20"/>
+          <w:szCs w:val="20"/>
+        </w:rPr>
+      </w:pPr>
+      <w:r>
+        <w:rPr>
+          <w:rFonts w:asciiTheme="minorHAnsi" w:hAnsiTheme="minorHAnsi" w:cstheme="minorHAnsi"/>
+          <w:sz w:val="20"/>
+          <w:szCs w:val="20"/>
+        </w:rPr>
+        <w:t>This is one of the most important event loop rules.</w:t>
+      </w:r>
+    </w:p>
+    <w:p>
+      <w:pPr>
+        <w:pStyle w:val="NormalWeb"/>
+        <w:rPr>
+          <w:rFonts w:asciiTheme="minorHAnsi" w:hAnsiTheme="minorHAnsi" w:cstheme="minorHAnsi"/>
+          <w:sz w:val="20"/>
+          <w:szCs w:val="20"/>
+        </w:rPr>
+      </w:pPr>
+      <w:r>
+        <w:rPr>
+          <w:rFonts w:asciiTheme="minorHAnsi" w:hAnsiTheme="minorHAnsi" w:cstheme="minorHAnsi"/>
+          <w:sz w:val="20"/>
+          <w:szCs w:val="20"/>
+        </w:rPr>
+        <w:t>Priority:</w:t>
+      </w:r>
       <w:bookmarkStart w:id="0" w:name="_GoBack"/>
       <w:bookmarkEnd w:id="0"/>
-      <w:r>
-        <w:br/>
-      </w:r>
-      <w:r>
-        <w:br/>
-      </w:r>
-      <w:r>
-        <w:rPr>
-          <w:rStyle w:val="m"/>
-        </w:rPr>
-        <w:t>value</w:t>
-      </w:r>
-      <w:r>
-        <w:rPr>
-          <w:rStyle w:val="g"/>
-        </w:rPr>
-        <w:t>.</w:t>
-      </w:r>
+    </w:p>
+    <w:p>
+      <w:pPr>
+        <w:pStyle w:val="HTMLPreformatted"/>
+        <w:rPr>
+          <w:rFonts w:asciiTheme="minorHAnsi" w:hAnsiTheme="minorHAnsi" w:cstheme="minorHAnsi"/>
+        </w:rPr>
+      </w:pPr>
       <w:r>
         <w:rPr>
           <w:rStyle w:val="HTMLCode"/>
-        </w:rPr>
-        <w:t xml:space="preserve">toUpperCase(); </w:t>
-      </w:r>
-      <w:r>
-        <w:rPr>
-          <w:rStyle w:val="e"/>
-        </w:rPr>
-        <w:t xml:space="preserve">// </w:t>
-      </w:r>
-      <w:r>
-        <w:rPr>
-          <w:rStyle w:val="e"/>
-          <w:rFonts w:ascii="Segoe UI Symbol" w:hAnsi="Segoe UI Symbol" w:cs="Segoe UI Symbol"/>
-        </w:rPr>
-        <w:t>❌</w:t>
-      </w:r>
-      <w:r>
-        <w:rPr>
-          <w:rStyle w:val="e"/>
-        </w:rPr>
-        <w:t xml:space="preserve"> Error</w:t>
-      </w:r>
-    </w:p>
-    <w:p>
-      <w:pPr>
-        <w:pStyle w:val="NormalWeb"/>
-        <w:rPr>
           <w:rFonts w:asciiTheme="minorHAnsi" w:hAnsiTheme="minorHAnsi" w:cstheme="minorHAnsi"/>
-          <w:sz w:val="20"/>
-          <w:szCs w:val="20"/>
-        </w:rPr>
-      </w:pPr>
+        </w:rPr>
+        <w:t>1. Current synchronous code</w:t>
+      </w:r>
       <w:r>
         <w:rPr>
           <w:rFonts w:asciiTheme="minorHAnsi" w:hAnsiTheme="minorHAnsi" w:cstheme="minorHAnsi"/>
-          <w:sz w:val="20"/>
-          <w:szCs w:val="20"/>
-        </w:rPr>
-        <w:t>Need type narrowing:</w:t>
-      </w:r>
-    </w:p>
-    <w:p>
-      <w:pPr>
-        <w:pStyle w:val="code"/>
-      </w:pPr>
-      <w:r>
-        <w:rPr>
-          <w:rStyle w:val="g"/>
-        </w:rPr>
-        <w:t>if</w:t>
+        </w:rPr>
+        <w:br/>
       </w:r>
       <w:r>
         <w:rPr>
           <w:rStyle w:val="HTMLCode"/>
-        </w:rPr>
-        <w:t xml:space="preserve"> (</w:t>
-      </w:r>
-      <w:r>
-        <w:rPr>
-          <w:rStyle w:val="g"/>
-        </w:rPr>
-        <w:t>typeof</w:t>
+          <w:rFonts w:asciiTheme="minorHAnsi" w:hAnsiTheme="minorHAnsi" w:cstheme="minorHAnsi"/>
+        </w:rPr>
+        <w:t>2. All microtasks</w:t>
+      </w:r>
+      <w:r>
+        <w:rPr>
+          <w:rFonts w:asciiTheme="minorHAnsi" w:hAnsiTheme="minorHAnsi" w:cstheme="minorHAnsi"/>
+        </w:rPr>
+        <w:br/>
       </w:r>
       <w:r>
         <w:rPr>
           <w:rStyle w:val="HTMLCode"/>
-        </w:rPr>
-        <w:t xml:space="preserve"> </w:t>
-      </w:r>
-      <w:r>
-        <w:rPr>
-          <w:rStyle w:val="m"/>
-        </w:rPr>
-        <w:t>value</w:t>
+          <w:rFonts w:asciiTheme="minorHAnsi" w:hAnsiTheme="minorHAnsi" w:cstheme="minorHAnsi"/>
+        </w:rPr>
+        <w:t>3. One macrotask</w:t>
+      </w:r>
+      <w:r>
+        <w:rPr>
+          <w:rFonts w:asciiTheme="minorHAnsi" w:hAnsiTheme="minorHAnsi" w:cstheme="minorHAnsi"/>
+        </w:rPr>
+        <w:br/>
       </w:r>
       <w:r>
         <w:rPr>
           <w:rStyle w:val="HTMLCode"/>
-        </w:rPr>
-        <w:t xml:space="preserve"> </w:t>
-      </w:r>
-      <w:r>
-        <w:rPr>
-          <w:rStyle w:val="g"/>
-        </w:rPr>
-        <w:t>===</w:t>
-      </w:r>
-      <w:r>
-        <w:rPr>
-          <w:rStyle w:val="HTMLCode"/>
-        </w:rPr>
-        <w:t xml:space="preserve"> </w:t>
-      </w:r>
-      <w:r>
-        <w:rPr>
-          <w:rStyle w:val="k"/>
-        </w:rPr>
-        <w:t>"string"</w:t>
-      </w:r>
-      <w:r>
-        <w:rPr>
-          <w:rStyle w:val="HTMLCode"/>
-        </w:rPr>
-        <w:t>) {</w:t>
-      </w:r>
-      <w:r>
-        <w:br/>
-      </w:r>
-      <w:r>
-        <w:rPr>
-          <w:rStyle w:val="HTMLCode"/>
-        </w:rPr>
-        <w:t xml:space="preserve">  </w:t>
-      </w:r>
-      <w:r>
-        <w:rPr>
-          <w:rStyle w:val="m"/>
-        </w:rPr>
-        <w:t>console</w:t>
-      </w:r>
-      <w:r>
-        <w:rPr>
-          <w:rStyle w:val="g"/>
-        </w:rPr>
-        <w:t>.</w:t>
-      </w:r>
-      <w:r>
-        <w:rPr>
-          <w:rStyle w:val="HTMLCode"/>
-        </w:rPr>
-        <w:t>log(</w:t>
-      </w:r>
-      <w:r>
-        <w:rPr>
-          <w:rStyle w:val="m"/>
-        </w:rPr>
-        <w:t>value</w:t>
-      </w:r>
-      <w:r>
-        <w:rPr>
-          <w:rStyle w:val="g"/>
-        </w:rPr>
-        <w:t>.</w:t>
-      </w:r>
-      <w:r>
-        <w:rPr>
-          <w:rStyle w:val="HTMLCode"/>
-        </w:rPr>
-        <w:t xml:space="preserve">toUpperCase()); </w:t>
-      </w:r>
-      <w:r>
-        <w:rPr>
-          <w:rStyle w:val="e"/>
-        </w:rPr>
-        <w:t xml:space="preserve">// </w:t>
-      </w:r>
-      <w:r>
-        <w:rPr>
-          <w:rStyle w:val="e"/>
-          <w:rFonts w:ascii="Segoe UI Symbol" w:hAnsi="Segoe UI Symbol" w:cs="Segoe UI Symbol"/>
-        </w:rPr>
-        <w:t>✅</w:t>
-      </w:r>
-      <w:r>
-        <w:br/>
-      </w:r>
-      <w:r>
-        <w:rPr>
-          <w:rStyle w:val="HTMLCode"/>
-        </w:rPr>
-        <w:t>}</w:t>
-      </w:r>
+          <w:rFonts w:asciiTheme="minorHAnsi" w:hAnsiTheme="minorHAnsi" w:cstheme="minorHAnsi"/>
+        </w:rPr>
+        <w:t>4. Repeat</w:t>
+      </w:r>
+    </w:p>
+    <w:p>
+      <w:pPr>
+        <w:tabs>
+          <w:tab w:val="left" w:pos="916"/>
+          <w:tab w:val="left" w:pos="1832"/>
+          <w:tab w:val="left" w:pos="2748"/>
+          <w:tab w:val="left" w:pos="3664"/>
+          <w:tab w:val="left" w:pos="4580"/>
+          <w:tab w:val="left" w:pos="5496"/>
+          <w:tab w:val="left" w:pos="6412"/>
+          <w:tab w:val="left" w:pos="7328"/>
+          <w:tab w:val="left" w:pos="8244"/>
+          <w:tab w:val="left" w:pos="9160"/>
+          <w:tab w:val="left" w:pos="10076"/>
+          <w:tab w:val="left" w:pos="10992"/>
+          <w:tab w:val="left" w:pos="11908"/>
+          <w:tab w:val="left" w:pos="12824"/>
+          <w:tab w:val="left" w:pos="13740"/>
+          <w:tab w:val="left" w:pos="14656"/>
+        </w:tabs>
+        <w:spacing w:after="0" w:line="240" w:lineRule="auto"/>
+        <w:rPr>
+          <w:rFonts w:ascii="Courier New" w:eastAsia="Times New Roman" w:hAnsi="Courier New" w:cs="Courier New"/>
+          <w:sz w:val="20"/>
+          <w:szCs w:val="20"/>
+          <w:lang w:eastAsia="en-IN"/>
+        </w:rPr>
+      </w:pPr>
     </w:p>
     <w:p>
       <w:pPr>
@@ -23849,9 +24960,9 @@
     </w:lvl>
   </w:abstractNum>
   <w:abstractNum w:abstractNumId="3" w15:restartNumberingAfterBreak="0">
-    <w:nsid w:val="1F9719AC"/>
+    <w:nsid w:val="1D6604AC"/>
     <w:multiLevelType w:val="multilevel"/>
-    <w:tmpl w:val="35789FE6"/>
+    <w:tmpl w:val="D4266942"/>
     <w:lvl w:ilvl="0">
       <w:start w:val="1"/>
       <w:numFmt w:val="bullet"/>
@@ -23998,9 +25109,9 @@
     </w:lvl>
   </w:abstractNum>
   <w:abstractNum w:abstractNumId="4" w15:restartNumberingAfterBreak="0">
-    <w:nsid w:val="27145CD2"/>
+    <w:nsid w:val="1F9719AC"/>
     <w:multiLevelType w:val="multilevel"/>
-    <w:tmpl w:val="4058F84A"/>
+    <w:tmpl w:val="35789FE6"/>
     <w:lvl w:ilvl="0">
       <w:start w:val="1"/>
       <w:numFmt w:val="bullet"/>
@@ -24147,9 +25258,9 @@
     </w:lvl>
   </w:abstractNum>
   <w:abstractNum w:abstractNumId="5" w15:restartNumberingAfterBreak="0">
-    <w:nsid w:val="2E1F178B"/>
+    <w:nsid w:val="2088273A"/>
     <w:multiLevelType w:val="multilevel"/>
-    <w:tmpl w:val="E77E4D10"/>
+    <w:tmpl w:val="3F74A8A4"/>
     <w:lvl w:ilvl="0">
       <w:start w:val="1"/>
       <w:numFmt w:val="bullet"/>
@@ -24296,9 +25407,9 @@
     </w:lvl>
   </w:abstractNum>
   <w:abstractNum w:abstractNumId="6" w15:restartNumberingAfterBreak="0">
-    <w:nsid w:val="31246E90"/>
+    <w:nsid w:val="27145CD2"/>
     <w:multiLevelType w:val="multilevel"/>
-    <w:tmpl w:val="97702DA8"/>
+    <w:tmpl w:val="4058F84A"/>
     <w:lvl w:ilvl="0">
       <w:start w:val="1"/>
       <w:numFmt w:val="bullet"/>
@@ -24445,122 +25556,9 @@
     </w:lvl>
   </w:abstractNum>
   <w:abstractNum w:abstractNumId="7" w15:restartNumberingAfterBreak="0">
-    <w:nsid w:val="3284303F"/>
+    <w:nsid w:val="2E1F178B"/>
     <w:multiLevelType w:val="multilevel"/>
-    <w:tmpl w:val="5F6C4698"/>
-    <w:lvl w:ilvl="0">
-      <w:start w:val="1"/>
-      <w:numFmt w:val="decimal"/>
-      <w:lvlText w:val="%1."/>
-      <w:lvlJc w:val="left"/>
-      <w:pPr>
-        <w:tabs>
-          <w:tab w:val="num" w:pos="720"/>
-        </w:tabs>
-        <w:ind w:left="720" w:hanging="360"/>
-      </w:pPr>
-    </w:lvl>
-    <w:lvl w:ilvl="1" w:tentative="1">
-      <w:start w:val="1"/>
-      <w:numFmt w:val="decimal"/>
-      <w:lvlText w:val="%2."/>
-      <w:lvlJc w:val="left"/>
-      <w:pPr>
-        <w:tabs>
-          <w:tab w:val="num" w:pos="1440"/>
-        </w:tabs>
-        <w:ind w:left="1440" w:hanging="360"/>
-      </w:pPr>
-    </w:lvl>
-    <w:lvl w:ilvl="2" w:tentative="1">
-      <w:start w:val="1"/>
-      <w:numFmt w:val="decimal"/>
-      <w:lvlText w:val="%3."/>
-      <w:lvlJc w:val="left"/>
-      <w:pPr>
-        <w:tabs>
-          <w:tab w:val="num" w:pos="2160"/>
-        </w:tabs>
-        <w:ind w:left="2160" w:hanging="360"/>
-      </w:pPr>
-    </w:lvl>
-    <w:lvl w:ilvl="3" w:tentative="1">
-      <w:start w:val="1"/>
-      <w:numFmt w:val="decimal"/>
-      <w:lvlText w:val="%4."/>
-      <w:lvlJc w:val="left"/>
-      <w:pPr>
-        <w:tabs>
-          <w:tab w:val="num" w:pos="2880"/>
-        </w:tabs>
-        <w:ind w:left="2880" w:hanging="360"/>
-      </w:pPr>
-    </w:lvl>
-    <w:lvl w:ilvl="4" w:tentative="1">
-      <w:start w:val="1"/>
-      <w:numFmt w:val="decimal"/>
-      <w:lvlText w:val="%5."/>
-      <w:lvlJc w:val="left"/>
-      <w:pPr>
-        <w:tabs>
-          <w:tab w:val="num" w:pos="3600"/>
-        </w:tabs>
-        <w:ind w:left="3600" w:hanging="360"/>
-      </w:pPr>
-    </w:lvl>
-    <w:lvl w:ilvl="5" w:tentative="1">
-      <w:start w:val="1"/>
-      <w:numFmt w:val="decimal"/>
-      <w:lvlText w:val="%6."/>
-      <w:lvlJc w:val="left"/>
-      <w:pPr>
-        <w:tabs>
-          <w:tab w:val="num" w:pos="4320"/>
-        </w:tabs>
-        <w:ind w:left="4320" w:hanging="360"/>
-      </w:pPr>
-    </w:lvl>
-    <w:lvl w:ilvl="6" w:tentative="1">
-      <w:start w:val="1"/>
-      <w:numFmt w:val="decimal"/>
-      <w:lvlText w:val="%7."/>
-      <w:lvlJc w:val="left"/>
-      <w:pPr>
-        <w:tabs>
-          <w:tab w:val="num" w:pos="5040"/>
-        </w:tabs>
-        <w:ind w:left="5040" w:hanging="360"/>
-      </w:pPr>
-    </w:lvl>
-    <w:lvl w:ilvl="7" w:tentative="1">
-      <w:start w:val="1"/>
-      <w:numFmt w:val="decimal"/>
-      <w:lvlText w:val="%8."/>
-      <w:lvlJc w:val="left"/>
-      <w:pPr>
-        <w:tabs>
-          <w:tab w:val="num" w:pos="5760"/>
-        </w:tabs>
-        <w:ind w:left="5760" w:hanging="360"/>
-      </w:pPr>
-    </w:lvl>
-    <w:lvl w:ilvl="8" w:tentative="1">
-      <w:start w:val="1"/>
-      <w:numFmt w:val="decimal"/>
-      <w:lvlText w:val="%9."/>
-      <w:lvlJc w:val="left"/>
-      <w:pPr>
-        <w:tabs>
-          <w:tab w:val="num" w:pos="6480"/>
-        </w:tabs>
-        <w:ind w:left="6480" w:hanging="360"/>
-      </w:pPr>
-    </w:lvl>
-  </w:abstractNum>
-  <w:abstractNum w:abstractNumId="8" w15:restartNumberingAfterBreak="0">
-    <w:nsid w:val="34C70202"/>
-    <w:multiLevelType w:val="multilevel"/>
-    <w:tmpl w:val="8E40B856"/>
+    <w:tmpl w:val="E77E4D10"/>
     <w:lvl w:ilvl="0">
       <w:start w:val="1"/>
       <w:numFmt w:val="bullet"/>
@@ -24706,10 +25704,10 @@
       </w:rPr>
     </w:lvl>
   </w:abstractNum>
-  <w:abstractNum w:abstractNumId="9" w15:restartNumberingAfterBreak="0">
-    <w:nsid w:val="3EC84543"/>
+  <w:abstractNum w:abstractNumId="8" w15:restartNumberingAfterBreak="0">
+    <w:nsid w:val="31246E90"/>
     <w:multiLevelType w:val="multilevel"/>
-    <w:tmpl w:val="C784A6F2"/>
+    <w:tmpl w:val="97702DA8"/>
     <w:lvl w:ilvl="0">
       <w:start w:val="1"/>
       <w:numFmt w:val="bullet"/>
@@ -24855,10 +25853,123 @@
       </w:rPr>
     </w:lvl>
   </w:abstractNum>
+  <w:abstractNum w:abstractNumId="9" w15:restartNumberingAfterBreak="0">
+    <w:nsid w:val="3284303F"/>
+    <w:multiLevelType w:val="multilevel"/>
+    <w:tmpl w:val="5F6C4698"/>
+    <w:lvl w:ilvl="0">
+      <w:start w:val="1"/>
+      <w:numFmt w:val="decimal"/>
+      <w:lvlText w:val="%1."/>
+      <w:lvlJc w:val="left"/>
+      <w:pPr>
+        <w:tabs>
+          <w:tab w:val="num" w:pos="720"/>
+        </w:tabs>
+        <w:ind w:left="720" w:hanging="360"/>
+      </w:pPr>
+    </w:lvl>
+    <w:lvl w:ilvl="1" w:tentative="1">
+      <w:start w:val="1"/>
+      <w:numFmt w:val="decimal"/>
+      <w:lvlText w:val="%2."/>
+      <w:lvlJc w:val="left"/>
+      <w:pPr>
+        <w:tabs>
+          <w:tab w:val="num" w:pos="1440"/>
+        </w:tabs>
+        <w:ind w:left="1440" w:hanging="360"/>
+      </w:pPr>
+    </w:lvl>
+    <w:lvl w:ilvl="2" w:tentative="1">
+      <w:start w:val="1"/>
+      <w:numFmt w:val="decimal"/>
+      <w:lvlText w:val="%3."/>
+      <w:lvlJc w:val="left"/>
+      <w:pPr>
+        <w:tabs>
+          <w:tab w:val="num" w:pos="2160"/>
+        </w:tabs>
+        <w:ind w:left="2160" w:hanging="360"/>
+      </w:pPr>
+    </w:lvl>
+    <w:lvl w:ilvl="3" w:tentative="1">
+      <w:start w:val="1"/>
+      <w:numFmt w:val="decimal"/>
+      <w:lvlText w:val="%4."/>
+      <w:lvlJc w:val="left"/>
+      <w:pPr>
+        <w:tabs>
+          <w:tab w:val="num" w:pos="2880"/>
+        </w:tabs>
+        <w:ind w:left="2880" w:hanging="360"/>
+      </w:pPr>
+    </w:lvl>
+    <w:lvl w:ilvl="4" w:tentative="1">
+      <w:start w:val="1"/>
+      <w:numFmt w:val="decimal"/>
+      <w:lvlText w:val="%5."/>
+      <w:lvlJc w:val="left"/>
+      <w:pPr>
+        <w:tabs>
+          <w:tab w:val="num" w:pos="3600"/>
+        </w:tabs>
+        <w:ind w:left="3600" w:hanging="360"/>
+      </w:pPr>
+    </w:lvl>
+    <w:lvl w:ilvl="5" w:tentative="1">
+      <w:start w:val="1"/>
+      <w:numFmt w:val="decimal"/>
+      <w:lvlText w:val="%6."/>
+      <w:lvlJc w:val="left"/>
+      <w:pPr>
+        <w:tabs>
+          <w:tab w:val="num" w:pos="4320"/>
+        </w:tabs>
+        <w:ind w:left="4320" w:hanging="360"/>
+      </w:pPr>
+    </w:lvl>
+    <w:lvl w:ilvl="6" w:tentative="1">
+      <w:start w:val="1"/>
+      <w:numFmt w:val="decimal"/>
+      <w:lvlText w:val="%7."/>
+      <w:lvlJc w:val="left"/>
+      <w:pPr>
+        <w:tabs>
+          <w:tab w:val="num" w:pos="5040"/>
+        </w:tabs>
+        <w:ind w:left="5040" w:hanging="360"/>
+      </w:pPr>
+    </w:lvl>
+    <w:lvl w:ilvl="7" w:tentative="1">
+      <w:start w:val="1"/>
+      <w:numFmt w:val="decimal"/>
+      <w:lvlText w:val="%8."/>
+      <w:lvlJc w:val="left"/>
+      <w:pPr>
+        <w:tabs>
+          <w:tab w:val="num" w:pos="5760"/>
+        </w:tabs>
+        <w:ind w:left="5760" w:hanging="360"/>
+      </w:pPr>
+    </w:lvl>
+    <w:lvl w:ilvl="8" w:tentative="1">
+      <w:start w:val="1"/>
+      <w:numFmt w:val="decimal"/>
+      <w:lvlText w:val="%9."/>
+      <w:lvlJc w:val="left"/>
+      <w:pPr>
+        <w:tabs>
+          <w:tab w:val="num" w:pos="6480"/>
+        </w:tabs>
+        <w:ind w:left="6480" w:hanging="360"/>
+      </w:pPr>
+    </w:lvl>
+  </w:abstractNum>
   <w:abstractNum w:abstractNumId="10" w15:restartNumberingAfterBreak="0">
-    <w:nsid w:val="3F0018F8"/>
+    <w:nsid w:val="33160B55"/>
     <w:multiLevelType w:val="multilevel"/>
-    <w:tmpl w:val="4F304074"/>
+    <w:tmpl w:val="BA7A6BCC"/>
     <w:lvl w:ilvl="0">
       <w:start w:val="1"/>
       <w:numFmt w:val="bullet"/>
@@ -25005,9 +26116,9 @@
     </w:lvl>
   </w:abstractNum>
   <w:abstractNum w:abstractNumId="11" w15:restartNumberingAfterBreak="0">
-    <w:nsid w:val="45D52EE1"/>
+    <w:nsid w:val="34C70202"/>
     <w:multiLevelType w:val="multilevel"/>
-    <w:tmpl w:val="68843018"/>
+    <w:tmpl w:val="8E40B856"/>
     <w:lvl w:ilvl="0">
       <w:start w:val="1"/>
       <w:numFmt w:val="bullet"/>
@@ -25154,9 +26265,9 @@
     </w:lvl>
   </w:abstractNum>
   <w:abstractNum w:abstractNumId="12" w15:restartNumberingAfterBreak="0">
-    <w:nsid w:val="4F135FD7"/>
+    <w:nsid w:val="3EC84543"/>
     <w:multiLevelType w:val="multilevel"/>
-    <w:tmpl w:val="EA705A94"/>
+    <w:tmpl w:val="C784A6F2"/>
     <w:lvl w:ilvl="0">
       <w:start w:val="1"/>
       <w:numFmt w:val="bullet"/>
@@ -25303,9 +26414,9 @@
     </w:lvl>
   </w:abstractNum>
   <w:abstractNum w:abstractNumId="13" w15:restartNumberingAfterBreak="0">
-    <w:nsid w:val="50C1323B"/>
+    <w:nsid w:val="3F0018F8"/>
     <w:multiLevelType w:val="multilevel"/>
-    <w:tmpl w:val="60702602"/>
+    <w:tmpl w:val="4F304074"/>
     <w:lvl w:ilvl="0">
       <w:start w:val="1"/>
       <w:numFmt w:val="bullet"/>
@@ -25452,9 +26563,9 @@
     </w:lvl>
   </w:abstractNum>
   <w:abstractNum w:abstractNumId="14" w15:restartNumberingAfterBreak="0">
-    <w:nsid w:val="69610C0C"/>
+    <w:nsid w:val="45D52EE1"/>
     <w:multiLevelType w:val="multilevel"/>
-    <w:tmpl w:val="B3C4E678"/>
+    <w:tmpl w:val="68843018"/>
     <w:lvl w:ilvl="0">
       <w:start w:val="1"/>
       <w:numFmt w:val="bullet"/>
@@ -25601,9 +26712,9 @@
     </w:lvl>
   </w:abstractNum>
   <w:abstractNum w:abstractNumId="15" w15:restartNumberingAfterBreak="0">
-    <w:nsid w:val="70DA3673"/>
+    <w:nsid w:val="4A59063A"/>
     <w:multiLevelType w:val="multilevel"/>
-    <w:tmpl w:val="2320FACC"/>
+    <w:tmpl w:val="10D040BC"/>
     <w:lvl w:ilvl="0">
       <w:start w:val="1"/>
       <w:numFmt w:val="bullet"/>
@@ -25750,9 +26861,9 @@
     </w:lvl>
   </w:abstractNum>
   <w:abstractNum w:abstractNumId="16" w15:restartNumberingAfterBreak="0">
-    <w:nsid w:val="75F5083E"/>
+    <w:nsid w:val="4F135FD7"/>
     <w:multiLevelType w:val="multilevel"/>
-    <w:tmpl w:val="D2BACA6A"/>
+    <w:tmpl w:val="EA705A94"/>
     <w:lvl w:ilvl="0">
       <w:start w:val="1"/>
       <w:numFmt w:val="bullet"/>
@@ -25899,9 +27010,9 @@
     </w:lvl>
   </w:abstractNum>
   <w:abstractNum w:abstractNumId="17" w15:restartNumberingAfterBreak="0">
-    <w:nsid w:val="79463645"/>
+    <w:nsid w:val="50C1323B"/>
     <w:multiLevelType w:val="multilevel"/>
-    <w:tmpl w:val="5DA01712"/>
+    <w:tmpl w:val="60702602"/>
     <w:lvl w:ilvl="0">
       <w:start w:val="1"/>
       <w:numFmt w:val="bullet"/>
@@ -26047,29 +27158,923 @@
       </w:rPr>
     </w:lvl>
   </w:abstractNum>
+  <w:abstractNum w:abstractNumId="18" w15:restartNumberingAfterBreak="0">
+    <w:nsid w:val="69610C0C"/>
+    <w:multiLevelType w:val="multilevel"/>
+    <w:tmpl w:val="B3C4E678"/>
+    <w:lvl w:ilvl="0">
+      <w:start w:val="1"/>
+      <w:numFmt w:val="bullet"/>
+      <w:lvlText w:val=""/>
+      <w:lvlJc w:val="left"/>
+      <w:pPr>
+        <w:tabs>
+          <w:tab w:val="num" w:pos="720"/>
+        </w:tabs>
+        <w:ind w:left="720" w:hanging="360"/>
+      </w:pPr>
+      <w:rPr>
+        <w:rFonts w:ascii="Symbol" w:hAnsi="Symbol" w:hint="default"/>
+        <w:sz w:val="20"/>
+      </w:rPr>
+    </w:lvl>
+    <w:lvl w:ilvl="1" w:tentative="1">
+      <w:start w:val="1"/>
+      <w:numFmt w:val="bullet"/>
+      <w:lvlText w:val="o"/>
+      <w:lvlJc w:val="left"/>
+      <w:pPr>
+        <w:tabs>
+          <w:tab w:val="num" w:pos="1440"/>
+        </w:tabs>
+        <w:ind w:left="1440" w:hanging="360"/>
+      </w:pPr>
+      <w:rPr>
+        <w:rFonts w:ascii="Courier New" w:hAnsi="Courier New" w:hint="default"/>
+        <w:sz w:val="20"/>
+      </w:rPr>
+    </w:lvl>
+    <w:lvl w:ilvl="2" w:tentative="1">
+      <w:start w:val="1"/>
+      <w:numFmt w:val="bullet"/>
+      <w:lvlText w:val=""/>
+      <w:lvlJc w:val="left"/>
+      <w:pPr>
+        <w:tabs>
+          <w:tab w:val="num" w:pos="2160"/>
+        </w:tabs>
+        <w:ind w:left="2160" w:hanging="360"/>
+      </w:pPr>
+      <w:rPr>
+        <w:rFonts w:ascii="Wingdings" w:hAnsi="Wingdings" w:hint="default"/>
+        <w:sz w:val="20"/>
+      </w:rPr>
+    </w:lvl>
+    <w:lvl w:ilvl="3" w:tentative="1">
+      <w:start w:val="1"/>
+      <w:numFmt w:val="bullet"/>
+      <w:lvlText w:val=""/>
+      <w:lvlJc w:val="left"/>
+      <w:pPr>
+        <w:tabs>
+          <w:tab w:val="num" w:pos="2880"/>
+        </w:tabs>
+        <w:ind w:left="2880" w:hanging="360"/>
+      </w:pPr>
+      <w:rPr>
+        <w:rFonts w:ascii="Wingdings" w:hAnsi="Wingdings" w:hint="default"/>
+        <w:sz w:val="20"/>
+      </w:rPr>
+    </w:lvl>
+    <w:lvl w:ilvl="4" w:tentative="1">
+      <w:start w:val="1"/>
+      <w:numFmt w:val="bullet"/>
+      <w:lvlText w:val=""/>
+      <w:lvlJc w:val="left"/>
+      <w:pPr>
+        <w:tabs>
+          <w:tab w:val="num" w:pos="3600"/>
+        </w:tabs>
+        <w:ind w:left="3600" w:hanging="360"/>
+      </w:pPr>
+      <w:rPr>
+        <w:rFonts w:ascii="Wingdings" w:hAnsi="Wingdings" w:hint="default"/>
+        <w:sz w:val="20"/>
+      </w:rPr>
+    </w:lvl>
+    <w:lvl w:ilvl="5" w:tentative="1">
+      <w:start w:val="1"/>
+      <w:numFmt w:val="bullet"/>
+      <w:lvlText w:val=""/>
+      <w:lvlJc w:val="left"/>
+      <w:pPr>
+        <w:tabs>
+          <w:tab w:val="num" w:pos="4320"/>
+        </w:tabs>
+        <w:ind w:left="4320" w:hanging="360"/>
+      </w:pPr>
+      <w:rPr>
+        <w:rFonts w:ascii="Wingdings" w:hAnsi="Wingdings" w:hint="default"/>
+        <w:sz w:val="20"/>
+      </w:rPr>
+    </w:lvl>
+    <w:lvl w:ilvl="6" w:tentative="1">
+      <w:start w:val="1"/>
+      <w:numFmt w:val="bullet"/>
+      <w:lvlText w:val=""/>
+      <w:lvlJc w:val="left"/>
+      <w:pPr>
+        <w:tabs>
+          <w:tab w:val="num" w:pos="5040"/>
+        </w:tabs>
+        <w:ind w:left="5040" w:hanging="360"/>
+      </w:pPr>
+      <w:rPr>
+        <w:rFonts w:ascii="Wingdings" w:hAnsi="Wingdings" w:hint="default"/>
+        <w:sz w:val="20"/>
+      </w:rPr>
+    </w:lvl>
+    <w:lvl w:ilvl="7" w:tentative="1">
+      <w:start w:val="1"/>
+      <w:numFmt w:val="bullet"/>
+      <w:lvlText w:val=""/>
+      <w:lvlJc w:val="left"/>
+      <w:pPr>
+        <w:tabs>
+          <w:tab w:val="num" w:pos="5760"/>
+        </w:tabs>
+        <w:ind w:left="5760" w:hanging="360"/>
+      </w:pPr>
+      <w:rPr>
+        <w:rFonts w:ascii="Wingdings" w:hAnsi="Wingdings" w:hint="default"/>
+        <w:sz w:val="20"/>
+      </w:rPr>
+    </w:lvl>
+    <w:lvl w:ilvl="8" w:tentative="1">
+      <w:start w:val="1"/>
+      <w:numFmt w:val="bullet"/>
+      <w:lvlText w:val=""/>
+      <w:lvlJc w:val="left"/>
+      <w:pPr>
+        <w:tabs>
+          <w:tab w:val="num" w:pos="6480"/>
+        </w:tabs>
+        <w:ind w:left="6480" w:hanging="360"/>
+      </w:pPr>
+      <w:rPr>
+        <w:rFonts w:ascii="Wingdings" w:hAnsi="Wingdings" w:hint="default"/>
+        <w:sz w:val="20"/>
+      </w:rPr>
+    </w:lvl>
+  </w:abstractNum>
+  <w:abstractNum w:abstractNumId="19" w15:restartNumberingAfterBreak="0">
+    <w:nsid w:val="69A7006F"/>
+    <w:multiLevelType w:val="multilevel"/>
+    <w:tmpl w:val="B42CAE00"/>
+    <w:lvl w:ilvl="0">
+      <w:start w:val="1"/>
+      <w:numFmt w:val="bullet"/>
+      <w:lvlText w:val=""/>
+      <w:lvlJc w:val="left"/>
+      <w:pPr>
+        <w:tabs>
+          <w:tab w:val="num" w:pos="720"/>
+        </w:tabs>
+        <w:ind w:left="720" w:hanging="360"/>
+      </w:pPr>
+      <w:rPr>
+        <w:rFonts w:ascii="Symbol" w:hAnsi="Symbol" w:hint="default"/>
+        <w:sz w:val="20"/>
+      </w:rPr>
+    </w:lvl>
+    <w:lvl w:ilvl="1" w:tentative="1">
+      <w:start w:val="1"/>
+      <w:numFmt w:val="bullet"/>
+      <w:lvlText w:val="o"/>
+      <w:lvlJc w:val="left"/>
+      <w:pPr>
+        <w:tabs>
+          <w:tab w:val="num" w:pos="1440"/>
+        </w:tabs>
+        <w:ind w:left="1440" w:hanging="360"/>
+      </w:pPr>
+      <w:rPr>
+        <w:rFonts w:ascii="Courier New" w:hAnsi="Courier New" w:hint="default"/>
+        <w:sz w:val="20"/>
+      </w:rPr>
+    </w:lvl>
+    <w:lvl w:ilvl="2" w:tentative="1">
+      <w:start w:val="1"/>
+      <w:numFmt w:val="bullet"/>
+      <w:lvlText w:val=""/>
+      <w:lvlJc w:val="left"/>
+      <w:pPr>
+        <w:tabs>
+          <w:tab w:val="num" w:pos="2160"/>
+        </w:tabs>
+        <w:ind w:left="2160" w:hanging="360"/>
+      </w:pPr>
+      <w:rPr>
+        <w:rFonts w:ascii="Wingdings" w:hAnsi="Wingdings" w:hint="default"/>
+        <w:sz w:val="20"/>
+      </w:rPr>
+    </w:lvl>
+    <w:lvl w:ilvl="3" w:tentative="1">
+      <w:start w:val="1"/>
+      <w:numFmt w:val="bullet"/>
+      <w:lvlText w:val=""/>
+      <w:lvlJc w:val="left"/>
+      <w:pPr>
+        <w:tabs>
+          <w:tab w:val="num" w:pos="2880"/>
+        </w:tabs>
+        <w:ind w:left="2880" w:hanging="360"/>
+      </w:pPr>
+      <w:rPr>
+        <w:rFonts w:ascii="Wingdings" w:hAnsi="Wingdings" w:hint="default"/>
+        <w:sz w:val="20"/>
+      </w:rPr>
+    </w:lvl>
+    <w:lvl w:ilvl="4" w:tentative="1">
+      <w:start w:val="1"/>
+      <w:numFmt w:val="bullet"/>
+      <w:lvlText w:val=""/>
+      <w:lvlJc w:val="left"/>
+      <w:pPr>
+        <w:tabs>
+          <w:tab w:val="num" w:pos="3600"/>
+        </w:tabs>
+        <w:ind w:left="3600" w:hanging="360"/>
+      </w:pPr>
+      <w:rPr>
+        <w:rFonts w:ascii="Wingdings" w:hAnsi="Wingdings" w:hint="default"/>
+        <w:sz w:val="20"/>
+      </w:rPr>
+    </w:lvl>
+    <w:lvl w:ilvl="5" w:tentative="1">
+      <w:start w:val="1"/>
+      <w:numFmt w:val="bullet"/>
+      <w:lvlText w:val=""/>
+      <w:lvlJc w:val="left"/>
+      <w:pPr>
+        <w:tabs>
+          <w:tab w:val="num" w:pos="4320"/>
+        </w:tabs>
+        <w:ind w:left="4320" w:hanging="360"/>
+      </w:pPr>
+      <w:rPr>
+        <w:rFonts w:ascii="Wingdings" w:hAnsi="Wingdings" w:hint="default"/>
+        <w:sz w:val="20"/>
+      </w:rPr>
+    </w:lvl>
+    <w:lvl w:ilvl="6" w:tentative="1">
+      <w:start w:val="1"/>
+      <w:numFmt w:val="bullet"/>
+      <w:lvlText w:val=""/>
+      <w:lvlJc w:val="left"/>
+      <w:pPr>
+        <w:tabs>
+          <w:tab w:val="num" w:pos="5040"/>
+        </w:tabs>
+        <w:ind w:left="5040" w:hanging="360"/>
+      </w:pPr>
+      <w:rPr>
+        <w:rFonts w:ascii="Wingdings" w:hAnsi="Wingdings" w:hint="default"/>
+        <w:sz w:val="20"/>
+      </w:rPr>
+    </w:lvl>
+    <w:lvl w:ilvl="7" w:tentative="1">
+      <w:start w:val="1"/>
+      <w:numFmt w:val="bullet"/>
+      <w:lvlText w:val=""/>
+      <w:lvlJc w:val="left"/>
+      <w:pPr>
+        <w:tabs>
+          <w:tab w:val="num" w:pos="5760"/>
+        </w:tabs>
+        <w:ind w:left="5760" w:hanging="360"/>
+      </w:pPr>
+      <w:rPr>
+        <w:rFonts w:ascii="Wingdings" w:hAnsi="Wingdings" w:hint="default"/>
+        <w:sz w:val="20"/>
+      </w:rPr>
+    </w:lvl>
+    <w:lvl w:ilvl="8" w:tentative="1">
+      <w:start w:val="1"/>
+      <w:numFmt w:val="bullet"/>
+      <w:lvlText w:val=""/>
+      <w:lvlJc w:val="left"/>
+      <w:pPr>
+        <w:tabs>
+          <w:tab w:val="num" w:pos="6480"/>
+        </w:tabs>
+        <w:ind w:left="6480" w:hanging="360"/>
+      </w:pPr>
+      <w:rPr>
+        <w:rFonts w:ascii="Wingdings" w:hAnsi="Wingdings" w:hint="default"/>
+        <w:sz w:val="20"/>
+      </w:rPr>
+    </w:lvl>
+  </w:abstractNum>
+  <w:abstractNum w:abstractNumId="20" w15:restartNumberingAfterBreak="0">
+    <w:nsid w:val="70DA3673"/>
+    <w:multiLevelType w:val="multilevel"/>
+    <w:tmpl w:val="2320FACC"/>
+    <w:lvl w:ilvl="0">
+      <w:start w:val="1"/>
+      <w:numFmt w:val="bullet"/>
+      <w:lvlText w:val=""/>
+      <w:lvlJc w:val="left"/>
+      <w:pPr>
+        <w:tabs>
+          <w:tab w:val="num" w:pos="720"/>
+        </w:tabs>
+        <w:ind w:left="720" w:hanging="360"/>
+      </w:pPr>
+      <w:rPr>
+        <w:rFonts w:ascii="Symbol" w:hAnsi="Symbol" w:hint="default"/>
+        <w:sz w:val="20"/>
+      </w:rPr>
+    </w:lvl>
+    <w:lvl w:ilvl="1" w:tentative="1">
+      <w:start w:val="1"/>
+      <w:numFmt w:val="bullet"/>
+      <w:lvlText w:val="o"/>
+      <w:lvlJc w:val="left"/>
+      <w:pPr>
+        <w:tabs>
+          <w:tab w:val="num" w:pos="1440"/>
+        </w:tabs>
+        <w:ind w:left="1440" w:hanging="360"/>
+      </w:pPr>
+      <w:rPr>
+        <w:rFonts w:ascii="Courier New" w:hAnsi="Courier New" w:hint="default"/>
+        <w:sz w:val="20"/>
+      </w:rPr>
+    </w:lvl>
+    <w:lvl w:ilvl="2" w:tentative="1">
+      <w:start w:val="1"/>
+      <w:numFmt w:val="bullet"/>
+      <w:lvlText w:val=""/>
+      <w:lvlJc w:val="left"/>
+      <w:pPr>
+        <w:tabs>
+          <w:tab w:val="num" w:pos="2160"/>
+        </w:tabs>
+        <w:ind w:left="2160" w:hanging="360"/>
+      </w:pPr>
+      <w:rPr>
+        <w:rFonts w:ascii="Wingdings" w:hAnsi="Wingdings" w:hint="default"/>
+        <w:sz w:val="20"/>
+      </w:rPr>
+    </w:lvl>
+    <w:lvl w:ilvl="3" w:tentative="1">
+      <w:start w:val="1"/>
+      <w:numFmt w:val="bullet"/>
+      <w:lvlText w:val=""/>
+      <w:lvlJc w:val="left"/>
+      <w:pPr>
+        <w:tabs>
+          <w:tab w:val="num" w:pos="2880"/>
+        </w:tabs>
+        <w:ind w:left="2880" w:hanging="360"/>
+      </w:pPr>
+      <w:rPr>
+        <w:rFonts w:ascii="Wingdings" w:hAnsi="Wingdings" w:hint="default"/>
+        <w:sz w:val="20"/>
+      </w:rPr>
+    </w:lvl>
+    <w:lvl w:ilvl="4" w:tentative="1">
+      <w:start w:val="1"/>
+      <w:numFmt w:val="bullet"/>
+      <w:lvlText w:val=""/>
+      <w:lvlJc w:val="left"/>
+      <w:pPr>
+        <w:tabs>
+          <w:tab w:val="num" w:pos="3600"/>
+        </w:tabs>
+        <w:ind w:left="3600" w:hanging="360"/>
+      </w:pPr>
+      <w:rPr>
+        <w:rFonts w:ascii="Wingdings" w:hAnsi="Wingdings" w:hint="default"/>
+        <w:sz w:val="20"/>
+      </w:rPr>
+    </w:lvl>
+    <w:lvl w:ilvl="5" w:tentative="1">
+      <w:start w:val="1"/>
+      <w:numFmt w:val="bullet"/>
+      <w:lvlText w:val=""/>
+      <w:lvlJc w:val="left"/>
+      <w:pPr>
+        <w:tabs>
+          <w:tab w:val="num" w:pos="4320"/>
+        </w:tabs>
+        <w:ind w:left="4320" w:hanging="360"/>
+      </w:pPr>
+      <w:rPr>
+        <w:rFonts w:ascii="Wingdings" w:hAnsi="Wingdings" w:hint="default"/>
+        <w:sz w:val="20"/>
+      </w:rPr>
+    </w:lvl>
+    <w:lvl w:ilvl="6" w:tentative="1">
+      <w:start w:val="1"/>
+      <w:numFmt w:val="bullet"/>
+      <w:lvlText w:val=""/>
+      <w:lvlJc w:val="left"/>
+      <w:pPr>
+        <w:tabs>
+          <w:tab w:val="num" w:pos="5040"/>
+        </w:tabs>
+        <w:ind w:left="5040" w:hanging="360"/>
+      </w:pPr>
+      <w:rPr>
+        <w:rFonts w:ascii="Wingdings" w:hAnsi="Wingdings" w:hint="default"/>
+        <w:sz w:val="20"/>
+      </w:rPr>
+    </w:lvl>
+    <w:lvl w:ilvl="7" w:tentative="1">
+      <w:start w:val="1"/>
+      <w:numFmt w:val="bullet"/>
+      <w:lvlText w:val=""/>
+      <w:lvlJc w:val="left"/>
+      <w:pPr>
+        <w:tabs>
+          <w:tab w:val="num" w:pos="5760"/>
+        </w:tabs>
+        <w:ind w:left="5760" w:hanging="360"/>
+      </w:pPr>
+      <w:rPr>
+        <w:rFonts w:ascii="Wingdings" w:hAnsi="Wingdings" w:hint="default"/>
+        <w:sz w:val="20"/>
+      </w:rPr>
+    </w:lvl>
+    <w:lvl w:ilvl="8" w:tentative="1">
+      <w:start w:val="1"/>
+      <w:numFmt w:val="bullet"/>
+      <w:lvlText w:val=""/>
+      <w:lvlJc w:val="left"/>
+      <w:pPr>
+        <w:tabs>
+          <w:tab w:val="num" w:pos="6480"/>
+        </w:tabs>
+        <w:ind w:left="6480" w:hanging="360"/>
+      </w:pPr>
+      <w:rPr>
+        <w:rFonts w:ascii="Wingdings" w:hAnsi="Wingdings" w:hint="default"/>
+        <w:sz w:val="20"/>
+      </w:rPr>
+    </w:lvl>
+  </w:abstractNum>
+  <w:abstractNum w:abstractNumId="21" w15:restartNumberingAfterBreak="0">
+    <w:nsid w:val="75F5083E"/>
+    <w:multiLevelType w:val="multilevel"/>
+    <w:tmpl w:val="D2BACA6A"/>
+    <w:lvl w:ilvl="0">
+      <w:start w:val="1"/>
+      <w:numFmt w:val="bullet"/>
+      <w:lvlText w:val=""/>
+      <w:lvlJc w:val="left"/>
+      <w:pPr>
+        <w:tabs>
+          <w:tab w:val="num" w:pos="720"/>
+        </w:tabs>
+        <w:ind w:left="720" w:hanging="360"/>
+      </w:pPr>
+      <w:rPr>
+        <w:rFonts w:ascii="Symbol" w:hAnsi="Symbol" w:hint="default"/>
+        <w:sz w:val="20"/>
+      </w:rPr>
+    </w:lvl>
+    <w:lvl w:ilvl="1" w:tentative="1">
+      <w:start w:val="1"/>
+      <w:numFmt w:val="bullet"/>
+      <w:lvlText w:val="o"/>
+      <w:lvlJc w:val="left"/>
+      <w:pPr>
+        <w:tabs>
+          <w:tab w:val="num" w:pos="1440"/>
+        </w:tabs>
+        <w:ind w:left="1440" w:hanging="360"/>
+      </w:pPr>
+      <w:rPr>
+        <w:rFonts w:ascii="Courier New" w:hAnsi="Courier New" w:hint="default"/>
+        <w:sz w:val="20"/>
+      </w:rPr>
+    </w:lvl>
+    <w:lvl w:ilvl="2" w:tentative="1">
+      <w:start w:val="1"/>
+      <w:numFmt w:val="bullet"/>
+      <w:lvlText w:val=""/>
+      <w:lvlJc w:val="left"/>
+      <w:pPr>
+        <w:tabs>
+          <w:tab w:val="num" w:pos="2160"/>
+        </w:tabs>
+        <w:ind w:left="2160" w:hanging="360"/>
+      </w:pPr>
+      <w:rPr>
+        <w:rFonts w:ascii="Wingdings" w:hAnsi="Wingdings" w:hint="default"/>
+        <w:sz w:val="20"/>
+      </w:rPr>
+    </w:lvl>
+    <w:lvl w:ilvl="3" w:tentative="1">
+      <w:start w:val="1"/>
+      <w:numFmt w:val="bullet"/>
+      <w:lvlText w:val=""/>
+      <w:lvlJc w:val="left"/>
+      <w:pPr>
+        <w:tabs>
+          <w:tab w:val="num" w:pos="2880"/>
+        </w:tabs>
+        <w:ind w:left="2880" w:hanging="360"/>
+      </w:pPr>
+      <w:rPr>
+        <w:rFonts w:ascii="Wingdings" w:hAnsi="Wingdings" w:hint="default"/>
+        <w:sz w:val="20"/>
+      </w:rPr>
+    </w:lvl>
+    <w:lvl w:ilvl="4" w:tentative="1">
+      <w:start w:val="1"/>
+      <w:numFmt w:val="bullet"/>
+      <w:lvlText w:val=""/>
+      <w:lvlJc w:val="left"/>
+      <w:pPr>
+        <w:tabs>
+          <w:tab w:val="num" w:pos="3600"/>
+        </w:tabs>
+        <w:ind w:left="3600" w:hanging="360"/>
+      </w:pPr>
+      <w:rPr>
+        <w:rFonts w:ascii="Wingdings" w:hAnsi="Wingdings" w:hint="default"/>
+        <w:sz w:val="20"/>
+      </w:rPr>
+    </w:lvl>
+    <w:lvl w:ilvl="5" w:tentative="1">
+      <w:start w:val="1"/>
+      <w:numFmt w:val="bullet"/>
+      <w:lvlText w:val=""/>
+      <w:lvlJc w:val="left"/>
+      <w:pPr>
+        <w:tabs>
+          <w:tab w:val="num" w:pos="4320"/>
+        </w:tabs>
+        <w:ind w:left="4320" w:hanging="360"/>
+      </w:pPr>
+      <w:rPr>
+        <w:rFonts w:ascii="Wingdings" w:hAnsi="Wingdings" w:hint="default"/>
+        <w:sz w:val="20"/>
+      </w:rPr>
+    </w:lvl>
+    <w:lvl w:ilvl="6" w:tentative="1">
+      <w:start w:val="1"/>
+      <w:numFmt w:val="bullet"/>
+      <w:lvlText w:val=""/>
+      <w:lvlJc w:val="left"/>
+      <w:pPr>
+        <w:tabs>
+          <w:tab w:val="num" w:pos="5040"/>
+        </w:tabs>
+        <w:ind w:left="5040" w:hanging="360"/>
+      </w:pPr>
+      <w:rPr>
+        <w:rFonts w:ascii="Wingdings" w:hAnsi="Wingdings" w:hint="default"/>
+        <w:sz w:val="20"/>
+      </w:rPr>
+    </w:lvl>
+    <w:lvl w:ilvl="7" w:tentative="1">
+      <w:start w:val="1"/>
+      <w:numFmt w:val="bullet"/>
+      <w:lvlText w:val=""/>
+      <w:lvlJc w:val="left"/>
+      <w:pPr>
+        <w:tabs>
+          <w:tab w:val="num" w:pos="5760"/>
+        </w:tabs>
+        <w:ind w:left="5760" w:hanging="360"/>
+      </w:pPr>
+      <w:rPr>
+        <w:rFonts w:ascii="Wingdings" w:hAnsi="Wingdings" w:hint="default"/>
+        <w:sz w:val="20"/>
+      </w:rPr>
+    </w:lvl>
+    <w:lvl w:ilvl="8" w:tentative="1">
+      <w:start w:val="1"/>
+      <w:numFmt w:val="bullet"/>
+      <w:lvlText w:val=""/>
+      <w:lvlJc w:val="left"/>
+      <w:pPr>
+        <w:tabs>
+          <w:tab w:val="num" w:pos="6480"/>
+        </w:tabs>
+        <w:ind w:left="6480" w:hanging="360"/>
+      </w:pPr>
+      <w:rPr>
+        <w:rFonts w:ascii="Wingdings" w:hAnsi="Wingdings" w:hint="default"/>
+        <w:sz w:val="20"/>
+      </w:rPr>
+    </w:lvl>
+  </w:abstractNum>
+  <w:abstractNum w:abstractNumId="22" w15:restartNumberingAfterBreak="0">
+    <w:nsid w:val="79463645"/>
+    <w:multiLevelType w:val="multilevel"/>
+    <w:tmpl w:val="5DA01712"/>
+    <w:lvl w:ilvl="0">
+      <w:start w:val="1"/>
+      <w:numFmt w:val="bullet"/>
+      <w:lvlText w:val=""/>
+      <w:lvlJc w:val="left"/>
+      <w:pPr>
+        <w:tabs>
+          <w:tab w:val="num" w:pos="720"/>
+        </w:tabs>
+        <w:ind w:left="720" w:hanging="360"/>
+      </w:pPr>
+      <w:rPr>
+        <w:rFonts w:ascii="Symbol" w:hAnsi="Symbol" w:hint="default"/>
+        <w:sz w:val="20"/>
+      </w:rPr>
+    </w:lvl>
+    <w:lvl w:ilvl="1" w:tentative="1">
+      <w:start w:val="1"/>
+      <w:numFmt w:val="bullet"/>
+      <w:lvlText w:val="o"/>
+      <w:lvlJc w:val="left"/>
+      <w:pPr>
+        <w:tabs>
+          <w:tab w:val="num" w:pos="1440"/>
+        </w:tabs>
+        <w:ind w:left="1440" w:hanging="360"/>
+      </w:pPr>
+      <w:rPr>
+        <w:rFonts w:ascii="Courier New" w:hAnsi="Courier New" w:hint="default"/>
+        <w:sz w:val="20"/>
+      </w:rPr>
+    </w:lvl>
+    <w:lvl w:ilvl="2" w:tentative="1">
+      <w:start w:val="1"/>
+      <w:numFmt w:val="bullet"/>
+      <w:lvlText w:val=""/>
+      <w:lvlJc w:val="left"/>
+      <w:pPr>
+        <w:tabs>
+          <w:tab w:val="num" w:pos="2160"/>
+        </w:tabs>
+        <w:ind w:left="2160" w:hanging="360"/>
+      </w:pPr>
+      <w:rPr>
+        <w:rFonts w:ascii="Wingdings" w:hAnsi="Wingdings" w:hint="default"/>
+        <w:sz w:val="20"/>
+      </w:rPr>
+    </w:lvl>
+    <w:lvl w:ilvl="3" w:tentative="1">
+      <w:start w:val="1"/>
+      <w:numFmt w:val="bullet"/>
+      <w:lvlText w:val=""/>
+      <w:lvlJc w:val="left"/>
+      <w:pPr>
+        <w:tabs>
+          <w:tab w:val="num" w:pos="2880"/>
+        </w:tabs>
+        <w:ind w:left="2880" w:hanging="360"/>
+      </w:pPr>
+      <w:rPr>
+        <w:rFonts w:ascii="Wingdings" w:hAnsi="Wingdings" w:hint="default"/>
+        <w:sz w:val="20"/>
+      </w:rPr>
+    </w:lvl>
+    <w:lvl w:ilvl="4" w:tentative="1">
+      <w:start w:val="1"/>
+      <w:numFmt w:val="bullet"/>
+      <w:lvlText w:val=""/>
+      <w:lvlJc w:val="left"/>
+      <w:pPr>
+        <w:tabs>
+          <w:tab w:val="num" w:pos="3600"/>
+        </w:tabs>
+        <w:ind w:left="3600" w:hanging="360"/>
+      </w:pPr>
+      <w:rPr>
+        <w:rFonts w:ascii="Wingdings" w:hAnsi="Wingdings" w:hint="default"/>
+        <w:sz w:val="20"/>
+      </w:rPr>
+    </w:lvl>
+    <w:lvl w:ilvl="5" w:tentative="1">
+      <w:start w:val="1"/>
+      <w:numFmt w:val="bullet"/>
+      <w:lvlText w:val=""/>
+      <w:lvlJc w:val="left"/>
+      <w:pPr>
+        <w:tabs>
+          <w:tab w:val="num" w:pos="4320"/>
+        </w:tabs>
+        <w:ind w:left="4320" w:hanging="360"/>
+      </w:pPr>
+      <w:rPr>
+        <w:rFonts w:ascii="Wingdings" w:hAnsi="Wingdings" w:hint="default"/>
+        <w:sz w:val="20"/>
+      </w:rPr>
+    </w:lvl>
+    <w:lvl w:ilvl="6" w:tentative="1">
+      <w:start w:val="1"/>
+      <w:numFmt w:val="bullet"/>
+      <w:lvlText w:val=""/>
+      <w:lvlJc w:val="left"/>
+      <w:pPr>
+        <w:tabs>
+          <w:tab w:val="num" w:pos="5040"/>
+        </w:tabs>
+        <w:ind w:left="5040" w:hanging="360"/>
+      </w:pPr>
+      <w:rPr>
+        <w:rFonts w:ascii="Wingdings" w:hAnsi="Wingdings" w:hint="default"/>
+        <w:sz w:val="20"/>
+      </w:rPr>
+    </w:lvl>
+    <w:lvl w:ilvl="7" w:tentative="1">
+      <w:start w:val="1"/>
+      <w:numFmt w:val="bullet"/>
+      <w:lvlText w:val=""/>
+      <w:lvlJc w:val="left"/>
+      <w:pPr>
+        <w:tabs>
+          <w:tab w:val="num" w:pos="5760"/>
+        </w:tabs>
+        <w:ind w:left="5760" w:hanging="360"/>
+      </w:pPr>
+      <w:rPr>
+        <w:rFonts w:ascii="Wingdings" w:hAnsi="Wingdings" w:hint="default"/>
+        <w:sz w:val="20"/>
+      </w:rPr>
+    </w:lvl>
+    <w:lvl w:ilvl="8" w:tentative="1">
+      <w:start w:val="1"/>
+      <w:numFmt w:val="bullet"/>
+      <w:lvlText w:val=""/>
+      <w:lvlJc w:val="left"/>
+      <w:pPr>
+        <w:tabs>
+          <w:tab w:val="num" w:pos="6480"/>
+        </w:tabs>
+        <w:ind w:left="6480" w:hanging="360"/>
+      </w:pPr>
+      <w:rPr>
+        <w:rFonts w:ascii="Wingdings" w:hAnsi="Wingdings" w:hint="default"/>
+        <w:sz w:val="20"/>
+      </w:rPr>
+    </w:lvl>
+  </w:abstractNum>
+  <w:abstractNum w:abstractNumId="23" w15:restartNumberingAfterBreak="0">
+    <w:nsid w:val="7F8E3DED"/>
+    <w:multiLevelType w:val="multilevel"/>
+    <w:tmpl w:val="C380C158"/>
+    <w:lvl w:ilvl="0">
+      <w:start w:val="1"/>
+      <w:numFmt w:val="bullet"/>
+      <w:lvlText w:val=""/>
+      <w:lvlJc w:val="left"/>
+      <w:pPr>
+        <w:tabs>
+          <w:tab w:val="num" w:pos="720"/>
+        </w:tabs>
+        <w:ind w:left="720" w:hanging="360"/>
+      </w:pPr>
+      <w:rPr>
+        <w:rFonts w:ascii="Symbol" w:hAnsi="Symbol" w:hint="default"/>
+        <w:sz w:val="20"/>
+      </w:rPr>
+    </w:lvl>
+    <w:lvl w:ilvl="1" w:tentative="1">
+      <w:start w:val="1"/>
+      <w:numFmt w:val="bullet"/>
+      <w:lvlText w:val="o"/>
+      <w:lvlJc w:val="left"/>
+      <w:pPr>
+        <w:tabs>
+          <w:tab w:val="num" w:pos="1440"/>
+        </w:tabs>
+        <w:ind w:left="1440" w:hanging="360"/>
+      </w:pPr>
+      <w:rPr>
+        <w:rFonts w:ascii="Courier New" w:hAnsi="Courier New" w:hint="default"/>
+        <w:sz w:val="20"/>
+      </w:rPr>
+    </w:lvl>
+    <w:lvl w:ilvl="2" w:tentative="1">
+      <w:start w:val="1"/>
+      <w:numFmt w:val="bullet"/>
+      <w:lvlText w:val=""/>
+      <w:lvlJc w:val="left"/>
+      <w:pPr>
+        <w:tabs>
+          <w:tab w:val="num" w:pos="2160"/>
+        </w:tabs>
+        <w:ind w:left="2160" w:hanging="360"/>
+      </w:pPr>
+      <w:rPr>
+        <w:rFonts w:ascii="Wingdings" w:hAnsi="Wingdings" w:hint="default"/>
+        <w:sz w:val="20"/>
+      </w:rPr>
+    </w:lvl>
+    <w:lvl w:ilvl="3" w:tentative="1">
+      <w:start w:val="1"/>
+      <w:numFmt w:val="bullet"/>
+      <w:lvlText w:val=""/>
+      <w:lvlJc w:val="left"/>
+      <w:pPr>
+        <w:tabs>
+          <w:tab w:val="num" w:pos="2880"/>
+        </w:tabs>
+        <w:ind w:left="2880" w:hanging="360"/>
+      </w:pPr>
+      <w:rPr>
+        <w:rFonts w:ascii="Wingdings" w:hAnsi="Wingdings" w:hint="default"/>
+        <w:sz w:val="20"/>
+      </w:rPr>
+    </w:lvl>
+    <w:lvl w:ilvl="4" w:tentative="1">
+      <w:start w:val="1"/>
+      <w:numFmt w:val="bullet"/>
+      <w:lvlText w:val=""/>
+      <w:lvlJc w:val="left"/>
+      <w:pPr>
+        <w:tabs>
+          <w:tab w:val="num" w:pos="3600"/>
+        </w:tabs>
+        <w:ind w:left="3600" w:hanging="360"/>
+      </w:pPr>
+      <w:rPr>
+        <w:rFonts w:ascii="Wingdings" w:hAnsi="Wingdings" w:hint="default"/>
+        <w:sz w:val="20"/>
+      </w:rPr>
+    </w:lvl>
+    <w:lvl w:ilvl="5" w:tentative="1">
+      <w:start w:val="1"/>
+      <w:numFmt w:val="bullet"/>
+      <w:lvlText w:val=""/>
+      <w:lvlJc w:val="left"/>
+      <w:pPr>
+        <w:tabs>
+          <w:tab w:val="num" w:pos="4320"/>
+        </w:tabs>
+        <w:ind w:left="4320" w:hanging="360"/>
+      </w:pPr>
+      <w:rPr>
+        <w:rFonts w:ascii="Wingdings" w:hAnsi="Wingdings" w:hint="default"/>
+        <w:sz w:val="20"/>
+      </w:rPr>
+    </w:lvl>
+    <w:lvl w:ilvl="6" w:tentative="1">
+      <w:start w:val="1"/>
+      <w:numFmt w:val="bullet"/>
+      <w:lvlText w:val=""/>
+      <w:lvlJc w:val="left"/>
+      <w:pPr>
+        <w:tabs>
+          <w:tab w:val="num" w:pos="5040"/>
+        </w:tabs>
+        <w:ind w:left="5040" w:hanging="360"/>
+      </w:pPr>
+      <w:rPr>
+        <w:rFonts w:ascii="Wingdings" w:hAnsi="Wingdings" w:hint="default"/>
+        <w:sz w:val="20"/>
+      </w:rPr>
+    </w:lvl>
+    <w:lvl w:ilvl="7" w:tentative="1">
+      <w:start w:val="1"/>
+      <w:numFmt w:val="bullet"/>
+      <w:lvlText w:val=""/>
+      <w:lvlJc w:val="left"/>
+      <w:pPr>
+        <w:tabs>
+          <w:tab w:val="num" w:pos="5760"/>
+        </w:tabs>
+        <w:ind w:left="5760" w:hanging="360"/>
+      </w:pPr>
+      <w:rPr>
+        <w:rFonts w:ascii="Wingdings" w:hAnsi="Wingdings" w:hint="default"/>
+        <w:sz w:val="20"/>
+      </w:rPr>
+    </w:lvl>
+    <w:lvl w:ilvl="8" w:tentative="1">
+      <w:start w:val="1"/>
+      <w:numFmt w:val="bullet"/>
+      <w:lvlText w:val=""/>
+      <w:lvlJc w:val="left"/>
+      <w:pPr>
+        <w:tabs>
+          <w:tab w:val="num" w:pos="6480"/>
+        </w:tabs>
+        <w:ind w:left="6480" w:hanging="360"/>
+      </w:pPr>
+      <w:rPr>
+        <w:rFonts w:ascii="Wingdings" w:hAnsi="Wingdings" w:hint="default"/>
+        <w:sz w:val="20"/>
+      </w:rPr>
+    </w:lvl>
+  </w:abstractNum>
   <w:num w:numId="1">
-    <w:abstractNumId w:val="16"/>
+    <w:abstractNumId w:val="21"/>
   </w:num>
   <w:num w:numId="2">
-    <w:abstractNumId w:val="17"/>
+    <w:abstractNumId w:val="22"/>
   </w:num>
   <w:num w:numId="3">
+    <w:abstractNumId w:val="8"/>
+  </w:num>
+  <w:num w:numId="4">
+    <w:abstractNumId w:val="11"/>
+  </w:num>
+  <w:num w:numId="5">
     <w:abstractNumId w:val="6"/>
   </w:num>
-  <w:num w:numId="4">
-    <w:abstractNumId w:val="8"/>
-  </w:num>
-  <w:num w:numId="5">
-    <w:abstractNumId w:val="4"/>
-  </w:num>
   <w:num w:numId="6">
-    <w:abstractNumId w:val="10"/>
+    <w:abstractNumId w:val="13"/>
   </w:num>
   <w:num w:numId="7">
     <w:abstractNumId w:val="2"/>
   </w:num>
   <w:num w:numId="8">
-    <w:abstractNumId w:val="14"/>
+    <w:abstractNumId w:val="18"/>
   </w:num>
   <w:num w:numId="9">
     <w:abstractNumId w:val="1"/>
@@ -26078,28 +28083,46 @@
     <w:abstractNumId w:val="0"/>
   </w:num>
   <w:num w:numId="11">
-    <w:abstractNumId w:val="11"/>
+    <w:abstractNumId w:val="14"/>
   </w:num>
   <w:num w:numId="12">
+    <w:abstractNumId w:val="16"/>
+  </w:num>
+  <w:num w:numId="13">
+    <w:abstractNumId w:val="17"/>
+  </w:num>
+  <w:num w:numId="14">
     <w:abstractNumId w:val="12"/>
   </w:num>
-  <w:num w:numId="13">
-    <w:abstractNumId w:val="13"/>
+  <w:num w:numId="15">
+    <w:abstractNumId w:val="20"/>
   </w:num>
-  <w:num w:numId="14">
+  <w:num w:numId="16">
+    <w:abstractNumId w:val="7"/>
+  </w:num>
+  <w:num w:numId="17">
+    <w:abstractNumId w:val="4"/>
+  </w:num>
+  <w:num w:numId="18">
     <w:abstractNumId w:val="9"/>
   </w:num>
-  <w:num w:numId="15">
+  <w:num w:numId="19">
     <w:abstractNumId w:val="15"/>
   </w:num>
-  <w:num w:numId="16">
+  <w:num w:numId="20">
+    <w:abstractNumId w:val="23"/>
+  </w:num>
+  <w:num w:numId="21">
     <w:abstractNumId w:val="5"/>
   </w:num>
-  <w:num w:numId="17">
+  <w:num w:numId="22">
     <w:abstractNumId w:val="3"/>
   </w:num>
-  <w:num w:numId="18">
-    <w:abstractNumId w:val="7"/>
+  <w:num w:numId="23">
+    <w:abstractNumId w:val="10"/>
+  </w:num>
+  <w:num w:numId="24">
+    <w:abstractNumId w:val="19"/>
   </w:num>
 </w:numbering>
 </file>

--- a/javascript.docx
+++ b/javascript.docx
@@ -2085,15 +2085,12 @@
         <w:pStyle w:val="NormalWeb"/>
         <w:rPr>
           <w:rFonts w:asciiTheme="minorHAnsi" w:hAnsiTheme="minorHAnsi" w:cstheme="minorHAnsi"/>
-          <w:sz w:val="20"/>
-          <w:szCs w:val="20"/>
         </w:rPr>
       </w:pPr>
       <w:r>
         <w:rPr>
           <w:rFonts w:asciiTheme="minorHAnsi" w:hAnsiTheme="minorHAnsi" w:cstheme="minorHAnsi"/>
-          <w:sz w:val="20"/>
-          <w:szCs w:val="20"/>
+          <w:caps/>
         </w:rPr>
         <w:t xml:space="preserve">Arrow functions are great, but there are </w:t>
       </w:r>
@@ -2101,24 +2098,19 @@
         <w:rPr>
           <w:rStyle w:val="Strong"/>
           <w:rFonts w:asciiTheme="minorHAnsi" w:hAnsiTheme="minorHAnsi" w:cstheme="minorHAnsi"/>
-          <w:sz w:val="20"/>
-          <w:szCs w:val="20"/>
+          <w:caps/>
         </w:rPr>
         <w:t>clear cases where you should NOT use them</w:t>
       </w:r>
       <w:r>
         <w:rPr>
           <w:rFonts w:asciiTheme="minorHAnsi" w:hAnsiTheme="minorHAnsi" w:cstheme="minorHAnsi"/>
-          <w:sz w:val="20"/>
-          <w:szCs w:val="20"/>
         </w:rPr>
         <w:t xml:space="preserve"> </w:t>
       </w:r>
       <w:r>
         <w:rPr>
           <w:rFonts w:ascii="Segoe UI Symbol" w:hAnsi="Segoe UI Symbol" w:cs="Segoe UI Symbol"/>
-          <w:sz w:val="20"/>
-          <w:szCs w:val="20"/>
         </w:rPr>
         <w:t>👇</w:t>
       </w:r>
@@ -9014,6 +9006,28 @@
     <w:p>
       <w:pPr>
         <w:spacing w:before="100" w:beforeAutospacing="1" w:after="100" w:afterAutospacing="1" w:line="240" w:lineRule="auto"/>
+        <w:rPr>
+          <w:rFonts w:eastAsia="Times New Roman" w:cstheme="minorHAnsi"/>
+          <w:b/>
+          <w:sz w:val="24"/>
+          <w:szCs w:val="24"/>
+          <w:lang w:eastAsia="en-IN"/>
+        </w:rPr>
+      </w:pPr>
+      <w:r>
+        <w:rPr>
+          <w:rFonts w:eastAsia="Times New Roman" w:cstheme="minorHAnsi"/>
+          <w:b/>
+          <w:sz w:val="24"/>
+          <w:szCs w:val="24"/>
+          <w:lang w:eastAsia="en-IN"/>
+        </w:rPr>
+        <w:t>PROMISE</w:t>
+      </w:r>
+    </w:p>
+    <w:p>
+      <w:pPr>
+        <w:spacing w:before="100" w:beforeAutospacing="1" w:after="100" w:afterAutospacing="1" w:line="240" w:lineRule="auto"/>
         <w:outlineLvl w:val="0"/>
         <w:rPr>
           <w:rFonts w:eastAsia="Times New Roman" w:cstheme="minorHAnsi"/>
@@ -9363,6 +9377,7 @@
         <w:br/>
       </w:r>
       <w:r>
+        <w:lastRenderedPageBreak/>
         <w:t xml:space="preserve">  this.http.get('/settings')</w:t>
       </w:r>
       <w:r>
@@ -9424,7 +9439,6 @@
           <w:kern w:val="36"/>
           <w:lang w:eastAsia="en-IN"/>
         </w:rPr>
-        <w:lastRenderedPageBreak/>
         <w:t xml:space="preserve">2. </w:t>
       </w:r>
       <w:r>
@@ -9891,6 +9905,7 @@
           <w:bCs/>
           <w:lang w:eastAsia="en-IN"/>
         </w:rPr>
+        <w:lastRenderedPageBreak/>
         <w:t>Timeout example (VERY common)</w:t>
       </w:r>
     </w:p>
@@ -9908,7 +9923,6 @@
         <w:br/>
       </w:r>
       <w:r>
-        <w:lastRenderedPageBreak/>
         <w:t>const timeout = new Promise((_, reject) =&gt;</w:t>
       </w:r>
       <w:r>
@@ -10330,6 +10344,7 @@
           <w:rFonts w:eastAsia="Times New Roman" w:cstheme="minorHAnsi"/>
           <w:lang w:eastAsia="en-IN"/>
         </w:rPr>
+        <w:lastRenderedPageBreak/>
         <w:t>Whichever server responds successfully first.</w:t>
       </w:r>
     </w:p>
@@ -10371,7 +10386,6 @@
           <w:kern w:val="36"/>
           <w:lang w:eastAsia="en-IN"/>
         </w:rPr>
-        <w:lastRenderedPageBreak/>
         <w:t>Easy Memory Trick</w:t>
       </w:r>
     </w:p>
@@ -10928,18 +10942,20 @@
           <w:rFonts w:eastAsia="Times New Roman" w:cstheme="minorHAnsi"/>
           <w:b/>
           <w:bCs/>
-          <w:sz w:val="20"/>
-          <w:szCs w:val="20"/>
-          <w:lang w:eastAsia="en-IN"/>
-        </w:rPr>
-      </w:pPr>
-      <w:r>
-        <w:rPr>
-          <w:rFonts w:eastAsia="Times New Roman" w:cstheme="minorHAnsi"/>
-          <w:b/>
-          <w:bCs/>
-          <w:sz w:val="20"/>
-          <w:szCs w:val="20"/>
+          <w:caps/>
+          <w:sz w:val="24"/>
+          <w:szCs w:val="24"/>
+          <w:lang w:eastAsia="en-IN"/>
+        </w:rPr>
+      </w:pPr>
+      <w:r>
+        <w:rPr>
+          <w:rFonts w:eastAsia="Times New Roman" w:cstheme="minorHAnsi"/>
+          <w:b/>
+          <w:bCs/>
+          <w:caps/>
+          <w:sz w:val="24"/>
+          <w:szCs w:val="24"/>
           <w:lang w:eastAsia="en-IN"/>
         </w:rPr>
         <w:t>Difference Between Standards Mode and Quirks Mode</w:t>
@@ -11699,6 +11715,9 @@
       </w:r>
       <w:r>
         <w:br/>
+      </w:r>
+      <w:r>
+        <w:lastRenderedPageBreak/>
         <w:t>&lt;/body&gt;</w:t>
       </w:r>
       <w:r>
@@ -11752,7 +11771,6 @@
           <w:szCs w:val="20"/>
           <w:lang w:eastAsia="en-IN"/>
         </w:rPr>
-        <w:lastRenderedPageBreak/>
         <w:t xml:space="preserve">Proper CSS rendering </w:t>
       </w:r>
     </w:p>
@@ -12030,18 +12048,20 @@
           <w:rFonts w:eastAsia="Times New Roman" w:cstheme="minorHAnsi"/>
           <w:b/>
           <w:bCs/>
-          <w:sz w:val="20"/>
-          <w:szCs w:val="20"/>
-          <w:lang w:eastAsia="en-IN"/>
-        </w:rPr>
-      </w:pPr>
-      <w:r>
-        <w:rPr>
-          <w:rFonts w:eastAsia="Times New Roman" w:cstheme="minorHAnsi"/>
-          <w:b/>
-          <w:bCs/>
-          <w:sz w:val="20"/>
-          <w:szCs w:val="20"/>
+          <w:caps/>
+          <w:sz w:val="24"/>
+          <w:szCs w:val="24"/>
+          <w:lang w:eastAsia="en-IN"/>
+        </w:rPr>
+      </w:pPr>
+      <w:r>
+        <w:rPr>
+          <w:rFonts w:eastAsia="Times New Roman" w:cstheme="minorHAnsi"/>
+          <w:b/>
+          <w:bCs/>
+          <w:caps/>
+          <w:sz w:val="24"/>
+          <w:szCs w:val="24"/>
           <w:lang w:eastAsia="en-IN"/>
         </w:rPr>
         <w:t>Server-Side Rendering (SSR) vs Client-Side Rendering (CSR)</w:t>
@@ -12686,6 +12706,7 @@
                 <w:szCs w:val="20"/>
                 <w:lang w:eastAsia="en-IN"/>
               </w:rPr>
+              <w:lastRenderedPageBreak/>
               <w:t>Performance on slow devices</w:t>
             </w:r>
           </w:p>
@@ -13021,7 +13042,6 @@
           <w:szCs w:val="20"/>
           <w:lang w:eastAsia="en-IN"/>
         </w:rPr>
-        <w:lastRenderedPageBreak/>
         <w:pict>
           <v:rect id="_x0000_i1069" style="width:0;height:1.5pt" o:hralign="center" o:hrstd="t" o:hr="t" fillcolor="#a0a0a0" stroked="f"/>
         </w:pict>
@@ -13884,11 +13904,23 @@
       <w:pPr>
         <w:spacing w:before="100" w:beforeAutospacing="1" w:after="100" w:afterAutospacing="1" w:line="240" w:lineRule="auto"/>
         <w:rPr>
-          <w:rFonts w:eastAsia="Times New Roman" w:cstheme="minorHAnsi"/>
+          <w:rFonts w:cstheme="minorHAnsi"/>
           <w:b/>
           <w:caps/>
-          <w:sz w:val="20"/>
-          <w:szCs w:val="20"/>
+          <w:sz w:val="24"/>
+          <w:szCs w:val="24"/>
+        </w:rPr>
+      </w:pPr>
+    </w:p>
+    <w:p>
+      <w:pPr>
+        <w:spacing w:before="100" w:beforeAutospacing="1" w:after="100" w:afterAutospacing="1" w:line="240" w:lineRule="auto"/>
+        <w:rPr>
+          <w:rFonts w:eastAsia="Times New Roman" w:cstheme="minorHAnsi"/>
+          <w:b/>
+          <w:caps/>
+          <w:sz w:val="24"/>
+          <w:szCs w:val="24"/>
           <w:lang w:eastAsia="en-IN"/>
         </w:rPr>
       </w:pPr>
@@ -13897,9 +13929,10 @@
           <w:rFonts w:cstheme="minorHAnsi"/>
           <w:b/>
           <w:caps/>
-          <w:sz w:val="20"/>
-          <w:szCs w:val="20"/>
-        </w:rPr>
+          <w:sz w:val="24"/>
+          <w:szCs w:val="24"/>
+        </w:rPr>
+        <w:lastRenderedPageBreak/>
         <w:t>Event delegation</w:t>
       </w:r>
     </w:p>
@@ -13947,7 +13980,6 @@
         <w:rPr>
           <w:rStyle w:val="o"/>
         </w:rPr>
-        <w:lastRenderedPageBreak/>
         <w:t>&lt;div</w:t>
       </w:r>
       <w:r>
@@ -14297,20 +14329,22 @@
           <w:rFonts w:eastAsia="Times New Roman" w:cstheme="minorHAnsi"/>
           <w:b/>
           <w:bCs/>
+          <w:caps/>
           <w:kern w:val="36"/>
-          <w:sz w:val="20"/>
-          <w:szCs w:val="20"/>
-          <w:lang w:eastAsia="en-IN"/>
-        </w:rPr>
-      </w:pPr>
-      <w:r>
-        <w:rPr>
-          <w:rFonts w:eastAsia="Times New Roman" w:cstheme="minorHAnsi"/>
-          <w:b/>
-          <w:bCs/>
+          <w:sz w:val="24"/>
+          <w:szCs w:val="24"/>
+          <w:lang w:eastAsia="en-IN"/>
+        </w:rPr>
+      </w:pPr>
+      <w:r>
+        <w:rPr>
+          <w:rFonts w:eastAsia="Times New Roman" w:cstheme="minorHAnsi"/>
+          <w:b/>
+          <w:bCs/>
+          <w:caps/>
           <w:kern w:val="36"/>
-          <w:sz w:val="20"/>
-          <w:szCs w:val="20"/>
+          <w:sz w:val="24"/>
+          <w:szCs w:val="24"/>
           <w:lang w:eastAsia="en-IN"/>
         </w:rPr>
         <w:t>Difference Between GET and POST Methods</w:t>
@@ -15119,6 +15153,7 @@
         <w:pStyle w:val="Heading2"/>
         <w:rPr>
           <w:rFonts w:asciiTheme="minorHAnsi" w:hAnsiTheme="minorHAnsi" w:cstheme="minorHAnsi"/>
+          <w:caps/>
           <w:sz w:val="20"/>
           <w:szCs w:val="20"/>
         </w:rPr>
@@ -15126,6 +15161,7 @@
       <w:r>
         <w:rPr>
           <w:rFonts w:asciiTheme="minorHAnsi" w:hAnsiTheme="minorHAnsi" w:cstheme="minorHAnsi"/>
+          <w:caps/>
           <w:sz w:val="20"/>
           <w:szCs w:val="20"/>
         </w:rPr>
@@ -15696,6 +15732,7 @@
                 <w:sz w:val="20"/>
                 <w:szCs w:val="20"/>
               </w:rPr>
+              <w:lastRenderedPageBreak/>
               <w:t>Changes</w:t>
             </w:r>
           </w:p>
@@ -15868,7 +15905,6 @@
                 <w:szCs w:val="20"/>
                 <w:lang w:eastAsia="en-IN"/>
               </w:rPr>
-              <w:lastRenderedPageBreak/>
               <w:t>Feature</w:t>
             </w:r>
           </w:p>
@@ -16859,6 +16895,7 @@
         <w:pStyle w:val="code"/>
       </w:pPr>
       <w:r>
+        <w:lastRenderedPageBreak/>
         <w:t>type User = {</w:t>
       </w:r>
       <w:r>
@@ -16925,7 +16962,6 @@
           <w:szCs w:val="20"/>
           <w:lang w:eastAsia="en-IN"/>
         </w:rPr>
-        <w:lastRenderedPageBreak/>
         <w:t>Duplicate identifier.</w:t>
       </w:r>
     </w:p>
@@ -17435,6 +17471,7 @@
           <w:szCs w:val="20"/>
           <w:lang w:eastAsia="en-IN"/>
         </w:rPr>
+        <w:lastRenderedPageBreak/>
         <w:t>Interface → API models</w:t>
       </w:r>
     </w:p>
@@ -17510,7 +17547,6 @@
         <w:pStyle w:val="code"/>
       </w:pPr>
       <w:r>
-        <w:lastRenderedPageBreak/>
         <w:t>type Status = "success" | "error";</w:t>
       </w:r>
     </w:p>
@@ -18196,6 +18232,7 @@
           <w:szCs w:val="20"/>
           <w:lang w:eastAsia="en-IN"/>
         </w:rPr>
+        <w:lastRenderedPageBreak/>
         <w:t>Normal Type</w:t>
       </w:r>
     </w:p>
@@ -18252,7 +18289,6 @@
         <w:pStyle w:val="code"/>
       </w:pPr>
       <w:r>
-        <w:lastRenderedPageBreak/>
         <w:t>Both required.</w:t>
       </w:r>
     </w:p>
@@ -18744,6 +18780,7 @@
           <w:szCs w:val="20"/>
           <w:lang w:eastAsia="en-IN"/>
         </w:rPr>
+        <w:lastRenderedPageBreak/>
         <w:t>3. Readonly&lt;T&gt;</w:t>
       </w:r>
     </w:p>
@@ -18819,7 +18856,6 @@
         <w:pStyle w:val="code"/>
       </w:pPr>
       <w:r>
-        <w:lastRenderedPageBreak/>
         <w:t>type User = {</w:t>
       </w:r>
       <w:r>
@@ -19342,6 +19378,7 @@
           <w:szCs w:val="20"/>
           <w:lang w:eastAsia="en-IN"/>
         </w:rPr>
+        <w:lastRenderedPageBreak/>
         <w:t xml:space="preserve">DTOs </w:t>
       </w:r>
     </w:p>
@@ -19455,7 +19492,6 @@
           <w:szCs w:val="20"/>
           <w:lang w:eastAsia="en-IN"/>
         </w:rPr>
-        <w:lastRenderedPageBreak/>
         <w:pict>
           <v:rect id="_x0000_i1100" style="width:0;height:1.5pt" o:hralign="center" o:hrstd="t" o:hr="t" fillcolor="#a0a0a0" stroked="f"/>
         </w:pict>
@@ -19945,6 +19981,7 @@
           <w:szCs w:val="20"/>
           <w:lang w:eastAsia="en-IN"/>
         </w:rPr>
+        <w:lastRenderedPageBreak/>
         <w:pict>
           <v:rect id="_x0000_i1105" style="width:0;height:1.5pt" o:hralign="center" o:hrstd="t" o:hr="t" fillcolor="#a0a0a0" stroked="f"/>
         </w:pict>
@@ -20016,7 +20053,6 @@
         <w:pStyle w:val="code"/>
       </w:pPr>
       <w:r>
-        <w:lastRenderedPageBreak/>
         <w:t>"success" | "error"</w:t>
       </w:r>
     </w:p>
@@ -20517,6 +20553,7 @@
         <w:pStyle w:val="code"/>
       </w:pPr>
       <w:r>
+        <w:lastRenderedPageBreak/>
         <w:t>{</w:t>
       </w:r>
       <w:r>
@@ -20618,7 +20655,6 @@
           <w:szCs w:val="20"/>
           <w:lang w:eastAsia="en-IN"/>
         </w:rPr>
-        <w:lastRenderedPageBreak/>
         <w:pict>
           <v:rect id="_x0000_i1113" style="width:0;height:1.5pt" o:hralign="center" o:hrstd="t" o:hr="t" fillcolor="#a0a0a0" stroked="f"/>
         </w:pict>
@@ -21152,6 +21188,7 @@
                 <w:szCs w:val="20"/>
                 <w:lang w:eastAsia="en-IN"/>
               </w:rPr>
+              <w:lastRenderedPageBreak/>
               <w:t>Utility</w:t>
             </w:r>
           </w:p>
@@ -21570,7 +21607,6 @@
                 <w:szCs w:val="20"/>
                 <w:lang w:eastAsia="en-IN"/>
               </w:rPr>
-              <w:lastRenderedPageBreak/>
               <w:t>Exclude</w:t>
             </w:r>
           </w:p>
@@ -22372,23 +22408,49 @@
     <w:p>
       <w:pPr>
         <w:pStyle w:val="Heading1"/>
+        <w:rPr>
+          <w:rFonts w:asciiTheme="minorHAnsi" w:hAnsiTheme="minorHAnsi" w:cstheme="minorHAnsi"/>
+          <w:caps/>
+          <w:sz w:val="28"/>
+          <w:szCs w:val="28"/>
+        </w:rPr>
       </w:pPr>
       <w:r>
         <w:rPr>
           <w:rStyle w:val="HTMLCode"/>
+          <w:rFonts w:asciiTheme="minorHAnsi" w:hAnsiTheme="minorHAnsi" w:cstheme="minorHAnsi"/>
+          <w:caps/>
+          <w:sz w:val="28"/>
+          <w:szCs w:val="28"/>
         </w:rPr>
         <w:t>any</w:t>
       </w:r>
       <w:r>
+        <w:rPr>
+          <w:rFonts w:asciiTheme="minorHAnsi" w:hAnsiTheme="minorHAnsi" w:cstheme="minorHAnsi"/>
+          <w:caps/>
+          <w:sz w:val="28"/>
+          <w:szCs w:val="28"/>
+        </w:rPr>
         <w:t xml:space="preserve"> vs </w:t>
       </w:r>
       <w:r>
         <w:rPr>
           <w:rStyle w:val="HTMLCode"/>
+          <w:rFonts w:asciiTheme="minorHAnsi" w:hAnsiTheme="minorHAnsi" w:cstheme="minorHAnsi"/>
+          <w:caps/>
+          <w:sz w:val="28"/>
+          <w:szCs w:val="28"/>
         </w:rPr>
         <w:t>unknown</w:t>
       </w:r>
       <w:r>
+        <w:rPr>
+          <w:rFonts w:asciiTheme="minorHAnsi" w:hAnsiTheme="minorHAnsi" w:cstheme="minorHAnsi"/>
+          <w:caps/>
+          <w:sz w:val="28"/>
+          <w:szCs w:val="28"/>
+        </w:rPr>
         <w:t xml:space="preserve"> in TypeScript</w:t>
       </w:r>
     </w:p>
@@ -22432,6 +22494,7 @@
         <w:pStyle w:val="NormalWeb"/>
       </w:pPr>
       <w:r>
+        <w:lastRenderedPageBreak/>
         <w:t>But the big difference is:</w:t>
       </w:r>
     </w:p>
@@ -22600,7 +22663,6 @@
                 <w:rStyle w:val="HTMLCode"/>
                 <w:rFonts w:eastAsiaTheme="minorHAnsi"/>
               </w:rPr>
-              <w:lastRenderedPageBreak/>
               <w:t>unknown</w:t>
             </w:r>
           </w:p>
@@ -23389,22 +23451,55 @@
     </w:p>
     <w:p>
       <w:pPr>
-        <w:spacing w:before="100" w:beforeAutospacing="1" w:after="100" w:afterAutospacing="1" w:line="240" w:lineRule="auto"/>
-        <w:rPr>
-          <w:rFonts w:ascii="Times New Roman" w:eastAsia="Times New Roman" w:hAnsi="Times New Roman" w:cs="Times New Roman"/>
+        <w:rPr>
+          <w:rFonts w:cstheme="minorHAnsi"/>
+          <w:b/>
+          <w:caps/>
           <w:sz w:val="24"/>
           <w:szCs w:val="24"/>
-          <w:lang w:eastAsia="en-IN"/>
-        </w:rPr>
-      </w:pPr>
-      <w:r>
-        <w:rPr>
-          <w:rFonts w:ascii="Times New Roman" w:eastAsia="Times New Roman" w:hAnsi="Times New Roman" w:cs="Times New Roman"/>
+        </w:rPr>
+      </w:pPr>
+      <w:r>
+        <w:rPr>
+          <w:rFonts w:eastAsia="Times New Roman" w:cstheme="minorHAnsi"/>
+          <w:b/>
+          <w:caps/>
           <w:sz w:val="24"/>
           <w:szCs w:val="24"/>
           <w:lang w:eastAsia="en-IN"/>
         </w:rPr>
-        <w:t>The JavaScript event loop is the mechanism that coordinates:</w:t>
+        <w:t>event loop</w:t>
+      </w:r>
+    </w:p>
+    <w:p>
+      <w:pPr>
+        <w:spacing w:before="100" w:beforeAutospacing="1" w:after="100" w:afterAutospacing="1" w:line="240" w:lineRule="auto"/>
+        <w:rPr>
+          <w:rFonts w:eastAsia="Times New Roman" w:cstheme="minorHAnsi"/>
+          <w:sz w:val="20"/>
+          <w:szCs w:val="20"/>
+          <w:lang w:eastAsia="en-IN"/>
+        </w:rPr>
+      </w:pPr>
+      <w:r>
+        <w:rPr>
+          <w:rFonts w:eastAsia="Times New Roman" w:cstheme="minorHAnsi"/>
+          <w:sz w:val="20"/>
+          <w:szCs w:val="20"/>
+          <w:lang w:eastAsia="en-IN"/>
+        </w:rPr>
+        <w:t>The Java</w:t>
+      </w:r>
+      <w:bookmarkStart w:id="0" w:name="_GoBack"/>
+      <w:bookmarkEnd w:id="0"/>
+      <w:r>
+        <w:rPr>
+          <w:rFonts w:eastAsia="Times New Roman" w:cstheme="minorHAnsi"/>
+          <w:sz w:val="20"/>
+          <w:szCs w:val="20"/>
+          <w:lang w:eastAsia="en-IN"/>
+        </w:rPr>
+        <w:t>Script event loop is the mechanism that coordinates:</w:t>
       </w:r>
     </w:p>
     <w:p>
@@ -23415,17 +23510,17 @@
         </w:numPr>
         <w:spacing w:before="100" w:beforeAutospacing="1" w:after="100" w:afterAutospacing="1" w:line="240" w:lineRule="auto"/>
         <w:rPr>
-          <w:rFonts w:ascii="Times New Roman" w:eastAsia="Times New Roman" w:hAnsi="Times New Roman" w:cs="Times New Roman"/>
-          <w:sz w:val="24"/>
-          <w:szCs w:val="24"/>
-          <w:lang w:eastAsia="en-IN"/>
-        </w:rPr>
-      </w:pPr>
-      <w:r>
-        <w:rPr>
-          <w:rFonts w:ascii="Times New Roman" w:eastAsia="Times New Roman" w:hAnsi="Times New Roman" w:cs="Times New Roman"/>
-          <w:sz w:val="24"/>
-          <w:szCs w:val="24"/>
+          <w:rFonts w:eastAsia="Times New Roman" w:cstheme="minorHAnsi"/>
+          <w:sz w:val="20"/>
+          <w:szCs w:val="20"/>
+          <w:lang w:eastAsia="en-IN"/>
+        </w:rPr>
+      </w:pPr>
+      <w:r>
+        <w:rPr>
+          <w:rFonts w:eastAsia="Times New Roman" w:cstheme="minorHAnsi"/>
+          <w:sz w:val="20"/>
+          <w:szCs w:val="20"/>
           <w:lang w:eastAsia="en-IN"/>
         </w:rPr>
         <w:t xml:space="preserve">synchronous code </w:t>
@@ -23439,17 +23534,17 @@
         </w:numPr>
         <w:spacing w:before="100" w:beforeAutospacing="1" w:after="100" w:afterAutospacing="1" w:line="240" w:lineRule="auto"/>
         <w:rPr>
-          <w:rFonts w:ascii="Times New Roman" w:eastAsia="Times New Roman" w:hAnsi="Times New Roman" w:cs="Times New Roman"/>
-          <w:sz w:val="24"/>
-          <w:szCs w:val="24"/>
-          <w:lang w:eastAsia="en-IN"/>
-        </w:rPr>
-      </w:pPr>
-      <w:r>
-        <w:rPr>
-          <w:rFonts w:ascii="Times New Roman" w:eastAsia="Times New Roman" w:hAnsi="Times New Roman" w:cs="Times New Roman"/>
-          <w:sz w:val="24"/>
-          <w:szCs w:val="24"/>
+          <w:rFonts w:eastAsia="Times New Roman" w:cstheme="minorHAnsi"/>
+          <w:sz w:val="20"/>
+          <w:szCs w:val="20"/>
+          <w:lang w:eastAsia="en-IN"/>
+        </w:rPr>
+      </w:pPr>
+      <w:r>
+        <w:rPr>
+          <w:rFonts w:eastAsia="Times New Roman" w:cstheme="minorHAnsi"/>
+          <w:sz w:val="20"/>
+          <w:szCs w:val="20"/>
           <w:lang w:eastAsia="en-IN"/>
         </w:rPr>
         <w:t xml:space="preserve">asynchronous operations </w:t>
@@ -23463,17 +23558,17 @@
         </w:numPr>
         <w:spacing w:before="100" w:beforeAutospacing="1" w:after="100" w:afterAutospacing="1" w:line="240" w:lineRule="auto"/>
         <w:rPr>
-          <w:rFonts w:ascii="Times New Roman" w:eastAsia="Times New Roman" w:hAnsi="Times New Roman" w:cs="Times New Roman"/>
-          <w:sz w:val="24"/>
-          <w:szCs w:val="24"/>
-          <w:lang w:eastAsia="en-IN"/>
-        </w:rPr>
-      </w:pPr>
-      <w:r>
-        <w:rPr>
-          <w:rFonts w:ascii="Times New Roman" w:eastAsia="Times New Roman" w:hAnsi="Times New Roman" w:cs="Times New Roman"/>
-          <w:sz w:val="24"/>
-          <w:szCs w:val="24"/>
+          <w:rFonts w:eastAsia="Times New Roman" w:cstheme="minorHAnsi"/>
+          <w:sz w:val="20"/>
+          <w:szCs w:val="20"/>
+          <w:lang w:eastAsia="en-IN"/>
+        </w:rPr>
+      </w:pPr>
+      <w:r>
+        <w:rPr>
+          <w:rFonts w:eastAsia="Times New Roman" w:cstheme="minorHAnsi"/>
+          <w:sz w:val="20"/>
+          <w:szCs w:val="20"/>
           <w:lang w:eastAsia="en-IN"/>
         </w:rPr>
         <w:t xml:space="preserve">callback execution </w:t>
@@ -23483,17 +23578,17 @@
       <w:pPr>
         <w:spacing w:before="100" w:beforeAutospacing="1" w:after="100" w:afterAutospacing="1" w:line="240" w:lineRule="auto"/>
         <w:rPr>
-          <w:rFonts w:ascii="Times New Roman" w:eastAsia="Times New Roman" w:hAnsi="Times New Roman" w:cs="Times New Roman"/>
-          <w:sz w:val="24"/>
-          <w:szCs w:val="24"/>
-          <w:lang w:eastAsia="en-IN"/>
-        </w:rPr>
-      </w:pPr>
-      <w:r>
-        <w:rPr>
-          <w:rFonts w:ascii="Times New Roman" w:eastAsia="Times New Roman" w:hAnsi="Times New Roman" w:cs="Times New Roman"/>
-          <w:sz w:val="24"/>
-          <w:szCs w:val="24"/>
+          <w:rFonts w:eastAsia="Times New Roman" w:cstheme="minorHAnsi"/>
+          <w:sz w:val="20"/>
+          <w:szCs w:val="20"/>
+          <w:lang w:eastAsia="en-IN"/>
+        </w:rPr>
+      </w:pPr>
+      <w:r>
+        <w:rPr>
+          <w:rFonts w:eastAsia="Times New Roman" w:cstheme="minorHAnsi"/>
+          <w:sz w:val="20"/>
+          <w:szCs w:val="20"/>
           <w:lang w:eastAsia="en-IN"/>
         </w:rPr>
         <w:t>Even though JavaScript is single-threaded, the event loop allows non-blocking behavior.</w:t>
@@ -23523,6 +23618,7 @@
           <w:szCs w:val="20"/>
           <w:lang w:eastAsia="en-IN"/>
         </w:rPr>
+        <w:lastRenderedPageBreak/>
         <w:t>Core Components</w:t>
       </w:r>
     </w:p>
@@ -23588,7 +23684,6 @@
           <w:szCs w:val="20"/>
           <w:lang w:eastAsia="en-IN"/>
         </w:rPr>
-        <w:lastRenderedPageBreak/>
         <w:t>When a function is called:</w:t>
       </w:r>
     </w:p>
@@ -23997,7 +24092,7 @@
           <w:lang w:eastAsia="en-IN"/>
         </w:rPr>
         <w:pict>
-          <v:rect id="_x0000_i1124" style="width:0;height:1.5pt" o:hralign="center" o:hrstd="t" o:hr="t" fillcolor="#a0a0a0" stroked="f"/>
+          <v:rect id="_x0000_i1123" style="width:0;height:1.5pt" o:hralign="center" o:hrstd="t" o:hr="t" fillcolor="#a0a0a0" stroked="f"/>
         </w:pict>
       </w:r>
     </w:p>
@@ -24204,7 +24299,7 @@
           <w:lang w:eastAsia="en-IN"/>
         </w:rPr>
         <w:pict>
-          <v:rect id="_x0000_i1125" style="width:0;height:1.5pt" o:hralign="center" o:hrstd="t" o:hr="t" fillcolor="#a0a0a0" stroked="f"/>
+          <v:rect id="_x0000_i1124" style="width:0;height:1.5pt" o:hralign="center" o:hrstd="t" o:hr="t" fillcolor="#a0a0a0" stroked="f"/>
         </w:pict>
       </w:r>
     </w:p>
@@ -24290,6 +24385,7 @@
           <w:szCs w:val="20"/>
           <w:lang w:eastAsia="en-IN"/>
         </w:rPr>
+        <w:lastRenderedPageBreak/>
         <w:t>1. Is the call stack empty?</w:t>
       </w:r>
       <w:r>
@@ -24366,7 +24462,6 @@
           <w:sz w:val="20"/>
           <w:szCs w:val="20"/>
         </w:rPr>
-        <w:lastRenderedPageBreak/>
         <w:t>Microtasks Always Run Before Macrotasks</w:t>
       </w:r>
     </w:p>
@@ -24405,8 +24500,6 @@
         </w:rPr>
         <w:t>Priority:</w:t>
       </w:r>
-      <w:bookmarkStart w:id="0" w:name="_GoBack"/>
-      <w:bookmarkEnd w:id="0"/>
     </w:p>
     <w:p>
       <w:pPr>

--- a/javascript.docx
+++ b/javascript.docx
@@ -1,6 +1,6 @@
 
 <file path=word/document.xml><?xml version="1.0" encoding="utf-8"?>
-<w:document xmlns:wpc="http://schemas.microsoft.com/office/word/2010/wordprocessingCanvas" xmlns:cx="http://schemas.microsoft.com/office/drawing/2014/chartex" xmlns:cx1="http://schemas.microsoft.com/office/drawing/2015/9/8/chartex" xmlns:mc="http://schemas.openxmlformats.org/markup-compatibility/2006" xmlns:o="urn:schemas-microsoft-com:office:office" xmlns:r="http://schemas.openxmlformats.org/officeDocument/2006/relationships" xmlns:m="http://schemas.openxmlformats.org/officeDocument/2006/math" xmlns:v="urn:schemas-microsoft-com:vml" xmlns:wp14="http://schemas.microsoft.com/office/word/2010/wordprocessingDrawing" xmlns:wp="http://schemas.openxmlformats.org/drawingml/2006/wordprocessingDrawing" xmlns:w10="urn:schemas-microsoft-com:office:word" xmlns:w="http://schemas.openxmlformats.org/wordprocessingml/2006/main" xmlns:w14="http://schemas.microsoft.com/office/word/2010/wordml" xmlns:w15="http://schemas.microsoft.com/office/word/2012/wordml" xmlns:w16se="http://schemas.microsoft.com/office/word/2015/wordml/symex" xmlns:wpg="http://schemas.microsoft.com/office/word/2010/wordprocessingGroup" xmlns:wpi="http://schemas.microsoft.com/office/word/2010/wordprocessingInk" xmlns:wne="http://schemas.microsoft.com/office/word/2006/wordml" xmlns:wps="http://schemas.microsoft.com/office/word/2010/wordprocessingShape" mc:Ignorable="w14 w15 w16se wp14">
+<w:document xmlns:wpc="http://schemas.microsoft.com/office/word/2010/wordprocessingCanvas" xmlns:cx="http://schemas.microsoft.com/office/drawing/2014/chartex" xmlns:cx1="http://schemas.microsoft.com/office/drawing/2015/9/8/chartex" xmlns:cx2="http://schemas.microsoft.com/office/drawing/2015/10/21/chartex" xmlns:cx3="http://schemas.microsoft.com/office/drawing/2016/5/9/chartex" xmlns:cx4="http://schemas.microsoft.com/office/drawing/2016/5/10/chartex" xmlns:cx5="http://schemas.microsoft.com/office/drawing/2016/5/11/chartex" xmlns:cx6="http://schemas.microsoft.com/office/drawing/2016/5/12/chartex" xmlns:cx7="http://schemas.microsoft.com/office/drawing/2016/5/13/chartex" xmlns:cx8="http://schemas.microsoft.com/office/drawing/2016/5/14/chartex" xmlns:mc="http://schemas.openxmlformats.org/markup-compatibility/2006" xmlns:aink="http://schemas.microsoft.com/office/drawing/2016/ink" xmlns:am3d="http://schemas.microsoft.com/office/drawing/2017/model3d" xmlns:o="urn:schemas-microsoft-com:office:office" xmlns:oel="http://schemas.microsoft.com/office/2019/extlst" xmlns:r="http://schemas.openxmlformats.org/officeDocument/2006/relationships" xmlns:m="http://schemas.openxmlformats.org/officeDocument/2006/math" xmlns:v="urn:schemas-microsoft-com:vml" xmlns:wp14="http://schemas.microsoft.com/office/word/2010/wordprocessingDrawing" xmlns:wp="http://schemas.openxmlformats.org/drawingml/2006/wordprocessingDrawing" xmlns:w10="urn:schemas-microsoft-com:office:word" xmlns:w="http://schemas.openxmlformats.org/wordprocessingml/2006/main" xmlns:w14="http://schemas.microsoft.com/office/word/2010/wordml" xmlns:w15="http://schemas.microsoft.com/office/word/2012/wordml" xmlns:w16cex="http://schemas.microsoft.com/office/word/2018/wordml/cex" xmlns:w16cid="http://schemas.microsoft.com/office/word/2016/wordml/cid" xmlns:w16="http://schemas.microsoft.com/office/word/2018/wordml" xmlns:w16du="http://schemas.microsoft.com/office/word/2023/wordml/word16du" xmlns:w16sdtdh="http://schemas.microsoft.com/office/word/2020/wordml/sdtdatahash" xmlns:w16sdtfl="http://schemas.microsoft.com/office/word/2024/wordml/sdtformatlock" xmlns:w16se="http://schemas.microsoft.com/office/word/2015/wordml/symex" xmlns:wpg="http://schemas.microsoft.com/office/word/2010/wordprocessingGroup" xmlns:wpi="http://schemas.microsoft.com/office/word/2010/wordprocessingInk" xmlns:wne="http://schemas.microsoft.com/office/word/2006/wordml" xmlns:wps="http://schemas.microsoft.com/office/word/2010/wordprocessingShape" mc:Ignorable="w14 w15 w16se w16cid w16 w16cex w16sdtdh w16sdtfl w16du wp14">
   <w:body>
     <w:p>
       <w:pPr>
@@ -270,7 +270,7 @@
           <w:szCs w:val="20"/>
           <w:lang w:eastAsia="en-IN"/>
         </w:rPr>
-        <w:pict>
+        <w:pict w14:anchorId="1A386155">
           <v:rect id="_x0000_i1025" style="width:0;height:1.5pt" o:hralign="center" o:hrstd="t" o:hr="t" fillcolor="#a0a0a0" stroked="f"/>
         </w:pict>
       </w:r>
@@ -455,7 +455,7 @@
           <w:szCs w:val="20"/>
           <w:lang w:eastAsia="en-IN"/>
         </w:rPr>
-        <w:pict>
+        <w:pict w14:anchorId="7FFACAB9">
           <v:rect id="_x0000_i1026" style="width:0;height:1.5pt" o:hralign="center" o:hrstd="t" o:hr="t" fillcolor="#a0a0a0" stroked="f"/>
         </w:pict>
       </w:r>
@@ -613,7 +613,7 @@
           <w:szCs w:val="20"/>
           <w:lang w:eastAsia="en-IN"/>
         </w:rPr>
-        <w:pict>
+        <w:pict w14:anchorId="53401B09">
           <v:rect id="_x0000_i1027" style="width:0;height:1.5pt" o:hralign="center" o:hrstd="t" o:hr="t" fillcolor="#a0a0a0" stroked="f"/>
         </w:pict>
       </w:r>
@@ -782,7 +782,7 @@
           <w:szCs w:val="20"/>
           <w:lang w:eastAsia="en-IN"/>
         </w:rPr>
-        <w:pict>
+        <w:pict w14:anchorId="5D59FD9D">
           <v:rect id="_x0000_i1028" style="width:0;height:1.5pt" o:hralign="center" o:hrstd="t" o:hr="t" fillcolor="#a0a0a0" stroked="f"/>
         </w:pict>
       </w:r>
@@ -954,7 +954,7 @@
           <w:szCs w:val="20"/>
           <w:lang w:eastAsia="en-IN"/>
         </w:rPr>
-        <w:pict>
+        <w:pict w14:anchorId="6063459A">
           <v:rect id="_x0000_i1029" style="width:0;height:1.5pt" o:hralign="center" o:hrstd="t" o:hr="t" fillcolor="#a0a0a0" stroked="f"/>
         </w:pict>
       </w:r>
@@ -1135,7 +1135,7 @@
           <w:szCs w:val="20"/>
           <w:lang w:eastAsia="en-IN"/>
         </w:rPr>
-        <w:pict>
+        <w:pict w14:anchorId="5B720F6B">
           <v:rect id="_x0000_i1030" style="width:0;height:1.5pt" o:hralign="center" o:hrstd="t" o:hr="t" fillcolor="#a0a0a0" stroked="f"/>
         </w:pict>
       </w:r>
@@ -1305,7 +1305,7 @@
           <w:szCs w:val="20"/>
           <w:lang w:eastAsia="en-IN"/>
         </w:rPr>
-        <w:pict>
+        <w:pict w14:anchorId="41C659FB">
           <v:rect id="_x0000_i1031" style="width:0;height:1.5pt" o:hralign="center" o:hrstd="t" o:hr="t" fillcolor="#a0a0a0" stroked="f"/>
         </w:pict>
       </w:r>
@@ -1466,7 +1466,7 @@
           <w:szCs w:val="20"/>
           <w:lang w:eastAsia="en-IN"/>
         </w:rPr>
-        <w:pict>
+        <w:pict w14:anchorId="7176D16A">
           <v:rect id="_x0000_i1032" style="width:0;height:1.5pt" o:hralign="center" o:hrstd="t" o:hr="t" fillcolor="#a0a0a0" stroked="f"/>
         </w:pict>
       </w:r>
@@ -1623,7 +1623,7 @@
           <w:szCs w:val="20"/>
           <w:lang w:eastAsia="en-IN"/>
         </w:rPr>
-        <w:pict>
+        <w:pict w14:anchorId="764CCA89">
           <v:rect id="_x0000_i1033" style="width:0;height:1.5pt" o:hralign="center" o:hrstd="t" o:hr="t" fillcolor="#a0a0a0" stroked="f"/>
         </w:pict>
       </w:r>
@@ -2137,7 +2137,7 @@
           <w:sz w:val="20"/>
           <w:szCs w:val="20"/>
         </w:rPr>
-        <w:pict>
+        <w:pict w14:anchorId="7B02F3DC">
           <v:rect id="_x0000_i1034" style="width:0;height:1.5pt" o:hralign="center" o:hrstd="t" o:hr="t" fillcolor="#a0a0a0" stroked="f"/>
         </w:pict>
       </w:r>
@@ -2646,7 +2646,7 @@
           <w:sz w:val="20"/>
           <w:szCs w:val="20"/>
         </w:rPr>
-        <w:pict>
+        <w:pict w14:anchorId="3B523622">
           <v:rect id="_x0000_i1035" style="width:0;height:1.5pt" o:hralign="center" o:hrstd="t" o:hr="t" fillcolor="#a0a0a0" stroked="f"/>
         </w:pict>
       </w:r>
@@ -2849,7 +2849,7 @@
           <w:sz w:val="20"/>
           <w:szCs w:val="20"/>
         </w:rPr>
-        <w:pict>
+        <w:pict w14:anchorId="5BF38FE4">
           <v:rect id="_x0000_i1036" style="width:0;height:1.5pt" o:hralign="center" o:hrstd="t" o:hr="t" fillcolor="#a0a0a0" stroked="f"/>
         </w:pict>
       </w:r>
@@ -3271,7 +3271,7 @@
           <w:sz w:val="20"/>
           <w:szCs w:val="20"/>
         </w:rPr>
-        <w:pict>
+        <w:pict w14:anchorId="29E3F9FE">
           <v:rect id="_x0000_i1037" style="width:0;height:1.5pt" o:hralign="center" o:hrstd="t" o:hr="t" fillcolor="#a0a0a0" stroked="f"/>
         </w:pict>
       </w:r>
@@ -3561,7 +3561,7 @@
           <w:sz w:val="20"/>
           <w:szCs w:val="20"/>
         </w:rPr>
-        <w:pict>
+        <w:pict w14:anchorId="29FA48C9">
           <v:rect id="_x0000_i1038" style="width:0;height:1.5pt" o:hralign="center" o:hrstd="t" o:hr="t" fillcolor="#a0a0a0" stroked="f"/>
         </w:pict>
       </w:r>
@@ -4006,7 +4006,7 @@
           <w:sz w:val="20"/>
           <w:szCs w:val="20"/>
         </w:rPr>
-        <w:pict>
+        <w:pict w14:anchorId="01C713C0">
           <v:rect id="_x0000_i1039" style="width:0;height:1.5pt" o:hralign="center" o:hrstd="t" o:hr="t" fillcolor="#a0a0a0" stroked="f"/>
         </w:pict>
       </w:r>
@@ -4360,7 +4360,7 @@
           <w:sz w:val="20"/>
           <w:szCs w:val="20"/>
         </w:rPr>
-        <w:pict>
+        <w:pict w14:anchorId="4D4D603A">
           <v:rect id="_x0000_i1040" style="width:0;height:1.5pt" o:hralign="center" o:hrstd="t" o:hr="t" fillcolor="#a0a0a0" stroked="f"/>
         </w:pict>
       </w:r>
@@ -4874,7 +4874,7 @@
           <w:sz w:val="20"/>
           <w:szCs w:val="20"/>
         </w:rPr>
-        <w:pict>
+        <w:pict w14:anchorId="2C7162BF">
           <v:rect id="_x0000_i1041" style="width:0;height:1.5pt" o:hralign="center" o:hrstd="t" o:hr="t" fillcolor="#a0a0a0" stroked="f"/>
         </w:pict>
       </w:r>
@@ -5373,7 +5373,7 @@
           <w:sz w:val="20"/>
           <w:szCs w:val="20"/>
         </w:rPr>
-        <w:pict>
+        <w:pict w14:anchorId="14E6036B">
           <v:rect id="_x0000_i1042" style="width:0;height:1.5pt" o:hralign="center" o:hrstd="t" o:hr="t" fillcolor="#a0a0a0" stroked="f"/>
         </w:pict>
       </w:r>
@@ -5779,7 +5779,7 @@
           <w:sz w:val="20"/>
           <w:szCs w:val="20"/>
         </w:rPr>
-        <w:pict>
+        <w:pict w14:anchorId="571DE507">
           <v:rect id="_x0000_i1043" style="width:0;height:1.5pt" o:hralign="center" o:hrstd="t" o:hr="t" fillcolor="#a0a0a0" stroked="f"/>
         </w:pict>
       </w:r>
@@ -5994,7 +5994,7 @@
           <w:sz w:val="20"/>
           <w:szCs w:val="20"/>
         </w:rPr>
-        <w:pict>
+        <w:pict w14:anchorId="30E8307C">
           <v:rect id="_x0000_i1044" style="width:0;height:1.5pt" o:hralign="center" o:hrstd="t" o:hr="t" fillcolor="#a0a0a0" stroked="f"/>
         </w:pict>
       </w:r>
@@ -6301,7 +6301,7 @@
           <w:sz w:val="20"/>
           <w:szCs w:val="20"/>
         </w:rPr>
-        <w:pict>
+        <w:pict w14:anchorId="5698D0F3">
           <v:rect id="_x0000_i1045" style="width:0;height:1.5pt" o:hralign="center" o:hrstd="t" o:hr="t" fillcolor="#a0a0a0" stroked="f"/>
         </w:pict>
       </w:r>
@@ -6473,7 +6473,7 @@
           <w:sz w:val="20"/>
           <w:szCs w:val="20"/>
         </w:rPr>
-        <w:pict>
+        <w:pict w14:anchorId="3F94D431">
           <v:rect id="_x0000_i1046" style="width:0;height:1.5pt" o:hralign="center" o:hrstd="t" o:hr="t" fillcolor="#a0a0a0" stroked="f"/>
         </w:pict>
       </w:r>
@@ -6639,7 +6639,7 @@
           <w:sz w:val="20"/>
           <w:szCs w:val="20"/>
         </w:rPr>
-        <w:pict>
+        <w:pict w14:anchorId="4B9D3471">
           <v:rect id="_x0000_i1047" style="width:0;height:1.5pt" o:hralign="center" o:hrstd="t" o:hr="t" fillcolor="#a0a0a0" stroked="f"/>
         </w:pict>
       </w:r>
@@ -7213,7 +7213,7 @@
           <w:sz w:val="20"/>
           <w:szCs w:val="20"/>
         </w:rPr>
-        <w:pict>
+        <w:pict w14:anchorId="68F1A851">
           <v:rect id="_x0000_i1048" style="width:0;height:1.5pt" o:hralign="center" o:hrstd="t" o:hr="t" fillcolor="#a0a0a0" stroked="f"/>
         </w:pict>
       </w:r>
@@ -8167,7 +8167,7 @@
           <w:szCs w:val="20"/>
           <w:lang w:eastAsia="en-IN"/>
         </w:rPr>
-        <w:pict>
+        <w:pict w14:anchorId="19D32064">
           <v:rect id="_x0000_i1049" style="width:0;height:1.5pt" o:hralign="center" o:hrstd="t" o:hr="t" fillcolor="#a0a0a0" stroked="f"/>
         </w:pict>
       </w:r>
@@ -8350,7 +8350,7 @@
           <w:szCs w:val="20"/>
           <w:lang w:eastAsia="en-IN"/>
         </w:rPr>
-        <w:pict>
+        <w:pict w14:anchorId="538E648F">
           <v:rect id="_x0000_i1050" style="width:0;height:1.5pt" o:hralign="center" o:hrstd="t" o:hr="t" fillcolor="#a0a0a0" stroked="f"/>
         </w:pict>
       </w:r>
@@ -8480,7 +8480,7 @@
           <w:szCs w:val="20"/>
           <w:lang w:eastAsia="en-IN"/>
         </w:rPr>
-        <w:pict>
+        <w:pict w14:anchorId="18B49FB0">
           <v:rect id="_x0000_i1051" style="width:0;height:1.5pt" o:hralign="center" o:hrstd="t" o:hr="t" fillcolor="#a0a0a0" stroked="f"/>
         </w:pict>
       </w:r>
@@ -8611,7 +8611,7 @@
           <w:szCs w:val="20"/>
           <w:lang w:eastAsia="en-IN"/>
         </w:rPr>
-        <w:pict>
+        <w:pict w14:anchorId="645EDF54">
           <v:rect id="_x0000_i1052" style="width:0;height:1.5pt" o:hralign="center" o:hrstd="t" o:hr="t" fillcolor="#a0a0a0" stroked="f"/>
         </w:pict>
       </w:r>
@@ -8740,7 +8740,7 @@
           <w:szCs w:val="20"/>
           <w:lang w:eastAsia="en-IN"/>
         </w:rPr>
-        <w:pict>
+        <w:pict w14:anchorId="26AA82CB">
           <v:rect id="_x0000_i1053" style="width:0;height:1.5pt" o:hralign="center" o:hrstd="t" o:hr="t" fillcolor="#a0a0a0" stroked="f"/>
         </w:pict>
       </w:r>
@@ -8879,7 +8879,7 @@
           <w:szCs w:val="20"/>
           <w:lang w:eastAsia="en-IN"/>
         </w:rPr>
-        <w:pict>
+        <w:pict w14:anchorId="76686116">
           <v:rect id="_x0000_i1054" style="width:0;height:1.5pt" o:hralign="center" o:hrstd="t" o:hr="t" fillcolor="#a0a0a0" stroked="f"/>
         </w:pict>
       </w:r>
@@ -9186,7 +9186,7 @@
           <w:rFonts w:eastAsia="Times New Roman" w:cstheme="minorHAnsi"/>
           <w:lang w:eastAsia="en-IN"/>
         </w:rPr>
-        <w:pict>
+        <w:pict w14:anchorId="1D6183CD">
           <v:rect id="_x0000_i1055" style="width:0;height:1.5pt" o:hralign="center" o:hrstd="t" o:hr="t" fillcolor="#a0a0a0" stroked="f"/>
         </w:pict>
       </w:r>
@@ -9305,7 +9305,7 @@
           <w:rFonts w:eastAsia="Times New Roman" w:cstheme="minorHAnsi"/>
           <w:lang w:eastAsia="en-IN"/>
         </w:rPr>
-        <w:pict>
+        <w:pict w14:anchorId="410A1E39">
           <v:rect id="_x0000_i1056" style="width:0;height:1.5pt" o:hralign="center" o:hrstd="t" o:hr="t" fillcolor="#a0a0a0" stroked="f"/>
         </w:pict>
       </w:r>
@@ -9399,7 +9399,8 @@
           <w:rFonts w:eastAsia="Times New Roman" w:cstheme="minorHAnsi"/>
           <w:lang w:eastAsia="en-IN"/>
         </w:rPr>
-        <w:pict>
+        <w:lastRenderedPageBreak/>
+        <w:pict w14:anchorId="3C3646E0">
           <v:rect id="_x0000_i1057" style="width:0;height:1.5pt" o:hralign="center" o:hrstd="t" o:hr="t" fillcolor="#a0a0a0" stroked="f"/>
         </w:pict>
       </w:r>
@@ -9424,7 +9425,6 @@
           <w:kern w:val="36"/>
           <w:lang w:eastAsia="en-IN"/>
         </w:rPr>
-        <w:lastRenderedPageBreak/>
         <w:t xml:space="preserve">2. </w:t>
       </w:r>
       <w:r>
@@ -9566,7 +9566,7 @@
           <w:rFonts w:eastAsia="Times New Roman" w:cstheme="minorHAnsi"/>
           <w:lang w:eastAsia="en-IN"/>
         </w:rPr>
-        <w:pict>
+        <w:pict w14:anchorId="0949D4DF">
           <v:rect id="_x0000_i1058" style="width:0;height:1.5pt" o:hralign="center" o:hrstd="t" o:hr="t" fillcolor="#a0a0a0" stroked="f"/>
         </w:pict>
       </w:r>
@@ -9729,7 +9729,7 @@
           <w:rFonts w:eastAsia="Times New Roman" w:cstheme="minorHAnsi"/>
           <w:lang w:eastAsia="en-IN"/>
         </w:rPr>
-        <w:pict>
+        <w:pict w14:anchorId="70782C27">
           <v:rect id="_x0000_i1059" style="width:0;height:1.5pt" o:hralign="center" o:hrstd="t" o:hr="t" fillcolor="#a0a0a0" stroked="f"/>
         </w:pict>
       </w:r>
@@ -9868,7 +9868,7 @@
           <w:rFonts w:eastAsia="Times New Roman" w:cstheme="minorHAnsi"/>
           <w:lang w:eastAsia="en-IN"/>
         </w:rPr>
-        <w:pict>
+        <w:pict w14:anchorId="4D42B666">
           <v:rect id="_x0000_i1060" style="width:0;height:1.5pt" o:hralign="center" o:hrstd="t" o:hr="t" fillcolor="#a0a0a0" stroked="f"/>
         </w:pict>
       </w:r>
@@ -9899,6 +9899,7 @@
         <w:pStyle w:val="code"/>
       </w:pPr>
       <w:r>
+        <w:lastRenderedPageBreak/>
         <w:t>const apiCall = fetch('/api/data');</w:t>
       </w:r>
       <w:r>
@@ -9908,7 +9909,6 @@
         <w:br/>
       </w:r>
       <w:r>
-        <w:lastRenderedPageBreak/>
         <w:t>const timeout = new Promise((_, reject) =&gt;</w:t>
       </w:r>
       <w:r>
@@ -9982,7 +9982,7 @@
           <w:rFonts w:eastAsia="Times New Roman" w:cstheme="minorHAnsi"/>
           <w:lang w:eastAsia="en-IN"/>
         </w:rPr>
-        <w:pict>
+        <w:pict w14:anchorId="135C45FE">
           <v:rect id="_x0000_i1061" style="width:0;height:1.5pt" o:hralign="center" o:hrstd="t" o:hr="t" fillcolor="#a0a0a0" stroked="f"/>
         </w:pict>
       </w:r>
@@ -10148,7 +10148,7 @@
           <w:rFonts w:eastAsia="Times New Roman" w:cstheme="minorHAnsi"/>
           <w:lang w:eastAsia="en-IN"/>
         </w:rPr>
-        <w:pict>
+        <w:pict w14:anchorId="55F5DA11">
           <v:rect id="_x0000_i1062" style="width:0;height:1.5pt" o:hralign="center" o:hrstd="t" o:hr="t" fillcolor="#a0a0a0" stroked="f"/>
         </w:pict>
       </w:r>
@@ -10243,7 +10243,7 @@
           <w:rFonts w:eastAsia="Times New Roman" w:cstheme="minorHAnsi"/>
           <w:lang w:eastAsia="en-IN"/>
         </w:rPr>
-        <w:pict>
+        <w:pict w14:anchorId="53BBB23D">
           <v:rect id="_x0000_i1063" style="width:0;height:1.5pt" o:hralign="center" o:hrstd="t" o:hr="t" fillcolor="#a0a0a0" stroked="f"/>
         </w:pict>
       </w:r>
@@ -10346,7 +10346,8 @@
           <w:rFonts w:eastAsia="Times New Roman" w:cstheme="minorHAnsi"/>
           <w:lang w:eastAsia="en-IN"/>
         </w:rPr>
-        <w:pict>
+        <w:lastRenderedPageBreak/>
+        <w:pict w14:anchorId="62B1B5DC">
           <v:rect id="_x0000_i1064" style="width:0;height:1.5pt" o:hralign="center" o:hrstd="t" o:hr="t" fillcolor="#a0a0a0" stroked="f"/>
         </w:pict>
       </w:r>
@@ -10371,7 +10372,6 @@
           <w:kern w:val="36"/>
           <w:lang w:eastAsia="en-IN"/>
         </w:rPr>
-        <w:lastRenderedPageBreak/>
         <w:t>Easy Memory Trick</w:t>
       </w:r>
     </w:p>
@@ -11570,7 +11570,7 @@
           <w:szCs w:val="20"/>
           <w:lang w:eastAsia="en-IN"/>
         </w:rPr>
-        <w:pict>
+        <w:pict w14:anchorId="569AA1BF">
           <v:rect id="_x0000_i1065" style="width:0;height:1.5pt" o:hralign="center" o:hrstd="t" o:hr="t" fillcolor="#a0a0a0" stroked="f"/>
         </w:pict>
       </w:r>
@@ -11728,6 +11728,7 @@
           <w:szCs w:val="20"/>
           <w:lang w:eastAsia="en-IN"/>
         </w:rPr>
+        <w:lastRenderedPageBreak/>
         <w:t>Benefits</w:t>
       </w:r>
     </w:p>
@@ -11752,7 +11753,6 @@
           <w:szCs w:val="20"/>
           <w:lang w:eastAsia="en-IN"/>
         </w:rPr>
-        <w:lastRenderedPageBreak/>
         <w:t xml:space="preserve">Proper CSS rendering </w:t>
       </w:r>
     </w:p>
@@ -11845,7 +11845,7 @@
           <w:szCs w:val="20"/>
           <w:lang w:eastAsia="en-IN"/>
         </w:rPr>
-        <w:pict>
+        <w:pict w14:anchorId="053BFAA7">
           <v:rect id="_x0000_i1066" style="width:0;height:1.5pt" o:hralign="center" o:hrstd="t" o:hr="t" fillcolor="#a0a0a0" stroked="f"/>
         </w:pict>
       </w:r>
@@ -12030,18 +12030,20 @@
           <w:rFonts w:eastAsia="Times New Roman" w:cstheme="minorHAnsi"/>
           <w:b/>
           <w:bCs/>
-          <w:sz w:val="20"/>
-          <w:szCs w:val="20"/>
-          <w:lang w:eastAsia="en-IN"/>
-        </w:rPr>
-      </w:pPr>
-      <w:r>
-        <w:rPr>
-          <w:rFonts w:eastAsia="Times New Roman" w:cstheme="minorHAnsi"/>
-          <w:b/>
-          <w:bCs/>
-          <w:sz w:val="20"/>
-          <w:szCs w:val="20"/>
+          <w:caps/>
+          <w:sz w:val="24"/>
+          <w:szCs w:val="24"/>
+          <w:lang w:eastAsia="en-IN"/>
+        </w:rPr>
+      </w:pPr>
+      <w:r>
+        <w:rPr>
+          <w:rFonts w:eastAsia="Times New Roman" w:cstheme="minorHAnsi"/>
+          <w:b/>
+          <w:bCs/>
+          <w:caps/>
+          <w:sz w:val="24"/>
+          <w:szCs w:val="24"/>
           <w:lang w:eastAsia="en-IN"/>
         </w:rPr>
         <w:t>Server-Side Rendering (SSR) vs Client-Side Rendering (CSR)</w:t>
@@ -12177,7 +12179,7 @@
           <w:szCs w:val="20"/>
           <w:lang w:eastAsia="en-IN"/>
         </w:rPr>
-        <w:pict>
+        <w:pict w14:anchorId="690B791C">
           <v:rect id="_x0000_i1067" style="width:0;height:1.5pt" o:hralign="center" o:hrstd="t" o:hr="t" fillcolor="#a0a0a0" stroked="f"/>
         </w:pict>
       </w:r>
@@ -12336,7 +12338,7 @@
           <w:szCs w:val="20"/>
           <w:lang w:eastAsia="en-IN"/>
         </w:rPr>
-        <w:pict>
+        <w:pict w14:anchorId="783219F5">
           <v:rect id="_x0000_i1068" style="width:0;height:1.5pt" o:hralign="center" o:hrstd="t" o:hr="t" fillcolor="#a0a0a0" stroked="f"/>
         </w:pict>
       </w:r>
@@ -12858,6 +12860,7 @@
                 <w:szCs w:val="20"/>
                 <w:lang w:eastAsia="en-IN"/>
               </w:rPr>
+              <w:lastRenderedPageBreak/>
               <w:t>First Contentful Paint</w:t>
             </w:r>
           </w:p>
@@ -13021,8 +13024,7 @@
           <w:szCs w:val="20"/>
           <w:lang w:eastAsia="en-IN"/>
         </w:rPr>
-        <w:lastRenderedPageBreak/>
-        <w:pict>
+        <w:pict w14:anchorId="351AD6B2">
           <v:rect id="_x0000_i1069" style="width:0;height:1.5pt" o:hralign="center" o:hrstd="t" o:hr="t" fillcolor="#a0a0a0" stroked="f"/>
         </w:pict>
       </w:r>
@@ -13124,7 +13126,7 @@
           <w:szCs w:val="20"/>
           <w:lang w:eastAsia="en-IN"/>
         </w:rPr>
-        <w:pict>
+        <w:pict w14:anchorId="61AB4CE5">
           <v:rect id="_x0000_i1070" style="width:0;height:1.5pt" o:hralign="center" o:hrstd="t" o:hr="t" fillcolor="#a0a0a0" stroked="f"/>
         </w:pict>
       </w:r>
@@ -13199,7 +13201,7 @@
           <w:szCs w:val="20"/>
           <w:lang w:eastAsia="en-IN"/>
         </w:rPr>
-        <w:pict>
+        <w:pict w14:anchorId="03B1CC0E">
           <v:rect id="_x0000_i1071" style="width:0;height:1.5pt" o:hralign="center" o:hrstd="t" o:hr="t" fillcolor="#a0a0a0" stroked="f"/>
         </w:pict>
       </w:r>
@@ -13571,7 +13573,7 @@
           <w:szCs w:val="20"/>
           <w:lang w:eastAsia="en-IN"/>
         </w:rPr>
-        <w:pict>
+        <w:pict w14:anchorId="56EDE6EA">
           <v:rect id="_x0000_i1072" style="width:0;height:1.5pt" o:hralign="center" o:hrstd="t" o:hr="t" fillcolor="#a0a0a0" stroked="f"/>
         </w:pict>
       </w:r>
@@ -13828,7 +13830,7 @@
           <w:szCs w:val="20"/>
           <w:lang w:eastAsia="en-IN"/>
         </w:rPr>
-        <w:pict>
+        <w:pict w14:anchorId="7FC070D3">
           <v:rect id="_x0000_i1073" style="width:0;height:1.5pt" o:hralign="center" o:hrstd="t" o:hr="t" fillcolor="#a0a0a0" stroked="f"/>
         </w:pict>
       </w:r>
@@ -13887,8 +13889,8 @@
           <w:rFonts w:eastAsia="Times New Roman" w:cstheme="minorHAnsi"/>
           <w:b/>
           <w:caps/>
-          <w:sz w:val="20"/>
-          <w:szCs w:val="20"/>
+          <w:sz w:val="24"/>
+          <w:szCs w:val="24"/>
           <w:lang w:eastAsia="en-IN"/>
         </w:rPr>
       </w:pPr>
@@ -13897,8 +13899,8 @@
           <w:rFonts w:cstheme="minorHAnsi"/>
           <w:b/>
           <w:caps/>
-          <w:sz w:val="20"/>
-          <w:szCs w:val="20"/>
+          <w:sz w:val="24"/>
+          <w:szCs w:val="24"/>
         </w:rPr>
         <w:t>Event delegation</w:t>
       </w:r>
@@ -13936,6 +13938,7 @@
           <w:sz w:val="20"/>
           <w:szCs w:val="20"/>
         </w:rPr>
+        <w:lastRenderedPageBreak/>
         <w:t>Real DOM Example</w:t>
       </w:r>
     </w:p>
@@ -13947,7 +13950,6 @@
         <w:rPr>
           <w:rStyle w:val="o"/>
         </w:rPr>
-        <w:lastRenderedPageBreak/>
         <w:t>&lt;div</w:t>
       </w:r>
       <w:r>
@@ -14353,7 +14355,7 @@
           <w:szCs w:val="20"/>
           <w:lang w:eastAsia="en-IN"/>
         </w:rPr>
-        <w:pict>
+        <w:pict w14:anchorId="14B55C58">
           <v:rect id="_x0000_i1074" style="width:0;height:1.5pt" o:hralign="center" o:hrstd="t" o:hr="t" fillcolor="#a0a0a0" stroked="f"/>
         </w:pict>
       </w:r>
@@ -14983,7 +14985,7 @@
           <w:szCs w:val="20"/>
           <w:lang w:eastAsia="en-IN"/>
         </w:rPr>
-        <w:pict>
+        <w:pict w14:anchorId="0CA46208">
           <v:rect id="_x0000_i1075" style="width:0;height:1.5pt" o:hralign="center" o:hrstd="t" o:hr="t" fillcolor="#a0a0a0" stroked="f"/>
         </w:pict>
       </w:r>
@@ -15005,7 +15007,7 @@
           <w:szCs w:val="20"/>
           <w:lang w:eastAsia="en-IN"/>
         </w:rPr>
-        <w:pict>
+        <w:pict w14:anchorId="19517A04">
           <v:rect id="_x0000_i1076" style="width:0;height:1.5pt" o:hralign="center" o:hrstd="t" o:hr="t" fillcolor="#a0a0a0" stroked="f"/>
         </w:pict>
       </w:r>
@@ -16693,7 +16695,7 @@
           <w:szCs w:val="20"/>
           <w:lang w:eastAsia="en-IN"/>
         </w:rPr>
-        <w:pict>
+        <w:pict w14:anchorId="65C2AC44">
           <v:rect id="_x0000_i1077" style="width:0;height:1.5pt" o:hralign="center" o:hrstd="t" o:hr="t" fillcolor="#a0a0a0" stroked="f"/>
         </w:pict>
       </w:r>
@@ -16822,7 +16824,7 @@
           <w:szCs w:val="20"/>
           <w:lang w:eastAsia="en-IN"/>
         </w:rPr>
-        <w:pict>
+        <w:pict w14:anchorId="78578B1C">
           <v:rect id="_x0000_i1078" style="width:0;height:1.5pt" o:hralign="center" o:hrstd="t" o:hr="t" fillcolor="#a0a0a0" stroked="f"/>
         </w:pict>
       </w:r>
@@ -16946,7 +16948,7 @@
           <w:szCs w:val="20"/>
           <w:lang w:eastAsia="en-IN"/>
         </w:rPr>
-        <w:pict>
+        <w:pict w14:anchorId="5180AC47">
           <v:rect id="_x0000_i1079" style="width:0;height:1.5pt" o:hralign="center" o:hrstd="t" o:hr="t" fillcolor="#a0a0a0" stroked="f"/>
         </w:pict>
       </w:r>
@@ -17026,7 +17028,7 @@
           <w:szCs w:val="20"/>
           <w:lang w:eastAsia="en-IN"/>
         </w:rPr>
-        <w:pict>
+        <w:pict w14:anchorId="505E0A6A">
           <v:rect id="_x0000_i1080" style="width:0;height:1.5pt" o:hralign="center" o:hrstd="t" o:hr="t" fillcolor="#a0a0a0" stroked="f"/>
         </w:pict>
       </w:r>
@@ -17114,7 +17116,7 @@
           <w:szCs w:val="20"/>
           <w:lang w:eastAsia="en-IN"/>
         </w:rPr>
-        <w:pict>
+        <w:pict w14:anchorId="42C2708E">
           <v:rect id="_x0000_i1081" style="width:0;height:1.5pt" o:hralign="center" o:hrstd="t" o:hr="t" fillcolor="#a0a0a0" stroked="f"/>
         </w:pict>
       </w:r>
@@ -17191,7 +17193,7 @@
           <w:szCs w:val="20"/>
           <w:lang w:eastAsia="en-IN"/>
         </w:rPr>
-        <w:pict>
+        <w:pict w14:anchorId="3864CE94">
           <v:rect id="_x0000_i1082" style="width:0;height:1.5pt" o:hralign="center" o:hrstd="t" o:hr="t" fillcolor="#a0a0a0" stroked="f"/>
         </w:pict>
       </w:r>
@@ -17284,7 +17286,7 @@
           <w:szCs w:val="20"/>
           <w:lang w:eastAsia="en-IN"/>
         </w:rPr>
-        <w:pict>
+        <w:pict w14:anchorId="0E55D930">
           <v:rect id="_x0000_i1083" style="width:0;height:1.5pt" o:hralign="center" o:hrstd="t" o:hr="t" fillcolor="#a0a0a0" stroked="f"/>
         </w:pict>
       </w:r>
@@ -17341,7 +17343,7 @@
           <w:szCs w:val="20"/>
           <w:lang w:eastAsia="en-IN"/>
         </w:rPr>
-        <w:pict>
+        <w:pict w14:anchorId="0E79BC9D">
           <v:rect id="_x0000_i1084" style="width:0;height:1.5pt" o:hralign="center" o:hrstd="t" o:hr="t" fillcolor="#a0a0a0" stroked="f"/>
         </w:pict>
       </w:r>
@@ -17475,7 +17477,7 @@
           <w:szCs w:val="20"/>
           <w:lang w:eastAsia="en-IN"/>
         </w:rPr>
-        <w:pict>
+        <w:pict w14:anchorId="6F459305">
           <v:rect id="_x0000_i1085" style="width:0;height:1.5pt" o:hralign="center" o:hrstd="t" o:hr="t" fillcolor="#a0a0a0" stroked="f"/>
         </w:pict>
       </w:r>
@@ -17531,7 +17533,7 @@
           <w:szCs w:val="20"/>
           <w:lang w:eastAsia="en-IN"/>
         </w:rPr>
-        <w:pict>
+        <w:pict w14:anchorId="5B262BAA">
           <v:rect id="_x0000_i1086" style="width:0;height:1.5pt" o:hralign="center" o:hrstd="t" o:hr="t" fillcolor="#a0a0a0" stroked="f"/>
         </w:pict>
       </w:r>
@@ -17751,7 +17753,7 @@
           <w:szCs w:val="20"/>
           <w:lang w:eastAsia="en-IN"/>
         </w:rPr>
-        <w:pict>
+        <w:pict w14:anchorId="6265F48B">
           <v:rect id="_x0000_i1087" style="width:0;height:1.5pt" o:hralign="center" o:hrstd="t" o:hr="t" fillcolor="#a0a0a0" stroked="f"/>
         </w:pict>
       </w:r>
@@ -17963,7 +17965,7 @@
           <w:szCs w:val="20"/>
           <w:lang w:eastAsia="en-IN"/>
         </w:rPr>
-        <w:pict>
+        <w:pict w14:anchorId="7C6365E3">
           <v:rect id="_x0000_i1088" style="width:0;height:1.5pt" o:hralign="center" o:hrstd="t" o:hr="t" fillcolor="#a0a0a0" stroked="f"/>
         </w:pict>
       </w:r>
@@ -18169,7 +18171,7 @@
           <w:szCs w:val="20"/>
           <w:lang w:eastAsia="en-IN"/>
         </w:rPr>
-        <w:pict>
+        <w:pict w14:anchorId="0C48BD2A">
           <v:rect id="_x0000_i1089" style="width:0;height:1.5pt" o:hralign="center" o:hrstd="t" o:hr="t" fillcolor="#a0a0a0" stroked="f"/>
         </w:pict>
       </w:r>
@@ -18273,7 +18275,7 @@
           <w:szCs w:val="20"/>
           <w:lang w:eastAsia="en-IN"/>
         </w:rPr>
-        <w:pict>
+        <w:pict w14:anchorId="5D8DA5EF">
           <v:rect id="_x0000_i1090" style="width:0;height:1.5pt" o:hralign="center" o:hrstd="t" o:hr="t" fillcolor="#a0a0a0" stroked="f"/>
         </w:pict>
       </w:r>
@@ -18356,7 +18358,7 @@
           <w:szCs w:val="20"/>
           <w:lang w:eastAsia="en-IN"/>
         </w:rPr>
-        <w:pict>
+        <w:pict w14:anchorId="1E23AC13">
           <v:rect id="_x0000_i1091" style="width:0;height:1.5pt" o:hralign="center" o:hrstd="t" o:hr="t" fillcolor="#a0a0a0" stroked="f"/>
         </w:pict>
       </w:r>
@@ -18511,7 +18513,7 @@
           <w:szCs w:val="20"/>
           <w:lang w:eastAsia="en-IN"/>
         </w:rPr>
-        <w:pict>
+        <w:pict w14:anchorId="598D1E1B">
           <v:rect id="_x0000_i1092" style="width:0;height:1.5pt" o:hralign="center" o:hrstd="t" o:hr="t" fillcolor="#a0a0a0" stroked="f"/>
         </w:pict>
       </w:r>
@@ -18580,7 +18582,7 @@
           <w:szCs w:val="20"/>
           <w:lang w:eastAsia="en-IN"/>
         </w:rPr>
-        <w:pict>
+        <w:pict w14:anchorId="15C8DD69">
           <v:rect id="_x0000_i1093" style="width:0;height:1.5pt" o:hralign="center" o:hrstd="t" o:hr="t" fillcolor="#a0a0a0" stroked="f"/>
         </w:pict>
       </w:r>
@@ -18715,7 +18717,7 @@
           <w:szCs w:val="20"/>
           <w:lang w:eastAsia="en-IN"/>
         </w:rPr>
-        <w:pict>
+        <w:pict w14:anchorId="55E2B253">
           <v:rect id="_x0000_i1094" style="width:0;height:1.5pt" o:hralign="center" o:hrstd="t" o:hr="t" fillcolor="#a0a0a0" stroked="f"/>
         </w:pict>
       </w:r>
@@ -18784,7 +18786,7 @@
           <w:szCs w:val="20"/>
           <w:lang w:eastAsia="en-IN"/>
         </w:rPr>
-        <w:pict>
+        <w:pict w14:anchorId="74E0084B">
           <v:rect id="_x0000_i1095" style="width:0;height:1.5pt" o:hralign="center" o:hrstd="t" o:hr="t" fillcolor="#a0a0a0" stroked="f"/>
         </w:pict>
       </w:r>
@@ -18991,7 +18993,7 @@
           <w:szCs w:val="20"/>
           <w:lang w:eastAsia="en-IN"/>
         </w:rPr>
-        <w:pict>
+        <w:pict w14:anchorId="51AB25E6">
           <v:rect id="_x0000_i1096" style="width:0;height:1.5pt" o:hralign="center" o:hrstd="t" o:hr="t" fillcolor="#a0a0a0" stroked="f"/>
         </w:pict>
       </w:r>
@@ -19060,7 +19062,7 @@
           <w:szCs w:val="20"/>
           <w:lang w:eastAsia="en-IN"/>
         </w:rPr>
-        <w:pict>
+        <w:pict w14:anchorId="2DD9BDC0">
           <v:rect id="_x0000_i1097" style="width:0;height:1.5pt" o:hralign="center" o:hrstd="t" o:hr="t" fillcolor="#a0a0a0" stroked="f"/>
         </w:pict>
       </w:r>
@@ -19227,7 +19229,7 @@
           <w:szCs w:val="20"/>
           <w:lang w:eastAsia="en-IN"/>
         </w:rPr>
-        <w:pict>
+        <w:pict w14:anchorId="15513662">
           <v:rect id="_x0000_i1098" style="width:0;height:1.5pt" o:hralign="center" o:hrstd="t" o:hr="t" fillcolor="#a0a0a0" stroked="f"/>
         </w:pict>
       </w:r>
@@ -19386,7 +19388,7 @@
           <w:szCs w:val="20"/>
           <w:lang w:eastAsia="en-IN"/>
         </w:rPr>
-        <w:pict>
+        <w:pict w14:anchorId="67A019F4">
           <v:rect id="_x0000_i1099" style="width:0;height:1.5pt" o:hralign="center" o:hrstd="t" o:hr="t" fillcolor="#a0a0a0" stroked="f"/>
         </w:pict>
       </w:r>
@@ -19456,7 +19458,7 @@
           <w:lang w:eastAsia="en-IN"/>
         </w:rPr>
         <w:lastRenderedPageBreak/>
-        <w:pict>
+        <w:pict w14:anchorId="04108301">
           <v:rect id="_x0000_i1100" style="width:0;height:1.5pt" o:hralign="center" o:hrstd="t" o:hr="t" fillcolor="#a0a0a0" stroked="f"/>
         </w:pict>
       </w:r>
@@ -19637,7 +19639,7 @@
           <w:szCs w:val="20"/>
           <w:lang w:eastAsia="en-IN"/>
         </w:rPr>
-        <w:pict>
+        <w:pict w14:anchorId="087E7D48">
           <v:rect id="_x0000_i1101" style="width:0;height:1.5pt" o:hralign="center" o:hrstd="t" o:hr="t" fillcolor="#a0a0a0" stroked="f"/>
         </w:pict>
       </w:r>
@@ -19706,7 +19708,7 @@
           <w:szCs w:val="20"/>
           <w:lang w:eastAsia="en-IN"/>
         </w:rPr>
-        <w:pict>
+        <w:pict w14:anchorId="7798E44E">
           <v:rect id="_x0000_i1102" style="width:0;height:1.5pt" o:hralign="center" o:hrstd="t" o:hr="t" fillcolor="#a0a0a0" stroked="f"/>
         </w:pict>
       </w:r>
@@ -19801,7 +19803,7 @@
           <w:szCs w:val="20"/>
           <w:lang w:eastAsia="en-IN"/>
         </w:rPr>
-        <w:pict>
+        <w:pict w14:anchorId="3F7B8A88">
           <v:rect id="_x0000_i1103" style="width:0;height:1.5pt" o:hralign="center" o:hrstd="t" o:hr="t" fillcolor="#a0a0a0" stroked="f"/>
         </w:pict>
       </w:r>
@@ -19876,7 +19878,7 @@
           <w:szCs w:val="20"/>
           <w:lang w:eastAsia="en-IN"/>
         </w:rPr>
-        <w:pict>
+        <w:pict w14:anchorId="017E698A">
           <v:rect id="_x0000_i1104" style="width:0;height:1.5pt" o:hralign="center" o:hrstd="t" o:hr="t" fillcolor="#a0a0a0" stroked="f"/>
         </w:pict>
       </w:r>
@@ -19945,7 +19947,7 @@
           <w:szCs w:val="20"/>
           <w:lang w:eastAsia="en-IN"/>
         </w:rPr>
-        <w:pict>
+        <w:pict w14:anchorId="69A37659">
           <v:rect id="_x0000_i1105" style="width:0;height:1.5pt" o:hralign="center" o:hrstd="t" o:hr="t" fillcolor="#a0a0a0" stroked="f"/>
         </w:pict>
       </w:r>
@@ -20037,7 +20039,7 @@
           <w:szCs w:val="20"/>
           <w:lang w:eastAsia="en-IN"/>
         </w:rPr>
-        <w:pict>
+        <w:pict w14:anchorId="3F001C69">
           <v:rect id="_x0000_i1106" style="width:0;height:1.5pt" o:hralign="center" o:hrstd="t" o:hr="t" fillcolor="#a0a0a0" stroked="f"/>
         </w:pict>
       </w:r>
@@ -20106,7 +20108,7 @@
           <w:szCs w:val="20"/>
           <w:lang w:eastAsia="en-IN"/>
         </w:rPr>
-        <w:pict>
+        <w:pict w14:anchorId="024EB28D">
           <v:rect id="_x0000_i1107" style="width:0;height:1.5pt" o:hralign="center" o:hrstd="t" o:hr="t" fillcolor="#a0a0a0" stroked="f"/>
         </w:pict>
       </w:r>
@@ -20197,7 +20199,7 @@
           <w:szCs w:val="20"/>
           <w:lang w:eastAsia="en-IN"/>
         </w:rPr>
-        <w:pict>
+        <w:pict w14:anchorId="20248CDD">
           <v:rect id="_x0000_i1108" style="width:0;height:1.5pt" o:hralign="center" o:hrstd="t" o:hr="t" fillcolor="#a0a0a0" stroked="f"/>
         </w:pict>
       </w:r>
@@ -20266,7 +20268,7 @@
           <w:szCs w:val="20"/>
           <w:lang w:eastAsia="en-IN"/>
         </w:rPr>
-        <w:pict>
+        <w:pict w14:anchorId="353CB243">
           <v:rect id="_x0000_i1109" style="width:0;height:1.5pt" o:hralign="center" o:hrstd="t" o:hr="t" fillcolor="#a0a0a0" stroked="f"/>
         </w:pict>
       </w:r>
@@ -20357,7 +20359,7 @@
           <w:szCs w:val="20"/>
           <w:lang w:eastAsia="en-IN"/>
         </w:rPr>
-        <w:pict>
+        <w:pict w14:anchorId="748F72C1">
           <v:rect id="_x0000_i1110" style="width:0;height:1.5pt" o:hralign="center" o:hrstd="t" o:hr="t" fillcolor="#a0a0a0" stroked="f"/>
         </w:pict>
       </w:r>
@@ -20426,7 +20428,7 @@
           <w:szCs w:val="20"/>
           <w:lang w:eastAsia="en-IN"/>
         </w:rPr>
-        <w:pict>
+        <w:pict w14:anchorId="3E323BB7">
           <v:rect id="_x0000_i1111" style="width:0;height:1.5pt" o:hralign="center" o:hrstd="t" o:hr="t" fillcolor="#a0a0a0" stroked="f"/>
         </w:pict>
       </w:r>
@@ -20549,7 +20551,7 @@
           <w:szCs w:val="20"/>
           <w:lang w:eastAsia="en-IN"/>
         </w:rPr>
-        <w:pict>
+        <w:pict w14:anchorId="2829C103">
           <v:rect id="_x0000_i1112" style="width:0;height:1.5pt" o:hralign="center" o:hrstd="t" o:hr="t" fillcolor="#a0a0a0" stroked="f"/>
         </w:pict>
       </w:r>
@@ -20619,7 +20621,7 @@
           <w:lang w:eastAsia="en-IN"/>
         </w:rPr>
         <w:lastRenderedPageBreak/>
-        <w:pict>
+        <w:pict w14:anchorId="64DE4849">
           <v:rect id="_x0000_i1113" style="width:0;height:1.5pt" o:hralign="center" o:hrstd="t" o:hr="t" fillcolor="#a0a0a0" stroked="f"/>
         </w:pict>
       </w:r>
@@ -20718,7 +20720,7 @@
           <w:szCs w:val="20"/>
           <w:lang w:eastAsia="en-IN"/>
         </w:rPr>
-        <w:pict>
+        <w:pict w14:anchorId="3E87FB33">
           <v:rect id="_x0000_i1114" style="width:0;height:1.5pt" o:hralign="center" o:hrstd="t" o:hr="t" fillcolor="#a0a0a0" stroked="f"/>
         </w:pict>
       </w:r>
@@ -20787,7 +20789,7 @@
           <w:szCs w:val="20"/>
           <w:lang w:eastAsia="en-IN"/>
         </w:rPr>
-        <w:pict>
+        <w:pict w14:anchorId="01BCB5D6">
           <v:rect id="_x0000_i1115" style="width:0;height:1.5pt" o:hralign="center" o:hrstd="t" o:hr="t" fillcolor="#a0a0a0" stroked="f"/>
         </w:pict>
       </w:r>
@@ -20870,7 +20872,7 @@
           <w:szCs w:val="20"/>
           <w:lang w:eastAsia="en-IN"/>
         </w:rPr>
-        <w:pict>
+        <w:pict w14:anchorId="3F989235">
           <v:rect id="_x0000_i1116" style="width:0;height:1.5pt" o:hralign="center" o:hrstd="t" o:hr="t" fillcolor="#a0a0a0" stroked="f"/>
         </w:pict>
       </w:r>
@@ -21016,7 +21018,7 @@
           <w:szCs w:val="20"/>
           <w:lang w:eastAsia="en-IN"/>
         </w:rPr>
-        <w:pict>
+        <w:pict w14:anchorId="5B2DCF53">
           <v:rect id="_x0000_i1117" style="width:0;height:1.5pt" o:hralign="center" o:hrstd="t" o:hr="t" fillcolor="#a0a0a0" stroked="f"/>
         </w:pict>
       </w:r>
@@ -21071,7 +21073,7 @@
           <w:szCs w:val="20"/>
           <w:lang w:eastAsia="en-IN"/>
         </w:rPr>
-        <w:pict>
+        <w:pict w14:anchorId="07778C5B">
           <v:rect id="_x0000_i1118" style="width:0;height:1.5pt" o:hralign="center" o:hrstd="t" o:hr="t" fillcolor="#a0a0a0" stroked="f"/>
         </w:pict>
       </w:r>
@@ -21680,7 +21682,7 @@
           <w:szCs w:val="20"/>
           <w:lang w:eastAsia="en-IN"/>
         </w:rPr>
-        <w:pict>
+        <w:pict w14:anchorId="10503370">
           <v:rect id="_x0000_i1119" style="width:0;height:1.5pt" o:hralign="center" o:hrstd="t" o:hr="t" fillcolor="#a0a0a0" stroked="f"/>
         </w:pict>
       </w:r>
@@ -22645,7 +22647,7 @@
     </w:tbl>
     <w:p>
       <w:r>
-        <w:pict>
+        <w:pict w14:anchorId="6FD201E3">
           <v:rect id="_x0000_i1120" style="width:0;height:1.5pt" o:hralign="center" o:hrstd="t" o:hr="t" fillcolor="#a0a0a0" stroked="f"/>
         </w:pict>
       </w:r>
@@ -23014,7 +23016,7 @@
           <w:sz w:val="20"/>
           <w:szCs w:val="20"/>
         </w:rPr>
-        <w:pict>
+        <w:pict w14:anchorId="669F5620">
           <v:rect id="_x0000_i1121" style="width:0;height:1.5pt" o:hralign="center" o:hrstd="t" o:hr="t" fillcolor="#a0a0a0" stroked="f"/>
         </w:pict>
       </w:r>
@@ -23381,11 +23383,39 @@
     <w:p>
       <w:pPr>
         <w:rPr>
+          <w:rFonts w:eastAsia="Times New Roman" w:cstheme="minorHAnsi"/>
+          <w:b/>
+          <w:bCs/>
+          <w:caps/>
+          <w:sz w:val="24"/>
+          <w:szCs w:val="24"/>
+          <w:lang w:eastAsia="en-IN"/>
+        </w:rPr>
+      </w:pPr>
+    </w:p>
+    <w:p>
+      <w:pPr>
+        <w:rPr>
           <w:rFonts w:cstheme="minorHAnsi"/>
-          <w:sz w:val="20"/>
-          <w:szCs w:val="20"/>
-        </w:rPr>
-      </w:pPr>
+          <w:b/>
+          <w:bCs/>
+          <w:caps/>
+          <w:sz w:val="20"/>
+          <w:szCs w:val="20"/>
+        </w:rPr>
+      </w:pPr>
+      <w:r>
+        <w:rPr>
+          <w:rFonts w:eastAsia="Times New Roman" w:cstheme="minorHAnsi"/>
+          <w:b/>
+          <w:bCs/>
+          <w:caps/>
+          <w:sz w:val="24"/>
+          <w:szCs w:val="24"/>
+          <w:lang w:eastAsia="en-IN"/>
+        </w:rPr>
+        <w:t>event loop</w:t>
+      </w:r>
     </w:p>
     <w:p>
       <w:pPr>
@@ -23568,6 +23598,7 @@
           <w:szCs w:val="20"/>
           <w:lang w:eastAsia="en-IN"/>
         </w:rPr>
+        <w:lastRenderedPageBreak/>
         <w:t>The call stack stores function execution frames.</w:t>
       </w:r>
     </w:p>
@@ -23588,7 +23619,6 @@
           <w:szCs w:val="20"/>
           <w:lang w:eastAsia="en-IN"/>
         </w:rPr>
-        <w:lastRenderedPageBreak/>
         <w:t>When a function is called:</w:t>
       </w:r>
     </w:p>
@@ -23786,7 +23816,7 @@
           <w:szCs w:val="20"/>
           <w:lang w:eastAsia="en-IN"/>
         </w:rPr>
-        <w:pict>
+        <w:pict w14:anchorId="09B802CA">
           <v:rect id="_x0000_i1122" style="width:0;height:1.5pt" o:hralign="center" o:hrstd="t" o:hr="t" fillcolor="#a0a0a0" stroked="f"/>
         </w:pict>
       </w:r>
@@ -23996,8 +24026,8 @@
           <w:szCs w:val="20"/>
           <w:lang w:eastAsia="en-IN"/>
         </w:rPr>
-        <w:pict>
-          <v:rect id="_x0000_i1124" style="width:0;height:1.5pt" o:hralign="center" o:hrstd="t" o:hr="t" fillcolor="#a0a0a0" stroked="f"/>
+        <w:pict w14:anchorId="734FA7D7">
+          <v:rect id="_x0000_i1123" style="width:0;height:1.5pt" o:hralign="center" o:hrstd="t" o:hr="t" fillcolor="#a0a0a0" stroked="f"/>
         </w:pict>
       </w:r>
     </w:p>
@@ -24203,8 +24233,8 @@
           <w:szCs w:val="20"/>
           <w:lang w:eastAsia="en-IN"/>
         </w:rPr>
-        <w:pict>
-          <v:rect id="_x0000_i1125" style="width:0;height:1.5pt" o:hralign="center" o:hrstd="t" o:hr="t" fillcolor="#a0a0a0" stroked="f"/>
+        <w:pict w14:anchorId="51E6E69B">
+          <v:rect id="_x0000_i1124" style="width:0;height:1.5pt" o:hralign="center" o:hrstd="t" o:hr="t" fillcolor="#a0a0a0" stroked="f"/>
         </w:pict>
       </w:r>
     </w:p>
@@ -24348,6 +24378,7 @@
           <w:sz w:val="20"/>
           <w:szCs w:val="20"/>
         </w:rPr>
+        <w:lastRenderedPageBreak/>
         <w:t>Important Rule</w:t>
       </w:r>
     </w:p>
@@ -24366,7 +24397,6 @@
           <w:sz w:val="20"/>
           <w:szCs w:val="20"/>
         </w:rPr>
-        <w:lastRenderedPageBreak/>
         <w:t>Microtasks Always Run Before Macrotasks</w:t>
       </w:r>
     </w:p>
@@ -24405,8 +24435,6 @@
         </w:rPr>
         <w:t>Priority:</w:t>
       </w:r>
-      <w:bookmarkStart w:id="0" w:name="_GoBack"/>
-      <w:bookmarkEnd w:id="0"/>
     </w:p>
     <w:p>
       <w:pPr>
@@ -24511,7 +24539,7 @@
 </file>
 
 <file path=word/numbering.xml><?xml version="1.0" encoding="utf-8"?>
-<w:numbering xmlns:wpc="http://schemas.microsoft.com/office/word/2010/wordprocessingCanvas" xmlns:cx="http://schemas.microsoft.com/office/drawing/2014/chartex" xmlns:cx1="http://schemas.microsoft.com/office/drawing/2015/9/8/chartex" xmlns:mc="http://schemas.openxmlformats.org/markup-compatibility/2006" xmlns:o="urn:schemas-microsoft-com:office:office" xmlns:r="http://schemas.openxmlformats.org/officeDocument/2006/relationships" xmlns:m="http://schemas.openxmlformats.org/officeDocument/2006/math" xmlns:v="urn:schemas-microsoft-com:vml" xmlns:wp14="http://schemas.microsoft.com/office/word/2010/wordprocessingDrawing" xmlns:wp="http://schemas.openxmlformats.org/drawingml/2006/wordprocessingDrawing" xmlns:w10="urn:schemas-microsoft-com:office:word" xmlns:w="http://schemas.openxmlformats.org/wordprocessingml/2006/main" xmlns:w14="http://schemas.microsoft.com/office/word/2010/wordml" xmlns:w15="http://schemas.microsoft.com/office/word/2012/wordml" xmlns:w16se="http://schemas.microsoft.com/office/word/2015/wordml/symex" xmlns:wpg="http://schemas.microsoft.com/office/word/2010/wordprocessingGroup" xmlns:wpi="http://schemas.microsoft.com/office/word/2010/wordprocessingInk" xmlns:wne="http://schemas.microsoft.com/office/word/2006/wordml" xmlns:wps="http://schemas.microsoft.com/office/word/2010/wordprocessingShape" mc:Ignorable="w14 w15 w16se wp14">
+<w:numbering xmlns:wpc="http://schemas.microsoft.com/office/word/2010/wordprocessingCanvas" xmlns:cx="http://schemas.microsoft.com/office/drawing/2014/chartex" xmlns:cx1="http://schemas.microsoft.com/office/drawing/2015/9/8/chartex" xmlns:cx2="http://schemas.microsoft.com/office/drawing/2015/10/21/chartex" xmlns:cx3="http://schemas.microsoft.com/office/drawing/2016/5/9/chartex" xmlns:cx4="http://schemas.microsoft.com/office/drawing/2016/5/10/chartex" xmlns:cx5="http://schemas.microsoft.com/office/drawing/2016/5/11/chartex" xmlns:cx6="http://schemas.microsoft.com/office/drawing/2016/5/12/chartex" xmlns:cx7="http://schemas.microsoft.com/office/drawing/2016/5/13/chartex" xmlns:cx8="http://schemas.microsoft.com/office/drawing/2016/5/14/chartex" xmlns:mc="http://schemas.openxmlformats.org/markup-compatibility/2006" xmlns:aink="http://schemas.microsoft.com/office/drawing/2016/ink" xmlns:am3d="http://schemas.microsoft.com/office/drawing/2017/model3d" xmlns:o="urn:schemas-microsoft-com:office:office" xmlns:oel="http://schemas.microsoft.com/office/2019/extlst" xmlns:r="http://schemas.openxmlformats.org/officeDocument/2006/relationships" xmlns:m="http://schemas.openxmlformats.org/officeDocument/2006/math" xmlns:v="urn:schemas-microsoft-com:vml" xmlns:wp14="http://schemas.microsoft.com/office/word/2010/wordprocessingDrawing" xmlns:wp="http://schemas.openxmlformats.org/drawingml/2006/wordprocessingDrawing" xmlns:w10="urn:schemas-microsoft-com:office:word" xmlns:w="http://schemas.openxmlformats.org/wordprocessingml/2006/main" xmlns:w14="http://schemas.microsoft.com/office/word/2010/wordml" xmlns:w15="http://schemas.microsoft.com/office/word/2012/wordml" xmlns:w16cex="http://schemas.microsoft.com/office/word/2018/wordml/cex" xmlns:w16cid="http://schemas.microsoft.com/office/word/2016/wordml/cid" xmlns:w16="http://schemas.microsoft.com/office/word/2018/wordml" xmlns:w16du="http://schemas.microsoft.com/office/word/2023/wordml/word16du" xmlns:w16sdtdh="http://schemas.microsoft.com/office/word/2020/wordml/sdtdatahash" xmlns:w16sdtfl="http://schemas.microsoft.com/office/word/2024/wordml/sdtformatlock" xmlns:w16se="http://schemas.microsoft.com/office/word/2015/wordml/symex" xmlns:wpg="http://schemas.microsoft.com/office/word/2010/wordprocessingGroup" xmlns:wpi="http://schemas.microsoft.com/office/word/2010/wordprocessingInk" xmlns:wne="http://schemas.microsoft.com/office/word/2006/wordml" xmlns:wps="http://schemas.microsoft.com/office/word/2010/wordprocessingShape" mc:Ignorable="w14 w15 w16se w16cid w16 w16cex w16sdtdh w16sdtfl w16du wp14">
   <w:abstractNum w:abstractNumId="0" w15:restartNumberingAfterBreak="0">
     <w:nsid w:val="04764033"/>
     <w:multiLevelType w:val="multilevel"/>
@@ -28052,83 +28080,83 @@
       </w:rPr>
     </w:lvl>
   </w:abstractNum>
-  <w:num w:numId="1">
+  <w:num w:numId="1" w16cid:durableId="1342317694">
     <w:abstractNumId w:val="21"/>
   </w:num>
-  <w:num w:numId="2">
+  <w:num w:numId="2" w16cid:durableId="1090733293">
     <w:abstractNumId w:val="22"/>
   </w:num>
-  <w:num w:numId="3">
+  <w:num w:numId="3" w16cid:durableId="641346274">
     <w:abstractNumId w:val="8"/>
   </w:num>
-  <w:num w:numId="4">
+  <w:num w:numId="4" w16cid:durableId="1816752429">
     <w:abstractNumId w:val="11"/>
   </w:num>
-  <w:num w:numId="5">
+  <w:num w:numId="5" w16cid:durableId="1897736121">
     <w:abstractNumId w:val="6"/>
   </w:num>
-  <w:num w:numId="6">
+  <w:num w:numId="6" w16cid:durableId="1131022161">
     <w:abstractNumId w:val="13"/>
   </w:num>
-  <w:num w:numId="7">
+  <w:num w:numId="7" w16cid:durableId="1740863401">
     <w:abstractNumId w:val="2"/>
   </w:num>
-  <w:num w:numId="8">
+  <w:num w:numId="8" w16cid:durableId="347214956">
     <w:abstractNumId w:val="18"/>
   </w:num>
-  <w:num w:numId="9">
+  <w:num w:numId="9" w16cid:durableId="272707517">
     <w:abstractNumId w:val="1"/>
   </w:num>
-  <w:num w:numId="10">
+  <w:num w:numId="10" w16cid:durableId="534463866">
     <w:abstractNumId w:val="0"/>
   </w:num>
-  <w:num w:numId="11">
+  <w:num w:numId="11" w16cid:durableId="2055814521">
     <w:abstractNumId w:val="14"/>
   </w:num>
-  <w:num w:numId="12">
+  <w:num w:numId="12" w16cid:durableId="303776005">
     <w:abstractNumId w:val="16"/>
   </w:num>
-  <w:num w:numId="13">
+  <w:num w:numId="13" w16cid:durableId="1461192068">
     <w:abstractNumId w:val="17"/>
   </w:num>
-  <w:num w:numId="14">
+  <w:num w:numId="14" w16cid:durableId="1700351323">
     <w:abstractNumId w:val="12"/>
   </w:num>
-  <w:num w:numId="15">
+  <w:num w:numId="15" w16cid:durableId="59796244">
     <w:abstractNumId w:val="20"/>
   </w:num>
-  <w:num w:numId="16">
+  <w:num w:numId="16" w16cid:durableId="209729065">
     <w:abstractNumId w:val="7"/>
   </w:num>
-  <w:num w:numId="17">
+  <w:num w:numId="17" w16cid:durableId="975570947">
     <w:abstractNumId w:val="4"/>
   </w:num>
-  <w:num w:numId="18">
+  <w:num w:numId="18" w16cid:durableId="1916359111">
     <w:abstractNumId w:val="9"/>
   </w:num>
-  <w:num w:numId="19">
+  <w:num w:numId="19" w16cid:durableId="1305740051">
     <w:abstractNumId w:val="15"/>
   </w:num>
-  <w:num w:numId="20">
+  <w:num w:numId="20" w16cid:durableId="287592641">
     <w:abstractNumId w:val="23"/>
   </w:num>
-  <w:num w:numId="21">
+  <w:num w:numId="21" w16cid:durableId="189342049">
     <w:abstractNumId w:val="5"/>
   </w:num>
-  <w:num w:numId="22">
+  <w:num w:numId="22" w16cid:durableId="1370956936">
     <w:abstractNumId w:val="3"/>
   </w:num>
-  <w:num w:numId="23">
+  <w:num w:numId="23" w16cid:durableId="1678575543">
     <w:abstractNumId w:val="10"/>
   </w:num>
-  <w:num w:numId="24">
+  <w:num w:numId="24" w16cid:durableId="325598093">
     <w:abstractNumId w:val="19"/>
   </w:num>
 </w:numbering>
 </file>
 
 <file path=word/styles.xml><?xml version="1.0" encoding="utf-8"?>
-<w:styles xmlns:mc="http://schemas.openxmlformats.org/markup-compatibility/2006" xmlns:r="http://schemas.openxmlformats.org/officeDocument/2006/relationships" xmlns:w="http://schemas.openxmlformats.org/wordprocessingml/2006/main" xmlns:w14="http://schemas.microsoft.com/office/word/2010/wordml" xmlns:w15="http://schemas.microsoft.com/office/word/2012/wordml" xmlns:w16se="http://schemas.microsoft.com/office/word/2015/wordml/symex" mc:Ignorable="w14 w15 w16se">
+<w:styles xmlns:mc="http://schemas.openxmlformats.org/markup-compatibility/2006" xmlns:r="http://schemas.openxmlformats.org/officeDocument/2006/relationships" xmlns:w="http://schemas.openxmlformats.org/wordprocessingml/2006/main" xmlns:w14="http://schemas.microsoft.com/office/word/2010/wordml" xmlns:w15="http://schemas.microsoft.com/office/word/2012/wordml" xmlns:w16cex="http://schemas.microsoft.com/office/word/2018/wordml/cex" xmlns:w16cid="http://schemas.microsoft.com/office/word/2016/wordml/cid" xmlns:w16="http://schemas.microsoft.com/office/word/2018/wordml" xmlns:w16du="http://schemas.microsoft.com/office/word/2023/wordml/word16du" xmlns:w16sdtdh="http://schemas.microsoft.com/office/word/2020/wordml/sdtdatahash" xmlns:w16sdtfl="http://schemas.microsoft.com/office/word/2024/wordml/sdtformatlock" xmlns:w16se="http://schemas.microsoft.com/office/word/2015/wordml/symex" mc:Ignorable="w14 w15 w16se w16cid w16 w16cex w16sdtdh w16sdtfl w16du">
   <w:docDefaults>
     <w:rPrDefault>
       <w:rPr>
@@ -28144,7 +28172,7 @@
       </w:pPr>
     </w:pPrDefault>
   </w:docDefaults>
-  <w:latentStyles w:defLockedState="0" w:defUIPriority="99" w:defSemiHidden="0" w:defUnhideWhenUsed="0" w:defQFormat="0" w:count="371">
+  <w:latentStyles w:defLockedState="0" w:defUIPriority="99" w:defSemiHidden="0" w:defUnhideWhenUsed="0" w:defQFormat="0" w:count="376">
     <w:lsdException w:name="Normal" w:uiPriority="0" w:qFormat="1"/>
     <w:lsdException w:name="heading 1" w:uiPriority="9" w:qFormat="1"/>
     <w:lsdException w:name="heading 2" w:semiHidden="1" w:uiPriority="9" w:unhideWhenUsed="1" w:qFormat="1"/>
@@ -28516,6 +28544,11 @@
     <w:lsdException w:name="List Table 5 Dark Accent 6" w:uiPriority="50"/>
     <w:lsdException w:name="List Table 6 Colorful Accent 6" w:uiPriority="51"/>
     <w:lsdException w:name="List Table 7 Colorful Accent 6" w:uiPriority="52"/>
+    <w:lsdException w:name="Mention" w:semiHidden="1" w:unhideWhenUsed="1"/>
+    <w:lsdException w:name="Smart Hyperlink" w:semiHidden="1" w:unhideWhenUsed="1"/>
+    <w:lsdException w:name="Hashtag" w:semiHidden="1" w:unhideWhenUsed="1"/>
+    <w:lsdException w:name="Unresolved Mention" w:semiHidden="1" w:unhideWhenUsed="1"/>
+    <w:lsdException w:name="Smart Link" w:semiHidden="1" w:unhideWhenUsed="1"/>
   </w:latentStyles>
   <w:style w:type="paragraph" w:default="1" w:styleId="Normal">
     <w:name w:val="Normal"/>

--- a/javascript.docx
+++ b/javascript.docx
@@ -10928,16 +10928,18 @@
           <w:rFonts w:eastAsia="Times New Roman" w:cstheme="minorHAnsi"/>
           <w:b/>
           <w:bCs/>
-          <w:sz w:val="20"/>
-          <w:szCs w:val="20"/>
-          <w:lang w:eastAsia="en-IN"/>
-        </w:rPr>
-      </w:pPr>
-      <w:r>
-        <w:rPr>
-          <w:rFonts w:eastAsia="Times New Roman" w:cstheme="minorHAnsi"/>
-          <w:b/>
-          <w:bCs/>
+          <w:caps/>
+          <w:sz w:val="20"/>
+          <w:szCs w:val="20"/>
+          <w:lang w:eastAsia="en-IN"/>
+        </w:rPr>
+      </w:pPr>
+      <w:r>
+        <w:rPr>
+          <w:rFonts w:eastAsia="Times New Roman" w:cstheme="minorHAnsi"/>
+          <w:b/>
+          <w:bCs/>
+          <w:caps/>
           <w:sz w:val="20"/>
           <w:szCs w:val="20"/>
           <w:lang w:eastAsia="en-IN"/>
@@ -14299,6 +14301,7 @@
           <w:rFonts w:eastAsia="Times New Roman" w:cstheme="minorHAnsi"/>
           <w:b/>
           <w:bCs/>
+          <w:caps/>
           <w:kern w:val="36"/>
           <w:sz w:val="20"/>
           <w:szCs w:val="20"/>
@@ -14310,6 +14313,7 @@
           <w:rFonts w:eastAsia="Times New Roman" w:cstheme="minorHAnsi"/>
           <w:b/>
           <w:bCs/>
+          <w:caps/>
           <w:kern w:val="36"/>
           <w:sz w:val="20"/>
           <w:szCs w:val="20"/>
@@ -15121,6 +15125,7 @@
         <w:pStyle w:val="Heading2"/>
         <w:rPr>
           <w:rFonts w:asciiTheme="minorHAnsi" w:hAnsiTheme="minorHAnsi" w:cstheme="minorHAnsi"/>
+          <w:caps/>
           <w:sz w:val="20"/>
           <w:szCs w:val="20"/>
         </w:rPr>
@@ -15128,6 +15133,7 @@
       <w:r>
         <w:rPr>
           <w:rFonts w:asciiTheme="minorHAnsi" w:hAnsiTheme="minorHAnsi" w:cstheme="minorHAnsi"/>
+          <w:caps/>
           <w:sz w:val="20"/>
           <w:szCs w:val="20"/>
         </w:rPr>
@@ -22374,66 +22380,115 @@
     <w:p>
       <w:pPr>
         <w:pStyle w:val="Heading1"/>
+        <w:rPr>
+          <w:rFonts w:asciiTheme="minorHAnsi" w:hAnsiTheme="minorHAnsi" w:cstheme="minorHAnsi"/>
+          <w:sz w:val="24"/>
+          <w:szCs w:val="24"/>
+        </w:rPr>
       </w:pPr>
       <w:r>
         <w:rPr>
           <w:rStyle w:val="HTMLCode"/>
+          <w:rFonts w:asciiTheme="minorHAnsi" w:hAnsiTheme="minorHAnsi" w:cstheme="minorHAnsi"/>
+          <w:sz w:val="24"/>
+          <w:szCs w:val="24"/>
         </w:rPr>
         <w:t>any</w:t>
       </w:r>
       <w:r>
+        <w:rPr>
+          <w:rFonts w:asciiTheme="minorHAnsi" w:hAnsiTheme="minorHAnsi" w:cstheme="minorHAnsi"/>
+          <w:sz w:val="24"/>
+          <w:szCs w:val="24"/>
+        </w:rPr>
         <w:t xml:space="preserve"> vs </w:t>
       </w:r>
       <w:r>
         <w:rPr>
           <w:rStyle w:val="HTMLCode"/>
+          <w:rFonts w:asciiTheme="minorHAnsi" w:hAnsiTheme="minorHAnsi" w:cstheme="minorHAnsi"/>
+          <w:sz w:val="24"/>
+          <w:szCs w:val="24"/>
         </w:rPr>
         <w:t>unknown</w:t>
       </w:r>
       <w:r>
+        <w:rPr>
+          <w:rFonts w:asciiTheme="minorHAnsi" w:hAnsiTheme="minorHAnsi" w:cstheme="minorHAnsi"/>
+          <w:sz w:val="24"/>
+          <w:szCs w:val="24"/>
+        </w:rPr>
         <w:t xml:space="preserve"> in TypeScript</w:t>
       </w:r>
     </w:p>
     <w:p>
       <w:pPr>
         <w:pStyle w:val="NormalWeb"/>
-      </w:pPr>
-      <w:r>
+        <w:rPr>
+          <w:rFonts w:asciiTheme="minorHAnsi" w:hAnsiTheme="minorHAnsi" w:cstheme="minorHAnsi"/>
+        </w:rPr>
+      </w:pPr>
+      <w:r>
+        <w:rPr>
+          <w:rFonts w:asciiTheme="minorHAnsi" w:hAnsiTheme="minorHAnsi" w:cstheme="minorHAnsi"/>
+        </w:rPr>
         <w:t xml:space="preserve">Both </w:t>
       </w:r>
       <w:r>
         <w:rPr>
           <w:rStyle w:val="HTMLCode"/>
+          <w:rFonts w:asciiTheme="minorHAnsi" w:hAnsiTheme="minorHAnsi" w:cstheme="minorHAnsi"/>
+          <w:sz w:val="24"/>
+          <w:szCs w:val="24"/>
         </w:rPr>
         <w:t>any</w:t>
       </w:r>
       <w:r>
+        <w:rPr>
+          <w:rFonts w:asciiTheme="minorHAnsi" w:hAnsiTheme="minorHAnsi" w:cstheme="minorHAnsi"/>
+        </w:rPr>
         <w:t xml:space="preserve"> and </w:t>
       </w:r>
       <w:r>
         <w:rPr>
           <w:rStyle w:val="HTMLCode"/>
+          <w:rFonts w:asciiTheme="minorHAnsi" w:hAnsiTheme="minorHAnsi" w:cstheme="minorHAnsi"/>
+          <w:sz w:val="24"/>
+          <w:szCs w:val="24"/>
         </w:rPr>
         <w:t>unknown</w:t>
       </w:r>
       <w:r>
+        <w:rPr>
+          <w:rFonts w:asciiTheme="minorHAnsi" w:hAnsiTheme="minorHAnsi" w:cstheme="minorHAnsi"/>
+        </w:rPr>
         <w:t xml:space="preserve"> can hold </w:t>
       </w:r>
       <w:r>
         <w:rPr>
           <w:rStyle w:val="Strong"/>
+          <w:rFonts w:asciiTheme="minorHAnsi" w:hAnsiTheme="minorHAnsi" w:cstheme="minorHAnsi"/>
         </w:rPr>
         <w:t>any value</w:t>
       </w:r>
       <w:r>
+        <w:rPr>
+          <w:rFonts w:asciiTheme="minorHAnsi" w:hAnsiTheme="minorHAnsi" w:cstheme="minorHAnsi"/>
+        </w:rPr>
         <w:t>.</w:t>
       </w:r>
     </w:p>
     <w:p>
       <w:pPr>
         <w:pStyle w:val="NormalWeb"/>
-      </w:pPr>
-      <w:r>
+        <w:rPr>
+          <w:rFonts w:asciiTheme="minorHAnsi" w:hAnsiTheme="minorHAnsi" w:cstheme="minorHAnsi"/>
+        </w:rPr>
+      </w:pPr>
+      <w:r>
+        <w:rPr>
+          <w:rFonts w:asciiTheme="minorHAnsi" w:hAnsiTheme="minorHAnsi" w:cstheme="minorHAnsi"/>
+        </w:rPr>
         <w:t>But the big difference is:</w:t>
       </w:r>
     </w:p>
